--- a/NOTES/3. SYSTEM_DESIGN.docx
+++ b/NOTES/3. SYSTEM_DESIGN.docx
@@ -1402,10 +1402,7 @@
     </w:p>
     <w:p>
       <w:r>
-        <w:t xml:space="preserve">So, </w:t>
-      </w:r>
-      <w:r>
-        <w:t>Sharding = Horizontal Partitioning ONLY</w:t>
+        <w:t>So, Sharding = Horizontal Partitioning ONLY</w:t>
       </w:r>
       <w:r>
         <w:t>.</w:t>
@@ -1807,7 +1804,7 @@
     <w:p>
       <w:r>
         <w:pict w14:anchorId="7EB2672B">
-          <v:rect id="_x0000_i1061" style="width:0;height:1.5pt" o:hralign="center" o:hrstd="t" o:hr="t" fillcolor="#a0a0a0" stroked="f"/>
+          <v:rect id="_x0000_i1025" style="width:0;height:1.5pt" o:hralign="center" o:hrstd="t" o:hr="t" fillcolor="#a0a0a0" stroked="f"/>
         </w:pict>
       </w:r>
     </w:p>
@@ -1862,7 +1859,7 @@
     <w:p>
       <w:r>
         <w:pict w14:anchorId="1D2CC659">
-          <v:rect id="_x0000_i1062" style="width:0;height:1.5pt" o:hralign="center" o:hrstd="t" o:hr="t" fillcolor="#a0a0a0" stroked="f"/>
+          <v:rect id="_x0000_i1026" style="width:0;height:1.5pt" o:hralign="center" o:hrstd="t" o:hr="t" fillcolor="#a0a0a0" stroked="f"/>
         </w:pict>
       </w:r>
     </w:p>
@@ -1934,7 +1931,7 @@
     <w:p>
       <w:r>
         <w:pict w14:anchorId="59C20332">
-          <v:rect id="_x0000_i1063" style="width:0;height:1.5pt" o:hralign="center" o:hrstd="t" o:hr="t" fillcolor="#a0a0a0" stroked="f"/>
+          <v:rect id="_x0000_i1027" style="width:0;height:1.5pt" o:hralign="center" o:hrstd="t" o:hr="t" fillcolor="#a0a0a0" stroked="f"/>
         </w:pict>
       </w:r>
     </w:p>
@@ -2000,7 +1997,7 @@
     <w:p>
       <w:r>
         <w:pict w14:anchorId="03017E38">
-          <v:rect id="_x0000_i1064" style="width:0;height:1.5pt" o:hralign="center" o:hrstd="t" o:hr="t" fillcolor="#a0a0a0" stroked="f"/>
+          <v:rect id="_x0000_i1028" style="width:0;height:1.5pt" o:hralign="center" o:hrstd="t" o:hr="t" fillcolor="#a0a0a0" stroked="f"/>
         </w:pict>
       </w:r>
     </w:p>
@@ -2044,7 +2041,7 @@
     <w:p>
       <w:r>
         <w:pict w14:anchorId="6B53D0C8">
-          <v:rect id="_x0000_i1065" style="width:0;height:1.5pt" o:hralign="center" o:hrstd="t" o:hr="t" fillcolor="#a0a0a0" stroked="f"/>
+          <v:rect id="_x0000_i1029" style="width:0;height:1.5pt" o:hralign="center" o:hrstd="t" o:hr="t" fillcolor="#a0a0a0" stroked="f"/>
         </w:pict>
       </w:r>
     </w:p>
@@ -2089,7 +2086,7 @@
     <w:p>
       <w:r>
         <w:pict w14:anchorId="097D6978">
-          <v:rect id="_x0000_i1066" style="width:0;height:1.5pt" o:hralign="center" o:hrstd="t" o:hr="t" fillcolor="#a0a0a0" stroked="f"/>
+          <v:rect id="_x0000_i1030" style="width:0;height:1.5pt" o:hralign="center" o:hrstd="t" o:hr="t" fillcolor="#a0a0a0" stroked="f"/>
         </w:pict>
       </w:r>
     </w:p>
@@ -2152,14 +2149,7 @@
           <w:b/>
           <w:bCs/>
         </w:rPr>
-        <w:t xml:space="preserve">Advantage of </w:t>
-      </w:r>
-      <w:r>
-        <w:rPr>
-          <w:b/>
-          <w:bCs/>
-        </w:rPr>
-        <w:t>Key based Sharding:</w:t>
+        <w:t>Advantage of Key based Sharding:</w:t>
       </w:r>
       <w:r>
         <w:rPr>
@@ -2305,16 +2295,7 @@
     </w:p>
     <w:p>
       <w:r>
-        <w:t xml:space="preserve">So, </w:t>
-      </w:r>
-      <w:r>
-        <w:t>“</w:t>
-      </w:r>
-      <w:r>
-        <w:t>t</w:t>
-      </w:r>
-      <w:r>
-        <w:t>he biggest drawback of hash-based sharding is that adding or removing shards requires rehashing and moving large amounts of data.”</w:t>
+        <w:t>So, “the biggest drawback of hash-based sharding is that adding or removing shards requires rehashing and moving large amounts of data.”</w:t>
       </w:r>
     </w:p>
     <w:p>
@@ -2622,7 +2603,7 @@
           <w:bCs/>
         </w:rPr>
         <w:pict w14:anchorId="2FEA30AA">
-          <v:rect id="_x0000_i1085" style="width:0;height:1.5pt" o:hralign="center" o:hrstd="t" o:hr="t" fillcolor="#a0a0a0" stroked="f"/>
+          <v:rect id="_x0000_i1031" style="width:0;height:1.5pt" o:hralign="center" o:hrstd="t" o:hr="t" fillcolor="#a0a0a0" stroked="f"/>
         </w:pict>
       </w:r>
     </w:p>
@@ -2699,7 +2680,7 @@
           <w:bCs/>
         </w:rPr>
         <w:pict w14:anchorId="4659C937">
-          <v:rect id="_x0000_i1086" style="width:0;height:1.5pt" o:hralign="center" o:hrstd="t" o:hr="t" fillcolor="#a0a0a0" stroked="f"/>
+          <v:rect id="_x0000_i1032" style="width:0;height:1.5pt" o:hralign="center" o:hrstd="t" o:hr="t" fillcolor="#a0a0a0" stroked="f"/>
         </w:pict>
       </w:r>
     </w:p>
@@ -2784,7 +2765,7 @@
           <w:bCs/>
         </w:rPr>
         <w:pict w14:anchorId="698705D4">
-          <v:rect id="_x0000_i1101" style="width:0;height:1.5pt" o:hralign="center" o:hrstd="t" o:hr="t" fillcolor="#a0a0a0" stroked="f"/>
+          <v:rect id="_x0000_i1033" style="width:0;height:1.5pt" o:hralign="center" o:hrstd="t" o:hr="t" fillcolor="#a0a0a0" stroked="f"/>
         </w:pict>
       </w:r>
     </w:p>
@@ -2850,7 +2831,7 @@
           <w:bCs/>
         </w:rPr>
         <w:pict w14:anchorId="7BF774A6">
-          <v:rect id="_x0000_i1102" style="width:0;height:1.5pt" o:hralign="center" o:hrstd="t" o:hr="t" fillcolor="#a0a0a0" stroked="f"/>
+          <v:rect id="_x0000_i1034" style="width:0;height:1.5pt" o:hralign="center" o:hrstd="t" o:hr="t" fillcolor="#a0a0a0" stroked="f"/>
         </w:pict>
       </w:r>
     </w:p>
@@ -2917,7 +2898,904 @@
         <w:t>Possible consistency issues if mapping becomes outdated</w:t>
       </w:r>
     </w:p>
+    <w:p>
+      <w:pPr>
+        <w:pBdr>
+          <w:bottom w:val="single" w:sz="12" w:space="1" w:color="auto"/>
+        </w:pBdr>
+      </w:pPr>
+    </w:p>
     <w:p/>
+    <w:p/>
+    <w:p>
+      <w:pPr>
+        <w:jc w:val="both"/>
+        <w:rPr>
+          <w:b/>
+          <w:bCs/>
+        </w:rPr>
+      </w:pPr>
+      <w:r>
+        <w:rPr>
+          <w:b/>
+          <w:bCs/>
+          <w:highlight w:val="yellow"/>
+        </w:rPr>
+        <w:t>CAP Theorem:</w:t>
+      </w:r>
+    </w:p>
+    <w:p>
+      <w:pPr>
+        <w:jc w:val="both"/>
+      </w:pPr>
+      <w:r>
+        <w:t>https://www.youtube.com/watch?v=rb2R5I9S5d8</w:t>
+      </w:r>
+    </w:p>
+    <w:p>
+      <w:pPr>
+        <w:jc w:val="both"/>
+      </w:pPr>
+      <w:r>
+        <w:t>C = Consistency</w:t>
+      </w:r>
+    </w:p>
+    <w:p>
+      <w:pPr>
+        <w:jc w:val="both"/>
+      </w:pPr>
+      <w:r>
+        <w:t>A = Availability</w:t>
+      </w:r>
+    </w:p>
+    <w:p>
+      <w:pPr>
+        <w:jc w:val="both"/>
+      </w:pPr>
+      <w:r>
+        <w:t>P = Partition Tolerance</w:t>
+      </w:r>
+    </w:p>
+    <w:p>
+      <w:pPr>
+        <w:jc w:val="both"/>
+      </w:pPr>
+    </w:p>
+    <w:p>
+      <w:pPr>
+        <w:jc w:val="both"/>
+      </w:pPr>
+      <w:r>
+        <w:rPr>
+          <w:b/>
+          <w:bCs/>
+        </w:rPr>
+        <w:t>Consistency</w:t>
+      </w:r>
+      <w:r>
+        <w:t xml:space="preserve"> means data should be same in sync for all users.</w:t>
+      </w:r>
+    </w:p>
+    <w:p>
+      <w:pPr>
+        <w:jc w:val="both"/>
+      </w:pPr>
+      <w:r>
+        <w:t xml:space="preserve">For Example, </w:t>
+      </w:r>
+    </w:p>
+    <w:p>
+      <w:pPr>
+        <w:jc w:val="both"/>
+      </w:pPr>
+      <w:r>
+        <w:t>I and my wife both have logged in the XYZ bank website at the same time in our individual laptops. We both have common joint account.</w:t>
+      </w:r>
+    </w:p>
+    <w:p>
+      <w:pPr>
+        <w:jc w:val="both"/>
+      </w:pPr>
+      <w:r>
+        <w:t>I can see the current bank balance = 10000</w:t>
+      </w:r>
+    </w:p>
+    <w:p>
+      <w:pPr>
+        <w:jc w:val="both"/>
+      </w:pPr>
+      <w:r>
+        <w:t>She can see the current bank balance = 10000</w:t>
+      </w:r>
+    </w:p>
+    <w:p>
+      <w:pPr>
+        <w:jc w:val="both"/>
+      </w:pPr>
+    </w:p>
+    <w:p>
+      <w:pPr>
+        <w:jc w:val="both"/>
+      </w:pPr>
+      <w:r>
+        <w:t>Now, I spent INR 1000 in online shopping and paid by my net banking.</w:t>
+      </w:r>
+    </w:p>
+    <w:p>
+      <w:pPr>
+        <w:jc w:val="both"/>
+      </w:pPr>
+      <w:r>
+        <w:t>Again, I can see the current bank balance = 9000</w:t>
+      </w:r>
+    </w:p>
+    <w:p>
+      <w:pPr>
+        <w:jc w:val="both"/>
+      </w:pPr>
+      <w:r>
+        <w:t>She can see the current bank balance = 9000</w:t>
+      </w:r>
+    </w:p>
+    <w:p>
+      <w:pPr>
+        <w:jc w:val="both"/>
+      </w:pPr>
+      <w:r>
+        <w:t>This is Consistency.</w:t>
+      </w:r>
+    </w:p>
+    <w:p>
+      <w:pPr>
+        <w:jc w:val="both"/>
+      </w:pPr>
+    </w:p>
+    <w:p>
+      <w:pPr>
+        <w:jc w:val="both"/>
+      </w:pPr>
+    </w:p>
+    <w:p>
+      <w:pPr>
+        <w:jc w:val="both"/>
+      </w:pPr>
+      <w:r>
+        <w:t>If I see the current bank balance = 9000</w:t>
+      </w:r>
+    </w:p>
+    <w:p>
+      <w:pPr>
+        <w:jc w:val="both"/>
+      </w:pPr>
+      <w:r>
+        <w:t>But she still sees the current bank balance = 10000</w:t>
+      </w:r>
+    </w:p>
+    <w:p>
+      <w:pPr>
+        <w:jc w:val="both"/>
+      </w:pPr>
+      <w:r>
+        <w:t>Then this is called inconsistency.</w:t>
+      </w:r>
+    </w:p>
+    <w:p>
+      <w:pPr>
+        <w:jc w:val="both"/>
+      </w:pPr>
+    </w:p>
+    <w:p>
+      <w:pPr>
+        <w:jc w:val="both"/>
+      </w:pPr>
+      <w:r>
+        <w:rPr>
+          <w:b/>
+          <w:bCs/>
+        </w:rPr>
+        <w:t>Availability</w:t>
+      </w:r>
+      <w:r>
+        <w:t xml:space="preserve"> </w:t>
+      </w:r>
+      <w:r>
+        <w:t>means the system always responds to every request, even if the data returned is not the most recent.</w:t>
+      </w:r>
+      <w:r>
+        <w:t xml:space="preserve"> </w:t>
+      </w:r>
+      <w:r>
+        <w:t>For Example, Google is always available.</w:t>
+      </w:r>
+    </w:p>
+    <w:p>
+      <w:pPr>
+        <w:jc w:val="both"/>
+        <w:rPr>
+          <w:b/>
+          <w:bCs/>
+        </w:rPr>
+      </w:pPr>
+    </w:p>
+    <w:p>
+      <w:pPr>
+        <w:jc w:val="both"/>
+      </w:pPr>
+      <w:r>
+        <w:rPr>
+          <w:b/>
+          <w:bCs/>
+        </w:rPr>
+        <w:t>Partition</w:t>
+      </w:r>
+      <w:r>
+        <w:t xml:space="preserve"> </w:t>
+      </w:r>
+      <w:r>
+        <w:t>means a network failure where nodes in a distributed system cannot communicate with each other.</w:t>
+      </w:r>
+    </w:p>
+    <w:p>
+      <w:pPr>
+        <w:jc w:val="both"/>
+      </w:pPr>
+      <w:r>
+        <w:rPr>
+          <w:b/>
+          <w:bCs/>
+        </w:rPr>
+        <w:t>Partition Tolerance</w:t>
+      </w:r>
+      <w:r>
+        <w:t xml:space="preserve"> means the system continues to operate despite such network failures.</w:t>
+      </w:r>
+    </w:p>
+    <w:p>
+      <w:pPr>
+        <w:jc w:val="both"/>
+        <w:rPr>
+          <w:b/>
+          <w:bCs/>
+        </w:rPr>
+      </w:pPr>
+    </w:p>
+    <w:p>
+      <w:pPr>
+        <w:jc w:val="both"/>
+      </w:pPr>
+      <w:r>
+        <w:rPr>
+          <w:b/>
+          <w:bCs/>
+        </w:rPr>
+        <w:t>CAP theorem</w:t>
+      </w:r>
+      <w:r>
+        <w:t xml:space="preserve"> states that in a distributed system, when a network partition occurs, the system must choose between Consistency and Availability. Partition tolerance is assumed because network failures are </w:t>
+      </w:r>
+      <w:r>
+        <w:t>unavoidable</w:t>
+      </w:r>
+      <w:r>
+        <w:t>.</w:t>
+      </w:r>
+    </w:p>
+    <w:p>
+      <w:pPr>
+        <w:jc w:val="both"/>
+      </w:pPr>
+    </w:p>
+    <w:p>
+      <w:pPr>
+        <w:jc w:val="both"/>
+        <w:rPr>
+          <w:b/>
+          <w:bCs/>
+        </w:rPr>
+      </w:pPr>
+      <w:r>
+        <w:rPr>
+          <w:b/>
+          <w:bCs/>
+        </w:rPr>
+        <w:t xml:space="preserve">During normal operation → </w:t>
+      </w:r>
+      <w:r>
+        <w:t>CA is possible</w:t>
+      </w:r>
+      <w:r>
+        <w:t>.</w:t>
+      </w:r>
+    </w:p>
+    <w:p>
+      <w:pPr>
+        <w:jc w:val="both"/>
+      </w:pPr>
+      <w:r>
+        <w:rPr>
+          <w:b/>
+          <w:bCs/>
+        </w:rPr>
+        <w:t xml:space="preserve">During network failure → </w:t>
+      </w:r>
+      <w:r>
+        <w:t>choose C or A</w:t>
+      </w:r>
+    </w:p>
+    <w:p>
+      <w:pPr>
+        <w:jc w:val="center"/>
+      </w:pPr>
+    </w:p>
+    <w:p>
+      <w:pPr>
+        <w:jc w:val="center"/>
+      </w:pPr>
+      <w:r>
+        <w:rPr>
+          <w:noProof/>
+        </w:rPr>
+        <w:drawing>
+          <wp:inline distT="0" distB="0" distL="0" distR="0" wp14:anchorId="4842AE3A" wp14:editId="5F02599C">
+            <wp:extent cx="2655736" cy="2679065"/>
+            <wp:effectExtent l="0" t="0" r="0" b="6985"/>
+            <wp:docPr id="761508005" name="Picture 1"/>
+            <wp:cNvGraphicFramePr>
+              <a:graphicFrameLocks xmlns:a="http://schemas.openxmlformats.org/drawingml/2006/main" noChangeAspect="1"/>
+            </wp:cNvGraphicFramePr>
+            <a:graphic xmlns:a="http://schemas.openxmlformats.org/drawingml/2006/main">
+              <a:graphicData uri="http://schemas.openxmlformats.org/drawingml/2006/picture">
+                <pic:pic xmlns:pic="http://schemas.openxmlformats.org/drawingml/2006/picture">
+                  <pic:nvPicPr>
+                    <pic:cNvPr id="0" name="Picture 11"/>
+                    <pic:cNvPicPr>
+                      <a:picLocks noChangeAspect="1" noChangeArrowheads="1"/>
+                    </pic:cNvPicPr>
+                  </pic:nvPicPr>
+                  <pic:blipFill>
+                    <a:blip r:embed="rId7">
+                      <a:extLst>
+                        <a:ext uri="{28A0092B-C50C-407E-A947-70E740481C1C}">
+                          <a14:useLocalDpi xmlns:a14="http://schemas.microsoft.com/office/drawing/2010/main" val="0"/>
+                        </a:ext>
+                      </a:extLst>
+                    </a:blip>
+                    <a:srcRect/>
+                    <a:stretch>
+                      <a:fillRect/>
+                    </a:stretch>
+                  </pic:blipFill>
+                  <pic:spPr bwMode="auto">
+                    <a:xfrm>
+                      <a:off x="0" y="0"/>
+                      <a:ext cx="2660765" cy="2684138"/>
+                    </a:xfrm>
+                    <a:prstGeom prst="rect">
+                      <a:avLst/>
+                    </a:prstGeom>
+                    <a:noFill/>
+                    <a:ln>
+                      <a:noFill/>
+                    </a:ln>
+                  </pic:spPr>
+                </pic:pic>
+              </a:graphicData>
+            </a:graphic>
+          </wp:inline>
+        </w:drawing>
+      </w:r>
+    </w:p>
+    <w:p>
+      <w:pPr>
+        <w:jc w:val="center"/>
+      </w:pPr>
+    </w:p>
+    <w:p>
+      <w:pPr>
+        <w:jc w:val="both"/>
+      </w:pPr>
+      <w:r>
+        <w:lastRenderedPageBreak/>
+        <w:t xml:space="preserve">If a system provides both Consistency and Availability, it typically assumes that no network partition has occurred. </w:t>
+      </w:r>
+    </w:p>
+    <w:p>
+      <w:pPr>
+        <w:jc w:val="both"/>
+      </w:pPr>
+      <w:r>
+        <w:t>“CAP trade-off only applies during network partitions; otherwise, a system can have both consistency and availability.”</w:t>
+      </w:r>
+    </w:p>
+    <w:p>
+      <w:pPr>
+        <w:jc w:val="both"/>
+      </w:pPr>
+      <w:r>
+        <w:t xml:space="preserve">In real distributed systems, partitions are </w:t>
+      </w:r>
+      <w:r>
+        <w:t>u</w:t>
+      </w:r>
+      <w:r>
+        <w:t>n</w:t>
+      </w:r>
+      <w:r>
+        <w:t>avoid</w:t>
+      </w:r>
+      <w:r>
+        <w:t>able, so Partition Tolerance is required.</w:t>
+      </w:r>
+      <w:r>
+        <w:br/>
+        <w:t>When a partition happens, the system must choose between Consistency and Availability.</w:t>
+      </w:r>
+      <w:r>
+        <w:t xml:space="preserve"> </w:t>
+      </w:r>
+      <w:r>
+        <w:t>Therefore, system designers choose between CP and AP based on business requirements.</w:t>
+      </w:r>
+    </w:p>
+    <w:p>
+      <w:pPr>
+        <w:jc w:val="both"/>
+      </w:pPr>
+      <w:r>
+        <w:t>For example,</w:t>
+      </w:r>
+    </w:p>
+    <w:tbl>
+      <w:tblPr>
+        <w:tblStyle w:val="TableGrid"/>
+        <w:tblW w:w="0" w:type="auto"/>
+        <w:tblLook w:val="04A0" w:firstRow="1" w:lastRow="0" w:firstColumn="1" w:lastColumn="0" w:noHBand="0" w:noVBand="1"/>
+      </w:tblPr>
+      <w:tblGrid>
+        <w:gridCol w:w="3677"/>
+        <w:gridCol w:w="722"/>
+        <w:gridCol w:w="4617"/>
+      </w:tblGrid>
+      <w:tr>
+        <w:tc>
+          <w:tcPr>
+            <w:tcW w:w="3865" w:type="dxa"/>
+          </w:tcPr>
+          <w:p>
+            <w:pPr>
+              <w:jc w:val="both"/>
+              <w:rPr>
+                <w:b/>
+                <w:bCs/>
+              </w:rPr>
+            </w:pPr>
+            <w:r>
+              <w:rPr>
+                <w:b/>
+                <w:bCs/>
+              </w:rPr>
+              <w:t>System</w:t>
+            </w:r>
+          </w:p>
+        </w:tc>
+        <w:tc>
+          <w:tcPr>
+            <w:tcW w:w="270" w:type="dxa"/>
+          </w:tcPr>
+          <w:p>
+            <w:pPr>
+              <w:jc w:val="both"/>
+              <w:rPr>
+                <w:b/>
+                <w:bCs/>
+              </w:rPr>
+            </w:pPr>
+            <w:r>
+              <w:rPr>
+                <w:b/>
+                <w:bCs/>
+              </w:rPr>
+              <w:t>Type</w:t>
+            </w:r>
+          </w:p>
+        </w:tc>
+        <w:tc>
+          <w:tcPr>
+            <w:tcW w:w="4881" w:type="dxa"/>
+          </w:tcPr>
+          <w:p>
+            <w:pPr>
+              <w:jc w:val="both"/>
+              <w:rPr>
+                <w:b/>
+                <w:bCs/>
+              </w:rPr>
+            </w:pPr>
+            <w:r>
+              <w:rPr>
+                <w:b/>
+                <w:bCs/>
+              </w:rPr>
+              <w:t>Reason</w:t>
+            </w:r>
+          </w:p>
+        </w:tc>
+      </w:tr>
+      <w:tr>
+        <w:tc>
+          <w:tcPr>
+            <w:tcW w:w="3865" w:type="dxa"/>
+          </w:tcPr>
+          <w:p>
+            <w:pPr>
+              <w:jc w:val="both"/>
+            </w:pPr>
+            <w:r>
+              <w:t>Blogs Website</w:t>
+            </w:r>
+            <w:r>
+              <w:t xml:space="preserve"> (</w:t>
+            </w:r>
+            <w:r>
+              <w:t>You</w:t>
+            </w:r>
+            <w:r>
+              <w:t>T</w:t>
+            </w:r>
+            <w:r>
+              <w:t>ube</w:t>
+            </w:r>
+            <w:r>
+              <w:t>)</w:t>
+            </w:r>
+          </w:p>
+        </w:tc>
+        <w:tc>
+          <w:tcPr>
+            <w:tcW w:w="270" w:type="dxa"/>
+          </w:tcPr>
+          <w:p>
+            <w:pPr>
+              <w:jc w:val="both"/>
+            </w:pPr>
+            <w:r>
+              <w:t>AP</w:t>
+            </w:r>
+          </w:p>
+        </w:tc>
+        <w:tc>
+          <w:tcPr>
+            <w:tcW w:w="4881" w:type="dxa"/>
+          </w:tcPr>
+          <w:p>
+            <w:pPr>
+              <w:jc w:val="both"/>
+            </w:pPr>
+            <w:r>
+              <w:t>Always available, slight delay OK</w:t>
+            </w:r>
+            <w:r>
+              <w:t>.</w:t>
+            </w:r>
+          </w:p>
+        </w:tc>
+      </w:tr>
+      <w:tr>
+        <w:tc>
+          <w:tcPr>
+            <w:tcW w:w="3865" w:type="dxa"/>
+          </w:tcPr>
+          <w:p>
+            <w:pPr>
+              <w:jc w:val="both"/>
+            </w:pPr>
+            <w:r>
+              <w:t>Multiplayer online games</w:t>
+            </w:r>
+            <w:r>
+              <w:t xml:space="preserve"> (</w:t>
+            </w:r>
+            <w:r>
+              <w:t>PUBG</w:t>
+            </w:r>
+            <w:r>
+              <w:t>)</w:t>
+            </w:r>
+          </w:p>
+        </w:tc>
+        <w:tc>
+          <w:tcPr>
+            <w:tcW w:w="270" w:type="dxa"/>
+          </w:tcPr>
+          <w:p>
+            <w:pPr>
+              <w:jc w:val="both"/>
+            </w:pPr>
+            <w:r>
+              <w:t>AP</w:t>
+            </w:r>
+          </w:p>
+        </w:tc>
+        <w:tc>
+          <w:tcPr>
+            <w:tcW w:w="4881" w:type="dxa"/>
+          </w:tcPr>
+          <w:p>
+            <w:pPr>
+              <w:jc w:val="both"/>
+            </w:pPr>
+            <w:r>
+              <w:t>Real-time response more important</w:t>
+            </w:r>
+            <w:r>
+              <w:t>.</w:t>
+            </w:r>
+          </w:p>
+        </w:tc>
+      </w:tr>
+      <w:tr>
+        <w:tc>
+          <w:tcPr>
+            <w:tcW w:w="3865" w:type="dxa"/>
+          </w:tcPr>
+          <w:p>
+            <w:pPr>
+              <w:jc w:val="both"/>
+            </w:pPr>
+            <w:r>
+              <w:t>Chat Application</w:t>
+            </w:r>
+            <w:r>
+              <w:t xml:space="preserve"> (</w:t>
+            </w:r>
+            <w:r>
+              <w:t>Whats</w:t>
+            </w:r>
+            <w:r>
+              <w:t>App)</w:t>
+            </w:r>
+          </w:p>
+          <w:p>
+            <w:pPr>
+              <w:jc w:val="both"/>
+            </w:pPr>
+          </w:p>
+        </w:tc>
+        <w:tc>
+          <w:tcPr>
+            <w:tcW w:w="270" w:type="dxa"/>
+          </w:tcPr>
+          <w:p>
+            <w:pPr>
+              <w:jc w:val="both"/>
+            </w:pPr>
+            <w:r>
+              <w:t>AP</w:t>
+            </w:r>
+          </w:p>
+        </w:tc>
+        <w:tc>
+          <w:tcPr>
+            <w:tcW w:w="4881" w:type="dxa"/>
+          </w:tcPr>
+          <w:p>
+            <w:pPr>
+              <w:jc w:val="both"/>
+            </w:pPr>
+            <w:r>
+              <w:t>Eventual consistency acceptable</w:t>
+            </w:r>
+            <w:r>
+              <w:t>.</w:t>
+            </w:r>
+          </w:p>
+        </w:tc>
+      </w:tr>
+      <w:tr>
+        <w:tc>
+          <w:tcPr>
+            <w:tcW w:w="3865" w:type="dxa"/>
+          </w:tcPr>
+          <w:p>
+            <w:pPr>
+              <w:jc w:val="both"/>
+            </w:pPr>
+            <w:r>
+              <w:t>Video streaming sites</w:t>
+            </w:r>
+            <w:r>
+              <w:t xml:space="preserve"> (</w:t>
+            </w:r>
+            <w:r>
+              <w:t>Netflix</w:t>
+            </w:r>
+            <w:r>
+              <w:t>)</w:t>
+            </w:r>
+          </w:p>
+        </w:tc>
+        <w:tc>
+          <w:tcPr>
+            <w:tcW w:w="270" w:type="dxa"/>
+          </w:tcPr>
+          <w:p>
+            <w:pPr>
+              <w:jc w:val="both"/>
+            </w:pPr>
+            <w:r>
+              <w:t>AP</w:t>
+            </w:r>
+          </w:p>
+        </w:tc>
+        <w:tc>
+          <w:tcPr>
+            <w:tcW w:w="4881" w:type="dxa"/>
+          </w:tcPr>
+          <w:p>
+            <w:pPr>
+              <w:jc w:val="both"/>
+            </w:pPr>
+            <w:r>
+              <w:t>Availability over freshness</w:t>
+            </w:r>
+            <w:r>
+              <w:t>.</w:t>
+            </w:r>
+          </w:p>
+        </w:tc>
+      </w:tr>
+      <w:tr>
+        <w:tc>
+          <w:tcPr>
+            <w:tcW w:w="3865" w:type="dxa"/>
+          </w:tcPr>
+          <w:p>
+            <w:pPr>
+              <w:jc w:val="both"/>
+            </w:pPr>
+            <w:r>
+              <w:t>Ticket Booking System</w:t>
+            </w:r>
+            <w:r>
+              <w:t xml:space="preserve"> (</w:t>
+            </w:r>
+            <w:r>
+              <w:t>IRCTC</w:t>
+            </w:r>
+            <w:r>
+              <w:t>)</w:t>
+            </w:r>
+          </w:p>
+        </w:tc>
+        <w:tc>
+          <w:tcPr>
+            <w:tcW w:w="270" w:type="dxa"/>
+          </w:tcPr>
+          <w:p>
+            <w:pPr>
+              <w:jc w:val="both"/>
+            </w:pPr>
+            <w:r>
+              <w:t>CP</w:t>
+            </w:r>
+          </w:p>
+        </w:tc>
+        <w:tc>
+          <w:tcPr>
+            <w:tcW w:w="4881" w:type="dxa"/>
+          </w:tcPr>
+          <w:p>
+            <w:pPr>
+              <w:jc w:val="both"/>
+            </w:pPr>
+            <w:r>
+              <w:t>Avoid double booking</w:t>
+            </w:r>
+            <w:r>
+              <w:t>.</w:t>
+            </w:r>
+          </w:p>
+        </w:tc>
+      </w:tr>
+      <w:tr>
+        <w:tc>
+          <w:tcPr>
+            <w:tcW w:w="3865" w:type="dxa"/>
+          </w:tcPr>
+          <w:p>
+            <w:pPr>
+              <w:jc w:val="both"/>
+            </w:pPr>
+            <w:r>
+              <w:t>Stock Trading Platform</w:t>
+            </w:r>
+            <w:r>
+              <w:t xml:space="preserve"> (</w:t>
+            </w:r>
+            <w:proofErr w:type="spellStart"/>
+            <w:r>
+              <w:t>Zerodha</w:t>
+            </w:r>
+            <w:proofErr w:type="spellEnd"/>
+            <w:r>
+              <w:t>)</w:t>
+            </w:r>
+          </w:p>
+        </w:tc>
+        <w:tc>
+          <w:tcPr>
+            <w:tcW w:w="270" w:type="dxa"/>
+          </w:tcPr>
+          <w:p>
+            <w:pPr>
+              <w:jc w:val="both"/>
+            </w:pPr>
+            <w:r>
+              <w:t>CP</w:t>
+            </w:r>
+          </w:p>
+        </w:tc>
+        <w:tc>
+          <w:tcPr>
+            <w:tcW w:w="4881" w:type="dxa"/>
+          </w:tcPr>
+          <w:p>
+            <w:pPr>
+              <w:jc w:val="both"/>
+            </w:pPr>
+            <w:r>
+              <w:t>Financial correctness critical</w:t>
+            </w:r>
+          </w:p>
+        </w:tc>
+      </w:tr>
+      <w:tr>
+        <w:tc>
+          <w:tcPr>
+            <w:tcW w:w="3865" w:type="dxa"/>
+          </w:tcPr>
+          <w:p>
+            <w:pPr>
+              <w:jc w:val="both"/>
+            </w:pPr>
+            <w:r>
+              <w:t>Net Banking</w:t>
+            </w:r>
+          </w:p>
+        </w:tc>
+        <w:tc>
+          <w:tcPr>
+            <w:tcW w:w="270" w:type="dxa"/>
+          </w:tcPr>
+          <w:p>
+            <w:pPr>
+              <w:jc w:val="both"/>
+            </w:pPr>
+            <w:r>
+              <w:t>CP</w:t>
+            </w:r>
+          </w:p>
+        </w:tc>
+        <w:tc>
+          <w:tcPr>
+            <w:tcW w:w="4881" w:type="dxa"/>
+          </w:tcPr>
+          <w:p>
+            <w:pPr>
+              <w:jc w:val="both"/>
+            </w:pPr>
+            <w:r>
+              <w:t>Strong consistency required</w:t>
+            </w:r>
+          </w:p>
+        </w:tc>
+      </w:tr>
+    </w:tbl>
+    <w:p>
+      <w:pPr>
+        <w:jc w:val="both"/>
+      </w:pPr>
+    </w:p>
     <w:sectPr>
       <w:pgSz w:w="11906" w:h="16838"/>
       <w:pgMar w:top="1440" w:right="1440" w:bottom="1440" w:left="1440" w:header="708" w:footer="708" w:gutter="0"/>
@@ -6168,6 +7046,155 @@
     </w:lvl>
   </w:abstractNum>
   <w:abstractNum w:abstractNumId="24" w15:restartNumberingAfterBreak="0">
+    <w:nsid w:val="53CA2B95"/>
+    <w:multiLevelType w:val="multilevel"/>
+    <w:tmpl w:val="706407C8"/>
+    <w:lvl w:ilvl="0">
+      <w:start w:val="1"/>
+      <w:numFmt w:val="bullet"/>
+      <w:lvlText w:val=""/>
+      <w:lvlJc w:val="left"/>
+      <w:pPr>
+        <w:tabs>
+          <w:tab w:val="num" w:pos="720"/>
+        </w:tabs>
+        <w:ind w:left="720" w:hanging="360"/>
+      </w:pPr>
+      <w:rPr>
+        <w:rFonts w:ascii="Symbol" w:hAnsi="Symbol" w:hint="default"/>
+        <w:sz w:val="20"/>
+      </w:rPr>
+    </w:lvl>
+    <w:lvl w:ilvl="1" w:tentative="1">
+      <w:start w:val="1"/>
+      <w:numFmt w:val="bullet"/>
+      <w:lvlText w:val="o"/>
+      <w:lvlJc w:val="left"/>
+      <w:pPr>
+        <w:tabs>
+          <w:tab w:val="num" w:pos="1440"/>
+        </w:tabs>
+        <w:ind w:left="1440" w:hanging="360"/>
+      </w:pPr>
+      <w:rPr>
+        <w:rFonts w:ascii="Courier New" w:hAnsi="Courier New" w:hint="default"/>
+        <w:sz w:val="20"/>
+      </w:rPr>
+    </w:lvl>
+    <w:lvl w:ilvl="2" w:tentative="1">
+      <w:start w:val="1"/>
+      <w:numFmt w:val="bullet"/>
+      <w:lvlText w:val=""/>
+      <w:lvlJc w:val="left"/>
+      <w:pPr>
+        <w:tabs>
+          <w:tab w:val="num" w:pos="2160"/>
+        </w:tabs>
+        <w:ind w:left="2160" w:hanging="360"/>
+      </w:pPr>
+      <w:rPr>
+        <w:rFonts w:ascii="Wingdings" w:hAnsi="Wingdings" w:hint="default"/>
+        <w:sz w:val="20"/>
+      </w:rPr>
+    </w:lvl>
+    <w:lvl w:ilvl="3" w:tentative="1">
+      <w:start w:val="1"/>
+      <w:numFmt w:val="bullet"/>
+      <w:lvlText w:val=""/>
+      <w:lvlJc w:val="left"/>
+      <w:pPr>
+        <w:tabs>
+          <w:tab w:val="num" w:pos="2880"/>
+        </w:tabs>
+        <w:ind w:left="2880" w:hanging="360"/>
+      </w:pPr>
+      <w:rPr>
+        <w:rFonts w:ascii="Wingdings" w:hAnsi="Wingdings" w:hint="default"/>
+        <w:sz w:val="20"/>
+      </w:rPr>
+    </w:lvl>
+    <w:lvl w:ilvl="4" w:tentative="1">
+      <w:start w:val="1"/>
+      <w:numFmt w:val="bullet"/>
+      <w:lvlText w:val=""/>
+      <w:lvlJc w:val="left"/>
+      <w:pPr>
+        <w:tabs>
+          <w:tab w:val="num" w:pos="3600"/>
+        </w:tabs>
+        <w:ind w:left="3600" w:hanging="360"/>
+      </w:pPr>
+      <w:rPr>
+        <w:rFonts w:ascii="Wingdings" w:hAnsi="Wingdings" w:hint="default"/>
+        <w:sz w:val="20"/>
+      </w:rPr>
+    </w:lvl>
+    <w:lvl w:ilvl="5" w:tentative="1">
+      <w:start w:val="1"/>
+      <w:numFmt w:val="bullet"/>
+      <w:lvlText w:val=""/>
+      <w:lvlJc w:val="left"/>
+      <w:pPr>
+        <w:tabs>
+          <w:tab w:val="num" w:pos="4320"/>
+        </w:tabs>
+        <w:ind w:left="4320" w:hanging="360"/>
+      </w:pPr>
+      <w:rPr>
+        <w:rFonts w:ascii="Wingdings" w:hAnsi="Wingdings" w:hint="default"/>
+        <w:sz w:val="20"/>
+      </w:rPr>
+    </w:lvl>
+    <w:lvl w:ilvl="6" w:tentative="1">
+      <w:start w:val="1"/>
+      <w:numFmt w:val="bullet"/>
+      <w:lvlText w:val=""/>
+      <w:lvlJc w:val="left"/>
+      <w:pPr>
+        <w:tabs>
+          <w:tab w:val="num" w:pos="5040"/>
+        </w:tabs>
+        <w:ind w:left="5040" w:hanging="360"/>
+      </w:pPr>
+      <w:rPr>
+        <w:rFonts w:ascii="Wingdings" w:hAnsi="Wingdings" w:hint="default"/>
+        <w:sz w:val="20"/>
+      </w:rPr>
+    </w:lvl>
+    <w:lvl w:ilvl="7" w:tentative="1">
+      <w:start w:val="1"/>
+      <w:numFmt w:val="bullet"/>
+      <w:lvlText w:val=""/>
+      <w:lvlJc w:val="left"/>
+      <w:pPr>
+        <w:tabs>
+          <w:tab w:val="num" w:pos="5760"/>
+        </w:tabs>
+        <w:ind w:left="5760" w:hanging="360"/>
+      </w:pPr>
+      <w:rPr>
+        <w:rFonts w:ascii="Wingdings" w:hAnsi="Wingdings" w:hint="default"/>
+        <w:sz w:val="20"/>
+      </w:rPr>
+    </w:lvl>
+    <w:lvl w:ilvl="8" w:tentative="1">
+      <w:start w:val="1"/>
+      <w:numFmt w:val="bullet"/>
+      <w:lvlText w:val=""/>
+      <w:lvlJc w:val="left"/>
+      <w:pPr>
+        <w:tabs>
+          <w:tab w:val="num" w:pos="6480"/>
+        </w:tabs>
+        <w:ind w:left="6480" w:hanging="360"/>
+      </w:pPr>
+      <w:rPr>
+        <w:rFonts w:ascii="Wingdings" w:hAnsi="Wingdings" w:hint="default"/>
+        <w:sz w:val="20"/>
+      </w:rPr>
+    </w:lvl>
+  </w:abstractNum>
+  <w:abstractNum w:abstractNumId="25" w15:restartNumberingAfterBreak="0">
     <w:nsid w:val="541D3390"/>
     <w:multiLevelType w:val="multilevel"/>
     <w:tmpl w:val="95BA6744"/>
@@ -6316,7 +7343,7 @@
       </w:rPr>
     </w:lvl>
   </w:abstractNum>
-  <w:abstractNum w:abstractNumId="25" w15:restartNumberingAfterBreak="0">
+  <w:abstractNum w:abstractNumId="26" w15:restartNumberingAfterBreak="0">
     <w:nsid w:val="59E14EFF"/>
     <w:multiLevelType w:val="multilevel"/>
     <w:tmpl w:val="8FB48A1C"/>
@@ -6465,7 +7492,7 @@
       </w:rPr>
     </w:lvl>
   </w:abstractNum>
-  <w:abstractNum w:abstractNumId="26" w15:restartNumberingAfterBreak="0">
+  <w:abstractNum w:abstractNumId="27" w15:restartNumberingAfterBreak="0">
     <w:nsid w:val="6D522266"/>
     <w:multiLevelType w:val="multilevel"/>
     <w:tmpl w:val="D05E5948"/>
@@ -6614,7 +7641,7 @@
       </w:rPr>
     </w:lvl>
   </w:abstractNum>
-  <w:abstractNum w:abstractNumId="27" w15:restartNumberingAfterBreak="0">
+  <w:abstractNum w:abstractNumId="28" w15:restartNumberingAfterBreak="0">
     <w:nsid w:val="71E0768E"/>
     <w:multiLevelType w:val="multilevel"/>
     <w:tmpl w:val="D9FC4C9E"/>
@@ -6763,7 +7790,7 @@
       </w:rPr>
     </w:lvl>
   </w:abstractNum>
-  <w:abstractNum w:abstractNumId="28" w15:restartNumberingAfterBreak="0">
+  <w:abstractNum w:abstractNumId="29" w15:restartNumberingAfterBreak="0">
     <w:nsid w:val="76EA4C27"/>
     <w:multiLevelType w:val="multilevel"/>
     <w:tmpl w:val="81CCF4C6"/>
@@ -6912,7 +7939,7 @@
       </w:rPr>
     </w:lvl>
   </w:abstractNum>
-  <w:abstractNum w:abstractNumId="29" w15:restartNumberingAfterBreak="0">
+  <w:abstractNum w:abstractNumId="30" w15:restartNumberingAfterBreak="0">
     <w:nsid w:val="7B4B2C8D"/>
     <w:multiLevelType w:val="multilevel"/>
     <w:tmpl w:val="B1AA6C92"/>
@@ -7074,13 +8101,13 @@
     <w:abstractNumId w:val="3"/>
   </w:num>
   <w:num w:numId="5" w16cid:durableId="1842968671">
-    <w:abstractNumId w:val="25"/>
+    <w:abstractNumId w:val="26"/>
   </w:num>
   <w:num w:numId="6" w16cid:durableId="470947462">
     <w:abstractNumId w:val="7"/>
   </w:num>
   <w:num w:numId="7" w16cid:durableId="2079284153">
-    <w:abstractNumId w:val="24"/>
+    <w:abstractNumId w:val="25"/>
   </w:num>
   <w:num w:numId="8" w16cid:durableId="1491140945">
     <w:abstractNumId w:val="6"/>
@@ -7089,13 +8116,13 @@
     <w:abstractNumId w:val="10"/>
   </w:num>
   <w:num w:numId="10" w16cid:durableId="1779059991">
-    <w:abstractNumId w:val="27"/>
+    <w:abstractNumId w:val="28"/>
   </w:num>
   <w:num w:numId="11" w16cid:durableId="74517482">
     <w:abstractNumId w:val="18"/>
   </w:num>
   <w:num w:numId="12" w16cid:durableId="958874929">
-    <w:abstractNumId w:val="26"/>
+    <w:abstractNumId w:val="27"/>
   </w:num>
   <w:num w:numId="13" w16cid:durableId="1557617437">
     <w:abstractNumId w:val="9"/>
@@ -7134,7 +8161,7 @@
     <w:abstractNumId w:val="21"/>
   </w:num>
   <w:num w:numId="25" w16cid:durableId="1295208616">
-    <w:abstractNumId w:val="29"/>
+    <w:abstractNumId w:val="30"/>
   </w:num>
   <w:num w:numId="26" w16cid:durableId="2110347621">
     <w:abstractNumId w:val="5"/>
@@ -7149,7 +8176,10 @@
     <w:abstractNumId w:val="4"/>
   </w:num>
   <w:num w:numId="30" w16cid:durableId="15860242">
-    <w:abstractNumId w:val="28"/>
+    <w:abstractNumId w:val="29"/>
+  </w:num>
+  <w:num w:numId="31" w16cid:durableId="1697848299">
+    <w:abstractNumId w:val="24"/>
   </w:num>
 </w:numbering>
 </file>

--- a/NOTES/3. SYSTEM_DESIGN.docx
+++ b/NOTES/3. SYSTEM_DESIGN.docx
@@ -153,15 +153,7 @@
         <w:t>user’s</w:t>
       </w:r>
       <w:r>
-        <w:t xml:space="preserve"> requests (Load) among the multiple servers to handle it so that a single server should not be overloaded by upcoming </w:t>
-      </w:r>
-      <w:proofErr w:type="gramStart"/>
-      <w:r>
-        <w:t>users</w:t>
-      </w:r>
-      <w:proofErr w:type="gramEnd"/>
-      <w:r>
-        <w:t xml:space="preserve"> requests/traffic. So, it enhances the performance of our application. </w:t>
+        <w:t xml:space="preserve"> requests (Load) among the multiple servers to handle it so that a single server should not be overloaded by upcoming users requests/traffic. So, it enhances the performance of our application. </w:t>
       </w:r>
     </w:p>
     <w:p>
@@ -233,12 +225,10 @@
         <w:t xml:space="preserve"> based on IP addresses and TCP/IP ports. It is used in </w:t>
       </w:r>
       <w:proofErr w:type="spellStart"/>
-      <w:proofErr w:type="gramStart"/>
       <w:r>
         <w:t>non HTTP</w:t>
       </w:r>
       <w:proofErr w:type="spellEnd"/>
-      <w:proofErr w:type="gramEnd"/>
       <w:r>
         <w:t xml:space="preserve">/S traffic for internal network load balancing. </w:t>
       </w:r>
@@ -877,7 +867,6 @@
       <w:r>
         <w:t xml:space="preserve"> Suppose, we have an </w:t>
       </w:r>
-      <w:proofErr w:type="gramStart"/>
       <w:r>
         <w:rPr>
           <w:b/>
@@ -885,7 +874,6 @@
         </w:rPr>
         <w:t>Employees</w:t>
       </w:r>
-      <w:proofErr w:type="gramEnd"/>
       <w:r>
         <w:t xml:space="preserve"> table having the columns and rows.</w:t>
       </w:r>
@@ -3201,10 +3189,7 @@
         <w:t xml:space="preserve">During normal operation → </w:t>
       </w:r>
       <w:r>
-        <w:t>CA is possible</w:t>
-      </w:r>
-      <w:r>
-        <w:t>.</w:t>
+        <w:t>CA is possible.</w:t>
       </w:r>
     </w:p>
     <w:p>
@@ -3796,6 +3781,3575 @@
         <w:jc w:val="both"/>
       </w:pPr>
     </w:p>
+    <w:p>
+      <w:pPr>
+        <w:jc w:val="both"/>
+      </w:pPr>
+    </w:p>
+    <w:p>
+      <w:pPr>
+        <w:jc w:val="both"/>
+      </w:pPr>
+    </w:p>
+    <w:p>
+      <w:pPr>
+        <w:jc w:val="both"/>
+      </w:pPr>
+      <w:r>
+        <w:rPr>
+          <w:b/>
+          <w:bCs/>
+          <w:highlight w:val="yellow"/>
+        </w:rPr>
+        <w:t xml:space="preserve">Hashing and </w:t>
+      </w:r>
+      <w:r>
+        <w:rPr>
+          <w:b/>
+          <w:bCs/>
+          <w:highlight w:val="yellow"/>
+        </w:rPr>
+        <w:t>Consistent Hashing</w:t>
+      </w:r>
+      <w:r>
+        <w:rPr>
+          <w:b/>
+          <w:bCs/>
+        </w:rPr>
+        <w:t>:</w:t>
+      </w:r>
+    </w:p>
+    <w:p>
+      <w:pPr>
+        <w:jc w:val="both"/>
+      </w:pPr>
+      <w:hyperlink r:id="rId8" w:history="1">
+        <w:r>
+          <w:rPr>
+            <w:rStyle w:val="Hyperlink"/>
+          </w:rPr>
+          <w:t>https://www.youtube.com/watch?v=IC5Y1EE-aj4</w:t>
+        </w:r>
+      </w:hyperlink>
+    </w:p>
+    <w:p>
+      <w:pPr>
+        <w:jc w:val="both"/>
+      </w:pPr>
+      <w:r>
+        <w:t xml:space="preserve">Hashing uses </w:t>
+      </w:r>
+      <w:r>
+        <w:t>h</w:t>
+      </w:r>
+      <w:r>
+        <w:t>ash function that gives deterministic output.</w:t>
+      </w:r>
+      <w:r>
+        <w:t xml:space="preserve"> D</w:t>
+      </w:r>
+      <w:r>
+        <w:t>eterministic output</w:t>
+      </w:r>
+      <w:r>
+        <w:t xml:space="preserve"> means, “For a given input, the h</w:t>
+      </w:r>
+      <w:r>
+        <w:t>ash function</w:t>
+      </w:r>
+      <w:r>
+        <w:t xml:space="preserve"> will always produce the same output”.</w:t>
+      </w:r>
+    </w:p>
+    <w:p>
+      <w:pPr>
+        <w:jc w:val="both"/>
+      </w:pPr>
+      <w:r>
+        <w:t xml:space="preserve">Suppose, I have </w:t>
+      </w:r>
+      <w:r>
+        <w:t>thousands</w:t>
+      </w:r>
+      <w:r>
+        <w:t xml:space="preserve"> of users’ data in my database and I decide to use 3 instances of the database and do partition of the data in such a manner that some data is stored in DB-1, some in DB-2 and other data in DB-3. Then I use hash function in such a manner that-:</w:t>
+      </w:r>
+    </w:p>
+    <w:p>
+      <w:pPr>
+        <w:jc w:val="both"/>
+      </w:pPr>
+      <w:r>
+        <w:t>function hash(</w:t>
+      </w:r>
+      <w:proofErr w:type="spellStart"/>
+      <w:r>
+        <w:t>user_id</w:t>
+      </w:r>
+      <w:proofErr w:type="spellEnd"/>
+      <w:r>
+        <w:t>){</w:t>
+      </w:r>
+    </w:p>
+    <w:p>
+      <w:pPr>
+        <w:ind w:firstLine="720"/>
+        <w:jc w:val="both"/>
+      </w:pPr>
+      <w:r>
+        <w:t xml:space="preserve">return </w:t>
+      </w:r>
+      <w:proofErr w:type="spellStart"/>
+      <w:r>
+        <w:t>user_id</w:t>
+      </w:r>
+      <w:proofErr w:type="spellEnd"/>
+      <w:r>
+        <w:t xml:space="preserve"> % numbers</w:t>
+      </w:r>
+      <w:proofErr w:type="spellStart"/>
+      <w:r>
+        <w:t>_of_servers</w:t>
+      </w:r>
+      <w:proofErr w:type="spellEnd"/>
+      <w:r>
+        <w:t>;</w:t>
+      </w:r>
+    </w:p>
+    <w:p>
+      <w:pPr>
+        <w:jc w:val="both"/>
+      </w:pPr>
+      <w:r>
+        <w:t>}</w:t>
+      </w:r>
+    </w:p>
+    <w:p>
+      <w:pPr>
+        <w:jc w:val="both"/>
+      </w:pPr>
+    </w:p>
+    <w:p>
+      <w:pPr>
+        <w:jc w:val="both"/>
+      </w:pPr>
+    </w:p>
+    <w:p>
+      <w:pPr>
+        <w:jc w:val="both"/>
+      </w:pPr>
+    </w:p>
+    <w:p>
+      <w:pPr>
+        <w:jc w:val="both"/>
+      </w:pPr>
+      <w:r>
+        <w:t xml:space="preserve">Here, </w:t>
+      </w:r>
+      <w:proofErr w:type="spellStart"/>
+      <w:r>
+        <w:t>numbers_of_servers</w:t>
+      </w:r>
+      <w:proofErr w:type="spellEnd"/>
+      <w:r>
+        <w:t xml:space="preserve"> = 3</w:t>
+      </w:r>
+    </w:p>
+    <w:p>
+      <w:pPr>
+        <w:jc w:val="both"/>
+      </w:pPr>
+      <w:r>
+        <w:t>First Server DB-1 has identity = 0</w:t>
+      </w:r>
+    </w:p>
+    <w:p>
+      <w:pPr>
+        <w:jc w:val="both"/>
+      </w:pPr>
+      <w:r>
+        <w:t>Server DB-</w:t>
+      </w:r>
+      <w:r>
+        <w:t>2</w:t>
+      </w:r>
+      <w:r>
+        <w:t xml:space="preserve"> has identity = </w:t>
+      </w:r>
+      <w:r>
+        <w:t>1</w:t>
+      </w:r>
+    </w:p>
+    <w:p>
+      <w:pPr>
+        <w:jc w:val="both"/>
+      </w:pPr>
+      <w:r>
+        <w:t>Server DB-</w:t>
+      </w:r>
+      <w:r>
+        <w:t>3</w:t>
+      </w:r>
+      <w:r>
+        <w:t xml:space="preserve"> has identity = </w:t>
+      </w:r>
+      <w:r>
+        <w:t>2</w:t>
+      </w:r>
+    </w:p>
+    <w:p>
+      <w:pPr>
+        <w:jc w:val="both"/>
+      </w:pPr>
+      <w:r>
+        <w:t xml:space="preserve">Suppose, </w:t>
+      </w:r>
+      <w:proofErr w:type="spellStart"/>
+      <w:r>
+        <w:t>user_Ids</w:t>
+      </w:r>
+      <w:proofErr w:type="spellEnd"/>
+      <w:r>
+        <w:t xml:space="preserve"> are as:</w:t>
+      </w:r>
+    </w:p>
+    <w:tbl>
+      <w:tblPr>
+        <w:tblStyle w:val="TableGrid"/>
+        <w:tblW w:w="0" w:type="auto"/>
+        <w:tblLook w:val="04A0" w:firstRow="1" w:lastRow="0" w:firstColumn="1" w:lastColumn="0" w:noHBand="0" w:noVBand="1"/>
+      </w:tblPr>
+      <w:tblGrid>
+        <w:gridCol w:w="1705"/>
+        <w:gridCol w:w="1800"/>
+        <w:gridCol w:w="1800"/>
+        <w:gridCol w:w="1800"/>
+      </w:tblGrid>
+      <w:tr>
+        <w:tc>
+          <w:tcPr>
+            <w:tcW w:w="1705" w:type="dxa"/>
+          </w:tcPr>
+          <w:p>
+            <w:pPr>
+              <w:jc w:val="both"/>
+              <w:rPr>
+                <w:b/>
+                <w:bCs/>
+              </w:rPr>
+            </w:pPr>
+            <w:proofErr w:type="spellStart"/>
+            <w:r>
+              <w:rPr>
+                <w:b/>
+                <w:bCs/>
+              </w:rPr>
+              <w:t>user_id</w:t>
+            </w:r>
+            <w:proofErr w:type="spellEnd"/>
+          </w:p>
+        </w:tc>
+        <w:tc>
+          <w:tcPr>
+            <w:tcW w:w="1800" w:type="dxa"/>
+          </w:tcPr>
+          <w:p>
+            <w:pPr>
+              <w:jc w:val="both"/>
+              <w:rPr>
+                <w:b/>
+                <w:bCs/>
+              </w:rPr>
+            </w:pPr>
+            <w:r>
+              <w:rPr>
+                <w:b/>
+                <w:bCs/>
+              </w:rPr>
+              <w:t>N</w:t>
+            </w:r>
+            <w:r>
+              <w:rPr>
+                <w:b/>
+                <w:bCs/>
+              </w:rPr>
+              <w:t>ame</w:t>
+            </w:r>
+          </w:p>
+        </w:tc>
+        <w:tc>
+          <w:tcPr>
+            <w:tcW w:w="1800" w:type="dxa"/>
+          </w:tcPr>
+          <w:p>
+            <w:pPr>
+              <w:jc w:val="both"/>
+              <w:rPr>
+                <w:b/>
+                <w:bCs/>
+              </w:rPr>
+            </w:pPr>
+            <w:r>
+              <w:rPr>
+                <w:b/>
+                <w:bCs/>
+              </w:rPr>
+              <w:t xml:space="preserve">Hash Function = </w:t>
+            </w:r>
+            <w:proofErr w:type="spellStart"/>
+            <w:r>
+              <w:rPr>
+                <w:b/>
+                <w:bCs/>
+              </w:rPr>
+              <w:t>user_id</w:t>
+            </w:r>
+            <w:proofErr w:type="spellEnd"/>
+            <w:r>
+              <w:rPr>
+                <w:b/>
+                <w:bCs/>
+              </w:rPr>
+              <w:t xml:space="preserve"> % 3</w:t>
+            </w:r>
+          </w:p>
+        </w:tc>
+        <w:tc>
+          <w:tcPr>
+            <w:tcW w:w="1800" w:type="dxa"/>
+          </w:tcPr>
+          <w:p>
+            <w:pPr>
+              <w:jc w:val="both"/>
+              <w:rPr>
+                <w:b/>
+                <w:bCs/>
+              </w:rPr>
+            </w:pPr>
+            <w:r>
+              <w:rPr>
+                <w:b/>
+                <w:bCs/>
+              </w:rPr>
+              <w:t>Server</w:t>
+            </w:r>
+          </w:p>
+        </w:tc>
+      </w:tr>
+      <w:tr>
+        <w:tc>
+          <w:tcPr>
+            <w:tcW w:w="1705" w:type="dxa"/>
+          </w:tcPr>
+          <w:p>
+            <w:pPr>
+              <w:jc w:val="both"/>
+            </w:pPr>
+            <w:r>
+              <w:t>1</w:t>
+            </w:r>
+          </w:p>
+        </w:tc>
+        <w:tc>
+          <w:tcPr>
+            <w:tcW w:w="1800" w:type="dxa"/>
+          </w:tcPr>
+          <w:p>
+            <w:pPr>
+              <w:jc w:val="both"/>
+            </w:pPr>
+            <w:r>
+              <w:t>Ali</w:t>
+            </w:r>
+          </w:p>
+        </w:tc>
+        <w:tc>
+          <w:tcPr>
+            <w:tcW w:w="1800" w:type="dxa"/>
+          </w:tcPr>
+          <w:p>
+            <w:pPr>
+              <w:jc w:val="both"/>
+            </w:pPr>
+            <w:r>
+              <w:t>1%3 = 1</w:t>
+            </w:r>
+          </w:p>
+        </w:tc>
+        <w:tc>
+          <w:tcPr>
+            <w:tcW w:w="1800" w:type="dxa"/>
+          </w:tcPr>
+          <w:p>
+            <w:pPr>
+              <w:jc w:val="both"/>
+            </w:pPr>
+            <w:r>
+              <w:t>DB-2</w:t>
+            </w:r>
+          </w:p>
+        </w:tc>
+      </w:tr>
+      <w:tr>
+        <w:tc>
+          <w:tcPr>
+            <w:tcW w:w="1705" w:type="dxa"/>
+          </w:tcPr>
+          <w:p>
+            <w:pPr>
+              <w:jc w:val="both"/>
+            </w:pPr>
+            <w:r>
+              <w:t>2</w:t>
+            </w:r>
+          </w:p>
+        </w:tc>
+        <w:tc>
+          <w:tcPr>
+            <w:tcW w:w="1800" w:type="dxa"/>
+          </w:tcPr>
+          <w:p>
+            <w:pPr>
+              <w:jc w:val="both"/>
+            </w:pPr>
+            <w:r>
+              <w:t>Babita</w:t>
+            </w:r>
+          </w:p>
+        </w:tc>
+        <w:tc>
+          <w:tcPr>
+            <w:tcW w:w="1800" w:type="dxa"/>
+          </w:tcPr>
+          <w:p>
+            <w:pPr>
+              <w:jc w:val="both"/>
+            </w:pPr>
+            <w:r>
+              <w:t>2%3 = 2</w:t>
+            </w:r>
+          </w:p>
+        </w:tc>
+        <w:tc>
+          <w:tcPr>
+            <w:tcW w:w="1800" w:type="dxa"/>
+          </w:tcPr>
+          <w:p>
+            <w:pPr>
+              <w:jc w:val="both"/>
+            </w:pPr>
+            <w:r>
+              <w:t>DB-</w:t>
+            </w:r>
+            <w:r>
+              <w:t>3</w:t>
+            </w:r>
+          </w:p>
+        </w:tc>
+      </w:tr>
+      <w:tr>
+        <w:tc>
+          <w:tcPr>
+            <w:tcW w:w="1705" w:type="dxa"/>
+          </w:tcPr>
+          <w:p>
+            <w:pPr>
+              <w:jc w:val="both"/>
+            </w:pPr>
+            <w:r>
+              <w:t>3</w:t>
+            </w:r>
+          </w:p>
+        </w:tc>
+        <w:tc>
+          <w:tcPr>
+            <w:tcW w:w="1800" w:type="dxa"/>
+          </w:tcPr>
+          <w:p>
+            <w:pPr>
+              <w:jc w:val="both"/>
+            </w:pPr>
+            <w:r>
+              <w:t>Celina</w:t>
+            </w:r>
+          </w:p>
+        </w:tc>
+        <w:tc>
+          <w:tcPr>
+            <w:tcW w:w="1800" w:type="dxa"/>
+          </w:tcPr>
+          <w:p>
+            <w:pPr>
+              <w:jc w:val="both"/>
+            </w:pPr>
+            <w:r>
+              <w:t>3%3 = 0</w:t>
+            </w:r>
+          </w:p>
+        </w:tc>
+        <w:tc>
+          <w:tcPr>
+            <w:tcW w:w="1800" w:type="dxa"/>
+          </w:tcPr>
+          <w:p>
+            <w:pPr>
+              <w:jc w:val="both"/>
+            </w:pPr>
+            <w:r>
+              <w:t>DB-</w:t>
+            </w:r>
+            <w:r>
+              <w:t>1</w:t>
+            </w:r>
+          </w:p>
+        </w:tc>
+      </w:tr>
+      <w:tr>
+        <w:tc>
+          <w:tcPr>
+            <w:tcW w:w="1705" w:type="dxa"/>
+          </w:tcPr>
+          <w:p>
+            <w:pPr>
+              <w:jc w:val="both"/>
+            </w:pPr>
+            <w:r>
+              <w:t>4</w:t>
+            </w:r>
+          </w:p>
+        </w:tc>
+        <w:tc>
+          <w:tcPr>
+            <w:tcW w:w="1800" w:type="dxa"/>
+          </w:tcPr>
+          <w:p>
+            <w:pPr>
+              <w:jc w:val="both"/>
+            </w:pPr>
+            <w:r>
+              <w:t>Denis</w:t>
+            </w:r>
+          </w:p>
+        </w:tc>
+        <w:tc>
+          <w:tcPr>
+            <w:tcW w:w="1800" w:type="dxa"/>
+          </w:tcPr>
+          <w:p>
+            <w:pPr>
+              <w:jc w:val="both"/>
+            </w:pPr>
+            <w:r>
+              <w:t>4%3 = 1</w:t>
+            </w:r>
+          </w:p>
+        </w:tc>
+        <w:tc>
+          <w:tcPr>
+            <w:tcW w:w="1800" w:type="dxa"/>
+          </w:tcPr>
+          <w:p>
+            <w:pPr>
+              <w:jc w:val="both"/>
+            </w:pPr>
+            <w:r>
+              <w:t>DB-2</w:t>
+            </w:r>
+          </w:p>
+        </w:tc>
+      </w:tr>
+      <w:tr>
+        <w:tc>
+          <w:tcPr>
+            <w:tcW w:w="1705" w:type="dxa"/>
+          </w:tcPr>
+          <w:p>
+            <w:pPr>
+              <w:jc w:val="both"/>
+            </w:pPr>
+            <w:r>
+              <w:t>5</w:t>
+            </w:r>
+          </w:p>
+        </w:tc>
+        <w:tc>
+          <w:tcPr>
+            <w:tcW w:w="1800" w:type="dxa"/>
+          </w:tcPr>
+          <w:p>
+            <w:pPr>
+              <w:jc w:val="both"/>
+            </w:pPr>
+            <w:r>
+              <w:t>Elizabeth</w:t>
+            </w:r>
+          </w:p>
+        </w:tc>
+        <w:tc>
+          <w:tcPr>
+            <w:tcW w:w="1800" w:type="dxa"/>
+          </w:tcPr>
+          <w:p>
+            <w:pPr>
+              <w:jc w:val="both"/>
+            </w:pPr>
+            <w:r>
+              <w:t>5%3 = 2</w:t>
+            </w:r>
+          </w:p>
+        </w:tc>
+        <w:tc>
+          <w:tcPr>
+            <w:tcW w:w="1800" w:type="dxa"/>
+          </w:tcPr>
+          <w:p>
+            <w:pPr>
+              <w:jc w:val="both"/>
+              <w:rPr>
+                <w:b/>
+                <w:bCs/>
+              </w:rPr>
+            </w:pPr>
+            <w:r>
+              <w:t>DB-</w:t>
+            </w:r>
+            <w:r>
+              <w:t>3</w:t>
+            </w:r>
+          </w:p>
+        </w:tc>
+      </w:tr>
+    </w:tbl>
+    <w:p>
+      <w:pPr>
+        <w:jc w:val="both"/>
+      </w:pPr>
+    </w:p>
+    <w:p>
+      <w:pPr>
+        <w:jc w:val="both"/>
+      </w:pPr>
+      <w:r>
+        <w:t>Hence,</w:t>
+      </w:r>
+    </w:p>
+    <w:p>
+      <w:pPr>
+        <w:jc w:val="both"/>
+      </w:pPr>
+      <w:r>
+        <w:t xml:space="preserve">Record of </w:t>
+      </w:r>
+      <w:proofErr w:type="spellStart"/>
+      <w:r>
+        <w:t>user_id</w:t>
+      </w:r>
+      <w:proofErr w:type="spellEnd"/>
+      <w:r>
+        <w:t xml:space="preserve"> = 3 is saved in DB-1.</w:t>
+      </w:r>
+    </w:p>
+    <w:p>
+      <w:pPr>
+        <w:jc w:val="both"/>
+      </w:pPr>
+      <w:r>
+        <w:t xml:space="preserve">Records of </w:t>
+      </w:r>
+      <w:proofErr w:type="spellStart"/>
+      <w:r>
+        <w:t>user_id</w:t>
+      </w:r>
+      <w:proofErr w:type="spellEnd"/>
+      <w:r>
+        <w:t xml:space="preserve"> = 1,4 are saved in DB-2.</w:t>
+      </w:r>
+    </w:p>
+    <w:p>
+      <w:pPr>
+        <w:jc w:val="both"/>
+      </w:pPr>
+      <w:r>
+        <w:t xml:space="preserve">Records of </w:t>
+      </w:r>
+      <w:proofErr w:type="spellStart"/>
+      <w:r>
+        <w:t>user_id</w:t>
+      </w:r>
+      <w:proofErr w:type="spellEnd"/>
+      <w:r>
+        <w:t xml:space="preserve"> = </w:t>
+      </w:r>
+      <w:r>
+        <w:t>2</w:t>
+      </w:r>
+      <w:r>
+        <w:t>,</w:t>
+      </w:r>
+      <w:r>
+        <w:t>5</w:t>
+      </w:r>
+      <w:r>
+        <w:t xml:space="preserve"> are saved in DB-</w:t>
+      </w:r>
+      <w:r>
+        <w:t>3</w:t>
+      </w:r>
+      <w:r>
+        <w:t>.</w:t>
+      </w:r>
+    </w:p>
+    <w:p>
+      <w:pPr>
+        <w:jc w:val="both"/>
+      </w:pPr>
+      <w:r>
+        <w:t>And so on….</w:t>
+      </w:r>
+    </w:p>
+    <w:p>
+      <w:pPr>
+        <w:jc w:val="both"/>
+      </w:pPr>
+      <w:r>
+        <w:t xml:space="preserve">After some time, if user data increases up to millions and we need to add more DB servers for partitions then we have to update hash function accordingly. For example, we added one more DB server DB-4 with identity = 3. </w:t>
+      </w:r>
+    </w:p>
+    <w:p>
+      <w:pPr>
+        <w:jc w:val="both"/>
+      </w:pPr>
+      <w:r>
+        <w:t xml:space="preserve">Here, </w:t>
+      </w:r>
+      <w:proofErr w:type="spellStart"/>
+      <w:r>
+        <w:t>numbers_of_servers</w:t>
+      </w:r>
+      <w:proofErr w:type="spellEnd"/>
+      <w:r>
+        <w:t xml:space="preserve"> = </w:t>
+      </w:r>
+      <w:r>
+        <w:t>4</w:t>
+      </w:r>
+    </w:p>
+    <w:tbl>
+      <w:tblPr>
+        <w:tblStyle w:val="TableGrid"/>
+        <w:tblW w:w="0" w:type="auto"/>
+        <w:tblLook w:val="04A0" w:firstRow="1" w:lastRow="0" w:firstColumn="1" w:lastColumn="0" w:noHBand="0" w:noVBand="1"/>
+      </w:tblPr>
+      <w:tblGrid>
+        <w:gridCol w:w="1705"/>
+        <w:gridCol w:w="1800"/>
+        <w:gridCol w:w="1800"/>
+        <w:gridCol w:w="1800"/>
+      </w:tblGrid>
+      <w:tr>
+        <w:tc>
+          <w:tcPr>
+            <w:tcW w:w="1705" w:type="dxa"/>
+          </w:tcPr>
+          <w:p>
+            <w:pPr>
+              <w:jc w:val="both"/>
+              <w:rPr>
+                <w:b/>
+                <w:bCs/>
+              </w:rPr>
+            </w:pPr>
+            <w:proofErr w:type="spellStart"/>
+            <w:r>
+              <w:rPr>
+                <w:b/>
+                <w:bCs/>
+              </w:rPr>
+              <w:t>user_id</w:t>
+            </w:r>
+            <w:proofErr w:type="spellEnd"/>
+          </w:p>
+        </w:tc>
+        <w:tc>
+          <w:tcPr>
+            <w:tcW w:w="1800" w:type="dxa"/>
+          </w:tcPr>
+          <w:p>
+            <w:pPr>
+              <w:jc w:val="both"/>
+              <w:rPr>
+                <w:b/>
+                <w:bCs/>
+              </w:rPr>
+            </w:pPr>
+            <w:r>
+              <w:rPr>
+                <w:b/>
+                <w:bCs/>
+              </w:rPr>
+              <w:t>N</w:t>
+            </w:r>
+            <w:r>
+              <w:rPr>
+                <w:b/>
+                <w:bCs/>
+              </w:rPr>
+              <w:t>ame</w:t>
+            </w:r>
+          </w:p>
+        </w:tc>
+        <w:tc>
+          <w:tcPr>
+            <w:tcW w:w="1800" w:type="dxa"/>
+          </w:tcPr>
+          <w:p>
+            <w:pPr>
+              <w:jc w:val="both"/>
+              <w:rPr>
+                <w:b/>
+                <w:bCs/>
+              </w:rPr>
+            </w:pPr>
+            <w:r>
+              <w:rPr>
+                <w:b/>
+                <w:bCs/>
+              </w:rPr>
+              <w:t xml:space="preserve">Hash Function = </w:t>
+            </w:r>
+            <w:proofErr w:type="spellStart"/>
+            <w:r>
+              <w:rPr>
+                <w:b/>
+                <w:bCs/>
+              </w:rPr>
+              <w:t>user_id</w:t>
+            </w:r>
+            <w:proofErr w:type="spellEnd"/>
+            <w:r>
+              <w:rPr>
+                <w:b/>
+                <w:bCs/>
+              </w:rPr>
+              <w:t xml:space="preserve"> % </w:t>
+            </w:r>
+            <w:r>
+              <w:rPr>
+                <w:b/>
+                <w:bCs/>
+              </w:rPr>
+              <w:t>4</w:t>
+            </w:r>
+          </w:p>
+        </w:tc>
+        <w:tc>
+          <w:tcPr>
+            <w:tcW w:w="1800" w:type="dxa"/>
+          </w:tcPr>
+          <w:p>
+            <w:pPr>
+              <w:jc w:val="both"/>
+              <w:rPr>
+                <w:b/>
+                <w:bCs/>
+              </w:rPr>
+            </w:pPr>
+            <w:r>
+              <w:rPr>
+                <w:b/>
+                <w:bCs/>
+              </w:rPr>
+              <w:t>Server</w:t>
+            </w:r>
+          </w:p>
+        </w:tc>
+      </w:tr>
+      <w:tr>
+        <w:tc>
+          <w:tcPr>
+            <w:tcW w:w="1705" w:type="dxa"/>
+          </w:tcPr>
+          <w:p>
+            <w:pPr>
+              <w:jc w:val="both"/>
+            </w:pPr>
+            <w:r>
+              <w:t>1</w:t>
+            </w:r>
+          </w:p>
+        </w:tc>
+        <w:tc>
+          <w:tcPr>
+            <w:tcW w:w="1800" w:type="dxa"/>
+          </w:tcPr>
+          <w:p>
+            <w:pPr>
+              <w:jc w:val="both"/>
+            </w:pPr>
+            <w:r>
+              <w:t>Ali</w:t>
+            </w:r>
+          </w:p>
+        </w:tc>
+        <w:tc>
+          <w:tcPr>
+            <w:tcW w:w="1800" w:type="dxa"/>
+          </w:tcPr>
+          <w:p>
+            <w:pPr>
+              <w:jc w:val="both"/>
+            </w:pPr>
+            <w:r>
+              <w:t>1%</w:t>
+            </w:r>
+            <w:r>
+              <w:t>4</w:t>
+            </w:r>
+            <w:r>
+              <w:t xml:space="preserve"> = 1</w:t>
+            </w:r>
+          </w:p>
+        </w:tc>
+        <w:tc>
+          <w:tcPr>
+            <w:tcW w:w="1800" w:type="dxa"/>
+          </w:tcPr>
+          <w:p>
+            <w:pPr>
+              <w:jc w:val="both"/>
+            </w:pPr>
+            <w:r>
+              <w:t>DB-2</w:t>
+            </w:r>
+          </w:p>
+        </w:tc>
+      </w:tr>
+      <w:tr>
+        <w:tc>
+          <w:tcPr>
+            <w:tcW w:w="1705" w:type="dxa"/>
+          </w:tcPr>
+          <w:p>
+            <w:pPr>
+              <w:jc w:val="both"/>
+            </w:pPr>
+            <w:r>
+              <w:t>2</w:t>
+            </w:r>
+          </w:p>
+        </w:tc>
+        <w:tc>
+          <w:tcPr>
+            <w:tcW w:w="1800" w:type="dxa"/>
+          </w:tcPr>
+          <w:p>
+            <w:pPr>
+              <w:jc w:val="both"/>
+            </w:pPr>
+            <w:r>
+              <w:t>Babita</w:t>
+            </w:r>
+          </w:p>
+        </w:tc>
+        <w:tc>
+          <w:tcPr>
+            <w:tcW w:w="1800" w:type="dxa"/>
+          </w:tcPr>
+          <w:p>
+            <w:pPr>
+              <w:jc w:val="both"/>
+            </w:pPr>
+            <w:r>
+              <w:t>2%</w:t>
+            </w:r>
+            <w:r>
+              <w:t>4</w:t>
+            </w:r>
+            <w:r>
+              <w:t xml:space="preserve"> = 2</w:t>
+            </w:r>
+          </w:p>
+        </w:tc>
+        <w:tc>
+          <w:tcPr>
+            <w:tcW w:w="1800" w:type="dxa"/>
+          </w:tcPr>
+          <w:p>
+            <w:pPr>
+              <w:jc w:val="both"/>
+            </w:pPr>
+            <w:r>
+              <w:t>DB-3</w:t>
+            </w:r>
+          </w:p>
+        </w:tc>
+      </w:tr>
+      <w:tr>
+        <w:tc>
+          <w:tcPr>
+            <w:tcW w:w="1705" w:type="dxa"/>
+          </w:tcPr>
+          <w:p>
+            <w:pPr>
+              <w:jc w:val="both"/>
+            </w:pPr>
+            <w:r>
+              <w:t>3</w:t>
+            </w:r>
+          </w:p>
+        </w:tc>
+        <w:tc>
+          <w:tcPr>
+            <w:tcW w:w="1800" w:type="dxa"/>
+          </w:tcPr>
+          <w:p>
+            <w:pPr>
+              <w:jc w:val="both"/>
+            </w:pPr>
+            <w:r>
+              <w:t>Celina</w:t>
+            </w:r>
+          </w:p>
+        </w:tc>
+        <w:tc>
+          <w:tcPr>
+            <w:tcW w:w="1800" w:type="dxa"/>
+          </w:tcPr>
+          <w:p>
+            <w:pPr>
+              <w:jc w:val="both"/>
+            </w:pPr>
+            <w:r>
+              <w:t>3%</w:t>
+            </w:r>
+            <w:r>
+              <w:t>4</w:t>
+            </w:r>
+            <w:r>
+              <w:t xml:space="preserve"> = </w:t>
+            </w:r>
+            <w:r>
+              <w:t>3</w:t>
+            </w:r>
+          </w:p>
+        </w:tc>
+        <w:tc>
+          <w:tcPr>
+            <w:tcW w:w="1800" w:type="dxa"/>
+          </w:tcPr>
+          <w:p>
+            <w:pPr>
+              <w:jc w:val="both"/>
+            </w:pPr>
+            <w:r>
+              <w:t>DB-</w:t>
+            </w:r>
+            <w:r>
+              <w:t>4</w:t>
+            </w:r>
+          </w:p>
+        </w:tc>
+      </w:tr>
+      <w:tr>
+        <w:tc>
+          <w:tcPr>
+            <w:tcW w:w="1705" w:type="dxa"/>
+          </w:tcPr>
+          <w:p>
+            <w:pPr>
+              <w:jc w:val="both"/>
+            </w:pPr>
+            <w:r>
+              <w:t>4</w:t>
+            </w:r>
+          </w:p>
+        </w:tc>
+        <w:tc>
+          <w:tcPr>
+            <w:tcW w:w="1800" w:type="dxa"/>
+          </w:tcPr>
+          <w:p>
+            <w:pPr>
+              <w:jc w:val="both"/>
+            </w:pPr>
+            <w:r>
+              <w:t>Denis</w:t>
+            </w:r>
+          </w:p>
+        </w:tc>
+        <w:tc>
+          <w:tcPr>
+            <w:tcW w:w="1800" w:type="dxa"/>
+          </w:tcPr>
+          <w:p>
+            <w:pPr>
+              <w:jc w:val="both"/>
+            </w:pPr>
+            <w:r>
+              <w:t>4%</w:t>
+            </w:r>
+            <w:r>
+              <w:t>4</w:t>
+            </w:r>
+            <w:r>
+              <w:t xml:space="preserve"> = </w:t>
+            </w:r>
+            <w:r>
+              <w:t>0</w:t>
+            </w:r>
+          </w:p>
+        </w:tc>
+        <w:tc>
+          <w:tcPr>
+            <w:tcW w:w="1800" w:type="dxa"/>
+          </w:tcPr>
+          <w:p>
+            <w:pPr>
+              <w:jc w:val="both"/>
+            </w:pPr>
+            <w:r>
+              <w:t>DB-</w:t>
+            </w:r>
+            <w:r>
+              <w:t>1</w:t>
+            </w:r>
+          </w:p>
+        </w:tc>
+      </w:tr>
+      <w:tr>
+        <w:tc>
+          <w:tcPr>
+            <w:tcW w:w="1705" w:type="dxa"/>
+          </w:tcPr>
+          <w:p>
+            <w:pPr>
+              <w:jc w:val="both"/>
+            </w:pPr>
+            <w:r>
+              <w:t>5</w:t>
+            </w:r>
+          </w:p>
+        </w:tc>
+        <w:tc>
+          <w:tcPr>
+            <w:tcW w:w="1800" w:type="dxa"/>
+          </w:tcPr>
+          <w:p>
+            <w:pPr>
+              <w:jc w:val="both"/>
+            </w:pPr>
+            <w:r>
+              <w:t>Elizabeth</w:t>
+            </w:r>
+          </w:p>
+        </w:tc>
+        <w:tc>
+          <w:tcPr>
+            <w:tcW w:w="1800" w:type="dxa"/>
+          </w:tcPr>
+          <w:p>
+            <w:pPr>
+              <w:jc w:val="both"/>
+            </w:pPr>
+            <w:r>
+              <w:t>5%</w:t>
+            </w:r>
+            <w:r>
+              <w:t>4</w:t>
+            </w:r>
+            <w:r>
+              <w:t xml:space="preserve"> = </w:t>
+            </w:r>
+            <w:r>
+              <w:t>1</w:t>
+            </w:r>
+          </w:p>
+        </w:tc>
+        <w:tc>
+          <w:tcPr>
+            <w:tcW w:w="1800" w:type="dxa"/>
+          </w:tcPr>
+          <w:p>
+            <w:pPr>
+              <w:jc w:val="both"/>
+              <w:rPr>
+                <w:b/>
+                <w:bCs/>
+              </w:rPr>
+            </w:pPr>
+            <w:r>
+              <w:t>DB-</w:t>
+            </w:r>
+            <w:r>
+              <w:t>2</w:t>
+            </w:r>
+          </w:p>
+        </w:tc>
+      </w:tr>
+    </w:tbl>
+    <w:p>
+      <w:pPr>
+        <w:jc w:val="both"/>
+      </w:pPr>
+    </w:p>
+    <w:p>
+      <w:pPr>
+        <w:jc w:val="both"/>
+      </w:pPr>
+      <w:r>
+        <w:t>Hence,</w:t>
+      </w:r>
+    </w:p>
+    <w:p>
+      <w:pPr>
+        <w:jc w:val="both"/>
+      </w:pPr>
+      <w:r>
+        <w:t xml:space="preserve">Record of </w:t>
+      </w:r>
+      <w:proofErr w:type="spellStart"/>
+      <w:r>
+        <w:t>user_id</w:t>
+      </w:r>
+      <w:proofErr w:type="spellEnd"/>
+      <w:r>
+        <w:t xml:space="preserve"> = </w:t>
+      </w:r>
+      <w:r>
+        <w:t>4</w:t>
+      </w:r>
+      <w:r>
+        <w:t xml:space="preserve"> is saved in DB-1.</w:t>
+      </w:r>
+    </w:p>
+    <w:p>
+      <w:pPr>
+        <w:jc w:val="both"/>
+      </w:pPr>
+      <w:r>
+        <w:t xml:space="preserve">Records of </w:t>
+      </w:r>
+      <w:proofErr w:type="spellStart"/>
+      <w:r>
+        <w:t>user_id</w:t>
+      </w:r>
+      <w:proofErr w:type="spellEnd"/>
+      <w:r>
+        <w:t xml:space="preserve"> = 1,</w:t>
+      </w:r>
+      <w:r>
+        <w:t>5</w:t>
+      </w:r>
+      <w:r>
+        <w:t xml:space="preserve"> are saved in DB-2.</w:t>
+      </w:r>
+    </w:p>
+    <w:p>
+      <w:pPr>
+        <w:jc w:val="both"/>
+      </w:pPr>
+      <w:r>
+        <w:lastRenderedPageBreak/>
+        <w:t xml:space="preserve">Record of </w:t>
+      </w:r>
+      <w:proofErr w:type="spellStart"/>
+      <w:r>
+        <w:t>user_id</w:t>
+      </w:r>
+      <w:proofErr w:type="spellEnd"/>
+      <w:r>
+        <w:t xml:space="preserve"> = 2 </w:t>
+      </w:r>
+      <w:r>
+        <w:t>is</w:t>
+      </w:r>
+      <w:r>
+        <w:t xml:space="preserve"> saved in DB-3.</w:t>
+      </w:r>
+    </w:p>
+    <w:p>
+      <w:pPr>
+        <w:jc w:val="both"/>
+      </w:pPr>
+      <w:r>
+        <w:t xml:space="preserve">Record of </w:t>
+      </w:r>
+      <w:proofErr w:type="spellStart"/>
+      <w:r>
+        <w:t>user_id</w:t>
+      </w:r>
+      <w:proofErr w:type="spellEnd"/>
+      <w:r>
+        <w:t xml:space="preserve"> = </w:t>
+      </w:r>
+      <w:r>
+        <w:t>3</w:t>
+      </w:r>
+      <w:r>
+        <w:t xml:space="preserve"> is saved in DB-</w:t>
+      </w:r>
+      <w:r>
+        <w:t>4</w:t>
+      </w:r>
+      <w:r>
+        <w:t>.</w:t>
+      </w:r>
+    </w:p>
+    <w:p>
+      <w:pPr>
+        <w:jc w:val="both"/>
+      </w:pPr>
+      <w:r>
+        <w:t>And so on….</w:t>
+      </w:r>
+    </w:p>
+    <w:p>
+      <w:pPr>
+        <w:jc w:val="both"/>
+      </w:pPr>
+      <w:r>
+        <w:t xml:space="preserve">Suppose, </w:t>
+      </w:r>
+      <w:r>
+        <w:t xml:space="preserve">if user data </w:t>
+      </w:r>
+      <w:r>
+        <w:t>dec</w:t>
+      </w:r>
+      <w:r>
+        <w:t xml:space="preserve">reases </w:t>
+      </w:r>
+      <w:r>
+        <w:t>t</w:t>
+      </w:r>
+      <w:r>
+        <w:t xml:space="preserve">o </w:t>
+      </w:r>
+      <w:r>
+        <w:t>thousand</w:t>
+      </w:r>
+      <w:r>
+        <w:t xml:space="preserve">s and we need to </w:t>
+      </w:r>
+      <w:r>
+        <w:t>reduce</w:t>
+      </w:r>
+      <w:r>
+        <w:t xml:space="preserve"> DB servers for partitions then we have to update hash function accordingly. For example, we </w:t>
+      </w:r>
+      <w:r>
+        <w:t>reduced</w:t>
+      </w:r>
+      <w:r>
+        <w:t xml:space="preserve"> </w:t>
+      </w:r>
+      <w:r>
+        <w:t>two</w:t>
+      </w:r>
+      <w:r>
+        <w:t xml:space="preserve"> DB server</w:t>
+      </w:r>
+      <w:r>
+        <w:t>s</w:t>
+      </w:r>
+      <w:r>
+        <w:t xml:space="preserve"> DB-</w:t>
+      </w:r>
+      <w:r>
+        <w:t>3 &amp;</w:t>
+      </w:r>
+      <w:r>
+        <w:t xml:space="preserve"> DB-</w:t>
+      </w:r>
+      <w:r>
+        <w:t>4.</w:t>
+      </w:r>
+      <w:r>
+        <w:t xml:space="preserve"> </w:t>
+      </w:r>
+    </w:p>
+    <w:p>
+      <w:pPr>
+        <w:jc w:val="both"/>
+      </w:pPr>
+      <w:r>
+        <w:t xml:space="preserve">Here, </w:t>
+      </w:r>
+      <w:proofErr w:type="spellStart"/>
+      <w:r>
+        <w:t>numbers_of_servers</w:t>
+      </w:r>
+      <w:proofErr w:type="spellEnd"/>
+      <w:r>
+        <w:t xml:space="preserve"> = </w:t>
+      </w:r>
+      <w:r>
+        <w:t>2</w:t>
+      </w:r>
+    </w:p>
+    <w:tbl>
+      <w:tblPr>
+        <w:tblStyle w:val="TableGrid"/>
+        <w:tblW w:w="0" w:type="auto"/>
+        <w:tblLook w:val="04A0" w:firstRow="1" w:lastRow="0" w:firstColumn="1" w:lastColumn="0" w:noHBand="0" w:noVBand="1"/>
+      </w:tblPr>
+      <w:tblGrid>
+        <w:gridCol w:w="1705"/>
+        <w:gridCol w:w="1800"/>
+        <w:gridCol w:w="1800"/>
+        <w:gridCol w:w="1800"/>
+      </w:tblGrid>
+      <w:tr>
+        <w:tc>
+          <w:tcPr>
+            <w:tcW w:w="1705" w:type="dxa"/>
+          </w:tcPr>
+          <w:p>
+            <w:pPr>
+              <w:jc w:val="both"/>
+              <w:rPr>
+                <w:b/>
+                <w:bCs/>
+              </w:rPr>
+            </w:pPr>
+            <w:proofErr w:type="spellStart"/>
+            <w:r>
+              <w:rPr>
+                <w:b/>
+                <w:bCs/>
+              </w:rPr>
+              <w:t>user_id</w:t>
+            </w:r>
+            <w:proofErr w:type="spellEnd"/>
+          </w:p>
+        </w:tc>
+        <w:tc>
+          <w:tcPr>
+            <w:tcW w:w="1800" w:type="dxa"/>
+          </w:tcPr>
+          <w:p>
+            <w:pPr>
+              <w:jc w:val="both"/>
+              <w:rPr>
+                <w:b/>
+                <w:bCs/>
+              </w:rPr>
+            </w:pPr>
+            <w:r>
+              <w:rPr>
+                <w:b/>
+                <w:bCs/>
+              </w:rPr>
+              <w:t>N</w:t>
+            </w:r>
+            <w:r>
+              <w:rPr>
+                <w:b/>
+                <w:bCs/>
+              </w:rPr>
+              <w:t>ame</w:t>
+            </w:r>
+          </w:p>
+        </w:tc>
+        <w:tc>
+          <w:tcPr>
+            <w:tcW w:w="1800" w:type="dxa"/>
+          </w:tcPr>
+          <w:p>
+            <w:pPr>
+              <w:jc w:val="both"/>
+              <w:rPr>
+                <w:b/>
+                <w:bCs/>
+              </w:rPr>
+            </w:pPr>
+            <w:r>
+              <w:rPr>
+                <w:b/>
+                <w:bCs/>
+              </w:rPr>
+              <w:t xml:space="preserve">Hash Function = </w:t>
+            </w:r>
+            <w:proofErr w:type="spellStart"/>
+            <w:r>
+              <w:rPr>
+                <w:b/>
+                <w:bCs/>
+              </w:rPr>
+              <w:t>user_id</w:t>
+            </w:r>
+            <w:proofErr w:type="spellEnd"/>
+            <w:r>
+              <w:rPr>
+                <w:b/>
+                <w:bCs/>
+              </w:rPr>
+              <w:t xml:space="preserve"> % </w:t>
+            </w:r>
+            <w:r>
+              <w:rPr>
+                <w:b/>
+                <w:bCs/>
+              </w:rPr>
+              <w:t>2</w:t>
+            </w:r>
+          </w:p>
+        </w:tc>
+        <w:tc>
+          <w:tcPr>
+            <w:tcW w:w="1800" w:type="dxa"/>
+          </w:tcPr>
+          <w:p>
+            <w:pPr>
+              <w:jc w:val="both"/>
+              <w:rPr>
+                <w:b/>
+                <w:bCs/>
+              </w:rPr>
+            </w:pPr>
+            <w:r>
+              <w:rPr>
+                <w:b/>
+                <w:bCs/>
+              </w:rPr>
+              <w:t>Server</w:t>
+            </w:r>
+          </w:p>
+        </w:tc>
+      </w:tr>
+      <w:tr>
+        <w:tc>
+          <w:tcPr>
+            <w:tcW w:w="1705" w:type="dxa"/>
+          </w:tcPr>
+          <w:p>
+            <w:pPr>
+              <w:jc w:val="both"/>
+            </w:pPr>
+            <w:r>
+              <w:t>1</w:t>
+            </w:r>
+          </w:p>
+        </w:tc>
+        <w:tc>
+          <w:tcPr>
+            <w:tcW w:w="1800" w:type="dxa"/>
+          </w:tcPr>
+          <w:p>
+            <w:pPr>
+              <w:jc w:val="both"/>
+            </w:pPr>
+            <w:r>
+              <w:t>Ali</w:t>
+            </w:r>
+          </w:p>
+        </w:tc>
+        <w:tc>
+          <w:tcPr>
+            <w:tcW w:w="1800" w:type="dxa"/>
+          </w:tcPr>
+          <w:p>
+            <w:pPr>
+              <w:jc w:val="both"/>
+            </w:pPr>
+            <w:r>
+              <w:t>1%</w:t>
+            </w:r>
+            <w:r>
+              <w:t>2</w:t>
+            </w:r>
+            <w:r>
+              <w:t xml:space="preserve"> = 1</w:t>
+            </w:r>
+          </w:p>
+        </w:tc>
+        <w:tc>
+          <w:tcPr>
+            <w:tcW w:w="1800" w:type="dxa"/>
+          </w:tcPr>
+          <w:p>
+            <w:pPr>
+              <w:jc w:val="both"/>
+            </w:pPr>
+            <w:r>
+              <w:t>DB-</w:t>
+            </w:r>
+            <w:r>
+              <w:t>2</w:t>
+            </w:r>
+          </w:p>
+        </w:tc>
+      </w:tr>
+      <w:tr>
+        <w:tc>
+          <w:tcPr>
+            <w:tcW w:w="1705" w:type="dxa"/>
+          </w:tcPr>
+          <w:p>
+            <w:pPr>
+              <w:jc w:val="both"/>
+            </w:pPr>
+            <w:r>
+              <w:t>2</w:t>
+            </w:r>
+          </w:p>
+        </w:tc>
+        <w:tc>
+          <w:tcPr>
+            <w:tcW w:w="1800" w:type="dxa"/>
+          </w:tcPr>
+          <w:p>
+            <w:pPr>
+              <w:jc w:val="both"/>
+            </w:pPr>
+            <w:r>
+              <w:t>Babita</w:t>
+            </w:r>
+          </w:p>
+        </w:tc>
+        <w:tc>
+          <w:tcPr>
+            <w:tcW w:w="1800" w:type="dxa"/>
+          </w:tcPr>
+          <w:p>
+            <w:pPr>
+              <w:jc w:val="both"/>
+            </w:pPr>
+            <w:r>
+              <w:t>2%</w:t>
+            </w:r>
+            <w:r>
+              <w:t>2</w:t>
+            </w:r>
+            <w:r>
+              <w:t xml:space="preserve"> = </w:t>
+            </w:r>
+            <w:r>
+              <w:t>0</w:t>
+            </w:r>
+          </w:p>
+        </w:tc>
+        <w:tc>
+          <w:tcPr>
+            <w:tcW w:w="1800" w:type="dxa"/>
+          </w:tcPr>
+          <w:p>
+            <w:pPr>
+              <w:jc w:val="both"/>
+            </w:pPr>
+            <w:r>
+              <w:t>DB-</w:t>
+            </w:r>
+            <w:r>
+              <w:t>1</w:t>
+            </w:r>
+          </w:p>
+        </w:tc>
+      </w:tr>
+      <w:tr>
+        <w:tc>
+          <w:tcPr>
+            <w:tcW w:w="1705" w:type="dxa"/>
+          </w:tcPr>
+          <w:p>
+            <w:pPr>
+              <w:jc w:val="both"/>
+            </w:pPr>
+            <w:r>
+              <w:t>3</w:t>
+            </w:r>
+          </w:p>
+        </w:tc>
+        <w:tc>
+          <w:tcPr>
+            <w:tcW w:w="1800" w:type="dxa"/>
+          </w:tcPr>
+          <w:p>
+            <w:pPr>
+              <w:jc w:val="both"/>
+            </w:pPr>
+            <w:r>
+              <w:t>Celina</w:t>
+            </w:r>
+          </w:p>
+        </w:tc>
+        <w:tc>
+          <w:tcPr>
+            <w:tcW w:w="1800" w:type="dxa"/>
+          </w:tcPr>
+          <w:p>
+            <w:pPr>
+              <w:jc w:val="both"/>
+            </w:pPr>
+            <w:r>
+              <w:t>3%</w:t>
+            </w:r>
+            <w:r>
+              <w:t>2</w:t>
+            </w:r>
+            <w:r>
+              <w:t xml:space="preserve"> = </w:t>
+            </w:r>
+            <w:r>
+              <w:t>1</w:t>
+            </w:r>
+          </w:p>
+        </w:tc>
+        <w:tc>
+          <w:tcPr>
+            <w:tcW w:w="1800" w:type="dxa"/>
+          </w:tcPr>
+          <w:p>
+            <w:pPr>
+              <w:jc w:val="both"/>
+            </w:pPr>
+            <w:r>
+              <w:t>DB-</w:t>
+            </w:r>
+            <w:r>
+              <w:t>2</w:t>
+            </w:r>
+          </w:p>
+        </w:tc>
+      </w:tr>
+      <w:tr>
+        <w:tc>
+          <w:tcPr>
+            <w:tcW w:w="1705" w:type="dxa"/>
+          </w:tcPr>
+          <w:p>
+            <w:pPr>
+              <w:jc w:val="both"/>
+            </w:pPr>
+            <w:r>
+              <w:t>4</w:t>
+            </w:r>
+          </w:p>
+        </w:tc>
+        <w:tc>
+          <w:tcPr>
+            <w:tcW w:w="1800" w:type="dxa"/>
+          </w:tcPr>
+          <w:p>
+            <w:pPr>
+              <w:jc w:val="both"/>
+            </w:pPr>
+            <w:r>
+              <w:t>Denis</w:t>
+            </w:r>
+          </w:p>
+        </w:tc>
+        <w:tc>
+          <w:tcPr>
+            <w:tcW w:w="1800" w:type="dxa"/>
+          </w:tcPr>
+          <w:p>
+            <w:pPr>
+              <w:jc w:val="both"/>
+            </w:pPr>
+            <w:r>
+              <w:t>4%</w:t>
+            </w:r>
+            <w:r>
+              <w:t>2</w:t>
+            </w:r>
+            <w:r>
+              <w:t xml:space="preserve"> = 0</w:t>
+            </w:r>
+          </w:p>
+        </w:tc>
+        <w:tc>
+          <w:tcPr>
+            <w:tcW w:w="1800" w:type="dxa"/>
+          </w:tcPr>
+          <w:p>
+            <w:pPr>
+              <w:jc w:val="both"/>
+            </w:pPr>
+            <w:r>
+              <w:t>DB-1</w:t>
+            </w:r>
+          </w:p>
+        </w:tc>
+      </w:tr>
+      <w:tr>
+        <w:tc>
+          <w:tcPr>
+            <w:tcW w:w="1705" w:type="dxa"/>
+          </w:tcPr>
+          <w:p>
+            <w:pPr>
+              <w:jc w:val="both"/>
+            </w:pPr>
+            <w:r>
+              <w:t>5</w:t>
+            </w:r>
+          </w:p>
+        </w:tc>
+        <w:tc>
+          <w:tcPr>
+            <w:tcW w:w="1800" w:type="dxa"/>
+          </w:tcPr>
+          <w:p>
+            <w:pPr>
+              <w:jc w:val="both"/>
+            </w:pPr>
+            <w:r>
+              <w:t>Elizabeth</w:t>
+            </w:r>
+          </w:p>
+        </w:tc>
+        <w:tc>
+          <w:tcPr>
+            <w:tcW w:w="1800" w:type="dxa"/>
+          </w:tcPr>
+          <w:p>
+            <w:pPr>
+              <w:jc w:val="both"/>
+            </w:pPr>
+            <w:r>
+              <w:t>5%</w:t>
+            </w:r>
+            <w:r>
+              <w:t>2</w:t>
+            </w:r>
+            <w:r>
+              <w:t xml:space="preserve"> = 1</w:t>
+            </w:r>
+          </w:p>
+        </w:tc>
+        <w:tc>
+          <w:tcPr>
+            <w:tcW w:w="1800" w:type="dxa"/>
+          </w:tcPr>
+          <w:p>
+            <w:pPr>
+              <w:jc w:val="both"/>
+              <w:rPr>
+                <w:b/>
+                <w:bCs/>
+              </w:rPr>
+            </w:pPr>
+            <w:r>
+              <w:t>DB-2</w:t>
+            </w:r>
+          </w:p>
+        </w:tc>
+      </w:tr>
+    </w:tbl>
+    <w:p>
+      <w:pPr>
+        <w:jc w:val="both"/>
+      </w:pPr>
+    </w:p>
+    <w:p>
+      <w:pPr>
+        <w:jc w:val="both"/>
+      </w:pPr>
+      <w:r>
+        <w:t>Hence,</w:t>
+      </w:r>
+    </w:p>
+    <w:p>
+      <w:pPr>
+        <w:jc w:val="both"/>
+      </w:pPr>
+      <w:r>
+        <w:t>Record</w:t>
+      </w:r>
+      <w:r>
+        <w:t>s</w:t>
+      </w:r>
+      <w:r>
+        <w:t xml:space="preserve"> of </w:t>
+      </w:r>
+      <w:proofErr w:type="spellStart"/>
+      <w:r>
+        <w:t>user_id</w:t>
+      </w:r>
+      <w:proofErr w:type="spellEnd"/>
+      <w:r>
+        <w:t xml:space="preserve"> = </w:t>
+      </w:r>
+      <w:r>
+        <w:t>2,</w:t>
+      </w:r>
+      <w:r>
+        <w:t xml:space="preserve">4 </w:t>
+      </w:r>
+      <w:r>
+        <w:t>are</w:t>
+      </w:r>
+      <w:r>
+        <w:t xml:space="preserve"> saved in DB-1.</w:t>
+      </w:r>
+    </w:p>
+    <w:p>
+      <w:pPr>
+        <w:jc w:val="both"/>
+      </w:pPr>
+      <w:r>
+        <w:t xml:space="preserve">Records of </w:t>
+      </w:r>
+      <w:proofErr w:type="spellStart"/>
+      <w:r>
+        <w:t>user_id</w:t>
+      </w:r>
+      <w:proofErr w:type="spellEnd"/>
+      <w:r>
+        <w:t xml:space="preserve"> = 1,</w:t>
+      </w:r>
+      <w:r>
+        <w:t>3,</w:t>
+      </w:r>
+      <w:r>
+        <w:t>5 are saved in DB-2.</w:t>
+      </w:r>
+    </w:p>
+    <w:p>
+      <w:pPr>
+        <w:jc w:val="both"/>
+      </w:pPr>
+      <w:r>
+        <w:t>And so on….</w:t>
+      </w:r>
+    </w:p>
+    <w:p>
+      <w:pPr>
+        <w:jc w:val="both"/>
+      </w:pPr>
+      <w:r>
+        <w:t xml:space="preserve">In this </w:t>
+      </w:r>
+      <w:r>
+        <w:t xml:space="preserve">scaling up or </w:t>
+      </w:r>
+      <w:r>
+        <w:t>scaling</w:t>
+      </w:r>
+      <w:r>
+        <w:t xml:space="preserve"> down the servers</w:t>
+      </w:r>
+      <w:r>
+        <w:t>, we have to move and arrange old saved data which was based on old hash function to the databases according to the new hash function. It is complex process.</w:t>
+      </w:r>
+    </w:p>
+    <w:p>
+      <w:pPr>
+        <w:jc w:val="both"/>
+      </w:pPr>
+    </w:p>
+    <w:p>
+      <w:pPr>
+        <w:jc w:val="both"/>
+      </w:pPr>
+      <w:r>
+        <w:rPr>
+          <w:b/>
+          <w:bCs/>
+          <w:highlight w:val="yellow"/>
+        </w:rPr>
+        <w:t>Consistent Hashing</w:t>
+      </w:r>
+      <w:r>
+        <w:t xml:space="preserve"> makes </w:t>
+      </w:r>
+      <w:r>
+        <w:t>data movement</w:t>
+      </w:r>
+      <w:r>
+        <w:t xml:space="preserve"> simple by using circular structure to place the servers on the ring based on hash function applied on the servers</w:t>
+      </w:r>
+      <w:r>
+        <w:t xml:space="preserve"> (e.g. their </w:t>
+      </w:r>
+      <w:r>
+        <w:t>IP address</w:t>
+      </w:r>
+      <w:r>
+        <w:t>es)</w:t>
+      </w:r>
+      <w:r>
+        <w:t xml:space="preserve"> and then place the data </w:t>
+      </w:r>
+      <w:r>
+        <w:t>on the ring based on hash function</w:t>
+      </w:r>
+      <w:r>
+        <w:t xml:space="preserve"> </w:t>
+      </w:r>
+      <w:r>
+        <w:t>applied on</w:t>
+      </w:r>
+      <w:r>
+        <w:t xml:space="preserve"> it.</w:t>
+      </w:r>
+    </w:p>
+    <w:p>
+      <w:pPr>
+        <w:jc w:val="both"/>
+      </w:pPr>
+      <w:r>
+        <w:t>Suppose, we have 3 DB servers with their IP addresses</w:t>
+      </w:r>
+      <w:r>
+        <w:t xml:space="preserve"> a</w:t>
+      </w:r>
+      <w:r>
+        <w:t>nd such a hash function that generates a number from 1-12 based on IP Address.</w:t>
+      </w:r>
+    </w:p>
+    <w:p>
+      <w:pPr>
+        <w:jc w:val="both"/>
+      </w:pPr>
+    </w:p>
+    <w:tbl>
+      <w:tblPr>
+        <w:tblStyle w:val="TableGrid"/>
+        <w:tblW w:w="0" w:type="auto"/>
+        <w:tblLook w:val="04A0" w:firstRow="1" w:lastRow="0" w:firstColumn="1" w:lastColumn="0" w:noHBand="0" w:noVBand="1"/>
+      </w:tblPr>
+      <w:tblGrid>
+        <w:gridCol w:w="2404"/>
+        <w:gridCol w:w="2634"/>
+        <w:gridCol w:w="3237"/>
+      </w:tblGrid>
+      <w:tr>
+        <w:tc>
+          <w:tcPr>
+            <w:tcW w:w="2404" w:type="dxa"/>
+          </w:tcPr>
+          <w:p>
+            <w:pPr>
+              <w:jc w:val="both"/>
+            </w:pPr>
+            <w:r>
+              <w:rPr>
+                <w:b/>
+                <w:bCs/>
+              </w:rPr>
+              <w:t>Server</w:t>
+            </w:r>
+          </w:p>
+        </w:tc>
+        <w:tc>
+          <w:tcPr>
+            <w:tcW w:w="2634" w:type="dxa"/>
+          </w:tcPr>
+          <w:p>
+            <w:pPr>
+              <w:jc w:val="both"/>
+              <w:rPr>
+                <w:b/>
+                <w:bCs/>
+              </w:rPr>
+            </w:pPr>
+            <w:r>
+              <w:rPr>
+                <w:b/>
+                <w:bCs/>
+              </w:rPr>
+              <w:t>IP Address</w:t>
+            </w:r>
+          </w:p>
+        </w:tc>
+        <w:tc>
+          <w:tcPr>
+            <w:tcW w:w="3237" w:type="dxa"/>
+          </w:tcPr>
+          <w:p>
+            <w:pPr>
+              <w:jc w:val="both"/>
+              <w:rPr>
+                <w:b/>
+                <w:bCs/>
+              </w:rPr>
+            </w:pPr>
+            <w:r>
+              <w:rPr>
+                <w:b/>
+                <w:bCs/>
+              </w:rPr>
+              <w:t>Number generated by hash function</w:t>
+            </w:r>
+          </w:p>
+        </w:tc>
+      </w:tr>
+      <w:tr>
+        <w:tc>
+          <w:tcPr>
+            <w:tcW w:w="2404" w:type="dxa"/>
+          </w:tcPr>
+          <w:p>
+            <w:pPr>
+              <w:jc w:val="both"/>
+            </w:pPr>
+            <w:r>
+              <w:t>DB-1</w:t>
+            </w:r>
+          </w:p>
+        </w:tc>
+        <w:tc>
+          <w:tcPr>
+            <w:tcW w:w="2634" w:type="dxa"/>
+          </w:tcPr>
+          <w:p>
+            <w:pPr>
+              <w:jc w:val="both"/>
+            </w:pPr>
+            <w:r>
+              <w:t>198.10.1.1</w:t>
+            </w:r>
+          </w:p>
+        </w:tc>
+        <w:tc>
+          <w:tcPr>
+            <w:tcW w:w="3237" w:type="dxa"/>
+          </w:tcPr>
+          <w:p>
+            <w:pPr>
+              <w:jc w:val="both"/>
+            </w:pPr>
+            <w:r>
+              <w:t>2</w:t>
+            </w:r>
+          </w:p>
+        </w:tc>
+      </w:tr>
+      <w:tr>
+        <w:tc>
+          <w:tcPr>
+            <w:tcW w:w="2404" w:type="dxa"/>
+          </w:tcPr>
+          <w:p>
+            <w:pPr>
+              <w:jc w:val="both"/>
+            </w:pPr>
+            <w:r>
+              <w:t>DB-2</w:t>
+            </w:r>
+          </w:p>
+        </w:tc>
+        <w:tc>
+          <w:tcPr>
+            <w:tcW w:w="2634" w:type="dxa"/>
+          </w:tcPr>
+          <w:p>
+            <w:pPr>
+              <w:jc w:val="both"/>
+            </w:pPr>
+            <w:r>
+              <w:t>198.10.</w:t>
+            </w:r>
+            <w:r>
+              <w:t>2</w:t>
+            </w:r>
+            <w:r>
+              <w:t>.</w:t>
+            </w:r>
+            <w:r>
+              <w:t>1</w:t>
+            </w:r>
+          </w:p>
+        </w:tc>
+        <w:tc>
+          <w:tcPr>
+            <w:tcW w:w="3237" w:type="dxa"/>
+          </w:tcPr>
+          <w:p>
+            <w:pPr>
+              <w:jc w:val="both"/>
+            </w:pPr>
+            <w:r>
+              <w:t>5</w:t>
+            </w:r>
+          </w:p>
+        </w:tc>
+      </w:tr>
+      <w:tr>
+        <w:tc>
+          <w:tcPr>
+            <w:tcW w:w="2404" w:type="dxa"/>
+          </w:tcPr>
+          <w:p>
+            <w:pPr>
+              <w:jc w:val="both"/>
+            </w:pPr>
+            <w:r>
+              <w:t>DB-3</w:t>
+            </w:r>
+          </w:p>
+        </w:tc>
+        <w:tc>
+          <w:tcPr>
+            <w:tcW w:w="2634" w:type="dxa"/>
+          </w:tcPr>
+          <w:p>
+            <w:pPr>
+              <w:jc w:val="both"/>
+            </w:pPr>
+            <w:r>
+              <w:t>198.10.</w:t>
+            </w:r>
+            <w:r>
+              <w:t>3</w:t>
+            </w:r>
+            <w:r>
+              <w:t>.</w:t>
+            </w:r>
+            <w:r>
+              <w:t>1</w:t>
+            </w:r>
+          </w:p>
+        </w:tc>
+        <w:tc>
+          <w:tcPr>
+            <w:tcW w:w="3237" w:type="dxa"/>
+          </w:tcPr>
+          <w:p>
+            <w:pPr>
+              <w:jc w:val="both"/>
+            </w:pPr>
+            <w:r>
+              <w:t>9</w:t>
+            </w:r>
+          </w:p>
+        </w:tc>
+      </w:tr>
+    </w:tbl>
+    <w:p>
+      <w:pPr>
+        <w:jc w:val="both"/>
+      </w:pPr>
+    </w:p>
+    <w:p>
+      <w:pPr>
+        <w:jc w:val="both"/>
+      </w:pPr>
+    </w:p>
+    <w:p>
+      <w:pPr>
+        <w:jc w:val="both"/>
+      </w:pPr>
+      <w:r>
+        <w:t>Now, we place DB servers on the circle</w:t>
+      </w:r>
+      <w:r>
+        <w:t xml:space="preserve"> at their respective</w:t>
+      </w:r>
+      <w:r>
+        <w:t xml:space="preserve"> generated number</w:t>
+      </w:r>
+      <w:r>
+        <w:t>:</w:t>
+      </w:r>
+    </w:p>
+    <w:p>
+      <w:pPr>
+        <w:jc w:val="both"/>
+      </w:pPr>
+    </w:p>
+    <w:p>
+      <w:pPr>
+        <w:jc w:val="both"/>
+      </w:pPr>
+      <w:r>
+        <w:drawing>
+          <wp:inline distT="0" distB="0" distL="0" distR="0" wp14:anchorId="7B33244B" wp14:editId="74044E09">
+            <wp:extent cx="5715798" cy="5058481"/>
+            <wp:effectExtent l="0" t="0" r="0" b="8890"/>
+            <wp:docPr id="804971770" name="Picture 1"/>
+            <wp:cNvGraphicFramePr>
+              <a:graphicFrameLocks xmlns:a="http://schemas.openxmlformats.org/drawingml/2006/main" noChangeAspect="1"/>
+            </wp:cNvGraphicFramePr>
+            <a:graphic xmlns:a="http://schemas.openxmlformats.org/drawingml/2006/main">
+              <a:graphicData uri="http://schemas.openxmlformats.org/drawingml/2006/picture">
+                <pic:pic xmlns:pic="http://schemas.openxmlformats.org/drawingml/2006/picture">
+                  <pic:nvPicPr>
+                    <pic:cNvPr id="804971770" name=""/>
+                    <pic:cNvPicPr/>
+                  </pic:nvPicPr>
+                  <pic:blipFill>
+                    <a:blip r:embed="rId9"/>
+                    <a:stretch>
+                      <a:fillRect/>
+                    </a:stretch>
+                  </pic:blipFill>
+                  <pic:spPr>
+                    <a:xfrm>
+                      <a:off x="0" y="0"/>
+                      <a:ext cx="5715798" cy="5058481"/>
+                    </a:xfrm>
+                    <a:prstGeom prst="rect">
+                      <a:avLst/>
+                    </a:prstGeom>
+                  </pic:spPr>
+                </pic:pic>
+              </a:graphicData>
+            </a:graphic>
+          </wp:inline>
+        </w:drawing>
+      </w:r>
+    </w:p>
+    <w:p>
+      <w:pPr>
+        <w:jc w:val="both"/>
+      </w:pPr>
+    </w:p>
+    <w:p>
+      <w:pPr>
+        <w:jc w:val="both"/>
+      </w:pPr>
+      <w:r>
+        <w:t>Similarly, hash function will generate a number from 1-12 for each incoming data.</w:t>
+      </w:r>
+    </w:p>
+    <w:p>
+      <w:pPr>
+        <w:jc w:val="both"/>
+      </w:pPr>
+      <w:r>
+        <w:t>Once the number is generated for the data, we go clockwise on the circle and save this data in the nearest server</w:t>
+      </w:r>
+      <w:r>
+        <w:t xml:space="preserve"> </w:t>
+      </w:r>
+      <w:r>
+        <w:t>found</w:t>
+      </w:r>
+      <w:r>
+        <w:t xml:space="preserve">. </w:t>
+      </w:r>
+    </w:p>
+    <w:p>
+      <w:pPr>
+        <w:jc w:val="both"/>
+      </w:pPr>
+      <w:r>
+        <w:t xml:space="preserve">For example, for </w:t>
+      </w:r>
+      <w:proofErr w:type="spellStart"/>
+      <w:r>
+        <w:t>user_id</w:t>
+      </w:r>
+      <w:proofErr w:type="spellEnd"/>
+      <w:r>
+        <w:t xml:space="preserve"> = 1, hash function generates number = 3, then in clockwise direction, nearest server is DB-2 so this record will be stored in DB-2 server.</w:t>
+      </w:r>
+    </w:p>
+    <w:p>
+      <w:pPr>
+        <w:jc w:val="both"/>
+      </w:pPr>
+    </w:p>
+    <w:p>
+      <w:pPr>
+        <w:jc w:val="both"/>
+      </w:pPr>
+    </w:p>
+    <w:p>
+      <w:pPr>
+        <w:jc w:val="both"/>
+      </w:pPr>
+      <w:r>
+        <w:lastRenderedPageBreak/>
+        <w:t>Now, i</w:t>
+      </w:r>
+      <w:r>
+        <w:t xml:space="preserve">n </w:t>
+      </w:r>
+      <w:r>
+        <w:t>the</w:t>
+      </w:r>
+      <w:r>
+        <w:t xml:space="preserve"> scaling up or scaling down the servers</w:t>
+      </w:r>
+      <w:r>
+        <w:t xml:space="preserve"> on the circle</w:t>
+      </w:r>
+      <w:r>
+        <w:t xml:space="preserve">, we have to move </w:t>
+      </w:r>
+      <w:r>
+        <w:t>the</w:t>
+      </w:r>
+      <w:r>
+        <w:t xml:space="preserve"> minimal</w:t>
+      </w:r>
+      <w:r>
+        <w:t xml:space="preserve"> data </w:t>
+      </w:r>
+      <w:r>
+        <w:t xml:space="preserve">and </w:t>
+      </w:r>
+      <w:r>
+        <w:t>i</w:t>
+      </w:r>
+      <w:r>
+        <w:t xml:space="preserve">t is </w:t>
+      </w:r>
+      <w:r>
+        <w:t>easy</w:t>
+      </w:r>
+      <w:r>
+        <w:t xml:space="preserve"> </w:t>
+      </w:r>
+      <w:r>
+        <w:t>to compute which all keys need to be moved</w:t>
+      </w:r>
+      <w:r>
+        <w:t>.</w:t>
+      </w:r>
+      <w:r>
+        <w:t xml:space="preserve"> </w:t>
+      </w:r>
+    </w:p>
+    <w:p>
+      <w:pPr>
+        <w:jc w:val="both"/>
+      </w:pPr>
+      <w:r>
+        <w:t>When new server is added</w:t>
+      </w:r>
+      <w:r>
+        <w:t xml:space="preserve"> </w:t>
+      </w:r>
+      <w:r>
+        <w:t>on the circle</w:t>
+      </w:r>
+      <w:r>
+        <w:t xml:space="preserve"> then we go anti-clockwise and </w:t>
+      </w:r>
+      <w:r>
+        <w:t>check the required old data</w:t>
+      </w:r>
+      <w:r>
+        <w:t xml:space="preserve"> only for the keys between new server and old existing server</w:t>
+      </w:r>
+      <w:r>
+        <w:t xml:space="preserve"> to be </w:t>
+      </w:r>
+      <w:r>
+        <w:t>restore</w:t>
+      </w:r>
+      <w:r>
+        <w:t>d</w:t>
+      </w:r>
+      <w:r>
+        <w:t xml:space="preserve"> to this added server.</w:t>
+      </w:r>
+    </w:p>
+    <w:p>
+      <w:pPr>
+        <w:jc w:val="both"/>
+      </w:pPr>
+    </w:p>
+    <w:p>
+      <w:pPr>
+        <w:jc w:val="both"/>
+        <w:rPr>
+          <w:b/>
+          <w:bCs/>
+        </w:rPr>
+      </w:pPr>
+      <w:r>
+        <w:rPr>
+          <w:b/>
+          <w:bCs/>
+        </w:rPr>
+        <w:t>Problem in this approach:</w:t>
+      </w:r>
+    </w:p>
+    <w:p>
+      <w:pPr>
+        <w:jc w:val="both"/>
+      </w:pPr>
+      <w:r>
+        <w:t>If hash function places the server very closed to each other on the circle, then one of the servers will be overloaded by the data. For example,</w:t>
+      </w:r>
+    </w:p>
+    <w:tbl>
+      <w:tblPr>
+        <w:tblStyle w:val="TableGrid"/>
+        <w:tblW w:w="0" w:type="auto"/>
+        <w:tblLook w:val="04A0" w:firstRow="1" w:lastRow="0" w:firstColumn="1" w:lastColumn="0" w:noHBand="0" w:noVBand="1"/>
+      </w:tblPr>
+      <w:tblGrid>
+        <w:gridCol w:w="2404"/>
+        <w:gridCol w:w="2634"/>
+        <w:gridCol w:w="3237"/>
+      </w:tblGrid>
+      <w:tr>
+        <w:tc>
+          <w:tcPr>
+            <w:tcW w:w="2404" w:type="dxa"/>
+          </w:tcPr>
+          <w:p>
+            <w:pPr>
+              <w:jc w:val="both"/>
+            </w:pPr>
+            <w:r>
+              <w:rPr>
+                <w:b/>
+                <w:bCs/>
+              </w:rPr>
+              <w:t>Server</w:t>
+            </w:r>
+          </w:p>
+        </w:tc>
+        <w:tc>
+          <w:tcPr>
+            <w:tcW w:w="2634" w:type="dxa"/>
+          </w:tcPr>
+          <w:p>
+            <w:pPr>
+              <w:jc w:val="both"/>
+              <w:rPr>
+                <w:b/>
+                <w:bCs/>
+              </w:rPr>
+            </w:pPr>
+            <w:r>
+              <w:rPr>
+                <w:b/>
+                <w:bCs/>
+              </w:rPr>
+              <w:t>IP Address</w:t>
+            </w:r>
+          </w:p>
+        </w:tc>
+        <w:tc>
+          <w:tcPr>
+            <w:tcW w:w="3237" w:type="dxa"/>
+          </w:tcPr>
+          <w:p>
+            <w:pPr>
+              <w:jc w:val="both"/>
+              <w:rPr>
+                <w:b/>
+                <w:bCs/>
+              </w:rPr>
+            </w:pPr>
+            <w:r>
+              <w:rPr>
+                <w:b/>
+                <w:bCs/>
+              </w:rPr>
+              <w:t>Number generated by hash function</w:t>
+            </w:r>
+          </w:p>
+        </w:tc>
+      </w:tr>
+      <w:tr>
+        <w:tc>
+          <w:tcPr>
+            <w:tcW w:w="2404" w:type="dxa"/>
+          </w:tcPr>
+          <w:p>
+            <w:pPr>
+              <w:jc w:val="both"/>
+            </w:pPr>
+            <w:r>
+              <w:t>DB-1</w:t>
+            </w:r>
+          </w:p>
+        </w:tc>
+        <w:tc>
+          <w:tcPr>
+            <w:tcW w:w="2634" w:type="dxa"/>
+          </w:tcPr>
+          <w:p>
+            <w:pPr>
+              <w:jc w:val="both"/>
+            </w:pPr>
+            <w:r>
+              <w:t>198.10.1.1</w:t>
+            </w:r>
+          </w:p>
+        </w:tc>
+        <w:tc>
+          <w:tcPr>
+            <w:tcW w:w="3237" w:type="dxa"/>
+          </w:tcPr>
+          <w:p>
+            <w:pPr>
+              <w:jc w:val="both"/>
+            </w:pPr>
+            <w:r>
+              <w:t>2</w:t>
+            </w:r>
+          </w:p>
+        </w:tc>
+      </w:tr>
+      <w:tr>
+        <w:tc>
+          <w:tcPr>
+            <w:tcW w:w="2404" w:type="dxa"/>
+          </w:tcPr>
+          <w:p>
+            <w:pPr>
+              <w:jc w:val="both"/>
+            </w:pPr>
+            <w:r>
+              <w:t>DB-2</w:t>
+            </w:r>
+          </w:p>
+        </w:tc>
+        <w:tc>
+          <w:tcPr>
+            <w:tcW w:w="2634" w:type="dxa"/>
+          </w:tcPr>
+          <w:p>
+            <w:pPr>
+              <w:jc w:val="both"/>
+            </w:pPr>
+            <w:r>
+              <w:t>198.10.2.</w:t>
+            </w:r>
+            <w:r>
+              <w:t>1</w:t>
+            </w:r>
+          </w:p>
+        </w:tc>
+        <w:tc>
+          <w:tcPr>
+            <w:tcW w:w="3237" w:type="dxa"/>
+          </w:tcPr>
+          <w:p>
+            <w:pPr>
+              <w:jc w:val="both"/>
+            </w:pPr>
+            <w:r>
+              <w:t>4</w:t>
+            </w:r>
+          </w:p>
+        </w:tc>
+      </w:tr>
+      <w:tr>
+        <w:tc>
+          <w:tcPr>
+            <w:tcW w:w="2404" w:type="dxa"/>
+          </w:tcPr>
+          <w:p>
+            <w:pPr>
+              <w:jc w:val="both"/>
+            </w:pPr>
+            <w:r>
+              <w:t>DB-3</w:t>
+            </w:r>
+          </w:p>
+        </w:tc>
+        <w:tc>
+          <w:tcPr>
+            <w:tcW w:w="2634" w:type="dxa"/>
+          </w:tcPr>
+          <w:p>
+            <w:pPr>
+              <w:jc w:val="both"/>
+            </w:pPr>
+            <w:r>
+              <w:t>198.10.3.</w:t>
+            </w:r>
+            <w:r>
+              <w:t>1</w:t>
+            </w:r>
+          </w:p>
+        </w:tc>
+        <w:tc>
+          <w:tcPr>
+            <w:tcW w:w="3237" w:type="dxa"/>
+          </w:tcPr>
+          <w:p>
+            <w:pPr>
+              <w:jc w:val="both"/>
+            </w:pPr>
+            <w:r>
+              <w:t>6</w:t>
+            </w:r>
+          </w:p>
+        </w:tc>
+      </w:tr>
+    </w:tbl>
+    <w:p>
+      <w:pPr>
+        <w:jc w:val="both"/>
+      </w:pPr>
+    </w:p>
+    <w:p>
+      <w:pPr>
+        <w:jc w:val="both"/>
+      </w:pPr>
+      <w:r>
+        <w:t xml:space="preserve">DB-1 will be overloaded as per </w:t>
+      </w:r>
+      <w:r>
+        <w:t xml:space="preserve">the </w:t>
+      </w:r>
+      <w:r>
+        <w:t xml:space="preserve">clockwise pattern of </w:t>
+      </w:r>
+      <w:r>
+        <w:t>insert</w:t>
+      </w:r>
+      <w:r>
+        <w:t>ing data.</w:t>
+      </w:r>
+    </w:p>
+    <w:p>
+      <w:pPr>
+        <w:jc w:val="both"/>
+      </w:pPr>
+    </w:p>
+    <w:p>
+      <w:pPr>
+        <w:jc w:val="both"/>
+        <w:rPr>
+          <w:b/>
+          <w:bCs/>
+        </w:rPr>
+      </w:pPr>
+      <w:r>
+        <w:rPr>
+          <w:b/>
+          <w:bCs/>
+        </w:rPr>
+        <w:t xml:space="preserve">Solution </w:t>
+      </w:r>
+      <w:r>
+        <w:rPr>
+          <w:b/>
+          <w:bCs/>
+        </w:rPr>
+        <w:t>to</w:t>
+      </w:r>
+      <w:r>
+        <w:rPr>
+          <w:b/>
+          <w:bCs/>
+        </w:rPr>
+        <w:t xml:space="preserve"> this </w:t>
+      </w:r>
+      <w:r>
+        <w:rPr>
+          <w:b/>
+          <w:bCs/>
+        </w:rPr>
+        <w:t>Problem</w:t>
+      </w:r>
+      <w:r>
+        <w:rPr>
+          <w:b/>
+          <w:bCs/>
+        </w:rPr>
+        <w:t>:</w:t>
+      </w:r>
+    </w:p>
+    <w:p>
+      <w:pPr>
+        <w:jc w:val="both"/>
+      </w:pPr>
+      <w:r>
+        <w:t>We</w:t>
+      </w:r>
+      <w:r>
+        <w:t xml:space="preserve"> make multiple </w:t>
+      </w:r>
+      <w:r>
+        <w:t>virtual nodes</w:t>
+      </w:r>
+      <w:r>
+        <w:t xml:space="preserve"> of the servers and place on the circle.</w:t>
+      </w:r>
+      <w:r>
+        <w:t xml:space="preserve"> </w:t>
+      </w:r>
+      <w:r>
+        <w:t>For example,</w:t>
+      </w:r>
+    </w:p>
+    <w:tbl>
+      <w:tblPr>
+        <w:tblStyle w:val="TableGrid"/>
+        <w:tblW w:w="0" w:type="auto"/>
+        <w:tblLook w:val="04A0" w:firstRow="1" w:lastRow="0" w:firstColumn="1" w:lastColumn="0" w:noHBand="0" w:noVBand="1"/>
+      </w:tblPr>
+      <w:tblGrid>
+        <w:gridCol w:w="2404"/>
+        <w:gridCol w:w="2634"/>
+        <w:gridCol w:w="3237"/>
+      </w:tblGrid>
+      <w:tr>
+        <w:tc>
+          <w:tcPr>
+            <w:tcW w:w="2404" w:type="dxa"/>
+          </w:tcPr>
+          <w:p>
+            <w:pPr>
+              <w:jc w:val="both"/>
+            </w:pPr>
+            <w:r>
+              <w:rPr>
+                <w:b/>
+                <w:bCs/>
+              </w:rPr>
+              <w:t>Server</w:t>
+            </w:r>
+          </w:p>
+        </w:tc>
+        <w:tc>
+          <w:tcPr>
+            <w:tcW w:w="2634" w:type="dxa"/>
+          </w:tcPr>
+          <w:p>
+            <w:pPr>
+              <w:jc w:val="both"/>
+              <w:rPr>
+                <w:b/>
+                <w:bCs/>
+              </w:rPr>
+            </w:pPr>
+            <w:r>
+              <w:rPr>
+                <w:b/>
+                <w:bCs/>
+              </w:rPr>
+              <w:t>IP Address</w:t>
+            </w:r>
+          </w:p>
+        </w:tc>
+        <w:tc>
+          <w:tcPr>
+            <w:tcW w:w="3237" w:type="dxa"/>
+          </w:tcPr>
+          <w:p>
+            <w:pPr>
+              <w:jc w:val="both"/>
+              <w:rPr>
+                <w:b/>
+                <w:bCs/>
+              </w:rPr>
+            </w:pPr>
+            <w:r>
+              <w:rPr>
+                <w:b/>
+                <w:bCs/>
+              </w:rPr>
+              <w:t>Number generated by hash function</w:t>
+            </w:r>
+          </w:p>
+        </w:tc>
+      </w:tr>
+      <w:tr>
+        <w:tc>
+          <w:tcPr>
+            <w:tcW w:w="2404" w:type="dxa"/>
+          </w:tcPr>
+          <w:p>
+            <w:pPr>
+              <w:jc w:val="both"/>
+            </w:pPr>
+            <w:r>
+              <w:t>DB-1</w:t>
+            </w:r>
+          </w:p>
+        </w:tc>
+        <w:tc>
+          <w:tcPr>
+            <w:tcW w:w="2634" w:type="dxa"/>
+          </w:tcPr>
+          <w:p>
+            <w:pPr>
+              <w:jc w:val="both"/>
+            </w:pPr>
+            <w:r>
+              <w:t>198.10.1.1</w:t>
+            </w:r>
+          </w:p>
+        </w:tc>
+        <w:tc>
+          <w:tcPr>
+            <w:tcW w:w="3237" w:type="dxa"/>
+          </w:tcPr>
+          <w:p>
+            <w:pPr>
+              <w:jc w:val="both"/>
+            </w:pPr>
+            <w:r>
+              <w:t>2</w:t>
+            </w:r>
+          </w:p>
+        </w:tc>
+      </w:tr>
+      <w:tr>
+        <w:tc>
+          <w:tcPr>
+            <w:tcW w:w="2404" w:type="dxa"/>
+          </w:tcPr>
+          <w:p>
+            <w:pPr>
+              <w:jc w:val="both"/>
+            </w:pPr>
+            <w:r>
+              <w:t>DB-2</w:t>
+            </w:r>
+          </w:p>
+        </w:tc>
+        <w:tc>
+          <w:tcPr>
+            <w:tcW w:w="2634" w:type="dxa"/>
+          </w:tcPr>
+          <w:p>
+            <w:pPr>
+              <w:jc w:val="both"/>
+            </w:pPr>
+            <w:r>
+              <w:t>198.10.2.</w:t>
+            </w:r>
+            <w:r>
+              <w:t>1</w:t>
+            </w:r>
+          </w:p>
+        </w:tc>
+        <w:tc>
+          <w:tcPr>
+            <w:tcW w:w="3237" w:type="dxa"/>
+          </w:tcPr>
+          <w:p>
+            <w:pPr>
+              <w:jc w:val="both"/>
+            </w:pPr>
+            <w:r>
+              <w:t>4</w:t>
+            </w:r>
+          </w:p>
+        </w:tc>
+      </w:tr>
+      <w:tr>
+        <w:tc>
+          <w:tcPr>
+            <w:tcW w:w="2404" w:type="dxa"/>
+          </w:tcPr>
+          <w:p>
+            <w:pPr>
+              <w:jc w:val="both"/>
+            </w:pPr>
+            <w:r>
+              <w:t>DB-3</w:t>
+            </w:r>
+          </w:p>
+        </w:tc>
+        <w:tc>
+          <w:tcPr>
+            <w:tcW w:w="2634" w:type="dxa"/>
+          </w:tcPr>
+          <w:p>
+            <w:pPr>
+              <w:jc w:val="both"/>
+            </w:pPr>
+            <w:r>
+              <w:t>198.10.3.</w:t>
+            </w:r>
+            <w:r>
+              <w:t>1</w:t>
+            </w:r>
+          </w:p>
+        </w:tc>
+        <w:tc>
+          <w:tcPr>
+            <w:tcW w:w="3237" w:type="dxa"/>
+          </w:tcPr>
+          <w:p>
+            <w:pPr>
+              <w:jc w:val="both"/>
+            </w:pPr>
+            <w:r>
+              <w:t>6</w:t>
+            </w:r>
+          </w:p>
+        </w:tc>
+      </w:tr>
+      <w:tr>
+        <w:tc>
+          <w:tcPr>
+            <w:tcW w:w="2404" w:type="dxa"/>
+          </w:tcPr>
+          <w:p>
+            <w:pPr>
+              <w:jc w:val="both"/>
+            </w:pPr>
+            <w:r>
+              <w:t>VN</w:t>
+            </w:r>
+            <w:r>
+              <w:t>-1</w:t>
+            </w:r>
+          </w:p>
+        </w:tc>
+        <w:tc>
+          <w:tcPr>
+            <w:tcW w:w="2634" w:type="dxa"/>
+          </w:tcPr>
+          <w:p>
+            <w:pPr>
+              <w:jc w:val="both"/>
+            </w:pPr>
+            <w:r>
+              <w:t>virtual node</w:t>
+            </w:r>
+            <w:r>
+              <w:t xml:space="preserve"> of DB-1</w:t>
+            </w:r>
+          </w:p>
+        </w:tc>
+        <w:tc>
+          <w:tcPr>
+            <w:tcW w:w="3237" w:type="dxa"/>
+          </w:tcPr>
+          <w:p>
+            <w:pPr>
+              <w:jc w:val="both"/>
+            </w:pPr>
+            <w:r>
+              <w:t>8</w:t>
+            </w:r>
+          </w:p>
+        </w:tc>
+      </w:tr>
+      <w:tr>
+        <w:tc>
+          <w:tcPr>
+            <w:tcW w:w="2404" w:type="dxa"/>
+          </w:tcPr>
+          <w:p>
+            <w:pPr>
+              <w:jc w:val="both"/>
+            </w:pPr>
+            <w:r>
+              <w:t>VN</w:t>
+            </w:r>
+            <w:r>
+              <w:t>-2</w:t>
+            </w:r>
+          </w:p>
+        </w:tc>
+        <w:tc>
+          <w:tcPr>
+            <w:tcW w:w="2634" w:type="dxa"/>
+          </w:tcPr>
+          <w:p>
+            <w:pPr>
+              <w:jc w:val="both"/>
+            </w:pPr>
+            <w:r>
+              <w:t>virtual node DB-</w:t>
+            </w:r>
+            <w:r>
+              <w:t>2</w:t>
+            </w:r>
+          </w:p>
+        </w:tc>
+        <w:tc>
+          <w:tcPr>
+            <w:tcW w:w="3237" w:type="dxa"/>
+          </w:tcPr>
+          <w:p>
+            <w:pPr>
+              <w:jc w:val="both"/>
+            </w:pPr>
+            <w:r>
+              <w:t>10</w:t>
+            </w:r>
+          </w:p>
+        </w:tc>
+      </w:tr>
+      <w:tr>
+        <w:tc>
+          <w:tcPr>
+            <w:tcW w:w="2404" w:type="dxa"/>
+          </w:tcPr>
+          <w:p>
+            <w:pPr>
+              <w:jc w:val="both"/>
+            </w:pPr>
+            <w:r>
+              <w:t>VN</w:t>
+            </w:r>
+            <w:r>
+              <w:t>-3</w:t>
+            </w:r>
+          </w:p>
+        </w:tc>
+        <w:tc>
+          <w:tcPr>
+            <w:tcW w:w="2634" w:type="dxa"/>
+          </w:tcPr>
+          <w:p>
+            <w:pPr>
+              <w:jc w:val="both"/>
+              <w:rPr>
+                <w:b/>
+                <w:bCs/>
+              </w:rPr>
+            </w:pPr>
+            <w:r>
+              <w:t>virtual node DB-</w:t>
+            </w:r>
+            <w:r>
+              <w:t>3</w:t>
+            </w:r>
+          </w:p>
+        </w:tc>
+        <w:tc>
+          <w:tcPr>
+            <w:tcW w:w="3237" w:type="dxa"/>
+          </w:tcPr>
+          <w:p>
+            <w:pPr>
+              <w:jc w:val="both"/>
+            </w:pPr>
+            <w:r>
+              <w:t>12</w:t>
+            </w:r>
+          </w:p>
+        </w:tc>
+      </w:tr>
+    </w:tbl>
+    <w:p>
+      <w:pPr>
+        <w:jc w:val="both"/>
+      </w:pPr>
+    </w:p>
+    <w:p>
+      <w:pPr>
+        <w:jc w:val="both"/>
+      </w:pPr>
+      <w:r>
+        <w:t>A virtual node refers to the real node, and each server is represented by multiple virtual nodes on the ring.</w:t>
+      </w:r>
+      <w:r>
+        <w:t xml:space="preserve"> Any data coming to a </w:t>
+      </w:r>
+      <w:r>
+        <w:t>virtual node</w:t>
+      </w:r>
+      <w:r>
+        <w:t xml:space="preserve"> by clockwise pattern, is inserted</w:t>
+      </w:r>
+      <w:r>
+        <w:t xml:space="preserve"> in</w:t>
+      </w:r>
+      <w:r>
+        <w:t xml:space="preserve"> its actual server. For example, if data is coming to the </w:t>
+      </w:r>
+      <w:r>
+        <w:t>virtual node</w:t>
+      </w:r>
+      <w:r>
+        <w:t xml:space="preserve"> </w:t>
+      </w:r>
+      <w:r>
+        <w:t>VN</w:t>
+      </w:r>
+      <w:r>
+        <w:t>-1</w:t>
+      </w:r>
+      <w:r>
+        <w:t>/</w:t>
+      </w:r>
+      <w:r>
+        <w:t>VN-</w:t>
+      </w:r>
+      <w:r>
+        <w:t>2/</w:t>
+      </w:r>
+      <w:r>
+        <w:t>VN-</w:t>
+      </w:r>
+      <w:r>
+        <w:t>3</w:t>
+      </w:r>
+      <w:r>
+        <w:t>, then it will be inserted in DB-1</w:t>
+      </w:r>
+      <w:r>
+        <w:t>/</w:t>
+      </w:r>
+      <w:r>
+        <w:t>DB</w:t>
+      </w:r>
+      <w:r>
+        <w:t>-2/</w:t>
+      </w:r>
+      <w:r>
+        <w:t>DB-</w:t>
+      </w:r>
+      <w:r>
+        <w:t>3</w:t>
+      </w:r>
+      <w:r>
+        <w:t xml:space="preserve"> server</w:t>
+      </w:r>
+      <w:r>
+        <w:t>s respectively</w:t>
+      </w:r>
+      <w:r>
+        <w:t>.</w:t>
+      </w:r>
+    </w:p>
+    <w:p>
+      <w:pPr>
+        <w:jc w:val="both"/>
+        <w:rPr>
+          <w:b/>
+          <w:bCs/>
+        </w:rPr>
+      </w:pPr>
+    </w:p>
+    <w:p>
+      <w:pPr>
+        <w:jc w:val="both"/>
+        <w:rPr>
+          <w:b/>
+          <w:bCs/>
+        </w:rPr>
+      </w:pPr>
+    </w:p>
+    <w:p>
+      <w:pPr>
+        <w:jc w:val="both"/>
+        <w:rPr>
+          <w:b/>
+          <w:bCs/>
+        </w:rPr>
+      </w:pPr>
+    </w:p>
+    <w:p>
+      <w:pPr>
+        <w:jc w:val="both"/>
+        <w:rPr>
+          <w:b/>
+          <w:bCs/>
+        </w:rPr>
+      </w:pPr>
+      <w:r>
+        <w:rPr>
+          <w:b/>
+          <w:bCs/>
+        </w:rPr>
+        <w:lastRenderedPageBreak/>
+        <w:t>The benefits of consistent hashing include:</w:t>
+      </w:r>
+    </w:p>
+    <w:p>
+      <w:pPr>
+        <w:pStyle w:val="ListParagraph"/>
+        <w:numPr>
+          <w:ilvl w:val="0"/>
+          <w:numId w:val="33"/>
+        </w:numPr>
+        <w:jc w:val="both"/>
+      </w:pPr>
+      <w:r>
+        <w:t>Minimized keys are redistributed when servers are added or removed.</w:t>
+      </w:r>
+    </w:p>
+    <w:p>
+      <w:pPr>
+        <w:pStyle w:val="ListParagraph"/>
+        <w:numPr>
+          <w:ilvl w:val="0"/>
+          <w:numId w:val="33"/>
+        </w:numPr>
+        <w:jc w:val="both"/>
+      </w:pPr>
+      <w:r>
+        <w:t>It is easy to scale horizontally because data are more evenly distributed.</w:t>
+      </w:r>
+    </w:p>
+    <w:p>
+      <w:pPr>
+        <w:pStyle w:val="ListParagraph"/>
+        <w:numPr>
+          <w:ilvl w:val="0"/>
+          <w:numId w:val="33"/>
+        </w:numPr>
+        <w:jc w:val="both"/>
+      </w:pPr>
+      <w:r>
+        <w:t>Consistent Hashing helps to mitigate hotspot key problem by distributing the data more evenly. Excessive access to a specific shard could cause server overload. Imagine data for Ketty Perry, Justin Bieber and Lady Gaga all end up on the same shard.</w:t>
+      </w:r>
+    </w:p>
+    <w:p>
+      <w:pPr>
+        <w:jc w:val="both"/>
+        <w:rPr>
+          <w:b/>
+          <w:bCs/>
+        </w:rPr>
+      </w:pPr>
+      <w:r>
+        <w:rPr>
+          <w:b/>
+          <w:bCs/>
+        </w:rPr>
+        <w:t>C</w:t>
+      </w:r>
+      <w:r>
+        <w:rPr>
+          <w:b/>
+          <w:bCs/>
+        </w:rPr>
+        <w:t xml:space="preserve">onsistent hashing </w:t>
+      </w:r>
+      <w:r>
+        <w:rPr>
+          <w:b/>
+          <w:bCs/>
+        </w:rPr>
+        <w:t xml:space="preserve">is widely used in real-world system, </w:t>
+      </w:r>
+      <w:r>
+        <w:rPr>
+          <w:b/>
+          <w:bCs/>
+        </w:rPr>
+        <w:t>includ</w:t>
+      </w:r>
+      <w:r>
+        <w:rPr>
+          <w:b/>
+          <w:bCs/>
+        </w:rPr>
+        <w:t>ing some notable ones</w:t>
+      </w:r>
+      <w:r>
+        <w:rPr>
+          <w:b/>
+          <w:bCs/>
+        </w:rPr>
+        <w:t>:</w:t>
+      </w:r>
+    </w:p>
+    <w:p>
+      <w:pPr>
+        <w:pStyle w:val="ListParagraph"/>
+        <w:numPr>
+          <w:ilvl w:val="0"/>
+          <w:numId w:val="32"/>
+        </w:numPr>
+        <w:jc w:val="both"/>
+      </w:pPr>
+      <w:r>
+        <w:t xml:space="preserve">Partitioning component of Amazon’s Dynamo database. </w:t>
+      </w:r>
+    </w:p>
+    <w:p>
+      <w:pPr>
+        <w:pStyle w:val="ListParagraph"/>
+        <w:numPr>
+          <w:ilvl w:val="0"/>
+          <w:numId w:val="32"/>
+        </w:numPr>
+        <w:jc w:val="both"/>
+      </w:pPr>
+      <w:r>
+        <w:t>Data p</w:t>
+      </w:r>
+      <w:r>
+        <w:t xml:space="preserve">artitioning </w:t>
+      </w:r>
+      <w:r>
+        <w:t>across the cluster in Apache Cassandra</w:t>
+      </w:r>
+      <w:r>
+        <w:t>.</w:t>
+      </w:r>
+    </w:p>
+    <w:p>
+      <w:pPr>
+        <w:pStyle w:val="ListParagraph"/>
+        <w:numPr>
+          <w:ilvl w:val="0"/>
+          <w:numId w:val="32"/>
+        </w:numPr>
+        <w:jc w:val="both"/>
+      </w:pPr>
+      <w:r>
+        <w:t>Discord chat application.</w:t>
+      </w:r>
+    </w:p>
+    <w:p>
+      <w:pPr>
+        <w:pStyle w:val="ListParagraph"/>
+        <w:numPr>
+          <w:ilvl w:val="0"/>
+          <w:numId w:val="32"/>
+        </w:numPr>
+        <w:jc w:val="both"/>
+      </w:pPr>
+      <w:r>
+        <w:t>Akamai content delivery network.</w:t>
+      </w:r>
+    </w:p>
+    <w:p>
+      <w:pPr>
+        <w:pStyle w:val="ListParagraph"/>
+        <w:numPr>
+          <w:ilvl w:val="0"/>
+          <w:numId w:val="32"/>
+        </w:numPr>
+        <w:jc w:val="both"/>
+      </w:pPr>
+      <w:r>
+        <w:t>Maglev network load balancer.</w:t>
+      </w:r>
+    </w:p>
+    <w:p>
+      <w:pPr>
+        <w:jc w:val="both"/>
+      </w:pPr>
+    </w:p>
+    <w:p>
+      <w:pPr>
+        <w:jc w:val="both"/>
+      </w:pPr>
+    </w:p>
+    <w:p>
+      <w:pPr>
+        <w:jc w:val="both"/>
+      </w:pPr>
+    </w:p>
+    <w:p>
+      <w:pPr>
+        <w:jc w:val="both"/>
+      </w:pPr>
+    </w:p>
+    <w:p>
+      <w:pPr>
+        <w:jc w:val="both"/>
+      </w:pPr>
+    </w:p>
+    <w:p>
+      <w:pPr>
+        <w:jc w:val="both"/>
+      </w:pPr>
+    </w:p>
+    <w:p>
+      <w:pPr>
+        <w:jc w:val="both"/>
+      </w:pPr>
+    </w:p>
+    <w:p>
+      <w:pPr>
+        <w:jc w:val="both"/>
+      </w:pPr>
+    </w:p>
+    <w:p>
+      <w:pPr>
+        <w:jc w:val="both"/>
+      </w:pPr>
+    </w:p>
+    <w:p>
+      <w:pPr>
+        <w:jc w:val="both"/>
+      </w:pPr>
+    </w:p>
+    <w:p>
+      <w:pPr>
+        <w:jc w:val="both"/>
+      </w:pPr>
+    </w:p>
+    <w:p>
+      <w:pPr>
+        <w:jc w:val="both"/>
+      </w:pPr>
+    </w:p>
+    <w:p>
+      <w:pPr>
+        <w:jc w:val="both"/>
+      </w:pPr>
+    </w:p>
+    <w:p>
+      <w:pPr>
+        <w:jc w:val="both"/>
+      </w:pPr>
+    </w:p>
+    <w:p>
+      <w:pPr>
+        <w:jc w:val="both"/>
+      </w:pPr>
+    </w:p>
+    <w:p>
+      <w:pPr>
+        <w:jc w:val="both"/>
+      </w:pPr>
+    </w:p>
+    <w:p>
+      <w:pPr>
+        <w:jc w:val="both"/>
+      </w:pPr>
+    </w:p>
+    <w:p>
+      <w:pPr>
+        <w:jc w:val="both"/>
+      </w:pPr>
+    </w:p>
+    <w:p>
+      <w:pPr>
+        <w:jc w:val="both"/>
+      </w:pPr>
+    </w:p>
+    <w:p>
+      <w:pPr>
+        <w:jc w:val="both"/>
+      </w:pPr>
+    </w:p>
+    <w:p>
+      <w:pPr>
+        <w:jc w:val="both"/>
+      </w:pPr>
+    </w:p>
+    <w:p>
+      <w:pPr>
+        <w:jc w:val="both"/>
+      </w:pPr>
+    </w:p>
+    <w:p>
+      <w:pPr>
+        <w:jc w:val="both"/>
+      </w:pPr>
+    </w:p>
+    <w:p>
+      <w:pPr>
+        <w:jc w:val="both"/>
+      </w:pPr>
+    </w:p>
+    <w:p>
+      <w:pPr>
+        <w:jc w:val="both"/>
+      </w:pPr>
+    </w:p>
+    <w:p>
+      <w:pPr>
+        <w:jc w:val="both"/>
+      </w:pPr>
+    </w:p>
+    <w:p>
+      <w:pPr>
+        <w:jc w:val="both"/>
+      </w:pPr>
+    </w:p>
+    <w:p>
+      <w:pPr>
+        <w:jc w:val="both"/>
+      </w:pPr>
+    </w:p>
+    <w:p>
+      <w:pPr>
+        <w:jc w:val="both"/>
+      </w:pPr>
+    </w:p>
     <w:sectPr>
       <w:pgSz w:w="11906" w:h="16838"/>
       <w:pgMar w:top="1440" w:right="1440" w:bottom="1440" w:left="1440" w:header="708" w:footer="708" w:gutter="0"/>
@@ -7493,6 +11047,119 @@
     </w:lvl>
   </w:abstractNum>
   <w:abstractNum w:abstractNumId="27" w15:restartNumberingAfterBreak="0">
+    <w:nsid w:val="6BDD4C5B"/>
+    <w:multiLevelType w:val="hybridMultilevel"/>
+    <w:tmpl w:val="FE720D50"/>
+    <w:lvl w:ilvl="0" w:tplc="40090001">
+      <w:start w:val="1"/>
+      <w:numFmt w:val="bullet"/>
+      <w:lvlText w:val=""/>
+      <w:lvlJc w:val="left"/>
+      <w:pPr>
+        <w:ind w:left="720" w:hanging="360"/>
+      </w:pPr>
+      <w:rPr>
+        <w:rFonts w:ascii="Symbol" w:hAnsi="Symbol" w:hint="default"/>
+      </w:rPr>
+    </w:lvl>
+    <w:lvl w:ilvl="1" w:tplc="40090003" w:tentative="1">
+      <w:start w:val="1"/>
+      <w:numFmt w:val="bullet"/>
+      <w:lvlText w:val="o"/>
+      <w:lvlJc w:val="left"/>
+      <w:pPr>
+        <w:ind w:left="1440" w:hanging="360"/>
+      </w:pPr>
+      <w:rPr>
+        <w:rFonts w:ascii="Courier New" w:hAnsi="Courier New" w:cs="Courier New" w:hint="default"/>
+      </w:rPr>
+    </w:lvl>
+    <w:lvl w:ilvl="2" w:tplc="40090005" w:tentative="1">
+      <w:start w:val="1"/>
+      <w:numFmt w:val="bullet"/>
+      <w:lvlText w:val=""/>
+      <w:lvlJc w:val="left"/>
+      <w:pPr>
+        <w:ind w:left="2160" w:hanging="360"/>
+      </w:pPr>
+      <w:rPr>
+        <w:rFonts w:ascii="Wingdings" w:hAnsi="Wingdings" w:hint="default"/>
+      </w:rPr>
+    </w:lvl>
+    <w:lvl w:ilvl="3" w:tplc="40090001" w:tentative="1">
+      <w:start w:val="1"/>
+      <w:numFmt w:val="bullet"/>
+      <w:lvlText w:val=""/>
+      <w:lvlJc w:val="left"/>
+      <w:pPr>
+        <w:ind w:left="2880" w:hanging="360"/>
+      </w:pPr>
+      <w:rPr>
+        <w:rFonts w:ascii="Symbol" w:hAnsi="Symbol" w:hint="default"/>
+      </w:rPr>
+    </w:lvl>
+    <w:lvl w:ilvl="4" w:tplc="40090003" w:tentative="1">
+      <w:start w:val="1"/>
+      <w:numFmt w:val="bullet"/>
+      <w:lvlText w:val="o"/>
+      <w:lvlJc w:val="left"/>
+      <w:pPr>
+        <w:ind w:left="3600" w:hanging="360"/>
+      </w:pPr>
+      <w:rPr>
+        <w:rFonts w:ascii="Courier New" w:hAnsi="Courier New" w:cs="Courier New" w:hint="default"/>
+      </w:rPr>
+    </w:lvl>
+    <w:lvl w:ilvl="5" w:tplc="40090005" w:tentative="1">
+      <w:start w:val="1"/>
+      <w:numFmt w:val="bullet"/>
+      <w:lvlText w:val=""/>
+      <w:lvlJc w:val="left"/>
+      <w:pPr>
+        <w:ind w:left="4320" w:hanging="360"/>
+      </w:pPr>
+      <w:rPr>
+        <w:rFonts w:ascii="Wingdings" w:hAnsi="Wingdings" w:hint="default"/>
+      </w:rPr>
+    </w:lvl>
+    <w:lvl w:ilvl="6" w:tplc="40090001" w:tentative="1">
+      <w:start w:val="1"/>
+      <w:numFmt w:val="bullet"/>
+      <w:lvlText w:val=""/>
+      <w:lvlJc w:val="left"/>
+      <w:pPr>
+        <w:ind w:left="5040" w:hanging="360"/>
+      </w:pPr>
+      <w:rPr>
+        <w:rFonts w:ascii="Symbol" w:hAnsi="Symbol" w:hint="default"/>
+      </w:rPr>
+    </w:lvl>
+    <w:lvl w:ilvl="7" w:tplc="40090003" w:tentative="1">
+      <w:start w:val="1"/>
+      <w:numFmt w:val="bullet"/>
+      <w:lvlText w:val="o"/>
+      <w:lvlJc w:val="left"/>
+      <w:pPr>
+        <w:ind w:left="5760" w:hanging="360"/>
+      </w:pPr>
+      <w:rPr>
+        <w:rFonts w:ascii="Courier New" w:hAnsi="Courier New" w:cs="Courier New" w:hint="default"/>
+      </w:rPr>
+    </w:lvl>
+    <w:lvl w:ilvl="8" w:tplc="40090005" w:tentative="1">
+      <w:start w:val="1"/>
+      <w:numFmt w:val="bullet"/>
+      <w:lvlText w:val=""/>
+      <w:lvlJc w:val="left"/>
+      <w:pPr>
+        <w:ind w:left="6480" w:hanging="360"/>
+      </w:pPr>
+      <w:rPr>
+        <w:rFonts w:ascii="Wingdings" w:hAnsi="Wingdings" w:hint="default"/>
+      </w:rPr>
+    </w:lvl>
+  </w:abstractNum>
+  <w:abstractNum w:abstractNumId="28" w15:restartNumberingAfterBreak="0">
     <w:nsid w:val="6D522266"/>
     <w:multiLevelType w:val="multilevel"/>
     <w:tmpl w:val="D05E5948"/>
@@ -7641,7 +11308,7 @@
       </w:rPr>
     </w:lvl>
   </w:abstractNum>
-  <w:abstractNum w:abstractNumId="28" w15:restartNumberingAfterBreak="0">
+  <w:abstractNum w:abstractNumId="29" w15:restartNumberingAfterBreak="0">
     <w:nsid w:val="71E0768E"/>
     <w:multiLevelType w:val="multilevel"/>
     <w:tmpl w:val="D9FC4C9E"/>
@@ -7790,7 +11457,7 @@
       </w:rPr>
     </w:lvl>
   </w:abstractNum>
-  <w:abstractNum w:abstractNumId="29" w15:restartNumberingAfterBreak="0">
+  <w:abstractNum w:abstractNumId="30" w15:restartNumberingAfterBreak="0">
     <w:nsid w:val="76EA4C27"/>
     <w:multiLevelType w:val="multilevel"/>
     <w:tmpl w:val="81CCF4C6"/>
@@ -7939,7 +11606,7 @@
       </w:rPr>
     </w:lvl>
   </w:abstractNum>
-  <w:abstractNum w:abstractNumId="30" w15:restartNumberingAfterBreak="0">
+  <w:abstractNum w:abstractNumId="31" w15:restartNumberingAfterBreak="0">
     <w:nsid w:val="7B4B2C8D"/>
     <w:multiLevelType w:val="multilevel"/>
     <w:tmpl w:val="B1AA6C92"/>
@@ -8085,6 +11752,119 @@
       <w:rPr>
         <w:rFonts w:ascii="Wingdings" w:hAnsi="Wingdings" w:hint="default"/>
         <w:sz w:val="20"/>
+      </w:rPr>
+    </w:lvl>
+  </w:abstractNum>
+  <w:abstractNum w:abstractNumId="32" w15:restartNumberingAfterBreak="0">
+    <w:nsid w:val="7DAE53B6"/>
+    <w:multiLevelType w:val="hybridMultilevel"/>
+    <w:tmpl w:val="6814476A"/>
+    <w:lvl w:ilvl="0" w:tplc="40090001">
+      <w:start w:val="1"/>
+      <w:numFmt w:val="bullet"/>
+      <w:lvlText w:val=""/>
+      <w:lvlJc w:val="left"/>
+      <w:pPr>
+        <w:ind w:left="720" w:hanging="360"/>
+      </w:pPr>
+      <w:rPr>
+        <w:rFonts w:ascii="Symbol" w:hAnsi="Symbol" w:hint="default"/>
+      </w:rPr>
+    </w:lvl>
+    <w:lvl w:ilvl="1" w:tplc="40090003" w:tentative="1">
+      <w:start w:val="1"/>
+      <w:numFmt w:val="bullet"/>
+      <w:lvlText w:val="o"/>
+      <w:lvlJc w:val="left"/>
+      <w:pPr>
+        <w:ind w:left="1440" w:hanging="360"/>
+      </w:pPr>
+      <w:rPr>
+        <w:rFonts w:ascii="Courier New" w:hAnsi="Courier New" w:cs="Courier New" w:hint="default"/>
+      </w:rPr>
+    </w:lvl>
+    <w:lvl w:ilvl="2" w:tplc="40090005" w:tentative="1">
+      <w:start w:val="1"/>
+      <w:numFmt w:val="bullet"/>
+      <w:lvlText w:val=""/>
+      <w:lvlJc w:val="left"/>
+      <w:pPr>
+        <w:ind w:left="2160" w:hanging="360"/>
+      </w:pPr>
+      <w:rPr>
+        <w:rFonts w:ascii="Wingdings" w:hAnsi="Wingdings" w:hint="default"/>
+      </w:rPr>
+    </w:lvl>
+    <w:lvl w:ilvl="3" w:tplc="40090001" w:tentative="1">
+      <w:start w:val="1"/>
+      <w:numFmt w:val="bullet"/>
+      <w:lvlText w:val=""/>
+      <w:lvlJc w:val="left"/>
+      <w:pPr>
+        <w:ind w:left="2880" w:hanging="360"/>
+      </w:pPr>
+      <w:rPr>
+        <w:rFonts w:ascii="Symbol" w:hAnsi="Symbol" w:hint="default"/>
+      </w:rPr>
+    </w:lvl>
+    <w:lvl w:ilvl="4" w:tplc="40090003" w:tentative="1">
+      <w:start w:val="1"/>
+      <w:numFmt w:val="bullet"/>
+      <w:lvlText w:val="o"/>
+      <w:lvlJc w:val="left"/>
+      <w:pPr>
+        <w:ind w:left="3600" w:hanging="360"/>
+      </w:pPr>
+      <w:rPr>
+        <w:rFonts w:ascii="Courier New" w:hAnsi="Courier New" w:cs="Courier New" w:hint="default"/>
+      </w:rPr>
+    </w:lvl>
+    <w:lvl w:ilvl="5" w:tplc="40090005" w:tentative="1">
+      <w:start w:val="1"/>
+      <w:numFmt w:val="bullet"/>
+      <w:lvlText w:val=""/>
+      <w:lvlJc w:val="left"/>
+      <w:pPr>
+        <w:ind w:left="4320" w:hanging="360"/>
+      </w:pPr>
+      <w:rPr>
+        <w:rFonts w:ascii="Wingdings" w:hAnsi="Wingdings" w:hint="default"/>
+      </w:rPr>
+    </w:lvl>
+    <w:lvl w:ilvl="6" w:tplc="40090001" w:tentative="1">
+      <w:start w:val="1"/>
+      <w:numFmt w:val="bullet"/>
+      <w:lvlText w:val=""/>
+      <w:lvlJc w:val="left"/>
+      <w:pPr>
+        <w:ind w:left="5040" w:hanging="360"/>
+      </w:pPr>
+      <w:rPr>
+        <w:rFonts w:ascii="Symbol" w:hAnsi="Symbol" w:hint="default"/>
+      </w:rPr>
+    </w:lvl>
+    <w:lvl w:ilvl="7" w:tplc="40090003" w:tentative="1">
+      <w:start w:val="1"/>
+      <w:numFmt w:val="bullet"/>
+      <w:lvlText w:val="o"/>
+      <w:lvlJc w:val="left"/>
+      <w:pPr>
+        <w:ind w:left="5760" w:hanging="360"/>
+      </w:pPr>
+      <w:rPr>
+        <w:rFonts w:ascii="Courier New" w:hAnsi="Courier New" w:cs="Courier New" w:hint="default"/>
+      </w:rPr>
+    </w:lvl>
+    <w:lvl w:ilvl="8" w:tplc="40090005" w:tentative="1">
+      <w:start w:val="1"/>
+      <w:numFmt w:val="bullet"/>
+      <w:lvlText w:val=""/>
+      <w:lvlJc w:val="left"/>
+      <w:pPr>
+        <w:ind w:left="6480" w:hanging="360"/>
+      </w:pPr>
+      <w:rPr>
+        <w:rFonts w:ascii="Wingdings" w:hAnsi="Wingdings" w:hint="default"/>
       </w:rPr>
     </w:lvl>
   </w:abstractNum>
@@ -8116,13 +11896,13 @@
     <w:abstractNumId w:val="10"/>
   </w:num>
   <w:num w:numId="10" w16cid:durableId="1779059991">
-    <w:abstractNumId w:val="28"/>
+    <w:abstractNumId w:val="29"/>
   </w:num>
   <w:num w:numId="11" w16cid:durableId="74517482">
     <w:abstractNumId w:val="18"/>
   </w:num>
   <w:num w:numId="12" w16cid:durableId="958874929">
-    <w:abstractNumId w:val="27"/>
+    <w:abstractNumId w:val="28"/>
   </w:num>
   <w:num w:numId="13" w16cid:durableId="1557617437">
     <w:abstractNumId w:val="9"/>
@@ -8161,7 +11941,7 @@
     <w:abstractNumId w:val="21"/>
   </w:num>
   <w:num w:numId="25" w16cid:durableId="1295208616">
-    <w:abstractNumId w:val="30"/>
+    <w:abstractNumId w:val="31"/>
   </w:num>
   <w:num w:numId="26" w16cid:durableId="2110347621">
     <w:abstractNumId w:val="5"/>
@@ -8176,10 +11956,16 @@
     <w:abstractNumId w:val="4"/>
   </w:num>
   <w:num w:numId="30" w16cid:durableId="15860242">
-    <w:abstractNumId w:val="29"/>
+    <w:abstractNumId w:val="30"/>
   </w:num>
   <w:num w:numId="31" w16cid:durableId="1697848299">
     <w:abstractNumId w:val="24"/>
+  </w:num>
+  <w:num w:numId="32" w16cid:durableId="1764297447">
+    <w:abstractNumId w:val="27"/>
+  </w:num>
+  <w:num w:numId="33" w16cid:durableId="803620821">
+    <w:abstractNumId w:val="32"/>
   </w:num>
 </w:numbering>
 </file>
@@ -8584,6 +12370,7 @@
   <w:style w:type="paragraph" w:default="1" w:styleId="Normal">
     <w:name w:val="Normal"/>
     <w:qFormat/>
+    <w:rsid w:val="00DC7C30"/>
   </w:style>
   <w:style w:type="paragraph" w:styleId="Heading1">
     <w:name w:val="heading 1"/>
@@ -8787,6 +12574,7 @@
   <w:style w:type="character" w:default="1" w:styleId="DefaultParagraphFont">
     <w:name w:val="Default Paragraph Font"/>
     <w:uiPriority w:val="1"/>
+    <w:semiHidden/>
     <w:unhideWhenUsed/>
   </w:style>
   <w:style w:type="table" w:default="1" w:styleId="TableNormal">

--- a/NOTES/3. SYSTEM_DESIGN.docx
+++ b/NOTES/3. SYSTEM_DESIGN.docx
@@ -153,7 +153,15 @@
         <w:t>user’s</w:t>
       </w:r>
       <w:r>
-        <w:t xml:space="preserve"> requests (Load) among the multiple servers to handle it so that a single server should not be overloaded by upcoming users requests/traffic. So, it enhances the performance of our application. </w:t>
+        <w:t xml:space="preserve"> requests (Load) among the multiple servers to handle it so that a single server should not be overloaded by upcoming </w:t>
+      </w:r>
+      <w:proofErr w:type="gramStart"/>
+      <w:r>
+        <w:t>users</w:t>
+      </w:r>
+      <w:proofErr w:type="gramEnd"/>
+      <w:r>
+        <w:t xml:space="preserve"> requests/traffic. So, it enhances the performance of our application. </w:t>
       </w:r>
     </w:p>
     <w:p>
@@ -225,10 +233,12 @@
         <w:t xml:space="preserve"> based on IP addresses and TCP/IP ports. It is used in </w:t>
       </w:r>
       <w:proofErr w:type="spellStart"/>
+      <w:proofErr w:type="gramStart"/>
       <w:r>
         <w:t>non HTTP</w:t>
       </w:r>
       <w:proofErr w:type="spellEnd"/>
+      <w:proofErr w:type="gramEnd"/>
       <w:r>
         <w:t xml:space="preserve">/S traffic for internal network load balancing. </w:t>
       </w:r>
@@ -867,6 +877,7 @@
       <w:r>
         <w:t xml:space="preserve"> Suppose, we have an </w:t>
       </w:r>
+      <w:proofErr w:type="gramStart"/>
       <w:r>
         <w:rPr>
           <w:b/>
@@ -874,6 +885,7 @@
         </w:rPr>
         <w:t>Employees</w:t>
       </w:r>
+      <w:proofErr w:type="gramEnd"/>
       <w:r>
         <w:t xml:space="preserve"> table having the columns and rows.</w:t>
       </w:r>
@@ -3846,19 +3858,7 @@
         <w:t>ash function that gives deterministic output.</w:t>
       </w:r>
       <w:r>
-        <w:t xml:space="preserve"> D</w:t>
-      </w:r>
-      <w:r>
-        <w:t>eterministic output</w:t>
-      </w:r>
-      <w:r>
-        <w:t xml:space="preserve"> means, “For a given input, the h</w:t>
-      </w:r>
-      <w:r>
-        <w:t>ash function</w:t>
-      </w:r>
-      <w:r>
-        <w:t xml:space="preserve"> will always produce the same output”.</w:t>
+        <w:t xml:space="preserve"> Deterministic output means, “For a given input, the hash function will always produce the same output”.</w:t>
       </w:r>
     </w:p>
     <w:p>
@@ -3884,74 +3884,79 @@
       </w:r>
       <w:proofErr w:type="spellStart"/>
       <w:r>
+        <w:t>user_</w:t>
+      </w:r>
+      <w:proofErr w:type="gramStart"/>
+      <w:r>
+        <w:t>id</w:t>
+      </w:r>
+      <w:proofErr w:type="spellEnd"/>
+      <w:r>
+        <w:t>){</w:t>
+      </w:r>
+      <w:proofErr w:type="gramEnd"/>
+    </w:p>
+    <w:p>
+      <w:pPr>
+        <w:ind w:firstLine="720"/>
+        <w:jc w:val="both"/>
+      </w:pPr>
+      <w:r>
+        <w:t xml:space="preserve">return </w:t>
+      </w:r>
+      <w:proofErr w:type="spellStart"/>
+      <w:r>
         <w:t>user_id</w:t>
       </w:r>
       <w:proofErr w:type="spellEnd"/>
       <w:r>
-        <w:t>){</w:t>
-      </w:r>
-    </w:p>
-    <w:p>
-      <w:pPr>
-        <w:ind w:firstLine="720"/>
-        <w:jc w:val="both"/>
-      </w:pPr>
-      <w:r>
-        <w:t xml:space="preserve">return </w:t>
+        <w:t xml:space="preserve"> % </w:t>
       </w:r>
       <w:proofErr w:type="spellStart"/>
       <w:r>
-        <w:t>user_id</w:t>
+        <w:t>numbers_of_servers</w:t>
       </w:r>
       <w:proofErr w:type="spellEnd"/>
       <w:r>
-        <w:t xml:space="preserve"> % numbers</w:t>
+        <w:t>;</w:t>
+      </w:r>
+    </w:p>
+    <w:p>
+      <w:pPr>
+        <w:jc w:val="both"/>
+      </w:pPr>
+      <w:r>
+        <w:t>}</w:t>
+      </w:r>
+    </w:p>
+    <w:p>
+      <w:pPr>
+        <w:jc w:val="both"/>
+      </w:pPr>
+    </w:p>
+    <w:p>
+      <w:pPr>
+        <w:jc w:val="both"/>
+      </w:pPr>
+    </w:p>
+    <w:p>
+      <w:pPr>
+        <w:jc w:val="both"/>
+      </w:pPr>
+    </w:p>
+    <w:p>
+      <w:pPr>
+        <w:jc w:val="both"/>
+      </w:pPr>
+      <w:r>
+        <w:t xml:space="preserve">Here, </w:t>
       </w:r>
       <w:proofErr w:type="spellStart"/>
       <w:r>
-        <w:t>_of_servers</w:t>
+        <w:t>numbers_of_servers</w:t>
       </w:r>
       <w:proofErr w:type="spellEnd"/>
       <w:r>
-        <w:t>;</w:t>
-      </w:r>
-    </w:p>
-    <w:p>
-      <w:pPr>
-        <w:jc w:val="both"/>
-      </w:pPr>
-      <w:r>
-        <w:t>}</w:t>
-      </w:r>
-    </w:p>
-    <w:p>
-      <w:pPr>
-        <w:jc w:val="both"/>
-      </w:pPr>
-    </w:p>
-    <w:p>
-      <w:pPr>
-        <w:jc w:val="both"/>
-      </w:pPr>
-    </w:p>
-    <w:p>
-      <w:pPr>
-        <w:jc w:val="both"/>
-      </w:pPr>
-    </w:p>
-    <w:p>
-      <w:pPr>
-        <w:jc w:val="both"/>
-      </w:pPr>
-      <w:r>
-        <w:t xml:space="preserve">Here, </w:t>
-      </w:r>
-      <w:proofErr w:type="spellStart"/>
-      <w:r>
-        <w:t>numbers_of_servers</w:t>
-      </w:r>
-      <w:proofErr w:type="spellEnd"/>
-      <w:r>
         <w:t xml:space="preserve"> = 3</w:t>
       </w:r>
     </w:p>
@@ -3968,33 +3973,15 @@
         <w:jc w:val="both"/>
       </w:pPr>
       <w:r>
-        <w:t>Server DB-</w:t>
-      </w:r>
-      <w:r>
-        <w:t>2</w:t>
-      </w:r>
-      <w:r>
-        <w:t xml:space="preserve"> has identity = </w:t>
-      </w:r>
-      <w:r>
-        <w:t>1</w:t>
-      </w:r>
-    </w:p>
-    <w:p>
-      <w:pPr>
-        <w:jc w:val="both"/>
-      </w:pPr>
-      <w:r>
-        <w:t>Server DB-</w:t>
-      </w:r>
-      <w:r>
-        <w:t>3</w:t>
-      </w:r>
-      <w:r>
-        <w:t xml:space="preserve"> has identity = </w:t>
-      </w:r>
-      <w:r>
-        <w:t>2</w:t>
+        <w:t>Server DB-2 has identity = 1</w:t>
+      </w:r>
+    </w:p>
+    <w:p>
+      <w:pPr>
+        <w:jc w:val="both"/>
+      </w:pPr>
+      <w:r>
+        <w:t>Server DB-3 has identity = 2</w:t>
       </w:r>
     </w:p>
     <w:p>
@@ -4239,10 +4226,7 @@
               <w:jc w:val="both"/>
             </w:pPr>
             <w:r>
-              <w:t>DB-</w:t>
-            </w:r>
-            <w:r>
-              <w:t>3</w:t>
+              <w:t>DB-3</w:t>
             </w:r>
           </w:p>
         </w:tc>
@@ -4296,10 +4280,7 @@
               <w:jc w:val="both"/>
             </w:pPr>
             <w:r>
-              <w:t>DB-</w:t>
-            </w:r>
-            <w:r>
-              <w:t>1</w:t>
+              <w:t>DB-1</w:t>
             </w:r>
           </w:p>
         </w:tc>
@@ -4411,10 +4392,7 @@
               </w:rPr>
             </w:pPr>
             <w:r>
-              <w:t>DB-</w:t>
-            </w:r>
-            <w:r>
-              <w:t>3</w:t>
+              <w:t>DB-3</w:t>
             </w:r>
           </w:p>
         </w:tc>
@@ -4478,25 +4456,7 @@
       </w:r>
       <w:proofErr w:type="spellEnd"/>
       <w:r>
-        <w:t xml:space="preserve"> = </w:t>
-      </w:r>
-      <w:r>
-        <w:t>2</w:t>
-      </w:r>
-      <w:r>
-        <w:t>,</w:t>
-      </w:r>
-      <w:r>
-        <w:t>5</w:t>
-      </w:r>
-      <w:r>
-        <w:t xml:space="preserve"> are saved in DB-</w:t>
-      </w:r>
-      <w:r>
-        <w:t>3</w:t>
-      </w:r>
-      <w:r>
-        <w:t>.</w:t>
+        <w:t xml:space="preserve"> = 2,5 are saved in DB-3.</w:t>
       </w:r>
     </w:p>
     <w:p>
@@ -4528,10 +4488,7 @@
       </w:r>
       <w:proofErr w:type="spellEnd"/>
       <w:r>
-        <w:t xml:space="preserve"> = </w:t>
-      </w:r>
-      <w:r>
-        <w:t>4</w:t>
+        <w:t xml:space="preserve"> = 4</w:t>
       </w:r>
     </w:p>
     <w:tbl>
@@ -4631,14 +4588,7 @@
                 <w:b/>
                 <w:bCs/>
               </w:rPr>
-              <w:t xml:space="preserve"> % </w:t>
-            </w:r>
-            <w:r>
-              <w:rPr>
-                <w:b/>
-                <w:bCs/>
-              </w:rPr>
-              <w:t>4</w:t>
+              <w:t xml:space="preserve"> % 4</w:t>
             </w:r>
           </w:p>
         </w:tc>
@@ -4700,13 +4650,7 @@
               <w:jc w:val="both"/>
             </w:pPr>
             <w:r>
-              <w:t>1%</w:t>
-            </w:r>
-            <w:r>
-              <w:t>4</w:t>
-            </w:r>
-            <w:r>
-              <w:t xml:space="preserve"> = 1</w:t>
+              <w:t>1%4 = 1</w:t>
             </w:r>
           </w:p>
         </w:tc>
@@ -4760,13 +4704,7 @@
               <w:jc w:val="both"/>
             </w:pPr>
             <w:r>
-              <w:t>2%</w:t>
-            </w:r>
-            <w:r>
-              <w:t>4</w:t>
-            </w:r>
-            <w:r>
-              <w:t xml:space="preserve"> = 2</w:t>
+              <w:t>2%4 = 2</w:t>
             </w:r>
           </w:p>
         </w:tc>
@@ -4820,16 +4758,7 @@
               <w:jc w:val="both"/>
             </w:pPr>
             <w:r>
-              <w:t>3%</w:t>
-            </w:r>
-            <w:r>
-              <w:t>4</w:t>
-            </w:r>
-            <w:r>
-              <w:t xml:space="preserve"> = </w:t>
-            </w:r>
-            <w:r>
-              <w:t>3</w:t>
+              <w:t>3%4 = 3</w:t>
             </w:r>
           </w:p>
         </w:tc>
@@ -4842,10 +4771,7 @@
               <w:jc w:val="both"/>
             </w:pPr>
             <w:r>
-              <w:t>DB-</w:t>
-            </w:r>
-            <w:r>
-              <w:t>4</w:t>
+              <w:t>DB-4</w:t>
             </w:r>
           </w:p>
         </w:tc>
@@ -4886,16 +4812,7 @@
               <w:jc w:val="both"/>
             </w:pPr>
             <w:r>
-              <w:t>4%</w:t>
-            </w:r>
-            <w:r>
-              <w:t>4</w:t>
-            </w:r>
-            <w:r>
-              <w:t xml:space="preserve"> = </w:t>
-            </w:r>
-            <w:r>
-              <w:t>0</w:t>
+              <w:t>4%4 = 0</w:t>
             </w:r>
           </w:p>
         </w:tc>
@@ -4908,10 +4825,7 @@
               <w:jc w:val="both"/>
             </w:pPr>
             <w:r>
-              <w:t>DB-</w:t>
-            </w:r>
-            <w:r>
-              <w:t>1</w:t>
+              <w:t>DB-1</w:t>
             </w:r>
           </w:p>
         </w:tc>
@@ -4952,16 +4866,7 @@
               <w:jc w:val="both"/>
             </w:pPr>
             <w:r>
-              <w:t>5%</w:t>
-            </w:r>
-            <w:r>
-              <w:t>4</w:t>
-            </w:r>
-            <w:r>
-              <w:t xml:space="preserve"> = </w:t>
-            </w:r>
-            <w:r>
-              <w:t>1</w:t>
+              <w:t>5%4 = 1</w:t>
             </w:r>
           </w:p>
         </w:tc>
@@ -4978,10 +4883,7 @@
               </w:rPr>
             </w:pPr>
             <w:r>
-              <w:t>DB-</w:t>
-            </w:r>
-            <w:r>
-              <w:t>2</w:t>
+              <w:t>DB-2</w:t>
             </w:r>
           </w:p>
         </w:tc>
@@ -5013,13 +4915,7 @@
       </w:r>
       <w:proofErr w:type="spellEnd"/>
       <w:r>
-        <w:t xml:space="preserve"> = </w:t>
-      </w:r>
-      <w:r>
-        <w:t>4</w:t>
-      </w:r>
-      <w:r>
-        <w:t xml:space="preserve"> is saved in DB-1.</w:t>
+        <w:t xml:space="preserve"> = 4 is saved in DB-1.</w:t>
       </w:r>
     </w:p>
     <w:p>
@@ -5035,13 +4931,7 @@
       </w:r>
       <w:proofErr w:type="spellEnd"/>
       <w:r>
-        <w:t xml:space="preserve"> = 1,</w:t>
-      </w:r>
-      <w:r>
-        <w:t>5</w:t>
-      </w:r>
-      <w:r>
-        <w:t xml:space="preserve"> are saved in DB-2.</w:t>
+        <w:t xml:space="preserve"> = 1,5 are saved in DB-2.</w:t>
       </w:r>
     </w:p>
     <w:p>
@@ -5058,13 +4948,7 @@
       </w:r>
       <w:proofErr w:type="spellEnd"/>
       <w:r>
-        <w:t xml:space="preserve"> = 2 </w:t>
-      </w:r>
-      <w:r>
-        <w:t>is</w:t>
-      </w:r>
-      <w:r>
-        <w:t xml:space="preserve"> saved in DB-3.</w:t>
+        <w:t xml:space="preserve"> = 2 is saved in DB-3.</w:t>
       </w:r>
     </w:p>
     <w:p>
@@ -5080,19 +4964,7 @@
       </w:r>
       <w:proofErr w:type="spellEnd"/>
       <w:r>
-        <w:t xml:space="preserve"> = </w:t>
-      </w:r>
-      <w:r>
-        <w:t>3</w:t>
-      </w:r>
-      <w:r>
-        <w:t xml:space="preserve"> is saved in DB-</w:t>
-      </w:r>
-      <w:r>
-        <w:t>4</w:t>
-      </w:r>
-      <w:r>
-        <w:t>.</w:t>
+        <w:t xml:space="preserve"> = 3 is saved in DB-4.</w:t>
       </w:r>
     </w:p>
     <w:p>
@@ -5108,64 +4980,7 @@
         <w:jc w:val="both"/>
       </w:pPr>
       <w:r>
-        <w:t xml:space="preserve">Suppose, </w:t>
-      </w:r>
-      <w:r>
-        <w:t xml:space="preserve">if user data </w:t>
-      </w:r>
-      <w:r>
-        <w:t>dec</w:t>
-      </w:r>
-      <w:r>
-        <w:t xml:space="preserve">reases </w:t>
-      </w:r>
-      <w:r>
-        <w:t>t</w:t>
-      </w:r>
-      <w:r>
-        <w:t xml:space="preserve">o </w:t>
-      </w:r>
-      <w:r>
-        <w:t>thousand</w:t>
-      </w:r>
-      <w:r>
-        <w:t xml:space="preserve">s and we need to </w:t>
-      </w:r>
-      <w:r>
-        <w:t>reduce</w:t>
-      </w:r>
-      <w:r>
-        <w:t xml:space="preserve"> DB servers for partitions then we have to update hash function accordingly. For example, we </w:t>
-      </w:r>
-      <w:r>
-        <w:t>reduced</w:t>
-      </w:r>
-      <w:r>
-        <w:t xml:space="preserve"> </w:t>
-      </w:r>
-      <w:r>
-        <w:t>two</w:t>
-      </w:r>
-      <w:r>
-        <w:t xml:space="preserve"> DB server</w:t>
-      </w:r>
-      <w:r>
-        <w:t>s</w:t>
-      </w:r>
-      <w:r>
-        <w:t xml:space="preserve"> DB-</w:t>
-      </w:r>
-      <w:r>
-        <w:t>3 &amp;</w:t>
-      </w:r>
-      <w:r>
-        <w:t xml:space="preserve"> DB-</w:t>
-      </w:r>
-      <w:r>
-        <w:t>4.</w:t>
-      </w:r>
-      <w:r>
-        <w:t xml:space="preserve"> </w:t>
+        <w:t xml:space="preserve">Suppose, if user data decreases to thousands and we need to reduce DB servers for partitions then we have to update hash function accordingly. For example, we reduced two DB servers DB-3 &amp; DB-4. </w:t>
       </w:r>
     </w:p>
     <w:p>
@@ -5181,10 +4996,7 @@
       </w:r>
       <w:proofErr w:type="spellEnd"/>
       <w:r>
-        <w:t xml:space="preserve"> = </w:t>
-      </w:r>
-      <w:r>
-        <w:t>2</w:t>
+        <w:t xml:space="preserve"> = 2</w:t>
       </w:r>
     </w:p>
     <w:tbl>
@@ -5284,14 +5096,7 @@
                 <w:b/>
                 <w:bCs/>
               </w:rPr>
-              <w:t xml:space="preserve"> % </w:t>
-            </w:r>
-            <w:r>
-              <w:rPr>
-                <w:b/>
-                <w:bCs/>
-              </w:rPr>
-              <w:t>2</w:t>
+              <w:t xml:space="preserve"> % 2</w:t>
             </w:r>
           </w:p>
         </w:tc>
@@ -5353,13 +5158,7 @@
               <w:jc w:val="both"/>
             </w:pPr>
             <w:r>
-              <w:t>1%</w:t>
-            </w:r>
-            <w:r>
-              <w:t>2</w:t>
-            </w:r>
-            <w:r>
-              <w:t xml:space="preserve"> = 1</w:t>
+              <w:t>1%2 = 1</w:t>
             </w:r>
           </w:p>
         </w:tc>
@@ -5372,10 +5171,7 @@
               <w:jc w:val="both"/>
             </w:pPr>
             <w:r>
-              <w:t>DB-</w:t>
-            </w:r>
-            <w:r>
-              <w:t>2</w:t>
+              <w:t>DB-2</w:t>
             </w:r>
           </w:p>
         </w:tc>
@@ -5416,16 +5212,7 @@
               <w:jc w:val="both"/>
             </w:pPr>
             <w:r>
-              <w:t>2%</w:t>
-            </w:r>
-            <w:r>
-              <w:t>2</w:t>
-            </w:r>
-            <w:r>
-              <w:t xml:space="preserve"> = </w:t>
-            </w:r>
-            <w:r>
-              <w:t>0</w:t>
+              <w:t>2%2 = 0</w:t>
             </w:r>
           </w:p>
         </w:tc>
@@ -5438,10 +5225,7 @@
               <w:jc w:val="both"/>
             </w:pPr>
             <w:r>
-              <w:t>DB-</w:t>
-            </w:r>
-            <w:r>
-              <w:t>1</w:t>
+              <w:t>DB-1</w:t>
             </w:r>
           </w:p>
         </w:tc>
@@ -5482,16 +5266,7 @@
               <w:jc w:val="both"/>
             </w:pPr>
             <w:r>
-              <w:t>3%</w:t>
-            </w:r>
-            <w:r>
-              <w:t>2</w:t>
-            </w:r>
-            <w:r>
-              <w:t xml:space="preserve"> = </w:t>
-            </w:r>
-            <w:r>
-              <w:t>1</w:t>
+              <w:t>3%2 = 1</w:t>
             </w:r>
           </w:p>
         </w:tc>
@@ -5504,10 +5279,7 @@
               <w:jc w:val="both"/>
             </w:pPr>
             <w:r>
-              <w:t>DB-</w:t>
-            </w:r>
-            <w:r>
-              <w:t>2</w:t>
+              <w:t>DB-2</w:t>
             </w:r>
           </w:p>
         </w:tc>
@@ -5548,13 +5320,7 @@
               <w:jc w:val="both"/>
             </w:pPr>
             <w:r>
-              <w:t>4%</w:t>
-            </w:r>
-            <w:r>
-              <w:t>2</w:t>
-            </w:r>
-            <w:r>
-              <w:t xml:space="preserve"> = 0</w:t>
+              <w:t>4%2 = 0</w:t>
             </w:r>
           </w:p>
         </w:tc>
@@ -5608,13 +5374,7 @@
               <w:jc w:val="both"/>
             </w:pPr>
             <w:r>
-              <w:t>5%</w:t>
-            </w:r>
-            <w:r>
-              <w:t>2</w:t>
-            </w:r>
-            <w:r>
-              <w:t xml:space="preserve"> = 1</w:t>
+              <w:t>5%2 = 1</w:t>
             </w:r>
           </w:p>
         </w:tc>
@@ -5655,13 +5415,7 @@
         <w:jc w:val="both"/>
       </w:pPr>
       <w:r>
-        <w:t>Record</w:t>
-      </w:r>
-      <w:r>
-        <w:t>s</w:t>
-      </w:r>
-      <w:r>
-        <w:t xml:space="preserve"> of </w:t>
+        <w:t xml:space="preserve">Records of </w:t>
       </w:r>
       <w:proofErr w:type="spellStart"/>
       <w:r>
@@ -5669,19 +5423,7 @@
       </w:r>
       <w:proofErr w:type="spellEnd"/>
       <w:r>
-        <w:t xml:space="preserve"> = </w:t>
-      </w:r>
-      <w:r>
-        <w:t>2,</w:t>
-      </w:r>
-      <w:r>
-        <w:t xml:space="preserve">4 </w:t>
-      </w:r>
-      <w:r>
-        <w:t>are</w:t>
-      </w:r>
-      <w:r>
-        <w:t xml:space="preserve"> saved in DB-1.</w:t>
+        <w:t xml:space="preserve"> = 2,4 are saved in DB-1.</w:t>
       </w:r>
     </w:p>
     <w:p>
@@ -5761,28 +5503,10 @@
         <w:t xml:space="preserve"> simple by using circular structure to place the servers on the ring based on hash function applied on the servers</w:t>
       </w:r>
       <w:r>
-        <w:t xml:space="preserve"> (e.g. their </w:t>
-      </w:r>
-      <w:r>
-        <w:t>IP address</w:t>
-      </w:r>
-      <w:r>
-        <w:t>es)</w:t>
-      </w:r>
-      <w:r>
-        <w:t xml:space="preserve"> and then place the data </w:t>
-      </w:r>
-      <w:r>
-        <w:t>on the ring based on hash function</w:t>
-      </w:r>
-      <w:r>
-        <w:t xml:space="preserve"> </w:t>
-      </w:r>
-      <w:r>
-        <w:t>applied on</w:t>
-      </w:r>
-      <w:r>
-        <w:t xml:space="preserve"> it.</w:t>
+        <w:t xml:space="preserve"> (e.g. their IP addresses)</w:t>
+      </w:r>
+      <w:r>
+        <w:t xml:space="preserve"> and then place the data on the ring based on hash function applied on it.</w:t>
       </w:r>
     </w:p>
     <w:p>
@@ -5793,10 +5517,7 @@
         <w:t>Suppose, we have 3 DB servers with their IP addresses</w:t>
       </w:r>
       <w:r>
-        <w:t xml:space="preserve"> a</w:t>
-      </w:r>
-      <w:r>
-        <w:t>nd such a hash function that generates a number from 1-12 based on IP Address.</w:t>
+        <w:t xml:space="preserve"> and such a hash function that generates a number from 1-12 based on IP Address.</w:t>
       </w:r>
     </w:p>
     <w:p>
@@ -5940,13 +5661,7 @@
               <w:jc w:val="both"/>
             </w:pPr>
             <w:r>
-              <w:t>198.10.</w:t>
-            </w:r>
-            <w:r>
-              <w:t>2</w:t>
-            </w:r>
-            <w:r>
-              <w:t>.</w:t>
+              <w:t>198.10.2.</w:t>
             </w:r>
             <w:r>
               <w:t>1</w:t>
@@ -5990,13 +5705,7 @@
               <w:jc w:val="both"/>
             </w:pPr>
             <w:r>
-              <w:t>198.10.</w:t>
-            </w:r>
-            <w:r>
-              <w:t>3</w:t>
-            </w:r>
-            <w:r>
-              <w:t>.</w:t>
+              <w:t>198.10.3.</w:t>
             </w:r>
             <w:r>
               <w:t>1</w:t>
@@ -6036,10 +5745,7 @@
         <w:t>Now, we place DB servers on the circle</w:t>
       </w:r>
       <w:r>
-        <w:t xml:space="preserve"> at their respective</w:t>
-      </w:r>
-      <w:r>
-        <w:t xml:space="preserve"> generated number</w:t>
+        <w:t xml:space="preserve"> at their respective generated number</w:t>
       </w:r>
       <w:r>
         <w:t>:</w:t>
@@ -6055,6 +5761,9 @@
         <w:jc w:val="both"/>
       </w:pPr>
       <w:r>
+        <w:rPr>
+          <w:noProof/>
+        </w:rPr>
         <w:drawing>
           <wp:inline distT="0" distB="0" distL="0" distR="0" wp14:anchorId="7B33244B" wp14:editId="74044E09">
             <wp:extent cx="5715798" cy="5058481"/>
@@ -6113,110 +5822,77 @@
         <w:t>Once the number is generated for the data, we go clockwise on the circle and save this data in the nearest server</w:t>
       </w:r>
       <w:r>
+        <w:t xml:space="preserve"> found</w:t>
+      </w:r>
+      <w:r>
+        <w:t xml:space="preserve">. </w:t>
+      </w:r>
+    </w:p>
+    <w:p>
+      <w:pPr>
+        <w:jc w:val="both"/>
+      </w:pPr>
+      <w:r>
+        <w:t xml:space="preserve">For example, for </w:t>
+      </w:r>
+      <w:proofErr w:type="spellStart"/>
+      <w:r>
+        <w:t>user_id</w:t>
+      </w:r>
+      <w:proofErr w:type="spellEnd"/>
+      <w:r>
+        <w:t xml:space="preserve"> = 1, hash function generates number = 3, then in clockwise direction, nearest server is DB-2 so this record will be stored in DB-2 server.</w:t>
+      </w:r>
+    </w:p>
+    <w:p>
+      <w:pPr>
+        <w:jc w:val="both"/>
+      </w:pPr>
+    </w:p>
+    <w:p>
+      <w:pPr>
+        <w:jc w:val="both"/>
+      </w:pPr>
+    </w:p>
+    <w:p>
+      <w:pPr>
+        <w:jc w:val="both"/>
+      </w:pPr>
+      <w:r>
+        <w:lastRenderedPageBreak/>
+        <w:t>Now, in the scaling up or scaling down the servers on the circle, we have to move the</w:t>
+      </w:r>
+      <w:r>
+        <w:t xml:space="preserve"> minimal</w:t>
+      </w:r>
+      <w:r>
+        <w:t xml:space="preserve"> data </w:t>
+      </w:r>
+      <w:r>
+        <w:t xml:space="preserve">and </w:t>
+      </w:r>
+      <w:r>
+        <w:t xml:space="preserve">it is easy </w:t>
+      </w:r>
+      <w:r>
+        <w:t>to compute which all keys need to be moved</w:t>
+      </w:r>
+      <w:r>
+        <w:t>.</w:t>
+      </w:r>
+      <w:r>
         <w:t xml:space="preserve"> </w:t>
       </w:r>
-      <w:r>
-        <w:t>found</w:t>
-      </w:r>
-      <w:r>
-        <w:t xml:space="preserve">. </w:t>
-      </w:r>
-    </w:p>
-    <w:p>
-      <w:pPr>
-        <w:jc w:val="both"/>
-      </w:pPr>
-      <w:r>
-        <w:t xml:space="preserve">For example, for </w:t>
-      </w:r>
-      <w:proofErr w:type="spellStart"/>
-      <w:r>
-        <w:t>user_id</w:t>
-      </w:r>
-      <w:proofErr w:type="spellEnd"/>
-      <w:r>
-        <w:t xml:space="preserve"> = 1, hash function generates number = 3, then in clockwise direction, nearest server is DB-2 so this record will be stored in DB-2 server.</w:t>
-      </w:r>
-    </w:p>
-    <w:p>
-      <w:pPr>
-        <w:jc w:val="both"/>
-      </w:pPr>
-    </w:p>
-    <w:p>
-      <w:pPr>
-        <w:jc w:val="both"/>
-      </w:pPr>
-    </w:p>
-    <w:p>
-      <w:pPr>
-        <w:jc w:val="both"/>
-      </w:pPr>
-      <w:r>
-        <w:lastRenderedPageBreak/>
-        <w:t>Now, i</w:t>
-      </w:r>
-      <w:r>
-        <w:t xml:space="preserve">n </w:t>
-      </w:r>
-      <w:r>
-        <w:t>the</w:t>
-      </w:r>
-      <w:r>
-        <w:t xml:space="preserve"> scaling up or scaling down the servers</w:t>
+    </w:p>
+    <w:p>
+      <w:pPr>
+        <w:jc w:val="both"/>
+      </w:pPr>
+      <w:r>
+        <w:t>When new server is added</w:t>
       </w:r>
       <w:r>
         <w:t xml:space="preserve"> on the circle</w:t>
-      </w:r>
-      <w:r>
-        <w:t xml:space="preserve">, we have to move </w:t>
-      </w:r>
-      <w:r>
-        <w:t>the</w:t>
-      </w:r>
-      <w:r>
-        <w:t xml:space="preserve"> minimal</w:t>
-      </w:r>
-      <w:r>
-        <w:t xml:space="preserve"> data </w:t>
-      </w:r>
-      <w:r>
-        <w:t xml:space="preserve">and </w:t>
-      </w:r>
-      <w:r>
-        <w:t>i</w:t>
-      </w:r>
-      <w:r>
-        <w:t xml:space="preserve">t is </w:t>
-      </w:r>
-      <w:r>
-        <w:t>easy</w:t>
-      </w:r>
-      <w:r>
-        <w:t xml:space="preserve"> </w:t>
-      </w:r>
-      <w:r>
-        <w:t>to compute which all keys need to be moved</w:t>
-      </w:r>
-      <w:r>
-        <w:t>.</w:t>
-      </w:r>
-      <w:r>
-        <w:t xml:space="preserve"> </w:t>
-      </w:r>
-    </w:p>
-    <w:p>
-      <w:pPr>
-        <w:jc w:val="both"/>
-      </w:pPr>
-      <w:r>
-        <w:t>When new server is added</w:t>
-      </w:r>
-      <w:r>
-        <w:t xml:space="preserve"> </w:t>
-      </w:r>
-      <w:r>
-        <w:t>on the circle</w:t>
       </w:r>
       <w:r>
         <w:t xml:space="preserve"> then we go anti-clockwise and </w:t>
@@ -6528,14 +6204,7 @@
           <w:b/>
           <w:bCs/>
         </w:rPr>
-        <w:t xml:space="preserve"> this </w:t>
-      </w:r>
-      <w:r>
-        <w:rPr>
-          <w:b/>
-          <w:bCs/>
-        </w:rPr>
-        <w:t>Problem</w:t>
+        <w:t xml:space="preserve"> this Problem</w:t>
       </w:r>
       <w:r>
         <w:rPr>
@@ -6704,10 +6373,7 @@
               <w:jc w:val="both"/>
             </w:pPr>
             <w:r>
-              <w:t>198.10.2.</w:t>
-            </w:r>
-            <w:r>
-              <w:t>1</w:t>
+              <w:t>198.10.2.1</w:t>
             </w:r>
           </w:p>
         </w:tc>
@@ -6748,10 +6414,7 @@
               <w:jc w:val="both"/>
             </w:pPr>
             <w:r>
-              <w:t>198.10.3.</w:t>
-            </w:r>
-            <w:r>
-              <w:t>1</w:t>
+              <w:t>198.10.3.1</w:t>
             </w:r>
           </w:p>
         </w:tc>
@@ -6795,10 +6458,7 @@
               <w:jc w:val="both"/>
             </w:pPr>
             <w:r>
-              <w:t>virtual node</w:t>
-            </w:r>
-            <w:r>
-              <w:t xml:space="preserve"> of DB-1</w:t>
+              <w:t>virtual node of DB-1</w:t>
             </w:r>
           </w:p>
         </w:tc>
@@ -6842,10 +6502,7 @@
               <w:jc w:val="both"/>
             </w:pPr>
             <w:r>
-              <w:t>virtual node DB-</w:t>
-            </w:r>
-            <w:r>
-              <w:t>2</w:t>
+              <w:t>virtual node DB-2</w:t>
             </w:r>
           </w:p>
         </w:tc>
@@ -6893,10 +6550,7 @@
               </w:rPr>
             </w:pPr>
             <w:r>
-              <w:t>virtual node DB-</w:t>
-            </w:r>
-            <w:r>
-              <w:t>3</w:t>
+              <w:t>virtual node DB-3</w:t>
             </w:r>
           </w:p>
         </w:tc>
@@ -6928,25 +6582,13 @@
         <w:t>A virtual node refers to the real node, and each server is represented by multiple virtual nodes on the ring.</w:t>
       </w:r>
       <w:r>
-        <w:t xml:space="preserve"> Any data coming to a </w:t>
-      </w:r>
-      <w:r>
-        <w:t>virtual node</w:t>
-      </w:r>
-      <w:r>
-        <w:t xml:space="preserve"> by clockwise pattern, is inserted</w:t>
+        <w:t xml:space="preserve"> Any data coming to a virtual node by clockwise pattern, is inserted</w:t>
       </w:r>
       <w:r>
         <w:t xml:space="preserve"> in</w:t>
       </w:r>
       <w:r>
-        <w:t xml:space="preserve"> its actual server. For example, if data is coming to the </w:t>
-      </w:r>
-      <w:r>
-        <w:t>virtual node</w:t>
-      </w:r>
-      <w:r>
-        <w:t xml:space="preserve"> </w:t>
+        <w:t xml:space="preserve"> its actual server. For example, if data is coming to the virtual node </w:t>
       </w:r>
       <w:r>
         <w:t>VN</w:t>
@@ -6955,37 +6597,13 @@
         <w:t>-1</w:t>
       </w:r>
       <w:r>
-        <w:t>/</w:t>
-      </w:r>
-      <w:r>
-        <w:t>VN-</w:t>
-      </w:r>
-      <w:r>
-        <w:t>2/</w:t>
-      </w:r>
-      <w:r>
-        <w:t>VN-</w:t>
-      </w:r>
-      <w:r>
-        <w:t>3</w:t>
+        <w:t>/VN-2/VN-3</w:t>
       </w:r>
       <w:r>
         <w:t>, then it will be inserted in DB-1</w:t>
       </w:r>
       <w:r>
-        <w:t>/</w:t>
-      </w:r>
-      <w:r>
-        <w:t>DB</w:t>
-      </w:r>
-      <w:r>
-        <w:t>-2/</w:t>
-      </w:r>
-      <w:r>
-        <w:t>DB-</w:t>
-      </w:r>
-      <w:r>
-        <w:t>3</w:t>
+        <w:t>/DB-2/DB-3</w:t>
       </w:r>
       <w:r>
         <w:t xml:space="preserve"> server</w:t>
@@ -7217,133 +6835,2184 @@
     </w:p>
     <w:p>
       <w:pPr>
-        <w:jc w:val="both"/>
-      </w:pPr>
-    </w:p>
-    <w:p>
-      <w:pPr>
-        <w:jc w:val="both"/>
-      </w:pPr>
-    </w:p>
-    <w:p>
-      <w:pPr>
-        <w:jc w:val="both"/>
-      </w:pPr>
-    </w:p>
-    <w:p>
-      <w:pPr>
-        <w:jc w:val="both"/>
-      </w:pPr>
-    </w:p>
-    <w:p>
-      <w:pPr>
-        <w:jc w:val="both"/>
-      </w:pPr>
-    </w:p>
-    <w:p>
-      <w:pPr>
-        <w:jc w:val="both"/>
-      </w:pPr>
-    </w:p>
-    <w:p>
-      <w:pPr>
-        <w:jc w:val="both"/>
-      </w:pPr>
-    </w:p>
-    <w:p>
-      <w:pPr>
-        <w:jc w:val="both"/>
-      </w:pPr>
-    </w:p>
-    <w:p>
-      <w:pPr>
-        <w:jc w:val="both"/>
-      </w:pPr>
-    </w:p>
-    <w:p>
-      <w:pPr>
-        <w:jc w:val="both"/>
-      </w:pPr>
-    </w:p>
-    <w:p>
-      <w:pPr>
-        <w:jc w:val="both"/>
-      </w:pPr>
-    </w:p>
-    <w:p>
-      <w:pPr>
-        <w:jc w:val="both"/>
-      </w:pPr>
-    </w:p>
-    <w:p>
-      <w:pPr>
-        <w:jc w:val="both"/>
-      </w:pPr>
-    </w:p>
-    <w:p>
-      <w:pPr>
-        <w:jc w:val="both"/>
-      </w:pPr>
-    </w:p>
-    <w:p>
-      <w:pPr>
-        <w:jc w:val="both"/>
-      </w:pPr>
-    </w:p>
-    <w:p>
-      <w:pPr>
-        <w:jc w:val="both"/>
-      </w:pPr>
-    </w:p>
-    <w:p>
-      <w:pPr>
-        <w:jc w:val="both"/>
-      </w:pPr>
-    </w:p>
-    <w:p>
-      <w:pPr>
-        <w:jc w:val="both"/>
-      </w:pPr>
-    </w:p>
-    <w:p>
-      <w:pPr>
-        <w:jc w:val="both"/>
-      </w:pPr>
-    </w:p>
-    <w:p>
-      <w:pPr>
-        <w:jc w:val="both"/>
-      </w:pPr>
-    </w:p>
-    <w:p>
-      <w:pPr>
-        <w:jc w:val="both"/>
-      </w:pPr>
-    </w:p>
-    <w:p>
-      <w:pPr>
-        <w:jc w:val="both"/>
-      </w:pPr>
-    </w:p>
-    <w:p>
-      <w:pPr>
-        <w:jc w:val="both"/>
-      </w:pPr>
-    </w:p>
-    <w:p>
-      <w:pPr>
-        <w:jc w:val="both"/>
-      </w:pPr>
-    </w:p>
-    <w:p>
-      <w:pPr>
-        <w:jc w:val="both"/>
-      </w:pPr>
-    </w:p>
-    <w:p>
-      <w:pPr>
-        <w:jc w:val="both"/>
-      </w:pPr>
+        <w:jc w:val="center"/>
+        <w:rPr>
+          <w:b/>
+          <w:bCs/>
+        </w:rPr>
+      </w:pPr>
+      <w:r>
+        <w:rPr>
+          <w:b/>
+          <w:bCs/>
+          <w:highlight w:val="yellow"/>
+        </w:rPr>
+        <w:t>Rate Limiting:</w:t>
+      </w:r>
+    </w:p>
+    <w:p>
+      <w:pPr>
+        <w:jc w:val="center"/>
+        <w:rPr>
+          <w:b/>
+          <w:bCs/>
+        </w:rPr>
+      </w:pPr>
+    </w:p>
+    <w:p>
+      <w:pPr>
+        <w:jc w:val="both"/>
+      </w:pPr>
+      <w:hyperlink r:id="rId10" w:history="1">
+        <w:r>
+          <w:rPr>
+            <w:rStyle w:val="Hyperlink"/>
+          </w:rPr>
+          <w:t>https://www.youtube.com/watch?v=CVItTb_jdkE</w:t>
+        </w:r>
+      </w:hyperlink>
+    </w:p>
+    <w:p>
+      <w:pPr>
+        <w:jc w:val="both"/>
+      </w:pPr>
+    </w:p>
+    <w:p>
+      <w:pPr>
+        <w:jc w:val="both"/>
+        <w:rPr>
+          <w:b/>
+          <w:bCs/>
+        </w:rPr>
+      </w:pPr>
+      <w:r>
+        <w:rPr>
+          <w:rFonts w:ascii="Segoe UI Emoji" w:hAnsi="Segoe UI Emoji" w:cs="Segoe UI Emoji"/>
+          <w:b/>
+          <w:bCs/>
+        </w:rPr>
+        <w:t>🚦</w:t>
+      </w:r>
+      <w:r>
+        <w:rPr>
+          <w:b/>
+          <w:bCs/>
+        </w:rPr>
+        <w:t xml:space="preserve"> What is Rate Limiting?</w:t>
+      </w:r>
+    </w:p>
+    <w:p>
+      <w:pPr>
+        <w:jc w:val="both"/>
+      </w:pPr>
+      <w:r>
+        <w:rPr>
+          <w:b/>
+          <w:bCs/>
+        </w:rPr>
+        <w:t>Rate limiting</w:t>
+      </w:r>
+      <w:r>
+        <w:t xml:space="preserve"> controls how many requests a user/client can make to a system within a specific time window.</w:t>
+      </w:r>
+    </w:p>
+    <w:p>
+      <w:pPr>
+        <w:jc w:val="both"/>
+      </w:pPr>
+      <w:r>
+        <w:rPr>
+          <w:rFonts w:ascii="Segoe UI Emoji" w:hAnsi="Segoe UI Emoji" w:cs="Segoe UI Emoji"/>
+        </w:rPr>
+        <w:t>👉</w:t>
+      </w:r>
+      <w:r>
+        <w:t xml:space="preserve"> Simple idea:</w:t>
+      </w:r>
+    </w:p>
+    <w:p>
+      <w:pPr>
+        <w:jc w:val="both"/>
+      </w:pPr>
+      <w:r>
+        <w:t xml:space="preserve">“Allow only </w:t>
+      </w:r>
+      <w:r>
+        <w:rPr>
+          <w:i/>
+          <w:iCs/>
+        </w:rPr>
+        <w:t>N requests per X seconds</w:t>
+      </w:r>
+      <w:r>
+        <w:t>”</w:t>
+      </w:r>
+    </w:p>
+    <w:p>
+      <w:pPr>
+        <w:jc w:val="both"/>
+        <w:rPr>
+          <w:b/>
+          <w:bCs/>
+        </w:rPr>
+      </w:pPr>
+      <w:r>
+        <w:rPr>
+          <w:b/>
+          <w:bCs/>
+        </w:rPr>
+        <w:t>Why it matters:</w:t>
+      </w:r>
+    </w:p>
+    <w:p>
+      <w:pPr>
+        <w:numPr>
+          <w:ilvl w:val="0"/>
+          <w:numId w:val="45"/>
+        </w:numPr>
+        <w:jc w:val="both"/>
+      </w:pPr>
+      <w:r>
+        <w:t xml:space="preserve">Prevents </w:t>
+      </w:r>
+      <w:r>
+        <w:rPr>
+          <w:b/>
+          <w:bCs/>
+        </w:rPr>
+        <w:t>server overload</w:t>
+      </w:r>
+      <w:r>
+        <w:t xml:space="preserve"> </w:t>
+      </w:r>
+    </w:p>
+    <w:p>
+      <w:pPr>
+        <w:numPr>
+          <w:ilvl w:val="0"/>
+          <w:numId w:val="45"/>
+        </w:numPr>
+        <w:jc w:val="both"/>
+      </w:pPr>
+      <w:r>
+        <w:t xml:space="preserve">Stops </w:t>
+      </w:r>
+      <w:r>
+        <w:rPr>
+          <w:b/>
+          <w:bCs/>
+        </w:rPr>
+        <w:t>abuse (bots, brute force)</w:t>
+      </w:r>
+      <w:r>
+        <w:t xml:space="preserve"> </w:t>
+      </w:r>
+    </w:p>
+    <w:p>
+      <w:pPr>
+        <w:numPr>
+          <w:ilvl w:val="0"/>
+          <w:numId w:val="45"/>
+        </w:numPr>
+        <w:jc w:val="both"/>
+      </w:pPr>
+      <w:r>
+        <w:t xml:space="preserve">Ensures </w:t>
+      </w:r>
+      <w:r>
+        <w:rPr>
+          <w:b/>
+          <w:bCs/>
+        </w:rPr>
+        <w:t>fair usage among users</w:t>
+      </w:r>
+      <w:r>
+        <w:t xml:space="preserve"> </w:t>
+      </w:r>
+    </w:p>
+    <w:p>
+      <w:pPr>
+        <w:jc w:val="both"/>
+      </w:pPr>
+      <w:r>
+        <w:pict w14:anchorId="1D57E8E6">
+          <v:rect id="_x0000_i1151" style="width:0;height:1.5pt" o:hralign="center" o:hrstd="t" o:hr="t" fillcolor="#a0a0a0" stroked="f"/>
+        </w:pict>
+      </w:r>
+    </w:p>
+    <w:p>
+      <w:pPr>
+        <w:jc w:val="both"/>
+        <w:rPr>
+          <w:rFonts w:ascii="Segoe UI Emoji" w:hAnsi="Segoe UI Emoji" w:cs="Segoe UI Emoji"/>
+          <w:b/>
+          <w:bCs/>
+        </w:rPr>
+      </w:pPr>
+    </w:p>
+    <w:p>
+      <w:pPr>
+        <w:jc w:val="both"/>
+        <w:rPr>
+          <w:b/>
+          <w:bCs/>
+        </w:rPr>
+      </w:pPr>
+      <w:r>
+        <w:rPr>
+          <w:rFonts w:ascii="Segoe UI Emoji" w:hAnsi="Segoe UI Emoji" w:cs="Segoe UI Emoji"/>
+          <w:b/>
+          <w:bCs/>
+        </w:rPr>
+        <w:lastRenderedPageBreak/>
+        <w:t>⚙️</w:t>
+      </w:r>
+      <w:r>
+        <w:rPr>
+          <w:b/>
+          <w:bCs/>
+        </w:rPr>
+        <w:t xml:space="preserve"> Core Algorithms</w:t>
+      </w:r>
+    </w:p>
+    <w:p>
+      <w:pPr>
+        <w:jc w:val="both"/>
+        <w:rPr>
+          <w:b/>
+          <w:bCs/>
+        </w:rPr>
+      </w:pPr>
+      <w:r>
+        <w:rPr>
+          <w:b/>
+          <w:bCs/>
+        </w:rPr>
+        <w:t xml:space="preserve">1. </w:t>
+      </w:r>
+      <w:r>
+        <w:rPr>
+          <w:rFonts w:ascii="Segoe UI Emoji" w:hAnsi="Segoe UI Emoji" w:cs="Segoe UI Emoji"/>
+          <w:b/>
+          <w:bCs/>
+        </w:rPr>
+        <w:t>🪣</w:t>
+      </w:r>
+      <w:r>
+        <w:rPr>
+          <w:b/>
+          <w:bCs/>
+        </w:rPr>
+        <w:t xml:space="preserve"> Token Bucket Algorithm (Most Important)</w:t>
+      </w:r>
+    </w:p>
+    <w:p>
+      <w:pPr>
+        <w:jc w:val="both"/>
+      </w:pPr>
+      <w:r>
+        <w:t>Think of a bucket filled with tokens.</w:t>
+      </w:r>
+    </w:p>
+    <w:p>
+      <w:pPr>
+        <w:jc w:val="both"/>
+        <w:rPr>
+          <w:b/>
+          <w:bCs/>
+        </w:rPr>
+      </w:pPr>
+      <w:r>
+        <w:rPr>
+          <w:b/>
+          <w:bCs/>
+        </w:rPr>
+        <w:t>How it works:</w:t>
+      </w:r>
+    </w:p>
+    <w:p>
+      <w:pPr>
+        <w:numPr>
+          <w:ilvl w:val="0"/>
+          <w:numId w:val="46"/>
+        </w:numPr>
+        <w:jc w:val="both"/>
+      </w:pPr>
+      <w:r>
+        <w:t xml:space="preserve">Tokens are added to the bucket at a fixed rate (e.g., 5 tokens/sec) </w:t>
+      </w:r>
+    </w:p>
+    <w:p>
+      <w:pPr>
+        <w:numPr>
+          <w:ilvl w:val="0"/>
+          <w:numId w:val="46"/>
+        </w:numPr>
+        <w:jc w:val="both"/>
+      </w:pPr>
+      <w:r>
+        <w:t xml:space="preserve">Each request consumes 1 token </w:t>
+      </w:r>
+    </w:p>
+    <w:p>
+      <w:pPr>
+        <w:numPr>
+          <w:ilvl w:val="0"/>
+          <w:numId w:val="46"/>
+        </w:numPr>
+        <w:jc w:val="both"/>
+      </w:pPr>
+      <w:r>
+        <w:t xml:space="preserve">If tokens are available → </w:t>
+      </w:r>
+      <w:r>
+        <w:rPr>
+          <w:rFonts w:ascii="Segoe UI Emoji" w:hAnsi="Segoe UI Emoji" w:cs="Segoe UI Emoji"/>
+        </w:rPr>
+        <w:t>✅</w:t>
+      </w:r>
+      <w:r>
+        <w:t xml:space="preserve"> request allowed </w:t>
+      </w:r>
+    </w:p>
+    <w:p>
+      <w:pPr>
+        <w:numPr>
+          <w:ilvl w:val="0"/>
+          <w:numId w:val="46"/>
+        </w:numPr>
+        <w:jc w:val="both"/>
+      </w:pPr>
+      <w:r>
+        <w:t xml:space="preserve">If empty → </w:t>
+      </w:r>
+      <w:r>
+        <w:rPr>
+          <w:rFonts w:ascii="Segoe UI Emoji" w:hAnsi="Segoe UI Emoji" w:cs="Segoe UI Emoji"/>
+        </w:rPr>
+        <w:t>❌</w:t>
+      </w:r>
+      <w:r>
+        <w:t xml:space="preserve"> request rejected </w:t>
+      </w:r>
+    </w:p>
+    <w:p>
+      <w:pPr>
+        <w:jc w:val="both"/>
+      </w:pPr>
+      <w:r>
+        <w:pict w14:anchorId="508E8EE7">
+          <v:rect id="_x0000_i1152" style="width:0;height:1.5pt" o:hralign="center" o:hrstd="t" o:hr="t" fillcolor="#a0a0a0" stroked="f"/>
+        </w:pict>
+      </w:r>
+    </w:p>
+    <w:p>
+      <w:pPr>
+        <w:jc w:val="both"/>
+        <w:rPr>
+          <w:b/>
+          <w:bCs/>
+        </w:rPr>
+      </w:pPr>
+      <w:r>
+        <w:rPr>
+          <w:b/>
+          <w:bCs/>
+        </w:rPr>
+        <w:t>Example:</w:t>
+      </w:r>
+    </w:p>
+    <w:p>
+      <w:pPr>
+        <w:numPr>
+          <w:ilvl w:val="0"/>
+          <w:numId w:val="47"/>
+        </w:numPr>
+        <w:jc w:val="both"/>
+      </w:pPr>
+      <w:r>
+        <w:t xml:space="preserve">Bucket size = 10 </w:t>
+      </w:r>
+    </w:p>
+    <w:p>
+      <w:pPr>
+        <w:numPr>
+          <w:ilvl w:val="0"/>
+          <w:numId w:val="47"/>
+        </w:numPr>
+        <w:jc w:val="both"/>
+      </w:pPr>
+      <w:r>
+        <w:t xml:space="preserve">Refill rate = 5 tokens/sec </w:t>
+      </w:r>
+    </w:p>
+    <w:tbl>
+      <w:tblPr>
+        <w:tblW w:w="0" w:type="auto"/>
+        <w:tblCellSpacing w:w="15" w:type="dxa"/>
+        <w:tblBorders>
+          <w:top w:val="single" w:sz="4" w:space="0" w:color="auto"/>
+          <w:left w:val="single" w:sz="4" w:space="0" w:color="auto"/>
+          <w:bottom w:val="single" w:sz="4" w:space="0" w:color="auto"/>
+          <w:right w:val="single" w:sz="4" w:space="0" w:color="auto"/>
+          <w:insideH w:val="single" w:sz="4" w:space="0" w:color="auto"/>
+          <w:insideV w:val="single" w:sz="4" w:space="0" w:color="auto"/>
+        </w:tblBorders>
+        <w:tblCellMar>
+          <w:top w:w="15" w:type="dxa"/>
+          <w:left w:w="15" w:type="dxa"/>
+          <w:bottom w:w="15" w:type="dxa"/>
+          <w:right w:w="15" w:type="dxa"/>
+        </w:tblCellMar>
+        <w:tblLook w:val="04A0" w:firstRow="1" w:lastRow="0" w:firstColumn="1" w:lastColumn="0" w:noHBand="0" w:noVBand="1"/>
+      </w:tblPr>
+      <w:tblGrid>
+        <w:gridCol w:w="628"/>
+        <w:gridCol w:w="839"/>
+        <w:gridCol w:w="986"/>
+        <w:gridCol w:w="1934"/>
+      </w:tblGrid>
+      <w:tr>
+        <w:trPr>
+          <w:tblHeader/>
+          <w:tblCellSpacing w:w="15" w:type="dxa"/>
+        </w:trPr>
+        <w:tc>
+          <w:tcPr>
+            <w:tcW w:w="0" w:type="auto"/>
+            <w:vAlign w:val="center"/>
+            <w:hideMark/>
+          </w:tcPr>
+          <w:p>
+            <w:pPr>
+              <w:jc w:val="both"/>
+              <w:rPr>
+                <w:b/>
+                <w:bCs/>
+              </w:rPr>
+            </w:pPr>
+            <w:r>
+              <w:rPr>
+                <w:b/>
+                <w:bCs/>
+              </w:rPr>
+              <w:t>Time</w:t>
+            </w:r>
+          </w:p>
+        </w:tc>
+        <w:tc>
+          <w:tcPr>
+            <w:tcW w:w="0" w:type="auto"/>
+            <w:vAlign w:val="center"/>
+            <w:hideMark/>
+          </w:tcPr>
+          <w:p>
+            <w:pPr>
+              <w:jc w:val="both"/>
+              <w:rPr>
+                <w:b/>
+                <w:bCs/>
+              </w:rPr>
+            </w:pPr>
+            <w:r>
+              <w:rPr>
+                <w:b/>
+                <w:bCs/>
+              </w:rPr>
+              <w:t>Tokens</w:t>
+            </w:r>
+          </w:p>
+        </w:tc>
+        <w:tc>
+          <w:tcPr>
+            <w:tcW w:w="0" w:type="auto"/>
+            <w:vAlign w:val="center"/>
+            <w:hideMark/>
+          </w:tcPr>
+          <w:p>
+            <w:pPr>
+              <w:jc w:val="both"/>
+              <w:rPr>
+                <w:b/>
+                <w:bCs/>
+              </w:rPr>
+            </w:pPr>
+            <w:r>
+              <w:rPr>
+                <w:b/>
+                <w:bCs/>
+              </w:rPr>
+              <w:t>Request</w:t>
+            </w:r>
+          </w:p>
+        </w:tc>
+        <w:tc>
+          <w:tcPr>
+            <w:tcW w:w="0" w:type="auto"/>
+            <w:vAlign w:val="center"/>
+            <w:hideMark/>
+          </w:tcPr>
+          <w:p>
+            <w:pPr>
+              <w:jc w:val="both"/>
+              <w:rPr>
+                <w:b/>
+                <w:bCs/>
+              </w:rPr>
+            </w:pPr>
+            <w:r>
+              <w:rPr>
+                <w:b/>
+                <w:bCs/>
+              </w:rPr>
+              <w:t>Result</w:t>
+            </w:r>
+          </w:p>
+        </w:tc>
+      </w:tr>
+      <w:tr>
+        <w:trPr>
+          <w:tblCellSpacing w:w="15" w:type="dxa"/>
+        </w:trPr>
+        <w:tc>
+          <w:tcPr>
+            <w:tcW w:w="0" w:type="auto"/>
+            <w:vAlign w:val="center"/>
+            <w:hideMark/>
+          </w:tcPr>
+          <w:p>
+            <w:pPr>
+              <w:jc w:val="both"/>
+            </w:pPr>
+            <w:r>
+              <w:t>t=0</w:t>
+            </w:r>
+          </w:p>
+        </w:tc>
+        <w:tc>
+          <w:tcPr>
+            <w:tcW w:w="0" w:type="auto"/>
+            <w:vAlign w:val="center"/>
+            <w:hideMark/>
+          </w:tcPr>
+          <w:p>
+            <w:pPr>
+              <w:jc w:val="both"/>
+            </w:pPr>
+            <w:r>
+              <w:t>10</w:t>
+            </w:r>
+          </w:p>
+        </w:tc>
+        <w:tc>
+          <w:tcPr>
+            <w:tcW w:w="0" w:type="auto"/>
+            <w:vAlign w:val="center"/>
+            <w:hideMark/>
+          </w:tcPr>
+          <w:p>
+            <w:pPr>
+              <w:jc w:val="both"/>
+            </w:pPr>
+            <w:r>
+              <w:t xml:space="preserve">8 </w:t>
+            </w:r>
+            <w:proofErr w:type="spellStart"/>
+            <w:r>
+              <w:t>req</w:t>
+            </w:r>
+            <w:proofErr w:type="spellEnd"/>
+          </w:p>
+        </w:tc>
+        <w:tc>
+          <w:tcPr>
+            <w:tcW w:w="0" w:type="auto"/>
+            <w:vAlign w:val="center"/>
+            <w:hideMark/>
+          </w:tcPr>
+          <w:p>
+            <w:pPr>
+              <w:jc w:val="both"/>
+            </w:pPr>
+            <w:r>
+              <w:rPr>
+                <w:rFonts w:ascii="Segoe UI Emoji" w:hAnsi="Segoe UI Emoji" w:cs="Segoe UI Emoji"/>
+              </w:rPr>
+              <w:t>✅</w:t>
+            </w:r>
+            <w:r>
+              <w:t xml:space="preserve"> allowed</w:t>
+            </w:r>
+          </w:p>
+        </w:tc>
+      </w:tr>
+      <w:tr>
+        <w:trPr>
+          <w:tblCellSpacing w:w="15" w:type="dxa"/>
+        </w:trPr>
+        <w:tc>
+          <w:tcPr>
+            <w:tcW w:w="0" w:type="auto"/>
+            <w:vAlign w:val="center"/>
+            <w:hideMark/>
+          </w:tcPr>
+          <w:p>
+            <w:pPr>
+              <w:jc w:val="both"/>
+            </w:pPr>
+            <w:r>
+              <w:t>t=1</w:t>
+            </w:r>
+          </w:p>
+        </w:tc>
+        <w:tc>
+          <w:tcPr>
+            <w:tcW w:w="0" w:type="auto"/>
+            <w:vAlign w:val="center"/>
+            <w:hideMark/>
+          </w:tcPr>
+          <w:p>
+            <w:pPr>
+              <w:jc w:val="both"/>
+            </w:pPr>
+            <w:r>
+              <w:t>+5 → 7</w:t>
+            </w:r>
+          </w:p>
+        </w:tc>
+        <w:tc>
+          <w:tcPr>
+            <w:tcW w:w="0" w:type="auto"/>
+            <w:vAlign w:val="center"/>
+            <w:hideMark/>
+          </w:tcPr>
+          <w:p>
+            <w:pPr>
+              <w:jc w:val="both"/>
+            </w:pPr>
+            <w:r>
+              <w:t xml:space="preserve">6 </w:t>
+            </w:r>
+            <w:proofErr w:type="spellStart"/>
+            <w:r>
+              <w:t>req</w:t>
+            </w:r>
+            <w:proofErr w:type="spellEnd"/>
+          </w:p>
+        </w:tc>
+        <w:tc>
+          <w:tcPr>
+            <w:tcW w:w="0" w:type="auto"/>
+            <w:vAlign w:val="center"/>
+            <w:hideMark/>
+          </w:tcPr>
+          <w:p>
+            <w:pPr>
+              <w:jc w:val="both"/>
+            </w:pPr>
+            <w:r>
+              <w:rPr>
+                <w:rFonts w:ascii="Segoe UI Emoji" w:hAnsi="Segoe UI Emoji" w:cs="Segoe UI Emoji"/>
+              </w:rPr>
+              <w:t>✅</w:t>
+            </w:r>
+            <w:r>
+              <w:t xml:space="preserve"> allowed</w:t>
+            </w:r>
+          </w:p>
+        </w:tc>
+      </w:tr>
+      <w:tr>
+        <w:trPr>
+          <w:tblCellSpacing w:w="15" w:type="dxa"/>
+        </w:trPr>
+        <w:tc>
+          <w:tcPr>
+            <w:tcW w:w="0" w:type="auto"/>
+            <w:vAlign w:val="center"/>
+            <w:hideMark/>
+          </w:tcPr>
+          <w:p>
+            <w:pPr>
+              <w:jc w:val="both"/>
+            </w:pPr>
+            <w:r>
+              <w:t>t=2</w:t>
+            </w:r>
+          </w:p>
+        </w:tc>
+        <w:tc>
+          <w:tcPr>
+            <w:tcW w:w="0" w:type="auto"/>
+            <w:vAlign w:val="center"/>
+            <w:hideMark/>
+          </w:tcPr>
+          <w:p>
+            <w:pPr>
+              <w:jc w:val="both"/>
+            </w:pPr>
+            <w:r>
+              <w:t>+5 → 6</w:t>
+            </w:r>
+          </w:p>
+        </w:tc>
+        <w:tc>
+          <w:tcPr>
+            <w:tcW w:w="0" w:type="auto"/>
+            <w:vAlign w:val="center"/>
+            <w:hideMark/>
+          </w:tcPr>
+          <w:p>
+            <w:pPr>
+              <w:jc w:val="both"/>
+            </w:pPr>
+            <w:r>
+              <w:t xml:space="preserve">10 </w:t>
+            </w:r>
+            <w:proofErr w:type="spellStart"/>
+            <w:r>
+              <w:t>req</w:t>
+            </w:r>
+            <w:proofErr w:type="spellEnd"/>
+          </w:p>
+        </w:tc>
+        <w:tc>
+          <w:tcPr>
+            <w:tcW w:w="0" w:type="auto"/>
+            <w:vAlign w:val="center"/>
+            <w:hideMark/>
+          </w:tcPr>
+          <w:p>
+            <w:pPr>
+              <w:jc w:val="both"/>
+            </w:pPr>
+            <w:r>
+              <w:rPr>
+                <w:rFonts w:ascii="Segoe UI Emoji" w:hAnsi="Segoe UI Emoji" w:cs="Segoe UI Emoji"/>
+              </w:rPr>
+              <w:t>❌</w:t>
+            </w:r>
+            <w:r>
+              <w:t xml:space="preserve"> last 4 rejected</w:t>
+            </w:r>
+          </w:p>
+        </w:tc>
+      </w:tr>
+    </w:tbl>
+    <w:p>
+      <w:pPr>
+        <w:jc w:val="both"/>
+      </w:pPr>
+      <w:r>
+        <w:pict w14:anchorId="080D1B79">
+          <v:rect id="_x0000_i1153" style="width:0;height:1.5pt" o:hralign="center" o:hrstd="t" o:hr="t" fillcolor="#a0a0a0" stroked="f"/>
+        </w:pict>
+      </w:r>
+    </w:p>
+    <w:p>
+      <w:pPr>
+        <w:jc w:val="both"/>
+        <w:rPr>
+          <w:b/>
+          <w:bCs/>
+        </w:rPr>
+      </w:pPr>
+      <w:r>
+        <w:rPr>
+          <w:b/>
+          <w:bCs/>
+        </w:rPr>
+        <w:t>Why it's powerful:</w:t>
+      </w:r>
+    </w:p>
+    <w:p>
+      <w:pPr>
+        <w:numPr>
+          <w:ilvl w:val="0"/>
+          <w:numId w:val="48"/>
+        </w:numPr>
+        <w:jc w:val="both"/>
+      </w:pPr>
+      <w:r>
+        <w:t xml:space="preserve">Allows </w:t>
+      </w:r>
+      <w:r>
+        <w:rPr>
+          <w:b/>
+          <w:bCs/>
+        </w:rPr>
+        <w:t>burst traffic</w:t>
+      </w:r>
+      <w:r>
+        <w:t xml:space="preserve"> (temporary spikes) </w:t>
+      </w:r>
+    </w:p>
+    <w:p>
+      <w:pPr>
+        <w:numPr>
+          <w:ilvl w:val="0"/>
+          <w:numId w:val="48"/>
+        </w:numPr>
+        <w:jc w:val="both"/>
+      </w:pPr>
+      <w:r>
+        <w:t xml:space="preserve">Still maintains </w:t>
+      </w:r>
+      <w:r>
+        <w:rPr>
+          <w:b/>
+          <w:bCs/>
+        </w:rPr>
+        <w:t>average rate control</w:t>
+      </w:r>
+      <w:r>
+        <w:t xml:space="preserve"> </w:t>
+      </w:r>
+    </w:p>
+    <w:p>
+      <w:pPr>
+        <w:jc w:val="both"/>
+      </w:pPr>
+      <w:r>
+        <w:rPr>
+          <w:rFonts w:ascii="Segoe UI Emoji" w:hAnsi="Segoe UI Emoji" w:cs="Segoe UI Emoji"/>
+        </w:rPr>
+        <w:t>👉</w:t>
+      </w:r>
+      <w:r>
+        <w:t xml:space="preserve"> Used in:</w:t>
+      </w:r>
+    </w:p>
+    <w:p>
+      <w:pPr>
+        <w:numPr>
+          <w:ilvl w:val="0"/>
+          <w:numId w:val="49"/>
+        </w:numPr>
+        <w:jc w:val="both"/>
+      </w:pPr>
+      <w:r>
+        <w:t xml:space="preserve">APIs (like AWS, Stripe) </w:t>
+      </w:r>
+    </w:p>
+    <w:p>
+      <w:pPr>
+        <w:numPr>
+          <w:ilvl w:val="0"/>
+          <w:numId w:val="49"/>
+        </w:numPr>
+        <w:jc w:val="both"/>
+      </w:pPr>
+      <w:r>
+        <w:t xml:space="preserve">Network traffic shaping </w:t>
+      </w:r>
+    </w:p>
+    <w:p>
+      <w:pPr>
+        <w:jc w:val="both"/>
+      </w:pPr>
+      <w:r>
+        <w:pict w14:anchorId="79E3A57B">
+          <v:rect id="_x0000_i1154" style="width:0;height:1.5pt" o:hralign="center" o:hrstd="t" o:hr="t" fillcolor="#a0a0a0" stroked="f"/>
+        </w:pict>
+      </w:r>
+    </w:p>
+    <w:p>
+      <w:pPr>
+        <w:jc w:val="both"/>
+      </w:pPr>
+    </w:p>
+    <w:p>
+      <w:pPr>
+        <w:jc w:val="both"/>
+      </w:pPr>
+    </w:p>
+    <w:p>
+      <w:pPr>
+        <w:jc w:val="both"/>
+      </w:pPr>
+    </w:p>
+    <w:p>
+      <w:pPr>
+        <w:jc w:val="both"/>
+      </w:pPr>
+    </w:p>
+    <w:p>
+      <w:pPr>
+        <w:jc w:val="both"/>
+        <w:rPr>
+          <w:b/>
+          <w:bCs/>
+        </w:rPr>
+      </w:pPr>
+      <w:r>
+        <w:rPr>
+          <w:b/>
+          <w:bCs/>
+        </w:rPr>
+        <w:t xml:space="preserve">2. </w:t>
+      </w:r>
+      <w:r>
+        <w:rPr>
+          <w:rFonts w:ascii="Segoe UI Emoji" w:hAnsi="Segoe UI Emoji" w:cs="Segoe UI Emoji"/>
+          <w:b/>
+          <w:bCs/>
+        </w:rPr>
+        <w:t>🪠</w:t>
+      </w:r>
+      <w:r>
+        <w:rPr>
+          <w:b/>
+          <w:bCs/>
+        </w:rPr>
+        <w:t xml:space="preserve"> Leaky Bucket Algorithm (Basic Idea)</w:t>
+      </w:r>
+    </w:p>
+    <w:p>
+      <w:pPr>
+        <w:jc w:val="both"/>
+      </w:pPr>
+      <w:r>
+        <w:t>Think of a bucket with a hole at the bottom.</w:t>
+      </w:r>
+    </w:p>
+    <w:p>
+      <w:pPr>
+        <w:jc w:val="both"/>
+        <w:rPr>
+          <w:b/>
+          <w:bCs/>
+        </w:rPr>
+      </w:pPr>
+      <w:r>
+        <w:rPr>
+          <w:b/>
+          <w:bCs/>
+        </w:rPr>
+        <w:t>How it works:</w:t>
+      </w:r>
+    </w:p>
+    <w:p>
+      <w:pPr>
+        <w:numPr>
+          <w:ilvl w:val="0"/>
+          <w:numId w:val="50"/>
+        </w:numPr>
+        <w:jc w:val="both"/>
+      </w:pPr>
+      <w:r>
+        <w:t xml:space="preserve">Incoming requests go into a queue (bucket) </w:t>
+      </w:r>
+    </w:p>
+    <w:p>
+      <w:pPr>
+        <w:numPr>
+          <w:ilvl w:val="0"/>
+          <w:numId w:val="50"/>
+        </w:numPr>
+        <w:jc w:val="both"/>
+      </w:pPr>
+      <w:r>
+        <w:t xml:space="preserve">Requests are processed at a </w:t>
+      </w:r>
+      <w:r>
+        <w:rPr>
+          <w:b/>
+          <w:bCs/>
+        </w:rPr>
+        <w:t>constant rate</w:t>
+      </w:r>
+      <w:r>
+        <w:t xml:space="preserve"> </w:t>
+      </w:r>
+    </w:p>
+    <w:p>
+      <w:pPr>
+        <w:numPr>
+          <w:ilvl w:val="0"/>
+          <w:numId w:val="50"/>
+        </w:numPr>
+        <w:jc w:val="both"/>
+      </w:pPr>
+      <w:r>
+        <w:t xml:space="preserve">If bucket is full → new requests are dropped </w:t>
+      </w:r>
+    </w:p>
+    <w:p>
+      <w:pPr>
+        <w:jc w:val="both"/>
+      </w:pPr>
+      <w:r>
+        <w:pict w14:anchorId="2D504630">
+          <v:rect id="_x0000_i1155" style="width:0;height:1.5pt" o:hralign="center" o:hrstd="t" o:hr="t" fillcolor="#a0a0a0" stroked="f"/>
+        </w:pict>
+      </w:r>
+    </w:p>
+    <w:p>
+      <w:pPr>
+        <w:jc w:val="both"/>
+        <w:rPr>
+          <w:b/>
+          <w:bCs/>
+        </w:rPr>
+      </w:pPr>
+      <w:r>
+        <w:rPr>
+          <w:b/>
+          <w:bCs/>
+        </w:rPr>
+        <w:t>Visualization:</w:t>
+      </w:r>
+    </w:p>
+    <w:p>
+      <w:pPr>
+        <w:numPr>
+          <w:ilvl w:val="0"/>
+          <w:numId w:val="51"/>
+        </w:numPr>
+        <w:jc w:val="both"/>
+      </w:pPr>
+      <w:r>
+        <w:t xml:space="preserve">Input: irregular (spikes allowed) </w:t>
+      </w:r>
+    </w:p>
+    <w:p>
+      <w:pPr>
+        <w:numPr>
+          <w:ilvl w:val="0"/>
+          <w:numId w:val="51"/>
+        </w:numPr>
+        <w:jc w:val="both"/>
+      </w:pPr>
+      <w:r>
+        <w:t xml:space="preserve">Output: smooth, constant flow </w:t>
+      </w:r>
+    </w:p>
+    <w:p>
+      <w:pPr>
+        <w:jc w:val="both"/>
+      </w:pPr>
+      <w:r>
+        <w:pict w14:anchorId="7BA1657E">
+          <v:rect id="_x0000_i1156" style="width:0;height:1.5pt" o:hralign="center" o:hrstd="t" o:hr="t" fillcolor="#a0a0a0" stroked="f"/>
+        </w:pict>
+      </w:r>
+    </w:p>
+    <w:p>
+      <w:pPr>
+        <w:jc w:val="both"/>
+        <w:rPr>
+          <w:b/>
+          <w:bCs/>
+        </w:rPr>
+      </w:pPr>
+      <w:r>
+        <w:rPr>
+          <w:b/>
+          <w:bCs/>
+        </w:rPr>
+        <w:t>Example:</w:t>
+      </w:r>
+    </w:p>
+    <w:p>
+      <w:pPr>
+        <w:numPr>
+          <w:ilvl w:val="0"/>
+          <w:numId w:val="52"/>
+        </w:numPr>
+        <w:jc w:val="both"/>
+      </w:pPr>
+      <w:r>
+        <w:t xml:space="preserve">Bucket size = 5 </w:t>
+      </w:r>
+    </w:p>
+    <w:p>
+      <w:pPr>
+        <w:numPr>
+          <w:ilvl w:val="0"/>
+          <w:numId w:val="52"/>
+        </w:numPr>
+        <w:jc w:val="both"/>
+      </w:pPr>
+      <w:r>
+        <w:t xml:space="preserve">Processing rate = 2 </w:t>
+      </w:r>
+      <w:proofErr w:type="spellStart"/>
+      <w:r>
+        <w:t>req</w:t>
+      </w:r>
+      <w:proofErr w:type="spellEnd"/>
+      <w:r>
+        <w:t xml:space="preserve">/sec </w:t>
+      </w:r>
+    </w:p>
+    <w:tbl>
+      <w:tblPr>
+        <w:tblW w:w="0" w:type="auto"/>
+        <w:tblCellSpacing w:w="15" w:type="dxa"/>
+        <w:tblBorders>
+          <w:top w:val="single" w:sz="4" w:space="0" w:color="auto"/>
+          <w:left w:val="single" w:sz="4" w:space="0" w:color="auto"/>
+          <w:bottom w:val="single" w:sz="4" w:space="0" w:color="auto"/>
+          <w:right w:val="single" w:sz="4" w:space="0" w:color="auto"/>
+          <w:insideH w:val="single" w:sz="4" w:space="0" w:color="auto"/>
+          <w:insideV w:val="single" w:sz="4" w:space="0" w:color="auto"/>
+        </w:tblBorders>
+        <w:tblCellMar>
+          <w:top w:w="15" w:type="dxa"/>
+          <w:left w:w="15" w:type="dxa"/>
+          <w:bottom w:w="15" w:type="dxa"/>
+          <w:right w:w="15" w:type="dxa"/>
+        </w:tblCellMar>
+        <w:tblLook w:val="04A0" w:firstRow="1" w:lastRow="0" w:firstColumn="1" w:lastColumn="0" w:noHBand="0" w:noVBand="1"/>
+      </w:tblPr>
+      <w:tblGrid>
+        <w:gridCol w:w="2191"/>
+        <w:gridCol w:w="1888"/>
+        <w:gridCol w:w="1438"/>
+      </w:tblGrid>
+      <w:tr>
+        <w:trPr>
+          <w:tblHeader/>
+          <w:tblCellSpacing w:w="15" w:type="dxa"/>
+        </w:trPr>
+        <w:tc>
+          <w:tcPr>
+            <w:tcW w:w="0" w:type="auto"/>
+            <w:vAlign w:val="center"/>
+            <w:hideMark/>
+          </w:tcPr>
+          <w:p>
+            <w:pPr>
+              <w:jc w:val="both"/>
+              <w:rPr>
+                <w:b/>
+                <w:bCs/>
+              </w:rPr>
+            </w:pPr>
+            <w:r>
+              <w:rPr>
+                <w:b/>
+                <w:bCs/>
+              </w:rPr>
+              <w:t>Incoming Requests</w:t>
+            </w:r>
+          </w:p>
+        </w:tc>
+        <w:tc>
+          <w:tcPr>
+            <w:tcW w:w="0" w:type="auto"/>
+            <w:vAlign w:val="center"/>
+            <w:hideMark/>
+          </w:tcPr>
+          <w:p>
+            <w:pPr>
+              <w:jc w:val="both"/>
+              <w:rPr>
+                <w:b/>
+                <w:bCs/>
+              </w:rPr>
+            </w:pPr>
+            <w:r>
+              <w:rPr>
+                <w:b/>
+                <w:bCs/>
+              </w:rPr>
+              <w:t>Processed</w:t>
+            </w:r>
+          </w:p>
+        </w:tc>
+        <w:tc>
+          <w:tcPr>
+            <w:tcW w:w="0" w:type="auto"/>
+            <w:vAlign w:val="center"/>
+            <w:hideMark/>
+          </w:tcPr>
+          <w:p>
+            <w:pPr>
+              <w:jc w:val="both"/>
+              <w:rPr>
+                <w:b/>
+                <w:bCs/>
+              </w:rPr>
+            </w:pPr>
+            <w:r>
+              <w:rPr>
+                <w:b/>
+                <w:bCs/>
+              </w:rPr>
+              <w:t>Queue</w:t>
+            </w:r>
+          </w:p>
+        </w:tc>
+      </w:tr>
+      <w:tr>
+        <w:trPr>
+          <w:tblCellSpacing w:w="15" w:type="dxa"/>
+        </w:trPr>
+        <w:tc>
+          <w:tcPr>
+            <w:tcW w:w="0" w:type="auto"/>
+            <w:vAlign w:val="center"/>
+            <w:hideMark/>
+          </w:tcPr>
+          <w:p>
+            <w:pPr>
+              <w:jc w:val="both"/>
+            </w:pPr>
+            <w:r>
+              <w:t>5 at once</w:t>
+            </w:r>
+          </w:p>
+        </w:tc>
+        <w:tc>
+          <w:tcPr>
+            <w:tcW w:w="0" w:type="auto"/>
+            <w:vAlign w:val="center"/>
+            <w:hideMark/>
+          </w:tcPr>
+          <w:p>
+            <w:pPr>
+              <w:jc w:val="both"/>
+            </w:pPr>
+            <w:r>
+              <w:t>2/sec</w:t>
+            </w:r>
+          </w:p>
+        </w:tc>
+        <w:tc>
+          <w:tcPr>
+            <w:tcW w:w="0" w:type="auto"/>
+            <w:vAlign w:val="center"/>
+            <w:hideMark/>
+          </w:tcPr>
+          <w:p>
+            <w:pPr>
+              <w:jc w:val="both"/>
+            </w:pPr>
+            <w:r>
+              <w:t>queue builds</w:t>
+            </w:r>
+          </w:p>
+        </w:tc>
+      </w:tr>
+      <w:tr>
+        <w:trPr>
+          <w:tblCellSpacing w:w="15" w:type="dxa"/>
+        </w:trPr>
+        <w:tc>
+          <w:tcPr>
+            <w:tcW w:w="0" w:type="auto"/>
+            <w:vAlign w:val="center"/>
+            <w:hideMark/>
+          </w:tcPr>
+          <w:p>
+            <w:pPr>
+              <w:jc w:val="both"/>
+            </w:pPr>
+            <w:r>
+              <w:t>More incoming</w:t>
+            </w:r>
+          </w:p>
+        </w:tc>
+        <w:tc>
+          <w:tcPr>
+            <w:tcW w:w="0" w:type="auto"/>
+            <w:vAlign w:val="center"/>
+            <w:hideMark/>
+          </w:tcPr>
+          <w:p>
+            <w:pPr>
+              <w:jc w:val="both"/>
+            </w:pPr>
+            <w:r>
+              <w:rPr>
+                <w:rFonts w:ascii="Segoe UI Emoji" w:hAnsi="Segoe UI Emoji" w:cs="Segoe UI Emoji"/>
+              </w:rPr>
+              <w:t>❌</w:t>
+            </w:r>
+            <w:r>
+              <w:t xml:space="preserve"> dropped if full</w:t>
+            </w:r>
+          </w:p>
+        </w:tc>
+        <w:tc>
+          <w:tcPr>
+            <w:tcW w:w="0" w:type="auto"/>
+            <w:vAlign w:val="center"/>
+            <w:hideMark/>
+          </w:tcPr>
+          <w:p>
+            <w:pPr>
+              <w:jc w:val="both"/>
+            </w:pPr>
+          </w:p>
+        </w:tc>
+      </w:tr>
+    </w:tbl>
+    <w:p>
+      <w:pPr>
+        <w:jc w:val="both"/>
+      </w:pPr>
+      <w:r>
+        <w:pict w14:anchorId="79BF8C9B">
+          <v:rect id="_x0000_i1157" style="width:0;height:1.5pt" o:hralign="center" o:hrstd="t" o:hr="t" fillcolor="#a0a0a0" stroked="f"/>
+        </w:pict>
+      </w:r>
+    </w:p>
+    <w:p>
+      <w:pPr>
+        <w:jc w:val="both"/>
+        <w:rPr>
+          <w:b/>
+          <w:bCs/>
+        </w:rPr>
+      </w:pPr>
+      <w:r>
+        <w:rPr>
+          <w:b/>
+          <w:bCs/>
+        </w:rPr>
+        <w:t>Key difference vs Token Bucket:</w:t>
+      </w:r>
+    </w:p>
+    <w:tbl>
+      <w:tblPr>
+        <w:tblW w:w="0" w:type="auto"/>
+        <w:tblCellSpacing w:w="15" w:type="dxa"/>
+        <w:tblBorders>
+          <w:top w:val="single" w:sz="4" w:space="0" w:color="auto"/>
+          <w:left w:val="single" w:sz="4" w:space="0" w:color="auto"/>
+          <w:bottom w:val="single" w:sz="4" w:space="0" w:color="auto"/>
+          <w:right w:val="single" w:sz="4" w:space="0" w:color="auto"/>
+          <w:insideH w:val="single" w:sz="4" w:space="0" w:color="auto"/>
+          <w:insideV w:val="single" w:sz="4" w:space="0" w:color="auto"/>
+        </w:tblBorders>
+        <w:tblCellMar>
+          <w:top w:w="15" w:type="dxa"/>
+          <w:left w:w="15" w:type="dxa"/>
+          <w:bottom w:w="15" w:type="dxa"/>
+          <w:right w:w="15" w:type="dxa"/>
+        </w:tblCellMar>
+        <w:tblLook w:val="04A0" w:firstRow="1" w:lastRow="0" w:firstColumn="1" w:lastColumn="0" w:noHBand="0" w:noVBand="1"/>
+      </w:tblPr>
+      <w:tblGrid>
+        <w:gridCol w:w="1506"/>
+        <w:gridCol w:w="1526"/>
+        <w:gridCol w:w="1544"/>
+      </w:tblGrid>
+      <w:tr>
+        <w:trPr>
+          <w:tblHeader/>
+          <w:tblCellSpacing w:w="15" w:type="dxa"/>
+        </w:trPr>
+        <w:tc>
+          <w:tcPr>
+            <w:tcW w:w="0" w:type="auto"/>
+            <w:vAlign w:val="center"/>
+            <w:hideMark/>
+          </w:tcPr>
+          <w:p>
+            <w:pPr>
+              <w:jc w:val="both"/>
+              <w:rPr>
+                <w:b/>
+                <w:bCs/>
+              </w:rPr>
+            </w:pPr>
+            <w:r>
+              <w:rPr>
+                <w:b/>
+                <w:bCs/>
+              </w:rPr>
+              <w:t>Feature</w:t>
+            </w:r>
+          </w:p>
+        </w:tc>
+        <w:tc>
+          <w:tcPr>
+            <w:tcW w:w="0" w:type="auto"/>
+            <w:vAlign w:val="center"/>
+            <w:hideMark/>
+          </w:tcPr>
+          <w:p>
+            <w:pPr>
+              <w:jc w:val="both"/>
+              <w:rPr>
+                <w:b/>
+                <w:bCs/>
+              </w:rPr>
+            </w:pPr>
+            <w:r>
+              <w:rPr>
+                <w:b/>
+                <w:bCs/>
+              </w:rPr>
+              <w:t>Token Bucket</w:t>
+            </w:r>
+          </w:p>
+        </w:tc>
+        <w:tc>
+          <w:tcPr>
+            <w:tcW w:w="0" w:type="auto"/>
+            <w:vAlign w:val="center"/>
+            <w:hideMark/>
+          </w:tcPr>
+          <w:p>
+            <w:pPr>
+              <w:jc w:val="both"/>
+              <w:rPr>
+                <w:b/>
+                <w:bCs/>
+              </w:rPr>
+            </w:pPr>
+            <w:r>
+              <w:rPr>
+                <w:b/>
+                <w:bCs/>
+              </w:rPr>
+              <w:t>Leaky Bucket</w:t>
+            </w:r>
+          </w:p>
+        </w:tc>
+      </w:tr>
+      <w:tr>
+        <w:trPr>
+          <w:tblCellSpacing w:w="15" w:type="dxa"/>
+        </w:trPr>
+        <w:tc>
+          <w:tcPr>
+            <w:tcW w:w="0" w:type="auto"/>
+            <w:vAlign w:val="center"/>
+            <w:hideMark/>
+          </w:tcPr>
+          <w:p>
+            <w:pPr>
+              <w:jc w:val="both"/>
+            </w:pPr>
+            <w:r>
+              <w:t>Burst allowed</w:t>
+            </w:r>
+          </w:p>
+        </w:tc>
+        <w:tc>
+          <w:tcPr>
+            <w:tcW w:w="0" w:type="auto"/>
+            <w:vAlign w:val="center"/>
+            <w:hideMark/>
+          </w:tcPr>
+          <w:p>
+            <w:pPr>
+              <w:jc w:val="both"/>
+            </w:pPr>
+            <w:r>
+              <w:rPr>
+                <w:rFonts w:ascii="Segoe UI Emoji" w:hAnsi="Segoe UI Emoji" w:cs="Segoe UI Emoji"/>
+              </w:rPr>
+              <w:t>✅</w:t>
+            </w:r>
+            <w:r>
+              <w:t xml:space="preserve"> Yes</w:t>
+            </w:r>
+          </w:p>
+        </w:tc>
+        <w:tc>
+          <w:tcPr>
+            <w:tcW w:w="0" w:type="auto"/>
+            <w:vAlign w:val="center"/>
+            <w:hideMark/>
+          </w:tcPr>
+          <w:p>
+            <w:pPr>
+              <w:jc w:val="both"/>
+            </w:pPr>
+            <w:r>
+              <w:rPr>
+                <w:rFonts w:ascii="Segoe UI Emoji" w:hAnsi="Segoe UI Emoji" w:cs="Segoe UI Emoji"/>
+              </w:rPr>
+              <w:t>❌</w:t>
+            </w:r>
+            <w:r>
+              <w:t xml:space="preserve"> No</w:t>
+            </w:r>
+          </w:p>
+        </w:tc>
+      </w:tr>
+      <w:tr>
+        <w:trPr>
+          <w:tblCellSpacing w:w="15" w:type="dxa"/>
+        </w:trPr>
+        <w:tc>
+          <w:tcPr>
+            <w:tcW w:w="0" w:type="auto"/>
+            <w:vAlign w:val="center"/>
+            <w:hideMark/>
+          </w:tcPr>
+          <w:p>
+            <w:pPr>
+              <w:jc w:val="both"/>
+            </w:pPr>
+            <w:r>
+              <w:t>Output rate</w:t>
+            </w:r>
+          </w:p>
+        </w:tc>
+        <w:tc>
+          <w:tcPr>
+            <w:tcW w:w="0" w:type="auto"/>
+            <w:vAlign w:val="center"/>
+            <w:hideMark/>
+          </w:tcPr>
+          <w:p>
+            <w:pPr>
+              <w:jc w:val="both"/>
+            </w:pPr>
+            <w:r>
+              <w:t>Variable</w:t>
+            </w:r>
+          </w:p>
+        </w:tc>
+        <w:tc>
+          <w:tcPr>
+            <w:tcW w:w="0" w:type="auto"/>
+            <w:vAlign w:val="center"/>
+            <w:hideMark/>
+          </w:tcPr>
+          <w:p>
+            <w:pPr>
+              <w:jc w:val="both"/>
+            </w:pPr>
+            <w:r>
+              <w:t>Constant</w:t>
+            </w:r>
+          </w:p>
+        </w:tc>
+      </w:tr>
+      <w:tr>
+        <w:trPr>
+          <w:tblCellSpacing w:w="15" w:type="dxa"/>
+        </w:trPr>
+        <w:tc>
+          <w:tcPr>
+            <w:tcW w:w="0" w:type="auto"/>
+            <w:vAlign w:val="center"/>
+            <w:hideMark/>
+          </w:tcPr>
+          <w:p>
+            <w:pPr>
+              <w:jc w:val="both"/>
+            </w:pPr>
+            <w:r>
+              <w:t>Flexibility</w:t>
+            </w:r>
+          </w:p>
+        </w:tc>
+        <w:tc>
+          <w:tcPr>
+            <w:tcW w:w="0" w:type="auto"/>
+            <w:vAlign w:val="center"/>
+            <w:hideMark/>
+          </w:tcPr>
+          <w:p>
+            <w:pPr>
+              <w:jc w:val="both"/>
+            </w:pPr>
+            <w:r>
+              <w:t>High</w:t>
+            </w:r>
+          </w:p>
+        </w:tc>
+        <w:tc>
+          <w:tcPr>
+            <w:tcW w:w="0" w:type="auto"/>
+            <w:vAlign w:val="center"/>
+            <w:hideMark/>
+          </w:tcPr>
+          <w:p>
+            <w:pPr>
+              <w:jc w:val="both"/>
+            </w:pPr>
+            <w:r>
+              <w:t>Low</w:t>
+            </w:r>
+          </w:p>
+        </w:tc>
+      </w:tr>
+    </w:tbl>
+    <w:p>
+      <w:pPr>
+        <w:jc w:val="both"/>
+      </w:pPr>
+      <w:r>
+        <w:pict w14:anchorId="4481FDA2">
+          <v:rect id="_x0000_i1158" style="width:0;height:1.5pt" o:hralign="center" o:hrstd="t" o:hr="t" fillcolor="#a0a0a0" stroked="f"/>
+        </w:pict>
+      </w:r>
+    </w:p>
+    <w:p>
+      <w:pPr>
+        <w:jc w:val="both"/>
+      </w:pPr>
+    </w:p>
+    <w:p>
+      <w:pPr>
+        <w:jc w:val="both"/>
+        <w:rPr>
+          <w:b/>
+          <w:bCs/>
+        </w:rPr>
+      </w:pPr>
+      <w:r>
+        <w:rPr>
+          <w:rFonts w:ascii="Segoe UI Emoji" w:hAnsi="Segoe UI Emoji" w:cs="Segoe UI Emoji"/>
+          <w:b/>
+          <w:bCs/>
+        </w:rPr>
+        <w:lastRenderedPageBreak/>
+        <w:t>🌍</w:t>
+      </w:r>
+      <w:r>
+        <w:rPr>
+          <w:b/>
+          <w:bCs/>
+        </w:rPr>
+        <w:t xml:space="preserve"> Real-World Use Cases</w:t>
+      </w:r>
+    </w:p>
+    <w:p>
+      <w:pPr>
+        <w:jc w:val="both"/>
+        <w:rPr>
+          <w:b/>
+          <w:bCs/>
+        </w:rPr>
+      </w:pPr>
+      <w:r>
+        <w:rPr>
+          <w:b/>
+          <w:bCs/>
+        </w:rPr>
+        <w:t>1. API Rate Limiting</w:t>
+      </w:r>
+    </w:p>
+    <w:p>
+      <w:pPr>
+        <w:jc w:val="both"/>
+      </w:pPr>
+      <w:r>
+        <w:t>Example:</w:t>
+      </w:r>
+    </w:p>
+    <w:p>
+      <w:pPr>
+        <w:numPr>
+          <w:ilvl w:val="0"/>
+          <w:numId w:val="34"/>
+        </w:numPr>
+        <w:jc w:val="both"/>
+      </w:pPr>
+      <w:r>
+        <w:t xml:space="preserve">100 requests per minute per user </w:t>
+      </w:r>
+    </w:p>
+    <w:p>
+      <w:pPr>
+        <w:jc w:val="both"/>
+      </w:pPr>
+      <w:r>
+        <w:rPr>
+          <w:rFonts w:ascii="Segoe UI Emoji" w:hAnsi="Segoe UI Emoji" w:cs="Segoe UI Emoji"/>
+        </w:rPr>
+        <w:t>👉</w:t>
+      </w:r>
+      <w:r>
+        <w:t xml:space="preserve"> Prevents:</w:t>
+      </w:r>
+    </w:p>
+    <w:p>
+      <w:pPr>
+        <w:numPr>
+          <w:ilvl w:val="0"/>
+          <w:numId w:val="35"/>
+        </w:numPr>
+        <w:jc w:val="both"/>
+      </w:pPr>
+      <w:r>
+        <w:t xml:space="preserve">Abuse by bots </w:t>
+      </w:r>
+    </w:p>
+    <w:p>
+      <w:pPr>
+        <w:numPr>
+          <w:ilvl w:val="0"/>
+          <w:numId w:val="35"/>
+        </w:numPr>
+        <w:jc w:val="both"/>
+      </w:pPr>
+      <w:r>
+        <w:t xml:space="preserve">One user consuming all resources </w:t>
+      </w:r>
+    </w:p>
+    <w:p>
+      <w:pPr>
+        <w:jc w:val="both"/>
+      </w:pPr>
+      <w:r>
+        <w:t>Used by:</w:t>
+      </w:r>
+    </w:p>
+    <w:p>
+      <w:pPr>
+        <w:numPr>
+          <w:ilvl w:val="0"/>
+          <w:numId w:val="36"/>
+        </w:numPr>
+        <w:jc w:val="both"/>
+      </w:pPr>
+      <w:r>
+        <w:t xml:space="preserve">Amazon Web Services </w:t>
+      </w:r>
+    </w:p>
+    <w:p>
+      <w:pPr>
+        <w:numPr>
+          <w:ilvl w:val="0"/>
+          <w:numId w:val="36"/>
+        </w:numPr>
+        <w:jc w:val="both"/>
+      </w:pPr>
+      <w:r>
+        <w:t xml:space="preserve">Stripe </w:t>
+      </w:r>
+    </w:p>
+    <w:p>
+      <w:pPr>
+        <w:numPr>
+          <w:ilvl w:val="0"/>
+          <w:numId w:val="36"/>
+        </w:numPr>
+        <w:jc w:val="both"/>
+      </w:pPr>
+      <w:r>
+        <w:t xml:space="preserve">Twitter </w:t>
+      </w:r>
+    </w:p>
+    <w:p>
+      <w:pPr>
+        <w:jc w:val="both"/>
+      </w:pPr>
+      <w:r>
+        <w:pict w14:anchorId="68573A57">
+          <v:rect id="_x0000_i1099" style="width:0;height:1.5pt" o:hralign="center" o:hrstd="t" o:hr="t" fillcolor="#a0a0a0" stroked="f"/>
+        </w:pict>
+      </w:r>
+    </w:p>
+    <w:p>
+      <w:pPr>
+        <w:jc w:val="both"/>
+        <w:rPr>
+          <w:b/>
+          <w:bCs/>
+        </w:rPr>
+      </w:pPr>
+      <w:r>
+        <w:rPr>
+          <w:b/>
+          <w:bCs/>
+        </w:rPr>
+        <w:t>2. Login Protection (Brute Force Prevention)</w:t>
+      </w:r>
+    </w:p>
+    <w:p>
+      <w:pPr>
+        <w:jc w:val="both"/>
+      </w:pPr>
+      <w:r>
+        <w:t>Example:</w:t>
+      </w:r>
+    </w:p>
+    <w:p>
+      <w:pPr>
+        <w:numPr>
+          <w:ilvl w:val="0"/>
+          <w:numId w:val="37"/>
+        </w:numPr>
+        <w:jc w:val="both"/>
+      </w:pPr>
+      <w:r>
+        <w:t xml:space="preserve">Max 5 login attempts per minute </w:t>
+      </w:r>
+    </w:p>
+    <w:p>
+      <w:pPr>
+        <w:jc w:val="both"/>
+      </w:pPr>
+      <w:r>
+        <w:t>If exceeded:</w:t>
+      </w:r>
+    </w:p>
+    <w:p>
+      <w:pPr>
+        <w:numPr>
+          <w:ilvl w:val="0"/>
+          <w:numId w:val="38"/>
+        </w:numPr>
+        <w:jc w:val="both"/>
+      </w:pPr>
+      <w:r>
+        <w:t xml:space="preserve">Temporarily block user/IP </w:t>
+      </w:r>
+    </w:p>
+    <w:p>
+      <w:pPr>
+        <w:jc w:val="both"/>
+      </w:pPr>
+      <w:r>
+        <w:rPr>
+          <w:rFonts w:ascii="Segoe UI Emoji" w:hAnsi="Segoe UI Emoji" w:cs="Segoe UI Emoji"/>
+        </w:rPr>
+        <w:t>👉</w:t>
+      </w:r>
+      <w:r>
+        <w:t xml:space="preserve"> Protects against:</w:t>
+      </w:r>
+    </w:p>
+    <w:p>
+      <w:pPr>
+        <w:numPr>
+          <w:ilvl w:val="0"/>
+          <w:numId w:val="39"/>
+        </w:numPr>
+        <w:jc w:val="both"/>
+      </w:pPr>
+      <w:r>
+        <w:t xml:space="preserve">Password guessing attacks </w:t>
+      </w:r>
+    </w:p>
+    <w:p>
+      <w:pPr>
+        <w:numPr>
+          <w:ilvl w:val="0"/>
+          <w:numId w:val="39"/>
+        </w:numPr>
+        <w:jc w:val="both"/>
+      </w:pPr>
+      <w:r>
+        <w:t xml:space="preserve">Credential stuffing </w:t>
+      </w:r>
+    </w:p>
+    <w:p>
+      <w:pPr>
+        <w:jc w:val="both"/>
+      </w:pPr>
+      <w:r>
+        <w:pict w14:anchorId="7565FE6F">
+          <v:rect id="_x0000_i1100" style="width:0;height:1.5pt" o:hralign="center" o:hrstd="t" o:hr="t" fillcolor="#a0a0a0" stroked="f"/>
+        </w:pict>
+      </w:r>
+    </w:p>
+    <w:p>
+      <w:pPr>
+        <w:jc w:val="both"/>
+        <w:rPr>
+          <w:b/>
+          <w:bCs/>
+        </w:rPr>
+      </w:pPr>
+      <w:r>
+        <w:rPr>
+          <w:b/>
+          <w:bCs/>
+        </w:rPr>
+        <w:t>3. DDoS Protection</w:t>
+      </w:r>
+    </w:p>
+    <w:p>
+      <w:pPr>
+        <w:jc w:val="both"/>
+      </w:pPr>
+      <w:r>
+        <w:t>Rate limiting helps:</w:t>
+      </w:r>
+    </w:p>
+    <w:p>
+      <w:pPr>
+        <w:numPr>
+          <w:ilvl w:val="0"/>
+          <w:numId w:val="40"/>
+        </w:numPr>
+        <w:jc w:val="both"/>
+      </w:pPr>
+      <w:r>
+        <w:t xml:space="preserve">Drop excessive traffic </w:t>
+      </w:r>
+    </w:p>
+    <w:p>
+      <w:pPr>
+        <w:numPr>
+          <w:ilvl w:val="0"/>
+          <w:numId w:val="40"/>
+        </w:numPr>
+        <w:jc w:val="both"/>
+      </w:pPr>
+      <w:r>
+        <w:t xml:space="preserve">Keep system alive under attack </w:t>
+      </w:r>
+    </w:p>
+    <w:p>
+      <w:pPr>
+        <w:jc w:val="both"/>
+      </w:pPr>
+      <w:r>
+        <w:t>Used in:</w:t>
+      </w:r>
+    </w:p>
+    <w:p>
+      <w:pPr>
+        <w:numPr>
+          <w:ilvl w:val="0"/>
+          <w:numId w:val="41"/>
+        </w:numPr>
+        <w:jc w:val="both"/>
+      </w:pPr>
+      <w:r>
+        <w:t xml:space="preserve">Firewalls </w:t>
+      </w:r>
+    </w:p>
+    <w:p>
+      <w:pPr>
+        <w:numPr>
+          <w:ilvl w:val="0"/>
+          <w:numId w:val="41"/>
+        </w:numPr>
+        <w:jc w:val="both"/>
+      </w:pPr>
+      <w:r>
+        <w:t xml:space="preserve">API gateways </w:t>
+      </w:r>
+    </w:p>
+    <w:p>
+      <w:pPr>
+        <w:numPr>
+          <w:ilvl w:val="0"/>
+          <w:numId w:val="41"/>
+        </w:numPr>
+        <w:jc w:val="both"/>
+      </w:pPr>
+      <w:r>
+        <w:lastRenderedPageBreak/>
+        <w:t xml:space="preserve">CDNs like Cloudflare </w:t>
+      </w:r>
+    </w:p>
+    <w:p>
+      <w:pPr>
+        <w:jc w:val="both"/>
+      </w:pPr>
+      <w:r>
+        <w:pict w14:anchorId="64DED891">
+          <v:rect id="_x0000_i1101" style="width:0;height:1.5pt" o:hralign="center" o:hrstd="t" o:hr="t" fillcolor="#a0a0a0" stroked="f"/>
+        </w:pict>
+      </w:r>
+    </w:p>
+    <w:p>
+      <w:pPr>
+        <w:jc w:val="both"/>
+        <w:rPr>
+          <w:b/>
+          <w:bCs/>
+        </w:rPr>
+      </w:pPr>
+      <w:r>
+        <w:rPr>
+          <w:b/>
+          <w:bCs/>
+        </w:rPr>
+        <w:t>4. OTP / SMS Limiting</w:t>
+      </w:r>
+    </w:p>
+    <w:p>
+      <w:pPr>
+        <w:jc w:val="both"/>
+      </w:pPr>
+      <w:r>
+        <w:t>Example:</w:t>
+      </w:r>
+    </w:p>
+    <w:p>
+      <w:pPr>
+        <w:numPr>
+          <w:ilvl w:val="0"/>
+          <w:numId w:val="42"/>
+        </w:numPr>
+        <w:jc w:val="both"/>
+      </w:pPr>
+      <w:r>
+        <w:t xml:space="preserve">Only 3 OTP requests per 10 minutes </w:t>
+      </w:r>
+    </w:p>
+    <w:p>
+      <w:pPr>
+        <w:jc w:val="both"/>
+      </w:pPr>
+      <w:r>
+        <w:rPr>
+          <w:rFonts w:ascii="Segoe UI Emoji" w:hAnsi="Segoe UI Emoji" w:cs="Segoe UI Emoji"/>
+        </w:rPr>
+        <w:t>👉</w:t>
+      </w:r>
+      <w:r>
+        <w:t xml:space="preserve"> Prevents:</w:t>
+      </w:r>
+    </w:p>
+    <w:p>
+      <w:pPr>
+        <w:numPr>
+          <w:ilvl w:val="0"/>
+          <w:numId w:val="43"/>
+        </w:numPr>
+        <w:jc w:val="both"/>
+      </w:pPr>
+      <w:r>
+        <w:t xml:space="preserve">Spam </w:t>
+      </w:r>
+    </w:p>
+    <w:p>
+      <w:pPr>
+        <w:numPr>
+          <w:ilvl w:val="0"/>
+          <w:numId w:val="43"/>
+        </w:numPr>
+        <w:jc w:val="both"/>
+      </w:pPr>
+      <w:r>
+        <w:t xml:space="preserve">Cost misuse </w:t>
+      </w:r>
+    </w:p>
+    <w:p>
+      <w:pPr>
+        <w:jc w:val="both"/>
+      </w:pPr>
+      <w:r>
+        <w:pict w14:anchorId="54271069">
+          <v:rect id="_x0000_i1102" style="width:0;height:1.5pt" o:hralign="center" o:hrstd="t" o:hr="t" fillcolor="#a0a0a0" stroked="f"/>
+        </w:pict>
+      </w:r>
+    </w:p>
+    <w:p>
+      <w:pPr>
+        <w:jc w:val="both"/>
+        <w:rPr>
+          <w:b/>
+          <w:bCs/>
+        </w:rPr>
+      </w:pPr>
+      <w:r>
+        <w:rPr>
+          <w:rFonts w:ascii="Segoe UI Emoji" w:hAnsi="Segoe UI Emoji" w:cs="Segoe UI Emoji"/>
+          <w:b/>
+          <w:bCs/>
+        </w:rPr>
+        <w:t>🧠</w:t>
+      </w:r>
+      <w:r>
+        <w:rPr>
+          <w:b/>
+          <w:bCs/>
+        </w:rPr>
+        <w:t xml:space="preserve"> When to Use What?</w:t>
+      </w:r>
+    </w:p>
+    <w:p>
+      <w:pPr>
+        <w:numPr>
+          <w:ilvl w:val="0"/>
+          <w:numId w:val="44"/>
+        </w:numPr>
+        <w:jc w:val="both"/>
+      </w:pPr>
+      <w:r>
+        <w:t xml:space="preserve">Use </w:t>
+      </w:r>
+      <w:r>
+        <w:rPr>
+          <w:b/>
+          <w:bCs/>
+        </w:rPr>
+        <w:t>Token Bucket</w:t>
+      </w:r>
+      <w:r>
+        <w:t xml:space="preserve"> when: </w:t>
+      </w:r>
+    </w:p>
+    <w:p>
+      <w:pPr>
+        <w:numPr>
+          <w:ilvl w:val="1"/>
+          <w:numId w:val="44"/>
+        </w:numPr>
+        <w:jc w:val="both"/>
+      </w:pPr>
+      <w:r>
+        <w:t xml:space="preserve">You want to allow bursts </w:t>
+      </w:r>
+    </w:p>
+    <w:p>
+      <w:pPr>
+        <w:numPr>
+          <w:ilvl w:val="1"/>
+          <w:numId w:val="44"/>
+        </w:numPr>
+        <w:jc w:val="both"/>
+      </w:pPr>
+      <w:r>
+        <w:t xml:space="preserve">Example: API traffic </w:t>
+      </w:r>
+    </w:p>
+    <w:p>
+      <w:pPr>
+        <w:numPr>
+          <w:ilvl w:val="0"/>
+          <w:numId w:val="44"/>
+        </w:numPr>
+        <w:jc w:val="both"/>
+      </w:pPr>
+      <w:r>
+        <w:t xml:space="preserve">Use </w:t>
+      </w:r>
+      <w:r>
+        <w:rPr>
+          <w:b/>
+          <w:bCs/>
+        </w:rPr>
+        <w:t>Leaky Bucket</w:t>
+      </w:r>
+      <w:r>
+        <w:t xml:space="preserve"> when: </w:t>
+      </w:r>
+    </w:p>
+    <w:p>
+      <w:pPr>
+        <w:numPr>
+          <w:ilvl w:val="1"/>
+          <w:numId w:val="44"/>
+        </w:numPr>
+        <w:jc w:val="both"/>
+      </w:pPr>
+      <w:r>
+        <w:t xml:space="preserve">You need smooth output </w:t>
+      </w:r>
+    </w:p>
+    <w:p>
+      <w:pPr>
+        <w:numPr>
+          <w:ilvl w:val="1"/>
+          <w:numId w:val="44"/>
+        </w:numPr>
+        <w:jc w:val="both"/>
+      </w:pPr>
+      <w:r>
+        <w:t xml:space="preserve">Example: network traffic shaping </w:t>
+      </w:r>
     </w:p>
     <w:p>
       <w:pPr>
@@ -7661,6 +9330,304 @@
     </w:lvl>
   </w:abstractNum>
   <w:abstractNum w:abstractNumId="2" w15:restartNumberingAfterBreak="0">
+    <w:nsid w:val="08781D73"/>
+    <w:multiLevelType w:val="multilevel"/>
+    <w:tmpl w:val="FEA0C2BA"/>
+    <w:lvl w:ilvl="0">
+      <w:start w:val="1"/>
+      <w:numFmt w:val="bullet"/>
+      <w:lvlText w:val=""/>
+      <w:lvlJc w:val="left"/>
+      <w:pPr>
+        <w:tabs>
+          <w:tab w:val="num" w:pos="720"/>
+        </w:tabs>
+        <w:ind w:left="720" w:hanging="360"/>
+      </w:pPr>
+      <w:rPr>
+        <w:rFonts w:ascii="Symbol" w:hAnsi="Symbol" w:hint="default"/>
+        <w:sz w:val="20"/>
+      </w:rPr>
+    </w:lvl>
+    <w:lvl w:ilvl="1" w:tentative="1">
+      <w:start w:val="1"/>
+      <w:numFmt w:val="bullet"/>
+      <w:lvlText w:val="o"/>
+      <w:lvlJc w:val="left"/>
+      <w:pPr>
+        <w:tabs>
+          <w:tab w:val="num" w:pos="1440"/>
+        </w:tabs>
+        <w:ind w:left="1440" w:hanging="360"/>
+      </w:pPr>
+      <w:rPr>
+        <w:rFonts w:ascii="Courier New" w:hAnsi="Courier New" w:hint="default"/>
+        <w:sz w:val="20"/>
+      </w:rPr>
+    </w:lvl>
+    <w:lvl w:ilvl="2" w:tentative="1">
+      <w:start w:val="1"/>
+      <w:numFmt w:val="bullet"/>
+      <w:lvlText w:val=""/>
+      <w:lvlJc w:val="left"/>
+      <w:pPr>
+        <w:tabs>
+          <w:tab w:val="num" w:pos="2160"/>
+        </w:tabs>
+        <w:ind w:left="2160" w:hanging="360"/>
+      </w:pPr>
+      <w:rPr>
+        <w:rFonts w:ascii="Wingdings" w:hAnsi="Wingdings" w:hint="default"/>
+        <w:sz w:val="20"/>
+      </w:rPr>
+    </w:lvl>
+    <w:lvl w:ilvl="3" w:tentative="1">
+      <w:start w:val="1"/>
+      <w:numFmt w:val="bullet"/>
+      <w:lvlText w:val=""/>
+      <w:lvlJc w:val="left"/>
+      <w:pPr>
+        <w:tabs>
+          <w:tab w:val="num" w:pos="2880"/>
+        </w:tabs>
+        <w:ind w:left="2880" w:hanging="360"/>
+      </w:pPr>
+      <w:rPr>
+        <w:rFonts w:ascii="Wingdings" w:hAnsi="Wingdings" w:hint="default"/>
+        <w:sz w:val="20"/>
+      </w:rPr>
+    </w:lvl>
+    <w:lvl w:ilvl="4" w:tentative="1">
+      <w:start w:val="1"/>
+      <w:numFmt w:val="bullet"/>
+      <w:lvlText w:val=""/>
+      <w:lvlJc w:val="left"/>
+      <w:pPr>
+        <w:tabs>
+          <w:tab w:val="num" w:pos="3600"/>
+        </w:tabs>
+        <w:ind w:left="3600" w:hanging="360"/>
+      </w:pPr>
+      <w:rPr>
+        <w:rFonts w:ascii="Wingdings" w:hAnsi="Wingdings" w:hint="default"/>
+        <w:sz w:val="20"/>
+      </w:rPr>
+    </w:lvl>
+    <w:lvl w:ilvl="5" w:tentative="1">
+      <w:start w:val="1"/>
+      <w:numFmt w:val="bullet"/>
+      <w:lvlText w:val=""/>
+      <w:lvlJc w:val="left"/>
+      <w:pPr>
+        <w:tabs>
+          <w:tab w:val="num" w:pos="4320"/>
+        </w:tabs>
+        <w:ind w:left="4320" w:hanging="360"/>
+      </w:pPr>
+      <w:rPr>
+        <w:rFonts w:ascii="Wingdings" w:hAnsi="Wingdings" w:hint="default"/>
+        <w:sz w:val="20"/>
+      </w:rPr>
+    </w:lvl>
+    <w:lvl w:ilvl="6" w:tentative="1">
+      <w:start w:val="1"/>
+      <w:numFmt w:val="bullet"/>
+      <w:lvlText w:val=""/>
+      <w:lvlJc w:val="left"/>
+      <w:pPr>
+        <w:tabs>
+          <w:tab w:val="num" w:pos="5040"/>
+        </w:tabs>
+        <w:ind w:left="5040" w:hanging="360"/>
+      </w:pPr>
+      <w:rPr>
+        <w:rFonts w:ascii="Wingdings" w:hAnsi="Wingdings" w:hint="default"/>
+        <w:sz w:val="20"/>
+      </w:rPr>
+    </w:lvl>
+    <w:lvl w:ilvl="7" w:tentative="1">
+      <w:start w:val="1"/>
+      <w:numFmt w:val="bullet"/>
+      <w:lvlText w:val=""/>
+      <w:lvlJc w:val="left"/>
+      <w:pPr>
+        <w:tabs>
+          <w:tab w:val="num" w:pos="5760"/>
+        </w:tabs>
+        <w:ind w:left="5760" w:hanging="360"/>
+      </w:pPr>
+      <w:rPr>
+        <w:rFonts w:ascii="Wingdings" w:hAnsi="Wingdings" w:hint="default"/>
+        <w:sz w:val="20"/>
+      </w:rPr>
+    </w:lvl>
+    <w:lvl w:ilvl="8" w:tentative="1">
+      <w:start w:val="1"/>
+      <w:numFmt w:val="bullet"/>
+      <w:lvlText w:val=""/>
+      <w:lvlJc w:val="left"/>
+      <w:pPr>
+        <w:tabs>
+          <w:tab w:val="num" w:pos="6480"/>
+        </w:tabs>
+        <w:ind w:left="6480" w:hanging="360"/>
+      </w:pPr>
+      <w:rPr>
+        <w:rFonts w:ascii="Wingdings" w:hAnsi="Wingdings" w:hint="default"/>
+        <w:sz w:val="20"/>
+      </w:rPr>
+    </w:lvl>
+  </w:abstractNum>
+  <w:abstractNum w:abstractNumId="3" w15:restartNumberingAfterBreak="0">
+    <w:nsid w:val="0A4B065A"/>
+    <w:multiLevelType w:val="multilevel"/>
+    <w:tmpl w:val="AF7C9830"/>
+    <w:lvl w:ilvl="0">
+      <w:start w:val="1"/>
+      <w:numFmt w:val="bullet"/>
+      <w:lvlText w:val=""/>
+      <w:lvlJc w:val="left"/>
+      <w:pPr>
+        <w:tabs>
+          <w:tab w:val="num" w:pos="720"/>
+        </w:tabs>
+        <w:ind w:left="720" w:hanging="360"/>
+      </w:pPr>
+      <w:rPr>
+        <w:rFonts w:ascii="Symbol" w:hAnsi="Symbol" w:hint="default"/>
+        <w:sz w:val="20"/>
+      </w:rPr>
+    </w:lvl>
+    <w:lvl w:ilvl="1">
+      <w:start w:val="1"/>
+      <w:numFmt w:val="bullet"/>
+      <w:lvlText w:val="o"/>
+      <w:lvlJc w:val="left"/>
+      <w:pPr>
+        <w:tabs>
+          <w:tab w:val="num" w:pos="1440"/>
+        </w:tabs>
+        <w:ind w:left="1440" w:hanging="360"/>
+      </w:pPr>
+      <w:rPr>
+        <w:rFonts w:ascii="Courier New" w:hAnsi="Courier New" w:hint="default"/>
+        <w:sz w:val="20"/>
+      </w:rPr>
+    </w:lvl>
+    <w:lvl w:ilvl="2" w:tentative="1">
+      <w:start w:val="1"/>
+      <w:numFmt w:val="bullet"/>
+      <w:lvlText w:val=""/>
+      <w:lvlJc w:val="left"/>
+      <w:pPr>
+        <w:tabs>
+          <w:tab w:val="num" w:pos="2160"/>
+        </w:tabs>
+        <w:ind w:left="2160" w:hanging="360"/>
+      </w:pPr>
+      <w:rPr>
+        <w:rFonts w:ascii="Wingdings" w:hAnsi="Wingdings" w:hint="default"/>
+        <w:sz w:val="20"/>
+      </w:rPr>
+    </w:lvl>
+    <w:lvl w:ilvl="3" w:tentative="1">
+      <w:start w:val="1"/>
+      <w:numFmt w:val="bullet"/>
+      <w:lvlText w:val=""/>
+      <w:lvlJc w:val="left"/>
+      <w:pPr>
+        <w:tabs>
+          <w:tab w:val="num" w:pos="2880"/>
+        </w:tabs>
+        <w:ind w:left="2880" w:hanging="360"/>
+      </w:pPr>
+      <w:rPr>
+        <w:rFonts w:ascii="Wingdings" w:hAnsi="Wingdings" w:hint="default"/>
+        <w:sz w:val="20"/>
+      </w:rPr>
+    </w:lvl>
+    <w:lvl w:ilvl="4" w:tentative="1">
+      <w:start w:val="1"/>
+      <w:numFmt w:val="bullet"/>
+      <w:lvlText w:val=""/>
+      <w:lvlJc w:val="left"/>
+      <w:pPr>
+        <w:tabs>
+          <w:tab w:val="num" w:pos="3600"/>
+        </w:tabs>
+        <w:ind w:left="3600" w:hanging="360"/>
+      </w:pPr>
+      <w:rPr>
+        <w:rFonts w:ascii="Wingdings" w:hAnsi="Wingdings" w:hint="default"/>
+        <w:sz w:val="20"/>
+      </w:rPr>
+    </w:lvl>
+    <w:lvl w:ilvl="5" w:tentative="1">
+      <w:start w:val="1"/>
+      <w:numFmt w:val="bullet"/>
+      <w:lvlText w:val=""/>
+      <w:lvlJc w:val="left"/>
+      <w:pPr>
+        <w:tabs>
+          <w:tab w:val="num" w:pos="4320"/>
+        </w:tabs>
+        <w:ind w:left="4320" w:hanging="360"/>
+      </w:pPr>
+      <w:rPr>
+        <w:rFonts w:ascii="Wingdings" w:hAnsi="Wingdings" w:hint="default"/>
+        <w:sz w:val="20"/>
+      </w:rPr>
+    </w:lvl>
+    <w:lvl w:ilvl="6" w:tentative="1">
+      <w:start w:val="1"/>
+      <w:numFmt w:val="bullet"/>
+      <w:lvlText w:val=""/>
+      <w:lvlJc w:val="left"/>
+      <w:pPr>
+        <w:tabs>
+          <w:tab w:val="num" w:pos="5040"/>
+        </w:tabs>
+        <w:ind w:left="5040" w:hanging="360"/>
+      </w:pPr>
+      <w:rPr>
+        <w:rFonts w:ascii="Wingdings" w:hAnsi="Wingdings" w:hint="default"/>
+        <w:sz w:val="20"/>
+      </w:rPr>
+    </w:lvl>
+    <w:lvl w:ilvl="7" w:tentative="1">
+      <w:start w:val="1"/>
+      <w:numFmt w:val="bullet"/>
+      <w:lvlText w:val=""/>
+      <w:lvlJc w:val="left"/>
+      <w:pPr>
+        <w:tabs>
+          <w:tab w:val="num" w:pos="5760"/>
+        </w:tabs>
+        <w:ind w:left="5760" w:hanging="360"/>
+      </w:pPr>
+      <w:rPr>
+        <w:rFonts w:ascii="Wingdings" w:hAnsi="Wingdings" w:hint="default"/>
+        <w:sz w:val="20"/>
+      </w:rPr>
+    </w:lvl>
+    <w:lvl w:ilvl="8" w:tentative="1">
+      <w:start w:val="1"/>
+      <w:numFmt w:val="bullet"/>
+      <w:lvlText w:val=""/>
+      <w:lvlJc w:val="left"/>
+      <w:pPr>
+        <w:tabs>
+          <w:tab w:val="num" w:pos="6480"/>
+        </w:tabs>
+        <w:ind w:left="6480" w:hanging="360"/>
+      </w:pPr>
+      <w:rPr>
+        <w:rFonts w:ascii="Wingdings" w:hAnsi="Wingdings" w:hint="default"/>
+        <w:sz w:val="20"/>
+      </w:rPr>
+    </w:lvl>
+  </w:abstractNum>
+  <w:abstractNum w:abstractNumId="4" w15:restartNumberingAfterBreak="0">
     <w:nsid w:val="0A894DC1"/>
     <w:multiLevelType w:val="multilevel"/>
     <w:tmpl w:val="5AFE5D02"/>
@@ -7809,7 +9776,305 @@
       </w:rPr>
     </w:lvl>
   </w:abstractNum>
-  <w:abstractNum w:abstractNumId="3" w15:restartNumberingAfterBreak="0">
+  <w:abstractNum w:abstractNumId="5" w15:restartNumberingAfterBreak="0">
+    <w:nsid w:val="0A8F4DAC"/>
+    <w:multiLevelType w:val="multilevel"/>
+    <w:tmpl w:val="F8963E52"/>
+    <w:lvl w:ilvl="0">
+      <w:start w:val="1"/>
+      <w:numFmt w:val="bullet"/>
+      <w:lvlText w:val=""/>
+      <w:lvlJc w:val="left"/>
+      <w:pPr>
+        <w:tabs>
+          <w:tab w:val="num" w:pos="720"/>
+        </w:tabs>
+        <w:ind w:left="720" w:hanging="360"/>
+      </w:pPr>
+      <w:rPr>
+        <w:rFonts w:ascii="Symbol" w:hAnsi="Symbol" w:hint="default"/>
+        <w:sz w:val="20"/>
+      </w:rPr>
+    </w:lvl>
+    <w:lvl w:ilvl="1" w:tentative="1">
+      <w:start w:val="1"/>
+      <w:numFmt w:val="bullet"/>
+      <w:lvlText w:val="o"/>
+      <w:lvlJc w:val="left"/>
+      <w:pPr>
+        <w:tabs>
+          <w:tab w:val="num" w:pos="1440"/>
+        </w:tabs>
+        <w:ind w:left="1440" w:hanging="360"/>
+      </w:pPr>
+      <w:rPr>
+        <w:rFonts w:ascii="Courier New" w:hAnsi="Courier New" w:hint="default"/>
+        <w:sz w:val="20"/>
+      </w:rPr>
+    </w:lvl>
+    <w:lvl w:ilvl="2" w:tentative="1">
+      <w:start w:val="1"/>
+      <w:numFmt w:val="bullet"/>
+      <w:lvlText w:val=""/>
+      <w:lvlJc w:val="left"/>
+      <w:pPr>
+        <w:tabs>
+          <w:tab w:val="num" w:pos="2160"/>
+        </w:tabs>
+        <w:ind w:left="2160" w:hanging="360"/>
+      </w:pPr>
+      <w:rPr>
+        <w:rFonts w:ascii="Wingdings" w:hAnsi="Wingdings" w:hint="default"/>
+        <w:sz w:val="20"/>
+      </w:rPr>
+    </w:lvl>
+    <w:lvl w:ilvl="3" w:tentative="1">
+      <w:start w:val="1"/>
+      <w:numFmt w:val="bullet"/>
+      <w:lvlText w:val=""/>
+      <w:lvlJc w:val="left"/>
+      <w:pPr>
+        <w:tabs>
+          <w:tab w:val="num" w:pos="2880"/>
+        </w:tabs>
+        <w:ind w:left="2880" w:hanging="360"/>
+      </w:pPr>
+      <w:rPr>
+        <w:rFonts w:ascii="Wingdings" w:hAnsi="Wingdings" w:hint="default"/>
+        <w:sz w:val="20"/>
+      </w:rPr>
+    </w:lvl>
+    <w:lvl w:ilvl="4" w:tentative="1">
+      <w:start w:val="1"/>
+      <w:numFmt w:val="bullet"/>
+      <w:lvlText w:val=""/>
+      <w:lvlJc w:val="left"/>
+      <w:pPr>
+        <w:tabs>
+          <w:tab w:val="num" w:pos="3600"/>
+        </w:tabs>
+        <w:ind w:left="3600" w:hanging="360"/>
+      </w:pPr>
+      <w:rPr>
+        <w:rFonts w:ascii="Wingdings" w:hAnsi="Wingdings" w:hint="default"/>
+        <w:sz w:val="20"/>
+      </w:rPr>
+    </w:lvl>
+    <w:lvl w:ilvl="5" w:tentative="1">
+      <w:start w:val="1"/>
+      <w:numFmt w:val="bullet"/>
+      <w:lvlText w:val=""/>
+      <w:lvlJc w:val="left"/>
+      <w:pPr>
+        <w:tabs>
+          <w:tab w:val="num" w:pos="4320"/>
+        </w:tabs>
+        <w:ind w:left="4320" w:hanging="360"/>
+      </w:pPr>
+      <w:rPr>
+        <w:rFonts w:ascii="Wingdings" w:hAnsi="Wingdings" w:hint="default"/>
+        <w:sz w:val="20"/>
+      </w:rPr>
+    </w:lvl>
+    <w:lvl w:ilvl="6" w:tentative="1">
+      <w:start w:val="1"/>
+      <w:numFmt w:val="bullet"/>
+      <w:lvlText w:val=""/>
+      <w:lvlJc w:val="left"/>
+      <w:pPr>
+        <w:tabs>
+          <w:tab w:val="num" w:pos="5040"/>
+        </w:tabs>
+        <w:ind w:left="5040" w:hanging="360"/>
+      </w:pPr>
+      <w:rPr>
+        <w:rFonts w:ascii="Wingdings" w:hAnsi="Wingdings" w:hint="default"/>
+        <w:sz w:val="20"/>
+      </w:rPr>
+    </w:lvl>
+    <w:lvl w:ilvl="7" w:tentative="1">
+      <w:start w:val="1"/>
+      <w:numFmt w:val="bullet"/>
+      <w:lvlText w:val=""/>
+      <w:lvlJc w:val="left"/>
+      <w:pPr>
+        <w:tabs>
+          <w:tab w:val="num" w:pos="5760"/>
+        </w:tabs>
+        <w:ind w:left="5760" w:hanging="360"/>
+      </w:pPr>
+      <w:rPr>
+        <w:rFonts w:ascii="Wingdings" w:hAnsi="Wingdings" w:hint="default"/>
+        <w:sz w:val="20"/>
+      </w:rPr>
+    </w:lvl>
+    <w:lvl w:ilvl="8" w:tentative="1">
+      <w:start w:val="1"/>
+      <w:numFmt w:val="bullet"/>
+      <w:lvlText w:val=""/>
+      <w:lvlJc w:val="left"/>
+      <w:pPr>
+        <w:tabs>
+          <w:tab w:val="num" w:pos="6480"/>
+        </w:tabs>
+        <w:ind w:left="6480" w:hanging="360"/>
+      </w:pPr>
+      <w:rPr>
+        <w:rFonts w:ascii="Wingdings" w:hAnsi="Wingdings" w:hint="default"/>
+        <w:sz w:val="20"/>
+      </w:rPr>
+    </w:lvl>
+  </w:abstractNum>
+  <w:abstractNum w:abstractNumId="6" w15:restartNumberingAfterBreak="0">
+    <w:nsid w:val="0DCD3443"/>
+    <w:multiLevelType w:val="multilevel"/>
+    <w:tmpl w:val="4760B106"/>
+    <w:lvl w:ilvl="0">
+      <w:start w:val="1"/>
+      <w:numFmt w:val="bullet"/>
+      <w:lvlText w:val=""/>
+      <w:lvlJc w:val="left"/>
+      <w:pPr>
+        <w:tabs>
+          <w:tab w:val="num" w:pos="720"/>
+        </w:tabs>
+        <w:ind w:left="720" w:hanging="360"/>
+      </w:pPr>
+      <w:rPr>
+        <w:rFonts w:ascii="Symbol" w:hAnsi="Symbol" w:hint="default"/>
+        <w:sz w:val="20"/>
+      </w:rPr>
+    </w:lvl>
+    <w:lvl w:ilvl="1" w:tentative="1">
+      <w:start w:val="1"/>
+      <w:numFmt w:val="bullet"/>
+      <w:lvlText w:val="o"/>
+      <w:lvlJc w:val="left"/>
+      <w:pPr>
+        <w:tabs>
+          <w:tab w:val="num" w:pos="1440"/>
+        </w:tabs>
+        <w:ind w:left="1440" w:hanging="360"/>
+      </w:pPr>
+      <w:rPr>
+        <w:rFonts w:ascii="Courier New" w:hAnsi="Courier New" w:hint="default"/>
+        <w:sz w:val="20"/>
+      </w:rPr>
+    </w:lvl>
+    <w:lvl w:ilvl="2" w:tentative="1">
+      <w:start w:val="1"/>
+      <w:numFmt w:val="bullet"/>
+      <w:lvlText w:val=""/>
+      <w:lvlJc w:val="left"/>
+      <w:pPr>
+        <w:tabs>
+          <w:tab w:val="num" w:pos="2160"/>
+        </w:tabs>
+        <w:ind w:left="2160" w:hanging="360"/>
+      </w:pPr>
+      <w:rPr>
+        <w:rFonts w:ascii="Wingdings" w:hAnsi="Wingdings" w:hint="default"/>
+        <w:sz w:val="20"/>
+      </w:rPr>
+    </w:lvl>
+    <w:lvl w:ilvl="3" w:tentative="1">
+      <w:start w:val="1"/>
+      <w:numFmt w:val="bullet"/>
+      <w:lvlText w:val=""/>
+      <w:lvlJc w:val="left"/>
+      <w:pPr>
+        <w:tabs>
+          <w:tab w:val="num" w:pos="2880"/>
+        </w:tabs>
+        <w:ind w:left="2880" w:hanging="360"/>
+      </w:pPr>
+      <w:rPr>
+        <w:rFonts w:ascii="Wingdings" w:hAnsi="Wingdings" w:hint="default"/>
+        <w:sz w:val="20"/>
+      </w:rPr>
+    </w:lvl>
+    <w:lvl w:ilvl="4" w:tentative="1">
+      <w:start w:val="1"/>
+      <w:numFmt w:val="bullet"/>
+      <w:lvlText w:val=""/>
+      <w:lvlJc w:val="left"/>
+      <w:pPr>
+        <w:tabs>
+          <w:tab w:val="num" w:pos="3600"/>
+        </w:tabs>
+        <w:ind w:left="3600" w:hanging="360"/>
+      </w:pPr>
+      <w:rPr>
+        <w:rFonts w:ascii="Wingdings" w:hAnsi="Wingdings" w:hint="default"/>
+        <w:sz w:val="20"/>
+      </w:rPr>
+    </w:lvl>
+    <w:lvl w:ilvl="5" w:tentative="1">
+      <w:start w:val="1"/>
+      <w:numFmt w:val="bullet"/>
+      <w:lvlText w:val=""/>
+      <w:lvlJc w:val="left"/>
+      <w:pPr>
+        <w:tabs>
+          <w:tab w:val="num" w:pos="4320"/>
+        </w:tabs>
+        <w:ind w:left="4320" w:hanging="360"/>
+      </w:pPr>
+      <w:rPr>
+        <w:rFonts w:ascii="Wingdings" w:hAnsi="Wingdings" w:hint="default"/>
+        <w:sz w:val="20"/>
+      </w:rPr>
+    </w:lvl>
+    <w:lvl w:ilvl="6" w:tentative="1">
+      <w:start w:val="1"/>
+      <w:numFmt w:val="bullet"/>
+      <w:lvlText w:val=""/>
+      <w:lvlJc w:val="left"/>
+      <w:pPr>
+        <w:tabs>
+          <w:tab w:val="num" w:pos="5040"/>
+        </w:tabs>
+        <w:ind w:left="5040" w:hanging="360"/>
+      </w:pPr>
+      <w:rPr>
+        <w:rFonts w:ascii="Wingdings" w:hAnsi="Wingdings" w:hint="default"/>
+        <w:sz w:val="20"/>
+      </w:rPr>
+    </w:lvl>
+    <w:lvl w:ilvl="7" w:tentative="1">
+      <w:start w:val="1"/>
+      <w:numFmt w:val="bullet"/>
+      <w:lvlText w:val=""/>
+      <w:lvlJc w:val="left"/>
+      <w:pPr>
+        <w:tabs>
+          <w:tab w:val="num" w:pos="5760"/>
+        </w:tabs>
+        <w:ind w:left="5760" w:hanging="360"/>
+      </w:pPr>
+      <w:rPr>
+        <w:rFonts w:ascii="Wingdings" w:hAnsi="Wingdings" w:hint="default"/>
+        <w:sz w:val="20"/>
+      </w:rPr>
+    </w:lvl>
+    <w:lvl w:ilvl="8" w:tentative="1">
+      <w:start w:val="1"/>
+      <w:numFmt w:val="bullet"/>
+      <w:lvlText w:val=""/>
+      <w:lvlJc w:val="left"/>
+      <w:pPr>
+        <w:tabs>
+          <w:tab w:val="num" w:pos="6480"/>
+        </w:tabs>
+        <w:ind w:left="6480" w:hanging="360"/>
+      </w:pPr>
+      <w:rPr>
+        <w:rFonts w:ascii="Wingdings" w:hAnsi="Wingdings" w:hint="default"/>
+        <w:sz w:val="20"/>
+      </w:rPr>
+    </w:lvl>
+  </w:abstractNum>
+  <w:abstractNum w:abstractNumId="7" w15:restartNumberingAfterBreak="0">
     <w:nsid w:val="10D74B27"/>
     <w:multiLevelType w:val="multilevel"/>
     <w:tmpl w:val="A2D43E14"/>
@@ -7958,7 +10223,7 @@
       </w:rPr>
     </w:lvl>
   </w:abstractNum>
-  <w:abstractNum w:abstractNumId="4" w15:restartNumberingAfterBreak="0">
+  <w:abstractNum w:abstractNumId="8" w15:restartNumberingAfterBreak="0">
     <w:nsid w:val="131E0BBD"/>
     <w:multiLevelType w:val="multilevel"/>
     <w:tmpl w:val="20863C6E"/>
@@ -8107,7 +10372,7 @@
       </w:rPr>
     </w:lvl>
   </w:abstractNum>
-  <w:abstractNum w:abstractNumId="5" w15:restartNumberingAfterBreak="0">
+  <w:abstractNum w:abstractNumId="9" w15:restartNumberingAfterBreak="0">
     <w:nsid w:val="14582DDA"/>
     <w:multiLevelType w:val="multilevel"/>
     <w:tmpl w:val="98B2751A"/>
@@ -8256,7 +10521,156 @@
       </w:rPr>
     </w:lvl>
   </w:abstractNum>
-  <w:abstractNum w:abstractNumId="6" w15:restartNumberingAfterBreak="0">
+  <w:abstractNum w:abstractNumId="10" w15:restartNumberingAfterBreak="0">
+    <w:nsid w:val="18757939"/>
+    <w:multiLevelType w:val="multilevel"/>
+    <w:tmpl w:val="8370C004"/>
+    <w:lvl w:ilvl="0">
+      <w:start w:val="1"/>
+      <w:numFmt w:val="bullet"/>
+      <w:lvlText w:val=""/>
+      <w:lvlJc w:val="left"/>
+      <w:pPr>
+        <w:tabs>
+          <w:tab w:val="num" w:pos="720"/>
+        </w:tabs>
+        <w:ind w:left="720" w:hanging="360"/>
+      </w:pPr>
+      <w:rPr>
+        <w:rFonts w:ascii="Symbol" w:hAnsi="Symbol" w:hint="default"/>
+        <w:sz w:val="20"/>
+      </w:rPr>
+    </w:lvl>
+    <w:lvl w:ilvl="1" w:tentative="1">
+      <w:start w:val="1"/>
+      <w:numFmt w:val="bullet"/>
+      <w:lvlText w:val="o"/>
+      <w:lvlJc w:val="left"/>
+      <w:pPr>
+        <w:tabs>
+          <w:tab w:val="num" w:pos="1440"/>
+        </w:tabs>
+        <w:ind w:left="1440" w:hanging="360"/>
+      </w:pPr>
+      <w:rPr>
+        <w:rFonts w:ascii="Courier New" w:hAnsi="Courier New" w:hint="default"/>
+        <w:sz w:val="20"/>
+      </w:rPr>
+    </w:lvl>
+    <w:lvl w:ilvl="2" w:tentative="1">
+      <w:start w:val="1"/>
+      <w:numFmt w:val="bullet"/>
+      <w:lvlText w:val=""/>
+      <w:lvlJc w:val="left"/>
+      <w:pPr>
+        <w:tabs>
+          <w:tab w:val="num" w:pos="2160"/>
+        </w:tabs>
+        <w:ind w:left="2160" w:hanging="360"/>
+      </w:pPr>
+      <w:rPr>
+        <w:rFonts w:ascii="Wingdings" w:hAnsi="Wingdings" w:hint="default"/>
+        <w:sz w:val="20"/>
+      </w:rPr>
+    </w:lvl>
+    <w:lvl w:ilvl="3" w:tentative="1">
+      <w:start w:val="1"/>
+      <w:numFmt w:val="bullet"/>
+      <w:lvlText w:val=""/>
+      <w:lvlJc w:val="left"/>
+      <w:pPr>
+        <w:tabs>
+          <w:tab w:val="num" w:pos="2880"/>
+        </w:tabs>
+        <w:ind w:left="2880" w:hanging="360"/>
+      </w:pPr>
+      <w:rPr>
+        <w:rFonts w:ascii="Wingdings" w:hAnsi="Wingdings" w:hint="default"/>
+        <w:sz w:val="20"/>
+      </w:rPr>
+    </w:lvl>
+    <w:lvl w:ilvl="4" w:tentative="1">
+      <w:start w:val="1"/>
+      <w:numFmt w:val="bullet"/>
+      <w:lvlText w:val=""/>
+      <w:lvlJc w:val="left"/>
+      <w:pPr>
+        <w:tabs>
+          <w:tab w:val="num" w:pos="3600"/>
+        </w:tabs>
+        <w:ind w:left="3600" w:hanging="360"/>
+      </w:pPr>
+      <w:rPr>
+        <w:rFonts w:ascii="Wingdings" w:hAnsi="Wingdings" w:hint="default"/>
+        <w:sz w:val="20"/>
+      </w:rPr>
+    </w:lvl>
+    <w:lvl w:ilvl="5" w:tentative="1">
+      <w:start w:val="1"/>
+      <w:numFmt w:val="bullet"/>
+      <w:lvlText w:val=""/>
+      <w:lvlJc w:val="left"/>
+      <w:pPr>
+        <w:tabs>
+          <w:tab w:val="num" w:pos="4320"/>
+        </w:tabs>
+        <w:ind w:left="4320" w:hanging="360"/>
+      </w:pPr>
+      <w:rPr>
+        <w:rFonts w:ascii="Wingdings" w:hAnsi="Wingdings" w:hint="default"/>
+        <w:sz w:val="20"/>
+      </w:rPr>
+    </w:lvl>
+    <w:lvl w:ilvl="6" w:tentative="1">
+      <w:start w:val="1"/>
+      <w:numFmt w:val="bullet"/>
+      <w:lvlText w:val=""/>
+      <w:lvlJc w:val="left"/>
+      <w:pPr>
+        <w:tabs>
+          <w:tab w:val="num" w:pos="5040"/>
+        </w:tabs>
+        <w:ind w:left="5040" w:hanging="360"/>
+      </w:pPr>
+      <w:rPr>
+        <w:rFonts w:ascii="Wingdings" w:hAnsi="Wingdings" w:hint="default"/>
+        <w:sz w:val="20"/>
+      </w:rPr>
+    </w:lvl>
+    <w:lvl w:ilvl="7" w:tentative="1">
+      <w:start w:val="1"/>
+      <w:numFmt w:val="bullet"/>
+      <w:lvlText w:val=""/>
+      <w:lvlJc w:val="left"/>
+      <w:pPr>
+        <w:tabs>
+          <w:tab w:val="num" w:pos="5760"/>
+        </w:tabs>
+        <w:ind w:left="5760" w:hanging="360"/>
+      </w:pPr>
+      <w:rPr>
+        <w:rFonts w:ascii="Wingdings" w:hAnsi="Wingdings" w:hint="default"/>
+        <w:sz w:val="20"/>
+      </w:rPr>
+    </w:lvl>
+    <w:lvl w:ilvl="8" w:tentative="1">
+      <w:start w:val="1"/>
+      <w:numFmt w:val="bullet"/>
+      <w:lvlText w:val=""/>
+      <w:lvlJc w:val="left"/>
+      <w:pPr>
+        <w:tabs>
+          <w:tab w:val="num" w:pos="6480"/>
+        </w:tabs>
+        <w:ind w:left="6480" w:hanging="360"/>
+      </w:pPr>
+      <w:rPr>
+        <w:rFonts w:ascii="Wingdings" w:hAnsi="Wingdings" w:hint="default"/>
+        <w:sz w:val="20"/>
+      </w:rPr>
+    </w:lvl>
+  </w:abstractNum>
+  <w:abstractNum w:abstractNumId="11" w15:restartNumberingAfterBreak="0">
     <w:nsid w:val="18CF64EB"/>
     <w:multiLevelType w:val="multilevel"/>
     <w:tmpl w:val="8FD2E0EE"/>
@@ -8405,7 +10819,7 @@
       </w:rPr>
     </w:lvl>
   </w:abstractNum>
-  <w:abstractNum w:abstractNumId="7" w15:restartNumberingAfterBreak="0">
+  <w:abstractNum w:abstractNumId="12" w15:restartNumberingAfterBreak="0">
     <w:nsid w:val="1D2B33F1"/>
     <w:multiLevelType w:val="multilevel"/>
     <w:tmpl w:val="ABF6A504"/>
@@ -8554,7 +10968,7 @@
       </w:rPr>
     </w:lvl>
   </w:abstractNum>
-  <w:abstractNum w:abstractNumId="8" w15:restartNumberingAfterBreak="0">
+  <w:abstractNum w:abstractNumId="13" w15:restartNumberingAfterBreak="0">
     <w:nsid w:val="1FC57969"/>
     <w:multiLevelType w:val="multilevel"/>
     <w:tmpl w:val="050ABDA6"/>
@@ -8703,7 +11117,156 @@
       </w:rPr>
     </w:lvl>
   </w:abstractNum>
-  <w:abstractNum w:abstractNumId="9" w15:restartNumberingAfterBreak="0">
+  <w:abstractNum w:abstractNumId="14" w15:restartNumberingAfterBreak="0">
+    <w:nsid w:val="221377C0"/>
+    <w:multiLevelType w:val="multilevel"/>
+    <w:tmpl w:val="C7907358"/>
+    <w:lvl w:ilvl="0">
+      <w:start w:val="1"/>
+      <w:numFmt w:val="bullet"/>
+      <w:lvlText w:val=""/>
+      <w:lvlJc w:val="left"/>
+      <w:pPr>
+        <w:tabs>
+          <w:tab w:val="num" w:pos="720"/>
+        </w:tabs>
+        <w:ind w:left="720" w:hanging="360"/>
+      </w:pPr>
+      <w:rPr>
+        <w:rFonts w:ascii="Symbol" w:hAnsi="Symbol" w:hint="default"/>
+        <w:sz w:val="20"/>
+      </w:rPr>
+    </w:lvl>
+    <w:lvl w:ilvl="1" w:tentative="1">
+      <w:start w:val="1"/>
+      <w:numFmt w:val="bullet"/>
+      <w:lvlText w:val="o"/>
+      <w:lvlJc w:val="left"/>
+      <w:pPr>
+        <w:tabs>
+          <w:tab w:val="num" w:pos="1440"/>
+        </w:tabs>
+        <w:ind w:left="1440" w:hanging="360"/>
+      </w:pPr>
+      <w:rPr>
+        <w:rFonts w:ascii="Courier New" w:hAnsi="Courier New" w:hint="default"/>
+        <w:sz w:val="20"/>
+      </w:rPr>
+    </w:lvl>
+    <w:lvl w:ilvl="2" w:tentative="1">
+      <w:start w:val="1"/>
+      <w:numFmt w:val="bullet"/>
+      <w:lvlText w:val=""/>
+      <w:lvlJc w:val="left"/>
+      <w:pPr>
+        <w:tabs>
+          <w:tab w:val="num" w:pos="2160"/>
+        </w:tabs>
+        <w:ind w:left="2160" w:hanging="360"/>
+      </w:pPr>
+      <w:rPr>
+        <w:rFonts w:ascii="Wingdings" w:hAnsi="Wingdings" w:hint="default"/>
+        <w:sz w:val="20"/>
+      </w:rPr>
+    </w:lvl>
+    <w:lvl w:ilvl="3" w:tentative="1">
+      <w:start w:val="1"/>
+      <w:numFmt w:val="bullet"/>
+      <w:lvlText w:val=""/>
+      <w:lvlJc w:val="left"/>
+      <w:pPr>
+        <w:tabs>
+          <w:tab w:val="num" w:pos="2880"/>
+        </w:tabs>
+        <w:ind w:left="2880" w:hanging="360"/>
+      </w:pPr>
+      <w:rPr>
+        <w:rFonts w:ascii="Wingdings" w:hAnsi="Wingdings" w:hint="default"/>
+        <w:sz w:val="20"/>
+      </w:rPr>
+    </w:lvl>
+    <w:lvl w:ilvl="4" w:tentative="1">
+      <w:start w:val="1"/>
+      <w:numFmt w:val="bullet"/>
+      <w:lvlText w:val=""/>
+      <w:lvlJc w:val="left"/>
+      <w:pPr>
+        <w:tabs>
+          <w:tab w:val="num" w:pos="3600"/>
+        </w:tabs>
+        <w:ind w:left="3600" w:hanging="360"/>
+      </w:pPr>
+      <w:rPr>
+        <w:rFonts w:ascii="Wingdings" w:hAnsi="Wingdings" w:hint="default"/>
+        <w:sz w:val="20"/>
+      </w:rPr>
+    </w:lvl>
+    <w:lvl w:ilvl="5" w:tentative="1">
+      <w:start w:val="1"/>
+      <w:numFmt w:val="bullet"/>
+      <w:lvlText w:val=""/>
+      <w:lvlJc w:val="left"/>
+      <w:pPr>
+        <w:tabs>
+          <w:tab w:val="num" w:pos="4320"/>
+        </w:tabs>
+        <w:ind w:left="4320" w:hanging="360"/>
+      </w:pPr>
+      <w:rPr>
+        <w:rFonts w:ascii="Wingdings" w:hAnsi="Wingdings" w:hint="default"/>
+        <w:sz w:val="20"/>
+      </w:rPr>
+    </w:lvl>
+    <w:lvl w:ilvl="6" w:tentative="1">
+      <w:start w:val="1"/>
+      <w:numFmt w:val="bullet"/>
+      <w:lvlText w:val=""/>
+      <w:lvlJc w:val="left"/>
+      <w:pPr>
+        <w:tabs>
+          <w:tab w:val="num" w:pos="5040"/>
+        </w:tabs>
+        <w:ind w:left="5040" w:hanging="360"/>
+      </w:pPr>
+      <w:rPr>
+        <w:rFonts w:ascii="Wingdings" w:hAnsi="Wingdings" w:hint="default"/>
+        <w:sz w:val="20"/>
+      </w:rPr>
+    </w:lvl>
+    <w:lvl w:ilvl="7" w:tentative="1">
+      <w:start w:val="1"/>
+      <w:numFmt w:val="bullet"/>
+      <w:lvlText w:val=""/>
+      <w:lvlJc w:val="left"/>
+      <w:pPr>
+        <w:tabs>
+          <w:tab w:val="num" w:pos="5760"/>
+        </w:tabs>
+        <w:ind w:left="5760" w:hanging="360"/>
+      </w:pPr>
+      <w:rPr>
+        <w:rFonts w:ascii="Wingdings" w:hAnsi="Wingdings" w:hint="default"/>
+        <w:sz w:val="20"/>
+      </w:rPr>
+    </w:lvl>
+    <w:lvl w:ilvl="8" w:tentative="1">
+      <w:start w:val="1"/>
+      <w:numFmt w:val="bullet"/>
+      <w:lvlText w:val=""/>
+      <w:lvlJc w:val="left"/>
+      <w:pPr>
+        <w:tabs>
+          <w:tab w:val="num" w:pos="6480"/>
+        </w:tabs>
+        <w:ind w:left="6480" w:hanging="360"/>
+      </w:pPr>
+      <w:rPr>
+        <w:rFonts w:ascii="Wingdings" w:hAnsi="Wingdings" w:hint="default"/>
+        <w:sz w:val="20"/>
+      </w:rPr>
+    </w:lvl>
+  </w:abstractNum>
+  <w:abstractNum w:abstractNumId="15" w15:restartNumberingAfterBreak="0">
     <w:nsid w:val="22DF0202"/>
     <w:multiLevelType w:val="multilevel"/>
     <w:tmpl w:val="66985BE4"/>
@@ -8852,7 +11415,7 @@
       </w:rPr>
     </w:lvl>
   </w:abstractNum>
-  <w:abstractNum w:abstractNumId="10" w15:restartNumberingAfterBreak="0">
+  <w:abstractNum w:abstractNumId="16" w15:restartNumberingAfterBreak="0">
     <w:nsid w:val="23AD54F7"/>
     <w:multiLevelType w:val="multilevel"/>
     <w:tmpl w:val="89227298"/>
@@ -9001,7 +11564,7 @@
       </w:rPr>
     </w:lvl>
   </w:abstractNum>
-  <w:abstractNum w:abstractNumId="11" w15:restartNumberingAfterBreak="0">
+  <w:abstractNum w:abstractNumId="17" w15:restartNumberingAfterBreak="0">
     <w:nsid w:val="261A7C48"/>
     <w:multiLevelType w:val="multilevel"/>
     <w:tmpl w:val="6E40E5F2"/>
@@ -9150,7 +11713,156 @@
       </w:rPr>
     </w:lvl>
   </w:abstractNum>
-  <w:abstractNum w:abstractNumId="12" w15:restartNumberingAfterBreak="0">
+  <w:abstractNum w:abstractNumId="18" w15:restartNumberingAfterBreak="0">
+    <w:nsid w:val="277B60B7"/>
+    <w:multiLevelType w:val="multilevel"/>
+    <w:tmpl w:val="476A0428"/>
+    <w:lvl w:ilvl="0">
+      <w:start w:val="1"/>
+      <w:numFmt w:val="bullet"/>
+      <w:lvlText w:val=""/>
+      <w:lvlJc w:val="left"/>
+      <w:pPr>
+        <w:tabs>
+          <w:tab w:val="num" w:pos="720"/>
+        </w:tabs>
+        <w:ind w:left="720" w:hanging="360"/>
+      </w:pPr>
+      <w:rPr>
+        <w:rFonts w:ascii="Symbol" w:hAnsi="Symbol" w:hint="default"/>
+        <w:sz w:val="20"/>
+      </w:rPr>
+    </w:lvl>
+    <w:lvl w:ilvl="1" w:tentative="1">
+      <w:start w:val="1"/>
+      <w:numFmt w:val="bullet"/>
+      <w:lvlText w:val="o"/>
+      <w:lvlJc w:val="left"/>
+      <w:pPr>
+        <w:tabs>
+          <w:tab w:val="num" w:pos="1440"/>
+        </w:tabs>
+        <w:ind w:left="1440" w:hanging="360"/>
+      </w:pPr>
+      <w:rPr>
+        <w:rFonts w:ascii="Courier New" w:hAnsi="Courier New" w:hint="default"/>
+        <w:sz w:val="20"/>
+      </w:rPr>
+    </w:lvl>
+    <w:lvl w:ilvl="2" w:tentative="1">
+      <w:start w:val="1"/>
+      <w:numFmt w:val="bullet"/>
+      <w:lvlText w:val=""/>
+      <w:lvlJc w:val="left"/>
+      <w:pPr>
+        <w:tabs>
+          <w:tab w:val="num" w:pos="2160"/>
+        </w:tabs>
+        <w:ind w:left="2160" w:hanging="360"/>
+      </w:pPr>
+      <w:rPr>
+        <w:rFonts w:ascii="Wingdings" w:hAnsi="Wingdings" w:hint="default"/>
+        <w:sz w:val="20"/>
+      </w:rPr>
+    </w:lvl>
+    <w:lvl w:ilvl="3" w:tentative="1">
+      <w:start w:val="1"/>
+      <w:numFmt w:val="bullet"/>
+      <w:lvlText w:val=""/>
+      <w:lvlJc w:val="left"/>
+      <w:pPr>
+        <w:tabs>
+          <w:tab w:val="num" w:pos="2880"/>
+        </w:tabs>
+        <w:ind w:left="2880" w:hanging="360"/>
+      </w:pPr>
+      <w:rPr>
+        <w:rFonts w:ascii="Wingdings" w:hAnsi="Wingdings" w:hint="default"/>
+        <w:sz w:val="20"/>
+      </w:rPr>
+    </w:lvl>
+    <w:lvl w:ilvl="4" w:tentative="1">
+      <w:start w:val="1"/>
+      <w:numFmt w:val="bullet"/>
+      <w:lvlText w:val=""/>
+      <w:lvlJc w:val="left"/>
+      <w:pPr>
+        <w:tabs>
+          <w:tab w:val="num" w:pos="3600"/>
+        </w:tabs>
+        <w:ind w:left="3600" w:hanging="360"/>
+      </w:pPr>
+      <w:rPr>
+        <w:rFonts w:ascii="Wingdings" w:hAnsi="Wingdings" w:hint="default"/>
+        <w:sz w:val="20"/>
+      </w:rPr>
+    </w:lvl>
+    <w:lvl w:ilvl="5" w:tentative="1">
+      <w:start w:val="1"/>
+      <w:numFmt w:val="bullet"/>
+      <w:lvlText w:val=""/>
+      <w:lvlJc w:val="left"/>
+      <w:pPr>
+        <w:tabs>
+          <w:tab w:val="num" w:pos="4320"/>
+        </w:tabs>
+        <w:ind w:left="4320" w:hanging="360"/>
+      </w:pPr>
+      <w:rPr>
+        <w:rFonts w:ascii="Wingdings" w:hAnsi="Wingdings" w:hint="default"/>
+        <w:sz w:val="20"/>
+      </w:rPr>
+    </w:lvl>
+    <w:lvl w:ilvl="6" w:tentative="1">
+      <w:start w:val="1"/>
+      <w:numFmt w:val="bullet"/>
+      <w:lvlText w:val=""/>
+      <w:lvlJc w:val="left"/>
+      <w:pPr>
+        <w:tabs>
+          <w:tab w:val="num" w:pos="5040"/>
+        </w:tabs>
+        <w:ind w:left="5040" w:hanging="360"/>
+      </w:pPr>
+      <w:rPr>
+        <w:rFonts w:ascii="Wingdings" w:hAnsi="Wingdings" w:hint="default"/>
+        <w:sz w:val="20"/>
+      </w:rPr>
+    </w:lvl>
+    <w:lvl w:ilvl="7" w:tentative="1">
+      <w:start w:val="1"/>
+      <w:numFmt w:val="bullet"/>
+      <w:lvlText w:val=""/>
+      <w:lvlJc w:val="left"/>
+      <w:pPr>
+        <w:tabs>
+          <w:tab w:val="num" w:pos="5760"/>
+        </w:tabs>
+        <w:ind w:left="5760" w:hanging="360"/>
+      </w:pPr>
+      <w:rPr>
+        <w:rFonts w:ascii="Wingdings" w:hAnsi="Wingdings" w:hint="default"/>
+        <w:sz w:val="20"/>
+      </w:rPr>
+    </w:lvl>
+    <w:lvl w:ilvl="8" w:tentative="1">
+      <w:start w:val="1"/>
+      <w:numFmt w:val="bullet"/>
+      <w:lvlText w:val=""/>
+      <w:lvlJc w:val="left"/>
+      <w:pPr>
+        <w:tabs>
+          <w:tab w:val="num" w:pos="6480"/>
+        </w:tabs>
+        <w:ind w:left="6480" w:hanging="360"/>
+      </w:pPr>
+      <w:rPr>
+        <w:rFonts w:ascii="Wingdings" w:hAnsi="Wingdings" w:hint="default"/>
+        <w:sz w:val="20"/>
+      </w:rPr>
+    </w:lvl>
+  </w:abstractNum>
+  <w:abstractNum w:abstractNumId="19" w15:restartNumberingAfterBreak="0">
     <w:nsid w:val="278B4801"/>
     <w:multiLevelType w:val="multilevel"/>
     <w:tmpl w:val="213A3600"/>
@@ -9299,7 +12011,7 @@
       </w:rPr>
     </w:lvl>
   </w:abstractNum>
-  <w:abstractNum w:abstractNumId="13" w15:restartNumberingAfterBreak="0">
+  <w:abstractNum w:abstractNumId="20" w15:restartNumberingAfterBreak="0">
     <w:nsid w:val="2C5B53B9"/>
     <w:multiLevelType w:val="multilevel"/>
     <w:tmpl w:val="4F54D6F6"/>
@@ -9448,7 +12160,7 @@
       </w:rPr>
     </w:lvl>
   </w:abstractNum>
-  <w:abstractNum w:abstractNumId="14" w15:restartNumberingAfterBreak="0">
+  <w:abstractNum w:abstractNumId="21" w15:restartNumberingAfterBreak="0">
     <w:nsid w:val="2F494D80"/>
     <w:multiLevelType w:val="hybridMultilevel"/>
     <w:tmpl w:val="F9EA25C6"/>
@@ -9538,7 +12250,7 @@
       </w:pPr>
     </w:lvl>
   </w:abstractNum>
-  <w:abstractNum w:abstractNumId="15" w15:restartNumberingAfterBreak="0">
+  <w:abstractNum w:abstractNumId="22" w15:restartNumberingAfterBreak="0">
     <w:nsid w:val="30531E7C"/>
     <w:multiLevelType w:val="hybridMultilevel"/>
     <w:tmpl w:val="6B143B62"/>
@@ -9624,7 +12336,454 @@
       </w:pPr>
     </w:lvl>
   </w:abstractNum>
-  <w:abstractNum w:abstractNumId="16" w15:restartNumberingAfterBreak="0">
+  <w:abstractNum w:abstractNumId="23" w15:restartNumberingAfterBreak="0">
+    <w:nsid w:val="344A40FF"/>
+    <w:multiLevelType w:val="multilevel"/>
+    <w:tmpl w:val="6F70AA58"/>
+    <w:lvl w:ilvl="0">
+      <w:start w:val="1"/>
+      <w:numFmt w:val="bullet"/>
+      <w:lvlText w:val=""/>
+      <w:lvlJc w:val="left"/>
+      <w:pPr>
+        <w:tabs>
+          <w:tab w:val="num" w:pos="720"/>
+        </w:tabs>
+        <w:ind w:left="720" w:hanging="360"/>
+      </w:pPr>
+      <w:rPr>
+        <w:rFonts w:ascii="Symbol" w:hAnsi="Symbol" w:hint="default"/>
+        <w:sz w:val="20"/>
+      </w:rPr>
+    </w:lvl>
+    <w:lvl w:ilvl="1" w:tentative="1">
+      <w:start w:val="1"/>
+      <w:numFmt w:val="bullet"/>
+      <w:lvlText w:val="o"/>
+      <w:lvlJc w:val="left"/>
+      <w:pPr>
+        <w:tabs>
+          <w:tab w:val="num" w:pos="1440"/>
+        </w:tabs>
+        <w:ind w:left="1440" w:hanging="360"/>
+      </w:pPr>
+      <w:rPr>
+        <w:rFonts w:ascii="Courier New" w:hAnsi="Courier New" w:hint="default"/>
+        <w:sz w:val="20"/>
+      </w:rPr>
+    </w:lvl>
+    <w:lvl w:ilvl="2" w:tentative="1">
+      <w:start w:val="1"/>
+      <w:numFmt w:val="bullet"/>
+      <w:lvlText w:val=""/>
+      <w:lvlJc w:val="left"/>
+      <w:pPr>
+        <w:tabs>
+          <w:tab w:val="num" w:pos="2160"/>
+        </w:tabs>
+        <w:ind w:left="2160" w:hanging="360"/>
+      </w:pPr>
+      <w:rPr>
+        <w:rFonts w:ascii="Wingdings" w:hAnsi="Wingdings" w:hint="default"/>
+        <w:sz w:val="20"/>
+      </w:rPr>
+    </w:lvl>
+    <w:lvl w:ilvl="3" w:tentative="1">
+      <w:start w:val="1"/>
+      <w:numFmt w:val="bullet"/>
+      <w:lvlText w:val=""/>
+      <w:lvlJc w:val="left"/>
+      <w:pPr>
+        <w:tabs>
+          <w:tab w:val="num" w:pos="2880"/>
+        </w:tabs>
+        <w:ind w:left="2880" w:hanging="360"/>
+      </w:pPr>
+      <w:rPr>
+        <w:rFonts w:ascii="Wingdings" w:hAnsi="Wingdings" w:hint="default"/>
+        <w:sz w:val="20"/>
+      </w:rPr>
+    </w:lvl>
+    <w:lvl w:ilvl="4" w:tentative="1">
+      <w:start w:val="1"/>
+      <w:numFmt w:val="bullet"/>
+      <w:lvlText w:val=""/>
+      <w:lvlJc w:val="left"/>
+      <w:pPr>
+        <w:tabs>
+          <w:tab w:val="num" w:pos="3600"/>
+        </w:tabs>
+        <w:ind w:left="3600" w:hanging="360"/>
+      </w:pPr>
+      <w:rPr>
+        <w:rFonts w:ascii="Wingdings" w:hAnsi="Wingdings" w:hint="default"/>
+        <w:sz w:val="20"/>
+      </w:rPr>
+    </w:lvl>
+    <w:lvl w:ilvl="5" w:tentative="1">
+      <w:start w:val="1"/>
+      <w:numFmt w:val="bullet"/>
+      <w:lvlText w:val=""/>
+      <w:lvlJc w:val="left"/>
+      <w:pPr>
+        <w:tabs>
+          <w:tab w:val="num" w:pos="4320"/>
+        </w:tabs>
+        <w:ind w:left="4320" w:hanging="360"/>
+      </w:pPr>
+      <w:rPr>
+        <w:rFonts w:ascii="Wingdings" w:hAnsi="Wingdings" w:hint="default"/>
+        <w:sz w:val="20"/>
+      </w:rPr>
+    </w:lvl>
+    <w:lvl w:ilvl="6" w:tentative="1">
+      <w:start w:val="1"/>
+      <w:numFmt w:val="bullet"/>
+      <w:lvlText w:val=""/>
+      <w:lvlJc w:val="left"/>
+      <w:pPr>
+        <w:tabs>
+          <w:tab w:val="num" w:pos="5040"/>
+        </w:tabs>
+        <w:ind w:left="5040" w:hanging="360"/>
+      </w:pPr>
+      <w:rPr>
+        <w:rFonts w:ascii="Wingdings" w:hAnsi="Wingdings" w:hint="default"/>
+        <w:sz w:val="20"/>
+      </w:rPr>
+    </w:lvl>
+    <w:lvl w:ilvl="7" w:tentative="1">
+      <w:start w:val="1"/>
+      <w:numFmt w:val="bullet"/>
+      <w:lvlText w:val=""/>
+      <w:lvlJc w:val="left"/>
+      <w:pPr>
+        <w:tabs>
+          <w:tab w:val="num" w:pos="5760"/>
+        </w:tabs>
+        <w:ind w:left="5760" w:hanging="360"/>
+      </w:pPr>
+      <w:rPr>
+        <w:rFonts w:ascii="Wingdings" w:hAnsi="Wingdings" w:hint="default"/>
+        <w:sz w:val="20"/>
+      </w:rPr>
+    </w:lvl>
+    <w:lvl w:ilvl="8" w:tentative="1">
+      <w:start w:val="1"/>
+      <w:numFmt w:val="bullet"/>
+      <w:lvlText w:val=""/>
+      <w:lvlJc w:val="left"/>
+      <w:pPr>
+        <w:tabs>
+          <w:tab w:val="num" w:pos="6480"/>
+        </w:tabs>
+        <w:ind w:left="6480" w:hanging="360"/>
+      </w:pPr>
+      <w:rPr>
+        <w:rFonts w:ascii="Wingdings" w:hAnsi="Wingdings" w:hint="default"/>
+        <w:sz w:val="20"/>
+      </w:rPr>
+    </w:lvl>
+  </w:abstractNum>
+  <w:abstractNum w:abstractNumId="24" w15:restartNumberingAfterBreak="0">
+    <w:nsid w:val="39995487"/>
+    <w:multiLevelType w:val="multilevel"/>
+    <w:tmpl w:val="2D1E1E06"/>
+    <w:lvl w:ilvl="0">
+      <w:start w:val="1"/>
+      <w:numFmt w:val="bullet"/>
+      <w:lvlText w:val=""/>
+      <w:lvlJc w:val="left"/>
+      <w:pPr>
+        <w:tabs>
+          <w:tab w:val="num" w:pos="720"/>
+        </w:tabs>
+        <w:ind w:left="720" w:hanging="360"/>
+      </w:pPr>
+      <w:rPr>
+        <w:rFonts w:ascii="Symbol" w:hAnsi="Symbol" w:hint="default"/>
+        <w:sz w:val="20"/>
+      </w:rPr>
+    </w:lvl>
+    <w:lvl w:ilvl="1" w:tentative="1">
+      <w:start w:val="1"/>
+      <w:numFmt w:val="bullet"/>
+      <w:lvlText w:val="o"/>
+      <w:lvlJc w:val="left"/>
+      <w:pPr>
+        <w:tabs>
+          <w:tab w:val="num" w:pos="1440"/>
+        </w:tabs>
+        <w:ind w:left="1440" w:hanging="360"/>
+      </w:pPr>
+      <w:rPr>
+        <w:rFonts w:ascii="Courier New" w:hAnsi="Courier New" w:hint="default"/>
+        <w:sz w:val="20"/>
+      </w:rPr>
+    </w:lvl>
+    <w:lvl w:ilvl="2" w:tentative="1">
+      <w:start w:val="1"/>
+      <w:numFmt w:val="bullet"/>
+      <w:lvlText w:val=""/>
+      <w:lvlJc w:val="left"/>
+      <w:pPr>
+        <w:tabs>
+          <w:tab w:val="num" w:pos="2160"/>
+        </w:tabs>
+        <w:ind w:left="2160" w:hanging="360"/>
+      </w:pPr>
+      <w:rPr>
+        <w:rFonts w:ascii="Wingdings" w:hAnsi="Wingdings" w:hint="default"/>
+        <w:sz w:val="20"/>
+      </w:rPr>
+    </w:lvl>
+    <w:lvl w:ilvl="3" w:tentative="1">
+      <w:start w:val="1"/>
+      <w:numFmt w:val="bullet"/>
+      <w:lvlText w:val=""/>
+      <w:lvlJc w:val="left"/>
+      <w:pPr>
+        <w:tabs>
+          <w:tab w:val="num" w:pos="2880"/>
+        </w:tabs>
+        <w:ind w:left="2880" w:hanging="360"/>
+      </w:pPr>
+      <w:rPr>
+        <w:rFonts w:ascii="Wingdings" w:hAnsi="Wingdings" w:hint="default"/>
+        <w:sz w:val="20"/>
+      </w:rPr>
+    </w:lvl>
+    <w:lvl w:ilvl="4" w:tentative="1">
+      <w:start w:val="1"/>
+      <w:numFmt w:val="bullet"/>
+      <w:lvlText w:val=""/>
+      <w:lvlJc w:val="left"/>
+      <w:pPr>
+        <w:tabs>
+          <w:tab w:val="num" w:pos="3600"/>
+        </w:tabs>
+        <w:ind w:left="3600" w:hanging="360"/>
+      </w:pPr>
+      <w:rPr>
+        <w:rFonts w:ascii="Wingdings" w:hAnsi="Wingdings" w:hint="default"/>
+        <w:sz w:val="20"/>
+      </w:rPr>
+    </w:lvl>
+    <w:lvl w:ilvl="5" w:tentative="1">
+      <w:start w:val="1"/>
+      <w:numFmt w:val="bullet"/>
+      <w:lvlText w:val=""/>
+      <w:lvlJc w:val="left"/>
+      <w:pPr>
+        <w:tabs>
+          <w:tab w:val="num" w:pos="4320"/>
+        </w:tabs>
+        <w:ind w:left="4320" w:hanging="360"/>
+      </w:pPr>
+      <w:rPr>
+        <w:rFonts w:ascii="Wingdings" w:hAnsi="Wingdings" w:hint="default"/>
+        <w:sz w:val="20"/>
+      </w:rPr>
+    </w:lvl>
+    <w:lvl w:ilvl="6" w:tentative="1">
+      <w:start w:val="1"/>
+      <w:numFmt w:val="bullet"/>
+      <w:lvlText w:val=""/>
+      <w:lvlJc w:val="left"/>
+      <w:pPr>
+        <w:tabs>
+          <w:tab w:val="num" w:pos="5040"/>
+        </w:tabs>
+        <w:ind w:left="5040" w:hanging="360"/>
+      </w:pPr>
+      <w:rPr>
+        <w:rFonts w:ascii="Wingdings" w:hAnsi="Wingdings" w:hint="default"/>
+        <w:sz w:val="20"/>
+      </w:rPr>
+    </w:lvl>
+    <w:lvl w:ilvl="7" w:tentative="1">
+      <w:start w:val="1"/>
+      <w:numFmt w:val="bullet"/>
+      <w:lvlText w:val=""/>
+      <w:lvlJc w:val="left"/>
+      <w:pPr>
+        <w:tabs>
+          <w:tab w:val="num" w:pos="5760"/>
+        </w:tabs>
+        <w:ind w:left="5760" w:hanging="360"/>
+      </w:pPr>
+      <w:rPr>
+        <w:rFonts w:ascii="Wingdings" w:hAnsi="Wingdings" w:hint="default"/>
+        <w:sz w:val="20"/>
+      </w:rPr>
+    </w:lvl>
+    <w:lvl w:ilvl="8" w:tentative="1">
+      <w:start w:val="1"/>
+      <w:numFmt w:val="bullet"/>
+      <w:lvlText w:val=""/>
+      <w:lvlJc w:val="left"/>
+      <w:pPr>
+        <w:tabs>
+          <w:tab w:val="num" w:pos="6480"/>
+        </w:tabs>
+        <w:ind w:left="6480" w:hanging="360"/>
+      </w:pPr>
+      <w:rPr>
+        <w:rFonts w:ascii="Wingdings" w:hAnsi="Wingdings" w:hint="default"/>
+        <w:sz w:val="20"/>
+      </w:rPr>
+    </w:lvl>
+  </w:abstractNum>
+  <w:abstractNum w:abstractNumId="25" w15:restartNumberingAfterBreak="0">
+    <w:nsid w:val="3C5A01BC"/>
+    <w:multiLevelType w:val="multilevel"/>
+    <w:tmpl w:val="556A5866"/>
+    <w:lvl w:ilvl="0">
+      <w:start w:val="1"/>
+      <w:numFmt w:val="bullet"/>
+      <w:lvlText w:val=""/>
+      <w:lvlJc w:val="left"/>
+      <w:pPr>
+        <w:tabs>
+          <w:tab w:val="num" w:pos="720"/>
+        </w:tabs>
+        <w:ind w:left="720" w:hanging="360"/>
+      </w:pPr>
+      <w:rPr>
+        <w:rFonts w:ascii="Symbol" w:hAnsi="Symbol" w:hint="default"/>
+        <w:sz w:val="20"/>
+      </w:rPr>
+    </w:lvl>
+    <w:lvl w:ilvl="1" w:tentative="1">
+      <w:start w:val="1"/>
+      <w:numFmt w:val="bullet"/>
+      <w:lvlText w:val="o"/>
+      <w:lvlJc w:val="left"/>
+      <w:pPr>
+        <w:tabs>
+          <w:tab w:val="num" w:pos="1440"/>
+        </w:tabs>
+        <w:ind w:left="1440" w:hanging="360"/>
+      </w:pPr>
+      <w:rPr>
+        <w:rFonts w:ascii="Courier New" w:hAnsi="Courier New" w:hint="default"/>
+        <w:sz w:val="20"/>
+      </w:rPr>
+    </w:lvl>
+    <w:lvl w:ilvl="2" w:tentative="1">
+      <w:start w:val="1"/>
+      <w:numFmt w:val="bullet"/>
+      <w:lvlText w:val=""/>
+      <w:lvlJc w:val="left"/>
+      <w:pPr>
+        <w:tabs>
+          <w:tab w:val="num" w:pos="2160"/>
+        </w:tabs>
+        <w:ind w:left="2160" w:hanging="360"/>
+      </w:pPr>
+      <w:rPr>
+        <w:rFonts w:ascii="Wingdings" w:hAnsi="Wingdings" w:hint="default"/>
+        <w:sz w:val="20"/>
+      </w:rPr>
+    </w:lvl>
+    <w:lvl w:ilvl="3" w:tentative="1">
+      <w:start w:val="1"/>
+      <w:numFmt w:val="bullet"/>
+      <w:lvlText w:val=""/>
+      <w:lvlJc w:val="left"/>
+      <w:pPr>
+        <w:tabs>
+          <w:tab w:val="num" w:pos="2880"/>
+        </w:tabs>
+        <w:ind w:left="2880" w:hanging="360"/>
+      </w:pPr>
+      <w:rPr>
+        <w:rFonts w:ascii="Wingdings" w:hAnsi="Wingdings" w:hint="default"/>
+        <w:sz w:val="20"/>
+      </w:rPr>
+    </w:lvl>
+    <w:lvl w:ilvl="4" w:tentative="1">
+      <w:start w:val="1"/>
+      <w:numFmt w:val="bullet"/>
+      <w:lvlText w:val=""/>
+      <w:lvlJc w:val="left"/>
+      <w:pPr>
+        <w:tabs>
+          <w:tab w:val="num" w:pos="3600"/>
+        </w:tabs>
+        <w:ind w:left="3600" w:hanging="360"/>
+      </w:pPr>
+      <w:rPr>
+        <w:rFonts w:ascii="Wingdings" w:hAnsi="Wingdings" w:hint="default"/>
+        <w:sz w:val="20"/>
+      </w:rPr>
+    </w:lvl>
+    <w:lvl w:ilvl="5" w:tentative="1">
+      <w:start w:val="1"/>
+      <w:numFmt w:val="bullet"/>
+      <w:lvlText w:val=""/>
+      <w:lvlJc w:val="left"/>
+      <w:pPr>
+        <w:tabs>
+          <w:tab w:val="num" w:pos="4320"/>
+        </w:tabs>
+        <w:ind w:left="4320" w:hanging="360"/>
+      </w:pPr>
+      <w:rPr>
+        <w:rFonts w:ascii="Wingdings" w:hAnsi="Wingdings" w:hint="default"/>
+        <w:sz w:val="20"/>
+      </w:rPr>
+    </w:lvl>
+    <w:lvl w:ilvl="6" w:tentative="1">
+      <w:start w:val="1"/>
+      <w:numFmt w:val="bullet"/>
+      <w:lvlText w:val=""/>
+      <w:lvlJc w:val="left"/>
+      <w:pPr>
+        <w:tabs>
+          <w:tab w:val="num" w:pos="5040"/>
+        </w:tabs>
+        <w:ind w:left="5040" w:hanging="360"/>
+      </w:pPr>
+      <w:rPr>
+        <w:rFonts w:ascii="Wingdings" w:hAnsi="Wingdings" w:hint="default"/>
+        <w:sz w:val="20"/>
+      </w:rPr>
+    </w:lvl>
+    <w:lvl w:ilvl="7" w:tentative="1">
+      <w:start w:val="1"/>
+      <w:numFmt w:val="bullet"/>
+      <w:lvlText w:val=""/>
+      <w:lvlJc w:val="left"/>
+      <w:pPr>
+        <w:tabs>
+          <w:tab w:val="num" w:pos="5760"/>
+        </w:tabs>
+        <w:ind w:left="5760" w:hanging="360"/>
+      </w:pPr>
+      <w:rPr>
+        <w:rFonts w:ascii="Wingdings" w:hAnsi="Wingdings" w:hint="default"/>
+        <w:sz w:val="20"/>
+      </w:rPr>
+    </w:lvl>
+    <w:lvl w:ilvl="8" w:tentative="1">
+      <w:start w:val="1"/>
+      <w:numFmt w:val="bullet"/>
+      <w:lvlText w:val=""/>
+      <w:lvlJc w:val="left"/>
+      <w:pPr>
+        <w:tabs>
+          <w:tab w:val="num" w:pos="6480"/>
+        </w:tabs>
+        <w:ind w:left="6480" w:hanging="360"/>
+      </w:pPr>
+      <w:rPr>
+        <w:rFonts w:ascii="Wingdings" w:hAnsi="Wingdings" w:hint="default"/>
+        <w:sz w:val="20"/>
+      </w:rPr>
+    </w:lvl>
+  </w:abstractNum>
+  <w:abstractNum w:abstractNumId="26" w15:restartNumberingAfterBreak="0">
     <w:nsid w:val="3C717F73"/>
     <w:multiLevelType w:val="hybridMultilevel"/>
     <w:tmpl w:val="811A639A"/>
@@ -9714,7 +12873,7 @@
       </w:pPr>
     </w:lvl>
   </w:abstractNum>
-  <w:abstractNum w:abstractNumId="17" w15:restartNumberingAfterBreak="0">
+  <w:abstractNum w:abstractNumId="27" w15:restartNumberingAfterBreak="0">
     <w:nsid w:val="3F5A14D9"/>
     <w:multiLevelType w:val="multilevel"/>
     <w:tmpl w:val="D96E02F0"/>
@@ -9863,7 +13022,156 @@
       </w:rPr>
     </w:lvl>
   </w:abstractNum>
-  <w:abstractNum w:abstractNumId="18" w15:restartNumberingAfterBreak="0">
+  <w:abstractNum w:abstractNumId="28" w15:restartNumberingAfterBreak="0">
+    <w:nsid w:val="45226DB0"/>
+    <w:multiLevelType w:val="multilevel"/>
+    <w:tmpl w:val="AE686EC2"/>
+    <w:lvl w:ilvl="0">
+      <w:start w:val="1"/>
+      <w:numFmt w:val="bullet"/>
+      <w:lvlText w:val=""/>
+      <w:lvlJc w:val="left"/>
+      <w:pPr>
+        <w:tabs>
+          <w:tab w:val="num" w:pos="720"/>
+        </w:tabs>
+        <w:ind w:left="720" w:hanging="360"/>
+      </w:pPr>
+      <w:rPr>
+        <w:rFonts w:ascii="Symbol" w:hAnsi="Symbol" w:hint="default"/>
+        <w:sz w:val="20"/>
+      </w:rPr>
+    </w:lvl>
+    <w:lvl w:ilvl="1" w:tentative="1">
+      <w:start w:val="1"/>
+      <w:numFmt w:val="bullet"/>
+      <w:lvlText w:val="o"/>
+      <w:lvlJc w:val="left"/>
+      <w:pPr>
+        <w:tabs>
+          <w:tab w:val="num" w:pos="1440"/>
+        </w:tabs>
+        <w:ind w:left="1440" w:hanging="360"/>
+      </w:pPr>
+      <w:rPr>
+        <w:rFonts w:ascii="Courier New" w:hAnsi="Courier New" w:hint="default"/>
+        <w:sz w:val="20"/>
+      </w:rPr>
+    </w:lvl>
+    <w:lvl w:ilvl="2" w:tentative="1">
+      <w:start w:val="1"/>
+      <w:numFmt w:val="bullet"/>
+      <w:lvlText w:val=""/>
+      <w:lvlJc w:val="left"/>
+      <w:pPr>
+        <w:tabs>
+          <w:tab w:val="num" w:pos="2160"/>
+        </w:tabs>
+        <w:ind w:left="2160" w:hanging="360"/>
+      </w:pPr>
+      <w:rPr>
+        <w:rFonts w:ascii="Wingdings" w:hAnsi="Wingdings" w:hint="default"/>
+        <w:sz w:val="20"/>
+      </w:rPr>
+    </w:lvl>
+    <w:lvl w:ilvl="3" w:tentative="1">
+      <w:start w:val="1"/>
+      <w:numFmt w:val="bullet"/>
+      <w:lvlText w:val=""/>
+      <w:lvlJc w:val="left"/>
+      <w:pPr>
+        <w:tabs>
+          <w:tab w:val="num" w:pos="2880"/>
+        </w:tabs>
+        <w:ind w:left="2880" w:hanging="360"/>
+      </w:pPr>
+      <w:rPr>
+        <w:rFonts w:ascii="Wingdings" w:hAnsi="Wingdings" w:hint="default"/>
+        <w:sz w:val="20"/>
+      </w:rPr>
+    </w:lvl>
+    <w:lvl w:ilvl="4" w:tentative="1">
+      <w:start w:val="1"/>
+      <w:numFmt w:val="bullet"/>
+      <w:lvlText w:val=""/>
+      <w:lvlJc w:val="left"/>
+      <w:pPr>
+        <w:tabs>
+          <w:tab w:val="num" w:pos="3600"/>
+        </w:tabs>
+        <w:ind w:left="3600" w:hanging="360"/>
+      </w:pPr>
+      <w:rPr>
+        <w:rFonts w:ascii="Wingdings" w:hAnsi="Wingdings" w:hint="default"/>
+        <w:sz w:val="20"/>
+      </w:rPr>
+    </w:lvl>
+    <w:lvl w:ilvl="5" w:tentative="1">
+      <w:start w:val="1"/>
+      <w:numFmt w:val="bullet"/>
+      <w:lvlText w:val=""/>
+      <w:lvlJc w:val="left"/>
+      <w:pPr>
+        <w:tabs>
+          <w:tab w:val="num" w:pos="4320"/>
+        </w:tabs>
+        <w:ind w:left="4320" w:hanging="360"/>
+      </w:pPr>
+      <w:rPr>
+        <w:rFonts w:ascii="Wingdings" w:hAnsi="Wingdings" w:hint="default"/>
+        <w:sz w:val="20"/>
+      </w:rPr>
+    </w:lvl>
+    <w:lvl w:ilvl="6" w:tentative="1">
+      <w:start w:val="1"/>
+      <w:numFmt w:val="bullet"/>
+      <w:lvlText w:val=""/>
+      <w:lvlJc w:val="left"/>
+      <w:pPr>
+        <w:tabs>
+          <w:tab w:val="num" w:pos="5040"/>
+        </w:tabs>
+        <w:ind w:left="5040" w:hanging="360"/>
+      </w:pPr>
+      <w:rPr>
+        <w:rFonts w:ascii="Wingdings" w:hAnsi="Wingdings" w:hint="default"/>
+        <w:sz w:val="20"/>
+      </w:rPr>
+    </w:lvl>
+    <w:lvl w:ilvl="7" w:tentative="1">
+      <w:start w:val="1"/>
+      <w:numFmt w:val="bullet"/>
+      <w:lvlText w:val=""/>
+      <w:lvlJc w:val="left"/>
+      <w:pPr>
+        <w:tabs>
+          <w:tab w:val="num" w:pos="5760"/>
+        </w:tabs>
+        <w:ind w:left="5760" w:hanging="360"/>
+      </w:pPr>
+      <w:rPr>
+        <w:rFonts w:ascii="Wingdings" w:hAnsi="Wingdings" w:hint="default"/>
+        <w:sz w:val="20"/>
+      </w:rPr>
+    </w:lvl>
+    <w:lvl w:ilvl="8" w:tentative="1">
+      <w:start w:val="1"/>
+      <w:numFmt w:val="bullet"/>
+      <w:lvlText w:val=""/>
+      <w:lvlJc w:val="left"/>
+      <w:pPr>
+        <w:tabs>
+          <w:tab w:val="num" w:pos="6480"/>
+        </w:tabs>
+        <w:ind w:left="6480" w:hanging="360"/>
+      </w:pPr>
+      <w:rPr>
+        <w:rFonts w:ascii="Wingdings" w:hAnsi="Wingdings" w:hint="default"/>
+        <w:sz w:val="20"/>
+      </w:rPr>
+    </w:lvl>
+  </w:abstractNum>
+  <w:abstractNum w:abstractNumId="29" w15:restartNumberingAfterBreak="0">
     <w:nsid w:val="48466B42"/>
     <w:multiLevelType w:val="hybridMultilevel"/>
     <w:tmpl w:val="4DB48AF0"/>
@@ -9953,7 +13261,7 @@
       </w:pPr>
     </w:lvl>
   </w:abstractNum>
-  <w:abstractNum w:abstractNumId="19" w15:restartNumberingAfterBreak="0">
+  <w:abstractNum w:abstractNumId="30" w15:restartNumberingAfterBreak="0">
     <w:nsid w:val="48675A2C"/>
     <w:multiLevelType w:val="multilevel"/>
     <w:tmpl w:val="3670C5BA"/>
@@ -10102,7 +13410,7 @@
       </w:rPr>
     </w:lvl>
   </w:abstractNum>
-  <w:abstractNum w:abstractNumId="20" w15:restartNumberingAfterBreak="0">
+  <w:abstractNum w:abstractNumId="31" w15:restartNumberingAfterBreak="0">
     <w:nsid w:val="494E01D8"/>
     <w:multiLevelType w:val="multilevel"/>
     <w:tmpl w:val="B09263B6"/>
@@ -10215,7 +13523,7 @@
       </w:pPr>
     </w:lvl>
   </w:abstractNum>
-  <w:abstractNum w:abstractNumId="21" w15:restartNumberingAfterBreak="0">
+  <w:abstractNum w:abstractNumId="32" w15:restartNumberingAfterBreak="0">
     <w:nsid w:val="4A0D065F"/>
     <w:multiLevelType w:val="multilevel"/>
     <w:tmpl w:val="21A2CE3A"/>
@@ -10364,7 +13672,156 @@
       </w:rPr>
     </w:lvl>
   </w:abstractNum>
-  <w:abstractNum w:abstractNumId="22" w15:restartNumberingAfterBreak="0">
+  <w:abstractNum w:abstractNumId="33" w15:restartNumberingAfterBreak="0">
+    <w:nsid w:val="4B5956A3"/>
+    <w:multiLevelType w:val="multilevel"/>
+    <w:tmpl w:val="D4263EBA"/>
+    <w:lvl w:ilvl="0">
+      <w:start w:val="1"/>
+      <w:numFmt w:val="bullet"/>
+      <w:lvlText w:val=""/>
+      <w:lvlJc w:val="left"/>
+      <w:pPr>
+        <w:tabs>
+          <w:tab w:val="num" w:pos="720"/>
+        </w:tabs>
+        <w:ind w:left="720" w:hanging="360"/>
+      </w:pPr>
+      <w:rPr>
+        <w:rFonts w:ascii="Symbol" w:hAnsi="Symbol" w:hint="default"/>
+        <w:sz w:val="20"/>
+      </w:rPr>
+    </w:lvl>
+    <w:lvl w:ilvl="1" w:tentative="1">
+      <w:start w:val="1"/>
+      <w:numFmt w:val="bullet"/>
+      <w:lvlText w:val="o"/>
+      <w:lvlJc w:val="left"/>
+      <w:pPr>
+        <w:tabs>
+          <w:tab w:val="num" w:pos="1440"/>
+        </w:tabs>
+        <w:ind w:left="1440" w:hanging="360"/>
+      </w:pPr>
+      <w:rPr>
+        <w:rFonts w:ascii="Courier New" w:hAnsi="Courier New" w:hint="default"/>
+        <w:sz w:val="20"/>
+      </w:rPr>
+    </w:lvl>
+    <w:lvl w:ilvl="2" w:tentative="1">
+      <w:start w:val="1"/>
+      <w:numFmt w:val="bullet"/>
+      <w:lvlText w:val=""/>
+      <w:lvlJc w:val="left"/>
+      <w:pPr>
+        <w:tabs>
+          <w:tab w:val="num" w:pos="2160"/>
+        </w:tabs>
+        <w:ind w:left="2160" w:hanging="360"/>
+      </w:pPr>
+      <w:rPr>
+        <w:rFonts w:ascii="Wingdings" w:hAnsi="Wingdings" w:hint="default"/>
+        <w:sz w:val="20"/>
+      </w:rPr>
+    </w:lvl>
+    <w:lvl w:ilvl="3" w:tentative="1">
+      <w:start w:val="1"/>
+      <w:numFmt w:val="bullet"/>
+      <w:lvlText w:val=""/>
+      <w:lvlJc w:val="left"/>
+      <w:pPr>
+        <w:tabs>
+          <w:tab w:val="num" w:pos="2880"/>
+        </w:tabs>
+        <w:ind w:left="2880" w:hanging="360"/>
+      </w:pPr>
+      <w:rPr>
+        <w:rFonts w:ascii="Wingdings" w:hAnsi="Wingdings" w:hint="default"/>
+        <w:sz w:val="20"/>
+      </w:rPr>
+    </w:lvl>
+    <w:lvl w:ilvl="4" w:tentative="1">
+      <w:start w:val="1"/>
+      <w:numFmt w:val="bullet"/>
+      <w:lvlText w:val=""/>
+      <w:lvlJc w:val="left"/>
+      <w:pPr>
+        <w:tabs>
+          <w:tab w:val="num" w:pos="3600"/>
+        </w:tabs>
+        <w:ind w:left="3600" w:hanging="360"/>
+      </w:pPr>
+      <w:rPr>
+        <w:rFonts w:ascii="Wingdings" w:hAnsi="Wingdings" w:hint="default"/>
+        <w:sz w:val="20"/>
+      </w:rPr>
+    </w:lvl>
+    <w:lvl w:ilvl="5" w:tentative="1">
+      <w:start w:val="1"/>
+      <w:numFmt w:val="bullet"/>
+      <w:lvlText w:val=""/>
+      <w:lvlJc w:val="left"/>
+      <w:pPr>
+        <w:tabs>
+          <w:tab w:val="num" w:pos="4320"/>
+        </w:tabs>
+        <w:ind w:left="4320" w:hanging="360"/>
+      </w:pPr>
+      <w:rPr>
+        <w:rFonts w:ascii="Wingdings" w:hAnsi="Wingdings" w:hint="default"/>
+        <w:sz w:val="20"/>
+      </w:rPr>
+    </w:lvl>
+    <w:lvl w:ilvl="6" w:tentative="1">
+      <w:start w:val="1"/>
+      <w:numFmt w:val="bullet"/>
+      <w:lvlText w:val=""/>
+      <w:lvlJc w:val="left"/>
+      <w:pPr>
+        <w:tabs>
+          <w:tab w:val="num" w:pos="5040"/>
+        </w:tabs>
+        <w:ind w:left="5040" w:hanging="360"/>
+      </w:pPr>
+      <w:rPr>
+        <w:rFonts w:ascii="Wingdings" w:hAnsi="Wingdings" w:hint="default"/>
+        <w:sz w:val="20"/>
+      </w:rPr>
+    </w:lvl>
+    <w:lvl w:ilvl="7" w:tentative="1">
+      <w:start w:val="1"/>
+      <w:numFmt w:val="bullet"/>
+      <w:lvlText w:val=""/>
+      <w:lvlJc w:val="left"/>
+      <w:pPr>
+        <w:tabs>
+          <w:tab w:val="num" w:pos="5760"/>
+        </w:tabs>
+        <w:ind w:left="5760" w:hanging="360"/>
+      </w:pPr>
+      <w:rPr>
+        <w:rFonts w:ascii="Wingdings" w:hAnsi="Wingdings" w:hint="default"/>
+        <w:sz w:val="20"/>
+      </w:rPr>
+    </w:lvl>
+    <w:lvl w:ilvl="8" w:tentative="1">
+      <w:start w:val="1"/>
+      <w:numFmt w:val="bullet"/>
+      <w:lvlText w:val=""/>
+      <w:lvlJc w:val="left"/>
+      <w:pPr>
+        <w:tabs>
+          <w:tab w:val="num" w:pos="6480"/>
+        </w:tabs>
+        <w:ind w:left="6480" w:hanging="360"/>
+      </w:pPr>
+      <w:rPr>
+        <w:rFonts w:ascii="Wingdings" w:hAnsi="Wingdings" w:hint="default"/>
+        <w:sz w:val="20"/>
+      </w:rPr>
+    </w:lvl>
+  </w:abstractNum>
+  <w:abstractNum w:abstractNumId="34" w15:restartNumberingAfterBreak="0">
     <w:nsid w:val="518F1291"/>
     <w:multiLevelType w:val="multilevel"/>
     <w:tmpl w:val="139A623A"/>
@@ -10513,7 +13970,7 @@
       </w:rPr>
     </w:lvl>
   </w:abstractNum>
-  <w:abstractNum w:abstractNumId="23" w15:restartNumberingAfterBreak="0">
+  <w:abstractNum w:abstractNumId="35" w15:restartNumberingAfterBreak="0">
     <w:nsid w:val="53911BB2"/>
     <w:multiLevelType w:val="hybridMultilevel"/>
     <w:tmpl w:val="7A7A0542"/>
@@ -10599,7 +14056,7 @@
       </w:pPr>
     </w:lvl>
   </w:abstractNum>
-  <w:abstractNum w:abstractNumId="24" w15:restartNumberingAfterBreak="0">
+  <w:abstractNum w:abstractNumId="36" w15:restartNumberingAfterBreak="0">
     <w:nsid w:val="53CA2B95"/>
     <w:multiLevelType w:val="multilevel"/>
     <w:tmpl w:val="706407C8"/>
@@ -10748,7 +14205,7 @@
       </w:rPr>
     </w:lvl>
   </w:abstractNum>
-  <w:abstractNum w:abstractNumId="25" w15:restartNumberingAfterBreak="0">
+  <w:abstractNum w:abstractNumId="37" w15:restartNumberingAfterBreak="0">
     <w:nsid w:val="541D3390"/>
     <w:multiLevelType w:val="multilevel"/>
     <w:tmpl w:val="95BA6744"/>
@@ -10897,7 +14354,156 @@
       </w:rPr>
     </w:lvl>
   </w:abstractNum>
-  <w:abstractNum w:abstractNumId="26" w15:restartNumberingAfterBreak="0">
+  <w:abstractNum w:abstractNumId="38" w15:restartNumberingAfterBreak="0">
+    <w:nsid w:val="55B254BF"/>
+    <w:multiLevelType w:val="multilevel"/>
+    <w:tmpl w:val="B282A0E6"/>
+    <w:lvl w:ilvl="0">
+      <w:start w:val="1"/>
+      <w:numFmt w:val="bullet"/>
+      <w:lvlText w:val=""/>
+      <w:lvlJc w:val="left"/>
+      <w:pPr>
+        <w:tabs>
+          <w:tab w:val="num" w:pos="720"/>
+        </w:tabs>
+        <w:ind w:left="720" w:hanging="360"/>
+      </w:pPr>
+      <w:rPr>
+        <w:rFonts w:ascii="Symbol" w:hAnsi="Symbol" w:hint="default"/>
+        <w:sz w:val="20"/>
+      </w:rPr>
+    </w:lvl>
+    <w:lvl w:ilvl="1" w:tentative="1">
+      <w:start w:val="1"/>
+      <w:numFmt w:val="bullet"/>
+      <w:lvlText w:val="o"/>
+      <w:lvlJc w:val="left"/>
+      <w:pPr>
+        <w:tabs>
+          <w:tab w:val="num" w:pos="1440"/>
+        </w:tabs>
+        <w:ind w:left="1440" w:hanging="360"/>
+      </w:pPr>
+      <w:rPr>
+        <w:rFonts w:ascii="Courier New" w:hAnsi="Courier New" w:hint="default"/>
+        <w:sz w:val="20"/>
+      </w:rPr>
+    </w:lvl>
+    <w:lvl w:ilvl="2" w:tentative="1">
+      <w:start w:val="1"/>
+      <w:numFmt w:val="bullet"/>
+      <w:lvlText w:val=""/>
+      <w:lvlJc w:val="left"/>
+      <w:pPr>
+        <w:tabs>
+          <w:tab w:val="num" w:pos="2160"/>
+        </w:tabs>
+        <w:ind w:left="2160" w:hanging="360"/>
+      </w:pPr>
+      <w:rPr>
+        <w:rFonts w:ascii="Wingdings" w:hAnsi="Wingdings" w:hint="default"/>
+        <w:sz w:val="20"/>
+      </w:rPr>
+    </w:lvl>
+    <w:lvl w:ilvl="3" w:tentative="1">
+      <w:start w:val="1"/>
+      <w:numFmt w:val="bullet"/>
+      <w:lvlText w:val=""/>
+      <w:lvlJc w:val="left"/>
+      <w:pPr>
+        <w:tabs>
+          <w:tab w:val="num" w:pos="2880"/>
+        </w:tabs>
+        <w:ind w:left="2880" w:hanging="360"/>
+      </w:pPr>
+      <w:rPr>
+        <w:rFonts w:ascii="Wingdings" w:hAnsi="Wingdings" w:hint="default"/>
+        <w:sz w:val="20"/>
+      </w:rPr>
+    </w:lvl>
+    <w:lvl w:ilvl="4" w:tentative="1">
+      <w:start w:val="1"/>
+      <w:numFmt w:val="bullet"/>
+      <w:lvlText w:val=""/>
+      <w:lvlJc w:val="left"/>
+      <w:pPr>
+        <w:tabs>
+          <w:tab w:val="num" w:pos="3600"/>
+        </w:tabs>
+        <w:ind w:left="3600" w:hanging="360"/>
+      </w:pPr>
+      <w:rPr>
+        <w:rFonts w:ascii="Wingdings" w:hAnsi="Wingdings" w:hint="default"/>
+        <w:sz w:val="20"/>
+      </w:rPr>
+    </w:lvl>
+    <w:lvl w:ilvl="5" w:tentative="1">
+      <w:start w:val="1"/>
+      <w:numFmt w:val="bullet"/>
+      <w:lvlText w:val=""/>
+      <w:lvlJc w:val="left"/>
+      <w:pPr>
+        <w:tabs>
+          <w:tab w:val="num" w:pos="4320"/>
+        </w:tabs>
+        <w:ind w:left="4320" w:hanging="360"/>
+      </w:pPr>
+      <w:rPr>
+        <w:rFonts w:ascii="Wingdings" w:hAnsi="Wingdings" w:hint="default"/>
+        <w:sz w:val="20"/>
+      </w:rPr>
+    </w:lvl>
+    <w:lvl w:ilvl="6" w:tentative="1">
+      <w:start w:val="1"/>
+      <w:numFmt w:val="bullet"/>
+      <w:lvlText w:val=""/>
+      <w:lvlJc w:val="left"/>
+      <w:pPr>
+        <w:tabs>
+          <w:tab w:val="num" w:pos="5040"/>
+        </w:tabs>
+        <w:ind w:left="5040" w:hanging="360"/>
+      </w:pPr>
+      <w:rPr>
+        <w:rFonts w:ascii="Wingdings" w:hAnsi="Wingdings" w:hint="default"/>
+        <w:sz w:val="20"/>
+      </w:rPr>
+    </w:lvl>
+    <w:lvl w:ilvl="7" w:tentative="1">
+      <w:start w:val="1"/>
+      <w:numFmt w:val="bullet"/>
+      <w:lvlText w:val=""/>
+      <w:lvlJc w:val="left"/>
+      <w:pPr>
+        <w:tabs>
+          <w:tab w:val="num" w:pos="5760"/>
+        </w:tabs>
+        <w:ind w:left="5760" w:hanging="360"/>
+      </w:pPr>
+      <w:rPr>
+        <w:rFonts w:ascii="Wingdings" w:hAnsi="Wingdings" w:hint="default"/>
+        <w:sz w:val="20"/>
+      </w:rPr>
+    </w:lvl>
+    <w:lvl w:ilvl="8" w:tentative="1">
+      <w:start w:val="1"/>
+      <w:numFmt w:val="bullet"/>
+      <w:lvlText w:val=""/>
+      <w:lvlJc w:val="left"/>
+      <w:pPr>
+        <w:tabs>
+          <w:tab w:val="num" w:pos="6480"/>
+        </w:tabs>
+        <w:ind w:left="6480" w:hanging="360"/>
+      </w:pPr>
+      <w:rPr>
+        <w:rFonts w:ascii="Wingdings" w:hAnsi="Wingdings" w:hint="default"/>
+        <w:sz w:val="20"/>
+      </w:rPr>
+    </w:lvl>
+  </w:abstractNum>
+  <w:abstractNum w:abstractNumId="39" w15:restartNumberingAfterBreak="0">
     <w:nsid w:val="59E14EFF"/>
     <w:multiLevelType w:val="multilevel"/>
     <w:tmpl w:val="8FB48A1C"/>
@@ -11046,7 +14652,454 @@
       </w:rPr>
     </w:lvl>
   </w:abstractNum>
-  <w:abstractNum w:abstractNumId="27" w15:restartNumberingAfterBreak="0">
+  <w:abstractNum w:abstractNumId="40" w15:restartNumberingAfterBreak="0">
+    <w:nsid w:val="5CAA3993"/>
+    <w:multiLevelType w:val="multilevel"/>
+    <w:tmpl w:val="1CA2F42A"/>
+    <w:lvl w:ilvl="0">
+      <w:start w:val="1"/>
+      <w:numFmt w:val="bullet"/>
+      <w:lvlText w:val=""/>
+      <w:lvlJc w:val="left"/>
+      <w:pPr>
+        <w:tabs>
+          <w:tab w:val="num" w:pos="720"/>
+        </w:tabs>
+        <w:ind w:left="720" w:hanging="360"/>
+      </w:pPr>
+      <w:rPr>
+        <w:rFonts w:ascii="Symbol" w:hAnsi="Symbol" w:hint="default"/>
+        <w:sz w:val="20"/>
+      </w:rPr>
+    </w:lvl>
+    <w:lvl w:ilvl="1" w:tentative="1">
+      <w:start w:val="1"/>
+      <w:numFmt w:val="bullet"/>
+      <w:lvlText w:val="o"/>
+      <w:lvlJc w:val="left"/>
+      <w:pPr>
+        <w:tabs>
+          <w:tab w:val="num" w:pos="1440"/>
+        </w:tabs>
+        <w:ind w:left="1440" w:hanging="360"/>
+      </w:pPr>
+      <w:rPr>
+        <w:rFonts w:ascii="Courier New" w:hAnsi="Courier New" w:hint="default"/>
+        <w:sz w:val="20"/>
+      </w:rPr>
+    </w:lvl>
+    <w:lvl w:ilvl="2" w:tentative="1">
+      <w:start w:val="1"/>
+      <w:numFmt w:val="bullet"/>
+      <w:lvlText w:val=""/>
+      <w:lvlJc w:val="left"/>
+      <w:pPr>
+        <w:tabs>
+          <w:tab w:val="num" w:pos="2160"/>
+        </w:tabs>
+        <w:ind w:left="2160" w:hanging="360"/>
+      </w:pPr>
+      <w:rPr>
+        <w:rFonts w:ascii="Wingdings" w:hAnsi="Wingdings" w:hint="default"/>
+        <w:sz w:val="20"/>
+      </w:rPr>
+    </w:lvl>
+    <w:lvl w:ilvl="3" w:tentative="1">
+      <w:start w:val="1"/>
+      <w:numFmt w:val="bullet"/>
+      <w:lvlText w:val=""/>
+      <w:lvlJc w:val="left"/>
+      <w:pPr>
+        <w:tabs>
+          <w:tab w:val="num" w:pos="2880"/>
+        </w:tabs>
+        <w:ind w:left="2880" w:hanging="360"/>
+      </w:pPr>
+      <w:rPr>
+        <w:rFonts w:ascii="Wingdings" w:hAnsi="Wingdings" w:hint="default"/>
+        <w:sz w:val="20"/>
+      </w:rPr>
+    </w:lvl>
+    <w:lvl w:ilvl="4" w:tentative="1">
+      <w:start w:val="1"/>
+      <w:numFmt w:val="bullet"/>
+      <w:lvlText w:val=""/>
+      <w:lvlJc w:val="left"/>
+      <w:pPr>
+        <w:tabs>
+          <w:tab w:val="num" w:pos="3600"/>
+        </w:tabs>
+        <w:ind w:left="3600" w:hanging="360"/>
+      </w:pPr>
+      <w:rPr>
+        <w:rFonts w:ascii="Wingdings" w:hAnsi="Wingdings" w:hint="default"/>
+        <w:sz w:val="20"/>
+      </w:rPr>
+    </w:lvl>
+    <w:lvl w:ilvl="5" w:tentative="1">
+      <w:start w:val="1"/>
+      <w:numFmt w:val="bullet"/>
+      <w:lvlText w:val=""/>
+      <w:lvlJc w:val="left"/>
+      <w:pPr>
+        <w:tabs>
+          <w:tab w:val="num" w:pos="4320"/>
+        </w:tabs>
+        <w:ind w:left="4320" w:hanging="360"/>
+      </w:pPr>
+      <w:rPr>
+        <w:rFonts w:ascii="Wingdings" w:hAnsi="Wingdings" w:hint="default"/>
+        <w:sz w:val="20"/>
+      </w:rPr>
+    </w:lvl>
+    <w:lvl w:ilvl="6" w:tentative="1">
+      <w:start w:val="1"/>
+      <w:numFmt w:val="bullet"/>
+      <w:lvlText w:val=""/>
+      <w:lvlJc w:val="left"/>
+      <w:pPr>
+        <w:tabs>
+          <w:tab w:val="num" w:pos="5040"/>
+        </w:tabs>
+        <w:ind w:left="5040" w:hanging="360"/>
+      </w:pPr>
+      <w:rPr>
+        <w:rFonts w:ascii="Wingdings" w:hAnsi="Wingdings" w:hint="default"/>
+        <w:sz w:val="20"/>
+      </w:rPr>
+    </w:lvl>
+    <w:lvl w:ilvl="7" w:tentative="1">
+      <w:start w:val="1"/>
+      <w:numFmt w:val="bullet"/>
+      <w:lvlText w:val=""/>
+      <w:lvlJc w:val="left"/>
+      <w:pPr>
+        <w:tabs>
+          <w:tab w:val="num" w:pos="5760"/>
+        </w:tabs>
+        <w:ind w:left="5760" w:hanging="360"/>
+      </w:pPr>
+      <w:rPr>
+        <w:rFonts w:ascii="Wingdings" w:hAnsi="Wingdings" w:hint="default"/>
+        <w:sz w:val="20"/>
+      </w:rPr>
+    </w:lvl>
+    <w:lvl w:ilvl="8" w:tentative="1">
+      <w:start w:val="1"/>
+      <w:numFmt w:val="bullet"/>
+      <w:lvlText w:val=""/>
+      <w:lvlJc w:val="left"/>
+      <w:pPr>
+        <w:tabs>
+          <w:tab w:val="num" w:pos="6480"/>
+        </w:tabs>
+        <w:ind w:left="6480" w:hanging="360"/>
+      </w:pPr>
+      <w:rPr>
+        <w:rFonts w:ascii="Wingdings" w:hAnsi="Wingdings" w:hint="default"/>
+        <w:sz w:val="20"/>
+      </w:rPr>
+    </w:lvl>
+  </w:abstractNum>
+  <w:abstractNum w:abstractNumId="41" w15:restartNumberingAfterBreak="0">
+    <w:nsid w:val="695A7408"/>
+    <w:multiLevelType w:val="multilevel"/>
+    <w:tmpl w:val="53B839AC"/>
+    <w:lvl w:ilvl="0">
+      <w:start w:val="1"/>
+      <w:numFmt w:val="bullet"/>
+      <w:lvlText w:val=""/>
+      <w:lvlJc w:val="left"/>
+      <w:pPr>
+        <w:tabs>
+          <w:tab w:val="num" w:pos="720"/>
+        </w:tabs>
+        <w:ind w:left="720" w:hanging="360"/>
+      </w:pPr>
+      <w:rPr>
+        <w:rFonts w:ascii="Symbol" w:hAnsi="Symbol" w:hint="default"/>
+        <w:sz w:val="20"/>
+      </w:rPr>
+    </w:lvl>
+    <w:lvl w:ilvl="1" w:tentative="1">
+      <w:start w:val="1"/>
+      <w:numFmt w:val="bullet"/>
+      <w:lvlText w:val="o"/>
+      <w:lvlJc w:val="left"/>
+      <w:pPr>
+        <w:tabs>
+          <w:tab w:val="num" w:pos="1440"/>
+        </w:tabs>
+        <w:ind w:left="1440" w:hanging="360"/>
+      </w:pPr>
+      <w:rPr>
+        <w:rFonts w:ascii="Courier New" w:hAnsi="Courier New" w:hint="default"/>
+        <w:sz w:val="20"/>
+      </w:rPr>
+    </w:lvl>
+    <w:lvl w:ilvl="2" w:tentative="1">
+      <w:start w:val="1"/>
+      <w:numFmt w:val="bullet"/>
+      <w:lvlText w:val=""/>
+      <w:lvlJc w:val="left"/>
+      <w:pPr>
+        <w:tabs>
+          <w:tab w:val="num" w:pos="2160"/>
+        </w:tabs>
+        <w:ind w:left="2160" w:hanging="360"/>
+      </w:pPr>
+      <w:rPr>
+        <w:rFonts w:ascii="Wingdings" w:hAnsi="Wingdings" w:hint="default"/>
+        <w:sz w:val="20"/>
+      </w:rPr>
+    </w:lvl>
+    <w:lvl w:ilvl="3" w:tentative="1">
+      <w:start w:val="1"/>
+      <w:numFmt w:val="bullet"/>
+      <w:lvlText w:val=""/>
+      <w:lvlJc w:val="left"/>
+      <w:pPr>
+        <w:tabs>
+          <w:tab w:val="num" w:pos="2880"/>
+        </w:tabs>
+        <w:ind w:left="2880" w:hanging="360"/>
+      </w:pPr>
+      <w:rPr>
+        <w:rFonts w:ascii="Wingdings" w:hAnsi="Wingdings" w:hint="default"/>
+        <w:sz w:val="20"/>
+      </w:rPr>
+    </w:lvl>
+    <w:lvl w:ilvl="4" w:tentative="1">
+      <w:start w:val="1"/>
+      <w:numFmt w:val="bullet"/>
+      <w:lvlText w:val=""/>
+      <w:lvlJc w:val="left"/>
+      <w:pPr>
+        <w:tabs>
+          <w:tab w:val="num" w:pos="3600"/>
+        </w:tabs>
+        <w:ind w:left="3600" w:hanging="360"/>
+      </w:pPr>
+      <w:rPr>
+        <w:rFonts w:ascii="Wingdings" w:hAnsi="Wingdings" w:hint="default"/>
+        <w:sz w:val="20"/>
+      </w:rPr>
+    </w:lvl>
+    <w:lvl w:ilvl="5" w:tentative="1">
+      <w:start w:val="1"/>
+      <w:numFmt w:val="bullet"/>
+      <w:lvlText w:val=""/>
+      <w:lvlJc w:val="left"/>
+      <w:pPr>
+        <w:tabs>
+          <w:tab w:val="num" w:pos="4320"/>
+        </w:tabs>
+        <w:ind w:left="4320" w:hanging="360"/>
+      </w:pPr>
+      <w:rPr>
+        <w:rFonts w:ascii="Wingdings" w:hAnsi="Wingdings" w:hint="default"/>
+        <w:sz w:val="20"/>
+      </w:rPr>
+    </w:lvl>
+    <w:lvl w:ilvl="6" w:tentative="1">
+      <w:start w:val="1"/>
+      <w:numFmt w:val="bullet"/>
+      <w:lvlText w:val=""/>
+      <w:lvlJc w:val="left"/>
+      <w:pPr>
+        <w:tabs>
+          <w:tab w:val="num" w:pos="5040"/>
+        </w:tabs>
+        <w:ind w:left="5040" w:hanging="360"/>
+      </w:pPr>
+      <w:rPr>
+        <w:rFonts w:ascii="Wingdings" w:hAnsi="Wingdings" w:hint="default"/>
+        <w:sz w:val="20"/>
+      </w:rPr>
+    </w:lvl>
+    <w:lvl w:ilvl="7" w:tentative="1">
+      <w:start w:val="1"/>
+      <w:numFmt w:val="bullet"/>
+      <w:lvlText w:val=""/>
+      <w:lvlJc w:val="left"/>
+      <w:pPr>
+        <w:tabs>
+          <w:tab w:val="num" w:pos="5760"/>
+        </w:tabs>
+        <w:ind w:left="5760" w:hanging="360"/>
+      </w:pPr>
+      <w:rPr>
+        <w:rFonts w:ascii="Wingdings" w:hAnsi="Wingdings" w:hint="default"/>
+        <w:sz w:val="20"/>
+      </w:rPr>
+    </w:lvl>
+    <w:lvl w:ilvl="8" w:tentative="1">
+      <w:start w:val="1"/>
+      <w:numFmt w:val="bullet"/>
+      <w:lvlText w:val=""/>
+      <w:lvlJc w:val="left"/>
+      <w:pPr>
+        <w:tabs>
+          <w:tab w:val="num" w:pos="6480"/>
+        </w:tabs>
+        <w:ind w:left="6480" w:hanging="360"/>
+      </w:pPr>
+      <w:rPr>
+        <w:rFonts w:ascii="Wingdings" w:hAnsi="Wingdings" w:hint="default"/>
+        <w:sz w:val="20"/>
+      </w:rPr>
+    </w:lvl>
+  </w:abstractNum>
+  <w:abstractNum w:abstractNumId="42" w15:restartNumberingAfterBreak="0">
+    <w:nsid w:val="6A6D3520"/>
+    <w:multiLevelType w:val="multilevel"/>
+    <w:tmpl w:val="B2C2537E"/>
+    <w:lvl w:ilvl="0">
+      <w:start w:val="1"/>
+      <w:numFmt w:val="bullet"/>
+      <w:lvlText w:val=""/>
+      <w:lvlJc w:val="left"/>
+      <w:pPr>
+        <w:tabs>
+          <w:tab w:val="num" w:pos="720"/>
+        </w:tabs>
+        <w:ind w:left="720" w:hanging="360"/>
+      </w:pPr>
+      <w:rPr>
+        <w:rFonts w:ascii="Symbol" w:hAnsi="Symbol" w:hint="default"/>
+        <w:sz w:val="20"/>
+      </w:rPr>
+    </w:lvl>
+    <w:lvl w:ilvl="1" w:tentative="1">
+      <w:start w:val="1"/>
+      <w:numFmt w:val="bullet"/>
+      <w:lvlText w:val="o"/>
+      <w:lvlJc w:val="left"/>
+      <w:pPr>
+        <w:tabs>
+          <w:tab w:val="num" w:pos="1440"/>
+        </w:tabs>
+        <w:ind w:left="1440" w:hanging="360"/>
+      </w:pPr>
+      <w:rPr>
+        <w:rFonts w:ascii="Courier New" w:hAnsi="Courier New" w:hint="default"/>
+        <w:sz w:val="20"/>
+      </w:rPr>
+    </w:lvl>
+    <w:lvl w:ilvl="2" w:tentative="1">
+      <w:start w:val="1"/>
+      <w:numFmt w:val="bullet"/>
+      <w:lvlText w:val=""/>
+      <w:lvlJc w:val="left"/>
+      <w:pPr>
+        <w:tabs>
+          <w:tab w:val="num" w:pos="2160"/>
+        </w:tabs>
+        <w:ind w:left="2160" w:hanging="360"/>
+      </w:pPr>
+      <w:rPr>
+        <w:rFonts w:ascii="Wingdings" w:hAnsi="Wingdings" w:hint="default"/>
+        <w:sz w:val="20"/>
+      </w:rPr>
+    </w:lvl>
+    <w:lvl w:ilvl="3" w:tentative="1">
+      <w:start w:val="1"/>
+      <w:numFmt w:val="bullet"/>
+      <w:lvlText w:val=""/>
+      <w:lvlJc w:val="left"/>
+      <w:pPr>
+        <w:tabs>
+          <w:tab w:val="num" w:pos="2880"/>
+        </w:tabs>
+        <w:ind w:left="2880" w:hanging="360"/>
+      </w:pPr>
+      <w:rPr>
+        <w:rFonts w:ascii="Wingdings" w:hAnsi="Wingdings" w:hint="default"/>
+        <w:sz w:val="20"/>
+      </w:rPr>
+    </w:lvl>
+    <w:lvl w:ilvl="4" w:tentative="1">
+      <w:start w:val="1"/>
+      <w:numFmt w:val="bullet"/>
+      <w:lvlText w:val=""/>
+      <w:lvlJc w:val="left"/>
+      <w:pPr>
+        <w:tabs>
+          <w:tab w:val="num" w:pos="3600"/>
+        </w:tabs>
+        <w:ind w:left="3600" w:hanging="360"/>
+      </w:pPr>
+      <w:rPr>
+        <w:rFonts w:ascii="Wingdings" w:hAnsi="Wingdings" w:hint="default"/>
+        <w:sz w:val="20"/>
+      </w:rPr>
+    </w:lvl>
+    <w:lvl w:ilvl="5" w:tentative="1">
+      <w:start w:val="1"/>
+      <w:numFmt w:val="bullet"/>
+      <w:lvlText w:val=""/>
+      <w:lvlJc w:val="left"/>
+      <w:pPr>
+        <w:tabs>
+          <w:tab w:val="num" w:pos="4320"/>
+        </w:tabs>
+        <w:ind w:left="4320" w:hanging="360"/>
+      </w:pPr>
+      <w:rPr>
+        <w:rFonts w:ascii="Wingdings" w:hAnsi="Wingdings" w:hint="default"/>
+        <w:sz w:val="20"/>
+      </w:rPr>
+    </w:lvl>
+    <w:lvl w:ilvl="6" w:tentative="1">
+      <w:start w:val="1"/>
+      <w:numFmt w:val="bullet"/>
+      <w:lvlText w:val=""/>
+      <w:lvlJc w:val="left"/>
+      <w:pPr>
+        <w:tabs>
+          <w:tab w:val="num" w:pos="5040"/>
+        </w:tabs>
+        <w:ind w:left="5040" w:hanging="360"/>
+      </w:pPr>
+      <w:rPr>
+        <w:rFonts w:ascii="Wingdings" w:hAnsi="Wingdings" w:hint="default"/>
+        <w:sz w:val="20"/>
+      </w:rPr>
+    </w:lvl>
+    <w:lvl w:ilvl="7" w:tentative="1">
+      <w:start w:val="1"/>
+      <w:numFmt w:val="bullet"/>
+      <w:lvlText w:val=""/>
+      <w:lvlJc w:val="left"/>
+      <w:pPr>
+        <w:tabs>
+          <w:tab w:val="num" w:pos="5760"/>
+        </w:tabs>
+        <w:ind w:left="5760" w:hanging="360"/>
+      </w:pPr>
+      <w:rPr>
+        <w:rFonts w:ascii="Wingdings" w:hAnsi="Wingdings" w:hint="default"/>
+        <w:sz w:val="20"/>
+      </w:rPr>
+    </w:lvl>
+    <w:lvl w:ilvl="8" w:tentative="1">
+      <w:start w:val="1"/>
+      <w:numFmt w:val="bullet"/>
+      <w:lvlText w:val=""/>
+      <w:lvlJc w:val="left"/>
+      <w:pPr>
+        <w:tabs>
+          <w:tab w:val="num" w:pos="6480"/>
+        </w:tabs>
+        <w:ind w:left="6480" w:hanging="360"/>
+      </w:pPr>
+      <w:rPr>
+        <w:rFonts w:ascii="Wingdings" w:hAnsi="Wingdings" w:hint="default"/>
+        <w:sz w:val="20"/>
+      </w:rPr>
+    </w:lvl>
+  </w:abstractNum>
+  <w:abstractNum w:abstractNumId="43" w15:restartNumberingAfterBreak="0">
     <w:nsid w:val="6BDD4C5B"/>
     <w:multiLevelType w:val="hybridMultilevel"/>
     <w:tmpl w:val="FE720D50"/>
@@ -11159,7 +15212,7 @@
       </w:rPr>
     </w:lvl>
   </w:abstractNum>
-  <w:abstractNum w:abstractNumId="28" w15:restartNumberingAfterBreak="0">
+  <w:abstractNum w:abstractNumId="44" w15:restartNumberingAfterBreak="0">
     <w:nsid w:val="6D522266"/>
     <w:multiLevelType w:val="multilevel"/>
     <w:tmpl w:val="D05E5948"/>
@@ -11308,7 +15361,156 @@
       </w:rPr>
     </w:lvl>
   </w:abstractNum>
-  <w:abstractNum w:abstractNumId="29" w15:restartNumberingAfterBreak="0">
+  <w:abstractNum w:abstractNumId="45" w15:restartNumberingAfterBreak="0">
+    <w:nsid w:val="6DBC1315"/>
+    <w:multiLevelType w:val="multilevel"/>
+    <w:tmpl w:val="85FA39F6"/>
+    <w:lvl w:ilvl="0">
+      <w:start w:val="1"/>
+      <w:numFmt w:val="bullet"/>
+      <w:lvlText w:val=""/>
+      <w:lvlJc w:val="left"/>
+      <w:pPr>
+        <w:tabs>
+          <w:tab w:val="num" w:pos="720"/>
+        </w:tabs>
+        <w:ind w:left="720" w:hanging="360"/>
+      </w:pPr>
+      <w:rPr>
+        <w:rFonts w:ascii="Symbol" w:hAnsi="Symbol" w:hint="default"/>
+        <w:sz w:val="20"/>
+      </w:rPr>
+    </w:lvl>
+    <w:lvl w:ilvl="1" w:tentative="1">
+      <w:start w:val="1"/>
+      <w:numFmt w:val="bullet"/>
+      <w:lvlText w:val="o"/>
+      <w:lvlJc w:val="left"/>
+      <w:pPr>
+        <w:tabs>
+          <w:tab w:val="num" w:pos="1440"/>
+        </w:tabs>
+        <w:ind w:left="1440" w:hanging="360"/>
+      </w:pPr>
+      <w:rPr>
+        <w:rFonts w:ascii="Courier New" w:hAnsi="Courier New" w:hint="default"/>
+        <w:sz w:val="20"/>
+      </w:rPr>
+    </w:lvl>
+    <w:lvl w:ilvl="2" w:tentative="1">
+      <w:start w:val="1"/>
+      <w:numFmt w:val="bullet"/>
+      <w:lvlText w:val=""/>
+      <w:lvlJc w:val="left"/>
+      <w:pPr>
+        <w:tabs>
+          <w:tab w:val="num" w:pos="2160"/>
+        </w:tabs>
+        <w:ind w:left="2160" w:hanging="360"/>
+      </w:pPr>
+      <w:rPr>
+        <w:rFonts w:ascii="Wingdings" w:hAnsi="Wingdings" w:hint="default"/>
+        <w:sz w:val="20"/>
+      </w:rPr>
+    </w:lvl>
+    <w:lvl w:ilvl="3" w:tentative="1">
+      <w:start w:val="1"/>
+      <w:numFmt w:val="bullet"/>
+      <w:lvlText w:val=""/>
+      <w:lvlJc w:val="left"/>
+      <w:pPr>
+        <w:tabs>
+          <w:tab w:val="num" w:pos="2880"/>
+        </w:tabs>
+        <w:ind w:left="2880" w:hanging="360"/>
+      </w:pPr>
+      <w:rPr>
+        <w:rFonts w:ascii="Wingdings" w:hAnsi="Wingdings" w:hint="default"/>
+        <w:sz w:val="20"/>
+      </w:rPr>
+    </w:lvl>
+    <w:lvl w:ilvl="4" w:tentative="1">
+      <w:start w:val="1"/>
+      <w:numFmt w:val="bullet"/>
+      <w:lvlText w:val=""/>
+      <w:lvlJc w:val="left"/>
+      <w:pPr>
+        <w:tabs>
+          <w:tab w:val="num" w:pos="3600"/>
+        </w:tabs>
+        <w:ind w:left="3600" w:hanging="360"/>
+      </w:pPr>
+      <w:rPr>
+        <w:rFonts w:ascii="Wingdings" w:hAnsi="Wingdings" w:hint="default"/>
+        <w:sz w:val="20"/>
+      </w:rPr>
+    </w:lvl>
+    <w:lvl w:ilvl="5" w:tentative="1">
+      <w:start w:val="1"/>
+      <w:numFmt w:val="bullet"/>
+      <w:lvlText w:val=""/>
+      <w:lvlJc w:val="left"/>
+      <w:pPr>
+        <w:tabs>
+          <w:tab w:val="num" w:pos="4320"/>
+        </w:tabs>
+        <w:ind w:left="4320" w:hanging="360"/>
+      </w:pPr>
+      <w:rPr>
+        <w:rFonts w:ascii="Wingdings" w:hAnsi="Wingdings" w:hint="default"/>
+        <w:sz w:val="20"/>
+      </w:rPr>
+    </w:lvl>
+    <w:lvl w:ilvl="6" w:tentative="1">
+      <w:start w:val="1"/>
+      <w:numFmt w:val="bullet"/>
+      <w:lvlText w:val=""/>
+      <w:lvlJc w:val="left"/>
+      <w:pPr>
+        <w:tabs>
+          <w:tab w:val="num" w:pos="5040"/>
+        </w:tabs>
+        <w:ind w:left="5040" w:hanging="360"/>
+      </w:pPr>
+      <w:rPr>
+        <w:rFonts w:ascii="Wingdings" w:hAnsi="Wingdings" w:hint="default"/>
+        <w:sz w:val="20"/>
+      </w:rPr>
+    </w:lvl>
+    <w:lvl w:ilvl="7" w:tentative="1">
+      <w:start w:val="1"/>
+      <w:numFmt w:val="bullet"/>
+      <w:lvlText w:val=""/>
+      <w:lvlJc w:val="left"/>
+      <w:pPr>
+        <w:tabs>
+          <w:tab w:val="num" w:pos="5760"/>
+        </w:tabs>
+        <w:ind w:left="5760" w:hanging="360"/>
+      </w:pPr>
+      <w:rPr>
+        <w:rFonts w:ascii="Wingdings" w:hAnsi="Wingdings" w:hint="default"/>
+        <w:sz w:val="20"/>
+      </w:rPr>
+    </w:lvl>
+    <w:lvl w:ilvl="8" w:tentative="1">
+      <w:start w:val="1"/>
+      <w:numFmt w:val="bullet"/>
+      <w:lvlText w:val=""/>
+      <w:lvlJc w:val="left"/>
+      <w:pPr>
+        <w:tabs>
+          <w:tab w:val="num" w:pos="6480"/>
+        </w:tabs>
+        <w:ind w:left="6480" w:hanging="360"/>
+      </w:pPr>
+      <w:rPr>
+        <w:rFonts w:ascii="Wingdings" w:hAnsi="Wingdings" w:hint="default"/>
+        <w:sz w:val="20"/>
+      </w:rPr>
+    </w:lvl>
+  </w:abstractNum>
+  <w:abstractNum w:abstractNumId="46" w15:restartNumberingAfterBreak="0">
     <w:nsid w:val="71E0768E"/>
     <w:multiLevelType w:val="multilevel"/>
     <w:tmpl w:val="D9FC4C9E"/>
@@ -11457,7 +15659,7 @@
       </w:rPr>
     </w:lvl>
   </w:abstractNum>
-  <w:abstractNum w:abstractNumId="30" w15:restartNumberingAfterBreak="0">
+  <w:abstractNum w:abstractNumId="47" w15:restartNumberingAfterBreak="0">
     <w:nsid w:val="76EA4C27"/>
     <w:multiLevelType w:val="multilevel"/>
     <w:tmpl w:val="81CCF4C6"/>
@@ -11606,7 +15808,156 @@
       </w:rPr>
     </w:lvl>
   </w:abstractNum>
-  <w:abstractNum w:abstractNumId="31" w15:restartNumberingAfterBreak="0">
+  <w:abstractNum w:abstractNumId="48" w15:restartNumberingAfterBreak="0">
+    <w:nsid w:val="77C107AF"/>
+    <w:multiLevelType w:val="multilevel"/>
+    <w:tmpl w:val="EE18931E"/>
+    <w:lvl w:ilvl="0">
+      <w:start w:val="1"/>
+      <w:numFmt w:val="bullet"/>
+      <w:lvlText w:val=""/>
+      <w:lvlJc w:val="left"/>
+      <w:pPr>
+        <w:tabs>
+          <w:tab w:val="num" w:pos="720"/>
+        </w:tabs>
+        <w:ind w:left="720" w:hanging="360"/>
+      </w:pPr>
+      <w:rPr>
+        <w:rFonts w:ascii="Symbol" w:hAnsi="Symbol" w:hint="default"/>
+        <w:sz w:val="20"/>
+      </w:rPr>
+    </w:lvl>
+    <w:lvl w:ilvl="1" w:tentative="1">
+      <w:start w:val="1"/>
+      <w:numFmt w:val="bullet"/>
+      <w:lvlText w:val="o"/>
+      <w:lvlJc w:val="left"/>
+      <w:pPr>
+        <w:tabs>
+          <w:tab w:val="num" w:pos="1440"/>
+        </w:tabs>
+        <w:ind w:left="1440" w:hanging="360"/>
+      </w:pPr>
+      <w:rPr>
+        <w:rFonts w:ascii="Courier New" w:hAnsi="Courier New" w:hint="default"/>
+        <w:sz w:val="20"/>
+      </w:rPr>
+    </w:lvl>
+    <w:lvl w:ilvl="2" w:tentative="1">
+      <w:start w:val="1"/>
+      <w:numFmt w:val="bullet"/>
+      <w:lvlText w:val=""/>
+      <w:lvlJc w:val="left"/>
+      <w:pPr>
+        <w:tabs>
+          <w:tab w:val="num" w:pos="2160"/>
+        </w:tabs>
+        <w:ind w:left="2160" w:hanging="360"/>
+      </w:pPr>
+      <w:rPr>
+        <w:rFonts w:ascii="Wingdings" w:hAnsi="Wingdings" w:hint="default"/>
+        <w:sz w:val="20"/>
+      </w:rPr>
+    </w:lvl>
+    <w:lvl w:ilvl="3" w:tentative="1">
+      <w:start w:val="1"/>
+      <w:numFmt w:val="bullet"/>
+      <w:lvlText w:val=""/>
+      <w:lvlJc w:val="left"/>
+      <w:pPr>
+        <w:tabs>
+          <w:tab w:val="num" w:pos="2880"/>
+        </w:tabs>
+        <w:ind w:left="2880" w:hanging="360"/>
+      </w:pPr>
+      <w:rPr>
+        <w:rFonts w:ascii="Wingdings" w:hAnsi="Wingdings" w:hint="default"/>
+        <w:sz w:val="20"/>
+      </w:rPr>
+    </w:lvl>
+    <w:lvl w:ilvl="4" w:tentative="1">
+      <w:start w:val="1"/>
+      <w:numFmt w:val="bullet"/>
+      <w:lvlText w:val=""/>
+      <w:lvlJc w:val="left"/>
+      <w:pPr>
+        <w:tabs>
+          <w:tab w:val="num" w:pos="3600"/>
+        </w:tabs>
+        <w:ind w:left="3600" w:hanging="360"/>
+      </w:pPr>
+      <w:rPr>
+        <w:rFonts w:ascii="Wingdings" w:hAnsi="Wingdings" w:hint="default"/>
+        <w:sz w:val="20"/>
+      </w:rPr>
+    </w:lvl>
+    <w:lvl w:ilvl="5" w:tentative="1">
+      <w:start w:val="1"/>
+      <w:numFmt w:val="bullet"/>
+      <w:lvlText w:val=""/>
+      <w:lvlJc w:val="left"/>
+      <w:pPr>
+        <w:tabs>
+          <w:tab w:val="num" w:pos="4320"/>
+        </w:tabs>
+        <w:ind w:left="4320" w:hanging="360"/>
+      </w:pPr>
+      <w:rPr>
+        <w:rFonts w:ascii="Wingdings" w:hAnsi="Wingdings" w:hint="default"/>
+        <w:sz w:val="20"/>
+      </w:rPr>
+    </w:lvl>
+    <w:lvl w:ilvl="6" w:tentative="1">
+      <w:start w:val="1"/>
+      <w:numFmt w:val="bullet"/>
+      <w:lvlText w:val=""/>
+      <w:lvlJc w:val="left"/>
+      <w:pPr>
+        <w:tabs>
+          <w:tab w:val="num" w:pos="5040"/>
+        </w:tabs>
+        <w:ind w:left="5040" w:hanging="360"/>
+      </w:pPr>
+      <w:rPr>
+        <w:rFonts w:ascii="Wingdings" w:hAnsi="Wingdings" w:hint="default"/>
+        <w:sz w:val="20"/>
+      </w:rPr>
+    </w:lvl>
+    <w:lvl w:ilvl="7" w:tentative="1">
+      <w:start w:val="1"/>
+      <w:numFmt w:val="bullet"/>
+      <w:lvlText w:val=""/>
+      <w:lvlJc w:val="left"/>
+      <w:pPr>
+        <w:tabs>
+          <w:tab w:val="num" w:pos="5760"/>
+        </w:tabs>
+        <w:ind w:left="5760" w:hanging="360"/>
+      </w:pPr>
+      <w:rPr>
+        <w:rFonts w:ascii="Wingdings" w:hAnsi="Wingdings" w:hint="default"/>
+        <w:sz w:val="20"/>
+      </w:rPr>
+    </w:lvl>
+    <w:lvl w:ilvl="8" w:tentative="1">
+      <w:start w:val="1"/>
+      <w:numFmt w:val="bullet"/>
+      <w:lvlText w:val=""/>
+      <w:lvlJc w:val="left"/>
+      <w:pPr>
+        <w:tabs>
+          <w:tab w:val="num" w:pos="6480"/>
+        </w:tabs>
+        <w:ind w:left="6480" w:hanging="360"/>
+      </w:pPr>
+      <w:rPr>
+        <w:rFonts w:ascii="Wingdings" w:hAnsi="Wingdings" w:hint="default"/>
+        <w:sz w:val="20"/>
+      </w:rPr>
+    </w:lvl>
+  </w:abstractNum>
+  <w:abstractNum w:abstractNumId="49" w15:restartNumberingAfterBreak="0">
     <w:nsid w:val="7B4B2C8D"/>
     <w:multiLevelType w:val="multilevel"/>
     <w:tmpl w:val="B1AA6C92"/>
@@ -11755,7 +16106,156 @@
       </w:rPr>
     </w:lvl>
   </w:abstractNum>
-  <w:abstractNum w:abstractNumId="32" w15:restartNumberingAfterBreak="0">
+  <w:abstractNum w:abstractNumId="50" w15:restartNumberingAfterBreak="0">
+    <w:nsid w:val="7BF00445"/>
+    <w:multiLevelType w:val="multilevel"/>
+    <w:tmpl w:val="F28CAE60"/>
+    <w:lvl w:ilvl="0">
+      <w:start w:val="1"/>
+      <w:numFmt w:val="bullet"/>
+      <w:lvlText w:val=""/>
+      <w:lvlJc w:val="left"/>
+      <w:pPr>
+        <w:tabs>
+          <w:tab w:val="num" w:pos="720"/>
+        </w:tabs>
+        <w:ind w:left="720" w:hanging="360"/>
+      </w:pPr>
+      <w:rPr>
+        <w:rFonts w:ascii="Symbol" w:hAnsi="Symbol" w:hint="default"/>
+        <w:sz w:val="20"/>
+      </w:rPr>
+    </w:lvl>
+    <w:lvl w:ilvl="1" w:tentative="1">
+      <w:start w:val="1"/>
+      <w:numFmt w:val="bullet"/>
+      <w:lvlText w:val="o"/>
+      <w:lvlJc w:val="left"/>
+      <w:pPr>
+        <w:tabs>
+          <w:tab w:val="num" w:pos="1440"/>
+        </w:tabs>
+        <w:ind w:left="1440" w:hanging="360"/>
+      </w:pPr>
+      <w:rPr>
+        <w:rFonts w:ascii="Courier New" w:hAnsi="Courier New" w:hint="default"/>
+        <w:sz w:val="20"/>
+      </w:rPr>
+    </w:lvl>
+    <w:lvl w:ilvl="2" w:tentative="1">
+      <w:start w:val="1"/>
+      <w:numFmt w:val="bullet"/>
+      <w:lvlText w:val=""/>
+      <w:lvlJc w:val="left"/>
+      <w:pPr>
+        <w:tabs>
+          <w:tab w:val="num" w:pos="2160"/>
+        </w:tabs>
+        <w:ind w:left="2160" w:hanging="360"/>
+      </w:pPr>
+      <w:rPr>
+        <w:rFonts w:ascii="Wingdings" w:hAnsi="Wingdings" w:hint="default"/>
+        <w:sz w:val="20"/>
+      </w:rPr>
+    </w:lvl>
+    <w:lvl w:ilvl="3" w:tentative="1">
+      <w:start w:val="1"/>
+      <w:numFmt w:val="bullet"/>
+      <w:lvlText w:val=""/>
+      <w:lvlJc w:val="left"/>
+      <w:pPr>
+        <w:tabs>
+          <w:tab w:val="num" w:pos="2880"/>
+        </w:tabs>
+        <w:ind w:left="2880" w:hanging="360"/>
+      </w:pPr>
+      <w:rPr>
+        <w:rFonts w:ascii="Wingdings" w:hAnsi="Wingdings" w:hint="default"/>
+        <w:sz w:val="20"/>
+      </w:rPr>
+    </w:lvl>
+    <w:lvl w:ilvl="4" w:tentative="1">
+      <w:start w:val="1"/>
+      <w:numFmt w:val="bullet"/>
+      <w:lvlText w:val=""/>
+      <w:lvlJc w:val="left"/>
+      <w:pPr>
+        <w:tabs>
+          <w:tab w:val="num" w:pos="3600"/>
+        </w:tabs>
+        <w:ind w:left="3600" w:hanging="360"/>
+      </w:pPr>
+      <w:rPr>
+        <w:rFonts w:ascii="Wingdings" w:hAnsi="Wingdings" w:hint="default"/>
+        <w:sz w:val="20"/>
+      </w:rPr>
+    </w:lvl>
+    <w:lvl w:ilvl="5" w:tentative="1">
+      <w:start w:val="1"/>
+      <w:numFmt w:val="bullet"/>
+      <w:lvlText w:val=""/>
+      <w:lvlJc w:val="left"/>
+      <w:pPr>
+        <w:tabs>
+          <w:tab w:val="num" w:pos="4320"/>
+        </w:tabs>
+        <w:ind w:left="4320" w:hanging="360"/>
+      </w:pPr>
+      <w:rPr>
+        <w:rFonts w:ascii="Wingdings" w:hAnsi="Wingdings" w:hint="default"/>
+        <w:sz w:val="20"/>
+      </w:rPr>
+    </w:lvl>
+    <w:lvl w:ilvl="6" w:tentative="1">
+      <w:start w:val="1"/>
+      <w:numFmt w:val="bullet"/>
+      <w:lvlText w:val=""/>
+      <w:lvlJc w:val="left"/>
+      <w:pPr>
+        <w:tabs>
+          <w:tab w:val="num" w:pos="5040"/>
+        </w:tabs>
+        <w:ind w:left="5040" w:hanging="360"/>
+      </w:pPr>
+      <w:rPr>
+        <w:rFonts w:ascii="Wingdings" w:hAnsi="Wingdings" w:hint="default"/>
+        <w:sz w:val="20"/>
+      </w:rPr>
+    </w:lvl>
+    <w:lvl w:ilvl="7" w:tentative="1">
+      <w:start w:val="1"/>
+      <w:numFmt w:val="bullet"/>
+      <w:lvlText w:val=""/>
+      <w:lvlJc w:val="left"/>
+      <w:pPr>
+        <w:tabs>
+          <w:tab w:val="num" w:pos="5760"/>
+        </w:tabs>
+        <w:ind w:left="5760" w:hanging="360"/>
+      </w:pPr>
+      <w:rPr>
+        <w:rFonts w:ascii="Wingdings" w:hAnsi="Wingdings" w:hint="default"/>
+        <w:sz w:val="20"/>
+      </w:rPr>
+    </w:lvl>
+    <w:lvl w:ilvl="8" w:tentative="1">
+      <w:start w:val="1"/>
+      <w:numFmt w:val="bullet"/>
+      <w:lvlText w:val=""/>
+      <w:lvlJc w:val="left"/>
+      <w:pPr>
+        <w:tabs>
+          <w:tab w:val="num" w:pos="6480"/>
+        </w:tabs>
+        <w:ind w:left="6480" w:hanging="360"/>
+      </w:pPr>
+      <w:rPr>
+        <w:rFonts w:ascii="Wingdings" w:hAnsi="Wingdings" w:hint="default"/>
+        <w:sz w:val="20"/>
+      </w:rPr>
+    </w:lvl>
+  </w:abstractNum>
+  <w:abstractNum w:abstractNumId="51" w15:restartNumberingAfterBreak="0">
     <w:nsid w:val="7DAE53B6"/>
     <w:multiLevelType w:val="hybridMultilevel"/>
     <w:tmpl w:val="6814476A"/>
@@ -11869,103 +16369,160 @@
     </w:lvl>
   </w:abstractNum>
   <w:num w:numId="1" w16cid:durableId="1582135572">
-    <w:abstractNumId w:val="23"/>
+    <w:abstractNumId w:val="35"/>
   </w:num>
   <w:num w:numId="2" w16cid:durableId="2057468626">
-    <w:abstractNumId w:val="15"/>
+    <w:abstractNumId w:val="22"/>
   </w:num>
   <w:num w:numId="3" w16cid:durableId="1949392099">
     <w:abstractNumId w:val="0"/>
   </w:num>
   <w:num w:numId="4" w16cid:durableId="198511549">
-    <w:abstractNumId w:val="3"/>
+    <w:abstractNumId w:val="7"/>
   </w:num>
   <w:num w:numId="5" w16cid:durableId="1842968671">
-    <w:abstractNumId w:val="26"/>
+    <w:abstractNumId w:val="39"/>
   </w:num>
   <w:num w:numId="6" w16cid:durableId="470947462">
-    <w:abstractNumId w:val="7"/>
+    <w:abstractNumId w:val="12"/>
   </w:num>
   <w:num w:numId="7" w16cid:durableId="2079284153">
-    <w:abstractNumId w:val="25"/>
+    <w:abstractNumId w:val="37"/>
   </w:num>
   <w:num w:numId="8" w16cid:durableId="1491140945">
-    <w:abstractNumId w:val="6"/>
+    <w:abstractNumId w:val="11"/>
   </w:num>
   <w:num w:numId="9" w16cid:durableId="1205484974">
-    <w:abstractNumId w:val="10"/>
+    <w:abstractNumId w:val="16"/>
   </w:num>
   <w:num w:numId="10" w16cid:durableId="1779059991">
+    <w:abstractNumId w:val="46"/>
+  </w:num>
+  <w:num w:numId="11" w16cid:durableId="74517482">
     <w:abstractNumId w:val="29"/>
   </w:num>
-  <w:num w:numId="11" w16cid:durableId="74517482">
-    <w:abstractNumId w:val="18"/>
-  </w:num>
   <w:num w:numId="12" w16cid:durableId="958874929">
-    <w:abstractNumId w:val="28"/>
+    <w:abstractNumId w:val="44"/>
   </w:num>
   <w:num w:numId="13" w16cid:durableId="1557617437">
-    <w:abstractNumId w:val="9"/>
+    <w:abstractNumId w:val="15"/>
   </w:num>
   <w:num w:numId="14" w16cid:durableId="98915985">
-    <w:abstractNumId w:val="17"/>
+    <w:abstractNumId w:val="27"/>
   </w:num>
   <w:num w:numId="15" w16cid:durableId="1984305904">
+    <w:abstractNumId w:val="30"/>
+  </w:num>
+  <w:num w:numId="16" w16cid:durableId="377632585">
     <w:abstractNumId w:val="19"/>
   </w:num>
-  <w:num w:numId="16" w16cid:durableId="377632585">
-    <w:abstractNumId w:val="12"/>
-  </w:num>
   <w:num w:numId="17" w16cid:durableId="596331401">
-    <w:abstractNumId w:val="13"/>
+    <w:abstractNumId w:val="20"/>
   </w:num>
   <w:num w:numId="18" w16cid:durableId="1519849405">
     <w:abstractNumId w:val="1"/>
   </w:num>
   <w:num w:numId="19" w16cid:durableId="1129470839">
-    <w:abstractNumId w:val="16"/>
+    <w:abstractNumId w:val="26"/>
   </w:num>
   <w:num w:numId="20" w16cid:durableId="1492258557">
+    <w:abstractNumId w:val="21"/>
+  </w:num>
+  <w:num w:numId="21" w16cid:durableId="76559357">
+    <w:abstractNumId w:val="13"/>
+  </w:num>
+  <w:num w:numId="22" w16cid:durableId="1291858245">
+    <w:abstractNumId w:val="31"/>
+  </w:num>
+  <w:num w:numId="23" w16cid:durableId="1320698242">
+    <w:abstractNumId w:val="4"/>
+  </w:num>
+  <w:num w:numId="24" w16cid:durableId="163059893">
+    <w:abstractNumId w:val="32"/>
+  </w:num>
+  <w:num w:numId="25" w16cid:durableId="1295208616">
+    <w:abstractNumId w:val="49"/>
+  </w:num>
+  <w:num w:numId="26" w16cid:durableId="2110347621">
+    <w:abstractNumId w:val="9"/>
+  </w:num>
+  <w:num w:numId="27" w16cid:durableId="1766268420">
+    <w:abstractNumId w:val="34"/>
+  </w:num>
+  <w:num w:numId="28" w16cid:durableId="409891156">
+    <w:abstractNumId w:val="17"/>
+  </w:num>
+  <w:num w:numId="29" w16cid:durableId="1294100946">
+    <w:abstractNumId w:val="8"/>
+  </w:num>
+  <w:num w:numId="30" w16cid:durableId="15860242">
+    <w:abstractNumId w:val="47"/>
+  </w:num>
+  <w:num w:numId="31" w16cid:durableId="1697848299">
+    <w:abstractNumId w:val="36"/>
+  </w:num>
+  <w:num w:numId="32" w16cid:durableId="1764297447">
+    <w:abstractNumId w:val="43"/>
+  </w:num>
+  <w:num w:numId="33" w16cid:durableId="803620821">
+    <w:abstractNumId w:val="51"/>
+  </w:num>
+  <w:num w:numId="34" w16cid:durableId="1144350191">
+    <w:abstractNumId w:val="28"/>
+  </w:num>
+  <w:num w:numId="35" w16cid:durableId="1562903394">
+    <w:abstractNumId w:val="40"/>
+  </w:num>
+  <w:num w:numId="36" w16cid:durableId="81461666">
+    <w:abstractNumId w:val="50"/>
+  </w:num>
+  <w:num w:numId="37" w16cid:durableId="198670067">
+    <w:abstractNumId w:val="38"/>
+  </w:num>
+  <w:num w:numId="38" w16cid:durableId="1445346330">
+    <w:abstractNumId w:val="18"/>
+  </w:num>
+  <w:num w:numId="39" w16cid:durableId="1086222723">
+    <w:abstractNumId w:val="42"/>
+  </w:num>
+  <w:num w:numId="40" w16cid:durableId="1060901579">
+    <w:abstractNumId w:val="48"/>
+  </w:num>
+  <w:num w:numId="41" w16cid:durableId="1681738915">
+    <w:abstractNumId w:val="25"/>
+  </w:num>
+  <w:num w:numId="42" w16cid:durableId="1901551919">
+    <w:abstractNumId w:val="33"/>
+  </w:num>
+  <w:num w:numId="43" w16cid:durableId="315189892">
+    <w:abstractNumId w:val="5"/>
+  </w:num>
+  <w:num w:numId="44" w16cid:durableId="2076273037">
+    <w:abstractNumId w:val="3"/>
+  </w:num>
+  <w:num w:numId="45" w16cid:durableId="2063867665">
+    <w:abstractNumId w:val="10"/>
+  </w:num>
+  <w:num w:numId="46" w16cid:durableId="1352342914">
+    <w:abstractNumId w:val="6"/>
+  </w:num>
+  <w:num w:numId="47" w16cid:durableId="708263049">
+    <w:abstractNumId w:val="24"/>
+  </w:num>
+  <w:num w:numId="48" w16cid:durableId="1893341343">
+    <w:abstractNumId w:val="45"/>
+  </w:num>
+  <w:num w:numId="49" w16cid:durableId="1031342869">
+    <w:abstractNumId w:val="23"/>
+  </w:num>
+  <w:num w:numId="50" w16cid:durableId="1641305641">
+    <w:abstractNumId w:val="41"/>
+  </w:num>
+  <w:num w:numId="51" w16cid:durableId="1156535538">
     <w:abstractNumId w:val="14"/>
   </w:num>
-  <w:num w:numId="21" w16cid:durableId="76559357">
-    <w:abstractNumId w:val="8"/>
-  </w:num>
-  <w:num w:numId="22" w16cid:durableId="1291858245">
-    <w:abstractNumId w:val="20"/>
-  </w:num>
-  <w:num w:numId="23" w16cid:durableId="1320698242">
+  <w:num w:numId="52" w16cid:durableId="1845246164">
     <w:abstractNumId w:val="2"/>
-  </w:num>
-  <w:num w:numId="24" w16cid:durableId="163059893">
-    <w:abstractNumId w:val="21"/>
-  </w:num>
-  <w:num w:numId="25" w16cid:durableId="1295208616">
-    <w:abstractNumId w:val="31"/>
-  </w:num>
-  <w:num w:numId="26" w16cid:durableId="2110347621">
-    <w:abstractNumId w:val="5"/>
-  </w:num>
-  <w:num w:numId="27" w16cid:durableId="1766268420">
-    <w:abstractNumId w:val="22"/>
-  </w:num>
-  <w:num w:numId="28" w16cid:durableId="409891156">
-    <w:abstractNumId w:val="11"/>
-  </w:num>
-  <w:num w:numId="29" w16cid:durableId="1294100946">
-    <w:abstractNumId w:val="4"/>
-  </w:num>
-  <w:num w:numId="30" w16cid:durableId="15860242">
-    <w:abstractNumId w:val="30"/>
-  </w:num>
-  <w:num w:numId="31" w16cid:durableId="1697848299">
-    <w:abstractNumId w:val="24"/>
-  </w:num>
-  <w:num w:numId="32" w16cid:durableId="1764297447">
-    <w:abstractNumId w:val="27"/>
-  </w:num>
-  <w:num w:numId="33" w16cid:durableId="803620821">
-    <w:abstractNumId w:val="32"/>
   </w:num>
 </w:numbering>
 </file>
@@ -12574,7 +17131,6 @@
   <w:style w:type="character" w:default="1" w:styleId="DefaultParagraphFont">
     <w:name w:val="Default Paragraph Font"/>
     <w:uiPriority w:val="1"/>
-    <w:semiHidden/>
     <w:unhideWhenUsed/>
   </w:style>
   <w:style w:type="table" w:default="1" w:styleId="TableNormal">

--- a/NOTES/3. SYSTEM_DESIGN.docx
+++ b/NOTES/3. SYSTEM_DESIGN.docx
@@ -2,7 +2,6 @@
 <file path=word/document.xml><?xml version="1.0" encoding="utf-8"?>
 <w:document xmlns:wpc="http://schemas.microsoft.com/office/word/2010/wordprocessingCanvas" xmlns:cx="http://schemas.microsoft.com/office/drawing/2014/chartex" xmlns:cx1="http://schemas.microsoft.com/office/drawing/2015/9/8/chartex" xmlns:cx2="http://schemas.microsoft.com/office/drawing/2015/10/21/chartex" xmlns:cx3="http://schemas.microsoft.com/office/drawing/2016/5/9/chartex" xmlns:cx4="http://schemas.microsoft.com/office/drawing/2016/5/10/chartex" xmlns:cx5="http://schemas.microsoft.com/office/drawing/2016/5/11/chartex" xmlns:cx6="http://schemas.microsoft.com/office/drawing/2016/5/12/chartex" xmlns:cx7="http://schemas.microsoft.com/office/drawing/2016/5/13/chartex" xmlns:cx8="http://schemas.microsoft.com/office/drawing/2016/5/14/chartex" xmlns:mc="http://schemas.openxmlformats.org/markup-compatibility/2006" xmlns:aink="http://schemas.microsoft.com/office/drawing/2016/ink" xmlns:am3d="http://schemas.microsoft.com/office/drawing/2017/model3d" xmlns:o="urn:schemas-microsoft-com:office:office" xmlns:oel="http://schemas.microsoft.com/office/2019/extlst" xmlns:r="http://schemas.openxmlformats.org/officeDocument/2006/relationships" xmlns:m="http://schemas.openxmlformats.org/officeDocument/2006/math" xmlns:v="urn:schemas-microsoft-com:vml" xmlns:wp14="http://schemas.microsoft.com/office/word/2010/wordprocessingDrawing" xmlns:wp="http://schemas.openxmlformats.org/drawingml/2006/wordprocessingDrawing" xmlns:w10="urn:schemas-microsoft-com:office:word" xmlns:w="http://schemas.openxmlformats.org/wordprocessingml/2006/main" xmlns:w14="http://schemas.microsoft.com/office/word/2010/wordml" xmlns:w15="http://schemas.microsoft.com/office/word/2012/wordml" xmlns:w16cex="http://schemas.microsoft.com/office/word/2018/wordml/cex" xmlns:w16cid="http://schemas.microsoft.com/office/word/2016/wordml/cid" xmlns:w16="http://schemas.microsoft.com/office/word/2018/wordml" xmlns:w16du="http://schemas.microsoft.com/office/word/2023/wordml/word16du" xmlns:w16sdtdh="http://schemas.microsoft.com/office/word/2020/wordml/sdtdatahash" xmlns:w16sdtfl="http://schemas.microsoft.com/office/word/2024/wordml/sdtformatlock" xmlns:w16se="http://schemas.microsoft.com/office/word/2015/wordml/symex" xmlns:wpg="http://schemas.microsoft.com/office/word/2010/wordprocessingGroup" xmlns:wpi="http://schemas.microsoft.com/office/word/2010/wordprocessingInk" xmlns:wne="http://schemas.microsoft.com/office/word/2006/wordml" xmlns:wps="http://schemas.microsoft.com/office/word/2010/wordprocessingShape" mc:Ignorable="w14 w15 w16se w16cid w16 w16cex w16sdtdh w16sdtfl w16du wp14">
   <w:body>
-    <w:p/>
     <w:p>
       <w:pPr>
         <w:rPr>
@@ -24,7 +23,6 @@
         <w:t>https://www.youtube.com/watch?v=TXJP0gzCXFQ</w:t>
       </w:r>
     </w:p>
-    <w:p/>
     <w:p>
       <w:pPr>
         <w:rPr>
@@ -50,7 +48,6 @@
         <w:t>The system should not slow down when traffic increases.</w:t>
       </w:r>
     </w:p>
-    <w:p/>
     <w:p>
       <w:pPr>
         <w:rPr>
@@ -100,28 +97,177 @@
         <w:t>Important for large applications</w:t>
       </w:r>
     </w:p>
+    <w:p>
+      <w:pPr>
+        <w:jc w:val="both"/>
+        <w:rPr>
+          <w:b/>
+          <w:bCs/>
+          <w:highlight w:val="yellow"/>
+        </w:rPr>
+      </w:pPr>
+    </w:p>
+    <w:p>
+      <w:pPr>
+        <w:jc w:val="both"/>
+        <w:rPr>
+          <w:b/>
+          <w:bCs/>
+        </w:rPr>
+      </w:pPr>
+      <w:r>
+        <w:rPr>
+          <w:b/>
+          <w:bCs/>
+          <w:highlight w:val="yellow"/>
+        </w:rPr>
+        <w:t>Q. Monolith vs Microservices simple explanation?</w:t>
+      </w:r>
+    </w:p>
+    <w:p>
+      <w:pPr>
+        <w:jc w:val="both"/>
+      </w:pPr>
+      <w:r>
+        <w:t>https://www.youtube.com/watch?v=rv4LlmLmVWk</w:t>
+      </w:r>
+    </w:p>
+    <w:p>
+      <w:pPr>
+        <w:jc w:val="both"/>
+        <w:rPr>
+          <w:b/>
+          <w:bCs/>
+          <w:highlight w:val="yellow"/>
+        </w:rPr>
+      </w:pPr>
+    </w:p>
+    <w:p>
+      <w:pPr>
+        <w:jc w:val="both"/>
+        <w:rPr>
+          <w:b/>
+          <w:bCs/>
+        </w:rPr>
+      </w:pPr>
+      <w:r>
+        <w:rPr>
+          <w:b/>
+          <w:bCs/>
+          <w:highlight w:val="yellow"/>
+        </w:rPr>
+        <w:t>Q. What is Load Balancer simple explanation?</w:t>
+      </w:r>
+    </w:p>
+    <w:p>
+      <w:pPr>
+        <w:jc w:val="both"/>
+      </w:pPr>
+      <w:r>
+        <w:t>https://www.youtube.com/watch?v=sCR3SAVdyCc</w:t>
+      </w:r>
+    </w:p>
+    <w:p>
+      <w:pPr>
+        <w:jc w:val="both"/>
+      </w:pPr>
+      <w:r>
+        <w:t xml:space="preserve">Load Balancer is used to distribute the </w:t>
+      </w:r>
+      <w:r>
+        <w:t>user’s</w:t>
+      </w:r>
+      <w:r>
+        <w:t xml:space="preserve"> requests (Load) among the multiple servers to handle it so that a single server should not be overloaded by upcoming </w:t>
+      </w:r>
+      <w:r>
+        <w:t>users’</w:t>
+      </w:r>
+      <w:r>
+        <w:t xml:space="preserve"> requests/traffic. So, it enhances the performance of our application. </w:t>
+      </w:r>
+      <w:r>
+        <w:t xml:space="preserve"> </w:t>
+      </w:r>
+      <w:r>
+        <w:t>It distributes the traffic in round robin fashion or randomly on the basis of some algorithm.</w:t>
+      </w:r>
+    </w:p>
+    <w:p>
+      <w:pPr>
+        <w:rPr>
+          <w:b/>
+          <w:bCs/>
+        </w:rPr>
+      </w:pPr>
+      <w:r>
+        <w:rPr>
+          <w:b/>
+          <w:bCs/>
+          <w:highlight w:val="yellow"/>
+        </w:rPr>
+        <w:t>Types: Round Robin, Least Connections?</w:t>
+      </w:r>
+    </w:p>
+    <w:p>
+      <w:r>
+        <w:t>https://www.youtube.com/watch?v=0suOpFXXAj0</w:t>
+      </w:r>
+    </w:p>
+    <w:p>
+      <w:pPr>
+        <w:rPr>
+          <w:b/>
+          <w:bCs/>
+        </w:rPr>
+      </w:pPr>
+      <w:r>
+        <w:rPr>
+          <w:b/>
+          <w:bCs/>
+          <w:highlight w:val="yellow"/>
+        </w:rPr>
+        <w:t>Difference between L4 vs L7?</w:t>
+      </w:r>
+    </w:p>
+    <w:p>
+      <w:r>
+        <w:t>https://www.youtube.com/watch?v=S4GsSTb4hxs&amp;t=209s</w:t>
+      </w:r>
+    </w:p>
+    <w:p>
+      <w:pPr>
+        <w:rPr>
+          <w:b/>
+          <w:bCs/>
+        </w:rPr>
+      </w:pPr>
+      <w:r>
+        <w:rPr>
+          <w:b/>
+          <w:bCs/>
+        </w:rPr>
+        <w:t>L4: Transport layer Load balancer = Network Load balancer</w:t>
+      </w:r>
+    </w:p>
+    <w:p>
+      <w:r>
+        <w:t>It handles traf</w:t>
+      </w:r>
+      <w:r>
+        <w:t>f</w:t>
+      </w:r>
+      <w:r>
+        <w:t xml:space="preserve">ic based on IP addresses and TCP/IP ports. It is used in </w:t>
+      </w:r>
+      <w:r>
+        <w:t>non-HTTP</w:t>
+      </w:r>
+      <w:r>
+        <w:t xml:space="preserve">/S traffic for internal network load balancing. </w:t>
+      </w:r>
+    </w:p>
     <w:p/>
-    <w:p>
-      <w:pPr>
-        <w:rPr>
-          <w:b/>
-          <w:bCs/>
-        </w:rPr>
-      </w:pPr>
-      <w:r>
-        <w:rPr>
-          <w:b/>
-          <w:bCs/>
-          <w:highlight w:val="yellow"/>
-        </w:rPr>
-        <w:t>Q. Monolith vs Microservices simple explanation?</w:t>
-      </w:r>
-    </w:p>
-    <w:p>
-      <w:r>
-        <w:t>https://www.youtube.com/watch?v=rv4LlmLmVWk</w:t>
-      </w:r>
-    </w:p>
     <w:p/>
     <w:p>
       <w:pPr>
@@ -134,132 +280,20 @@
         <w:rPr>
           <w:b/>
           <w:bCs/>
-          <w:highlight w:val="yellow"/>
-        </w:rPr>
-        <w:t>Q. What is Load Balancer simple explanation?</w:t>
-      </w:r>
-    </w:p>
-    <w:p>
-      <w:r>
-        <w:t>https://www.youtube.com/watch?v=sCR3SAVdyCc</w:t>
-      </w:r>
-    </w:p>
-    <w:p/>
-    <w:p>
-      <w:r>
-        <w:t xml:space="preserve">Load Balancer is used to distribute the </w:t>
-      </w:r>
-      <w:r>
-        <w:t>user’s</w:t>
-      </w:r>
-      <w:r>
-        <w:t xml:space="preserve"> requests (Load) among the multiple servers to handle it so that a single server should not be overloaded by upcoming </w:t>
-      </w:r>
-      <w:proofErr w:type="gramStart"/>
-      <w:r>
-        <w:t>users</w:t>
-      </w:r>
-      <w:proofErr w:type="gramEnd"/>
-      <w:r>
-        <w:t xml:space="preserve"> requests/traffic. So, it enhances the performance of our application. </w:t>
-      </w:r>
-    </w:p>
-    <w:p>
-      <w:r>
-        <w:t>It distributes the traffic in round robin fashion or randomly on the basis of some algorithm.</w:t>
-      </w:r>
-    </w:p>
-    <w:p/>
-    <w:p>
-      <w:pPr>
-        <w:rPr>
-          <w:b/>
-          <w:bCs/>
-        </w:rPr>
-      </w:pPr>
-      <w:r>
-        <w:rPr>
-          <w:b/>
-          <w:bCs/>
-          <w:highlight w:val="yellow"/>
-        </w:rPr>
-        <w:t>Types: Round Robin, Least Connections?</w:t>
-      </w:r>
-    </w:p>
-    <w:p>
-      <w:r>
-        <w:t>https://www.youtube.com/watch?v=0suOpFXXAj0</w:t>
-      </w:r>
-    </w:p>
-    <w:p/>
-    <w:p>
-      <w:pPr>
-        <w:rPr>
-          <w:b/>
-          <w:bCs/>
-        </w:rPr>
-      </w:pPr>
-      <w:r>
-        <w:rPr>
-          <w:b/>
-          <w:bCs/>
-          <w:highlight w:val="yellow"/>
         </w:rPr>
         <w:lastRenderedPageBreak/>
-        <w:t>Difference between L4 vs L7?</w:t>
-      </w:r>
-    </w:p>
-    <w:p>
-      <w:r>
-        <w:t>https://www.youtube.com/watch?v=S4GsSTb4hxs&amp;t=209s</w:t>
-      </w:r>
-    </w:p>
-    <w:p/>
-    <w:p>
-      <w:r>
-        <w:t>L4: Transport layer Load balancer = Network Load balancer</w:t>
-      </w:r>
-    </w:p>
-    <w:p>
-      <w:r>
-        <w:t xml:space="preserve">It handles </w:t>
-      </w:r>
-      <w:proofErr w:type="spellStart"/>
-      <w:r>
-        <w:t>trafiic</w:t>
-      </w:r>
-      <w:proofErr w:type="spellEnd"/>
-      <w:r>
-        <w:t xml:space="preserve"> based on IP addresses and TCP/IP ports. It is used in </w:t>
-      </w:r>
-      <w:proofErr w:type="spellStart"/>
-      <w:proofErr w:type="gramStart"/>
-      <w:r>
-        <w:t>non HTTP</w:t>
-      </w:r>
-      <w:proofErr w:type="spellEnd"/>
-      <w:proofErr w:type="gramEnd"/>
-      <w:r>
-        <w:t xml:space="preserve">/S traffic for internal network load balancing. </w:t>
-      </w:r>
-    </w:p>
-    <w:p/>
-    <w:p>
-      <w:r>
         <w:t>L7: Application layer Load balancer = Application Load balancer</w:t>
       </w:r>
     </w:p>
     <w:p>
       <w:r>
-        <w:t xml:space="preserve">It handles </w:t>
-      </w:r>
-      <w:proofErr w:type="spellStart"/>
-      <w:r>
-        <w:t>trafiic</w:t>
-      </w:r>
-      <w:proofErr w:type="spellEnd"/>
-      <w:r>
-        <w:t xml:space="preserve"> based on the content of the message. It is used in HTTP/S traffic.</w:t>
+        <w:t>It handles traf</w:t>
+      </w:r>
+      <w:r>
+        <w:t>f</w:t>
+      </w:r>
+      <w:r>
+        <w:t>ic based on the content of the message. It is used in HTTP/S traffic.</w:t>
       </w:r>
     </w:p>
     <w:p/>
@@ -333,394 +367,421 @@
         <w:rPr>
           <w:b/>
           <w:bCs/>
+        </w:rPr>
+      </w:pPr>
+      <w:r>
+        <w:rPr>
+          <w:b/>
+          <w:bCs/>
           <w:highlight w:val="yellow"/>
         </w:rPr>
-      </w:pPr>
-    </w:p>
-    <w:p>
-      <w:pPr>
+        <w:t>Q. What is Caching in System Design simple explanation?</w:t>
+      </w:r>
+    </w:p>
+    <w:p>
+      <w:r>
+        <w:t>https://www.youtube.com/watch?v=xBTGln828Ps</w:t>
+      </w:r>
+    </w:p>
+    <w:p>
+      <w:pPr>
+        <w:rPr>
+          <w:b/>
+          <w:bCs/>
+        </w:rPr>
+      </w:pPr>
+      <w:r>
+        <w:rPr>
+          <w:b/>
+          <w:bCs/>
+        </w:rPr>
+        <w:t>Caching (System Design)</w:t>
+      </w:r>
+    </w:p>
+    <w:p>
+      <w:r>
+        <w:t>- Caching is a technique to store frequently used data temporarily</w:t>
+      </w:r>
+    </w:p>
+    <w:p>
+      <w:r>
+        <w:t>- It helps reduce latency and improves performance</w:t>
+      </w:r>
+    </w:p>
+    <w:p>
+      <w:r>
+        <w:t>How it works:</w:t>
+      </w:r>
+    </w:p>
+    <w:p>
+      <w:r>
+        <w:t>- First request → fetch from DB/server (slow)</w:t>
+      </w:r>
+    </w:p>
+    <w:p>
+      <w:r>
+        <w:t>- Response stored in cache</w:t>
+      </w:r>
+    </w:p>
+    <w:p>
+      <w:r>
+        <w:t>- Next requests → served from cache (fast)</w:t>
+      </w:r>
+    </w:p>
+    <w:p>
+      <w:r>
+        <w:t>- When data updates → cache is invalidated/updated</w:t>
+      </w:r>
+    </w:p>
+    <w:p/>
+    <w:p>
+      <w:r>
+        <w:lastRenderedPageBreak/>
+        <w:t>What can be cached:</w:t>
+      </w:r>
+    </w:p>
+    <w:p>
+      <w:r>
+        <w:t>- API responses</w:t>
+      </w:r>
+    </w:p>
+    <w:p>
+      <w:r>
+        <w:t>- Database query results</w:t>
+      </w:r>
+    </w:p>
+    <w:p>
+      <w:r>
+        <w:t>- Images, HTML, CSS</w:t>
+      </w:r>
+    </w:p>
+    <w:p/>
+    <w:p>
+      <w:pPr>
+        <w:rPr>
+          <w:b/>
+          <w:bCs/>
+        </w:rPr>
+      </w:pPr>
+      <w:r>
+        <w:rPr>
+          <w:b/>
+          <w:bCs/>
+        </w:rPr>
+        <w:t>Types of Cache:</w:t>
+      </w:r>
+    </w:p>
+    <w:p>
+      <w:r>
+        <w:t>1. In-Memory/Local Cache</w:t>
+      </w:r>
+    </w:p>
+    <w:p>
+      <w:r>
+        <w:t>- Stored inside application/server memory</w:t>
+      </w:r>
+    </w:p>
+    <w:p>
+      <w:r>
+        <w:t>- Very fast</w:t>
+      </w:r>
+    </w:p>
+    <w:p>
+      <w:r>
+        <w:t>- Example: Memcached</w:t>
+      </w:r>
+    </w:p>
+    <w:p/>
+    <w:p>
+      <w:r>
+        <w:t>2. Distributed Cache</w:t>
+      </w:r>
+    </w:p>
+    <w:p>
+      <w:r>
+        <w:t>- Shared across multiple servers</w:t>
+      </w:r>
+    </w:p>
+    <w:p>
+      <w:r>
+        <w:t>- Used in scalable systems</w:t>
+      </w:r>
+    </w:p>
+    <w:p>
+      <w:r>
+        <w:t>- Example: Redis</w:t>
+      </w:r>
+    </w:p>
+    <w:p/>
+    <w:p>
+      <w:r>
+        <w:t>When to use:</w:t>
+      </w:r>
+    </w:p>
+    <w:p>
+      <w:r>
+        <w:t>- Read-heavy systems</w:t>
+      </w:r>
+    </w:p>
+    <w:p>
+      <w:r>
+        <w:t>- Frequently accessed data</w:t>
+      </w:r>
+    </w:p>
+    <w:p>
+      <w:r>
+        <w:t>- Mostly static or rarely changing data</w:t>
+      </w:r>
+    </w:p>
+    <w:p/>
+    <w:p>
+      <w:r>
+        <w:t>CDN (Content Delivery Network):</w:t>
+      </w:r>
+    </w:p>
+    <w:p>
+      <w:r>
+        <w:t>- Stores static content closer to users geographically</w:t>
+      </w:r>
+    </w:p>
+    <w:p>
+      <w:r>
+        <w:t>- Reduces latency</w:t>
+      </w:r>
+    </w:p>
+    <w:p/>
+    <w:p>
+      <w:r>
+        <w:t>Example:</w:t>
+      </w:r>
+    </w:p>
+    <w:p>
+      <w:r>
+        <w:t>- User in India gets data from India server instead of USA</w:t>
+      </w:r>
+    </w:p>
+    <w:p/>
+    <w:p>
+      <w:r>
+        <w:lastRenderedPageBreak/>
+        <w:t>Caching is a technique to store frequently accessed data temporarily so that future requests can be served faster instead of hitting the database again.</w:t>
+      </w:r>
+    </w:p>
+    <w:p/>
+    <w:p>
+      <w:pPr>
+        <w:rPr>
+          <w:b/>
+          <w:bCs/>
+        </w:rPr>
+      </w:pPr>
+      <w:r>
         <w:rPr>
           <w:b/>
           <w:bCs/>
           <w:highlight w:val="yellow"/>
         </w:rPr>
-      </w:pPr>
-    </w:p>
-    <w:p>
-      <w:pPr>
-        <w:rPr>
-          <w:b/>
-          <w:bCs/>
-          <w:highlight w:val="yellow"/>
-        </w:rPr>
-      </w:pPr>
-    </w:p>
-    <w:p>
-      <w:pPr>
-        <w:rPr>
-          <w:b/>
-          <w:bCs/>
-          <w:highlight w:val="yellow"/>
-        </w:rPr>
-      </w:pPr>
-    </w:p>
-    <w:p>
-      <w:pPr>
-        <w:rPr>
-          <w:b/>
-          <w:bCs/>
-          <w:highlight w:val="yellow"/>
-        </w:rPr>
-      </w:pPr>
-    </w:p>
-    <w:p>
-      <w:pPr>
-        <w:rPr>
-          <w:b/>
-          <w:bCs/>
-        </w:rPr>
-      </w:pPr>
-      <w:r>
-        <w:rPr>
-          <w:b/>
-          <w:bCs/>
-          <w:highlight w:val="yellow"/>
-        </w:rPr>
-        <w:t>Q. What is Caching in System Design simple explanation?</w:t>
-      </w:r>
-    </w:p>
-    <w:p>
-      <w:r>
-        <w:t>https://www.youtube.com/watch?v=xBTGln828Ps</w:t>
+        <w:t>Q. What is Database Indexing simple explanation?</w:t>
+      </w:r>
+    </w:p>
+    <w:p>
+      <w:r>
+        <w:t>https://www.youtube.com/watch?v=xXtig5uLQS4</w:t>
       </w:r>
     </w:p>
     <w:p/>
     <w:p>
       <w:pPr>
-        <w:rPr>
-          <w:b/>
-          <w:bCs/>
-        </w:rPr>
-      </w:pPr>
-      <w:r>
-        <w:rPr>
-          <w:b/>
-          <w:bCs/>
-        </w:rPr>
-        <w:t>Caching (System Design)</w:t>
-      </w:r>
-    </w:p>
-    <w:p>
-      <w:r>
-        <w:t>- Caching is a technique to store frequently used data temporarily</w:t>
-      </w:r>
-    </w:p>
-    <w:p>
-      <w:r>
-        <w:t>- It helps reduce latency and improves performance</w:t>
+        <w:jc w:val="both"/>
+      </w:pPr>
+      <w:r>
+        <w:t>“Indexing is a technique used to improve query performance by creating a data structure on specific columns, allowing the database to quickly locate rows instead of scanning the entire table.”</w:t>
+      </w:r>
+    </w:p>
+    <w:p>
+      <w:pPr>
+        <w:jc w:val="both"/>
+      </w:pPr>
+      <w:r>
+        <w:t>- Indexing is a technique to improve the speed of data retrieval</w:t>
+      </w:r>
+    </w:p>
+    <w:p>
+      <w:pPr>
+        <w:jc w:val="both"/>
+      </w:pPr>
+      <w:r>
+        <w:t>- It helps avoid full table scan</w:t>
+      </w:r>
+    </w:p>
+    <w:p>
+      <w:pPr>
+        <w:jc w:val="both"/>
+        <w:rPr>
+          <w:b/>
+          <w:bCs/>
+        </w:rPr>
+      </w:pPr>
+      <w:r>
+        <w:rPr>
+          <w:b/>
+          <w:bCs/>
+        </w:rPr>
+        <w:t>How it works:</w:t>
+      </w:r>
+    </w:p>
+    <w:p>
+      <w:pPr>
+        <w:jc w:val="both"/>
+      </w:pPr>
+      <w:r>
+        <w:t>- Without index → database scans each row (slow)</w:t>
+      </w:r>
+    </w:p>
+    <w:p>
+      <w:pPr>
+        <w:jc w:val="both"/>
+      </w:pPr>
+      <w:r>
+        <w:t>- With index → database uses a data structure (like B-Tree) to find data quickly</w:t>
+      </w:r>
+    </w:p>
+    <w:p>
+      <w:pPr>
+        <w:jc w:val="both"/>
+        <w:rPr>
+          <w:b/>
+          <w:bCs/>
+        </w:rPr>
+      </w:pPr>
+      <w:r>
+        <w:rPr>
+          <w:b/>
+          <w:bCs/>
+        </w:rPr>
+        <w:t>Key Points:</w:t>
+      </w:r>
+    </w:p>
+    <w:p>
+      <w:pPr>
+        <w:jc w:val="both"/>
+      </w:pPr>
+      <w:r>
+        <w:t>- Created on column(s) used in WHERE, JOIN, ORDER BY</w:t>
+      </w:r>
+    </w:p>
+    <w:p>
+      <w:pPr>
+        <w:jc w:val="both"/>
+      </w:pPr>
+      <w:r>
+        <w:t>- Improves read/query performance</w:t>
+      </w:r>
+    </w:p>
+    <w:p>
+      <w:pPr>
+        <w:jc w:val="both"/>
+      </w:pPr>
+      <w:r>
+        <w:t>- Uses extra storage</w:t>
+      </w:r>
+    </w:p>
+    <w:p>
+      <w:pPr>
+        <w:rPr>
+          <w:b/>
+          <w:bCs/>
+        </w:rPr>
+      </w:pPr>
+      <w:r>
+        <w:rPr>
+          <w:b/>
+          <w:bCs/>
+        </w:rPr>
+        <w:t>Trade-offs:</w:t>
+      </w:r>
+    </w:p>
+    <w:p>
+      <w:r>
+        <w:t>- Slows down INSERT, UPDATE, DELETE (because index also needs update)</w:t>
+      </w:r>
+    </w:p>
+    <w:p>
+      <w:pPr>
+        <w:rPr>
+          <w:b/>
+          <w:bCs/>
+        </w:rPr>
+      </w:pPr>
+      <w:r>
+        <w:rPr>
+          <w:b/>
+          <w:bCs/>
+        </w:rPr>
+        <w:t>When to use:</w:t>
+      </w:r>
+    </w:p>
+    <w:p>
+      <w:r>
+        <w:t>- Large tables</w:t>
+      </w:r>
+    </w:p>
+    <w:p>
+      <w:r>
+        <w:t>- Read-heavy systems</w:t>
+      </w:r>
+    </w:p>
+    <w:p>
+      <w:r>
+        <w:t>- Frequently searched columns</w:t>
       </w:r>
     </w:p>
     <w:p/>
     <w:p>
-      <w:r>
-        <w:t>How it works:</w:t>
-      </w:r>
-    </w:p>
-    <w:p>
-      <w:r>
-        <w:t>- First request → fetch from DB/server (slow)</w:t>
-      </w:r>
-    </w:p>
-    <w:p>
-      <w:r>
-        <w:t>- Response stored in cache</w:t>
-      </w:r>
-    </w:p>
-    <w:p>
-      <w:r>
-        <w:t>- Next requests → served from cache (fast)</w:t>
-      </w:r>
-    </w:p>
-    <w:p>
-      <w:r>
-        <w:t>- When data updates → cache is invalidated/updated</w:t>
+      <w:pPr>
+        <w:rPr>
+          <w:b/>
+          <w:bCs/>
+        </w:rPr>
+      </w:pPr>
+      <w:r>
+        <w:rPr>
+          <w:b/>
+          <w:bCs/>
+        </w:rPr>
+        <w:t>When NOT to use:</w:t>
+      </w:r>
+    </w:p>
+    <w:p>
+      <w:r>
+        <w:t>- Small tables</w:t>
+      </w:r>
+    </w:p>
+    <w:p>
+      <w:r>
+        <w:t>- Write-heavy systems</w:t>
       </w:r>
     </w:p>
     <w:p/>
     <w:p>
-      <w:r>
-        <w:t>What can be cached:</w:t>
-      </w:r>
-    </w:p>
-    <w:p>
-      <w:r>
-        <w:t>- API responses</w:t>
-      </w:r>
-    </w:p>
-    <w:p>
-      <w:r>
-        <w:t>- Database query results</w:t>
-      </w:r>
-    </w:p>
-    <w:p>
-      <w:r>
-        <w:t>- Images, HTML, CSS</w:t>
-      </w:r>
-    </w:p>
-    <w:p/>
-    <w:p>
-      <w:pPr>
-        <w:rPr>
-          <w:b/>
-          <w:bCs/>
-        </w:rPr>
-      </w:pPr>
-      <w:r>
-        <w:rPr>
-          <w:b/>
-          <w:bCs/>
-        </w:rPr>
-        <w:t>Types of Cache:</w:t>
-      </w:r>
-    </w:p>
-    <w:p>
-      <w:r>
-        <w:t>1. In-Memory / Local Cache</w:t>
-      </w:r>
-    </w:p>
-    <w:p>
-      <w:r>
-        <w:t>- Stored inside application/server memory</w:t>
-      </w:r>
-    </w:p>
-    <w:p>
-      <w:r>
-        <w:t>- Very fast</w:t>
-      </w:r>
-    </w:p>
-    <w:p>
-      <w:r>
-        <w:t>- Example: Memcached</w:t>
-      </w:r>
-    </w:p>
-    <w:p/>
-    <w:p>
-      <w:r>
-        <w:t>2. Distributed Cache</w:t>
-      </w:r>
-    </w:p>
-    <w:p>
-      <w:r>
-        <w:t>- Shared across multiple servers</w:t>
-      </w:r>
-    </w:p>
-    <w:p>
-      <w:r>
-        <w:t>- Used in scalable systems</w:t>
-      </w:r>
-    </w:p>
-    <w:p>
-      <w:r>
+      <w:pPr>
+        <w:rPr>
+          <w:b/>
+          <w:bCs/>
+        </w:rPr>
+      </w:pPr>
+      <w:r>
+        <w:rPr>
+          <w:b/>
+          <w:bCs/>
+        </w:rPr>
         <w:lastRenderedPageBreak/>
-        <w:t>- Example: Redis</w:t>
-      </w:r>
-    </w:p>
-    <w:p/>
-    <w:p>
-      <w:r>
-        <w:t>When to use:</w:t>
-      </w:r>
-    </w:p>
-    <w:p>
-      <w:r>
-        <w:t>- Read-heavy systems</w:t>
-      </w:r>
-    </w:p>
-    <w:p>
-      <w:r>
-        <w:t>- Frequently accessed data</w:t>
-      </w:r>
-    </w:p>
-    <w:p>
-      <w:r>
-        <w:t>- Mostly static or rarely changing data</w:t>
-      </w:r>
-    </w:p>
-    <w:p/>
-    <w:p>
-      <w:r>
-        <w:t>CDN (Content Delivery Network):</w:t>
-      </w:r>
-    </w:p>
-    <w:p>
-      <w:r>
-        <w:t>- Stores static content closer to users geographically</w:t>
-      </w:r>
-    </w:p>
-    <w:p>
-      <w:r>
-        <w:t>- Reduces latency</w:t>
-      </w:r>
-    </w:p>
-    <w:p/>
-    <w:p>
-      <w:r>
         <w:t>Example:</w:t>
       </w:r>
     </w:p>
     <w:p>
       <w:r>
-        <w:t>- User in India gets data from India server instead of USA</w:t>
-      </w:r>
-    </w:p>
-    <w:p/>
-    <w:p>
-      <w:r>
-        <w:t>Caching is a technique to store frequently accessed data temporarily so that future requests can be served faster instead of hitting the database again.</w:t>
-      </w:r>
-    </w:p>
-    <w:p/>
-    <w:p>
-      <w:pPr>
-        <w:rPr>
-          <w:b/>
-          <w:bCs/>
-        </w:rPr>
-      </w:pPr>
-      <w:r>
-        <w:rPr>
-          <w:b/>
-          <w:bCs/>
-          <w:highlight w:val="yellow"/>
-        </w:rPr>
-        <w:t>Q. What is Database Indexing simple explanation?</w:t>
-      </w:r>
-    </w:p>
-    <w:p>
-      <w:r>
-        <w:t>https://www.youtube.com/watch?v=xXtig5uLQS4</w:t>
-      </w:r>
-    </w:p>
-    <w:p/>
-    <w:p>
-      <w:r>
-        <w:t>“Indexing is a technique used to improve query performance by creating a data structure on specific columns, allowing the database to quickly locate rows instead of scanning the entire table.”</w:t>
-      </w:r>
-    </w:p>
-    <w:p/>
-    <w:p>
-      <w:r>
-        <w:t>- Indexing is a technique to improve the speed of data retrieval</w:t>
-      </w:r>
-    </w:p>
-    <w:p>
-      <w:r>
-        <w:t>- It helps avoid full table scan</w:t>
-      </w:r>
-    </w:p>
-    <w:p/>
-    <w:p>
-      <w:r>
-        <w:t>How it works:</w:t>
-      </w:r>
-    </w:p>
-    <w:p>
-      <w:r>
-        <w:t>- Without index → database scans each row (slow)</w:t>
-      </w:r>
-    </w:p>
-    <w:p>
-      <w:r>
-        <w:lastRenderedPageBreak/>
-        <w:t>- With index → database uses a data structure (like B-Tree) to find data quickly</w:t>
-      </w:r>
-    </w:p>
-    <w:p/>
-    <w:p>
-      <w:r>
-        <w:t>Key Points:</w:t>
-      </w:r>
-    </w:p>
-    <w:p>
-      <w:r>
-        <w:t>- Created on column(s) used in WHERE, JOIN, ORDER BY</w:t>
-      </w:r>
-    </w:p>
-    <w:p>
-      <w:r>
-        <w:t>- Improves read/query performance</w:t>
-      </w:r>
-    </w:p>
-    <w:p>
-      <w:r>
-        <w:t>- Uses extra storage</w:t>
-      </w:r>
-    </w:p>
-    <w:p/>
-    <w:p>
-      <w:r>
-        <w:t>Trade-offs:</w:t>
-      </w:r>
-    </w:p>
-    <w:p>
-      <w:r>
-        <w:t>- Slows down INSERT, UPDATE, DELETE (because index also needs update)</w:t>
-      </w:r>
-    </w:p>
-    <w:p/>
-    <w:p>
-      <w:r>
-        <w:t>When to use:</w:t>
-      </w:r>
-    </w:p>
-    <w:p>
-      <w:r>
-        <w:t>- Large tables</w:t>
-      </w:r>
-    </w:p>
-    <w:p>
-      <w:r>
-        <w:t>- Read-heavy systems</w:t>
-      </w:r>
-    </w:p>
-    <w:p>
-      <w:r>
-        <w:t>- Frequently searched columns</w:t>
-      </w:r>
-    </w:p>
-    <w:p/>
-    <w:p>
-      <w:r>
-        <w:t>When NOT to use:</w:t>
-      </w:r>
-    </w:p>
-    <w:p>
-      <w:r>
-        <w:t>- Small tables</w:t>
-      </w:r>
-    </w:p>
-    <w:p>
-      <w:r>
-        <w:t>- Write-heavy systems</w:t>
-      </w:r>
-    </w:p>
-    <w:p/>
-    <w:p>
-      <w:r>
-        <w:t>Example:</w:t>
-      </w:r>
-    </w:p>
-    <w:p>
-      <w:r>
-        <w:t xml:space="preserve">- Searching </w:t>
-      </w:r>
-      <w:proofErr w:type="spellStart"/>
-      <w:r>
-        <w:t>netWorth</w:t>
-      </w:r>
-      <w:proofErr w:type="spellEnd"/>
-      <w:r>
-        <w:t xml:space="preserve"> = 4000</w:t>
+        <w:t>- Searching netWorth = 4000</w:t>
       </w:r>
     </w:p>
     <w:p>
@@ -733,20 +794,32 @@
         <w:t>- With index → fast lookup using index structure</w:t>
       </w:r>
     </w:p>
-    <w:p/>
-    <w:p/>
-    <w:p/>
-    <w:p/>
-    <w:p/>
-    <w:p/>
-    <w:p>
-      <w:r>
+    <w:p>
+      <w:pPr>
+        <w:rPr>
+          <w:b/>
+          <w:bCs/>
+        </w:rPr>
+      </w:pPr>
+      <w:r>
+        <w:rPr>
+          <w:b/>
+          <w:bCs/>
+        </w:rPr>
         <w:t xml:space="preserve">Types of </w:t>
       </w:r>
       <w:r>
+        <w:rPr>
+          <w:b/>
+          <w:bCs/>
+        </w:rPr>
         <w:t>indexes</w:t>
       </w:r>
       <w:r>
+        <w:rPr>
+          <w:b/>
+          <w:bCs/>
+        </w:rPr>
         <w:t xml:space="preserve"> (just awareness):</w:t>
       </w:r>
     </w:p>
@@ -790,6 +863,7 @@
     <w:p/>
     <w:p>
       <w:pPr>
+        <w:jc w:val="both"/>
         <w:rPr>
           <w:b/>
           <w:bCs/>
@@ -805,16 +879,25 @@
       </w:r>
     </w:p>
     <w:p>
+      <w:pPr>
+        <w:jc w:val="both"/>
+      </w:pPr>
       <w:r>
         <w:t xml:space="preserve">What is sharding? </w:t>
       </w:r>
     </w:p>
     <w:p>
+      <w:pPr>
+        <w:jc w:val="both"/>
+      </w:pPr>
       <w:r>
         <w:t xml:space="preserve">Why not a single DB for large systems? </w:t>
       </w:r>
     </w:p>
     <w:p>
+      <w:pPr>
+        <w:jc w:val="both"/>
+      </w:pPr>
       <w:r>
         <w:t xml:space="preserve">Sharding strategies: </w:t>
       </w:r>
@@ -825,6 +908,7 @@
           <w:ilvl w:val="0"/>
           <w:numId w:val="3"/>
         </w:numPr>
+        <w:jc w:val="both"/>
       </w:pPr>
       <w:r>
         <w:t xml:space="preserve">Range-based </w:t>
@@ -836,33 +920,48 @@
           <w:ilvl w:val="0"/>
           <w:numId w:val="3"/>
         </w:numPr>
+        <w:jc w:val="both"/>
       </w:pPr>
       <w:r>
         <w:t xml:space="preserve">Hash-based </w:t>
       </w:r>
     </w:p>
     <w:p>
+      <w:pPr>
+        <w:jc w:val="both"/>
+      </w:pPr>
       <w:r>
         <w:t>Basic pros/cons (hotspots, complexity)</w:t>
       </w:r>
     </w:p>
-    <w:p/>
-    <w:p>
+    <w:p>
+      <w:pPr>
+        <w:jc w:val="both"/>
+      </w:pPr>
       <w:r>
         <w:t>https://www.youtube.com/watch?v=YCb-tDQWrXk</w:t>
       </w:r>
     </w:p>
     <w:p>
+      <w:pPr>
+        <w:jc w:val="both"/>
+      </w:pPr>
       <w:r>
         <w:t>https://www.youtube.com/watch?v=arUpleGFdt4</w:t>
       </w:r>
     </w:p>
     <w:p>
+      <w:pPr>
+        <w:jc w:val="both"/>
+      </w:pPr>
       <w:r>
         <w:t>https://www.youtube.com/watch?v=avepna2q9w0</w:t>
       </w:r>
     </w:p>
     <w:p>
+      <w:pPr>
+        <w:jc w:val="both"/>
+      </w:pPr>
       <w:hyperlink r:id="rId6" w:history="1">
         <w:r>
           <w:rPr>
@@ -877,7 +976,6 @@
       <w:r>
         <w:t xml:space="preserve"> Suppose, we have an </w:t>
       </w:r>
-      <w:proofErr w:type="gramStart"/>
       <w:r>
         <w:rPr>
           <w:b/>
@@ -885,7 +983,6 @@
         </w:rPr>
         <w:t>Employees</w:t>
       </w:r>
-      <w:proofErr w:type="gramEnd"/>
       <w:r>
         <w:t xml:space="preserve"> table having the columns and rows.</w:t>
       </w:r>
@@ -912,11 +1009,9 @@
             <w:tcW w:w="1041" w:type="dxa"/>
           </w:tcPr>
           <w:p>
-            <w:proofErr w:type="spellStart"/>
             <w:r>
               <w:t>EmpId</w:t>
             </w:r>
-            <w:proofErr w:type="spellEnd"/>
           </w:p>
         </w:tc>
         <w:tc>
@@ -1237,40 +1332,19 @@
         </w:tc>
       </w:tr>
     </w:tbl>
-    <w:p/>
     <w:p>
       <w:pPr>
         <w:tabs>
           <w:tab w:val="num" w:pos="1440"/>
         </w:tabs>
-        <w:rPr>
-          <w:b/>
-          <w:bCs/>
-        </w:rPr>
-      </w:pPr>
-    </w:p>
-    <w:p>
-      <w:pPr>
-        <w:tabs>
-          <w:tab w:val="num" w:pos="1440"/>
-        </w:tabs>
-        <w:rPr>
-          <w:b/>
-          <w:bCs/>
-        </w:rPr>
-      </w:pPr>
-    </w:p>
-    <w:p>
-      <w:pPr>
-        <w:tabs>
-          <w:tab w:val="num" w:pos="1440"/>
-        </w:tabs>
-      </w:pPr>
-      <w:r>
-        <w:rPr>
-          <w:b/>
-          <w:bCs/>
-        </w:rPr>
+        <w:jc w:val="both"/>
+      </w:pPr>
+      <w:r>
+        <w:rPr>
+          <w:b/>
+          <w:bCs/>
+        </w:rPr>
+        <w:lastRenderedPageBreak/>
         <w:t>Vertic</w:t>
       </w:r>
       <w:r>
@@ -1311,17 +1385,10 @@
           <w:tab w:val="num" w:pos="1440"/>
           <w:tab w:val="num" w:pos="2160"/>
         </w:tabs>
-      </w:pPr>
-      <w:r>
-        <w:t xml:space="preserve">Splitting a table by columns, where different columns are stored in separate tables (or sometimes separate services), usually linked by a common key (e.g., </w:t>
-      </w:r>
-      <w:proofErr w:type="spellStart"/>
-      <w:r>
-        <w:t>EmpId</w:t>
-      </w:r>
-      <w:proofErr w:type="spellEnd"/>
-      <w:r>
-        <w:t>).</w:t>
+        <w:jc w:val="both"/>
+      </w:pPr>
+      <w:r>
+        <w:t>Splitting a table by columns, where different columns are stored in separate tables (or sometimes separate services), usually linked by a common key (e.g., EmpId).</w:t>
       </w:r>
       <w:r>
         <w:t xml:space="preserve"> For e</w:t>
@@ -1336,17 +1403,10 @@
           <w:tab w:val="num" w:pos="1440"/>
           <w:tab w:val="num" w:pos="2160"/>
         </w:tabs>
-      </w:pPr>
-      <w:r>
-        <w:t xml:space="preserve">Table1: </w:t>
-      </w:r>
-      <w:proofErr w:type="spellStart"/>
-      <w:r>
-        <w:t>EmpId</w:t>
-      </w:r>
-      <w:proofErr w:type="spellEnd"/>
-      <w:r>
-        <w:t>, Name</w:t>
+        <w:jc w:val="both"/>
+      </w:pPr>
+      <w:r>
+        <w:t>Table1: EmpId, Name</w:t>
       </w:r>
     </w:p>
     <w:p>
@@ -1355,28 +1415,25 @@
           <w:tab w:val="num" w:pos="1440"/>
           <w:tab w:val="num" w:pos="2160"/>
         </w:tabs>
-      </w:pPr>
-      <w:r>
-        <w:t xml:space="preserve">Table2: </w:t>
-      </w:r>
-      <w:proofErr w:type="spellStart"/>
-      <w:r>
-        <w:t>EmpId</w:t>
-      </w:r>
-      <w:proofErr w:type="spellEnd"/>
-      <w:r>
-        <w:t xml:space="preserve">, Salary </w:t>
-      </w:r>
-    </w:p>
-    <w:p>
-      <w:pPr>
-        <w:rPr>
-          <w:b/>
-          <w:bCs/>
-        </w:rPr>
-      </w:pPr>
-    </w:p>
-    <w:p>
+        <w:jc w:val="both"/>
+      </w:pPr>
+      <w:r>
+        <w:t xml:space="preserve">Table2: EmpId, Salary </w:t>
+      </w:r>
+    </w:p>
+    <w:p>
+      <w:pPr>
+        <w:jc w:val="both"/>
+        <w:rPr>
+          <w:b/>
+          <w:bCs/>
+        </w:rPr>
+      </w:pPr>
+    </w:p>
+    <w:p>
+      <w:pPr>
+        <w:jc w:val="both"/>
+      </w:pPr>
       <w:r>
         <w:rPr>
           <w:b/>
@@ -1396,11 +1453,17 @@
       </w:r>
     </w:p>
     <w:p>
+      <w:pPr>
+        <w:jc w:val="both"/>
+      </w:pPr>
       <w:r>
         <w:t>“Database sharding is the horizontal partitioning of data across multiple databases or nodes, where each shard stores a subset of rows with the same schema to improve scalability and performance.”</w:t>
       </w:r>
     </w:p>
     <w:p>
+      <w:pPr>
+        <w:jc w:val="both"/>
+      </w:pPr>
       <w:r>
         <w:t>So, Sharding = Horizontal Partitioning ONLY</w:t>
       </w:r>
@@ -1408,8 +1471,19 @@
         <w:t>.</w:t>
       </w:r>
     </w:p>
-    <w:p/>
-    <w:p>
+    <w:p>
+      <w:pPr>
+        <w:jc w:val="both"/>
+        <w:rPr>
+          <w:b/>
+          <w:bCs/>
+        </w:rPr>
+      </w:pPr>
+    </w:p>
+    <w:p>
+      <w:pPr>
+        <w:jc w:val="both"/>
+      </w:pPr>
       <w:r>
         <w:rPr>
           <w:b/>
@@ -1422,6 +1496,9 @@
       </w:r>
     </w:p>
     <w:p>
+      <w:pPr>
+        <w:jc w:val="both"/>
+      </w:pPr>
       <w:r>
         <w:rPr>
           <w:b/>
@@ -1557,6 +1634,7 @@
           <w:b/>
           <w:bCs/>
         </w:rPr>
+        <w:lastRenderedPageBreak/>
         <w:t>Algorithmic Sharding (Client-Side Sharding):</w:t>
       </w:r>
       <w:r>
@@ -1804,7 +1882,7 @@
     <w:p>
       <w:r>
         <w:pict w14:anchorId="7EB2672B">
-          <v:rect id="_x0000_i1025" style="width:0;height:1.5pt" o:hralign="center" o:hrstd="t" o:hr="t" fillcolor="#a0a0a0" stroked="f"/>
+          <v:rect id="_x0000_i1026" style="width:0;height:1.5pt" o:hralign="center" o:hrstd="t" o:hr="t" fillcolor="#a0a0a0" stroked="f"/>
         </w:pict>
       </w:r>
     </w:p>
@@ -1859,40 +1937,32 @@
     <w:p>
       <w:r>
         <w:pict w14:anchorId="1D2CC659">
-          <v:rect id="_x0000_i1026" style="width:0;height:1.5pt" o:hralign="center" o:hrstd="t" o:hr="t" fillcolor="#a0a0a0" stroked="f"/>
+          <v:rect id="_x0000_i1027" style="width:0;height:1.5pt" o:hralign="center" o:bullet="t" o:hrstd="t" o:hr="t" fillcolor="#a0a0a0" stroked="f"/>
         </w:pict>
       </w:r>
     </w:p>
-    <w:p>
-      <w:pPr>
-        <w:rPr>
-          <w:b/>
-          <w:bCs/>
-        </w:rPr>
-      </w:pPr>
-      <w:r>
-        <w:rPr>
-          <w:b/>
-          <w:bCs/>
-        </w:rPr>
-        <w:lastRenderedPageBreak/>
-        <w:t>3. Difficult Rebalancing (</w:t>
-      </w:r>
-      <w:proofErr w:type="spellStart"/>
-      <w:r>
-        <w:rPr>
-          <w:b/>
-          <w:bCs/>
-        </w:rPr>
-        <w:t>Resharding</w:t>
-      </w:r>
-      <w:proofErr w:type="spellEnd"/>
-      <w:r>
-        <w:rPr>
-          <w:b/>
-          <w:bCs/>
-        </w:rPr>
-        <w:t>)</w:t>
+    <w:p/>
+    <w:p>
+      <w:pPr>
+        <w:rPr>
+          <w:b/>
+          <w:bCs/>
+        </w:rPr>
+      </w:pPr>
+    </w:p>
+    <w:p>
+      <w:pPr>
+        <w:rPr>
+          <w:b/>
+          <w:bCs/>
+        </w:rPr>
+      </w:pPr>
+      <w:r>
+        <w:rPr>
+          <w:b/>
+          <w:bCs/>
+        </w:rPr>
+        <w:t>3. Difficult Rebalancing (Resharding)</w:t>
       </w:r>
     </w:p>
     <w:p>
@@ -1931,7 +2001,7 @@
     <w:p>
       <w:r>
         <w:pict w14:anchorId="59C20332">
-          <v:rect id="_x0000_i1027" style="width:0;height:1.5pt" o:hralign="center" o:hrstd="t" o:hr="t" fillcolor="#a0a0a0" stroked="f"/>
+          <v:rect id="_x0000_i1028" style="width:0;height:1.5pt" o:hralign="center" o:hrstd="t" o:hr="t" fillcolor="#a0a0a0" stroked="f"/>
         </w:pict>
       </w:r>
     </w:p>
@@ -1997,7 +2067,7 @@
     <w:p>
       <w:r>
         <w:pict w14:anchorId="03017E38">
-          <v:rect id="_x0000_i1028" style="width:0;height:1.5pt" o:hralign="center" o:hrstd="t" o:hr="t" fillcolor="#a0a0a0" stroked="f"/>
+          <v:rect id="_x0000_i1029" style="width:0;height:1.5pt" o:hralign="center" o:hrstd="t" o:hr="t" fillcolor="#a0a0a0" stroked="f"/>
         </w:pict>
       </w:r>
     </w:p>
@@ -2041,11 +2111,10 @@
     <w:p>
       <w:r>
         <w:pict w14:anchorId="6B53D0C8">
-          <v:rect id="_x0000_i1029" style="width:0;height:1.5pt" o:hralign="center" o:hrstd="t" o:hr="t" fillcolor="#a0a0a0" stroked="f"/>
+          <v:rect id="_x0000_i1030" style="width:0;height:1.5pt" o:hralign="center" o:hrstd="t" o:hr="t" fillcolor="#a0a0a0" stroked="f"/>
         </w:pict>
       </w:r>
     </w:p>
-    <w:p/>
     <w:p>
       <w:pPr>
         <w:rPr>
@@ -2086,7 +2155,7 @@
     <w:p>
       <w:r>
         <w:pict w14:anchorId="097D6978">
-          <v:rect id="_x0000_i1030" style="width:0;height:1.5pt" o:hralign="center" o:hrstd="t" o:hr="t" fillcolor="#a0a0a0" stroked="f"/>
+          <v:rect id="_x0000_i1031" style="width:0;height:1.5pt" o:hralign="center" o:hrstd="t" o:hr="t" fillcolor="#a0a0a0" stroked="f"/>
         </w:pict>
       </w:r>
     </w:p>
@@ -2116,7 +2185,56 @@
         <w:t>Once implemented, reverting to a single DB is difficult</w:t>
       </w:r>
     </w:p>
-    <w:p>
+    <w:p/>
+    <w:p/>
+    <w:p>
+      <w:pPr>
+        <w:rPr>
+          <w:b/>
+          <w:bCs/>
+        </w:rPr>
+      </w:pPr>
+    </w:p>
+    <w:p>
+      <w:pPr>
+        <w:rPr>
+          <w:b/>
+          <w:bCs/>
+        </w:rPr>
+      </w:pPr>
+    </w:p>
+    <w:p>
+      <w:pPr>
+        <w:rPr>
+          <w:b/>
+          <w:bCs/>
+        </w:rPr>
+      </w:pPr>
+    </w:p>
+    <w:p>
+      <w:pPr>
+        <w:rPr>
+          <w:b/>
+          <w:bCs/>
+        </w:rPr>
+      </w:pPr>
+    </w:p>
+    <w:p>
+      <w:pPr>
+        <w:rPr>
+          <w:b/>
+          <w:bCs/>
+        </w:rPr>
+      </w:pPr>
+    </w:p>
+    <w:p>
+      <w:pPr>
+        <w:jc w:val="both"/>
+        <w:rPr>
+          <w:b/>
+          <w:bCs/>
+        </w:rPr>
+      </w:pPr>
       <w:r>
         <w:rPr>
           <w:b/>
@@ -2124,20 +2242,19 @@
         </w:rPr>
         <w:t>Key-Based (Hash-Based) Sharding:</w:t>
       </w:r>
-      <w:r>
-        <w:br/>
-        <w:t xml:space="preserve">In this approach, a shard key (such as </w:t>
-      </w:r>
-      <w:proofErr w:type="spellStart"/>
-      <w:r>
-        <w:t>EmpId</w:t>
-      </w:r>
-      <w:proofErr w:type="spellEnd"/>
-      <w:r>
-        <w:t>) is passed to a hash function, which determines the shard where the data should be stored. The hash function is deterministic, meaning the same key will always map to the same shard.</w:t>
-      </w:r>
-    </w:p>
-    <w:p>
+    </w:p>
+    <w:p>
+      <w:pPr>
+        <w:jc w:val="both"/>
+      </w:pPr>
+      <w:r>
+        <w:t>In this approach, a shard key (such as EmpId) is passed to a hash function, which determines the shard where the data should be stored. The hash function is deterministic, meaning the same key will always map to the same shard.</w:t>
+      </w:r>
+    </w:p>
+    <w:p>
+      <w:pPr>
+        <w:jc w:val="both"/>
+      </w:pPr>
       <w:r>
         <w:t>The goal of hashing is to distribute data evenly across shards to avoid hotspots. However, changing the number of shards requires rehashing and data redistribution, which can be costly.</w:t>
       </w:r>
@@ -2232,21 +2349,12 @@
           <w:numId w:val="20"/>
         </w:numPr>
       </w:pPr>
-      <w:proofErr w:type="spellStart"/>
-      <w:r>
-        <w:rPr>
-          <w:b/>
-          <w:bCs/>
-        </w:rPr>
-        <w:t>Resharding</w:t>
-      </w:r>
-      <w:proofErr w:type="spellEnd"/>
-      <w:r>
-        <w:rPr>
-          <w:b/>
-          <w:bCs/>
-        </w:rPr>
-        <w:t xml:space="preserve"> is expensive:</w:t>
+      <w:r>
+        <w:rPr>
+          <w:b/>
+          <w:bCs/>
+        </w:rPr>
+        <w:t>Resharding is expensive:</w:t>
       </w:r>
       <w:r>
         <w:t xml:space="preserve"> When the number of shards changes, the hashing function changes, causing many keys to map to different shards </w:t>
@@ -2414,15 +2522,7 @@
         <w:t>High Cardinality:</w:t>
       </w:r>
       <w:r>
-        <w:t xml:space="preserve"> The key should have many unique values to ensure proper distribution (e.g., </w:t>
-      </w:r>
-      <w:proofErr w:type="spellStart"/>
-      <w:r>
-        <w:t>UserId</w:t>
-      </w:r>
-      <w:proofErr w:type="spellEnd"/>
-      <w:r>
-        <w:t xml:space="preserve">). </w:t>
+        <w:t xml:space="preserve"> The key should have many unique values to ensure proper distribution (e.g., UserId). </w:t>
       </w:r>
     </w:p>
     <w:p>
@@ -2437,6 +2537,7 @@
           <w:b/>
           <w:bCs/>
         </w:rPr>
+        <w:lastRenderedPageBreak/>
         <w:t>Uniform Distribution:</w:t>
       </w:r>
       <w:r>
@@ -2491,7 +2592,6 @@
           <w:b/>
           <w:bCs/>
         </w:rPr>
-        <w:lastRenderedPageBreak/>
         <w:t>Range-Based Sharding:</w:t>
       </w:r>
       <w:r>
@@ -2603,7 +2703,7 @@
           <w:bCs/>
         </w:rPr>
         <w:pict w14:anchorId="2FEA30AA">
-          <v:rect id="_x0000_i1031" style="width:0;height:1.5pt" o:hralign="center" o:hrstd="t" o:hr="t" fillcolor="#a0a0a0" stroked="f"/>
+          <v:rect id="_x0000_i1032" style="width:0;height:1.5pt" o:hralign="center" o:hrstd="t" o:hr="t" fillcolor="#a0a0a0" stroked="f"/>
         </w:pict>
       </w:r>
     </w:p>
@@ -2680,7 +2780,7 @@
           <w:bCs/>
         </w:rPr>
         <w:pict w14:anchorId="4659C937">
-          <v:rect id="_x0000_i1032" style="width:0;height:1.5pt" o:hralign="center" o:hrstd="t" o:hr="t" fillcolor="#a0a0a0" stroked="f"/>
+          <v:rect id="_x0000_i1033" style="width:0;height:1.5pt" o:hralign="center" o:hrstd="t" o:hr="t" fillcolor="#a0a0a0" stroked="f"/>
         </w:pict>
       </w:r>
     </w:p>
@@ -2765,7 +2865,7 @@
           <w:bCs/>
         </w:rPr>
         <w:pict w14:anchorId="698705D4">
-          <v:rect id="_x0000_i1033" style="width:0;height:1.5pt" o:hralign="center" o:hrstd="t" o:hr="t" fillcolor="#a0a0a0" stroked="f"/>
+          <v:rect id="_x0000_i1034" style="width:0;height:1.5pt" o:hralign="center" o:hrstd="t" o:hr="t" fillcolor="#a0a0a0" stroked="f"/>
         </w:pict>
       </w:r>
     </w:p>
@@ -2814,7 +2914,6 @@
         </w:numPr>
       </w:pPr>
       <w:r>
-        <w:lastRenderedPageBreak/>
         <w:t xml:space="preserve">Flexible shard mapping and easier rebalancing </w:t>
       </w:r>
     </w:p>
@@ -2831,7 +2930,7 @@
           <w:bCs/>
         </w:rPr>
         <w:pict w14:anchorId="7BF774A6">
-          <v:rect id="_x0000_i1034" style="width:0;height:1.5pt" o:hralign="center" o:hrstd="t" o:hr="t" fillcolor="#a0a0a0" stroked="f"/>
+          <v:rect id="_x0000_i1035" style="width:0;height:1.5pt" o:hralign="center" o:hrstd="t" o:hr="t" fillcolor="#a0a0a0" stroked="f"/>
         </w:pict>
       </w:r>
     </w:p>
@@ -2997,6 +3096,7 @@
         <w:jc w:val="both"/>
       </w:pPr>
       <w:r>
+        <w:lastRenderedPageBreak/>
         <w:t>I can see the current bank balance = 10000</w:t>
       </w:r>
     </w:p>
@@ -3232,6 +3332,7 @@
         <w:rPr>
           <w:noProof/>
         </w:rPr>
+        <w:lastRenderedPageBreak/>
         <w:drawing>
           <wp:inline distT="0" distB="0" distL="0" distR="0" wp14:anchorId="4842AE3A" wp14:editId="5F02599C">
             <wp:extent cx="2655736" cy="2679065"/>
@@ -3292,7 +3393,6 @@
         <w:jc w:val="both"/>
       </w:pPr>
       <w:r>
-        <w:lastRenderedPageBreak/>
         <w:t xml:space="preserve">If a system provides both Consistency and Availability, it typically assumes that no network partition has occurred. </w:t>
       </w:r>
     </w:p>
@@ -3709,11 +3809,9 @@
             <w:r>
               <w:t xml:space="preserve"> (</w:t>
             </w:r>
-            <w:proofErr w:type="spellStart"/>
             <w:r>
               <w:t>Zerodha</w:t>
             </w:r>
-            <w:proofErr w:type="spellEnd"/>
             <w:r>
               <w:t>)</w:t>
             </w:r>
@@ -3849,6 +3947,7 @@
         <w:jc w:val="both"/>
       </w:pPr>
       <w:r>
+        <w:lastRenderedPageBreak/>
         <w:t xml:space="preserve">Hashing uses </w:t>
       </w:r>
       <w:r>
@@ -3880,21 +3979,8 @@
         <w:jc w:val="both"/>
       </w:pPr>
       <w:r>
-        <w:t>function hash(</w:t>
-      </w:r>
-      <w:proofErr w:type="spellStart"/>
-      <w:r>
-        <w:t>user_</w:t>
-      </w:r>
-      <w:proofErr w:type="gramStart"/>
-      <w:r>
-        <w:t>id</w:t>
-      </w:r>
-      <w:proofErr w:type="spellEnd"/>
-      <w:r>
-        <w:t>){</w:t>
-      </w:r>
-      <w:proofErr w:type="gramEnd"/>
+        <w:t>function hash(user_id){</w:t>
+      </w:r>
     </w:p>
     <w:p>
       <w:pPr>
@@ -3902,23 +3988,7 @@
         <w:jc w:val="both"/>
       </w:pPr>
       <w:r>
-        <w:t xml:space="preserve">return </w:t>
-      </w:r>
-      <w:proofErr w:type="spellStart"/>
-      <w:r>
-        <w:t>user_id</w:t>
-      </w:r>
-      <w:proofErr w:type="spellEnd"/>
-      <w:r>
-        <w:t xml:space="preserve"> % </w:t>
-      </w:r>
-      <w:proofErr w:type="spellStart"/>
-      <w:r>
-        <w:t>numbers_of_servers</w:t>
-      </w:r>
-      <w:proofErr w:type="spellEnd"/>
-      <w:r>
-        <w:t>;</w:t>
+        <w:t>return user_id % numbers_of_servers;</w:t>
       </w:r>
     </w:p>
     <w:p>
@@ -3949,15 +4019,7 @@
         <w:jc w:val="both"/>
       </w:pPr>
       <w:r>
-        <w:t xml:space="preserve">Here, </w:t>
-      </w:r>
-      <w:proofErr w:type="spellStart"/>
-      <w:r>
-        <w:t>numbers_of_servers</w:t>
-      </w:r>
-      <w:proofErr w:type="spellEnd"/>
-      <w:r>
-        <w:t xml:space="preserve"> = 3</w:t>
+        <w:t>Here, numbers_of_servers = 3</w:t>
       </w:r>
     </w:p>
     <w:p>
@@ -3989,15 +4051,7 @@
         <w:jc w:val="both"/>
       </w:pPr>
       <w:r>
-        <w:t xml:space="preserve">Suppose, </w:t>
-      </w:r>
-      <w:proofErr w:type="spellStart"/>
-      <w:r>
-        <w:t>user_Ids</w:t>
-      </w:r>
-      <w:proofErr w:type="spellEnd"/>
-      <w:r>
-        <w:t xml:space="preserve"> are as:</w:t>
+        <w:t>Suppose, user_Ids are as:</w:t>
       </w:r>
     </w:p>
     <w:tbl>
@@ -4025,7 +4079,6 @@
                 <w:bCs/>
               </w:rPr>
             </w:pPr>
-            <w:proofErr w:type="spellStart"/>
             <w:r>
               <w:rPr>
                 <w:b/>
@@ -4033,7 +4086,6 @@
               </w:rPr>
               <w:t>user_id</w:t>
             </w:r>
-            <w:proofErr w:type="spellEnd"/>
           </w:p>
         </w:tc>
         <w:tc>
@@ -4081,23 +4133,7 @@
                 <w:b/>
                 <w:bCs/>
               </w:rPr>
-              <w:t xml:space="preserve">Hash Function = </w:t>
-            </w:r>
-            <w:proofErr w:type="spellStart"/>
-            <w:r>
-              <w:rPr>
-                <w:b/>
-                <w:bCs/>
-              </w:rPr>
-              <w:t>user_id</w:t>
-            </w:r>
-            <w:proofErr w:type="spellEnd"/>
-            <w:r>
-              <w:rPr>
-                <w:b/>
-                <w:bCs/>
-              </w:rPr>
-              <w:t xml:space="preserve"> % 3</w:t>
+              <w:t>Hash Function = user_id % 3</w:t>
             </w:r>
           </w:p>
         </w:tc>
@@ -4416,47 +4452,23 @@
         <w:jc w:val="both"/>
       </w:pPr>
       <w:r>
-        <w:t xml:space="preserve">Record of </w:t>
-      </w:r>
-      <w:proofErr w:type="spellStart"/>
-      <w:r>
-        <w:t>user_id</w:t>
-      </w:r>
-      <w:proofErr w:type="spellEnd"/>
-      <w:r>
-        <w:t xml:space="preserve"> = 3 is saved in DB-1.</w:t>
-      </w:r>
-    </w:p>
-    <w:p>
-      <w:pPr>
-        <w:jc w:val="both"/>
-      </w:pPr>
-      <w:r>
-        <w:t xml:space="preserve">Records of </w:t>
-      </w:r>
-      <w:proofErr w:type="spellStart"/>
-      <w:r>
-        <w:t>user_id</w:t>
-      </w:r>
-      <w:proofErr w:type="spellEnd"/>
-      <w:r>
-        <w:t xml:space="preserve"> = 1,4 are saved in DB-2.</w:t>
-      </w:r>
-    </w:p>
-    <w:p>
-      <w:pPr>
-        <w:jc w:val="both"/>
-      </w:pPr>
-      <w:r>
-        <w:t xml:space="preserve">Records of </w:t>
-      </w:r>
-      <w:proofErr w:type="spellStart"/>
-      <w:r>
-        <w:t>user_id</w:t>
-      </w:r>
-      <w:proofErr w:type="spellEnd"/>
-      <w:r>
-        <w:t xml:space="preserve"> = 2,5 are saved in DB-3.</w:t>
+        <w:t>Record of user_id = 3 is saved in DB-1.</w:t>
+      </w:r>
+    </w:p>
+    <w:p>
+      <w:pPr>
+        <w:jc w:val="both"/>
+      </w:pPr>
+      <w:r>
+        <w:t>Records of user_id = 1,4 are saved in DB-2.</w:t>
+      </w:r>
+    </w:p>
+    <w:p>
+      <w:pPr>
+        <w:jc w:val="both"/>
+      </w:pPr>
+      <w:r>
+        <w:t>Records of user_id = 2,5 are saved in DB-3.</w:t>
       </w:r>
     </w:p>
     <w:p>
@@ -4480,15 +4492,8 @@
         <w:jc w:val="both"/>
       </w:pPr>
       <w:r>
-        <w:t xml:space="preserve">Here, </w:t>
-      </w:r>
-      <w:proofErr w:type="spellStart"/>
-      <w:r>
-        <w:t>numbers_of_servers</w:t>
-      </w:r>
-      <w:proofErr w:type="spellEnd"/>
-      <w:r>
-        <w:t xml:space="preserve"> = 4</w:t>
+        <w:lastRenderedPageBreak/>
+        <w:t>Here, numbers_of_servers = 4</w:t>
       </w:r>
     </w:p>
     <w:tbl>
@@ -4516,7 +4521,6 @@
                 <w:bCs/>
               </w:rPr>
             </w:pPr>
-            <w:proofErr w:type="spellStart"/>
             <w:r>
               <w:rPr>
                 <w:b/>
@@ -4524,7 +4528,6 @@
               </w:rPr>
               <w:t>user_id</w:t>
             </w:r>
-            <w:proofErr w:type="spellEnd"/>
           </w:p>
         </w:tc>
         <w:tc>
@@ -4572,23 +4575,7 @@
                 <w:b/>
                 <w:bCs/>
               </w:rPr>
-              <w:t xml:space="preserve">Hash Function = </w:t>
-            </w:r>
-            <w:proofErr w:type="spellStart"/>
-            <w:r>
-              <w:rPr>
-                <w:b/>
-                <w:bCs/>
-              </w:rPr>
-              <w:t>user_id</w:t>
-            </w:r>
-            <w:proofErr w:type="spellEnd"/>
-            <w:r>
-              <w:rPr>
-                <w:b/>
-                <w:bCs/>
-              </w:rPr>
-              <w:t xml:space="preserve"> % 4</w:t>
+              <w:t>Hash Function = user_id % 4</w:t>
             </w:r>
           </w:p>
         </w:tc>
@@ -4907,64 +4894,31 @@
         <w:jc w:val="both"/>
       </w:pPr>
       <w:r>
-        <w:t xml:space="preserve">Record of </w:t>
-      </w:r>
-      <w:proofErr w:type="spellStart"/>
-      <w:r>
-        <w:t>user_id</w:t>
-      </w:r>
-      <w:proofErr w:type="spellEnd"/>
-      <w:r>
-        <w:t xml:space="preserve"> = 4 is saved in DB-1.</w:t>
-      </w:r>
-    </w:p>
-    <w:p>
-      <w:pPr>
-        <w:jc w:val="both"/>
-      </w:pPr>
-      <w:r>
-        <w:t xml:space="preserve">Records of </w:t>
-      </w:r>
-      <w:proofErr w:type="spellStart"/>
-      <w:r>
-        <w:t>user_id</w:t>
-      </w:r>
-      <w:proofErr w:type="spellEnd"/>
-      <w:r>
-        <w:t xml:space="preserve"> = 1,5 are saved in DB-2.</w:t>
-      </w:r>
-    </w:p>
-    <w:p>
-      <w:pPr>
-        <w:jc w:val="both"/>
-      </w:pPr>
-      <w:r>
-        <w:lastRenderedPageBreak/>
-        <w:t xml:space="preserve">Record of </w:t>
-      </w:r>
-      <w:proofErr w:type="spellStart"/>
-      <w:r>
-        <w:t>user_id</w:t>
-      </w:r>
-      <w:proofErr w:type="spellEnd"/>
-      <w:r>
-        <w:t xml:space="preserve"> = 2 is saved in DB-3.</w:t>
-      </w:r>
-    </w:p>
-    <w:p>
-      <w:pPr>
-        <w:jc w:val="both"/>
-      </w:pPr>
-      <w:r>
-        <w:t xml:space="preserve">Record of </w:t>
-      </w:r>
-      <w:proofErr w:type="spellStart"/>
-      <w:r>
-        <w:t>user_id</w:t>
-      </w:r>
-      <w:proofErr w:type="spellEnd"/>
-      <w:r>
-        <w:t xml:space="preserve"> = 3 is saved in DB-4.</w:t>
+        <w:t>Record of user_id = 4 is saved in DB-1.</w:t>
+      </w:r>
+    </w:p>
+    <w:p>
+      <w:pPr>
+        <w:jc w:val="both"/>
+      </w:pPr>
+      <w:r>
+        <w:t>Records of user_id = 1,5 are saved in DB-2.</w:t>
+      </w:r>
+    </w:p>
+    <w:p>
+      <w:pPr>
+        <w:jc w:val="both"/>
+      </w:pPr>
+      <w:r>
+        <w:t>Record of user_id = 2 is saved in DB-3.</w:t>
+      </w:r>
+    </w:p>
+    <w:p>
+      <w:pPr>
+        <w:jc w:val="both"/>
+      </w:pPr>
+      <w:r>
+        <w:t>Record of user_id = 3 is saved in DB-4.</w:t>
       </w:r>
     </w:p>
     <w:p>
@@ -4988,15 +4942,7 @@
         <w:jc w:val="both"/>
       </w:pPr>
       <w:r>
-        <w:t xml:space="preserve">Here, </w:t>
-      </w:r>
-      <w:proofErr w:type="spellStart"/>
-      <w:r>
-        <w:t>numbers_of_servers</w:t>
-      </w:r>
-      <w:proofErr w:type="spellEnd"/>
-      <w:r>
-        <w:t xml:space="preserve"> = 2</w:t>
+        <w:t>Here, numbers_of_servers = 2</w:t>
       </w:r>
     </w:p>
     <w:tbl>
@@ -5024,7 +4970,6 @@
                 <w:bCs/>
               </w:rPr>
             </w:pPr>
-            <w:proofErr w:type="spellStart"/>
             <w:r>
               <w:rPr>
                 <w:b/>
@@ -5032,7 +4977,6 @@
               </w:rPr>
               <w:t>user_id</w:t>
             </w:r>
-            <w:proofErr w:type="spellEnd"/>
           </w:p>
         </w:tc>
         <w:tc>
@@ -5080,23 +5024,7 @@
                 <w:b/>
                 <w:bCs/>
               </w:rPr>
-              <w:t xml:space="preserve">Hash Function = </w:t>
-            </w:r>
-            <w:proofErr w:type="spellStart"/>
-            <w:r>
-              <w:rPr>
-                <w:b/>
-                <w:bCs/>
-              </w:rPr>
-              <w:t>user_id</w:t>
-            </w:r>
-            <w:proofErr w:type="spellEnd"/>
-            <w:r>
-              <w:rPr>
-                <w:b/>
-                <w:bCs/>
-              </w:rPr>
-              <w:t xml:space="preserve"> % 2</w:t>
+              <w:t>Hash Function = user_id % 2</w:t>
             </w:r>
           </w:p>
         </w:tc>
@@ -5415,31 +5343,15 @@
         <w:jc w:val="both"/>
       </w:pPr>
       <w:r>
-        <w:t xml:space="preserve">Records of </w:t>
-      </w:r>
-      <w:proofErr w:type="spellStart"/>
-      <w:r>
-        <w:t>user_id</w:t>
-      </w:r>
-      <w:proofErr w:type="spellEnd"/>
-      <w:r>
-        <w:t xml:space="preserve"> = 2,4 are saved in DB-1.</w:t>
-      </w:r>
-    </w:p>
-    <w:p>
-      <w:pPr>
-        <w:jc w:val="both"/>
-      </w:pPr>
-      <w:r>
-        <w:t xml:space="preserve">Records of </w:t>
-      </w:r>
-      <w:proofErr w:type="spellStart"/>
-      <w:r>
-        <w:t>user_id</w:t>
-      </w:r>
-      <w:proofErr w:type="spellEnd"/>
-      <w:r>
-        <w:t xml:space="preserve"> = 1,</w:t>
+        <w:t>Records of user_id = 2,4 are saved in DB-1.</w:t>
+      </w:r>
+    </w:p>
+    <w:p>
+      <w:pPr>
+        <w:jc w:val="both"/>
+      </w:pPr>
+      <w:r>
+        <w:t>Records of user_id = 1,</w:t>
       </w:r>
       <w:r>
         <w:t>3,</w:t>
@@ -5491,6 +5403,7 @@
           <w:bCs/>
           <w:highlight w:val="yellow"/>
         </w:rPr>
+        <w:lastRenderedPageBreak/>
         <w:t>Consistent Hashing</w:t>
       </w:r>
       <w:r>
@@ -5764,6 +5677,7 @@
         <w:rPr>
           <w:noProof/>
         </w:rPr>
+        <w:lastRenderedPageBreak/>
         <w:drawing>
           <wp:inline distT="0" distB="0" distL="0" distR="0" wp14:anchorId="7B33244B" wp14:editId="74044E09">
             <wp:extent cx="5715798" cy="5058481"/>
@@ -5833,33 +5747,24 @@
         <w:jc w:val="both"/>
       </w:pPr>
       <w:r>
-        <w:t xml:space="preserve">For example, for </w:t>
-      </w:r>
-      <w:proofErr w:type="spellStart"/>
-      <w:r>
-        <w:t>user_id</w:t>
-      </w:r>
-      <w:proofErr w:type="spellEnd"/>
-      <w:r>
-        <w:t xml:space="preserve"> = 1, hash function generates number = 3, then in clockwise direction, nearest server is DB-2 so this record will be stored in DB-2 server.</w:t>
-      </w:r>
-    </w:p>
-    <w:p>
-      <w:pPr>
-        <w:jc w:val="both"/>
-      </w:pPr>
-    </w:p>
-    <w:p>
-      <w:pPr>
-        <w:jc w:val="both"/>
-      </w:pPr>
-    </w:p>
-    <w:p>
-      <w:pPr>
-        <w:jc w:val="both"/>
-      </w:pPr>
-      <w:r>
-        <w:lastRenderedPageBreak/>
+        <w:t>For example, for user_id = 1, hash function generates number = 3, then in clockwise direction, nearest server is DB-2 so this record will be stored in DB-2 server.</w:t>
+      </w:r>
+    </w:p>
+    <w:p>
+      <w:pPr>
+        <w:jc w:val="both"/>
+      </w:pPr>
+    </w:p>
+    <w:p>
+      <w:pPr>
+        <w:jc w:val="both"/>
+      </w:pPr>
+    </w:p>
+    <w:p>
+      <w:pPr>
+        <w:jc w:val="both"/>
+      </w:pPr>
+      <w:r>
         <w:t>Now, in the scaling up or scaling down the servers on the circle, we have to move the</w:t>
       </w:r>
       <w:r>
@@ -6655,7 +6560,6 @@
           <w:b/>
           <w:bCs/>
         </w:rPr>
-        <w:lastRenderedPageBreak/>
         <w:t>The benefits of consistent hashing include:</w:t>
       </w:r>
     </w:p>
@@ -6695,7 +6599,11 @@
         <w:jc w:val="both"/>
       </w:pPr>
       <w:r>
-        <w:t>Consistent Hashing helps to mitigate hotspot key problem by distributing the data more evenly. Excessive access to a specific shard could cause server overload. Imagine data for Ketty Perry, Justin Bieber and Lady Gaga all end up on the same shard.</w:t>
+        <w:t xml:space="preserve">Consistent Hashing helps to mitigate hotspot key problem by distributing the data more evenly. Excessive access to a specific shard could cause server overload. </w:t>
+      </w:r>
+      <w:r>
+        <w:lastRenderedPageBreak/>
+        <w:t>Imagine data for Ketty Perry, Justin Bieber and Lady Gaga all end up on the same shard.</w:t>
       </w:r>
     </w:p>
     <w:p>
@@ -7036,7 +6944,7 @@
       </w:pPr>
       <w:r>
         <w:pict w14:anchorId="1D57E8E6">
-          <v:rect id="_x0000_i1151" style="width:0;height:1.5pt" o:hralign="center" o:hrstd="t" o:hr="t" fillcolor="#a0a0a0" stroked="f"/>
+          <v:rect id="_x0000_i1036" style="width:0;height:1.5pt" o:hralign="center" o:hrstd="t" o:hr="t" fillcolor="#a0a0a0" stroked="f"/>
         </w:pict>
       </w:r>
     </w:p>
@@ -7064,7 +6972,6 @@
           <w:b/>
           <w:bCs/>
         </w:rPr>
-        <w:lastRenderedPageBreak/>
         <w:t>⚙️</w:t>
       </w:r>
       <w:r>
@@ -7139,6 +7046,7 @@
         <w:jc w:val="both"/>
       </w:pPr>
       <w:r>
+        <w:lastRenderedPageBreak/>
         <w:t xml:space="preserve">Tokens are added to the bucket at a fixed rate (e.g., 5 tokens/sec) </w:t>
       </w:r>
     </w:p>
@@ -7202,7 +7110,7 @@
       </w:pPr>
       <w:r>
         <w:pict w14:anchorId="508E8EE7">
-          <v:rect id="_x0000_i1152" style="width:0;height:1.5pt" o:hralign="center" o:hrstd="t" o:hr="t" fillcolor="#a0a0a0" stroked="f"/>
+          <v:rect id="_x0000_i1037" style="width:0;height:1.5pt" o:hralign="center" o:hrstd="t" o:hr="t" fillcolor="#a0a0a0" stroked="f"/>
         </w:pict>
       </w:r>
     </w:p>
@@ -7415,13 +7323,8 @@
               <w:jc w:val="both"/>
             </w:pPr>
             <w:r>
-              <w:t xml:space="preserve">8 </w:t>
-            </w:r>
-            <w:proofErr w:type="spellStart"/>
-            <w:r>
-              <w:t>req</w:t>
-            </w:r>
-            <w:proofErr w:type="spellEnd"/>
+              <w:t>8 req</w:t>
+            </w:r>
           </w:p>
         </w:tc>
         <w:tc>
@@ -7491,13 +7394,8 @@
               <w:jc w:val="both"/>
             </w:pPr>
             <w:r>
-              <w:t xml:space="preserve">6 </w:t>
-            </w:r>
-            <w:proofErr w:type="spellStart"/>
-            <w:r>
-              <w:t>req</w:t>
-            </w:r>
-            <w:proofErr w:type="spellEnd"/>
+              <w:t>6 req</w:t>
+            </w:r>
           </w:p>
         </w:tc>
         <w:tc>
@@ -7567,13 +7465,8 @@
               <w:jc w:val="both"/>
             </w:pPr>
             <w:r>
-              <w:t xml:space="preserve">10 </w:t>
-            </w:r>
-            <w:proofErr w:type="spellStart"/>
-            <w:r>
-              <w:t>req</w:t>
-            </w:r>
-            <w:proofErr w:type="spellEnd"/>
+              <w:t>10 req</w:t>
+            </w:r>
           </w:p>
         </w:tc>
         <w:tc>
@@ -7605,7 +7498,7 @@
       </w:pPr>
       <w:r>
         <w:pict w14:anchorId="080D1B79">
-          <v:rect id="_x0000_i1153" style="width:0;height:1.5pt" o:hralign="center" o:hrstd="t" o:hr="t" fillcolor="#a0a0a0" stroked="f"/>
+          <v:rect id="_x0000_i1038" style="width:0;height:1.5pt" o:hralign="center" o:hrstd="t" o:hr="t" fillcolor="#a0a0a0" stroked="f"/>
         </w:pict>
       </w:r>
     </w:p>
@@ -7713,7 +7606,7 @@
       </w:pPr>
       <w:r>
         <w:pict w14:anchorId="79E3A57B">
-          <v:rect id="_x0000_i1154" style="width:0;height:1.5pt" o:hralign="center" o:hrstd="t" o:hr="t" fillcolor="#a0a0a0" stroked="f"/>
+          <v:rect id="_x0000_i1039" style="width:0;height:1.5pt" o:hralign="center" o:hrstd="t" o:hr="t" fillcolor="#a0a0a0" stroked="f"/>
         </w:pict>
       </w:r>
     </w:p>
@@ -7801,6 +7694,7 @@
         <w:jc w:val="both"/>
       </w:pPr>
       <w:r>
+        <w:lastRenderedPageBreak/>
         <w:t xml:space="preserve">Incoming requests go into a queue (bucket) </w:t>
       </w:r>
     </w:p>
@@ -7844,7 +7738,7 @@
       </w:pPr>
       <w:r>
         <w:pict w14:anchorId="2D504630">
-          <v:rect id="_x0000_i1155" style="width:0;height:1.5pt" o:hralign="center" o:hrstd="t" o:hr="t" fillcolor="#a0a0a0" stroked="f"/>
+          <v:rect id="_x0000_i1040" style="width:0;height:1.5pt" o:hralign="center" o:hrstd="t" o:hr="t" fillcolor="#a0a0a0" stroked="f"/>
         </w:pict>
       </w:r>
     </w:p>
@@ -7894,7 +7788,7 @@
       </w:pPr>
       <w:r>
         <w:pict w14:anchorId="7BA1657E">
-          <v:rect id="_x0000_i1156" style="width:0;height:1.5pt" o:hralign="center" o:hrstd="t" o:hr="t" fillcolor="#a0a0a0" stroked="f"/>
+          <v:rect id="_x0000_i1041" style="width:0;height:1.5pt" o:hralign="center" o:hrstd="t" o:hr="t" fillcolor="#a0a0a0" stroked="f"/>
         </w:pict>
       </w:r>
     </w:p>
@@ -7935,15 +7829,7 @@
         <w:jc w:val="both"/>
       </w:pPr>
       <w:r>
-        <w:t xml:space="preserve">Processing rate = 2 </w:t>
-      </w:r>
-      <w:proofErr w:type="spellStart"/>
-      <w:r>
-        <w:t>req</w:t>
-      </w:r>
-      <w:proofErr w:type="spellEnd"/>
-      <w:r>
-        <w:t xml:space="preserve">/sec </w:t>
+        <w:t xml:space="preserve">Processing rate = 2 req/sec </w:t>
       </w:r>
     </w:p>
     <w:tbl>
@@ -8156,7 +8042,7 @@
       </w:pPr>
       <w:r>
         <w:pict w14:anchorId="79BF8C9B">
-          <v:rect id="_x0000_i1157" style="width:0;height:1.5pt" o:hralign="center" o:hrstd="t" o:hr="t" fillcolor="#a0a0a0" stroked="f"/>
+          <v:rect id="_x0000_i1042" style="width:0;height:1.5pt" o:hralign="center" o:hrstd="t" o:hr="t" fillcolor="#a0a0a0" stroked="f"/>
         </w:pict>
       </w:r>
     </w:p>
@@ -8445,7 +8331,7 @@
       </w:pPr>
       <w:r>
         <w:pict w14:anchorId="4481FDA2">
-          <v:rect id="_x0000_i1158" style="width:0;height:1.5pt" o:hralign="center" o:hrstd="t" o:hr="t" fillcolor="#a0a0a0" stroked="f"/>
+          <v:rect id="_x0000_i1043" style="width:0;height:1.5pt" o:hralign="center" o:hrstd="t" o:hr="t" fillcolor="#a0a0a0" stroked="f"/>
         </w:pict>
       </w:r>
     </w:p>
@@ -8468,7 +8354,6 @@
           <w:b/>
           <w:bCs/>
         </w:rPr>
-        <w:lastRenderedPageBreak/>
         <w:t>🌍</w:t>
       </w:r>
       <w:r>
@@ -8523,6 +8408,7 @@
         <w:rPr>
           <w:rFonts w:ascii="Segoe UI Emoji" w:hAnsi="Segoe UI Emoji" w:cs="Segoe UI Emoji"/>
         </w:rPr>
+        <w:lastRenderedPageBreak/>
         <w:t>👉</w:t>
       </w:r>
       <w:r>
@@ -8603,7 +8489,7 @@
       </w:pPr>
       <w:r>
         <w:pict w14:anchorId="68573A57">
-          <v:rect id="_x0000_i1099" style="width:0;height:1.5pt" o:hralign="center" o:hrstd="t" o:hr="t" fillcolor="#a0a0a0" stroked="f"/>
+          <v:rect id="_x0000_i1044" style="width:0;height:1.5pt" o:hralign="center" o:hrstd="t" o:hr="t" fillcolor="#a0a0a0" stroked="f"/>
         </w:pict>
       </w:r>
     </w:p>
@@ -8707,7 +8593,7 @@
       </w:pPr>
       <w:r>
         <w:pict w14:anchorId="7565FE6F">
-          <v:rect id="_x0000_i1100" style="width:0;height:1.5pt" o:hralign="center" o:hrstd="t" o:hr="t" fillcolor="#a0a0a0" stroked="f"/>
+          <v:rect id="_x0000_i1045" style="width:0;height:1.5pt" o:hralign="center" o:hrstd="t" o:hr="t" fillcolor="#a0a0a0" stroked="f"/>
         </w:pict>
       </w:r>
     </w:p>
@@ -8800,7 +8686,6 @@
         <w:jc w:val="both"/>
       </w:pPr>
       <w:r>
-        <w:lastRenderedPageBreak/>
         <w:t xml:space="preserve">CDNs like Cloudflare </w:t>
       </w:r>
     </w:p>
@@ -8810,7 +8695,7 @@
       </w:pPr>
       <w:r>
         <w:pict w14:anchorId="64DED891">
-          <v:rect id="_x0000_i1101" style="width:0;height:1.5pt" o:hralign="center" o:hrstd="t" o:hr="t" fillcolor="#a0a0a0" stroked="f"/>
+          <v:rect id="_x0000_i1046" style="width:0;height:1.5pt" o:hralign="center" o:hrstd="t" o:hr="t" fillcolor="#a0a0a0" stroked="f"/>
         </w:pict>
       </w:r>
     </w:p>
@@ -8847,6 +8732,7 @@
         <w:jc w:val="both"/>
       </w:pPr>
       <w:r>
+        <w:lastRenderedPageBreak/>
         <w:t xml:space="preserve">Only 3 OTP requests per 10 minutes </w:t>
       </w:r>
     </w:p>
@@ -8894,7 +8780,7 @@
       </w:pPr>
       <w:r>
         <w:pict w14:anchorId="54271069">
-          <v:rect id="_x0000_i1102" style="width:0;height:1.5pt" o:hralign="center" o:hrstd="t" o:hr="t" fillcolor="#a0a0a0" stroked="f"/>
+          <v:rect id="_x0000_i1047" style="width:0;height:1.5pt" o:hralign="center" o:hrstd="t" o:hr="t" fillcolor="#a0a0a0" stroked="f"/>
         </w:pict>
       </w:r>
     </w:p>
@@ -9018,6 +8904,104 @@
       <w:pPr>
         <w:jc w:val="both"/>
       </w:pPr>
+    </w:p>
+    <w:p>
+      <w:pPr>
+        <w:jc w:val="both"/>
+      </w:pPr>
+    </w:p>
+    <w:p>
+      <w:pPr>
+        <w:jc w:val="both"/>
+        <w:rPr>
+          <w:b/>
+          <w:bCs/>
+        </w:rPr>
+      </w:pPr>
+      <w:r>
+        <w:rPr>
+          <w:b/>
+          <w:bCs/>
+          <w:highlight w:val="yellow"/>
+        </w:rPr>
+        <w:t>What is an API Gateway?</w:t>
+      </w:r>
+      <w:r>
+        <w:rPr>
+          <w:b/>
+          <w:bCs/>
+          <w:highlight w:val="yellow"/>
+        </w:rPr>
+        <w:t xml:space="preserve"> </w:t>
+      </w:r>
+      <w:r>
+        <w:rPr>
+          <w:b/>
+          <w:bCs/>
+          <w:highlight w:val="yellow"/>
+        </w:rPr>
+        <w:t>Why needed in microservices</w:t>
+      </w:r>
+    </w:p>
+    <w:p>
+      <w:pPr>
+        <w:jc w:val="both"/>
+      </w:pPr>
+      <w:r>
+        <w:t>Responsibilities:</w:t>
+      </w:r>
+      <w:r>
+        <w:t xml:space="preserve"> </w:t>
+      </w:r>
+      <w:r>
+        <w:t>Routing</w:t>
+      </w:r>
+      <w:r>
+        <w:t xml:space="preserve">, </w:t>
+      </w:r>
+      <w:r>
+        <w:t>Authentication</w:t>
+      </w:r>
+      <w:r>
+        <w:t xml:space="preserve">, </w:t>
+      </w:r>
+      <w:r>
+        <w:t>Rate limiting</w:t>
+      </w:r>
+    </w:p>
+    <w:p>
+      <w:pPr>
+        <w:jc w:val="both"/>
+      </w:pPr>
+      <w:r>
+        <w:t>https://www.youtube.com/watch?v=6ULyxuHKxg8</w:t>
+      </w:r>
+    </w:p>
+    <w:p>
+      <w:pPr>
+        <w:jc w:val="both"/>
+      </w:pPr>
+    </w:p>
+    <w:p>
+      <w:pPr>
+        <w:jc w:val="both"/>
+      </w:pPr>
+      <w:r>
+        <w:rPr>
+          <w:b/>
+          <w:bCs/>
+          <w:highlight w:val="yellow"/>
+        </w:rPr>
+        <w:t>Difference between API Gateway vs Load Balancer</w:t>
+      </w:r>
+    </w:p>
+    <w:p>
+      <w:pPr>
+        <w:jc w:val="both"/>
+      </w:pPr>
+      <w:r>
+        <w:t>https://www.youtube.com/watch?v=_ErhwTPSpws</w:t>
+      </w:r>
     </w:p>
     <w:sectPr>
       <w:pgSz w:w="11906" w:h="16838"/>
@@ -9031,6 +9015,11 @@
 
 <file path=word/numbering.xml><?xml version="1.0" encoding="utf-8"?>
 <w:numbering xmlns:wpc="http://schemas.microsoft.com/office/word/2010/wordprocessingCanvas" xmlns:cx="http://schemas.microsoft.com/office/drawing/2014/chartex" xmlns:cx1="http://schemas.microsoft.com/office/drawing/2015/9/8/chartex" xmlns:cx2="http://schemas.microsoft.com/office/drawing/2015/10/21/chartex" xmlns:cx3="http://schemas.microsoft.com/office/drawing/2016/5/9/chartex" xmlns:cx4="http://schemas.microsoft.com/office/drawing/2016/5/10/chartex" xmlns:cx5="http://schemas.microsoft.com/office/drawing/2016/5/11/chartex" xmlns:cx6="http://schemas.microsoft.com/office/drawing/2016/5/12/chartex" xmlns:cx7="http://schemas.microsoft.com/office/drawing/2016/5/13/chartex" xmlns:cx8="http://schemas.microsoft.com/office/drawing/2016/5/14/chartex" xmlns:mc="http://schemas.openxmlformats.org/markup-compatibility/2006" xmlns:aink="http://schemas.microsoft.com/office/drawing/2016/ink" xmlns:am3d="http://schemas.microsoft.com/office/drawing/2017/model3d" xmlns:o="urn:schemas-microsoft-com:office:office" xmlns:oel="http://schemas.microsoft.com/office/2019/extlst" xmlns:r="http://schemas.openxmlformats.org/officeDocument/2006/relationships" xmlns:m="http://schemas.openxmlformats.org/officeDocument/2006/math" xmlns:v="urn:schemas-microsoft-com:vml" xmlns:wp14="http://schemas.microsoft.com/office/word/2010/wordprocessingDrawing" xmlns:wp="http://schemas.openxmlformats.org/drawingml/2006/wordprocessingDrawing" xmlns:w10="urn:schemas-microsoft-com:office:word" xmlns:w="http://schemas.openxmlformats.org/wordprocessingml/2006/main" xmlns:w14="http://schemas.microsoft.com/office/word/2010/wordml" xmlns:w15="http://schemas.microsoft.com/office/word/2012/wordml" xmlns:w16cex="http://schemas.microsoft.com/office/word/2018/wordml/cex" xmlns:w16cid="http://schemas.microsoft.com/office/word/2016/wordml/cid" xmlns:w16="http://schemas.microsoft.com/office/word/2018/wordml" xmlns:w16du="http://schemas.microsoft.com/office/word/2023/wordml/word16du" xmlns:w16sdtdh="http://schemas.microsoft.com/office/word/2020/wordml/sdtdatahash" xmlns:w16sdtfl="http://schemas.microsoft.com/office/word/2024/wordml/sdtformatlock" xmlns:w16se="http://schemas.microsoft.com/office/word/2015/wordml/symex" xmlns:wpg="http://schemas.microsoft.com/office/word/2010/wordprocessingGroup" xmlns:wpi="http://schemas.microsoft.com/office/word/2010/wordprocessingInk" xmlns:wne="http://schemas.microsoft.com/office/word/2006/wordml" xmlns:wps="http://schemas.microsoft.com/office/word/2010/wordprocessingShape" mc:Ignorable="w14 w15 w16se w16cid w16 w16cex w16sdtdh w16sdtfl w16du wp14">
+  <w:numPicBullet w:numPicBulletId="0">
+    <w:pict>
+      <v:rect id="_x0000_i1025" style="width:0;height:1.5pt" o:hralign="center" o:bullet="t" o:hrstd="t" o:hr="t" fillcolor="#a0a0a0" stroked="f"/>
+    </w:pict>
+  </w:numPicBullet>
   <w:abstractNum w:abstractNumId="0" w15:restartNumberingAfterBreak="0">
     <w:nsid w:val="01FB36E1"/>
     <w:multiLevelType w:val="multilevel"/>
@@ -17131,6 +17120,7 @@
   <w:style w:type="character" w:default="1" w:styleId="DefaultParagraphFont">
     <w:name w:val="Default Paragraph Font"/>
     <w:uiPriority w:val="1"/>
+    <w:semiHidden/>
     <w:unhideWhenUsed/>
   </w:style>
   <w:style w:type="table" w:default="1" w:styleId="TableNormal">

--- a/NOTES/3. SYSTEM_DESIGN.docx
+++ b/NOTES/3. SYSTEM_DESIGN.docx
@@ -8924,74 +8924,196 @@
           <w:bCs/>
           <w:highlight w:val="yellow"/>
         </w:rPr>
-        <w:t>What is an API Gateway?</w:t>
-      </w:r>
+        <w:t>What is an API Gateway? Why needed in microservices</w:t>
+      </w:r>
+    </w:p>
+    <w:p>
+      <w:pPr>
+        <w:jc w:val="both"/>
+      </w:pPr>
+      <w:r>
+        <w:t>Responsibilities: Routing, Authentication, Rate limiting</w:t>
+      </w:r>
+    </w:p>
+    <w:p>
+      <w:pPr>
+        <w:jc w:val="both"/>
+      </w:pPr>
+      <w:hyperlink r:id="rId11" w:history="1">
+        <w:r>
+          <w:rPr>
+            <w:rStyle w:val="Hyperlink"/>
+          </w:rPr>
+          <w:t>https://www.youtube.com/watch?v=6ULyxuHKxg8</w:t>
+        </w:r>
+      </w:hyperlink>
+    </w:p>
+    <w:p>
+      <w:pPr>
+        <w:jc w:val="both"/>
+      </w:pPr>
+      <w:r>
+        <w:lastRenderedPageBreak/>
+        <w:drawing>
+          <wp:inline distT="0" distB="0" distL="0" distR="0" wp14:anchorId="09BCD6E6" wp14:editId="23D3405F">
+            <wp:extent cx="5731510" cy="5837555"/>
+            <wp:effectExtent l="0" t="0" r="2540" b="0"/>
+            <wp:docPr id="566352224" name="Picture 1"/>
+            <wp:cNvGraphicFramePr>
+              <a:graphicFrameLocks xmlns:a="http://schemas.openxmlformats.org/drawingml/2006/main" noChangeAspect="1"/>
+            </wp:cNvGraphicFramePr>
+            <a:graphic xmlns:a="http://schemas.openxmlformats.org/drawingml/2006/main">
+              <a:graphicData uri="http://schemas.openxmlformats.org/drawingml/2006/picture">
+                <pic:pic xmlns:pic="http://schemas.openxmlformats.org/drawingml/2006/picture">
+                  <pic:nvPicPr>
+                    <pic:cNvPr id="566352224" name=""/>
+                    <pic:cNvPicPr/>
+                  </pic:nvPicPr>
+                  <pic:blipFill>
+                    <a:blip r:embed="rId12"/>
+                    <a:stretch>
+                      <a:fillRect/>
+                    </a:stretch>
+                  </pic:blipFill>
+                  <pic:spPr>
+                    <a:xfrm>
+                      <a:off x="0" y="0"/>
+                      <a:ext cx="5731510" cy="5837555"/>
+                    </a:xfrm>
+                    <a:prstGeom prst="rect">
+                      <a:avLst/>
+                    </a:prstGeom>
+                  </pic:spPr>
+                </pic:pic>
+              </a:graphicData>
+            </a:graphic>
+          </wp:inline>
+        </w:drawing>
+      </w:r>
+    </w:p>
+    <w:p>
+      <w:pPr>
+        <w:jc w:val="both"/>
+      </w:pPr>
+    </w:p>
+    <w:p>
+      <w:pPr>
+        <w:jc w:val="both"/>
+      </w:pPr>
+      <w:r>
+        <w:t>API Gateway</w:t>
+      </w:r>
+      <w:r>
+        <w:t xml:space="preserve"> </w:t>
+      </w:r>
+      <w:r>
+        <w:t xml:space="preserve">is a single point of entry for the </w:t>
+      </w:r>
+      <w:r>
+        <w:t>client APPs</w:t>
+      </w:r>
+      <w:r>
+        <w:t xml:space="preserve"> and it sits between </w:t>
+      </w:r>
+      <w:r>
+        <w:t>client APPs</w:t>
+      </w:r>
+      <w:r>
+        <w:t xml:space="preserve"> </w:t>
+      </w:r>
+      <w:r>
+        <w:t>and backend services.</w:t>
+      </w:r>
+      <w:r>
+        <w:t xml:space="preserve"> It provides following functions:</w:t>
+      </w:r>
+    </w:p>
+    <w:p>
+      <w:pPr>
+        <w:pStyle w:val="ListParagraph"/>
+        <w:numPr>
+          <w:ilvl w:val="0"/>
+          <w:numId w:val="53"/>
+        </w:numPr>
+        <w:jc w:val="both"/>
+      </w:pPr>
+      <w:r>
+        <w:t>Authentication and security policy enforcements.</w:t>
+      </w:r>
+    </w:p>
+    <w:p>
+      <w:pPr>
+        <w:pStyle w:val="ListParagraph"/>
+        <w:numPr>
+          <w:ilvl w:val="0"/>
+          <w:numId w:val="53"/>
+        </w:numPr>
+        <w:jc w:val="both"/>
+      </w:pPr>
+      <w:r>
+        <w:t>Load balancing and circuit breaking.</w:t>
+      </w:r>
+    </w:p>
+    <w:p>
+      <w:pPr>
+        <w:pStyle w:val="ListParagraph"/>
+        <w:numPr>
+          <w:ilvl w:val="0"/>
+          <w:numId w:val="53"/>
+        </w:numPr>
+        <w:jc w:val="both"/>
+      </w:pPr>
+      <w:r>
+        <w:t>Protocol translation and service discovery.</w:t>
+      </w:r>
+    </w:p>
+    <w:p>
+      <w:pPr>
+        <w:pStyle w:val="ListParagraph"/>
+        <w:numPr>
+          <w:ilvl w:val="0"/>
+          <w:numId w:val="53"/>
+        </w:numPr>
+        <w:jc w:val="both"/>
+      </w:pPr>
+      <w:r>
+        <w:t>Monitoring, logging, analytics and billing.</w:t>
+      </w:r>
+    </w:p>
+    <w:p>
+      <w:pPr>
+        <w:pStyle w:val="ListParagraph"/>
+        <w:numPr>
+          <w:ilvl w:val="0"/>
+          <w:numId w:val="53"/>
+        </w:numPr>
+        <w:jc w:val="both"/>
+      </w:pPr>
+      <w:r>
+        <w:t>Catching</w:t>
+      </w:r>
+    </w:p>
+    <w:p>
+      <w:pPr>
+        <w:jc w:val="both"/>
+      </w:pPr>
+    </w:p>
+    <w:p>
+      <w:pPr>
+        <w:jc w:val="both"/>
+      </w:pPr>
+    </w:p>
+    <w:p>
+      <w:pPr>
+        <w:jc w:val="both"/>
+      </w:pPr>
       <w:r>
         <w:rPr>
           <w:b/>
           <w:bCs/>
           <w:highlight w:val="yellow"/>
         </w:rPr>
-        <w:t xml:space="preserve"> </w:t>
-      </w:r>
-      <w:r>
-        <w:rPr>
-          <w:b/>
-          <w:bCs/>
-          <w:highlight w:val="yellow"/>
-        </w:rPr>
-        <w:t>Why needed in microservices</w:t>
-      </w:r>
-    </w:p>
-    <w:p>
-      <w:pPr>
-        <w:jc w:val="both"/>
-      </w:pPr>
-      <w:r>
-        <w:t>Responsibilities:</w:t>
-      </w:r>
-      <w:r>
-        <w:t xml:space="preserve"> </w:t>
-      </w:r>
-      <w:r>
-        <w:t>Routing</w:t>
-      </w:r>
-      <w:r>
-        <w:t xml:space="preserve">, </w:t>
-      </w:r>
-      <w:r>
-        <w:t>Authentication</w:t>
-      </w:r>
-      <w:r>
-        <w:t xml:space="preserve">, </w:t>
-      </w:r>
-      <w:r>
-        <w:t>Rate limiting</w:t>
-      </w:r>
-    </w:p>
-    <w:p>
-      <w:pPr>
-        <w:jc w:val="both"/>
-      </w:pPr>
-      <w:r>
-        <w:t>https://www.youtube.com/watch?v=6ULyxuHKxg8</w:t>
-      </w:r>
-    </w:p>
-    <w:p>
-      <w:pPr>
-        <w:jc w:val="both"/>
-      </w:pPr>
-    </w:p>
-    <w:p>
-      <w:pPr>
-        <w:jc w:val="both"/>
-      </w:pPr>
-      <w:r>
-        <w:rPr>
-          <w:b/>
-          <w:bCs/>
-          <w:highlight w:val="yellow"/>
-        </w:rPr>
+        <w:lastRenderedPageBreak/>
         <w:t>Difference between API Gateway vs Load Balancer</w:t>
       </w:r>
     </w:p>
@@ -8999,9 +9121,29 @@
       <w:pPr>
         <w:jc w:val="both"/>
       </w:pPr>
-      <w:r>
-        <w:t>https://www.youtube.com/watch?v=_ErhwTPSpws</w:t>
-      </w:r>
+      <w:hyperlink r:id="rId13" w:history="1">
+        <w:r>
+          <w:rPr>
+            <w:rStyle w:val="Hyperlink"/>
+          </w:rPr>
+          <w:t>https://www.youtube.com/watch?v=_ErhwTPSpws</w:t>
+        </w:r>
+      </w:hyperlink>
+    </w:p>
+    <w:p>
+      <w:pPr>
+        <w:jc w:val="both"/>
+      </w:pPr>
+    </w:p>
+    <w:p>
+      <w:pPr>
+        <w:jc w:val="both"/>
+      </w:pPr>
+    </w:p>
+    <w:p>
+      <w:pPr>
+        <w:jc w:val="both"/>
+      </w:pPr>
     </w:p>
     <w:sectPr>
       <w:pgSz w:w="11906" w:h="16838"/>
@@ -12150,6 +12292,119 @@
     </w:lvl>
   </w:abstractNum>
   <w:abstractNum w:abstractNumId="21" w15:restartNumberingAfterBreak="0">
+    <w:nsid w:val="2D7F1A86"/>
+    <w:multiLevelType w:val="hybridMultilevel"/>
+    <w:tmpl w:val="66C4DBFE"/>
+    <w:lvl w:ilvl="0" w:tplc="40090001">
+      <w:start w:val="1"/>
+      <w:numFmt w:val="bullet"/>
+      <w:lvlText w:val=""/>
+      <w:lvlJc w:val="left"/>
+      <w:pPr>
+        <w:ind w:left="720" w:hanging="360"/>
+      </w:pPr>
+      <w:rPr>
+        <w:rFonts w:ascii="Symbol" w:hAnsi="Symbol" w:hint="default"/>
+      </w:rPr>
+    </w:lvl>
+    <w:lvl w:ilvl="1" w:tplc="40090003" w:tentative="1">
+      <w:start w:val="1"/>
+      <w:numFmt w:val="bullet"/>
+      <w:lvlText w:val="o"/>
+      <w:lvlJc w:val="left"/>
+      <w:pPr>
+        <w:ind w:left="1440" w:hanging="360"/>
+      </w:pPr>
+      <w:rPr>
+        <w:rFonts w:ascii="Courier New" w:hAnsi="Courier New" w:cs="Courier New" w:hint="default"/>
+      </w:rPr>
+    </w:lvl>
+    <w:lvl w:ilvl="2" w:tplc="40090005" w:tentative="1">
+      <w:start w:val="1"/>
+      <w:numFmt w:val="bullet"/>
+      <w:lvlText w:val=""/>
+      <w:lvlJc w:val="left"/>
+      <w:pPr>
+        <w:ind w:left="2160" w:hanging="360"/>
+      </w:pPr>
+      <w:rPr>
+        <w:rFonts w:ascii="Wingdings" w:hAnsi="Wingdings" w:hint="default"/>
+      </w:rPr>
+    </w:lvl>
+    <w:lvl w:ilvl="3" w:tplc="40090001" w:tentative="1">
+      <w:start w:val="1"/>
+      <w:numFmt w:val="bullet"/>
+      <w:lvlText w:val=""/>
+      <w:lvlJc w:val="left"/>
+      <w:pPr>
+        <w:ind w:left="2880" w:hanging="360"/>
+      </w:pPr>
+      <w:rPr>
+        <w:rFonts w:ascii="Symbol" w:hAnsi="Symbol" w:hint="default"/>
+      </w:rPr>
+    </w:lvl>
+    <w:lvl w:ilvl="4" w:tplc="40090003" w:tentative="1">
+      <w:start w:val="1"/>
+      <w:numFmt w:val="bullet"/>
+      <w:lvlText w:val="o"/>
+      <w:lvlJc w:val="left"/>
+      <w:pPr>
+        <w:ind w:left="3600" w:hanging="360"/>
+      </w:pPr>
+      <w:rPr>
+        <w:rFonts w:ascii="Courier New" w:hAnsi="Courier New" w:cs="Courier New" w:hint="default"/>
+      </w:rPr>
+    </w:lvl>
+    <w:lvl w:ilvl="5" w:tplc="40090005" w:tentative="1">
+      <w:start w:val="1"/>
+      <w:numFmt w:val="bullet"/>
+      <w:lvlText w:val=""/>
+      <w:lvlJc w:val="left"/>
+      <w:pPr>
+        <w:ind w:left="4320" w:hanging="360"/>
+      </w:pPr>
+      <w:rPr>
+        <w:rFonts w:ascii="Wingdings" w:hAnsi="Wingdings" w:hint="default"/>
+      </w:rPr>
+    </w:lvl>
+    <w:lvl w:ilvl="6" w:tplc="40090001" w:tentative="1">
+      <w:start w:val="1"/>
+      <w:numFmt w:val="bullet"/>
+      <w:lvlText w:val=""/>
+      <w:lvlJc w:val="left"/>
+      <w:pPr>
+        <w:ind w:left="5040" w:hanging="360"/>
+      </w:pPr>
+      <w:rPr>
+        <w:rFonts w:ascii="Symbol" w:hAnsi="Symbol" w:hint="default"/>
+      </w:rPr>
+    </w:lvl>
+    <w:lvl w:ilvl="7" w:tplc="40090003" w:tentative="1">
+      <w:start w:val="1"/>
+      <w:numFmt w:val="bullet"/>
+      <w:lvlText w:val="o"/>
+      <w:lvlJc w:val="left"/>
+      <w:pPr>
+        <w:ind w:left="5760" w:hanging="360"/>
+      </w:pPr>
+      <w:rPr>
+        <w:rFonts w:ascii="Courier New" w:hAnsi="Courier New" w:cs="Courier New" w:hint="default"/>
+      </w:rPr>
+    </w:lvl>
+    <w:lvl w:ilvl="8" w:tplc="40090005" w:tentative="1">
+      <w:start w:val="1"/>
+      <w:numFmt w:val="bullet"/>
+      <w:lvlText w:val=""/>
+      <w:lvlJc w:val="left"/>
+      <w:pPr>
+        <w:ind w:left="6480" w:hanging="360"/>
+      </w:pPr>
+      <w:rPr>
+        <w:rFonts w:ascii="Wingdings" w:hAnsi="Wingdings" w:hint="default"/>
+      </w:rPr>
+    </w:lvl>
+  </w:abstractNum>
+  <w:abstractNum w:abstractNumId="22" w15:restartNumberingAfterBreak="0">
     <w:nsid w:val="2F494D80"/>
     <w:multiLevelType w:val="hybridMultilevel"/>
     <w:tmpl w:val="F9EA25C6"/>
@@ -12239,7 +12494,7 @@
       </w:pPr>
     </w:lvl>
   </w:abstractNum>
-  <w:abstractNum w:abstractNumId="22" w15:restartNumberingAfterBreak="0">
+  <w:abstractNum w:abstractNumId="23" w15:restartNumberingAfterBreak="0">
     <w:nsid w:val="30531E7C"/>
     <w:multiLevelType w:val="hybridMultilevel"/>
     <w:tmpl w:val="6B143B62"/>
@@ -12325,7 +12580,7 @@
       </w:pPr>
     </w:lvl>
   </w:abstractNum>
-  <w:abstractNum w:abstractNumId="23" w15:restartNumberingAfterBreak="0">
+  <w:abstractNum w:abstractNumId="24" w15:restartNumberingAfterBreak="0">
     <w:nsid w:val="344A40FF"/>
     <w:multiLevelType w:val="multilevel"/>
     <w:tmpl w:val="6F70AA58"/>
@@ -12474,7 +12729,7 @@
       </w:rPr>
     </w:lvl>
   </w:abstractNum>
-  <w:abstractNum w:abstractNumId="24" w15:restartNumberingAfterBreak="0">
+  <w:abstractNum w:abstractNumId="25" w15:restartNumberingAfterBreak="0">
     <w:nsid w:val="39995487"/>
     <w:multiLevelType w:val="multilevel"/>
     <w:tmpl w:val="2D1E1E06"/>
@@ -12623,7 +12878,7 @@
       </w:rPr>
     </w:lvl>
   </w:abstractNum>
-  <w:abstractNum w:abstractNumId="25" w15:restartNumberingAfterBreak="0">
+  <w:abstractNum w:abstractNumId="26" w15:restartNumberingAfterBreak="0">
     <w:nsid w:val="3C5A01BC"/>
     <w:multiLevelType w:val="multilevel"/>
     <w:tmpl w:val="556A5866"/>
@@ -12772,7 +13027,7 @@
       </w:rPr>
     </w:lvl>
   </w:abstractNum>
-  <w:abstractNum w:abstractNumId="26" w15:restartNumberingAfterBreak="0">
+  <w:abstractNum w:abstractNumId="27" w15:restartNumberingAfterBreak="0">
     <w:nsid w:val="3C717F73"/>
     <w:multiLevelType w:val="hybridMultilevel"/>
     <w:tmpl w:val="811A639A"/>
@@ -12862,7 +13117,7 @@
       </w:pPr>
     </w:lvl>
   </w:abstractNum>
-  <w:abstractNum w:abstractNumId="27" w15:restartNumberingAfterBreak="0">
+  <w:abstractNum w:abstractNumId="28" w15:restartNumberingAfterBreak="0">
     <w:nsid w:val="3F5A14D9"/>
     <w:multiLevelType w:val="multilevel"/>
     <w:tmpl w:val="D96E02F0"/>
@@ -13011,7 +13266,7 @@
       </w:rPr>
     </w:lvl>
   </w:abstractNum>
-  <w:abstractNum w:abstractNumId="28" w15:restartNumberingAfterBreak="0">
+  <w:abstractNum w:abstractNumId="29" w15:restartNumberingAfterBreak="0">
     <w:nsid w:val="45226DB0"/>
     <w:multiLevelType w:val="multilevel"/>
     <w:tmpl w:val="AE686EC2"/>
@@ -13160,7 +13415,7 @@
       </w:rPr>
     </w:lvl>
   </w:abstractNum>
-  <w:abstractNum w:abstractNumId="29" w15:restartNumberingAfterBreak="0">
+  <w:abstractNum w:abstractNumId="30" w15:restartNumberingAfterBreak="0">
     <w:nsid w:val="48466B42"/>
     <w:multiLevelType w:val="hybridMultilevel"/>
     <w:tmpl w:val="4DB48AF0"/>
@@ -13250,7 +13505,7 @@
       </w:pPr>
     </w:lvl>
   </w:abstractNum>
-  <w:abstractNum w:abstractNumId="30" w15:restartNumberingAfterBreak="0">
+  <w:abstractNum w:abstractNumId="31" w15:restartNumberingAfterBreak="0">
     <w:nsid w:val="48675A2C"/>
     <w:multiLevelType w:val="multilevel"/>
     <w:tmpl w:val="3670C5BA"/>
@@ -13399,7 +13654,7 @@
       </w:rPr>
     </w:lvl>
   </w:abstractNum>
-  <w:abstractNum w:abstractNumId="31" w15:restartNumberingAfterBreak="0">
+  <w:abstractNum w:abstractNumId="32" w15:restartNumberingAfterBreak="0">
     <w:nsid w:val="494E01D8"/>
     <w:multiLevelType w:val="multilevel"/>
     <w:tmpl w:val="B09263B6"/>
@@ -13512,7 +13767,7 @@
       </w:pPr>
     </w:lvl>
   </w:abstractNum>
-  <w:abstractNum w:abstractNumId="32" w15:restartNumberingAfterBreak="0">
+  <w:abstractNum w:abstractNumId="33" w15:restartNumberingAfterBreak="0">
     <w:nsid w:val="4A0D065F"/>
     <w:multiLevelType w:val="multilevel"/>
     <w:tmpl w:val="21A2CE3A"/>
@@ -13661,7 +13916,7 @@
       </w:rPr>
     </w:lvl>
   </w:abstractNum>
-  <w:abstractNum w:abstractNumId="33" w15:restartNumberingAfterBreak="0">
+  <w:abstractNum w:abstractNumId="34" w15:restartNumberingAfterBreak="0">
     <w:nsid w:val="4B5956A3"/>
     <w:multiLevelType w:val="multilevel"/>
     <w:tmpl w:val="D4263EBA"/>
@@ -13810,7 +14065,7 @@
       </w:rPr>
     </w:lvl>
   </w:abstractNum>
-  <w:abstractNum w:abstractNumId="34" w15:restartNumberingAfterBreak="0">
+  <w:abstractNum w:abstractNumId="35" w15:restartNumberingAfterBreak="0">
     <w:nsid w:val="518F1291"/>
     <w:multiLevelType w:val="multilevel"/>
     <w:tmpl w:val="139A623A"/>
@@ -13959,7 +14214,7 @@
       </w:rPr>
     </w:lvl>
   </w:abstractNum>
-  <w:abstractNum w:abstractNumId="35" w15:restartNumberingAfterBreak="0">
+  <w:abstractNum w:abstractNumId="36" w15:restartNumberingAfterBreak="0">
     <w:nsid w:val="53911BB2"/>
     <w:multiLevelType w:val="hybridMultilevel"/>
     <w:tmpl w:val="7A7A0542"/>
@@ -14045,7 +14300,7 @@
       </w:pPr>
     </w:lvl>
   </w:abstractNum>
-  <w:abstractNum w:abstractNumId="36" w15:restartNumberingAfterBreak="0">
+  <w:abstractNum w:abstractNumId="37" w15:restartNumberingAfterBreak="0">
     <w:nsid w:val="53CA2B95"/>
     <w:multiLevelType w:val="multilevel"/>
     <w:tmpl w:val="706407C8"/>
@@ -14194,7 +14449,7 @@
       </w:rPr>
     </w:lvl>
   </w:abstractNum>
-  <w:abstractNum w:abstractNumId="37" w15:restartNumberingAfterBreak="0">
+  <w:abstractNum w:abstractNumId="38" w15:restartNumberingAfterBreak="0">
     <w:nsid w:val="541D3390"/>
     <w:multiLevelType w:val="multilevel"/>
     <w:tmpl w:val="95BA6744"/>
@@ -14343,7 +14598,7 @@
       </w:rPr>
     </w:lvl>
   </w:abstractNum>
-  <w:abstractNum w:abstractNumId="38" w15:restartNumberingAfterBreak="0">
+  <w:abstractNum w:abstractNumId="39" w15:restartNumberingAfterBreak="0">
     <w:nsid w:val="55B254BF"/>
     <w:multiLevelType w:val="multilevel"/>
     <w:tmpl w:val="B282A0E6"/>
@@ -14492,7 +14747,7 @@
       </w:rPr>
     </w:lvl>
   </w:abstractNum>
-  <w:abstractNum w:abstractNumId="39" w15:restartNumberingAfterBreak="0">
+  <w:abstractNum w:abstractNumId="40" w15:restartNumberingAfterBreak="0">
     <w:nsid w:val="59E14EFF"/>
     <w:multiLevelType w:val="multilevel"/>
     <w:tmpl w:val="8FB48A1C"/>
@@ -14641,7 +14896,7 @@
       </w:rPr>
     </w:lvl>
   </w:abstractNum>
-  <w:abstractNum w:abstractNumId="40" w15:restartNumberingAfterBreak="0">
+  <w:abstractNum w:abstractNumId="41" w15:restartNumberingAfterBreak="0">
     <w:nsid w:val="5CAA3993"/>
     <w:multiLevelType w:val="multilevel"/>
     <w:tmpl w:val="1CA2F42A"/>
@@ -14790,7 +15045,7 @@
       </w:rPr>
     </w:lvl>
   </w:abstractNum>
-  <w:abstractNum w:abstractNumId="41" w15:restartNumberingAfterBreak="0">
+  <w:abstractNum w:abstractNumId="42" w15:restartNumberingAfterBreak="0">
     <w:nsid w:val="695A7408"/>
     <w:multiLevelType w:val="multilevel"/>
     <w:tmpl w:val="53B839AC"/>
@@ -14939,7 +15194,7 @@
       </w:rPr>
     </w:lvl>
   </w:abstractNum>
-  <w:abstractNum w:abstractNumId="42" w15:restartNumberingAfterBreak="0">
+  <w:abstractNum w:abstractNumId="43" w15:restartNumberingAfterBreak="0">
     <w:nsid w:val="6A6D3520"/>
     <w:multiLevelType w:val="multilevel"/>
     <w:tmpl w:val="B2C2537E"/>
@@ -15088,7 +15343,7 @@
       </w:rPr>
     </w:lvl>
   </w:abstractNum>
-  <w:abstractNum w:abstractNumId="43" w15:restartNumberingAfterBreak="0">
+  <w:abstractNum w:abstractNumId="44" w15:restartNumberingAfterBreak="0">
     <w:nsid w:val="6BDD4C5B"/>
     <w:multiLevelType w:val="hybridMultilevel"/>
     <w:tmpl w:val="FE720D50"/>
@@ -15201,7 +15456,7 @@
       </w:rPr>
     </w:lvl>
   </w:abstractNum>
-  <w:abstractNum w:abstractNumId="44" w15:restartNumberingAfterBreak="0">
+  <w:abstractNum w:abstractNumId="45" w15:restartNumberingAfterBreak="0">
     <w:nsid w:val="6D522266"/>
     <w:multiLevelType w:val="multilevel"/>
     <w:tmpl w:val="D05E5948"/>
@@ -15350,7 +15605,7 @@
       </w:rPr>
     </w:lvl>
   </w:abstractNum>
-  <w:abstractNum w:abstractNumId="45" w15:restartNumberingAfterBreak="0">
+  <w:abstractNum w:abstractNumId="46" w15:restartNumberingAfterBreak="0">
     <w:nsid w:val="6DBC1315"/>
     <w:multiLevelType w:val="multilevel"/>
     <w:tmpl w:val="85FA39F6"/>
@@ -15499,7 +15754,7 @@
       </w:rPr>
     </w:lvl>
   </w:abstractNum>
-  <w:abstractNum w:abstractNumId="46" w15:restartNumberingAfterBreak="0">
+  <w:abstractNum w:abstractNumId="47" w15:restartNumberingAfterBreak="0">
     <w:nsid w:val="71E0768E"/>
     <w:multiLevelType w:val="multilevel"/>
     <w:tmpl w:val="D9FC4C9E"/>
@@ -15648,7 +15903,7 @@
       </w:rPr>
     </w:lvl>
   </w:abstractNum>
-  <w:abstractNum w:abstractNumId="47" w15:restartNumberingAfterBreak="0">
+  <w:abstractNum w:abstractNumId="48" w15:restartNumberingAfterBreak="0">
     <w:nsid w:val="76EA4C27"/>
     <w:multiLevelType w:val="multilevel"/>
     <w:tmpl w:val="81CCF4C6"/>
@@ -15797,7 +16052,7 @@
       </w:rPr>
     </w:lvl>
   </w:abstractNum>
-  <w:abstractNum w:abstractNumId="48" w15:restartNumberingAfterBreak="0">
+  <w:abstractNum w:abstractNumId="49" w15:restartNumberingAfterBreak="0">
     <w:nsid w:val="77C107AF"/>
     <w:multiLevelType w:val="multilevel"/>
     <w:tmpl w:val="EE18931E"/>
@@ -15946,7 +16201,7 @@
       </w:rPr>
     </w:lvl>
   </w:abstractNum>
-  <w:abstractNum w:abstractNumId="49" w15:restartNumberingAfterBreak="0">
+  <w:abstractNum w:abstractNumId="50" w15:restartNumberingAfterBreak="0">
     <w:nsid w:val="7B4B2C8D"/>
     <w:multiLevelType w:val="multilevel"/>
     <w:tmpl w:val="B1AA6C92"/>
@@ -16095,7 +16350,7 @@
       </w:rPr>
     </w:lvl>
   </w:abstractNum>
-  <w:abstractNum w:abstractNumId="50" w15:restartNumberingAfterBreak="0">
+  <w:abstractNum w:abstractNumId="51" w15:restartNumberingAfterBreak="0">
     <w:nsid w:val="7BF00445"/>
     <w:multiLevelType w:val="multilevel"/>
     <w:tmpl w:val="F28CAE60"/>
@@ -16244,7 +16499,7 @@
       </w:rPr>
     </w:lvl>
   </w:abstractNum>
-  <w:abstractNum w:abstractNumId="51" w15:restartNumberingAfterBreak="0">
+  <w:abstractNum w:abstractNumId="52" w15:restartNumberingAfterBreak="0">
     <w:nsid w:val="7DAE53B6"/>
     <w:multiLevelType w:val="hybridMultilevel"/>
     <w:tmpl w:val="6814476A"/>
@@ -16358,10 +16613,10 @@
     </w:lvl>
   </w:abstractNum>
   <w:num w:numId="1" w16cid:durableId="1582135572">
-    <w:abstractNumId w:val="35"/>
+    <w:abstractNumId w:val="36"/>
   </w:num>
   <w:num w:numId="2" w16cid:durableId="2057468626">
-    <w:abstractNumId w:val="22"/>
+    <w:abstractNumId w:val="23"/>
   </w:num>
   <w:num w:numId="3" w16cid:durableId="1949392099">
     <w:abstractNumId w:val="0"/>
@@ -16370,13 +16625,13 @@
     <w:abstractNumId w:val="7"/>
   </w:num>
   <w:num w:numId="5" w16cid:durableId="1842968671">
-    <w:abstractNumId w:val="39"/>
+    <w:abstractNumId w:val="40"/>
   </w:num>
   <w:num w:numId="6" w16cid:durableId="470947462">
     <w:abstractNumId w:val="12"/>
   </w:num>
   <w:num w:numId="7" w16cid:durableId="2079284153">
-    <w:abstractNumId w:val="37"/>
+    <w:abstractNumId w:val="38"/>
   </w:num>
   <w:num w:numId="8" w16cid:durableId="1491140945">
     <w:abstractNumId w:val="11"/>
@@ -16385,22 +16640,22 @@
     <w:abstractNumId w:val="16"/>
   </w:num>
   <w:num w:numId="10" w16cid:durableId="1779059991">
-    <w:abstractNumId w:val="46"/>
+    <w:abstractNumId w:val="47"/>
   </w:num>
   <w:num w:numId="11" w16cid:durableId="74517482">
-    <w:abstractNumId w:val="29"/>
+    <w:abstractNumId w:val="30"/>
   </w:num>
   <w:num w:numId="12" w16cid:durableId="958874929">
-    <w:abstractNumId w:val="44"/>
+    <w:abstractNumId w:val="45"/>
   </w:num>
   <w:num w:numId="13" w16cid:durableId="1557617437">
     <w:abstractNumId w:val="15"/>
   </w:num>
   <w:num w:numId="14" w16cid:durableId="98915985">
-    <w:abstractNumId w:val="27"/>
+    <w:abstractNumId w:val="28"/>
   </w:num>
   <w:num w:numId="15" w16cid:durableId="1984305904">
-    <w:abstractNumId w:val="30"/>
+    <w:abstractNumId w:val="31"/>
   </w:num>
   <w:num w:numId="16" w16cid:durableId="377632585">
     <w:abstractNumId w:val="19"/>
@@ -16412,31 +16667,31 @@
     <w:abstractNumId w:val="1"/>
   </w:num>
   <w:num w:numId="19" w16cid:durableId="1129470839">
-    <w:abstractNumId w:val="26"/>
+    <w:abstractNumId w:val="27"/>
   </w:num>
   <w:num w:numId="20" w16cid:durableId="1492258557">
-    <w:abstractNumId w:val="21"/>
+    <w:abstractNumId w:val="22"/>
   </w:num>
   <w:num w:numId="21" w16cid:durableId="76559357">
     <w:abstractNumId w:val="13"/>
   </w:num>
   <w:num w:numId="22" w16cid:durableId="1291858245">
-    <w:abstractNumId w:val="31"/>
+    <w:abstractNumId w:val="32"/>
   </w:num>
   <w:num w:numId="23" w16cid:durableId="1320698242">
     <w:abstractNumId w:val="4"/>
   </w:num>
   <w:num w:numId="24" w16cid:durableId="163059893">
-    <w:abstractNumId w:val="32"/>
+    <w:abstractNumId w:val="33"/>
   </w:num>
   <w:num w:numId="25" w16cid:durableId="1295208616">
-    <w:abstractNumId w:val="49"/>
+    <w:abstractNumId w:val="50"/>
   </w:num>
   <w:num w:numId="26" w16cid:durableId="2110347621">
     <w:abstractNumId w:val="9"/>
   </w:num>
   <w:num w:numId="27" w16cid:durableId="1766268420">
-    <w:abstractNumId w:val="34"/>
+    <w:abstractNumId w:val="35"/>
   </w:num>
   <w:num w:numId="28" w16cid:durableId="409891156">
     <w:abstractNumId w:val="17"/>
@@ -16445,43 +16700,43 @@
     <w:abstractNumId w:val="8"/>
   </w:num>
   <w:num w:numId="30" w16cid:durableId="15860242">
-    <w:abstractNumId w:val="47"/>
+    <w:abstractNumId w:val="48"/>
   </w:num>
   <w:num w:numId="31" w16cid:durableId="1697848299">
-    <w:abstractNumId w:val="36"/>
+    <w:abstractNumId w:val="37"/>
   </w:num>
   <w:num w:numId="32" w16cid:durableId="1764297447">
-    <w:abstractNumId w:val="43"/>
+    <w:abstractNumId w:val="44"/>
   </w:num>
   <w:num w:numId="33" w16cid:durableId="803620821">
+    <w:abstractNumId w:val="52"/>
+  </w:num>
+  <w:num w:numId="34" w16cid:durableId="1144350191">
+    <w:abstractNumId w:val="29"/>
+  </w:num>
+  <w:num w:numId="35" w16cid:durableId="1562903394">
+    <w:abstractNumId w:val="41"/>
+  </w:num>
+  <w:num w:numId="36" w16cid:durableId="81461666">
     <w:abstractNumId w:val="51"/>
   </w:num>
-  <w:num w:numId="34" w16cid:durableId="1144350191">
-    <w:abstractNumId w:val="28"/>
-  </w:num>
-  <w:num w:numId="35" w16cid:durableId="1562903394">
-    <w:abstractNumId w:val="40"/>
-  </w:num>
-  <w:num w:numId="36" w16cid:durableId="81461666">
-    <w:abstractNumId w:val="50"/>
-  </w:num>
   <w:num w:numId="37" w16cid:durableId="198670067">
-    <w:abstractNumId w:val="38"/>
+    <w:abstractNumId w:val="39"/>
   </w:num>
   <w:num w:numId="38" w16cid:durableId="1445346330">
     <w:abstractNumId w:val="18"/>
   </w:num>
   <w:num w:numId="39" w16cid:durableId="1086222723">
-    <w:abstractNumId w:val="42"/>
+    <w:abstractNumId w:val="43"/>
   </w:num>
   <w:num w:numId="40" w16cid:durableId="1060901579">
-    <w:abstractNumId w:val="48"/>
+    <w:abstractNumId w:val="49"/>
   </w:num>
   <w:num w:numId="41" w16cid:durableId="1681738915">
-    <w:abstractNumId w:val="25"/>
+    <w:abstractNumId w:val="26"/>
   </w:num>
   <w:num w:numId="42" w16cid:durableId="1901551919">
-    <w:abstractNumId w:val="33"/>
+    <w:abstractNumId w:val="34"/>
   </w:num>
   <w:num w:numId="43" w16cid:durableId="315189892">
     <w:abstractNumId w:val="5"/>
@@ -16496,22 +16751,25 @@
     <w:abstractNumId w:val="6"/>
   </w:num>
   <w:num w:numId="47" w16cid:durableId="708263049">
+    <w:abstractNumId w:val="25"/>
+  </w:num>
+  <w:num w:numId="48" w16cid:durableId="1893341343">
+    <w:abstractNumId w:val="46"/>
+  </w:num>
+  <w:num w:numId="49" w16cid:durableId="1031342869">
     <w:abstractNumId w:val="24"/>
   </w:num>
-  <w:num w:numId="48" w16cid:durableId="1893341343">
-    <w:abstractNumId w:val="45"/>
-  </w:num>
-  <w:num w:numId="49" w16cid:durableId="1031342869">
-    <w:abstractNumId w:val="23"/>
-  </w:num>
   <w:num w:numId="50" w16cid:durableId="1641305641">
-    <w:abstractNumId w:val="41"/>
+    <w:abstractNumId w:val="42"/>
   </w:num>
   <w:num w:numId="51" w16cid:durableId="1156535538">
     <w:abstractNumId w:val="14"/>
   </w:num>
   <w:num w:numId="52" w16cid:durableId="1845246164">
     <w:abstractNumId w:val="2"/>
+  </w:num>
+  <w:num w:numId="53" w16cid:durableId="1301420991">
+    <w:abstractNumId w:val="21"/>
   </w:num>
 </w:numbering>
 </file>

--- a/NOTES/3. SYSTEM_DESIGN.docx
+++ b/NOTES/3. SYSTEM_DESIGN.docx
@@ -781,7 +781,15 @@
     </w:p>
     <w:p>
       <w:r>
-        <w:t>- Searching netWorth = 4000</w:t>
+        <w:t xml:space="preserve">- Searching </w:t>
+      </w:r>
+      <w:proofErr w:type="spellStart"/>
+      <w:r>
+        <w:t>netWorth</w:t>
+      </w:r>
+      <w:proofErr w:type="spellEnd"/>
+      <w:r>
+        <w:t xml:space="preserve"> = 4000</w:t>
       </w:r>
     </w:p>
     <w:p>
@@ -976,6 +984,7 @@
       <w:r>
         <w:t xml:space="preserve"> Suppose, we have an </w:t>
       </w:r>
+      <w:proofErr w:type="gramStart"/>
       <w:r>
         <w:rPr>
           <w:b/>
@@ -983,6 +992,7 @@
         </w:rPr>
         <w:t>Employees</w:t>
       </w:r>
+      <w:proofErr w:type="gramEnd"/>
       <w:r>
         <w:t xml:space="preserve"> table having the columns and rows.</w:t>
       </w:r>
@@ -1009,9 +1019,11 @@
             <w:tcW w:w="1041" w:type="dxa"/>
           </w:tcPr>
           <w:p>
+            <w:proofErr w:type="spellStart"/>
             <w:r>
               <w:t>EmpId</w:t>
             </w:r>
+            <w:proofErr w:type="spellEnd"/>
           </w:p>
         </w:tc>
         <w:tc>
@@ -1388,7 +1400,15 @@
         <w:jc w:val="both"/>
       </w:pPr>
       <w:r>
-        <w:t>Splitting a table by columns, where different columns are stored in separate tables (or sometimes separate services), usually linked by a common key (e.g., EmpId).</w:t>
+        <w:t xml:space="preserve">Splitting a table by columns, where different columns are stored in separate tables (or sometimes separate services), usually linked by a common key (e.g., </w:t>
+      </w:r>
+      <w:proofErr w:type="spellStart"/>
+      <w:r>
+        <w:t>EmpId</w:t>
+      </w:r>
+      <w:proofErr w:type="spellEnd"/>
+      <w:r>
+        <w:t>).</w:t>
       </w:r>
       <w:r>
         <w:t xml:space="preserve"> For e</w:t>
@@ -1406,7 +1426,15 @@
         <w:jc w:val="both"/>
       </w:pPr>
       <w:r>
-        <w:t>Table1: EmpId, Name</w:t>
+        <w:t xml:space="preserve">Table1: </w:t>
+      </w:r>
+      <w:proofErr w:type="spellStart"/>
+      <w:r>
+        <w:t>EmpId</w:t>
+      </w:r>
+      <w:proofErr w:type="spellEnd"/>
+      <w:r>
+        <w:t>, Name</w:t>
       </w:r>
     </w:p>
     <w:p>
@@ -1418,7 +1446,15 @@
         <w:jc w:val="both"/>
       </w:pPr>
       <w:r>
-        <w:t xml:space="preserve">Table2: EmpId, Salary </w:t>
+        <w:t xml:space="preserve">Table2: </w:t>
+      </w:r>
+      <w:proofErr w:type="spellStart"/>
+      <w:r>
+        <w:t>EmpId</w:t>
+      </w:r>
+      <w:proofErr w:type="spellEnd"/>
+      <w:r>
+        <w:t xml:space="preserve">, Salary </w:t>
       </w:r>
     </w:p>
     <w:p>
@@ -1962,7 +1998,23 @@
           <w:b/>
           <w:bCs/>
         </w:rPr>
-        <w:t>3. Difficult Rebalancing (Resharding)</w:t>
+        <w:t>3. Difficult Rebalancing (</w:t>
+      </w:r>
+      <w:proofErr w:type="spellStart"/>
+      <w:r>
+        <w:rPr>
+          <w:b/>
+          <w:bCs/>
+        </w:rPr>
+        <w:t>Resharding</w:t>
+      </w:r>
+      <w:proofErr w:type="spellEnd"/>
+      <w:r>
+        <w:rPr>
+          <w:b/>
+          <w:bCs/>
+        </w:rPr>
+        <w:t>)</w:t>
       </w:r>
     </w:p>
     <w:p>
@@ -2248,7 +2300,15 @@
         <w:jc w:val="both"/>
       </w:pPr>
       <w:r>
-        <w:t>In this approach, a shard key (such as EmpId) is passed to a hash function, which determines the shard where the data should be stored. The hash function is deterministic, meaning the same key will always map to the same shard.</w:t>
+        <w:t xml:space="preserve">In this approach, a shard key (such as </w:t>
+      </w:r>
+      <w:proofErr w:type="spellStart"/>
+      <w:r>
+        <w:t>EmpId</w:t>
+      </w:r>
+      <w:proofErr w:type="spellEnd"/>
+      <w:r>
+        <w:t>) is passed to a hash function, which determines the shard where the data should be stored. The hash function is deterministic, meaning the same key will always map to the same shard.</w:t>
       </w:r>
     </w:p>
     <w:p>
@@ -2349,12 +2409,21 @@
           <w:numId w:val="20"/>
         </w:numPr>
       </w:pPr>
-      <w:r>
-        <w:rPr>
-          <w:b/>
-          <w:bCs/>
-        </w:rPr>
-        <w:t>Resharding is expensive:</w:t>
+      <w:proofErr w:type="spellStart"/>
+      <w:r>
+        <w:rPr>
+          <w:b/>
+          <w:bCs/>
+        </w:rPr>
+        <w:t>Resharding</w:t>
+      </w:r>
+      <w:proofErr w:type="spellEnd"/>
+      <w:r>
+        <w:rPr>
+          <w:b/>
+          <w:bCs/>
+        </w:rPr>
+        <w:t xml:space="preserve"> is expensive:</w:t>
       </w:r>
       <w:r>
         <w:t xml:space="preserve"> When the number of shards changes, the hashing function changes, causing many keys to map to different shards </w:t>
@@ -2522,7 +2591,15 @@
         <w:t>High Cardinality:</w:t>
       </w:r>
       <w:r>
-        <w:t xml:space="preserve"> The key should have many unique values to ensure proper distribution (e.g., UserId). </w:t>
+        <w:t xml:space="preserve"> The key should have many unique values to ensure proper distribution (e.g., </w:t>
+      </w:r>
+      <w:proofErr w:type="spellStart"/>
+      <w:r>
+        <w:t>UserId</w:t>
+      </w:r>
+      <w:proofErr w:type="spellEnd"/>
+      <w:r>
+        <w:t xml:space="preserve">). </w:t>
       </w:r>
     </w:p>
     <w:p>
@@ -3809,9 +3886,11 @@
             <w:r>
               <w:t xml:space="preserve"> (</w:t>
             </w:r>
+            <w:proofErr w:type="spellStart"/>
             <w:r>
               <w:t>Zerodha</w:t>
             </w:r>
+            <w:proofErr w:type="spellEnd"/>
             <w:r>
               <w:t>)</w:t>
             </w:r>
@@ -3979,8 +4058,21 @@
         <w:jc w:val="both"/>
       </w:pPr>
       <w:r>
-        <w:t>function hash(user_id){</w:t>
-      </w:r>
+        <w:t>function hash(</w:t>
+      </w:r>
+      <w:proofErr w:type="spellStart"/>
+      <w:r>
+        <w:t>user_</w:t>
+      </w:r>
+      <w:proofErr w:type="gramStart"/>
+      <w:r>
+        <w:t>id</w:t>
+      </w:r>
+      <w:proofErr w:type="spellEnd"/>
+      <w:r>
+        <w:t>){</w:t>
+      </w:r>
+      <w:proofErr w:type="gramEnd"/>
     </w:p>
     <w:p>
       <w:pPr>
@@ -3988,7 +4080,23 @@
         <w:jc w:val="both"/>
       </w:pPr>
       <w:r>
-        <w:t>return user_id % numbers_of_servers;</w:t>
+        <w:t xml:space="preserve">return </w:t>
+      </w:r>
+      <w:proofErr w:type="spellStart"/>
+      <w:r>
+        <w:t>user_id</w:t>
+      </w:r>
+      <w:proofErr w:type="spellEnd"/>
+      <w:r>
+        <w:t xml:space="preserve"> % </w:t>
+      </w:r>
+      <w:proofErr w:type="spellStart"/>
+      <w:r>
+        <w:t>numbers_of_servers</w:t>
+      </w:r>
+      <w:proofErr w:type="spellEnd"/>
+      <w:r>
+        <w:t>;</w:t>
       </w:r>
     </w:p>
     <w:p>
@@ -4019,7 +4127,15 @@
         <w:jc w:val="both"/>
       </w:pPr>
       <w:r>
-        <w:t>Here, numbers_of_servers = 3</w:t>
+        <w:t xml:space="preserve">Here, </w:t>
+      </w:r>
+      <w:proofErr w:type="spellStart"/>
+      <w:r>
+        <w:t>numbers_of_servers</w:t>
+      </w:r>
+      <w:proofErr w:type="spellEnd"/>
+      <w:r>
+        <w:t xml:space="preserve"> = 3</w:t>
       </w:r>
     </w:p>
     <w:p>
@@ -4051,7 +4167,15 @@
         <w:jc w:val="both"/>
       </w:pPr>
       <w:r>
-        <w:t>Suppose, user_Ids are as:</w:t>
+        <w:t xml:space="preserve">Suppose, </w:t>
+      </w:r>
+      <w:proofErr w:type="spellStart"/>
+      <w:r>
+        <w:t>user_Ids</w:t>
+      </w:r>
+      <w:proofErr w:type="spellEnd"/>
+      <w:r>
+        <w:t xml:space="preserve"> are as:</w:t>
       </w:r>
     </w:p>
     <w:tbl>
@@ -4079,6 +4203,7 @@
                 <w:bCs/>
               </w:rPr>
             </w:pPr>
+            <w:proofErr w:type="spellStart"/>
             <w:r>
               <w:rPr>
                 <w:b/>
@@ -4086,6 +4211,7 @@
               </w:rPr>
               <w:t>user_id</w:t>
             </w:r>
+            <w:proofErr w:type="spellEnd"/>
           </w:p>
         </w:tc>
         <w:tc>
@@ -4133,7 +4259,23 @@
                 <w:b/>
                 <w:bCs/>
               </w:rPr>
-              <w:t>Hash Function = user_id % 3</w:t>
+              <w:t xml:space="preserve">Hash Function = </w:t>
+            </w:r>
+            <w:proofErr w:type="spellStart"/>
+            <w:r>
+              <w:rPr>
+                <w:b/>
+                <w:bCs/>
+              </w:rPr>
+              <w:t>user_id</w:t>
+            </w:r>
+            <w:proofErr w:type="spellEnd"/>
+            <w:r>
+              <w:rPr>
+                <w:b/>
+                <w:bCs/>
+              </w:rPr>
+              <w:t xml:space="preserve"> % 3</w:t>
             </w:r>
           </w:p>
         </w:tc>
@@ -4452,23 +4594,47 @@
         <w:jc w:val="both"/>
       </w:pPr>
       <w:r>
-        <w:t>Record of user_id = 3 is saved in DB-1.</w:t>
-      </w:r>
-    </w:p>
-    <w:p>
-      <w:pPr>
-        <w:jc w:val="both"/>
-      </w:pPr>
-      <w:r>
-        <w:t>Records of user_id = 1,4 are saved in DB-2.</w:t>
-      </w:r>
-    </w:p>
-    <w:p>
-      <w:pPr>
-        <w:jc w:val="both"/>
-      </w:pPr>
-      <w:r>
-        <w:t>Records of user_id = 2,5 are saved in DB-3.</w:t>
+        <w:t xml:space="preserve">Record of </w:t>
+      </w:r>
+      <w:proofErr w:type="spellStart"/>
+      <w:r>
+        <w:t>user_id</w:t>
+      </w:r>
+      <w:proofErr w:type="spellEnd"/>
+      <w:r>
+        <w:t xml:space="preserve"> = 3 is saved in DB-1.</w:t>
+      </w:r>
+    </w:p>
+    <w:p>
+      <w:pPr>
+        <w:jc w:val="both"/>
+      </w:pPr>
+      <w:r>
+        <w:t xml:space="preserve">Records of </w:t>
+      </w:r>
+      <w:proofErr w:type="spellStart"/>
+      <w:r>
+        <w:t>user_id</w:t>
+      </w:r>
+      <w:proofErr w:type="spellEnd"/>
+      <w:r>
+        <w:t xml:space="preserve"> = 1,4 are saved in DB-2.</w:t>
+      </w:r>
+    </w:p>
+    <w:p>
+      <w:pPr>
+        <w:jc w:val="both"/>
+      </w:pPr>
+      <w:r>
+        <w:t xml:space="preserve">Records of </w:t>
+      </w:r>
+      <w:proofErr w:type="spellStart"/>
+      <w:r>
+        <w:t>user_id</w:t>
+      </w:r>
+      <w:proofErr w:type="spellEnd"/>
+      <w:r>
+        <w:t xml:space="preserve"> = 2,5 are saved in DB-3.</w:t>
       </w:r>
     </w:p>
     <w:p>
@@ -4493,7 +4659,15 @@
       </w:pPr>
       <w:r>
         <w:lastRenderedPageBreak/>
-        <w:t>Here, numbers_of_servers = 4</w:t>
+        <w:t xml:space="preserve">Here, </w:t>
+      </w:r>
+      <w:proofErr w:type="spellStart"/>
+      <w:r>
+        <w:t>numbers_of_servers</w:t>
+      </w:r>
+      <w:proofErr w:type="spellEnd"/>
+      <w:r>
+        <w:t xml:space="preserve"> = 4</w:t>
       </w:r>
     </w:p>
     <w:tbl>
@@ -4521,6 +4695,7 @@
                 <w:bCs/>
               </w:rPr>
             </w:pPr>
+            <w:proofErr w:type="spellStart"/>
             <w:r>
               <w:rPr>
                 <w:b/>
@@ -4528,6 +4703,7 @@
               </w:rPr>
               <w:t>user_id</w:t>
             </w:r>
+            <w:proofErr w:type="spellEnd"/>
           </w:p>
         </w:tc>
         <w:tc>
@@ -4575,7 +4751,23 @@
                 <w:b/>
                 <w:bCs/>
               </w:rPr>
-              <w:t>Hash Function = user_id % 4</w:t>
+              <w:t xml:space="preserve">Hash Function = </w:t>
+            </w:r>
+            <w:proofErr w:type="spellStart"/>
+            <w:r>
+              <w:rPr>
+                <w:b/>
+                <w:bCs/>
+              </w:rPr>
+              <w:t>user_id</w:t>
+            </w:r>
+            <w:proofErr w:type="spellEnd"/>
+            <w:r>
+              <w:rPr>
+                <w:b/>
+                <w:bCs/>
+              </w:rPr>
+              <w:t xml:space="preserve"> % 4</w:t>
             </w:r>
           </w:p>
         </w:tc>
@@ -4894,31 +5086,63 @@
         <w:jc w:val="both"/>
       </w:pPr>
       <w:r>
-        <w:t>Record of user_id = 4 is saved in DB-1.</w:t>
-      </w:r>
-    </w:p>
-    <w:p>
-      <w:pPr>
-        <w:jc w:val="both"/>
-      </w:pPr>
-      <w:r>
-        <w:t>Records of user_id = 1,5 are saved in DB-2.</w:t>
-      </w:r>
-    </w:p>
-    <w:p>
-      <w:pPr>
-        <w:jc w:val="both"/>
-      </w:pPr>
-      <w:r>
-        <w:t>Record of user_id = 2 is saved in DB-3.</w:t>
-      </w:r>
-    </w:p>
-    <w:p>
-      <w:pPr>
-        <w:jc w:val="both"/>
-      </w:pPr>
-      <w:r>
-        <w:t>Record of user_id = 3 is saved in DB-4.</w:t>
+        <w:t xml:space="preserve">Record of </w:t>
+      </w:r>
+      <w:proofErr w:type="spellStart"/>
+      <w:r>
+        <w:t>user_id</w:t>
+      </w:r>
+      <w:proofErr w:type="spellEnd"/>
+      <w:r>
+        <w:t xml:space="preserve"> = 4 is saved in DB-1.</w:t>
+      </w:r>
+    </w:p>
+    <w:p>
+      <w:pPr>
+        <w:jc w:val="both"/>
+      </w:pPr>
+      <w:r>
+        <w:t xml:space="preserve">Records of </w:t>
+      </w:r>
+      <w:proofErr w:type="spellStart"/>
+      <w:r>
+        <w:t>user_id</w:t>
+      </w:r>
+      <w:proofErr w:type="spellEnd"/>
+      <w:r>
+        <w:t xml:space="preserve"> = 1,5 are saved in DB-2.</w:t>
+      </w:r>
+    </w:p>
+    <w:p>
+      <w:pPr>
+        <w:jc w:val="both"/>
+      </w:pPr>
+      <w:r>
+        <w:t xml:space="preserve">Record of </w:t>
+      </w:r>
+      <w:proofErr w:type="spellStart"/>
+      <w:r>
+        <w:t>user_id</w:t>
+      </w:r>
+      <w:proofErr w:type="spellEnd"/>
+      <w:r>
+        <w:t xml:space="preserve"> = 2 is saved in DB-3.</w:t>
+      </w:r>
+    </w:p>
+    <w:p>
+      <w:pPr>
+        <w:jc w:val="both"/>
+      </w:pPr>
+      <w:r>
+        <w:t xml:space="preserve">Record of </w:t>
+      </w:r>
+      <w:proofErr w:type="spellStart"/>
+      <w:r>
+        <w:t>user_id</w:t>
+      </w:r>
+      <w:proofErr w:type="spellEnd"/>
+      <w:r>
+        <w:t xml:space="preserve"> = 3 is saved in DB-4.</w:t>
       </w:r>
     </w:p>
     <w:p>
@@ -4942,7 +5166,15 @@
         <w:jc w:val="both"/>
       </w:pPr>
       <w:r>
-        <w:t>Here, numbers_of_servers = 2</w:t>
+        <w:t xml:space="preserve">Here, </w:t>
+      </w:r>
+      <w:proofErr w:type="spellStart"/>
+      <w:r>
+        <w:t>numbers_of_servers</w:t>
+      </w:r>
+      <w:proofErr w:type="spellEnd"/>
+      <w:r>
+        <w:t xml:space="preserve"> = 2</w:t>
       </w:r>
     </w:p>
     <w:tbl>
@@ -4970,6 +5202,7 @@
                 <w:bCs/>
               </w:rPr>
             </w:pPr>
+            <w:proofErr w:type="spellStart"/>
             <w:r>
               <w:rPr>
                 <w:b/>
@@ -4977,6 +5210,7 @@
               </w:rPr>
               <w:t>user_id</w:t>
             </w:r>
+            <w:proofErr w:type="spellEnd"/>
           </w:p>
         </w:tc>
         <w:tc>
@@ -5024,7 +5258,23 @@
                 <w:b/>
                 <w:bCs/>
               </w:rPr>
-              <w:t>Hash Function = user_id % 2</w:t>
+              <w:t xml:space="preserve">Hash Function = </w:t>
+            </w:r>
+            <w:proofErr w:type="spellStart"/>
+            <w:r>
+              <w:rPr>
+                <w:b/>
+                <w:bCs/>
+              </w:rPr>
+              <w:t>user_id</w:t>
+            </w:r>
+            <w:proofErr w:type="spellEnd"/>
+            <w:r>
+              <w:rPr>
+                <w:b/>
+                <w:bCs/>
+              </w:rPr>
+              <w:t xml:space="preserve"> % 2</w:t>
             </w:r>
           </w:p>
         </w:tc>
@@ -5343,15 +5593,31 @@
         <w:jc w:val="both"/>
       </w:pPr>
       <w:r>
-        <w:t>Records of user_id = 2,4 are saved in DB-1.</w:t>
-      </w:r>
-    </w:p>
-    <w:p>
-      <w:pPr>
-        <w:jc w:val="both"/>
-      </w:pPr>
-      <w:r>
-        <w:t>Records of user_id = 1,</w:t>
+        <w:t xml:space="preserve">Records of </w:t>
+      </w:r>
+      <w:proofErr w:type="spellStart"/>
+      <w:r>
+        <w:t>user_id</w:t>
+      </w:r>
+      <w:proofErr w:type="spellEnd"/>
+      <w:r>
+        <w:t xml:space="preserve"> = 2,4 are saved in DB-1.</w:t>
+      </w:r>
+    </w:p>
+    <w:p>
+      <w:pPr>
+        <w:jc w:val="both"/>
+      </w:pPr>
+      <w:r>
+        <w:t xml:space="preserve">Records of </w:t>
+      </w:r>
+      <w:proofErr w:type="spellStart"/>
+      <w:r>
+        <w:t>user_id</w:t>
+      </w:r>
+      <w:proofErr w:type="spellEnd"/>
+      <w:r>
+        <w:t xml:space="preserve"> = 1,</w:t>
       </w:r>
       <w:r>
         <w:t>3,</w:t>
@@ -5747,7 +6013,15 @@
         <w:jc w:val="both"/>
       </w:pPr>
       <w:r>
-        <w:t>For example, for user_id = 1, hash function generates number = 3, then in clockwise direction, nearest server is DB-2 so this record will be stored in DB-2 server.</w:t>
+        <w:t xml:space="preserve">For example, for </w:t>
+      </w:r>
+      <w:proofErr w:type="spellStart"/>
+      <w:r>
+        <w:t>user_id</w:t>
+      </w:r>
+      <w:proofErr w:type="spellEnd"/>
+      <w:r>
+        <w:t xml:space="preserve"> = 1, hash function generates number = 3, then in clockwise direction, nearest server is DB-2 so this record will be stored in DB-2 server.</w:t>
       </w:r>
     </w:p>
     <w:p>
@@ -7323,8 +7597,13 @@
               <w:jc w:val="both"/>
             </w:pPr>
             <w:r>
-              <w:t>8 req</w:t>
-            </w:r>
+              <w:t xml:space="preserve">8 </w:t>
+            </w:r>
+            <w:proofErr w:type="spellStart"/>
+            <w:r>
+              <w:t>req</w:t>
+            </w:r>
+            <w:proofErr w:type="spellEnd"/>
           </w:p>
         </w:tc>
         <w:tc>
@@ -7394,8 +7673,13 @@
               <w:jc w:val="both"/>
             </w:pPr>
             <w:r>
-              <w:t>6 req</w:t>
-            </w:r>
+              <w:t xml:space="preserve">6 </w:t>
+            </w:r>
+            <w:proofErr w:type="spellStart"/>
+            <w:r>
+              <w:t>req</w:t>
+            </w:r>
+            <w:proofErr w:type="spellEnd"/>
           </w:p>
         </w:tc>
         <w:tc>
@@ -7465,8 +7749,13 @@
               <w:jc w:val="both"/>
             </w:pPr>
             <w:r>
-              <w:t>10 req</w:t>
-            </w:r>
+              <w:t xml:space="preserve">10 </w:t>
+            </w:r>
+            <w:proofErr w:type="spellStart"/>
+            <w:r>
+              <w:t>req</w:t>
+            </w:r>
+            <w:proofErr w:type="spellEnd"/>
           </w:p>
         </w:tc>
         <w:tc>
@@ -7829,7 +8118,15 @@
         <w:jc w:val="both"/>
       </w:pPr>
       <w:r>
-        <w:t xml:space="preserve">Processing rate = 2 req/sec </w:t>
+        <w:t xml:space="preserve">Processing rate = 2 </w:t>
+      </w:r>
+      <w:proofErr w:type="spellStart"/>
+      <w:r>
+        <w:t>req</w:t>
+      </w:r>
+      <w:proofErr w:type="spellEnd"/>
+      <w:r>
+        <w:t xml:space="preserve">/sec </w:t>
       </w:r>
     </w:p>
     <w:tbl>
@@ -8953,6 +9250,9 @@
         <w:jc w:val="both"/>
       </w:pPr>
       <w:r>
+        <w:rPr>
+          <w:noProof/>
+        </w:rPr>
         <w:lastRenderedPageBreak/>
         <w:drawing>
           <wp:inline distT="0" distB="0" distL="0" distR="0" wp14:anchorId="09BCD6E6" wp14:editId="23D3405F">
@@ -9001,10 +9301,7 @@
         <w:jc w:val="both"/>
       </w:pPr>
       <w:r>
-        <w:t>API Gateway</w:t>
-      </w:r>
-      <w:r>
-        <w:t xml:space="preserve"> </w:t>
+        <w:t xml:space="preserve">API Gateway </w:t>
       </w:r>
       <w:r>
         <w:t xml:space="preserve">is a single point of entry for the </w:t>
@@ -9143,7 +9440,27 @@
     <w:p>
       <w:pPr>
         <w:jc w:val="both"/>
-      </w:pPr>
+        <w:rPr>
+          <w:b/>
+          <w:bCs/>
+        </w:rPr>
+      </w:pPr>
+      <w:r>
+        <w:rPr>
+          <w:b/>
+          <w:bCs/>
+          <w:highlight w:val="yellow"/>
+        </w:rPr>
+        <w:t>Message Queue:</w:t>
+      </w:r>
+    </w:p>
+    <w:p>
+      <w:pPr>
+        <w:jc w:val="both"/>
+      </w:pPr>
+      <w:r>
+        <w:t>https://www.youtube.com/watch?v=J6CBdSCB_fY</w:t>
+      </w:r>
     </w:p>
     <w:sectPr>
       <w:pgSz w:w="11906" w:h="16838"/>

--- a/NOTES/3. SYSTEM_DESIGN.docx
+++ b/NOTES/3. SYSTEM_DESIGN.docx
@@ -7902,26 +7902,6 @@
     <w:p>
       <w:pPr>
         <w:jc w:val="both"/>
-      </w:pPr>
-    </w:p>
-    <w:p>
-      <w:pPr>
-        <w:jc w:val="both"/>
-      </w:pPr>
-    </w:p>
-    <w:p>
-      <w:pPr>
-        <w:jc w:val="both"/>
-      </w:pPr>
-    </w:p>
-    <w:p>
-      <w:pPr>
-        <w:jc w:val="both"/>
-      </w:pPr>
-    </w:p>
-    <w:p>
-      <w:pPr>
-        <w:jc w:val="both"/>
         <w:rPr>
           <w:b/>
           <w:bCs/>
@@ -7983,7 +7963,6 @@
         <w:jc w:val="both"/>
       </w:pPr>
       <w:r>
-        <w:lastRenderedPageBreak/>
         <w:t xml:space="preserve">Incoming requests go into a queue (bucket) </w:t>
       </w:r>
     </w:p>
@@ -8044,6 +8023,7 @@
           <w:b/>
           <w:bCs/>
         </w:rPr>
+        <w:lastRenderedPageBreak/>
         <w:t>Visualization:</w:t>
       </w:r>
     </w:p>
@@ -8705,7 +8685,6 @@
         <w:rPr>
           <w:rFonts w:ascii="Segoe UI Emoji" w:hAnsi="Segoe UI Emoji" w:cs="Segoe UI Emoji"/>
         </w:rPr>
-        <w:lastRenderedPageBreak/>
         <w:t>👉</w:t>
       </w:r>
       <w:r>
@@ -8753,6 +8732,7 @@
         <w:jc w:val="both"/>
       </w:pPr>
       <w:r>
+        <w:lastRenderedPageBreak/>
         <w:t xml:space="preserve">Amazon Web Services </w:t>
       </w:r>
     </w:p>
@@ -9029,7 +9009,6 @@
         <w:jc w:val="both"/>
       </w:pPr>
       <w:r>
-        <w:lastRenderedPageBreak/>
         <w:t xml:space="preserve">Only 3 OTP requests per 10 minutes </w:t>
       </w:r>
     </w:p>
@@ -9076,6 +9055,7 @@
         <w:jc w:val="both"/>
       </w:pPr>
       <w:r>
+        <w:lastRenderedPageBreak/>
         <w:pict w14:anchorId="54271069">
           <v:rect id="_x0000_i1046" style="width:0;height:1.5pt" o:hralign="center" o:hrstd="t" o:hr="t" fillcolor="#a0a0a0" stroked="f"/>
         </w:pict>
@@ -9669,7 +9649,7 @@
       </w:pPr>
       <w:r>
         <w:pict w14:anchorId="0FDB5F90">
-          <v:rect id="_x0000_i1065" style="width:0;height:1.5pt" o:hralign="center" o:hrstd="t" o:hr="t" fillcolor="#a0a0a0" stroked="f"/>
+          <v:rect id="_x0000_i1047" style="width:0;height:1.5pt" o:hralign="center" o:hrstd="t" o:hr="t" fillcolor="#a0a0a0" stroked="f"/>
         </w:pict>
       </w:r>
     </w:p>
@@ -9780,7 +9760,7 @@
       </w:pPr>
       <w:r>
         <w:pict w14:anchorId="6DEDC70A">
-          <v:rect id="_x0000_i1066" style="width:0;height:1.5pt" o:hralign="center" o:hrstd="t" o:hr="t" fillcolor="#a0a0a0" stroked="f"/>
+          <v:rect id="_x0000_i1048" style="width:0;height:1.5pt" o:hralign="center" o:hrstd="t" o:hr="t" fillcolor="#a0a0a0" stroked="f"/>
         </w:pict>
       </w:r>
     </w:p>
@@ -9866,7 +9846,7 @@
       </w:pPr>
       <w:r>
         <w:pict w14:anchorId="55F9BF85">
-          <v:rect id="_x0000_i1067" style="width:0;height:1.5pt" o:hralign="center" o:hrstd="t" o:hr="t" fillcolor="#a0a0a0" stroked="f"/>
+          <v:rect id="_x0000_i1049" style="width:0;height:1.5pt" o:hralign="center" o:hrstd="t" o:hr="t" fillcolor="#a0a0a0" stroked="f"/>
         </w:pict>
       </w:r>
     </w:p>
@@ -10012,7 +9992,7 @@
       </w:pPr>
       <w:r>
         <w:pict w14:anchorId="5645012D">
-          <v:rect id="_x0000_i1077" style="width:0;height:1.5pt" o:hralign="center" o:hrstd="t" o:hr="t" fillcolor="#a0a0a0" stroked="f"/>
+          <v:rect id="_x0000_i1050" style="width:0;height:1.5pt" o:hralign="center" o:hrstd="t" o:hr="t" fillcolor="#a0a0a0" stroked="f"/>
         </w:pict>
       </w:r>
     </w:p>
@@ -10259,7 +10239,7 @@
       </w:pPr>
       <w:r>
         <w:pict w14:anchorId="0E9C1863">
-          <v:rect id="_x0000_i1085" style="width:0;height:1.5pt" o:hralign="center" o:hrstd="t" o:hr="t" fillcolor="#a0a0a0" stroked="f"/>
+          <v:rect id="_x0000_i1051" style="width:0;height:1.5pt" o:hralign="center" o:hrstd="t" o:hr="t" fillcolor="#a0a0a0" stroked="f"/>
         </w:pict>
       </w:r>
     </w:p>
@@ -10440,9 +10420,140 @@
       <w:pPr>
         <w:jc w:val="both"/>
       </w:pPr>
+    </w:p>
+    <w:p>
+      <w:pPr>
+        <w:jc w:val="both"/>
+      </w:pPr>
+      <w:r>
+        <w:rPr>
+          <w:b/>
+          <w:bCs/>
+        </w:rPr>
+        <w:t>Example:</w:t>
+      </w:r>
+      <w:r>
+        <w:t xml:space="preserve"> </w:t>
+      </w:r>
+      <w:r>
+        <w:t>Suppose there are 6 replicas. One update is perfo</w:t>
+      </w:r>
+      <w:r>
+        <w:t>r</w:t>
+      </w:r>
+      <w:r>
+        <w:t>med in master DB asynchronously. If 5 replicas are OK but one replica slave DB fails/crushes then what will happen?"</w:t>
+      </w:r>
+    </w:p>
+    <w:p>
+      <w:pPr>
+        <w:jc w:val="both"/>
+        <w:rPr>
+          <w:b/>
+          <w:bCs/>
+        </w:rPr>
+      </w:pPr>
+      <w:r>
+        <w:rPr>
+          <w:b/>
+          <w:bCs/>
+        </w:rPr>
+        <w:t>Answer:</w:t>
+      </w:r>
+    </w:p>
+    <w:p>
+      <w:pPr>
+        <w:numPr>
+          <w:ilvl w:val="0"/>
+          <w:numId w:val="63"/>
+        </w:numPr>
+        <w:jc w:val="both"/>
+      </w:pPr>
+      <w:r>
+        <w:t xml:space="preserve">System continues normally </w:t>
+      </w:r>
+    </w:p>
+    <w:p>
+      <w:pPr>
+        <w:numPr>
+          <w:ilvl w:val="0"/>
+          <w:numId w:val="63"/>
+        </w:numPr>
+        <w:jc w:val="both"/>
+      </w:pPr>
+      <w:r>
+        <w:t xml:space="preserve">No immediate issue </w:t>
+      </w:r>
+    </w:p>
+    <w:p>
+      <w:pPr>
+        <w:numPr>
+          <w:ilvl w:val="0"/>
+          <w:numId w:val="63"/>
+        </w:numPr>
+        <w:jc w:val="both"/>
+      </w:pPr>
+      <w:r>
+        <w:t xml:space="preserve">Failed replica becomes behind/stale </w:t>
+      </w:r>
+    </w:p>
+    <w:p>
+      <w:pPr>
+        <w:numPr>
+          <w:ilvl w:val="0"/>
+          <w:numId w:val="63"/>
+        </w:numPr>
+        <w:jc w:val="both"/>
+      </w:pPr>
+      <w:r>
+        <w:t xml:space="preserve">When restarted, it usually syncs missing data automatically </w:t>
+      </w:r>
+    </w:p>
+    <w:p>
+      <w:pPr>
+        <w:numPr>
+          <w:ilvl w:val="0"/>
+          <w:numId w:val="63"/>
+        </w:numPr>
+        <w:jc w:val="both"/>
+      </w:pPr>
+      <w:r>
+        <w:t xml:space="preserve">Since 5 replicas already got the update, data is still safe in the cluster </w:t>
+      </w:r>
+    </w:p>
+    <w:p>
+      <w:pPr>
+        <w:jc w:val="both"/>
+      </w:pPr>
+      <w:r>
+        <w:t>So</w:t>
+      </w:r>
+      <w:r>
+        <w:t>,</w:t>
+      </w:r>
+      <w:r>
+        <w:t xml:space="preserve"> this situation is generally </w:t>
+      </w:r>
+      <w:r>
+        <w:rPr>
+          <w:b/>
+          <w:bCs/>
+        </w:rPr>
+        <w:t>not dangerous</w:t>
+      </w:r>
+    </w:p>
+    <w:p>
+      <w:pPr>
+        <w:jc w:val="both"/>
+      </w:pPr>
+    </w:p>
+    <w:p>
+      <w:pPr>
+        <w:jc w:val="both"/>
+      </w:pPr>
       <w:r>
         <w:pict w14:anchorId="77020761">
-          <v:rect id="_x0000_i1093" style="width:0;height:1.5pt" o:hralign="center" o:hrstd="t" o:hr="t" fillcolor="#a0a0a0" stroked="f"/>
+          <v:rect id="_x0000_i1052" style="width:0;height:1.5pt" o:hralign="center" o:hrstd="t" o:hr="t" fillcolor="#a0a0a0" stroked="f"/>
         </w:pict>
       </w:r>
     </w:p>
@@ -10599,6 +10710,7 @@
         <w:jc w:val="both"/>
       </w:pPr>
       <w:r>
+        <w:lastRenderedPageBreak/>
         <w:t xml:space="preserve">Reduced data loss risk </w:t>
       </w:r>
     </w:p>
@@ -10663,47 +10775,9 @@
       <w:pPr>
         <w:jc w:val="both"/>
       </w:pPr>
-    </w:p>
-    <w:p>
-      <w:pPr>
-        <w:jc w:val="both"/>
-      </w:pPr>
-    </w:p>
-    <w:p>
-      <w:pPr>
-        <w:jc w:val="both"/>
-      </w:pPr>
-    </w:p>
-    <w:p>
-      <w:pPr>
-        <w:jc w:val="both"/>
-      </w:pPr>
-    </w:p>
-    <w:p>
-      <w:pPr>
-        <w:jc w:val="both"/>
-        <w:rPr>
-          <w:b/>
-          <w:bCs/>
-        </w:rPr>
-      </w:pPr>
-    </w:p>
-    <w:p>
-      <w:pPr>
-        <w:jc w:val="both"/>
-        <w:rPr>
-          <w:b/>
-          <w:bCs/>
-        </w:rPr>
-      </w:pPr>
-    </w:p>
-    <w:p>
-      <w:pPr>
-        <w:jc w:val="both"/>
-      </w:pPr>
       <w:r>
         <w:pict w14:anchorId="3EE98338">
-          <v:rect id="_x0000_i1107" style="width:0;height:1.5pt" o:hralign="center" o:hrstd="t" o:hr="t" fillcolor="#a0a0a0" stroked="f"/>
+          <v:rect id="_x0000_i1053" style="width:0;height:1.5pt" o:hralign="center" o:hrstd="t" o:hr="t" fillcolor="#a0a0a0" stroked="f"/>
         </w:pict>
       </w:r>
     </w:p>
@@ -11118,7 +11192,7 @@
       </w:pPr>
       <w:r>
         <w:pict w14:anchorId="1F5BC7C6">
-          <v:rect id="_x0000_i1108" style="width:0;height:1.5pt" o:hralign="center" o:hrstd="t" o:hr="t" fillcolor="#a0a0a0" stroked="f"/>
+          <v:rect id="_x0000_i1054" style="width:0;height:1.5pt" o:hralign="center" o:hrstd="t" o:hr="t" fillcolor="#a0a0a0" stroked="f"/>
         </w:pict>
       </w:r>
     </w:p>
@@ -13100,6 +13174,155 @@
     </w:lvl>
   </w:abstractNum>
   <w:abstractNum w:abstractNumId="13" w15:restartNumberingAfterBreak="0">
+    <w:nsid w:val="1833242C"/>
+    <w:multiLevelType w:val="multilevel"/>
+    <w:tmpl w:val="BECC157E"/>
+    <w:lvl w:ilvl="0">
+      <w:start w:val="1"/>
+      <w:numFmt w:val="bullet"/>
+      <w:lvlText w:val=""/>
+      <w:lvlJc w:val="left"/>
+      <w:pPr>
+        <w:tabs>
+          <w:tab w:val="num" w:pos="720"/>
+        </w:tabs>
+        <w:ind w:left="720" w:hanging="360"/>
+      </w:pPr>
+      <w:rPr>
+        <w:rFonts w:ascii="Symbol" w:hAnsi="Symbol" w:hint="default"/>
+        <w:sz w:val="20"/>
+      </w:rPr>
+    </w:lvl>
+    <w:lvl w:ilvl="1" w:tentative="1">
+      <w:start w:val="1"/>
+      <w:numFmt w:val="bullet"/>
+      <w:lvlText w:val="o"/>
+      <w:lvlJc w:val="left"/>
+      <w:pPr>
+        <w:tabs>
+          <w:tab w:val="num" w:pos="1440"/>
+        </w:tabs>
+        <w:ind w:left="1440" w:hanging="360"/>
+      </w:pPr>
+      <w:rPr>
+        <w:rFonts w:ascii="Courier New" w:hAnsi="Courier New" w:hint="default"/>
+        <w:sz w:val="20"/>
+      </w:rPr>
+    </w:lvl>
+    <w:lvl w:ilvl="2" w:tentative="1">
+      <w:start w:val="1"/>
+      <w:numFmt w:val="bullet"/>
+      <w:lvlText w:val=""/>
+      <w:lvlJc w:val="left"/>
+      <w:pPr>
+        <w:tabs>
+          <w:tab w:val="num" w:pos="2160"/>
+        </w:tabs>
+        <w:ind w:left="2160" w:hanging="360"/>
+      </w:pPr>
+      <w:rPr>
+        <w:rFonts w:ascii="Wingdings" w:hAnsi="Wingdings" w:hint="default"/>
+        <w:sz w:val="20"/>
+      </w:rPr>
+    </w:lvl>
+    <w:lvl w:ilvl="3" w:tentative="1">
+      <w:start w:val="1"/>
+      <w:numFmt w:val="bullet"/>
+      <w:lvlText w:val=""/>
+      <w:lvlJc w:val="left"/>
+      <w:pPr>
+        <w:tabs>
+          <w:tab w:val="num" w:pos="2880"/>
+        </w:tabs>
+        <w:ind w:left="2880" w:hanging="360"/>
+      </w:pPr>
+      <w:rPr>
+        <w:rFonts w:ascii="Wingdings" w:hAnsi="Wingdings" w:hint="default"/>
+        <w:sz w:val="20"/>
+      </w:rPr>
+    </w:lvl>
+    <w:lvl w:ilvl="4" w:tentative="1">
+      <w:start w:val="1"/>
+      <w:numFmt w:val="bullet"/>
+      <w:lvlText w:val=""/>
+      <w:lvlJc w:val="left"/>
+      <w:pPr>
+        <w:tabs>
+          <w:tab w:val="num" w:pos="3600"/>
+        </w:tabs>
+        <w:ind w:left="3600" w:hanging="360"/>
+      </w:pPr>
+      <w:rPr>
+        <w:rFonts w:ascii="Wingdings" w:hAnsi="Wingdings" w:hint="default"/>
+        <w:sz w:val="20"/>
+      </w:rPr>
+    </w:lvl>
+    <w:lvl w:ilvl="5" w:tentative="1">
+      <w:start w:val="1"/>
+      <w:numFmt w:val="bullet"/>
+      <w:lvlText w:val=""/>
+      <w:lvlJc w:val="left"/>
+      <w:pPr>
+        <w:tabs>
+          <w:tab w:val="num" w:pos="4320"/>
+        </w:tabs>
+        <w:ind w:left="4320" w:hanging="360"/>
+      </w:pPr>
+      <w:rPr>
+        <w:rFonts w:ascii="Wingdings" w:hAnsi="Wingdings" w:hint="default"/>
+        <w:sz w:val="20"/>
+      </w:rPr>
+    </w:lvl>
+    <w:lvl w:ilvl="6" w:tentative="1">
+      <w:start w:val="1"/>
+      <w:numFmt w:val="bullet"/>
+      <w:lvlText w:val=""/>
+      <w:lvlJc w:val="left"/>
+      <w:pPr>
+        <w:tabs>
+          <w:tab w:val="num" w:pos="5040"/>
+        </w:tabs>
+        <w:ind w:left="5040" w:hanging="360"/>
+      </w:pPr>
+      <w:rPr>
+        <w:rFonts w:ascii="Wingdings" w:hAnsi="Wingdings" w:hint="default"/>
+        <w:sz w:val="20"/>
+      </w:rPr>
+    </w:lvl>
+    <w:lvl w:ilvl="7" w:tentative="1">
+      <w:start w:val="1"/>
+      <w:numFmt w:val="bullet"/>
+      <w:lvlText w:val=""/>
+      <w:lvlJc w:val="left"/>
+      <w:pPr>
+        <w:tabs>
+          <w:tab w:val="num" w:pos="5760"/>
+        </w:tabs>
+        <w:ind w:left="5760" w:hanging="360"/>
+      </w:pPr>
+      <w:rPr>
+        <w:rFonts w:ascii="Wingdings" w:hAnsi="Wingdings" w:hint="default"/>
+        <w:sz w:val="20"/>
+      </w:rPr>
+    </w:lvl>
+    <w:lvl w:ilvl="8" w:tentative="1">
+      <w:start w:val="1"/>
+      <w:numFmt w:val="bullet"/>
+      <w:lvlText w:val=""/>
+      <w:lvlJc w:val="left"/>
+      <w:pPr>
+        <w:tabs>
+          <w:tab w:val="num" w:pos="6480"/>
+        </w:tabs>
+        <w:ind w:left="6480" w:hanging="360"/>
+      </w:pPr>
+      <w:rPr>
+        <w:rFonts w:ascii="Wingdings" w:hAnsi="Wingdings" w:hint="default"/>
+        <w:sz w:val="20"/>
+      </w:rPr>
+    </w:lvl>
+  </w:abstractNum>
+  <w:abstractNum w:abstractNumId="14" w15:restartNumberingAfterBreak="0">
     <w:nsid w:val="18757939"/>
     <w:multiLevelType w:val="multilevel"/>
     <w:tmpl w:val="8370C004"/>
@@ -13248,7 +13471,7 @@
       </w:rPr>
     </w:lvl>
   </w:abstractNum>
-  <w:abstractNum w:abstractNumId="14" w15:restartNumberingAfterBreak="0">
+  <w:abstractNum w:abstractNumId="15" w15:restartNumberingAfterBreak="0">
     <w:nsid w:val="1C3E1DB2"/>
     <w:multiLevelType w:val="multilevel"/>
     <w:tmpl w:val="F4D88CCA"/>
@@ -13397,7 +13620,7 @@
       </w:rPr>
     </w:lvl>
   </w:abstractNum>
-  <w:abstractNum w:abstractNumId="15" w15:restartNumberingAfterBreak="0">
+  <w:abstractNum w:abstractNumId="16" w15:restartNumberingAfterBreak="0">
     <w:nsid w:val="1E486049"/>
     <w:multiLevelType w:val="multilevel"/>
     <w:tmpl w:val="50CABDC6"/>
@@ -13546,7 +13769,7 @@
       </w:rPr>
     </w:lvl>
   </w:abstractNum>
-  <w:abstractNum w:abstractNumId="16" w15:restartNumberingAfterBreak="0">
+  <w:abstractNum w:abstractNumId="17" w15:restartNumberingAfterBreak="0">
     <w:nsid w:val="1FC57969"/>
     <w:multiLevelType w:val="multilevel"/>
     <w:tmpl w:val="050ABDA6"/>
@@ -13695,7 +13918,7 @@
       </w:rPr>
     </w:lvl>
   </w:abstractNum>
-  <w:abstractNum w:abstractNumId="17" w15:restartNumberingAfterBreak="0">
+  <w:abstractNum w:abstractNumId="18" w15:restartNumberingAfterBreak="0">
     <w:nsid w:val="221377C0"/>
     <w:multiLevelType w:val="multilevel"/>
     <w:tmpl w:val="C7907358"/>
@@ -13844,7 +14067,7 @@
       </w:rPr>
     </w:lvl>
   </w:abstractNum>
-  <w:abstractNum w:abstractNumId="18" w15:restartNumberingAfterBreak="0">
+  <w:abstractNum w:abstractNumId="19" w15:restartNumberingAfterBreak="0">
     <w:nsid w:val="221C47B9"/>
     <w:multiLevelType w:val="multilevel"/>
     <w:tmpl w:val="85548FD4"/>
@@ -13993,7 +14216,7 @@
       </w:rPr>
     </w:lvl>
   </w:abstractNum>
-  <w:abstractNum w:abstractNumId="19" w15:restartNumberingAfterBreak="0">
+  <w:abstractNum w:abstractNumId="20" w15:restartNumberingAfterBreak="0">
     <w:nsid w:val="22DF0202"/>
     <w:multiLevelType w:val="multilevel"/>
     <w:tmpl w:val="66985BE4"/>
@@ -14142,7 +14365,7 @@
       </w:rPr>
     </w:lvl>
   </w:abstractNum>
-  <w:abstractNum w:abstractNumId="20" w15:restartNumberingAfterBreak="0">
+  <w:abstractNum w:abstractNumId="21" w15:restartNumberingAfterBreak="0">
     <w:nsid w:val="261A7C48"/>
     <w:multiLevelType w:val="multilevel"/>
     <w:tmpl w:val="6E40E5F2"/>
@@ -14291,7 +14514,7 @@
       </w:rPr>
     </w:lvl>
   </w:abstractNum>
-  <w:abstractNum w:abstractNumId="21" w15:restartNumberingAfterBreak="0">
+  <w:abstractNum w:abstractNumId="22" w15:restartNumberingAfterBreak="0">
     <w:nsid w:val="277B60B7"/>
     <w:multiLevelType w:val="multilevel"/>
     <w:tmpl w:val="476A0428"/>
@@ -14440,7 +14663,7 @@
       </w:rPr>
     </w:lvl>
   </w:abstractNum>
-  <w:abstractNum w:abstractNumId="22" w15:restartNumberingAfterBreak="0">
+  <w:abstractNum w:abstractNumId="23" w15:restartNumberingAfterBreak="0">
     <w:nsid w:val="278B4801"/>
     <w:multiLevelType w:val="multilevel"/>
     <w:tmpl w:val="213A3600"/>
@@ -14589,7 +14812,7 @@
       </w:rPr>
     </w:lvl>
   </w:abstractNum>
-  <w:abstractNum w:abstractNumId="23" w15:restartNumberingAfterBreak="0">
+  <w:abstractNum w:abstractNumId="24" w15:restartNumberingAfterBreak="0">
     <w:nsid w:val="29DD3781"/>
     <w:multiLevelType w:val="multilevel"/>
     <w:tmpl w:val="31D2B184"/>
@@ -14738,7 +14961,7 @@
       </w:rPr>
     </w:lvl>
   </w:abstractNum>
-  <w:abstractNum w:abstractNumId="24" w15:restartNumberingAfterBreak="0">
+  <w:abstractNum w:abstractNumId="25" w15:restartNumberingAfterBreak="0">
     <w:nsid w:val="2C5B53B9"/>
     <w:multiLevelType w:val="multilevel"/>
     <w:tmpl w:val="4F54D6F6"/>
@@ -14887,7 +15110,7 @@
       </w:rPr>
     </w:lvl>
   </w:abstractNum>
-  <w:abstractNum w:abstractNumId="25" w15:restartNumberingAfterBreak="0">
+  <w:abstractNum w:abstractNumId="26" w15:restartNumberingAfterBreak="0">
     <w:nsid w:val="2D7F1A86"/>
     <w:multiLevelType w:val="hybridMultilevel"/>
     <w:tmpl w:val="66C4DBFE"/>
@@ -15000,7 +15223,7 @@
       </w:rPr>
     </w:lvl>
   </w:abstractNum>
-  <w:abstractNum w:abstractNumId="26" w15:restartNumberingAfterBreak="0">
+  <w:abstractNum w:abstractNumId="27" w15:restartNumberingAfterBreak="0">
     <w:nsid w:val="2F494D80"/>
     <w:multiLevelType w:val="hybridMultilevel"/>
     <w:tmpl w:val="F9EA25C6"/>
@@ -15090,7 +15313,7 @@
       </w:pPr>
     </w:lvl>
   </w:abstractNum>
-  <w:abstractNum w:abstractNumId="27" w15:restartNumberingAfterBreak="0">
+  <w:abstractNum w:abstractNumId="28" w15:restartNumberingAfterBreak="0">
     <w:nsid w:val="2F5C2AFE"/>
     <w:multiLevelType w:val="multilevel"/>
     <w:tmpl w:val="F886B272"/>
@@ -15203,7 +15426,7 @@
       </w:pPr>
     </w:lvl>
   </w:abstractNum>
-  <w:abstractNum w:abstractNumId="28" w15:restartNumberingAfterBreak="0">
+  <w:abstractNum w:abstractNumId="29" w15:restartNumberingAfterBreak="0">
     <w:nsid w:val="2F5D2F99"/>
     <w:multiLevelType w:val="multilevel"/>
     <w:tmpl w:val="9C0018A4"/>
@@ -15352,7 +15575,7 @@
       </w:rPr>
     </w:lvl>
   </w:abstractNum>
-  <w:abstractNum w:abstractNumId="29" w15:restartNumberingAfterBreak="0">
+  <w:abstractNum w:abstractNumId="30" w15:restartNumberingAfterBreak="0">
     <w:nsid w:val="30531E7C"/>
     <w:multiLevelType w:val="hybridMultilevel"/>
     <w:tmpl w:val="6B143B62"/>
@@ -15438,7 +15661,7 @@
       </w:pPr>
     </w:lvl>
   </w:abstractNum>
-  <w:abstractNum w:abstractNumId="30" w15:restartNumberingAfterBreak="0">
+  <w:abstractNum w:abstractNumId="31" w15:restartNumberingAfterBreak="0">
     <w:nsid w:val="344A40FF"/>
     <w:multiLevelType w:val="multilevel"/>
     <w:tmpl w:val="6F70AA58"/>
@@ -15587,7 +15810,7 @@
       </w:rPr>
     </w:lvl>
   </w:abstractNum>
-  <w:abstractNum w:abstractNumId="31" w15:restartNumberingAfterBreak="0">
+  <w:abstractNum w:abstractNumId="32" w15:restartNumberingAfterBreak="0">
     <w:nsid w:val="374D54B8"/>
     <w:multiLevelType w:val="multilevel"/>
     <w:tmpl w:val="D5246682"/>
@@ -15700,7 +15923,7 @@
       </w:pPr>
     </w:lvl>
   </w:abstractNum>
-  <w:abstractNum w:abstractNumId="32" w15:restartNumberingAfterBreak="0">
+  <w:abstractNum w:abstractNumId="33" w15:restartNumberingAfterBreak="0">
     <w:nsid w:val="39995487"/>
     <w:multiLevelType w:val="multilevel"/>
     <w:tmpl w:val="2D1E1E06"/>
@@ -15849,7 +16072,7 @@
       </w:rPr>
     </w:lvl>
   </w:abstractNum>
-  <w:abstractNum w:abstractNumId="33" w15:restartNumberingAfterBreak="0">
+  <w:abstractNum w:abstractNumId="34" w15:restartNumberingAfterBreak="0">
     <w:nsid w:val="3C5A01BC"/>
     <w:multiLevelType w:val="multilevel"/>
     <w:tmpl w:val="556A5866"/>
@@ -15998,7 +16221,7 @@
       </w:rPr>
     </w:lvl>
   </w:abstractNum>
-  <w:abstractNum w:abstractNumId="34" w15:restartNumberingAfterBreak="0">
+  <w:abstractNum w:abstractNumId="35" w15:restartNumberingAfterBreak="0">
     <w:nsid w:val="3C717F73"/>
     <w:multiLevelType w:val="hybridMultilevel"/>
     <w:tmpl w:val="811A639A"/>
@@ -16088,7 +16311,7 @@
       </w:pPr>
     </w:lvl>
   </w:abstractNum>
-  <w:abstractNum w:abstractNumId="35" w15:restartNumberingAfterBreak="0">
+  <w:abstractNum w:abstractNumId="36" w15:restartNumberingAfterBreak="0">
     <w:nsid w:val="3F5A14D9"/>
     <w:multiLevelType w:val="multilevel"/>
     <w:tmpl w:val="D96E02F0"/>
@@ -16237,7 +16460,7 @@
       </w:rPr>
     </w:lvl>
   </w:abstractNum>
-  <w:abstractNum w:abstractNumId="36" w15:restartNumberingAfterBreak="0">
+  <w:abstractNum w:abstractNumId="37" w15:restartNumberingAfterBreak="0">
     <w:nsid w:val="3F6E1587"/>
     <w:multiLevelType w:val="multilevel"/>
     <w:tmpl w:val="456CB8A6"/>
@@ -16386,7 +16609,7 @@
       </w:rPr>
     </w:lvl>
   </w:abstractNum>
-  <w:abstractNum w:abstractNumId="37" w15:restartNumberingAfterBreak="0">
+  <w:abstractNum w:abstractNumId="38" w15:restartNumberingAfterBreak="0">
     <w:nsid w:val="45226DB0"/>
     <w:multiLevelType w:val="multilevel"/>
     <w:tmpl w:val="AE686EC2"/>
@@ -16535,7 +16758,7 @@
       </w:rPr>
     </w:lvl>
   </w:abstractNum>
-  <w:abstractNum w:abstractNumId="38" w15:restartNumberingAfterBreak="0">
+  <w:abstractNum w:abstractNumId="39" w15:restartNumberingAfterBreak="0">
     <w:nsid w:val="48675A2C"/>
     <w:multiLevelType w:val="multilevel"/>
     <w:tmpl w:val="3670C5BA"/>
@@ -16684,7 +16907,7 @@
       </w:rPr>
     </w:lvl>
   </w:abstractNum>
-  <w:abstractNum w:abstractNumId="39" w15:restartNumberingAfterBreak="0">
+  <w:abstractNum w:abstractNumId="40" w15:restartNumberingAfterBreak="0">
     <w:nsid w:val="494E01D8"/>
     <w:multiLevelType w:val="multilevel"/>
     <w:tmpl w:val="B09263B6"/>
@@ -16797,7 +17020,7 @@
       </w:pPr>
     </w:lvl>
   </w:abstractNum>
-  <w:abstractNum w:abstractNumId="40" w15:restartNumberingAfterBreak="0">
+  <w:abstractNum w:abstractNumId="41" w15:restartNumberingAfterBreak="0">
     <w:nsid w:val="4B5956A3"/>
     <w:multiLevelType w:val="multilevel"/>
     <w:tmpl w:val="FBF0E0B8"/>
@@ -16942,7 +17165,7 @@
       </w:rPr>
     </w:lvl>
   </w:abstractNum>
-  <w:abstractNum w:abstractNumId="41" w15:restartNumberingAfterBreak="0">
+  <w:abstractNum w:abstractNumId="42" w15:restartNumberingAfterBreak="0">
     <w:nsid w:val="518F1291"/>
     <w:multiLevelType w:val="multilevel"/>
     <w:tmpl w:val="139A623A"/>
@@ -17091,7 +17314,7 @@
       </w:rPr>
     </w:lvl>
   </w:abstractNum>
-  <w:abstractNum w:abstractNumId="42" w15:restartNumberingAfterBreak="0">
+  <w:abstractNum w:abstractNumId="43" w15:restartNumberingAfterBreak="0">
     <w:nsid w:val="53911BB2"/>
     <w:multiLevelType w:val="hybridMultilevel"/>
     <w:tmpl w:val="7A7A0542"/>
@@ -17177,7 +17400,7 @@
       </w:pPr>
     </w:lvl>
   </w:abstractNum>
-  <w:abstractNum w:abstractNumId="43" w15:restartNumberingAfterBreak="0">
+  <w:abstractNum w:abstractNumId="44" w15:restartNumberingAfterBreak="0">
     <w:nsid w:val="55B254BF"/>
     <w:multiLevelType w:val="multilevel"/>
     <w:tmpl w:val="B282A0E6"/>
@@ -17326,7 +17549,7 @@
       </w:rPr>
     </w:lvl>
   </w:abstractNum>
-  <w:abstractNum w:abstractNumId="44" w15:restartNumberingAfterBreak="0">
+  <w:abstractNum w:abstractNumId="45" w15:restartNumberingAfterBreak="0">
     <w:nsid w:val="58B021F4"/>
     <w:multiLevelType w:val="multilevel"/>
     <w:tmpl w:val="AB729FD6"/>
@@ -17439,7 +17662,7 @@
       </w:pPr>
     </w:lvl>
   </w:abstractNum>
-  <w:abstractNum w:abstractNumId="45" w15:restartNumberingAfterBreak="0">
+  <w:abstractNum w:abstractNumId="46" w15:restartNumberingAfterBreak="0">
     <w:nsid w:val="59444DBE"/>
     <w:multiLevelType w:val="multilevel"/>
     <w:tmpl w:val="83E0CD6E"/>
@@ -17588,7 +17811,7 @@
       </w:rPr>
     </w:lvl>
   </w:abstractNum>
-  <w:abstractNum w:abstractNumId="46" w15:restartNumberingAfterBreak="0">
+  <w:abstractNum w:abstractNumId="47" w15:restartNumberingAfterBreak="0">
     <w:nsid w:val="59E14EFF"/>
     <w:multiLevelType w:val="multilevel"/>
     <w:tmpl w:val="8FB48A1C"/>
@@ -17737,7 +17960,7 @@
       </w:rPr>
     </w:lvl>
   </w:abstractNum>
-  <w:abstractNum w:abstractNumId="47" w15:restartNumberingAfterBreak="0">
+  <w:abstractNum w:abstractNumId="48" w15:restartNumberingAfterBreak="0">
     <w:nsid w:val="5AC90C63"/>
     <w:multiLevelType w:val="multilevel"/>
     <w:tmpl w:val="DB7CAF00"/>
@@ -17850,7 +18073,7 @@
       </w:pPr>
     </w:lvl>
   </w:abstractNum>
-  <w:abstractNum w:abstractNumId="48" w15:restartNumberingAfterBreak="0">
+  <w:abstractNum w:abstractNumId="49" w15:restartNumberingAfterBreak="0">
     <w:nsid w:val="5CAA3993"/>
     <w:multiLevelType w:val="multilevel"/>
     <w:tmpl w:val="1CA2F42A"/>
@@ -17999,7 +18222,7 @@
       </w:rPr>
     </w:lvl>
   </w:abstractNum>
-  <w:abstractNum w:abstractNumId="49" w15:restartNumberingAfterBreak="0">
+  <w:abstractNum w:abstractNumId="50" w15:restartNumberingAfterBreak="0">
     <w:nsid w:val="5E5773B6"/>
     <w:multiLevelType w:val="multilevel"/>
     <w:tmpl w:val="DFC89580"/>
@@ -18148,7 +18371,7 @@
       </w:rPr>
     </w:lvl>
   </w:abstractNum>
-  <w:abstractNum w:abstractNumId="50" w15:restartNumberingAfterBreak="0">
+  <w:abstractNum w:abstractNumId="51" w15:restartNumberingAfterBreak="0">
     <w:nsid w:val="677A12C0"/>
     <w:multiLevelType w:val="multilevel"/>
     <w:tmpl w:val="051C4C26"/>
@@ -18297,7 +18520,7 @@
       </w:rPr>
     </w:lvl>
   </w:abstractNum>
-  <w:abstractNum w:abstractNumId="51" w15:restartNumberingAfterBreak="0">
+  <w:abstractNum w:abstractNumId="52" w15:restartNumberingAfterBreak="0">
     <w:nsid w:val="695A7408"/>
     <w:multiLevelType w:val="multilevel"/>
     <w:tmpl w:val="53B839AC"/>
@@ -18446,7 +18669,7 @@
       </w:rPr>
     </w:lvl>
   </w:abstractNum>
-  <w:abstractNum w:abstractNumId="52" w15:restartNumberingAfterBreak="0">
+  <w:abstractNum w:abstractNumId="53" w15:restartNumberingAfterBreak="0">
     <w:nsid w:val="69F5385A"/>
     <w:multiLevelType w:val="multilevel"/>
     <w:tmpl w:val="0EFE73E4"/>
@@ -18595,7 +18818,7 @@
       </w:rPr>
     </w:lvl>
   </w:abstractNum>
-  <w:abstractNum w:abstractNumId="53" w15:restartNumberingAfterBreak="0">
+  <w:abstractNum w:abstractNumId="54" w15:restartNumberingAfterBreak="0">
     <w:nsid w:val="6A6D3520"/>
     <w:multiLevelType w:val="multilevel"/>
     <w:tmpl w:val="B2C2537E"/>
@@ -18744,7 +18967,7 @@
       </w:rPr>
     </w:lvl>
   </w:abstractNum>
-  <w:abstractNum w:abstractNumId="54" w15:restartNumberingAfterBreak="0">
+  <w:abstractNum w:abstractNumId="55" w15:restartNumberingAfterBreak="0">
     <w:nsid w:val="6BDD4C5B"/>
     <w:multiLevelType w:val="hybridMultilevel"/>
     <w:tmpl w:val="FE720D50"/>
@@ -18857,7 +19080,7 @@
       </w:rPr>
     </w:lvl>
   </w:abstractNum>
-  <w:abstractNum w:abstractNumId="55" w15:restartNumberingAfterBreak="0">
+  <w:abstractNum w:abstractNumId="56" w15:restartNumberingAfterBreak="0">
     <w:nsid w:val="6D522266"/>
     <w:multiLevelType w:val="multilevel"/>
     <w:tmpl w:val="D05E5948"/>
@@ -19006,7 +19229,7 @@
       </w:rPr>
     </w:lvl>
   </w:abstractNum>
-  <w:abstractNum w:abstractNumId="56" w15:restartNumberingAfterBreak="0">
+  <w:abstractNum w:abstractNumId="57" w15:restartNumberingAfterBreak="0">
     <w:nsid w:val="6DBC1315"/>
     <w:multiLevelType w:val="multilevel"/>
     <w:tmpl w:val="85FA39F6"/>
@@ -19155,7 +19378,7 @@
       </w:rPr>
     </w:lvl>
   </w:abstractNum>
-  <w:abstractNum w:abstractNumId="57" w15:restartNumberingAfterBreak="0">
+  <w:abstractNum w:abstractNumId="58" w15:restartNumberingAfterBreak="0">
     <w:nsid w:val="72F6080B"/>
     <w:multiLevelType w:val="multilevel"/>
     <w:tmpl w:val="740C519C"/>
@@ -19304,7 +19527,7 @@
       </w:rPr>
     </w:lvl>
   </w:abstractNum>
-  <w:abstractNum w:abstractNumId="58" w15:restartNumberingAfterBreak="0">
+  <w:abstractNum w:abstractNumId="59" w15:restartNumberingAfterBreak="0">
     <w:nsid w:val="76EA4C27"/>
     <w:multiLevelType w:val="multilevel"/>
     <w:tmpl w:val="81CCF4C6"/>
@@ -19453,7 +19676,7 @@
       </w:rPr>
     </w:lvl>
   </w:abstractNum>
-  <w:abstractNum w:abstractNumId="59" w15:restartNumberingAfterBreak="0">
+  <w:abstractNum w:abstractNumId="60" w15:restartNumberingAfterBreak="0">
     <w:nsid w:val="77C107AF"/>
     <w:multiLevelType w:val="multilevel"/>
     <w:tmpl w:val="BE5C4D4E"/>
@@ -19598,7 +19821,7 @@
       </w:rPr>
     </w:lvl>
   </w:abstractNum>
-  <w:abstractNum w:abstractNumId="60" w15:restartNumberingAfterBreak="0">
+  <w:abstractNum w:abstractNumId="61" w15:restartNumberingAfterBreak="0">
     <w:nsid w:val="7BF00445"/>
     <w:multiLevelType w:val="multilevel"/>
     <w:tmpl w:val="F28CAE60"/>
@@ -19747,7 +19970,7 @@
       </w:rPr>
     </w:lvl>
   </w:abstractNum>
-  <w:abstractNum w:abstractNumId="61" w15:restartNumberingAfterBreak="0">
+  <w:abstractNum w:abstractNumId="62" w15:restartNumberingAfterBreak="0">
     <w:nsid w:val="7DAE53B6"/>
     <w:multiLevelType w:val="hybridMultilevel"/>
     <w:tmpl w:val="6814476A"/>
@@ -19861,49 +20084,49 @@
     </w:lvl>
   </w:abstractNum>
   <w:num w:numId="1" w16cid:durableId="1582135572">
-    <w:abstractNumId w:val="42"/>
+    <w:abstractNumId w:val="43"/>
   </w:num>
   <w:num w:numId="2" w16cid:durableId="2057468626">
-    <w:abstractNumId w:val="29"/>
+    <w:abstractNumId w:val="30"/>
   </w:num>
   <w:num w:numId="3" w16cid:durableId="1949392099">
     <w:abstractNumId w:val="0"/>
   </w:num>
   <w:num w:numId="4" w16cid:durableId="1842968671">
-    <w:abstractNumId w:val="46"/>
+    <w:abstractNumId w:val="47"/>
   </w:num>
   <w:num w:numId="5" w16cid:durableId="958874929">
-    <w:abstractNumId w:val="55"/>
+    <w:abstractNumId w:val="56"/>
   </w:num>
   <w:num w:numId="6" w16cid:durableId="1557617437">
-    <w:abstractNumId w:val="19"/>
+    <w:abstractNumId w:val="20"/>
   </w:num>
   <w:num w:numId="7" w16cid:durableId="98915985">
-    <w:abstractNumId w:val="35"/>
+    <w:abstractNumId w:val="36"/>
   </w:num>
   <w:num w:numId="8" w16cid:durableId="1984305904">
-    <w:abstractNumId w:val="38"/>
+    <w:abstractNumId w:val="39"/>
   </w:num>
   <w:num w:numId="9" w16cid:durableId="377632585">
-    <w:abstractNumId w:val="22"/>
+    <w:abstractNumId w:val="23"/>
   </w:num>
   <w:num w:numId="10" w16cid:durableId="596331401">
-    <w:abstractNumId w:val="24"/>
+    <w:abstractNumId w:val="25"/>
   </w:num>
   <w:num w:numId="11" w16cid:durableId="1519849405">
     <w:abstractNumId w:val="1"/>
   </w:num>
   <w:num w:numId="12" w16cid:durableId="1129470839">
-    <w:abstractNumId w:val="34"/>
+    <w:abstractNumId w:val="35"/>
   </w:num>
   <w:num w:numId="13" w16cid:durableId="1492258557">
-    <w:abstractNumId w:val="26"/>
+    <w:abstractNumId w:val="27"/>
   </w:num>
   <w:num w:numId="14" w16cid:durableId="76559357">
-    <w:abstractNumId w:val="16"/>
+    <w:abstractNumId w:val="17"/>
   </w:num>
   <w:num w:numId="15" w16cid:durableId="1291858245">
-    <w:abstractNumId w:val="39"/>
+    <w:abstractNumId w:val="40"/>
   </w:num>
   <w:num w:numId="16" w16cid:durableId="1320698242">
     <w:abstractNumId w:val="5"/>
@@ -19912,49 +20135,49 @@
     <w:abstractNumId w:val="10"/>
   </w:num>
   <w:num w:numId="18" w16cid:durableId="1766268420">
-    <w:abstractNumId w:val="41"/>
+    <w:abstractNumId w:val="42"/>
   </w:num>
   <w:num w:numId="19" w16cid:durableId="409891156">
-    <w:abstractNumId w:val="20"/>
+    <w:abstractNumId w:val="21"/>
   </w:num>
   <w:num w:numId="20" w16cid:durableId="1294100946">
     <w:abstractNumId w:val="9"/>
   </w:num>
   <w:num w:numId="21" w16cid:durableId="15860242">
-    <w:abstractNumId w:val="58"/>
+    <w:abstractNumId w:val="59"/>
   </w:num>
   <w:num w:numId="22" w16cid:durableId="1764297447">
+    <w:abstractNumId w:val="55"/>
+  </w:num>
+  <w:num w:numId="23" w16cid:durableId="803620821">
+    <w:abstractNumId w:val="62"/>
+  </w:num>
+  <w:num w:numId="24" w16cid:durableId="1144350191">
+    <w:abstractNumId w:val="38"/>
+  </w:num>
+  <w:num w:numId="25" w16cid:durableId="1562903394">
+    <w:abstractNumId w:val="49"/>
+  </w:num>
+  <w:num w:numId="26" w16cid:durableId="81461666">
+    <w:abstractNumId w:val="61"/>
+  </w:num>
+  <w:num w:numId="27" w16cid:durableId="198670067">
+    <w:abstractNumId w:val="44"/>
+  </w:num>
+  <w:num w:numId="28" w16cid:durableId="1445346330">
+    <w:abstractNumId w:val="22"/>
+  </w:num>
+  <w:num w:numId="29" w16cid:durableId="1086222723">
     <w:abstractNumId w:val="54"/>
   </w:num>
-  <w:num w:numId="23" w16cid:durableId="803620821">
-    <w:abstractNumId w:val="61"/>
-  </w:num>
-  <w:num w:numId="24" w16cid:durableId="1144350191">
-    <w:abstractNumId w:val="37"/>
-  </w:num>
-  <w:num w:numId="25" w16cid:durableId="1562903394">
-    <w:abstractNumId w:val="48"/>
-  </w:num>
-  <w:num w:numId="26" w16cid:durableId="81461666">
+  <w:num w:numId="30" w16cid:durableId="1060901579">
     <w:abstractNumId w:val="60"/>
   </w:num>
-  <w:num w:numId="27" w16cid:durableId="198670067">
-    <w:abstractNumId w:val="43"/>
-  </w:num>
-  <w:num w:numId="28" w16cid:durableId="1445346330">
-    <w:abstractNumId w:val="21"/>
-  </w:num>
-  <w:num w:numId="29" w16cid:durableId="1086222723">
-    <w:abstractNumId w:val="53"/>
-  </w:num>
-  <w:num w:numId="30" w16cid:durableId="1060901579">
-    <w:abstractNumId w:val="59"/>
-  </w:num>
   <w:num w:numId="31" w16cid:durableId="1681738915">
-    <w:abstractNumId w:val="33"/>
+    <w:abstractNumId w:val="34"/>
   </w:num>
   <w:num w:numId="32" w16cid:durableId="1901551919">
-    <w:abstractNumId w:val="40"/>
+    <w:abstractNumId w:val="41"/>
   </w:num>
   <w:num w:numId="33" w16cid:durableId="315189892">
     <w:abstractNumId w:val="6"/>
@@ -19963,88 +20186,91 @@
     <w:abstractNumId w:val="4"/>
   </w:num>
   <w:num w:numId="35" w16cid:durableId="2063867665">
-    <w:abstractNumId w:val="13"/>
+    <w:abstractNumId w:val="14"/>
   </w:num>
   <w:num w:numId="36" w16cid:durableId="1352342914">
     <w:abstractNumId w:val="8"/>
   </w:num>
   <w:num w:numId="37" w16cid:durableId="708263049">
-    <w:abstractNumId w:val="32"/>
+    <w:abstractNumId w:val="33"/>
   </w:num>
   <w:num w:numId="38" w16cid:durableId="1893341343">
-    <w:abstractNumId w:val="56"/>
+    <w:abstractNumId w:val="57"/>
   </w:num>
   <w:num w:numId="39" w16cid:durableId="1031342869">
-    <w:abstractNumId w:val="30"/>
+    <w:abstractNumId w:val="31"/>
   </w:num>
   <w:num w:numId="40" w16cid:durableId="1641305641">
-    <w:abstractNumId w:val="51"/>
+    <w:abstractNumId w:val="52"/>
   </w:num>
   <w:num w:numId="41" w16cid:durableId="1156535538">
-    <w:abstractNumId w:val="17"/>
+    <w:abstractNumId w:val="18"/>
   </w:num>
   <w:num w:numId="42" w16cid:durableId="1845246164">
     <w:abstractNumId w:val="3"/>
   </w:num>
   <w:num w:numId="43" w16cid:durableId="1301420991">
-    <w:abstractNumId w:val="25"/>
+    <w:abstractNumId w:val="26"/>
   </w:num>
   <w:num w:numId="44" w16cid:durableId="1385986815">
-    <w:abstractNumId w:val="23"/>
+    <w:abstractNumId w:val="24"/>
   </w:num>
   <w:num w:numId="45" w16cid:durableId="331880418">
-    <w:abstractNumId w:val="57"/>
+    <w:abstractNumId w:val="58"/>
   </w:num>
   <w:num w:numId="46" w16cid:durableId="1519275683">
-    <w:abstractNumId w:val="49"/>
+    <w:abstractNumId w:val="50"/>
   </w:num>
   <w:num w:numId="47" w16cid:durableId="1993096307">
     <w:abstractNumId w:val="11"/>
   </w:num>
   <w:num w:numId="48" w16cid:durableId="436368285">
-    <w:abstractNumId w:val="36"/>
+    <w:abstractNumId w:val="37"/>
   </w:num>
   <w:num w:numId="49" w16cid:durableId="870652983">
-    <w:abstractNumId w:val="27"/>
+    <w:abstractNumId w:val="28"/>
   </w:num>
   <w:num w:numId="50" w16cid:durableId="345517408">
-    <w:abstractNumId w:val="31"/>
+    <w:abstractNumId w:val="32"/>
   </w:num>
   <w:num w:numId="51" w16cid:durableId="1933854733">
-    <w:abstractNumId w:val="50"/>
+    <w:abstractNumId w:val="51"/>
   </w:num>
   <w:num w:numId="52" w16cid:durableId="546797754">
-    <w:abstractNumId w:val="47"/>
+    <w:abstractNumId w:val="48"/>
   </w:num>
   <w:num w:numId="53" w16cid:durableId="1079711202">
-    <w:abstractNumId w:val="52"/>
+    <w:abstractNumId w:val="53"/>
   </w:num>
   <w:num w:numId="54" w16cid:durableId="491607792">
-    <w:abstractNumId w:val="18"/>
+    <w:abstractNumId w:val="19"/>
   </w:num>
   <w:num w:numId="55" w16cid:durableId="2040087665">
     <w:abstractNumId w:val="2"/>
   </w:num>
   <w:num w:numId="56" w16cid:durableId="1709572757">
-    <w:abstractNumId w:val="14"/>
+    <w:abstractNumId w:val="15"/>
   </w:num>
   <w:num w:numId="57" w16cid:durableId="1427187232">
-    <w:abstractNumId w:val="28"/>
+    <w:abstractNumId w:val="29"/>
   </w:num>
   <w:num w:numId="58" w16cid:durableId="1065488277">
-    <w:abstractNumId w:val="44"/>
+    <w:abstractNumId w:val="45"/>
   </w:num>
   <w:num w:numId="59" w16cid:durableId="118032451">
     <w:abstractNumId w:val="7"/>
   </w:num>
   <w:num w:numId="60" w16cid:durableId="1734809169">
-    <w:abstractNumId w:val="15"/>
+    <w:abstractNumId w:val="16"/>
   </w:num>
   <w:num w:numId="61" w16cid:durableId="1228223958">
-    <w:abstractNumId w:val="45"/>
+    <w:abstractNumId w:val="46"/>
   </w:num>
   <w:num w:numId="62" w16cid:durableId="1485781891">
     <w:abstractNumId w:val="12"/>
+  </w:num>
+  <w:num w:numId="63" w16cid:durableId="1857495390">
+    <w:abstractNumId w:val="13"/>
   </w:num>
   <w:numIdMacAtCleanup w:val="62"/>
 </w:numbering>
@@ -20654,6 +20880,7 @@
   <w:style w:type="character" w:default="1" w:styleId="DefaultParagraphFont">
     <w:name w:val="Default Paragraph Font"/>
     <w:uiPriority w:val="1"/>
+    <w:semiHidden/>
     <w:unhideWhenUsed/>
   </w:style>
   <w:style w:type="table" w:default="1" w:styleId="TableNormal">

--- a/NOTES/3. SYSTEM_DESIGN.docx
+++ b/NOTES/3. SYSTEM_DESIGN.docx
@@ -88,11 +88,30 @@
       </w:r>
     </w:p>
     <w:p>
+      <w:pPr>
+        <w:pStyle w:val="ListParagraph"/>
+      </w:pPr>
+    </w:p>
+    <w:p>
+      <w:pPr>
+        <w:pStyle w:val="ListParagraph"/>
+        <w:numPr>
+          <w:ilvl w:val="0"/>
+          <w:numId w:val="64"/>
+        </w:numPr>
+      </w:pPr>
       <w:r>
         <w:t>Used to avoid system crash</w:t>
       </w:r>
     </w:p>
     <w:p>
+      <w:pPr>
+        <w:pStyle w:val="ListParagraph"/>
+        <w:numPr>
+          <w:ilvl w:val="0"/>
+          <w:numId w:val="64"/>
+        </w:numPr>
+      </w:pPr>
       <w:r>
         <w:t>Important for large applications</w:t>
       </w:r>
@@ -121,7 +140,23 @@
           <w:bCs/>
           <w:highlight w:val="yellow"/>
         </w:rPr>
-        <w:t>Q. Monolith vs Microservices simple explanation?</w:t>
+        <w:t>Q. Monolith vs Microservices</w:t>
+      </w:r>
+      <w:r>
+        <w:rPr>
+          <w:b/>
+          <w:bCs/>
+          <w:highlight w:val="yellow"/>
+        </w:rPr>
+        <w:t>,</w:t>
+      </w:r>
+      <w:r>
+        <w:rPr>
+          <w:b/>
+          <w:bCs/>
+          <w:highlight w:val="yellow"/>
+        </w:rPr>
+        <w:t xml:space="preserve"> simple explanation?</w:t>
       </w:r>
     </w:p>
     <w:p>
@@ -156,7 +191,23 @@
           <w:bCs/>
           <w:highlight w:val="yellow"/>
         </w:rPr>
-        <w:t>Q. What is Load Balancer simple explanation?</w:t>
+        <w:t>Q. What is Load Balancer</w:t>
+      </w:r>
+      <w:r>
+        <w:rPr>
+          <w:b/>
+          <w:bCs/>
+          <w:highlight w:val="yellow"/>
+        </w:rPr>
+        <w:t>?</w:t>
+      </w:r>
+      <w:r>
+        <w:rPr>
+          <w:b/>
+          <w:bCs/>
+          <w:highlight w:val="yellow"/>
+        </w:rPr>
+        <w:t xml:space="preserve"> simple explanation?</w:t>
       </w:r>
     </w:p>
     <w:p>
@@ -358,24 +409,31 @@
         <w:rPr>
           <w:b/>
           <w:bCs/>
+        </w:rPr>
+      </w:pPr>
+      <w:r>
+        <w:rPr>
+          <w:b/>
+          <w:bCs/>
           <w:highlight w:val="yellow"/>
         </w:rPr>
-      </w:pPr>
-    </w:p>
-    <w:p>
-      <w:pPr>
-        <w:rPr>
-          <w:b/>
-          <w:bCs/>
-        </w:rPr>
-      </w:pPr>
+        <w:t>Q. What is Caching in System Design</w:t>
+      </w:r>
       <w:r>
         <w:rPr>
           <w:b/>
           <w:bCs/>
           <w:highlight w:val="yellow"/>
         </w:rPr>
-        <w:t>Q. What is Caching in System Design simple explanation?</w:t>
+        <w:t>?</w:t>
+      </w:r>
+      <w:r>
+        <w:rPr>
+          <w:b/>
+          <w:bCs/>
+          <w:highlight w:val="yellow"/>
+        </w:rPr>
+        <w:t xml:space="preserve"> simple explanation?</w:t>
       </w:r>
     </w:p>
     <w:p>
@@ -434,8 +492,19 @@
       </w:r>
     </w:p>
     <w:p/>
-    <w:p>
-      <w:r>
+    <w:p/>
+    <w:p>
+      <w:pPr>
+        <w:rPr>
+          <w:b/>
+          <w:bCs/>
+        </w:rPr>
+      </w:pPr>
+      <w:r>
+        <w:rPr>
+          <w:b/>
+          <w:bCs/>
+        </w:rPr>
         <w:lastRenderedPageBreak/>
         <w:t>What can be cached:</w:t>
       </w:r>
@@ -472,7 +541,17 @@
       </w:r>
     </w:p>
     <w:p>
-      <w:r>
+      <w:pPr>
+        <w:rPr>
+          <w:b/>
+          <w:bCs/>
+        </w:rPr>
+      </w:pPr>
+      <w:r>
+        <w:rPr>
+          <w:b/>
+          <w:bCs/>
+        </w:rPr>
         <w:t>1. In-Memory/Local Cache</w:t>
       </w:r>
     </w:p>
@@ -491,314 +570,352 @@
         <w:t>- Example: Memcached</w:t>
       </w:r>
     </w:p>
+    <w:p>
+      <w:pPr>
+        <w:rPr>
+          <w:b/>
+          <w:bCs/>
+        </w:rPr>
+      </w:pPr>
+      <w:r>
+        <w:rPr>
+          <w:b/>
+          <w:bCs/>
+        </w:rPr>
+        <w:t>2. Distributed Cache</w:t>
+      </w:r>
+    </w:p>
+    <w:p>
+      <w:r>
+        <w:t>- Shared across multiple servers</w:t>
+      </w:r>
+    </w:p>
+    <w:p>
+      <w:r>
+        <w:t>- Used in scalable systems</w:t>
+      </w:r>
+    </w:p>
+    <w:p>
+      <w:r>
+        <w:t>- Example: Redis</w:t>
+      </w:r>
+    </w:p>
+    <w:p>
+      <w:pPr>
+        <w:rPr>
+          <w:b/>
+          <w:bCs/>
+        </w:rPr>
+      </w:pPr>
+      <w:r>
+        <w:rPr>
+          <w:b/>
+          <w:bCs/>
+        </w:rPr>
+        <w:t>When to use:</w:t>
+      </w:r>
+    </w:p>
+    <w:p>
+      <w:r>
+        <w:t>- Read-heavy systems</w:t>
+      </w:r>
+    </w:p>
+    <w:p>
+      <w:r>
+        <w:t>- Frequently accessed data</w:t>
+      </w:r>
+    </w:p>
+    <w:p>
+      <w:r>
+        <w:t>- Mostly static or rarely changing data</w:t>
+      </w:r>
+    </w:p>
+    <w:p>
+      <w:pPr>
+        <w:rPr>
+          <w:b/>
+          <w:bCs/>
+        </w:rPr>
+      </w:pPr>
+      <w:r>
+        <w:rPr>
+          <w:b/>
+          <w:bCs/>
+        </w:rPr>
+        <w:t>CDN (Content Delivery Network):</w:t>
+      </w:r>
+    </w:p>
+    <w:p>
+      <w:r>
+        <w:t>- Stores static content closer to users geographically</w:t>
+      </w:r>
+    </w:p>
+    <w:p>
+      <w:r>
+        <w:t>- Reduces latency</w:t>
+      </w:r>
+    </w:p>
+    <w:p>
+      <w:r>
+        <w:t>Example:</w:t>
+      </w:r>
+    </w:p>
+    <w:p>
+      <w:r>
+        <w:t>- User in India gets data from India server instead of USA</w:t>
+      </w:r>
+    </w:p>
+    <w:p>
+      <w:r>
+        <w:t xml:space="preserve">So, </w:t>
+      </w:r>
+      <w:r>
+        <w:t>Caching is a technique to store frequently accessed data temporarily so that future requests can be served faster instead of hitting the database again.</w:t>
+      </w:r>
+    </w:p>
     <w:p/>
     <w:p>
-      <w:r>
-        <w:t>2. Distributed Cache</w:t>
-      </w:r>
-    </w:p>
-    <w:p>
-      <w:r>
-        <w:t>- Shared across multiple servers</w:t>
-      </w:r>
-    </w:p>
-    <w:p>
-      <w:r>
-        <w:t>- Used in scalable systems</w:t>
-      </w:r>
-    </w:p>
-    <w:p>
-      <w:r>
-        <w:t>- Example: Redis</w:t>
+      <w:pPr>
+        <w:rPr>
+          <w:b/>
+          <w:bCs/>
+          <w:highlight w:val="yellow"/>
+        </w:rPr>
+      </w:pPr>
+    </w:p>
+    <w:p>
+      <w:pPr>
+        <w:rPr>
+          <w:b/>
+          <w:bCs/>
+          <w:highlight w:val="yellow"/>
+        </w:rPr>
+      </w:pPr>
+    </w:p>
+    <w:p>
+      <w:pPr>
+        <w:rPr>
+          <w:b/>
+          <w:bCs/>
+        </w:rPr>
+      </w:pPr>
+      <w:r>
+        <w:rPr>
+          <w:b/>
+          <w:bCs/>
+          <w:highlight w:val="yellow"/>
+        </w:rPr>
+        <w:lastRenderedPageBreak/>
+        <w:t>Q. What is Database Indexing simple explanation?</w:t>
+      </w:r>
+    </w:p>
+    <w:p>
+      <w:r>
+        <w:t>https://www.youtube.com/watch?v=xXtig5uLQS4</w:t>
       </w:r>
     </w:p>
     <w:p/>
     <w:p>
-      <w:r>
+      <w:pPr>
+        <w:jc w:val="both"/>
+      </w:pPr>
+      <w:r>
+        <w:t>“Indexing is a technique used to improve query performance by creating a data structure on specific columns, allowing the database to quickly locate rows instead of scanning the entire table.”</w:t>
+      </w:r>
+    </w:p>
+    <w:p>
+      <w:pPr>
+        <w:jc w:val="both"/>
+      </w:pPr>
+      <w:r>
+        <w:t>- Indexing is a technique to improve the speed of data retrieval</w:t>
+      </w:r>
+    </w:p>
+    <w:p>
+      <w:pPr>
+        <w:jc w:val="both"/>
+      </w:pPr>
+      <w:r>
+        <w:t>- It helps avoid full table scan</w:t>
+      </w:r>
+    </w:p>
+    <w:p>
+      <w:pPr>
+        <w:jc w:val="both"/>
+        <w:rPr>
+          <w:b/>
+          <w:bCs/>
+        </w:rPr>
+      </w:pPr>
+      <w:r>
+        <w:rPr>
+          <w:b/>
+          <w:bCs/>
+        </w:rPr>
+        <w:t>How it works:</w:t>
+      </w:r>
+    </w:p>
+    <w:p>
+      <w:pPr>
+        <w:jc w:val="both"/>
+      </w:pPr>
+      <w:r>
+        <w:t>- Without index → database scans each row (slow)</w:t>
+      </w:r>
+    </w:p>
+    <w:p>
+      <w:pPr>
+        <w:jc w:val="both"/>
+      </w:pPr>
+      <w:r>
+        <w:t>- With index → database uses a data structure (like B-Tree) to find data quickly</w:t>
+      </w:r>
+    </w:p>
+    <w:p>
+      <w:pPr>
+        <w:jc w:val="both"/>
+        <w:rPr>
+          <w:b/>
+          <w:bCs/>
+        </w:rPr>
+      </w:pPr>
+      <w:r>
+        <w:rPr>
+          <w:b/>
+          <w:bCs/>
+        </w:rPr>
+        <w:t>Key Points:</w:t>
+      </w:r>
+    </w:p>
+    <w:p>
+      <w:pPr>
+        <w:jc w:val="both"/>
+      </w:pPr>
+      <w:r>
+        <w:t>- Created on column(s) used in WHERE, JOIN, ORDER BY</w:t>
+      </w:r>
+    </w:p>
+    <w:p>
+      <w:pPr>
+        <w:jc w:val="both"/>
+      </w:pPr>
+      <w:r>
+        <w:t>- Improves read/query performance</w:t>
+      </w:r>
+    </w:p>
+    <w:p>
+      <w:pPr>
+        <w:jc w:val="both"/>
+      </w:pPr>
+      <w:r>
+        <w:t>- Uses extra storage</w:t>
+      </w:r>
+    </w:p>
+    <w:p>
+      <w:pPr>
+        <w:rPr>
+          <w:b/>
+          <w:bCs/>
+        </w:rPr>
+      </w:pPr>
+      <w:r>
+        <w:rPr>
+          <w:b/>
+          <w:bCs/>
+        </w:rPr>
+        <w:t>Trade-offs:</w:t>
+      </w:r>
+    </w:p>
+    <w:p>
+      <w:r>
+        <w:t>- Slows down INSERT, UPDATE, DELETE (because index also needs update)</w:t>
+      </w:r>
+    </w:p>
+    <w:p>
+      <w:pPr>
+        <w:rPr>
+          <w:b/>
+          <w:bCs/>
+        </w:rPr>
+      </w:pPr>
+      <w:r>
+        <w:rPr>
+          <w:b/>
+          <w:bCs/>
+        </w:rPr>
         <w:t>When to use:</w:t>
       </w:r>
     </w:p>
     <w:p>
       <w:r>
+        <w:t>- Large tables</w:t>
+      </w:r>
+    </w:p>
+    <w:p>
+      <w:r>
         <w:t>- Read-heavy systems</w:t>
       </w:r>
     </w:p>
     <w:p>
       <w:r>
-        <w:t>- Frequently accessed data</w:t>
-      </w:r>
-    </w:p>
-    <w:p>
-      <w:r>
-        <w:t>- Mostly static or rarely changing data</w:t>
+        <w:t>- Frequently searched columns</w:t>
       </w:r>
     </w:p>
     <w:p/>
     <w:p>
-      <w:r>
-        <w:t>CDN (Content Delivery Network):</w:t>
-      </w:r>
-    </w:p>
-    <w:p>
-      <w:r>
-        <w:t>- Stores static content closer to users geographically</w:t>
-      </w:r>
-    </w:p>
-    <w:p>
-      <w:r>
-        <w:t>- Reduces latency</w:t>
+      <w:pPr>
+        <w:rPr>
+          <w:b/>
+          <w:bCs/>
+        </w:rPr>
+      </w:pPr>
+      <w:r>
+        <w:rPr>
+          <w:b/>
+          <w:bCs/>
+        </w:rPr>
+        <w:t>When NOT to use:</w:t>
+      </w:r>
+    </w:p>
+    <w:p>
+      <w:r>
+        <w:t>- Small tables</w:t>
+      </w:r>
+    </w:p>
+    <w:p>
+      <w:r>
+        <w:t>- Write-heavy systems</w:t>
       </w:r>
     </w:p>
     <w:p/>
     <w:p>
-      <w:r>
+      <w:pPr>
+        <w:rPr>
+          <w:b/>
+          <w:bCs/>
+        </w:rPr>
+      </w:pPr>
+      <w:r>
+        <w:rPr>
+          <w:b/>
+          <w:bCs/>
+        </w:rPr>
         <w:t>Example:</w:t>
       </w:r>
     </w:p>
     <w:p>
       <w:r>
-        <w:t>- User in India gets data from India server instead of USA</w:t>
-      </w:r>
-    </w:p>
-    <w:p/>
+        <w:t>- Searching netWorth = 4000</w:t>
+      </w:r>
+    </w:p>
+    <w:p>
+      <w:r>
+        <w:t>- Without index → linear scan</w:t>
+      </w:r>
+    </w:p>
     <w:p>
       <w:r>
         <w:lastRenderedPageBreak/>
-        <w:t>Caching is a technique to store frequently accessed data temporarily so that future requests can be served faster instead of hitting the database again.</w:t>
-      </w:r>
-    </w:p>
-    <w:p/>
-    <w:p>
-      <w:pPr>
-        <w:rPr>
-          <w:b/>
-          <w:bCs/>
-        </w:rPr>
-      </w:pPr>
-      <w:r>
-        <w:rPr>
-          <w:b/>
-          <w:bCs/>
-          <w:highlight w:val="yellow"/>
-        </w:rPr>
-        <w:t>Q. What is Database Indexing simple explanation?</w:t>
-      </w:r>
-    </w:p>
-    <w:p>
-      <w:r>
-        <w:t>https://www.youtube.com/watch?v=xXtig5uLQS4</w:t>
-      </w:r>
-    </w:p>
-    <w:p/>
-    <w:p>
-      <w:pPr>
-        <w:jc w:val="both"/>
-      </w:pPr>
-      <w:r>
-        <w:t>“Indexing is a technique used to improve query performance by creating a data structure on specific columns, allowing the database to quickly locate rows instead of scanning the entire table.”</w:t>
-      </w:r>
-    </w:p>
-    <w:p>
-      <w:pPr>
-        <w:jc w:val="both"/>
-      </w:pPr>
-      <w:r>
-        <w:t>- Indexing is a technique to improve the speed of data retrieval</w:t>
-      </w:r>
-    </w:p>
-    <w:p>
-      <w:pPr>
-        <w:jc w:val="both"/>
-      </w:pPr>
-      <w:r>
-        <w:t>- It helps avoid full table scan</w:t>
-      </w:r>
-    </w:p>
-    <w:p>
-      <w:pPr>
-        <w:jc w:val="both"/>
-        <w:rPr>
-          <w:b/>
-          <w:bCs/>
-        </w:rPr>
-      </w:pPr>
-      <w:r>
-        <w:rPr>
-          <w:b/>
-          <w:bCs/>
-        </w:rPr>
-        <w:t>How it works:</w:t>
-      </w:r>
-    </w:p>
-    <w:p>
-      <w:pPr>
-        <w:jc w:val="both"/>
-      </w:pPr>
-      <w:r>
-        <w:t>- Without index → database scans each row (slow)</w:t>
-      </w:r>
-    </w:p>
-    <w:p>
-      <w:pPr>
-        <w:jc w:val="both"/>
-      </w:pPr>
-      <w:r>
-        <w:t>- With index → database uses a data structure (like B-Tree) to find data quickly</w:t>
-      </w:r>
-    </w:p>
-    <w:p>
-      <w:pPr>
-        <w:jc w:val="both"/>
-        <w:rPr>
-          <w:b/>
-          <w:bCs/>
-        </w:rPr>
-      </w:pPr>
-      <w:r>
-        <w:rPr>
-          <w:b/>
-          <w:bCs/>
-        </w:rPr>
-        <w:t>Key Points:</w:t>
-      </w:r>
-    </w:p>
-    <w:p>
-      <w:pPr>
-        <w:jc w:val="both"/>
-      </w:pPr>
-      <w:r>
-        <w:t>- Created on column(s) used in WHERE, JOIN, ORDER BY</w:t>
-      </w:r>
-    </w:p>
-    <w:p>
-      <w:pPr>
-        <w:jc w:val="both"/>
-      </w:pPr>
-      <w:r>
-        <w:t>- Improves read/query performance</w:t>
-      </w:r>
-    </w:p>
-    <w:p>
-      <w:pPr>
-        <w:jc w:val="both"/>
-      </w:pPr>
-      <w:r>
-        <w:t>- Uses extra storage</w:t>
-      </w:r>
-    </w:p>
-    <w:p>
-      <w:pPr>
-        <w:rPr>
-          <w:b/>
-          <w:bCs/>
-        </w:rPr>
-      </w:pPr>
-      <w:r>
-        <w:rPr>
-          <w:b/>
-          <w:bCs/>
-        </w:rPr>
-        <w:t>Trade-offs:</w:t>
-      </w:r>
-    </w:p>
-    <w:p>
-      <w:r>
-        <w:t>- Slows down INSERT, UPDATE, DELETE (because index also needs update)</w:t>
-      </w:r>
-    </w:p>
-    <w:p>
-      <w:pPr>
-        <w:rPr>
-          <w:b/>
-          <w:bCs/>
-        </w:rPr>
-      </w:pPr>
-      <w:r>
-        <w:rPr>
-          <w:b/>
-          <w:bCs/>
-        </w:rPr>
-        <w:t>When to use:</w:t>
-      </w:r>
-    </w:p>
-    <w:p>
-      <w:r>
-        <w:t>- Large tables</w:t>
-      </w:r>
-    </w:p>
-    <w:p>
-      <w:r>
-        <w:t>- Read-heavy systems</w:t>
-      </w:r>
-    </w:p>
-    <w:p>
-      <w:r>
-        <w:t>- Frequently searched columns</w:t>
-      </w:r>
-    </w:p>
-    <w:p/>
-    <w:p>
-      <w:pPr>
-        <w:rPr>
-          <w:b/>
-          <w:bCs/>
-        </w:rPr>
-      </w:pPr>
-      <w:r>
-        <w:rPr>
-          <w:b/>
-          <w:bCs/>
-        </w:rPr>
-        <w:t>When NOT to use:</w:t>
-      </w:r>
-    </w:p>
-    <w:p>
-      <w:r>
-        <w:t>- Small tables</w:t>
-      </w:r>
-    </w:p>
-    <w:p>
-      <w:r>
-        <w:t>- Write-heavy systems</w:t>
-      </w:r>
-    </w:p>
-    <w:p/>
-    <w:p>
-      <w:pPr>
-        <w:rPr>
-          <w:b/>
-          <w:bCs/>
-        </w:rPr>
-      </w:pPr>
-      <w:r>
-        <w:rPr>
-          <w:b/>
-          <w:bCs/>
-        </w:rPr>
-        <w:lastRenderedPageBreak/>
-        <w:t>Example:</w:t>
-      </w:r>
-    </w:p>
-    <w:p>
-      <w:r>
-        <w:t xml:space="preserve">- Searching </w:t>
-      </w:r>
-      <w:proofErr w:type="spellStart"/>
-      <w:r>
-        <w:t>netWorth</w:t>
-      </w:r>
-      <w:proofErr w:type="spellEnd"/>
-      <w:r>
-        <w:t xml:space="preserve"> = 4000</w:t>
-      </w:r>
-    </w:p>
-    <w:p>
-      <w:r>
-        <w:t>- Without index → linear scan</w:t>
-      </w:r>
-    </w:p>
-    <w:p>
-      <w:r>
         <w:t>- With index → fast lookup using index structure</w:t>
       </w:r>
     </w:p>
@@ -984,7 +1101,6 @@
       <w:r>
         <w:t xml:space="preserve"> Suppose, we have an </w:t>
       </w:r>
-      <w:proofErr w:type="gramStart"/>
       <w:r>
         <w:rPr>
           <w:b/>
@@ -992,7 +1108,6 @@
         </w:rPr>
         <w:t>Employees</w:t>
       </w:r>
-      <w:proofErr w:type="gramEnd"/>
       <w:r>
         <w:t xml:space="preserve"> table having the columns and rows.</w:t>
       </w:r>
@@ -1004,14 +1119,14 @@
         <w:tblLook w:val="04A0" w:firstRow="1" w:lastRow="0" w:firstColumn="1" w:lastColumn="0" w:noHBand="0" w:noVBand="1"/>
       </w:tblPr>
       <w:tblGrid>
-        <w:gridCol w:w="976"/>
-        <w:gridCol w:w="979"/>
+        <w:gridCol w:w="944"/>
+        <w:gridCol w:w="921"/>
         <w:gridCol w:w="1350"/>
-        <w:gridCol w:w="1269"/>
-        <w:gridCol w:w="1104"/>
-        <w:gridCol w:w="1454"/>
-        <w:gridCol w:w="960"/>
-        <w:gridCol w:w="924"/>
+        <w:gridCol w:w="1265"/>
+        <w:gridCol w:w="1106"/>
+        <w:gridCol w:w="1525"/>
+        <w:gridCol w:w="934"/>
+        <w:gridCol w:w="971"/>
       </w:tblGrid>
       <w:tr>
         <w:tc>
@@ -1019,11 +1134,19 @@
             <w:tcW w:w="1041" w:type="dxa"/>
           </w:tcPr>
           <w:p>
-            <w:proofErr w:type="spellStart"/>
-            <w:r>
+            <w:pPr>
+              <w:rPr>
+                <w:b/>
+                <w:bCs/>
+              </w:rPr>
+            </w:pPr>
+            <w:r>
+              <w:rPr>
+                <w:b/>
+                <w:bCs/>
+              </w:rPr>
               <w:t>EmpId</w:t>
             </w:r>
-            <w:proofErr w:type="spellEnd"/>
           </w:p>
         </w:tc>
         <w:tc>
@@ -1031,7 +1154,17 @@
             <w:tcW w:w="1044" w:type="dxa"/>
           </w:tcPr>
           <w:p>
-            <w:r>
+            <w:pPr>
+              <w:rPr>
+                <w:b/>
+                <w:bCs/>
+              </w:rPr>
+            </w:pPr>
+            <w:r>
+              <w:rPr>
+                <w:b/>
+                <w:bCs/>
+              </w:rPr>
               <w:t>Name</w:t>
             </w:r>
           </w:p>
@@ -1041,7 +1174,17 @@
             <w:tcW w:w="1350" w:type="dxa"/>
           </w:tcPr>
           <w:p>
-            <w:r>
+            <w:pPr>
+              <w:rPr>
+                <w:b/>
+                <w:bCs/>
+              </w:rPr>
+            </w:pPr>
+            <w:r>
+              <w:rPr>
+                <w:b/>
+                <w:bCs/>
+              </w:rPr>
               <w:t>City</w:t>
             </w:r>
           </w:p>
@@ -1051,7 +1194,17 @@
             <w:tcW w:w="1273" w:type="dxa"/>
           </w:tcPr>
           <w:p>
-            <w:r>
+            <w:pPr>
+              <w:rPr>
+                <w:b/>
+                <w:bCs/>
+              </w:rPr>
+            </w:pPr>
+            <w:r>
+              <w:rPr>
+                <w:b/>
+                <w:bCs/>
+              </w:rPr>
               <w:t>State</w:t>
             </w:r>
           </w:p>
@@ -1061,7 +1214,17 @@
             <w:tcW w:w="1143" w:type="dxa"/>
           </w:tcPr>
           <w:p>
-            <w:r>
+            <w:pPr>
+              <w:rPr>
+                <w:b/>
+                <w:bCs/>
+              </w:rPr>
+            </w:pPr>
+            <w:r>
+              <w:rPr>
+                <w:b/>
+                <w:bCs/>
+              </w:rPr>
               <w:t>Country</w:t>
             </w:r>
           </w:p>
@@ -1071,7 +1234,17 @@
             <w:tcW w:w="1454" w:type="dxa"/>
           </w:tcPr>
           <w:p>
-            <w:r>
+            <w:pPr>
+              <w:rPr>
+                <w:b/>
+                <w:bCs/>
+              </w:rPr>
+            </w:pPr>
+            <w:r>
+              <w:rPr>
+                <w:b/>
+                <w:bCs/>
+              </w:rPr>
               <w:t>Designation</w:t>
             </w:r>
           </w:p>
@@ -1081,7 +1254,17 @@
             <w:tcW w:w="1029" w:type="dxa"/>
           </w:tcPr>
           <w:p>
-            <w:r>
+            <w:pPr>
+              <w:rPr>
+                <w:b/>
+                <w:bCs/>
+              </w:rPr>
+            </w:pPr>
+            <w:r>
+              <w:rPr>
+                <w:b/>
+                <w:bCs/>
+              </w:rPr>
               <w:t>Salary</w:t>
             </w:r>
           </w:p>
@@ -1091,7 +1274,17 @@
             <w:tcW w:w="682" w:type="dxa"/>
           </w:tcPr>
           <w:p>
-            <w:r>
+            <w:pPr>
+              <w:rPr>
+                <w:b/>
+                <w:bCs/>
+              </w:rPr>
+            </w:pPr>
+            <w:r>
+              <w:rPr>
+                <w:b/>
+                <w:bCs/>
+              </w:rPr>
               <w:t>Date of Joining</w:t>
             </w:r>
           </w:p>
@@ -1350,6 +1543,42 @@
           <w:tab w:val="num" w:pos="1440"/>
         </w:tabs>
         <w:jc w:val="both"/>
+        <w:rPr>
+          <w:b/>
+          <w:bCs/>
+        </w:rPr>
+      </w:pPr>
+    </w:p>
+    <w:p>
+      <w:pPr>
+        <w:tabs>
+          <w:tab w:val="num" w:pos="1440"/>
+        </w:tabs>
+        <w:jc w:val="both"/>
+        <w:rPr>
+          <w:b/>
+          <w:bCs/>
+        </w:rPr>
+      </w:pPr>
+    </w:p>
+    <w:p>
+      <w:pPr>
+        <w:tabs>
+          <w:tab w:val="num" w:pos="1440"/>
+        </w:tabs>
+        <w:jc w:val="both"/>
+        <w:rPr>
+          <w:b/>
+          <w:bCs/>
+        </w:rPr>
+      </w:pPr>
+    </w:p>
+    <w:p>
+      <w:pPr>
+        <w:tabs>
+          <w:tab w:val="num" w:pos="1440"/>
+        </w:tabs>
+        <w:jc w:val="both"/>
       </w:pPr>
       <w:r>
         <w:rPr>
@@ -1400,15 +1629,7 @@
         <w:jc w:val="both"/>
       </w:pPr>
       <w:r>
-        <w:t xml:space="preserve">Splitting a table by columns, where different columns are stored in separate tables (or sometimes separate services), usually linked by a common key (e.g., </w:t>
-      </w:r>
-      <w:proofErr w:type="spellStart"/>
-      <w:r>
-        <w:t>EmpId</w:t>
-      </w:r>
-      <w:proofErr w:type="spellEnd"/>
-      <w:r>
-        <w:t>).</w:t>
+        <w:t>Splitting a table by columns, where different columns are stored in separate tables (or sometimes separate services), usually linked by a common key (e.g., EmpId).</w:t>
       </w:r>
       <w:r>
         <w:t xml:space="preserve"> For e</w:t>
@@ -1426,15 +1647,10 @@
         <w:jc w:val="both"/>
       </w:pPr>
       <w:r>
-        <w:t xml:space="preserve">Table1: </w:t>
-      </w:r>
-      <w:proofErr w:type="spellStart"/>
-      <w:r>
-        <w:t>EmpId</w:t>
-      </w:r>
-      <w:proofErr w:type="spellEnd"/>
-      <w:r>
-        <w:t>, Name</w:t>
+        <w:t>Table1: EmpId, Name</w:t>
+      </w:r>
+      <w:r>
+        <w:t>, City, State, Country</w:t>
       </w:r>
     </w:p>
     <w:p>
@@ -1446,15 +1662,16 @@
         <w:jc w:val="both"/>
       </w:pPr>
       <w:r>
-        <w:t xml:space="preserve">Table2: </w:t>
-      </w:r>
-      <w:proofErr w:type="spellStart"/>
-      <w:r>
-        <w:t>EmpId</w:t>
-      </w:r>
-      <w:proofErr w:type="spellEnd"/>
-      <w:r>
-        <w:t xml:space="preserve">, Salary </w:t>
+        <w:t xml:space="preserve">Table2: EmpId, </w:t>
+      </w:r>
+      <w:r>
+        <w:t xml:space="preserve">Designation, </w:t>
+      </w:r>
+      <w:r>
+        <w:t>Salary</w:t>
+      </w:r>
+      <w:r>
+        <w:t>, Date of Joining</w:t>
       </w:r>
     </w:p>
     <w:p>
@@ -1998,23 +2215,7 @@
           <w:b/>
           <w:bCs/>
         </w:rPr>
-        <w:t>3. Difficult Rebalancing (</w:t>
-      </w:r>
-      <w:proofErr w:type="spellStart"/>
-      <w:r>
-        <w:rPr>
-          <w:b/>
-          <w:bCs/>
-        </w:rPr>
-        <w:t>Resharding</w:t>
-      </w:r>
-      <w:proofErr w:type="spellEnd"/>
-      <w:r>
-        <w:rPr>
-          <w:b/>
-          <w:bCs/>
-        </w:rPr>
-        <w:t>)</w:t>
+        <w:t>3. Difficult Rebalancing (Resharding)</w:t>
       </w:r>
     </w:p>
     <w:p>
@@ -2300,15 +2501,7 @@
         <w:jc w:val="both"/>
       </w:pPr>
       <w:r>
-        <w:t xml:space="preserve">In this approach, a shard key (such as </w:t>
-      </w:r>
-      <w:proofErr w:type="spellStart"/>
-      <w:r>
-        <w:t>EmpId</w:t>
-      </w:r>
-      <w:proofErr w:type="spellEnd"/>
-      <w:r>
-        <w:t>) is passed to a hash function, which determines the shard where the data should be stored. The hash function is deterministic, meaning the same key will always map to the same shard.</w:t>
+        <w:t>In this approach, a shard key (such as EmpId) is passed to a hash function, which determines the shard where the data should be stored. The hash function is deterministic, meaning the same key will always map to the same shard.</w:t>
       </w:r>
     </w:p>
     <w:p>
@@ -2409,21 +2602,12 @@
           <w:numId w:val="13"/>
         </w:numPr>
       </w:pPr>
-      <w:proofErr w:type="spellStart"/>
-      <w:r>
-        <w:rPr>
-          <w:b/>
-          <w:bCs/>
-        </w:rPr>
-        <w:t>Resharding</w:t>
-      </w:r>
-      <w:proofErr w:type="spellEnd"/>
-      <w:r>
-        <w:rPr>
-          <w:b/>
-          <w:bCs/>
-        </w:rPr>
-        <w:t xml:space="preserve"> is expensive:</w:t>
+      <w:r>
+        <w:rPr>
+          <w:b/>
+          <w:bCs/>
+        </w:rPr>
+        <w:t>Resharding is expensive:</w:t>
       </w:r>
       <w:r>
         <w:t xml:space="preserve"> When the number of shards changes, the hashing function changes, causing many keys to map to different shards </w:t>
@@ -11260,6 +11444,2628 @@
         <w:t>Amazon uses distributed replication internally.</w:t>
       </w:r>
     </w:p>
+    <w:p>
+      <w:pPr>
+        <w:jc w:val="both"/>
+      </w:pPr>
+    </w:p>
+    <w:p>
+      <w:pPr>
+        <w:jc w:val="both"/>
+      </w:pPr>
+    </w:p>
+    <w:p>
+      <w:pPr>
+        <w:jc w:val="both"/>
+      </w:pPr>
+    </w:p>
+    <w:p>
+      <w:pPr>
+        <w:jc w:val="both"/>
+      </w:pPr>
+    </w:p>
+    <w:p>
+      <w:pPr>
+        <w:jc w:val="both"/>
+      </w:pPr>
+    </w:p>
+    <w:p>
+      <w:pPr>
+        <w:jc w:val="both"/>
+      </w:pPr>
+    </w:p>
+    <w:p>
+      <w:pPr>
+        <w:jc w:val="both"/>
+      </w:pPr>
+    </w:p>
+    <w:p>
+      <w:pPr>
+        <w:jc w:val="both"/>
+      </w:pPr>
+    </w:p>
+    <w:p>
+      <w:pPr>
+        <w:jc w:val="both"/>
+      </w:pPr>
+    </w:p>
+    <w:p>
+      <w:pPr>
+        <w:jc w:val="both"/>
+      </w:pPr>
+    </w:p>
+    <w:p>
+      <w:pPr>
+        <w:jc w:val="both"/>
+        <w:rPr>
+          <w:b/>
+          <w:bCs/>
+        </w:rPr>
+      </w:pPr>
+      <w:r>
+        <w:rPr>
+          <w:b/>
+          <w:bCs/>
+        </w:rPr>
+        <w:t>CDN (Content Delivery Network)</w:t>
+      </w:r>
+    </w:p>
+    <w:p>
+      <w:pPr>
+        <w:jc w:val="both"/>
+      </w:pPr>
+      <w:r>
+        <w:t xml:space="preserve">A </w:t>
+      </w:r>
+      <w:r>
+        <w:rPr>
+          <w:b/>
+          <w:bCs/>
+        </w:rPr>
+        <w:t>Content Delivery Network (CDN)</w:t>
+      </w:r>
+      <w:r>
+        <w:t xml:space="preserve"> is a distributed network of servers located in multiple geographic locations. Instead of every user downloading content from your main server (origin server), the CDN delivers content from the server that is closest to the user.</w:t>
+      </w:r>
+    </w:p>
+    <w:p>
+      <w:pPr>
+        <w:jc w:val="both"/>
+      </w:pPr>
+      <w:r>
+        <w:t xml:space="preserve">Imagine your website's main server is in </w:t>
+      </w:r>
+      <w:r>
+        <w:rPr>
+          <w:b/>
+          <w:bCs/>
+        </w:rPr>
+        <w:t>Hyderabad, India</w:t>
+      </w:r>
+      <w:r>
+        <w:t>.</w:t>
+      </w:r>
+    </w:p>
+    <w:p>
+      <w:pPr>
+        <w:numPr>
+          <w:ilvl w:val="0"/>
+          <w:numId w:val="65"/>
+        </w:numPr>
+        <w:jc w:val="both"/>
+      </w:pPr>
+      <w:r>
+        <w:t xml:space="preserve">A user from </w:t>
+      </w:r>
+      <w:r>
+        <w:rPr>
+          <w:b/>
+          <w:bCs/>
+        </w:rPr>
+        <w:t>Delhi</w:t>
+      </w:r>
+      <w:r>
+        <w:t xml:space="preserve"> requests an image. </w:t>
+      </w:r>
+    </w:p>
+    <w:p>
+      <w:pPr>
+        <w:numPr>
+          <w:ilvl w:val="0"/>
+          <w:numId w:val="65"/>
+        </w:numPr>
+        <w:jc w:val="both"/>
+      </w:pPr>
+      <w:r>
+        <w:t xml:space="preserve">A user from </w:t>
+      </w:r>
+      <w:r>
+        <w:rPr>
+          <w:b/>
+          <w:bCs/>
+        </w:rPr>
+        <w:t>London</w:t>
+      </w:r>
+      <w:r>
+        <w:t xml:space="preserve"> requests the same image. </w:t>
+      </w:r>
+    </w:p>
+    <w:p>
+      <w:pPr>
+        <w:numPr>
+          <w:ilvl w:val="0"/>
+          <w:numId w:val="65"/>
+        </w:numPr>
+        <w:jc w:val="both"/>
+      </w:pPr>
+      <w:r>
+        <w:t xml:space="preserve">A user from </w:t>
+      </w:r>
+      <w:r>
+        <w:rPr>
+          <w:b/>
+          <w:bCs/>
+        </w:rPr>
+        <w:t>New York</w:t>
+      </w:r>
+      <w:r>
+        <w:t xml:space="preserve"> requests the same image. </w:t>
+      </w:r>
+    </w:p>
+    <w:p>
+      <w:pPr>
+        <w:jc w:val="both"/>
+      </w:pPr>
+      <w:r>
+        <w:t>Without a CDN, all three users must contact the Hyderabad server.</w:t>
+      </w:r>
+    </w:p>
+    <w:p>
+      <w:pPr>
+        <w:jc w:val="both"/>
+      </w:pPr>
+      <w:r>
+        <w:t>With a CDN:</w:t>
+      </w:r>
+    </w:p>
+    <w:p>
+      <w:pPr>
+        <w:numPr>
+          <w:ilvl w:val="0"/>
+          <w:numId w:val="66"/>
+        </w:numPr>
+        <w:jc w:val="both"/>
+      </w:pPr>
+      <w:r>
+        <w:t xml:space="preserve">Delhi user gets the image from a CDN server in India. </w:t>
+      </w:r>
+    </w:p>
+    <w:p>
+      <w:pPr>
+        <w:numPr>
+          <w:ilvl w:val="0"/>
+          <w:numId w:val="66"/>
+        </w:numPr>
+        <w:jc w:val="both"/>
+      </w:pPr>
+      <w:r>
+        <w:t xml:space="preserve">London user gets it from a European CDN server. </w:t>
+      </w:r>
+    </w:p>
+    <w:p>
+      <w:pPr>
+        <w:numPr>
+          <w:ilvl w:val="0"/>
+          <w:numId w:val="66"/>
+        </w:numPr>
+        <w:jc w:val="both"/>
+      </w:pPr>
+      <w:r>
+        <w:t xml:space="preserve">New York user gets it from a North American CDN server. </w:t>
+      </w:r>
+    </w:p>
+    <w:p>
+      <w:pPr>
+        <w:jc w:val="both"/>
+      </w:pPr>
+      <w:r>
+        <w:t>This reduces the distance the data travels, making the website much faster.</w:t>
+      </w:r>
+    </w:p>
+    <w:p>
+      <w:pPr>
+        <w:jc w:val="both"/>
+      </w:pPr>
+      <w:r>
+        <w:pict w14:anchorId="43F0BDAE">
+          <v:rect id="_x0000_i1157" style="width:0;height:1.5pt" o:hralign="center" o:hrstd="t" o:hr="t" fillcolor="#a0a0a0" stroked="f"/>
+        </w:pict>
+      </w:r>
+    </w:p>
+    <w:p>
+      <w:pPr>
+        <w:jc w:val="both"/>
+        <w:rPr>
+          <w:b/>
+          <w:bCs/>
+        </w:rPr>
+      </w:pPr>
+      <w:r>
+        <w:rPr>
+          <w:b/>
+          <w:bCs/>
+        </w:rPr>
+        <w:t>Architecture</w:t>
+      </w:r>
+    </w:p>
+    <w:p>
+      <w:pPr>
+        <w:jc w:val="both"/>
+      </w:pPr>
+      <w:r>
+        <w:t xml:space="preserve">                    Origin Server</w:t>
+      </w:r>
+    </w:p>
+    <w:p>
+      <w:pPr>
+        <w:jc w:val="both"/>
+      </w:pPr>
+      <w:r>
+        <w:t xml:space="preserve">                    (Hyderabad)</w:t>
+      </w:r>
+    </w:p>
+    <w:p>
+      <w:pPr>
+        <w:jc w:val="both"/>
+      </w:pPr>
+      <w:r>
+        <w:t xml:space="preserve">                          |</w:t>
+      </w:r>
+    </w:p>
+    <w:p>
+      <w:pPr>
+        <w:jc w:val="both"/>
+      </w:pPr>
+      <w:r>
+        <w:t xml:space="preserve">          ----------------------------------</w:t>
+      </w:r>
+    </w:p>
+    <w:p>
+      <w:pPr>
+        <w:jc w:val="both"/>
+      </w:pPr>
+      <w:r>
+        <w:t xml:space="preserve">          |               |               |</w:t>
+      </w:r>
+    </w:p>
+    <w:p>
+      <w:pPr>
+        <w:jc w:val="both"/>
+      </w:pPr>
+      <w:r>
+        <w:t xml:space="preserve">      CDN India      CDN Europe      CDN USA</w:t>
+      </w:r>
+    </w:p>
+    <w:p>
+      <w:pPr>
+        <w:jc w:val="both"/>
+      </w:pPr>
+      <w:r>
+        <w:t xml:space="preserve">          |               |               |</w:t>
+      </w:r>
+    </w:p>
+    <w:p>
+      <w:pPr>
+        <w:jc w:val="both"/>
+      </w:pPr>
+      <w:r>
+        <w:t xml:space="preserve">      Delhi User     London User    New York User</w:t>
+      </w:r>
+    </w:p>
+    <w:p>
+      <w:pPr>
+        <w:jc w:val="both"/>
+      </w:pPr>
+      <w:r>
+        <w:t>The CDN stores copies of static content such as:</w:t>
+      </w:r>
+    </w:p>
+    <w:p>
+      <w:pPr>
+        <w:numPr>
+          <w:ilvl w:val="0"/>
+          <w:numId w:val="67"/>
+        </w:numPr>
+        <w:jc w:val="both"/>
+      </w:pPr>
+      <w:r>
+        <w:t xml:space="preserve">Images </w:t>
+      </w:r>
+    </w:p>
+    <w:p>
+      <w:pPr>
+        <w:numPr>
+          <w:ilvl w:val="0"/>
+          <w:numId w:val="67"/>
+        </w:numPr>
+        <w:jc w:val="both"/>
+      </w:pPr>
+      <w:r>
+        <w:t xml:space="preserve">CSS files </w:t>
+      </w:r>
+    </w:p>
+    <w:p>
+      <w:pPr>
+        <w:numPr>
+          <w:ilvl w:val="0"/>
+          <w:numId w:val="67"/>
+        </w:numPr>
+        <w:jc w:val="both"/>
+      </w:pPr>
+      <w:r>
+        <w:t xml:space="preserve">JavaScript files </w:t>
+      </w:r>
+    </w:p>
+    <w:p>
+      <w:pPr>
+        <w:numPr>
+          <w:ilvl w:val="0"/>
+          <w:numId w:val="67"/>
+        </w:numPr>
+        <w:jc w:val="both"/>
+      </w:pPr>
+      <w:r>
+        <w:lastRenderedPageBreak/>
+        <w:t xml:space="preserve">Videos </w:t>
+      </w:r>
+    </w:p>
+    <w:p>
+      <w:pPr>
+        <w:numPr>
+          <w:ilvl w:val="0"/>
+          <w:numId w:val="67"/>
+        </w:numPr>
+        <w:jc w:val="both"/>
+      </w:pPr>
+      <w:r>
+        <w:t xml:space="preserve">PDFs </w:t>
+      </w:r>
+    </w:p>
+    <w:p>
+      <w:pPr>
+        <w:numPr>
+          <w:ilvl w:val="0"/>
+          <w:numId w:val="67"/>
+        </w:numPr>
+        <w:jc w:val="both"/>
+      </w:pPr>
+      <w:r>
+        <w:t xml:space="preserve">Fonts </w:t>
+      </w:r>
+    </w:p>
+    <w:p>
+      <w:pPr>
+        <w:jc w:val="both"/>
+      </w:pPr>
+      <w:r>
+        <w:t>When a user requests one of these files, the nearest CDN server serves it.</w:t>
+      </w:r>
+    </w:p>
+    <w:p>
+      <w:pPr>
+        <w:jc w:val="both"/>
+      </w:pPr>
+      <w:r>
+        <w:pict w14:anchorId="05A9A6B0">
+          <v:rect id="_x0000_i1158" style="width:0;height:1.5pt" o:hralign="center" o:hrstd="t" o:hr="t" fillcolor="#a0a0a0" stroked="f"/>
+        </w:pict>
+      </w:r>
+    </w:p>
+    <w:p>
+      <w:pPr>
+        <w:jc w:val="both"/>
+        <w:rPr>
+          <w:b/>
+          <w:bCs/>
+        </w:rPr>
+      </w:pPr>
+      <w:r>
+        <w:rPr>
+          <w:b/>
+          <w:bCs/>
+        </w:rPr>
+        <w:t>Why websites use a CDN</w:t>
+      </w:r>
+    </w:p>
+    <w:p>
+      <w:pPr>
+        <w:jc w:val="both"/>
+      </w:pPr>
+      <w:r>
+        <w:t>Large websites receive users from many countries.</w:t>
+      </w:r>
+    </w:p>
+    <w:p>
+      <w:pPr>
+        <w:jc w:val="both"/>
+      </w:pPr>
+      <w:r>
+        <w:t>Examples include:</w:t>
+      </w:r>
+    </w:p>
+    <w:p>
+      <w:pPr>
+        <w:numPr>
+          <w:ilvl w:val="0"/>
+          <w:numId w:val="68"/>
+        </w:numPr>
+        <w:jc w:val="both"/>
+      </w:pPr>
+      <w:r>
+        <w:t xml:space="preserve">Google </w:t>
+      </w:r>
+    </w:p>
+    <w:p>
+      <w:pPr>
+        <w:numPr>
+          <w:ilvl w:val="0"/>
+          <w:numId w:val="68"/>
+        </w:numPr>
+        <w:jc w:val="both"/>
+      </w:pPr>
+      <w:r>
+        <w:t xml:space="preserve">Amazon </w:t>
+      </w:r>
+    </w:p>
+    <w:p>
+      <w:pPr>
+        <w:numPr>
+          <w:ilvl w:val="0"/>
+          <w:numId w:val="68"/>
+        </w:numPr>
+        <w:jc w:val="both"/>
+      </w:pPr>
+      <w:r>
+        <w:t xml:space="preserve">Netflix </w:t>
+      </w:r>
+    </w:p>
+    <w:p>
+      <w:pPr>
+        <w:numPr>
+          <w:ilvl w:val="0"/>
+          <w:numId w:val="68"/>
+        </w:numPr>
+        <w:jc w:val="both"/>
+      </w:pPr>
+      <w:r>
+        <w:t xml:space="preserve">Facebook </w:t>
+      </w:r>
+    </w:p>
+    <w:p>
+      <w:pPr>
+        <w:jc w:val="both"/>
+      </w:pPr>
+      <w:r>
+        <w:t>If every request reached one central server:</w:t>
+      </w:r>
+    </w:p>
+    <w:p>
+      <w:pPr>
+        <w:numPr>
+          <w:ilvl w:val="0"/>
+          <w:numId w:val="69"/>
+        </w:numPr>
+        <w:jc w:val="both"/>
+      </w:pPr>
+      <w:r>
+        <w:t xml:space="preserve">Response time would increase. </w:t>
+      </w:r>
+    </w:p>
+    <w:p>
+      <w:pPr>
+        <w:numPr>
+          <w:ilvl w:val="0"/>
+          <w:numId w:val="69"/>
+        </w:numPr>
+        <w:jc w:val="both"/>
+      </w:pPr>
+      <w:r>
+        <w:t xml:space="preserve">Network congestion would grow. </w:t>
+      </w:r>
+    </w:p>
+    <w:p>
+      <w:pPr>
+        <w:numPr>
+          <w:ilvl w:val="0"/>
+          <w:numId w:val="69"/>
+        </w:numPr>
+        <w:jc w:val="both"/>
+      </w:pPr>
+      <w:r>
+        <w:t xml:space="preserve">The origin server could become overloaded. </w:t>
+      </w:r>
+    </w:p>
+    <w:p>
+      <w:pPr>
+        <w:numPr>
+          <w:ilvl w:val="0"/>
+          <w:numId w:val="69"/>
+        </w:numPr>
+        <w:jc w:val="both"/>
+      </w:pPr>
+      <w:r>
+        <w:t xml:space="preserve">Users far away would experience slower page loads. </w:t>
+      </w:r>
+    </w:p>
+    <w:p>
+      <w:pPr>
+        <w:jc w:val="both"/>
+      </w:pPr>
+      <w:r>
+        <w:t>A CDN addresses these issues by serving cached content closer to users.</w:t>
+      </w:r>
+    </w:p>
+    <w:p>
+      <w:pPr>
+        <w:jc w:val="both"/>
+      </w:pPr>
+      <w:r>
+        <w:pict w14:anchorId="586C65AF">
+          <v:rect id="_x0000_i1159" style="width:0;height:1.5pt" o:hralign="center" o:hrstd="t" o:hr="t" fillcolor="#a0a0a0" stroked="f"/>
+        </w:pict>
+      </w:r>
+    </w:p>
+    <w:p>
+      <w:pPr>
+        <w:jc w:val="both"/>
+        <w:rPr>
+          <w:b/>
+          <w:bCs/>
+        </w:rPr>
+      </w:pPr>
+      <w:r>
+        <w:rPr>
+          <w:b/>
+          <w:bCs/>
+        </w:rPr>
+        <w:t>Edge Servers</w:t>
+      </w:r>
+    </w:p>
+    <w:p>
+      <w:pPr>
+        <w:jc w:val="both"/>
+      </w:pPr>
+      <w:r>
+        <w:t xml:space="preserve">An </w:t>
+      </w:r>
+      <w:r>
+        <w:rPr>
+          <w:b/>
+          <w:bCs/>
+        </w:rPr>
+        <w:t>Edge Server</w:t>
+      </w:r>
+      <w:r>
+        <w:t xml:space="preserve"> is a server located near end users.</w:t>
+      </w:r>
+    </w:p>
+    <w:p>
+      <w:pPr>
+        <w:jc w:val="both"/>
+      </w:pPr>
+      <w:r>
+        <w:t>Think of it as a local branch of your main server.</w:t>
+      </w:r>
+    </w:p>
+    <w:p>
+      <w:pPr>
+        <w:jc w:val="both"/>
+      </w:pPr>
+      <w:r>
+        <w:t>Example:</w:t>
+      </w:r>
+    </w:p>
+    <w:p>
+      <w:pPr>
+        <w:jc w:val="both"/>
+      </w:pPr>
+      <w:r>
+        <w:t>Origin Server:</w:t>
+      </w:r>
+    </w:p>
+    <w:p>
+      <w:pPr>
+        <w:jc w:val="both"/>
+      </w:pPr>
+      <w:r>
+        <w:t>Hyderabad</w:t>
+      </w:r>
+    </w:p>
+    <w:p>
+      <w:pPr>
+        <w:jc w:val="both"/>
+      </w:pPr>
+      <w:r>
+        <w:t>Edge Servers:</w:t>
+      </w:r>
+    </w:p>
+    <w:p>
+      <w:pPr>
+        <w:jc w:val="both"/>
+      </w:pPr>
+      <w:r>
+        <w:t>Mumbai</w:t>
+      </w:r>
+    </w:p>
+    <w:p>
+      <w:pPr>
+        <w:jc w:val="both"/>
+      </w:pPr>
+      <w:r>
+        <w:t>Delhi</w:t>
+      </w:r>
+    </w:p>
+    <w:p>
+      <w:pPr>
+        <w:jc w:val="both"/>
+      </w:pPr>
+      <w:r>
+        <w:lastRenderedPageBreak/>
+        <w:t>Singapore</w:t>
+      </w:r>
+    </w:p>
+    <w:p>
+      <w:pPr>
+        <w:jc w:val="both"/>
+      </w:pPr>
+      <w:r>
+        <w:t>Dubai</w:t>
+      </w:r>
+    </w:p>
+    <w:p>
+      <w:pPr>
+        <w:jc w:val="both"/>
+      </w:pPr>
+      <w:r>
+        <w:t>London</w:t>
+      </w:r>
+    </w:p>
+    <w:p>
+      <w:pPr>
+        <w:jc w:val="both"/>
+      </w:pPr>
+      <w:r>
+        <w:t>Tokyo</w:t>
+      </w:r>
+    </w:p>
+    <w:p>
+      <w:pPr>
+        <w:jc w:val="both"/>
+      </w:pPr>
+      <w:r>
+        <w:t>New York</w:t>
+      </w:r>
+    </w:p>
+    <w:p>
+      <w:pPr>
+        <w:jc w:val="both"/>
+      </w:pPr>
+      <w:r>
+        <w:t>Sydney</w:t>
+      </w:r>
+    </w:p>
+    <w:p>
+      <w:pPr>
+        <w:jc w:val="both"/>
+      </w:pPr>
+    </w:p>
+    <w:p>
+      <w:pPr>
+        <w:jc w:val="both"/>
+      </w:pPr>
+      <w:r>
+        <w:t>If someone in Singapore opens your website:</w:t>
+      </w:r>
+    </w:p>
+    <w:p>
+      <w:pPr>
+        <w:jc w:val="both"/>
+      </w:pPr>
+      <w:r>
+        <w:t>Instead of:</w:t>
+      </w:r>
+    </w:p>
+    <w:p>
+      <w:pPr>
+        <w:jc w:val="both"/>
+      </w:pPr>
+      <w:r>
+        <w:t>Singapore → Hyderabad</w:t>
+      </w:r>
+    </w:p>
+    <w:p>
+      <w:pPr>
+        <w:jc w:val="both"/>
+      </w:pPr>
+      <w:r>
+        <w:t>The request becomes:</w:t>
+      </w:r>
+    </w:p>
+    <w:p>
+      <w:pPr>
+        <w:jc w:val="both"/>
+      </w:pPr>
+      <w:r>
+        <w:t>Singapore → Singapore Edge Server</w:t>
+      </w:r>
+    </w:p>
+    <w:p>
+      <w:pPr>
+        <w:jc w:val="both"/>
+      </w:pPr>
+      <w:r>
+        <w:t>This significantly reduces network travel time.</w:t>
+      </w:r>
+    </w:p>
+    <w:p>
+      <w:pPr>
+        <w:jc w:val="both"/>
+      </w:pPr>
+      <w:r>
+        <w:pict w14:anchorId="5185C9CF">
+          <v:rect id="_x0000_i1160" style="width:0;height:1.5pt" o:hralign="center" o:hrstd="t" o:hr="t" fillcolor="#a0a0a0" stroked="f"/>
+        </w:pict>
+      </w:r>
+    </w:p>
+    <w:p>
+      <w:pPr>
+        <w:jc w:val="both"/>
+        <w:rPr>
+          <w:b/>
+          <w:bCs/>
+        </w:rPr>
+      </w:pPr>
+      <w:r>
+        <w:rPr>
+          <w:b/>
+          <w:bCs/>
+        </w:rPr>
+        <w:t>Request Flow</w:t>
+      </w:r>
+    </w:p>
+    <w:p>
+      <w:pPr>
+        <w:jc w:val="both"/>
+        <w:rPr>
+          <w:b/>
+          <w:bCs/>
+        </w:rPr>
+      </w:pPr>
+      <w:r>
+        <w:rPr>
+          <w:b/>
+          <w:bCs/>
+        </w:rPr>
+        <w:t>Without CDN</w:t>
+      </w:r>
+    </w:p>
+    <w:p>
+      <w:pPr>
+        <w:jc w:val="both"/>
+      </w:pPr>
+      <w:r>
+        <w:t>Browser</w:t>
+      </w:r>
+    </w:p>
+    <w:p>
+      <w:pPr>
+        <w:jc w:val="both"/>
+      </w:pPr>
+      <w:r>
+        <w:t xml:space="preserve">   |</w:t>
+      </w:r>
+    </w:p>
+    <w:p>
+      <w:pPr>
+        <w:jc w:val="both"/>
+      </w:pPr>
+      <w:r>
+        <w:t>Internet</w:t>
+      </w:r>
+    </w:p>
+    <w:p>
+      <w:pPr>
+        <w:jc w:val="both"/>
+      </w:pPr>
+      <w:r>
+        <w:t xml:space="preserve">   |</w:t>
+      </w:r>
+    </w:p>
+    <w:p>
+      <w:pPr>
+        <w:jc w:val="both"/>
+      </w:pPr>
+      <w:r>
+        <w:t>Origin Server (Hyderabad)</w:t>
+      </w:r>
+    </w:p>
+    <w:p>
+      <w:pPr>
+        <w:jc w:val="both"/>
+      </w:pPr>
+      <w:r>
+        <w:t xml:space="preserve">   |</w:t>
+      </w:r>
+    </w:p>
+    <w:p>
+      <w:pPr>
+        <w:jc w:val="both"/>
+      </w:pPr>
+      <w:r>
+        <w:t>Response</w:t>
+      </w:r>
+    </w:p>
+    <w:p>
+      <w:pPr>
+        <w:jc w:val="both"/>
+      </w:pPr>
+      <w:r>
+        <w:t>Total distance is longer.</w:t>
+      </w:r>
+    </w:p>
+    <w:p>
+      <w:pPr>
+        <w:jc w:val="both"/>
+      </w:pPr>
+      <w:r>
+        <w:pict w14:anchorId="149BDEDF">
+          <v:rect id="_x0000_i1161" style="width:0;height:1.5pt" o:hralign="center" o:hrstd="t" o:hr="t" fillcolor="#a0a0a0" stroked="f"/>
+        </w:pict>
+      </w:r>
+    </w:p>
+    <w:p>
+      <w:pPr>
+        <w:jc w:val="both"/>
+        <w:rPr>
+          <w:b/>
+          <w:bCs/>
+        </w:rPr>
+      </w:pPr>
+    </w:p>
+    <w:p>
+      <w:pPr>
+        <w:jc w:val="both"/>
+        <w:rPr>
+          <w:b/>
+          <w:bCs/>
+        </w:rPr>
+      </w:pPr>
+    </w:p>
+    <w:p>
+      <w:pPr>
+        <w:jc w:val="both"/>
+        <w:rPr>
+          <w:b/>
+          <w:bCs/>
+        </w:rPr>
+      </w:pPr>
+    </w:p>
+    <w:p>
+      <w:pPr>
+        <w:jc w:val="both"/>
+        <w:rPr>
+          <w:b/>
+          <w:bCs/>
+        </w:rPr>
+      </w:pPr>
+    </w:p>
+    <w:p>
+      <w:pPr>
+        <w:jc w:val="both"/>
+        <w:rPr>
+          <w:b/>
+          <w:bCs/>
+        </w:rPr>
+      </w:pPr>
+      <w:r>
+        <w:rPr>
+          <w:b/>
+          <w:bCs/>
+        </w:rPr>
+        <w:t>With CDN</w:t>
+      </w:r>
+    </w:p>
+    <w:p>
+      <w:pPr>
+        <w:jc w:val="both"/>
+      </w:pPr>
+      <w:r>
+        <w:t>Browser</w:t>
+      </w:r>
+    </w:p>
+    <w:p>
+      <w:pPr>
+        <w:jc w:val="both"/>
+      </w:pPr>
+      <w:r>
+        <w:t xml:space="preserve">   |</w:t>
+      </w:r>
+    </w:p>
+    <w:p>
+      <w:pPr>
+        <w:jc w:val="both"/>
+      </w:pPr>
+      <w:r>
+        <w:t>Nearest Edge Server</w:t>
+      </w:r>
+    </w:p>
+    <w:p>
+      <w:pPr>
+        <w:jc w:val="both"/>
+      </w:pPr>
+      <w:r>
+        <w:t xml:space="preserve">   |</w:t>
+      </w:r>
+    </w:p>
+    <w:p>
+      <w:pPr>
+        <w:jc w:val="both"/>
+      </w:pPr>
+      <w:r>
+        <w:t>(Cache Hit?)</w:t>
+      </w:r>
+    </w:p>
+    <w:p>
+      <w:pPr>
+        <w:jc w:val="both"/>
+      </w:pPr>
+      <w:r>
+        <w:t xml:space="preserve">   |</w:t>
+      </w:r>
+    </w:p>
+    <w:p>
+      <w:pPr>
+        <w:jc w:val="both"/>
+      </w:pPr>
+      <w:r>
+        <w:t>Yes -----------&gt; Return file immediately</w:t>
+      </w:r>
+    </w:p>
+    <w:p>
+      <w:pPr>
+        <w:jc w:val="both"/>
+      </w:pPr>
+    </w:p>
+    <w:p>
+      <w:pPr>
+        <w:jc w:val="both"/>
+      </w:pPr>
+      <w:r>
+        <w:t>No</w:t>
+      </w:r>
+    </w:p>
+    <w:p>
+      <w:pPr>
+        <w:jc w:val="both"/>
+      </w:pPr>
+      <w:r>
+        <w:t xml:space="preserve"> |</w:t>
+      </w:r>
+    </w:p>
+    <w:p>
+      <w:pPr>
+        <w:jc w:val="both"/>
+      </w:pPr>
+      <w:r>
+        <w:t>Origin Server</w:t>
+      </w:r>
+    </w:p>
+    <w:p>
+      <w:pPr>
+        <w:jc w:val="both"/>
+      </w:pPr>
+      <w:r>
+        <w:t xml:space="preserve"> |</w:t>
+      </w:r>
+    </w:p>
+    <w:p>
+      <w:pPr>
+        <w:jc w:val="both"/>
+      </w:pPr>
+      <w:r>
+        <w:t>Store in CDN</w:t>
+      </w:r>
+    </w:p>
+    <w:p>
+      <w:pPr>
+        <w:jc w:val="both"/>
+      </w:pPr>
+      <w:r>
+        <w:t xml:space="preserve"> |</w:t>
+      </w:r>
+    </w:p>
+    <w:p>
+      <w:pPr>
+        <w:jc w:val="both"/>
+      </w:pPr>
+      <w:r>
+        <w:t>Return to user</w:t>
+      </w:r>
+    </w:p>
+    <w:p>
+      <w:pPr>
+        <w:jc w:val="both"/>
+      </w:pPr>
+      <w:r>
+        <w:t>The next user requesting the same file gets it directly from the edge server.</w:t>
+      </w:r>
+    </w:p>
+    <w:p>
+      <w:pPr>
+        <w:jc w:val="both"/>
+      </w:pPr>
+      <w:r>
+        <w:pict w14:anchorId="3AC1CE3B">
+          <v:rect id="_x0000_i1162" style="width:0;height:1.5pt" o:hralign="center" o:hrstd="t" o:hr="t" fillcolor="#a0a0a0" stroked="f"/>
+        </w:pict>
+      </w:r>
+    </w:p>
+    <w:p>
+      <w:pPr>
+        <w:jc w:val="both"/>
+        <w:rPr>
+          <w:b/>
+          <w:bCs/>
+        </w:rPr>
+      </w:pPr>
+      <w:r>
+        <w:rPr>
+          <w:b/>
+          <w:bCs/>
+        </w:rPr>
+        <w:t>Cache Hit vs Cache Miss</w:t>
+      </w:r>
+    </w:p>
+    <w:p>
+      <w:pPr>
+        <w:jc w:val="both"/>
+        <w:rPr>
+          <w:b/>
+          <w:bCs/>
+        </w:rPr>
+      </w:pPr>
+      <w:r>
+        <w:rPr>
+          <w:b/>
+          <w:bCs/>
+        </w:rPr>
+        <w:t>Cache Hit</w:t>
+      </w:r>
+    </w:p>
+    <w:p>
+      <w:pPr>
+        <w:jc w:val="both"/>
+      </w:pPr>
+      <w:r>
+        <w:t>User requests logo.png</w:t>
+      </w:r>
+    </w:p>
+    <w:p>
+      <w:pPr>
+        <w:jc w:val="both"/>
+      </w:pPr>
+    </w:p>
+    <w:p>
+      <w:pPr>
+        <w:jc w:val="both"/>
+      </w:pPr>
+      <w:r>
+        <w:t>↓</w:t>
+      </w:r>
+    </w:p>
+    <w:p>
+      <w:pPr>
+        <w:jc w:val="both"/>
+      </w:pPr>
+    </w:p>
+    <w:p>
+      <w:pPr>
+        <w:jc w:val="both"/>
+      </w:pPr>
+      <w:r>
+        <w:t>Edge Server already has logo.png</w:t>
+      </w:r>
+    </w:p>
+    <w:p>
+      <w:pPr>
+        <w:jc w:val="both"/>
+      </w:pPr>
+    </w:p>
+    <w:p>
+      <w:pPr>
+        <w:jc w:val="both"/>
+      </w:pPr>
+      <w:r>
+        <w:t>↓</w:t>
+      </w:r>
+    </w:p>
+    <w:p>
+      <w:pPr>
+        <w:jc w:val="both"/>
+      </w:pPr>
+    </w:p>
+    <w:p>
+      <w:pPr>
+        <w:jc w:val="both"/>
+      </w:pPr>
+      <w:r>
+        <w:t>Returns immediately</w:t>
+      </w:r>
+    </w:p>
+    <w:p>
+      <w:pPr>
+        <w:jc w:val="both"/>
+      </w:pPr>
+      <w:r>
+        <w:t>Very fast.</w:t>
+      </w:r>
+    </w:p>
+    <w:p>
+      <w:pPr>
+        <w:jc w:val="both"/>
+      </w:pPr>
+      <w:r>
+        <w:pict w14:anchorId="38117045">
+          <v:rect id="_x0000_i1163" style="width:0;height:1.5pt" o:hralign="center" o:hrstd="t" o:hr="t" fillcolor="#a0a0a0" stroked="f"/>
+        </w:pict>
+      </w:r>
+    </w:p>
+    <w:p>
+      <w:pPr>
+        <w:jc w:val="both"/>
+        <w:rPr>
+          <w:b/>
+          <w:bCs/>
+        </w:rPr>
+      </w:pPr>
+      <w:r>
+        <w:rPr>
+          <w:b/>
+          <w:bCs/>
+        </w:rPr>
+        <w:t>Cache Miss</w:t>
+      </w:r>
+    </w:p>
+    <w:p>
+      <w:pPr>
+        <w:jc w:val="both"/>
+      </w:pPr>
+      <w:r>
+        <w:t>User requests logo.png</w:t>
+      </w:r>
+    </w:p>
+    <w:p>
+      <w:pPr>
+        <w:jc w:val="both"/>
+      </w:pPr>
+    </w:p>
+    <w:p>
+      <w:pPr>
+        <w:jc w:val="both"/>
+      </w:pPr>
+      <w:r>
+        <w:t>↓</w:t>
+      </w:r>
+    </w:p>
+    <w:p>
+      <w:pPr>
+        <w:jc w:val="both"/>
+      </w:pPr>
+    </w:p>
+    <w:p>
+      <w:pPr>
+        <w:jc w:val="both"/>
+      </w:pPr>
+      <w:r>
+        <w:t>Edge Server doesn't have it</w:t>
+      </w:r>
+    </w:p>
+    <w:p>
+      <w:pPr>
+        <w:jc w:val="both"/>
+      </w:pPr>
+    </w:p>
+    <w:p>
+      <w:pPr>
+        <w:jc w:val="both"/>
+      </w:pPr>
+      <w:r>
+        <w:t>↓</w:t>
+      </w:r>
+    </w:p>
+    <w:p>
+      <w:pPr>
+        <w:jc w:val="both"/>
+      </w:pPr>
+    </w:p>
+    <w:p>
+      <w:pPr>
+        <w:jc w:val="both"/>
+      </w:pPr>
+      <w:r>
+        <w:t>Downloads from Origin Server</w:t>
+      </w:r>
+    </w:p>
+    <w:p>
+      <w:pPr>
+        <w:jc w:val="both"/>
+      </w:pPr>
+    </w:p>
+    <w:p>
+      <w:pPr>
+        <w:jc w:val="both"/>
+      </w:pPr>
+      <w:r>
+        <w:t>↓</w:t>
+      </w:r>
+    </w:p>
+    <w:p>
+      <w:pPr>
+        <w:jc w:val="both"/>
+      </w:pPr>
+    </w:p>
+    <w:p>
+      <w:pPr>
+        <w:jc w:val="both"/>
+      </w:pPr>
+      <w:r>
+        <w:t>Stores it locally</w:t>
+      </w:r>
+    </w:p>
+    <w:p>
+      <w:pPr>
+        <w:jc w:val="both"/>
+      </w:pPr>
+    </w:p>
+    <w:p>
+      <w:pPr>
+        <w:jc w:val="both"/>
+      </w:pPr>
+      <w:r>
+        <w:t>↓</w:t>
+      </w:r>
+    </w:p>
+    <w:p>
+      <w:pPr>
+        <w:jc w:val="both"/>
+      </w:pPr>
+    </w:p>
+    <w:p>
+      <w:pPr>
+        <w:jc w:val="both"/>
+      </w:pPr>
+      <w:r>
+        <w:t>Returns to user</w:t>
+      </w:r>
+    </w:p>
+    <w:p>
+      <w:pPr>
+        <w:jc w:val="both"/>
+      </w:pPr>
+      <w:r>
+        <w:t>Future requests become cache hits.</w:t>
+      </w:r>
+    </w:p>
+    <w:p>
+      <w:pPr>
+        <w:jc w:val="both"/>
+      </w:pPr>
+      <w:r>
+        <w:pict w14:anchorId="100CE1CF">
+          <v:rect id="_x0000_i1164" style="width:0;height:1.5pt" o:hralign="center" o:hrstd="t" o:hr="t" fillcolor="#a0a0a0" stroked="f"/>
+        </w:pict>
+      </w:r>
+    </w:p>
+    <w:p>
+      <w:pPr>
+        <w:jc w:val="both"/>
+        <w:rPr>
+          <w:b/>
+          <w:bCs/>
+        </w:rPr>
+      </w:pPr>
+      <w:r>
+        <w:rPr>
+          <w:b/>
+          <w:bCs/>
+        </w:rPr>
+        <w:t>Benefits of a CDN</w:t>
+      </w:r>
+    </w:p>
+    <w:p>
+      <w:pPr>
+        <w:jc w:val="both"/>
+        <w:rPr>
+          <w:b/>
+          <w:bCs/>
+        </w:rPr>
+      </w:pPr>
+      <w:r>
+        <w:rPr>
+          <w:b/>
+          <w:bCs/>
+        </w:rPr>
+        <w:t>1. Lower Latency</w:t>
+      </w:r>
+    </w:p>
+    <w:p>
+      <w:pPr>
+        <w:jc w:val="both"/>
+      </w:pPr>
+      <w:r>
+        <w:rPr>
+          <w:b/>
+          <w:bCs/>
+        </w:rPr>
+        <w:t>Latency</w:t>
+      </w:r>
+      <w:r>
+        <w:t xml:space="preserve"> is the time taken for data to travel from the server to the user.</w:t>
+      </w:r>
+    </w:p>
+    <w:p>
+      <w:pPr>
+        <w:jc w:val="both"/>
+      </w:pPr>
+      <w:r>
+        <w:t>Example:</w:t>
+      </w:r>
+    </w:p>
+    <w:p>
+      <w:pPr>
+        <w:jc w:val="both"/>
+      </w:pPr>
+      <w:r>
+        <w:lastRenderedPageBreak/>
+        <w:t>Hyderabad → London</w:t>
+      </w:r>
+    </w:p>
+    <w:p>
+      <w:pPr>
+        <w:jc w:val="both"/>
+      </w:pPr>
+    </w:p>
+    <w:p>
+      <w:pPr>
+        <w:jc w:val="both"/>
+      </w:pPr>
+      <w:r>
+        <w:t xml:space="preserve">200 </w:t>
+      </w:r>
+      <w:proofErr w:type="spellStart"/>
+      <w:r>
+        <w:t>ms</w:t>
+      </w:r>
+      <w:proofErr w:type="spellEnd"/>
+    </w:p>
+    <w:p>
+      <w:pPr>
+        <w:jc w:val="both"/>
+      </w:pPr>
+      <w:r>
+        <w:t>With a CDN:</w:t>
+      </w:r>
+    </w:p>
+    <w:p>
+      <w:pPr>
+        <w:jc w:val="both"/>
+      </w:pPr>
+      <w:r>
+        <w:t>London Edge Server → London User</w:t>
+      </w:r>
+    </w:p>
+    <w:p>
+      <w:pPr>
+        <w:jc w:val="both"/>
+      </w:pPr>
+    </w:p>
+    <w:p>
+      <w:pPr>
+        <w:jc w:val="both"/>
+      </w:pPr>
+      <w:r>
+        <w:t xml:space="preserve">15 </w:t>
+      </w:r>
+      <w:proofErr w:type="spellStart"/>
+      <w:r>
+        <w:t>ms</w:t>
+      </w:r>
+      <w:proofErr w:type="spellEnd"/>
+    </w:p>
+    <w:p>
+      <w:pPr>
+        <w:jc w:val="both"/>
+      </w:pPr>
+      <w:r>
+        <w:t>Result:</w:t>
+      </w:r>
+    </w:p>
+    <w:p>
+      <w:pPr>
+        <w:numPr>
+          <w:ilvl w:val="0"/>
+          <w:numId w:val="70"/>
+        </w:numPr>
+        <w:jc w:val="both"/>
+      </w:pPr>
+      <w:r>
+        <w:t xml:space="preserve">Faster page loading </w:t>
+      </w:r>
+    </w:p>
+    <w:p>
+      <w:pPr>
+        <w:numPr>
+          <w:ilvl w:val="0"/>
+          <w:numId w:val="70"/>
+        </w:numPr>
+        <w:jc w:val="both"/>
+      </w:pPr>
+      <w:r>
+        <w:t xml:space="preserve">Better user experience </w:t>
+      </w:r>
+    </w:p>
+    <w:p>
+      <w:pPr>
+        <w:numPr>
+          <w:ilvl w:val="0"/>
+          <w:numId w:val="70"/>
+        </w:numPr>
+        <w:jc w:val="both"/>
+      </w:pPr>
+      <w:r>
+        <w:t xml:space="preserve">Reduced waiting time </w:t>
+      </w:r>
+    </w:p>
+    <w:p>
+      <w:pPr>
+        <w:jc w:val="both"/>
+      </w:pPr>
+      <w:r>
+        <w:pict w14:anchorId="593F7466">
+          <v:rect id="_x0000_i1165" style="width:0;height:1.5pt" o:hralign="center" o:hrstd="t" o:hr="t" fillcolor="#a0a0a0" stroked="f"/>
+        </w:pict>
+      </w:r>
+    </w:p>
+    <w:p>
+      <w:pPr>
+        <w:jc w:val="both"/>
+        <w:rPr>
+          <w:b/>
+          <w:bCs/>
+        </w:rPr>
+      </w:pPr>
+      <w:r>
+        <w:rPr>
+          <w:b/>
+          <w:bCs/>
+        </w:rPr>
+        <w:t>2. Faster Content Delivery</w:t>
+      </w:r>
+    </w:p>
+    <w:p>
+      <w:pPr>
+        <w:jc w:val="both"/>
+      </w:pPr>
+      <w:r>
+        <w:t>Static files are served from nearby servers.</w:t>
+      </w:r>
+    </w:p>
+    <w:p>
+      <w:pPr>
+        <w:jc w:val="both"/>
+      </w:pPr>
+      <w:r>
+        <w:t>Instead of downloading:</w:t>
+      </w:r>
+    </w:p>
+    <w:p>
+      <w:pPr>
+        <w:jc w:val="both"/>
+      </w:pPr>
+      <w:r>
+        <w:t>Image</w:t>
+      </w:r>
+    </w:p>
+    <w:p>
+      <w:pPr>
+        <w:jc w:val="both"/>
+      </w:pPr>
+      <w:r>
+        <w:t>CSS</w:t>
+      </w:r>
+    </w:p>
+    <w:p>
+      <w:pPr>
+        <w:jc w:val="both"/>
+      </w:pPr>
+      <w:r>
+        <w:t>JavaScript</w:t>
+      </w:r>
+    </w:p>
+    <w:p>
+      <w:pPr>
+        <w:jc w:val="both"/>
+      </w:pPr>
+      <w:r>
+        <w:t>from India,</w:t>
+      </w:r>
+    </w:p>
+    <w:p>
+      <w:pPr>
+        <w:jc w:val="both"/>
+      </w:pPr>
+      <w:r>
+        <w:t>they may be downloaded from a nearby city or country.</w:t>
+      </w:r>
+    </w:p>
+    <w:p>
+      <w:pPr>
+        <w:jc w:val="both"/>
+      </w:pPr>
+      <w:r>
+        <w:t>Users notice:</w:t>
+      </w:r>
+    </w:p>
+    <w:p>
+      <w:pPr>
+        <w:numPr>
+          <w:ilvl w:val="0"/>
+          <w:numId w:val="71"/>
+        </w:numPr>
+        <w:jc w:val="both"/>
+      </w:pPr>
+      <w:r>
+        <w:t xml:space="preserve">Faster image loading </w:t>
+      </w:r>
+    </w:p>
+    <w:p>
+      <w:pPr>
+        <w:numPr>
+          <w:ilvl w:val="0"/>
+          <w:numId w:val="71"/>
+        </w:numPr>
+        <w:jc w:val="both"/>
+      </w:pPr>
+      <w:r>
+        <w:t xml:space="preserve">Quicker video playback </w:t>
+      </w:r>
+    </w:p>
+    <w:p>
+      <w:pPr>
+        <w:numPr>
+          <w:ilvl w:val="0"/>
+          <w:numId w:val="71"/>
+        </w:numPr>
+        <w:jc w:val="both"/>
+      </w:pPr>
+      <w:r>
+        <w:t xml:space="preserve">Faster website rendering </w:t>
+      </w:r>
+    </w:p>
+    <w:p>
+      <w:pPr>
+        <w:jc w:val="both"/>
+      </w:pPr>
+      <w:r>
+        <w:pict w14:anchorId="726161B7">
+          <v:rect id="_x0000_i1166" style="width:0;height:1.5pt" o:hralign="center" o:hrstd="t" o:hr="t" fillcolor="#a0a0a0" stroked="f"/>
+        </w:pict>
+      </w:r>
+    </w:p>
+    <w:p>
+      <w:pPr>
+        <w:jc w:val="both"/>
+        <w:rPr>
+          <w:b/>
+          <w:bCs/>
+        </w:rPr>
+      </w:pPr>
+      <w:r>
+        <w:rPr>
+          <w:b/>
+          <w:bCs/>
+        </w:rPr>
+        <w:t>3. Reduced Server Load</w:t>
+      </w:r>
+    </w:p>
+    <w:p>
+      <w:pPr>
+        <w:jc w:val="both"/>
+      </w:pPr>
+      <w:r>
+        <w:t>Without CDN:</w:t>
+      </w:r>
+    </w:p>
+    <w:p>
+      <w:pPr>
+        <w:jc w:val="both"/>
+      </w:pPr>
+      <w:r>
+        <w:t>100,000 users</w:t>
+      </w:r>
+    </w:p>
+    <w:p>
+      <w:pPr>
+        <w:jc w:val="both"/>
+      </w:pPr>
+    </w:p>
+    <w:p>
+      <w:pPr>
+        <w:jc w:val="both"/>
+      </w:pPr>
+      <w:r>
+        <w:t>↓</w:t>
+      </w:r>
+    </w:p>
+    <w:p>
+      <w:pPr>
+        <w:jc w:val="both"/>
+      </w:pPr>
+    </w:p>
+    <w:p>
+      <w:pPr>
+        <w:jc w:val="both"/>
+      </w:pPr>
+      <w:r>
+        <w:t>100,000 requests</w:t>
+      </w:r>
+    </w:p>
+    <w:p>
+      <w:pPr>
+        <w:jc w:val="both"/>
+      </w:pPr>
+    </w:p>
+    <w:p>
+      <w:pPr>
+        <w:jc w:val="both"/>
+      </w:pPr>
+      <w:r>
+        <w:t>↓</w:t>
+      </w:r>
+    </w:p>
+    <w:p>
+      <w:pPr>
+        <w:jc w:val="both"/>
+      </w:pPr>
+    </w:p>
+    <w:p>
+      <w:pPr>
+        <w:jc w:val="both"/>
+      </w:pPr>
+      <w:r>
+        <w:t>Origin Server</w:t>
+      </w:r>
+    </w:p>
+    <w:p>
+      <w:pPr>
+        <w:jc w:val="both"/>
+      </w:pPr>
+      <w:r>
+        <w:t>The server handles every request.</w:t>
+      </w:r>
+    </w:p>
+    <w:p>
+      <w:pPr>
+        <w:jc w:val="both"/>
+      </w:pPr>
+      <w:r>
+        <w:t>With CDN:</w:t>
+      </w:r>
+    </w:p>
+    <w:p>
+      <w:pPr>
+        <w:jc w:val="both"/>
+      </w:pPr>
+      <w:r>
+        <w:t>100,000 users</w:t>
+      </w:r>
+    </w:p>
+    <w:p>
+      <w:pPr>
+        <w:jc w:val="both"/>
+      </w:pPr>
+    </w:p>
+    <w:p>
+      <w:pPr>
+        <w:jc w:val="both"/>
+      </w:pPr>
+      <w:r>
+        <w:t>↓</w:t>
+      </w:r>
+    </w:p>
+    <w:p>
+      <w:pPr>
+        <w:jc w:val="both"/>
+      </w:pPr>
+    </w:p>
+    <w:p>
+      <w:pPr>
+        <w:jc w:val="both"/>
+      </w:pPr>
+      <w:r>
+        <w:t>95,000 requests handled by CDN</w:t>
+      </w:r>
+    </w:p>
+    <w:p>
+      <w:pPr>
+        <w:jc w:val="both"/>
+      </w:pPr>
+    </w:p>
+    <w:p>
+      <w:pPr>
+        <w:jc w:val="both"/>
+      </w:pPr>
+      <w:r>
+        <w:t>↓</w:t>
+      </w:r>
+    </w:p>
+    <w:p>
+      <w:pPr>
+        <w:jc w:val="both"/>
+      </w:pPr>
+    </w:p>
+    <w:p>
+      <w:pPr>
+        <w:jc w:val="both"/>
+      </w:pPr>
+      <w:r>
+        <w:t>Only 5,000 reach Origin Server</w:t>
+      </w:r>
+    </w:p>
+    <w:p>
+      <w:pPr>
+        <w:jc w:val="both"/>
+      </w:pPr>
+      <w:r>
+        <w:t>Benefits:</w:t>
+      </w:r>
+    </w:p>
+    <w:p>
+      <w:pPr>
+        <w:numPr>
+          <w:ilvl w:val="0"/>
+          <w:numId w:val="72"/>
+        </w:numPr>
+        <w:jc w:val="both"/>
+      </w:pPr>
+      <w:r>
+        <w:t xml:space="preserve">Less CPU usage </w:t>
+      </w:r>
+    </w:p>
+    <w:p>
+      <w:pPr>
+        <w:numPr>
+          <w:ilvl w:val="0"/>
+          <w:numId w:val="72"/>
+        </w:numPr>
+        <w:jc w:val="both"/>
+      </w:pPr>
+      <w:r>
+        <w:t xml:space="preserve">Less bandwidth consumption </w:t>
+      </w:r>
+    </w:p>
+    <w:p>
+      <w:pPr>
+        <w:numPr>
+          <w:ilvl w:val="0"/>
+          <w:numId w:val="72"/>
+        </w:numPr>
+        <w:jc w:val="both"/>
+      </w:pPr>
+      <w:r>
+        <w:t xml:space="preserve">Lower infrastructure cost </w:t>
+      </w:r>
+    </w:p>
+    <w:p>
+      <w:pPr>
+        <w:numPr>
+          <w:ilvl w:val="0"/>
+          <w:numId w:val="72"/>
+        </w:numPr>
+        <w:jc w:val="both"/>
+      </w:pPr>
+      <w:r>
+        <w:t xml:space="preserve">Better scalability during traffic spikes </w:t>
+      </w:r>
+    </w:p>
+    <w:p>
+      <w:pPr>
+        <w:jc w:val="both"/>
+      </w:pPr>
+      <w:r>
+        <w:pict w14:anchorId="1CEEA291">
+          <v:rect id="_x0000_i1167" style="width:0;height:1.5pt" o:hralign="center" o:hrstd="t" o:hr="t" fillcolor="#a0a0a0" stroked="f"/>
+        </w:pict>
+      </w:r>
+    </w:p>
+    <w:p>
+      <w:pPr>
+        <w:jc w:val="both"/>
+        <w:rPr>
+          <w:b/>
+          <w:bCs/>
+        </w:rPr>
+      </w:pPr>
+      <w:r>
+        <w:rPr>
+          <w:b/>
+          <w:bCs/>
+        </w:rPr>
+        <w:t>Real-world Example</w:t>
+      </w:r>
+    </w:p>
+    <w:p>
+      <w:pPr>
+        <w:jc w:val="both"/>
+      </w:pPr>
+      <w:r>
+        <w:t xml:space="preserve">Suppose you upload a </w:t>
+      </w:r>
+      <w:r>
+        <w:rPr>
+          <w:b/>
+          <w:bCs/>
+        </w:rPr>
+        <w:t>5 MB</w:t>
+      </w:r>
+      <w:r>
+        <w:t xml:space="preserve"> image to your website.</w:t>
+      </w:r>
+    </w:p>
+    <w:p>
+      <w:pPr>
+        <w:jc w:val="both"/>
+      </w:pPr>
+      <w:r>
+        <w:t>Without a CDN:</w:t>
+      </w:r>
+    </w:p>
+    <w:p>
+      <w:pPr>
+        <w:numPr>
+          <w:ilvl w:val="0"/>
+          <w:numId w:val="73"/>
+        </w:numPr>
+        <w:jc w:val="both"/>
+      </w:pPr>
+      <w:r>
+        <w:lastRenderedPageBreak/>
+        <w:t xml:space="preserve">10,000 users download it from your origin server. </w:t>
+      </w:r>
+    </w:p>
+    <w:p>
+      <w:pPr>
+        <w:numPr>
+          <w:ilvl w:val="0"/>
+          <w:numId w:val="73"/>
+        </w:numPr>
+        <w:jc w:val="both"/>
+      </w:pPr>
+      <w:r>
+        <w:t xml:space="preserve">Total data served = </w:t>
+      </w:r>
+      <w:r>
+        <w:rPr>
+          <w:b/>
+          <w:bCs/>
+        </w:rPr>
+        <w:t>50 GB</w:t>
+      </w:r>
+      <w:r>
+        <w:t xml:space="preserve"> from your server. </w:t>
+      </w:r>
+    </w:p>
+    <w:p>
+      <w:pPr>
+        <w:jc w:val="both"/>
+      </w:pPr>
+      <w:r>
+        <w:t>With a CDN:</w:t>
+      </w:r>
+    </w:p>
+    <w:p>
+      <w:pPr>
+        <w:numPr>
+          <w:ilvl w:val="0"/>
+          <w:numId w:val="74"/>
+        </w:numPr>
+        <w:jc w:val="both"/>
+      </w:pPr>
+      <w:r>
+        <w:t xml:space="preserve">The origin server sends the image only a few times (once per edge location). </w:t>
+      </w:r>
+    </w:p>
+    <w:p>
+      <w:pPr>
+        <w:numPr>
+          <w:ilvl w:val="0"/>
+          <w:numId w:val="74"/>
+        </w:numPr>
+        <w:jc w:val="both"/>
+      </w:pPr>
+      <w:r>
+        <w:t xml:space="preserve">Most users receive it from nearby edge servers. </w:t>
+      </w:r>
+    </w:p>
+    <w:p>
+      <w:pPr>
+        <w:numPr>
+          <w:ilvl w:val="0"/>
+          <w:numId w:val="74"/>
+        </w:numPr>
+        <w:jc w:val="both"/>
+      </w:pPr>
+      <w:r>
+        <w:t xml:space="preserve">The origin server's bandwidth usage is greatly reduced. </w:t>
+      </w:r>
+    </w:p>
+    <w:p>
+      <w:pPr>
+        <w:jc w:val="both"/>
+      </w:pPr>
+      <w:r>
+        <w:pict w14:anchorId="09DF5C89">
+          <v:rect id="_x0000_i1168" style="width:0;height:1.5pt" o:hralign="center" o:hrstd="t" o:hr="t" fillcolor="#a0a0a0" stroked="f"/>
+        </w:pict>
+      </w:r>
+    </w:p>
+    <w:p>
+      <w:pPr>
+        <w:jc w:val="both"/>
+        <w:rPr>
+          <w:b/>
+          <w:bCs/>
+        </w:rPr>
+      </w:pPr>
+      <w:r>
+        <w:rPr>
+          <w:b/>
+          <w:bCs/>
+        </w:rPr>
+        <w:t>Interview Questions</w:t>
+      </w:r>
+    </w:p>
+    <w:p>
+      <w:pPr>
+        <w:jc w:val="both"/>
+        <w:rPr>
+          <w:b/>
+          <w:bCs/>
+        </w:rPr>
+      </w:pPr>
+      <w:r>
+        <w:rPr>
+          <w:b/>
+          <w:bCs/>
+        </w:rPr>
+        <w:t>1. What is a CDN?</w:t>
+      </w:r>
+    </w:p>
+    <w:p>
+      <w:pPr>
+        <w:jc w:val="both"/>
+      </w:pPr>
+      <w:r>
+        <w:t>A CDN is a geographically distributed network of servers that caches and delivers content from the server closest to the user, reducing latency and improving website performance.</w:t>
+      </w:r>
+    </w:p>
+    <w:p>
+      <w:pPr>
+        <w:jc w:val="both"/>
+      </w:pPr>
+      <w:r>
+        <w:pict w14:anchorId="58EDAEA9">
+          <v:rect id="_x0000_i1169" style="width:0;height:1.5pt" o:hralign="center" o:hrstd="t" o:hr="t" fillcolor="#a0a0a0" stroked="f"/>
+        </w:pict>
+      </w:r>
+    </w:p>
+    <w:p>
+      <w:pPr>
+        <w:jc w:val="both"/>
+        <w:rPr>
+          <w:b/>
+          <w:bCs/>
+        </w:rPr>
+      </w:pPr>
+      <w:r>
+        <w:rPr>
+          <w:b/>
+          <w:bCs/>
+        </w:rPr>
+        <w:t>2. Why do websites use a CDN?</w:t>
+      </w:r>
+    </w:p>
+    <w:p>
+      <w:pPr>
+        <w:jc w:val="both"/>
+      </w:pPr>
+      <w:r>
+        <w:t>To:</w:t>
+      </w:r>
+    </w:p>
+    <w:p>
+      <w:pPr>
+        <w:numPr>
+          <w:ilvl w:val="0"/>
+          <w:numId w:val="75"/>
+        </w:numPr>
+        <w:jc w:val="both"/>
+      </w:pPr>
+      <w:r>
+        <w:t xml:space="preserve">Improve page load speed </w:t>
+      </w:r>
+    </w:p>
+    <w:p>
+      <w:pPr>
+        <w:numPr>
+          <w:ilvl w:val="0"/>
+          <w:numId w:val="75"/>
+        </w:numPr>
+        <w:jc w:val="both"/>
+      </w:pPr>
+      <w:r>
+        <w:t xml:space="preserve">Reduce latency </w:t>
+      </w:r>
+    </w:p>
+    <w:p>
+      <w:pPr>
+        <w:numPr>
+          <w:ilvl w:val="0"/>
+          <w:numId w:val="75"/>
+        </w:numPr>
+        <w:jc w:val="both"/>
+      </w:pPr>
+      <w:r>
+        <w:t xml:space="preserve">Handle high traffic </w:t>
+      </w:r>
+    </w:p>
+    <w:p>
+      <w:pPr>
+        <w:numPr>
+          <w:ilvl w:val="0"/>
+          <w:numId w:val="75"/>
+        </w:numPr>
+        <w:jc w:val="both"/>
+      </w:pPr>
+      <w:r>
+        <w:t xml:space="preserve">Reduce origin server load </w:t>
+      </w:r>
+    </w:p>
+    <w:p>
+      <w:pPr>
+        <w:numPr>
+          <w:ilvl w:val="0"/>
+          <w:numId w:val="75"/>
+        </w:numPr>
+        <w:jc w:val="both"/>
+      </w:pPr>
+      <w:r>
+        <w:t xml:space="preserve">Improve user experience </w:t>
+      </w:r>
+    </w:p>
+    <w:p>
+      <w:pPr>
+        <w:numPr>
+          <w:ilvl w:val="0"/>
+          <w:numId w:val="75"/>
+        </w:numPr>
+        <w:jc w:val="both"/>
+      </w:pPr>
+      <w:r>
+        <w:t xml:space="preserve">Increase availability </w:t>
+      </w:r>
+    </w:p>
+    <w:p>
+      <w:pPr>
+        <w:jc w:val="both"/>
+      </w:pPr>
+      <w:r>
+        <w:pict w14:anchorId="315280C2">
+          <v:rect id="_x0000_i1170" style="width:0;height:1.5pt" o:hralign="center" o:hrstd="t" o:hr="t" fillcolor="#a0a0a0" stroked="f"/>
+        </w:pict>
+      </w:r>
+    </w:p>
+    <w:p>
+      <w:pPr>
+        <w:jc w:val="both"/>
+        <w:rPr>
+          <w:b/>
+          <w:bCs/>
+        </w:rPr>
+      </w:pPr>
+      <w:r>
+        <w:rPr>
+          <w:b/>
+          <w:bCs/>
+        </w:rPr>
+        <w:t>3. What is an Edge Server?</w:t>
+      </w:r>
+    </w:p>
+    <w:p>
+      <w:pPr>
+        <w:jc w:val="both"/>
+      </w:pPr>
+      <w:r>
+        <w:t>An edge server is a CDN server located close to users that stores cached copies of content and serves requests locally whenever possible.</w:t>
+      </w:r>
+    </w:p>
+    <w:p>
+      <w:pPr>
+        <w:jc w:val="both"/>
+      </w:pPr>
+      <w:r>
+        <w:pict w14:anchorId="45225384">
+          <v:rect id="_x0000_i1171" style="width:0;height:1.5pt" o:hralign="center" o:hrstd="t" o:hr="t" fillcolor="#a0a0a0" stroked="f"/>
+        </w:pict>
+      </w:r>
+    </w:p>
+    <w:p>
+      <w:pPr>
+        <w:jc w:val="both"/>
+        <w:rPr>
+          <w:b/>
+          <w:bCs/>
+        </w:rPr>
+      </w:pPr>
+    </w:p>
+    <w:p>
+      <w:pPr>
+        <w:jc w:val="both"/>
+        <w:rPr>
+          <w:b/>
+          <w:bCs/>
+        </w:rPr>
+      </w:pPr>
+    </w:p>
+    <w:p>
+      <w:pPr>
+        <w:jc w:val="both"/>
+        <w:rPr>
+          <w:b/>
+          <w:bCs/>
+        </w:rPr>
+      </w:pPr>
+    </w:p>
+    <w:p>
+      <w:pPr>
+        <w:jc w:val="both"/>
+        <w:rPr>
+          <w:b/>
+          <w:bCs/>
+        </w:rPr>
+      </w:pPr>
+    </w:p>
+    <w:p>
+      <w:pPr>
+        <w:jc w:val="both"/>
+        <w:rPr>
+          <w:b/>
+          <w:bCs/>
+        </w:rPr>
+      </w:pPr>
+    </w:p>
+    <w:p>
+      <w:pPr>
+        <w:jc w:val="both"/>
+        <w:rPr>
+          <w:b/>
+          <w:bCs/>
+        </w:rPr>
+      </w:pPr>
+      <w:r>
+        <w:rPr>
+          <w:b/>
+          <w:bCs/>
+        </w:rPr>
+        <w:t>4. What is the difference between an Origin Server and an Edge Server?</w:t>
+      </w:r>
+    </w:p>
+    <w:tbl>
+      <w:tblPr>
+        <w:tblW w:w="0" w:type="auto"/>
+        <w:tblCellSpacing w:w="15" w:type="dxa"/>
+        <w:tblBorders>
+          <w:top w:val="single" w:sz="4" w:space="0" w:color="auto"/>
+          <w:left w:val="single" w:sz="4" w:space="0" w:color="auto"/>
+          <w:bottom w:val="single" w:sz="4" w:space="0" w:color="auto"/>
+          <w:right w:val="single" w:sz="4" w:space="0" w:color="auto"/>
+          <w:insideH w:val="single" w:sz="4" w:space="0" w:color="auto"/>
+          <w:insideV w:val="single" w:sz="4" w:space="0" w:color="auto"/>
+        </w:tblBorders>
+        <w:tblCellMar>
+          <w:top w:w="15" w:type="dxa"/>
+          <w:left w:w="15" w:type="dxa"/>
+          <w:bottom w:w="15" w:type="dxa"/>
+          <w:right w:w="15" w:type="dxa"/>
+        </w:tblCellMar>
+        <w:tblLook w:val="04A0" w:firstRow="1" w:lastRow="0" w:firstColumn="1" w:lastColumn="0" w:noHBand="0" w:noVBand="1"/>
+      </w:tblPr>
+      <w:tblGrid>
+        <w:gridCol w:w="2811"/>
+        <w:gridCol w:w="3188"/>
+      </w:tblGrid>
+      <w:tr>
+        <w:trPr>
+          <w:tblHeader/>
+          <w:tblCellSpacing w:w="15" w:type="dxa"/>
+        </w:trPr>
+        <w:tc>
+          <w:tcPr>
+            <w:tcW w:w="0" w:type="auto"/>
+            <w:vAlign w:val="center"/>
+            <w:hideMark/>
+          </w:tcPr>
+          <w:p>
+            <w:pPr>
+              <w:jc w:val="both"/>
+              <w:rPr>
+                <w:b/>
+                <w:bCs/>
+              </w:rPr>
+            </w:pPr>
+            <w:r>
+              <w:rPr>
+                <w:b/>
+                <w:bCs/>
+              </w:rPr>
+              <w:t>Origin Server</w:t>
+            </w:r>
+          </w:p>
+        </w:tc>
+        <w:tc>
+          <w:tcPr>
+            <w:tcW w:w="0" w:type="auto"/>
+            <w:vAlign w:val="center"/>
+            <w:hideMark/>
+          </w:tcPr>
+          <w:p>
+            <w:pPr>
+              <w:jc w:val="both"/>
+              <w:rPr>
+                <w:b/>
+                <w:bCs/>
+              </w:rPr>
+            </w:pPr>
+            <w:r>
+              <w:rPr>
+                <w:b/>
+                <w:bCs/>
+              </w:rPr>
+              <w:t>Edge Server</w:t>
+            </w:r>
+          </w:p>
+        </w:tc>
+      </w:tr>
+      <w:tr>
+        <w:trPr>
+          <w:tblCellSpacing w:w="15" w:type="dxa"/>
+        </w:trPr>
+        <w:tc>
+          <w:tcPr>
+            <w:tcW w:w="0" w:type="auto"/>
+            <w:vAlign w:val="center"/>
+            <w:hideMark/>
+          </w:tcPr>
+          <w:p>
+            <w:pPr>
+              <w:jc w:val="both"/>
+            </w:pPr>
+            <w:r>
+              <w:t>Stores the original content</w:t>
+            </w:r>
+          </w:p>
+        </w:tc>
+        <w:tc>
+          <w:tcPr>
+            <w:tcW w:w="0" w:type="auto"/>
+            <w:vAlign w:val="center"/>
+            <w:hideMark/>
+          </w:tcPr>
+          <w:p>
+            <w:pPr>
+              <w:jc w:val="both"/>
+            </w:pPr>
+            <w:r>
+              <w:t>Stores cached copies</w:t>
+            </w:r>
+          </w:p>
+        </w:tc>
+      </w:tr>
+      <w:tr>
+        <w:trPr>
+          <w:tblCellSpacing w:w="15" w:type="dxa"/>
+        </w:trPr>
+        <w:tc>
+          <w:tcPr>
+            <w:tcW w:w="0" w:type="auto"/>
+            <w:vAlign w:val="center"/>
+            <w:hideMark/>
+          </w:tcPr>
+          <w:p>
+            <w:pPr>
+              <w:jc w:val="both"/>
+            </w:pPr>
+            <w:r>
+              <w:t>Central source of truth</w:t>
+            </w:r>
+          </w:p>
+        </w:tc>
+        <w:tc>
+          <w:tcPr>
+            <w:tcW w:w="0" w:type="auto"/>
+            <w:vAlign w:val="center"/>
+            <w:hideMark/>
+          </w:tcPr>
+          <w:p>
+            <w:pPr>
+              <w:jc w:val="both"/>
+            </w:pPr>
+            <w:r>
+              <w:t>Located near users</w:t>
+            </w:r>
+          </w:p>
+        </w:tc>
+      </w:tr>
+      <w:tr>
+        <w:trPr>
+          <w:tblCellSpacing w:w="15" w:type="dxa"/>
+        </w:trPr>
+        <w:tc>
+          <w:tcPr>
+            <w:tcW w:w="0" w:type="auto"/>
+            <w:vAlign w:val="center"/>
+            <w:hideMark/>
+          </w:tcPr>
+          <w:p>
+            <w:pPr>
+              <w:jc w:val="both"/>
+            </w:pPr>
+            <w:r>
+              <w:t>Handles cache misses</w:t>
+            </w:r>
+          </w:p>
+        </w:tc>
+        <w:tc>
+          <w:tcPr>
+            <w:tcW w:w="0" w:type="auto"/>
+            <w:vAlign w:val="center"/>
+            <w:hideMark/>
+          </w:tcPr>
+          <w:p>
+            <w:pPr>
+              <w:jc w:val="both"/>
+            </w:pPr>
+            <w:r>
+              <w:t>Serves cached content</w:t>
+            </w:r>
+          </w:p>
+        </w:tc>
+      </w:tr>
+      <w:tr>
+        <w:trPr>
+          <w:tblCellSpacing w:w="15" w:type="dxa"/>
+        </w:trPr>
+        <w:tc>
+          <w:tcPr>
+            <w:tcW w:w="0" w:type="auto"/>
+            <w:vAlign w:val="center"/>
+            <w:hideMark/>
+          </w:tcPr>
+          <w:p>
+            <w:pPr>
+              <w:jc w:val="both"/>
+            </w:pPr>
+            <w:r>
+              <w:t>Higher load</w:t>
+            </w:r>
+          </w:p>
+        </w:tc>
+        <w:tc>
+          <w:tcPr>
+            <w:tcW w:w="0" w:type="auto"/>
+            <w:vAlign w:val="center"/>
+            <w:hideMark/>
+          </w:tcPr>
+          <w:p>
+            <w:pPr>
+              <w:jc w:val="both"/>
+            </w:pPr>
+            <w:r>
+              <w:t>Offloads traffic from the origin</w:t>
+            </w:r>
+          </w:p>
+        </w:tc>
+      </w:tr>
+    </w:tbl>
+    <w:p>
+      <w:pPr>
+        <w:jc w:val="both"/>
+      </w:pPr>
+      <w:r>
+        <w:pict w14:anchorId="50EABBE7">
+          <v:rect id="_x0000_i1172" style="width:0;height:1.5pt" o:hralign="center" o:hrstd="t" o:hr="t" fillcolor="#a0a0a0" stroked="f"/>
+        </w:pict>
+      </w:r>
+    </w:p>
+    <w:p>
+      <w:pPr>
+        <w:jc w:val="both"/>
+        <w:rPr>
+          <w:b/>
+          <w:bCs/>
+        </w:rPr>
+      </w:pPr>
+      <w:r>
+        <w:rPr>
+          <w:b/>
+          <w:bCs/>
+        </w:rPr>
+        <w:t>5. What is a Cache Hit?</w:t>
+      </w:r>
+    </w:p>
+    <w:p>
+      <w:pPr>
+        <w:jc w:val="both"/>
+      </w:pPr>
+      <w:r>
+        <w:t>A cache hit occurs when the requested content is already available on the edge server and can be served immediately without contacting the origin server.</w:t>
+      </w:r>
+    </w:p>
+    <w:p>
+      <w:pPr>
+        <w:jc w:val="both"/>
+      </w:pPr>
+      <w:r>
+        <w:pict w14:anchorId="58377BA9">
+          <v:rect id="_x0000_i1173" style="width:0;height:1.5pt" o:hralign="center" o:hrstd="t" o:hr="t" fillcolor="#a0a0a0" stroked="f"/>
+        </w:pict>
+      </w:r>
+    </w:p>
+    <w:p>
+      <w:pPr>
+        <w:jc w:val="both"/>
+        <w:rPr>
+          <w:b/>
+          <w:bCs/>
+        </w:rPr>
+      </w:pPr>
+      <w:r>
+        <w:rPr>
+          <w:b/>
+          <w:bCs/>
+        </w:rPr>
+        <w:t>Quick Revision (1 Minute)</w:t>
+      </w:r>
+    </w:p>
+    <w:p>
+      <w:pPr>
+        <w:numPr>
+          <w:ilvl w:val="0"/>
+          <w:numId w:val="76"/>
+        </w:numPr>
+        <w:jc w:val="both"/>
+      </w:pPr>
+      <w:r>
+        <w:rPr>
+          <w:b/>
+          <w:bCs/>
+        </w:rPr>
+        <w:t>CDN</w:t>
+      </w:r>
+      <w:r>
+        <w:t xml:space="preserve"> = Network of distributed servers that cache and deliver content closer to users. </w:t>
+      </w:r>
+    </w:p>
+    <w:p>
+      <w:pPr>
+        <w:numPr>
+          <w:ilvl w:val="0"/>
+          <w:numId w:val="76"/>
+        </w:numPr>
+        <w:jc w:val="both"/>
+      </w:pPr>
+      <w:r>
+        <w:rPr>
+          <w:b/>
+          <w:bCs/>
+        </w:rPr>
+        <w:t>Origin Server</w:t>
+      </w:r>
+      <w:r>
+        <w:t xml:space="preserve"> = The primary server that stores the original content. </w:t>
+      </w:r>
+    </w:p>
+    <w:p>
+      <w:pPr>
+        <w:numPr>
+          <w:ilvl w:val="0"/>
+          <w:numId w:val="76"/>
+        </w:numPr>
+        <w:jc w:val="both"/>
+      </w:pPr>
+      <w:r>
+        <w:rPr>
+          <w:b/>
+          <w:bCs/>
+        </w:rPr>
+        <w:t>Edge Server</w:t>
+      </w:r>
+      <w:r>
+        <w:t xml:space="preserve"> = A nearby CDN server that caches and serves content. </w:t>
+      </w:r>
+    </w:p>
+    <w:p>
+      <w:pPr>
+        <w:numPr>
+          <w:ilvl w:val="0"/>
+          <w:numId w:val="76"/>
+        </w:numPr>
+        <w:jc w:val="both"/>
+      </w:pPr>
+      <w:r>
+        <w:rPr>
+          <w:b/>
+          <w:bCs/>
+        </w:rPr>
+        <w:t>Cache Hit</w:t>
+      </w:r>
+      <w:r>
+        <w:t xml:space="preserve"> = Content is served directly from the edge server. </w:t>
+      </w:r>
+    </w:p>
+    <w:p>
+      <w:pPr>
+        <w:numPr>
+          <w:ilvl w:val="0"/>
+          <w:numId w:val="76"/>
+        </w:numPr>
+        <w:jc w:val="both"/>
+      </w:pPr>
+      <w:r>
+        <w:rPr>
+          <w:b/>
+          <w:bCs/>
+        </w:rPr>
+        <w:t>Cache Miss</w:t>
+      </w:r>
+      <w:r>
+        <w:t xml:space="preserve"> = Edge server fetches content from the origin, caches it, then serves it. </w:t>
+      </w:r>
+    </w:p>
+    <w:p>
+      <w:pPr>
+        <w:numPr>
+          <w:ilvl w:val="0"/>
+          <w:numId w:val="76"/>
+        </w:numPr>
+        <w:jc w:val="both"/>
+      </w:pPr>
+      <w:r>
+        <w:rPr>
+          <w:b/>
+          <w:bCs/>
+        </w:rPr>
+        <w:t>Benefits</w:t>
+      </w:r>
+      <w:r>
+        <w:t xml:space="preserve"> = Lower latency, faster content delivery, reduced origin server load, improved scalability, and better user experience.</w:t>
+      </w:r>
+    </w:p>
+    <w:p>
+      <w:pPr>
+        <w:jc w:val="both"/>
+      </w:pPr>
+    </w:p>
     <w:sectPr>
       <w:pgSz w:w="11906" w:h="16838"/>
       <w:pgMar w:top="1440" w:right="1440" w:bottom="1440" w:left="1440" w:header="708" w:footer="708" w:gutter="0"/>
@@ -12578,6 +15384,155 @@
     </w:lvl>
   </w:abstractNum>
   <w:abstractNum w:abstractNumId="9" w15:restartNumberingAfterBreak="0">
+    <w:nsid w:val="0E074F18"/>
+    <w:multiLevelType w:val="multilevel"/>
+    <w:tmpl w:val="48CE5A28"/>
+    <w:lvl w:ilvl="0">
+      <w:start w:val="1"/>
+      <w:numFmt w:val="bullet"/>
+      <w:lvlText w:val=""/>
+      <w:lvlJc w:val="left"/>
+      <w:pPr>
+        <w:tabs>
+          <w:tab w:val="num" w:pos="720"/>
+        </w:tabs>
+        <w:ind w:left="720" w:hanging="360"/>
+      </w:pPr>
+      <w:rPr>
+        <w:rFonts w:ascii="Symbol" w:hAnsi="Symbol" w:hint="default"/>
+        <w:sz w:val="20"/>
+      </w:rPr>
+    </w:lvl>
+    <w:lvl w:ilvl="1" w:tentative="1">
+      <w:start w:val="1"/>
+      <w:numFmt w:val="bullet"/>
+      <w:lvlText w:val="o"/>
+      <w:lvlJc w:val="left"/>
+      <w:pPr>
+        <w:tabs>
+          <w:tab w:val="num" w:pos="1440"/>
+        </w:tabs>
+        <w:ind w:left="1440" w:hanging="360"/>
+      </w:pPr>
+      <w:rPr>
+        <w:rFonts w:ascii="Courier New" w:hAnsi="Courier New" w:hint="default"/>
+        <w:sz w:val="20"/>
+      </w:rPr>
+    </w:lvl>
+    <w:lvl w:ilvl="2" w:tentative="1">
+      <w:start w:val="1"/>
+      <w:numFmt w:val="bullet"/>
+      <w:lvlText w:val=""/>
+      <w:lvlJc w:val="left"/>
+      <w:pPr>
+        <w:tabs>
+          <w:tab w:val="num" w:pos="2160"/>
+        </w:tabs>
+        <w:ind w:left="2160" w:hanging="360"/>
+      </w:pPr>
+      <w:rPr>
+        <w:rFonts w:ascii="Wingdings" w:hAnsi="Wingdings" w:hint="default"/>
+        <w:sz w:val="20"/>
+      </w:rPr>
+    </w:lvl>
+    <w:lvl w:ilvl="3" w:tentative="1">
+      <w:start w:val="1"/>
+      <w:numFmt w:val="bullet"/>
+      <w:lvlText w:val=""/>
+      <w:lvlJc w:val="left"/>
+      <w:pPr>
+        <w:tabs>
+          <w:tab w:val="num" w:pos="2880"/>
+        </w:tabs>
+        <w:ind w:left="2880" w:hanging="360"/>
+      </w:pPr>
+      <w:rPr>
+        <w:rFonts w:ascii="Wingdings" w:hAnsi="Wingdings" w:hint="default"/>
+        <w:sz w:val="20"/>
+      </w:rPr>
+    </w:lvl>
+    <w:lvl w:ilvl="4" w:tentative="1">
+      <w:start w:val="1"/>
+      <w:numFmt w:val="bullet"/>
+      <w:lvlText w:val=""/>
+      <w:lvlJc w:val="left"/>
+      <w:pPr>
+        <w:tabs>
+          <w:tab w:val="num" w:pos="3600"/>
+        </w:tabs>
+        <w:ind w:left="3600" w:hanging="360"/>
+      </w:pPr>
+      <w:rPr>
+        <w:rFonts w:ascii="Wingdings" w:hAnsi="Wingdings" w:hint="default"/>
+        <w:sz w:val="20"/>
+      </w:rPr>
+    </w:lvl>
+    <w:lvl w:ilvl="5" w:tentative="1">
+      <w:start w:val="1"/>
+      <w:numFmt w:val="bullet"/>
+      <w:lvlText w:val=""/>
+      <w:lvlJc w:val="left"/>
+      <w:pPr>
+        <w:tabs>
+          <w:tab w:val="num" w:pos="4320"/>
+        </w:tabs>
+        <w:ind w:left="4320" w:hanging="360"/>
+      </w:pPr>
+      <w:rPr>
+        <w:rFonts w:ascii="Wingdings" w:hAnsi="Wingdings" w:hint="default"/>
+        <w:sz w:val="20"/>
+      </w:rPr>
+    </w:lvl>
+    <w:lvl w:ilvl="6" w:tentative="1">
+      <w:start w:val="1"/>
+      <w:numFmt w:val="bullet"/>
+      <w:lvlText w:val=""/>
+      <w:lvlJc w:val="left"/>
+      <w:pPr>
+        <w:tabs>
+          <w:tab w:val="num" w:pos="5040"/>
+        </w:tabs>
+        <w:ind w:left="5040" w:hanging="360"/>
+      </w:pPr>
+      <w:rPr>
+        <w:rFonts w:ascii="Wingdings" w:hAnsi="Wingdings" w:hint="default"/>
+        <w:sz w:val="20"/>
+      </w:rPr>
+    </w:lvl>
+    <w:lvl w:ilvl="7" w:tentative="1">
+      <w:start w:val="1"/>
+      <w:numFmt w:val="bullet"/>
+      <w:lvlText w:val=""/>
+      <w:lvlJc w:val="left"/>
+      <w:pPr>
+        <w:tabs>
+          <w:tab w:val="num" w:pos="5760"/>
+        </w:tabs>
+        <w:ind w:left="5760" w:hanging="360"/>
+      </w:pPr>
+      <w:rPr>
+        <w:rFonts w:ascii="Wingdings" w:hAnsi="Wingdings" w:hint="default"/>
+        <w:sz w:val="20"/>
+      </w:rPr>
+    </w:lvl>
+    <w:lvl w:ilvl="8" w:tentative="1">
+      <w:start w:val="1"/>
+      <w:numFmt w:val="bullet"/>
+      <w:lvlText w:val=""/>
+      <w:lvlJc w:val="left"/>
+      <w:pPr>
+        <w:tabs>
+          <w:tab w:val="num" w:pos="6480"/>
+        </w:tabs>
+        <w:ind w:left="6480" w:hanging="360"/>
+      </w:pPr>
+      <w:rPr>
+        <w:rFonts w:ascii="Wingdings" w:hAnsi="Wingdings" w:hint="default"/>
+        <w:sz w:val="20"/>
+      </w:rPr>
+    </w:lvl>
+  </w:abstractNum>
+  <w:abstractNum w:abstractNumId="10" w15:restartNumberingAfterBreak="0">
     <w:nsid w:val="131E0BBD"/>
     <w:multiLevelType w:val="multilevel"/>
     <w:tmpl w:val="20863C6E"/>
@@ -12726,7 +15681,156 @@
       </w:rPr>
     </w:lvl>
   </w:abstractNum>
-  <w:abstractNum w:abstractNumId="10" w15:restartNumberingAfterBreak="0">
+  <w:abstractNum w:abstractNumId="11" w15:restartNumberingAfterBreak="0">
+    <w:nsid w:val="134C0ABC"/>
+    <w:multiLevelType w:val="multilevel"/>
+    <w:tmpl w:val="01AA4724"/>
+    <w:lvl w:ilvl="0">
+      <w:start w:val="1"/>
+      <w:numFmt w:val="bullet"/>
+      <w:lvlText w:val=""/>
+      <w:lvlJc w:val="left"/>
+      <w:pPr>
+        <w:tabs>
+          <w:tab w:val="num" w:pos="720"/>
+        </w:tabs>
+        <w:ind w:left="720" w:hanging="360"/>
+      </w:pPr>
+      <w:rPr>
+        <w:rFonts w:ascii="Symbol" w:hAnsi="Symbol" w:hint="default"/>
+        <w:sz w:val="20"/>
+      </w:rPr>
+    </w:lvl>
+    <w:lvl w:ilvl="1" w:tentative="1">
+      <w:start w:val="1"/>
+      <w:numFmt w:val="bullet"/>
+      <w:lvlText w:val="o"/>
+      <w:lvlJc w:val="left"/>
+      <w:pPr>
+        <w:tabs>
+          <w:tab w:val="num" w:pos="1440"/>
+        </w:tabs>
+        <w:ind w:left="1440" w:hanging="360"/>
+      </w:pPr>
+      <w:rPr>
+        <w:rFonts w:ascii="Courier New" w:hAnsi="Courier New" w:hint="default"/>
+        <w:sz w:val="20"/>
+      </w:rPr>
+    </w:lvl>
+    <w:lvl w:ilvl="2" w:tentative="1">
+      <w:start w:val="1"/>
+      <w:numFmt w:val="bullet"/>
+      <w:lvlText w:val=""/>
+      <w:lvlJc w:val="left"/>
+      <w:pPr>
+        <w:tabs>
+          <w:tab w:val="num" w:pos="2160"/>
+        </w:tabs>
+        <w:ind w:left="2160" w:hanging="360"/>
+      </w:pPr>
+      <w:rPr>
+        <w:rFonts w:ascii="Wingdings" w:hAnsi="Wingdings" w:hint="default"/>
+        <w:sz w:val="20"/>
+      </w:rPr>
+    </w:lvl>
+    <w:lvl w:ilvl="3" w:tentative="1">
+      <w:start w:val="1"/>
+      <w:numFmt w:val="bullet"/>
+      <w:lvlText w:val=""/>
+      <w:lvlJc w:val="left"/>
+      <w:pPr>
+        <w:tabs>
+          <w:tab w:val="num" w:pos="2880"/>
+        </w:tabs>
+        <w:ind w:left="2880" w:hanging="360"/>
+      </w:pPr>
+      <w:rPr>
+        <w:rFonts w:ascii="Wingdings" w:hAnsi="Wingdings" w:hint="default"/>
+        <w:sz w:val="20"/>
+      </w:rPr>
+    </w:lvl>
+    <w:lvl w:ilvl="4" w:tentative="1">
+      <w:start w:val="1"/>
+      <w:numFmt w:val="bullet"/>
+      <w:lvlText w:val=""/>
+      <w:lvlJc w:val="left"/>
+      <w:pPr>
+        <w:tabs>
+          <w:tab w:val="num" w:pos="3600"/>
+        </w:tabs>
+        <w:ind w:left="3600" w:hanging="360"/>
+      </w:pPr>
+      <w:rPr>
+        <w:rFonts w:ascii="Wingdings" w:hAnsi="Wingdings" w:hint="default"/>
+        <w:sz w:val="20"/>
+      </w:rPr>
+    </w:lvl>
+    <w:lvl w:ilvl="5" w:tentative="1">
+      <w:start w:val="1"/>
+      <w:numFmt w:val="bullet"/>
+      <w:lvlText w:val=""/>
+      <w:lvlJc w:val="left"/>
+      <w:pPr>
+        <w:tabs>
+          <w:tab w:val="num" w:pos="4320"/>
+        </w:tabs>
+        <w:ind w:left="4320" w:hanging="360"/>
+      </w:pPr>
+      <w:rPr>
+        <w:rFonts w:ascii="Wingdings" w:hAnsi="Wingdings" w:hint="default"/>
+        <w:sz w:val="20"/>
+      </w:rPr>
+    </w:lvl>
+    <w:lvl w:ilvl="6" w:tentative="1">
+      <w:start w:val="1"/>
+      <w:numFmt w:val="bullet"/>
+      <w:lvlText w:val=""/>
+      <w:lvlJc w:val="left"/>
+      <w:pPr>
+        <w:tabs>
+          <w:tab w:val="num" w:pos="5040"/>
+        </w:tabs>
+        <w:ind w:left="5040" w:hanging="360"/>
+      </w:pPr>
+      <w:rPr>
+        <w:rFonts w:ascii="Wingdings" w:hAnsi="Wingdings" w:hint="default"/>
+        <w:sz w:val="20"/>
+      </w:rPr>
+    </w:lvl>
+    <w:lvl w:ilvl="7" w:tentative="1">
+      <w:start w:val="1"/>
+      <w:numFmt w:val="bullet"/>
+      <w:lvlText w:val=""/>
+      <w:lvlJc w:val="left"/>
+      <w:pPr>
+        <w:tabs>
+          <w:tab w:val="num" w:pos="5760"/>
+        </w:tabs>
+        <w:ind w:left="5760" w:hanging="360"/>
+      </w:pPr>
+      <w:rPr>
+        <w:rFonts w:ascii="Wingdings" w:hAnsi="Wingdings" w:hint="default"/>
+        <w:sz w:val="20"/>
+      </w:rPr>
+    </w:lvl>
+    <w:lvl w:ilvl="8" w:tentative="1">
+      <w:start w:val="1"/>
+      <w:numFmt w:val="bullet"/>
+      <w:lvlText w:val=""/>
+      <w:lvlJc w:val="left"/>
+      <w:pPr>
+        <w:tabs>
+          <w:tab w:val="num" w:pos="6480"/>
+        </w:tabs>
+        <w:ind w:left="6480" w:hanging="360"/>
+      </w:pPr>
+      <w:rPr>
+        <w:rFonts w:ascii="Wingdings" w:hAnsi="Wingdings" w:hint="default"/>
+        <w:sz w:val="20"/>
+      </w:rPr>
+    </w:lvl>
+  </w:abstractNum>
+  <w:abstractNum w:abstractNumId="12" w15:restartNumberingAfterBreak="0">
     <w:nsid w:val="14582DDA"/>
     <w:multiLevelType w:val="multilevel"/>
     <w:tmpl w:val="98B2751A"/>
@@ -12875,7 +15979,7 @@
       </w:rPr>
     </w:lvl>
   </w:abstractNum>
-  <w:abstractNum w:abstractNumId="11" w15:restartNumberingAfterBreak="0">
+  <w:abstractNum w:abstractNumId="13" w15:restartNumberingAfterBreak="0">
     <w:nsid w:val="16E03854"/>
     <w:multiLevelType w:val="multilevel"/>
     <w:tmpl w:val="555ADB34"/>
@@ -13024,7 +16128,7 @@
       </w:rPr>
     </w:lvl>
   </w:abstractNum>
-  <w:abstractNum w:abstractNumId="12" w15:restartNumberingAfterBreak="0">
+  <w:abstractNum w:abstractNumId="14" w15:restartNumberingAfterBreak="0">
     <w:nsid w:val="17181A05"/>
     <w:multiLevelType w:val="multilevel"/>
     <w:tmpl w:val="F0103990"/>
@@ -13173,7 +16277,7 @@
       </w:rPr>
     </w:lvl>
   </w:abstractNum>
-  <w:abstractNum w:abstractNumId="13" w15:restartNumberingAfterBreak="0">
+  <w:abstractNum w:abstractNumId="15" w15:restartNumberingAfterBreak="0">
     <w:nsid w:val="1833242C"/>
     <w:multiLevelType w:val="multilevel"/>
     <w:tmpl w:val="BECC157E"/>
@@ -13322,7 +16426,7 @@
       </w:rPr>
     </w:lvl>
   </w:abstractNum>
-  <w:abstractNum w:abstractNumId="14" w15:restartNumberingAfterBreak="0">
+  <w:abstractNum w:abstractNumId="16" w15:restartNumberingAfterBreak="0">
     <w:nsid w:val="18757939"/>
     <w:multiLevelType w:val="multilevel"/>
     <w:tmpl w:val="8370C004"/>
@@ -13471,7 +16575,7 @@
       </w:rPr>
     </w:lvl>
   </w:abstractNum>
-  <w:abstractNum w:abstractNumId="15" w15:restartNumberingAfterBreak="0">
+  <w:abstractNum w:abstractNumId="17" w15:restartNumberingAfterBreak="0">
     <w:nsid w:val="1C3E1DB2"/>
     <w:multiLevelType w:val="multilevel"/>
     <w:tmpl w:val="F4D88CCA"/>
@@ -13620,7 +16724,7 @@
       </w:rPr>
     </w:lvl>
   </w:abstractNum>
-  <w:abstractNum w:abstractNumId="16" w15:restartNumberingAfterBreak="0">
+  <w:abstractNum w:abstractNumId="18" w15:restartNumberingAfterBreak="0">
     <w:nsid w:val="1E486049"/>
     <w:multiLevelType w:val="multilevel"/>
     <w:tmpl w:val="50CABDC6"/>
@@ -13769,7 +16873,7 @@
       </w:rPr>
     </w:lvl>
   </w:abstractNum>
-  <w:abstractNum w:abstractNumId="17" w15:restartNumberingAfterBreak="0">
+  <w:abstractNum w:abstractNumId="19" w15:restartNumberingAfterBreak="0">
     <w:nsid w:val="1FC57969"/>
     <w:multiLevelType w:val="multilevel"/>
     <w:tmpl w:val="050ABDA6"/>
@@ -13918,7 +17022,7 @@
       </w:rPr>
     </w:lvl>
   </w:abstractNum>
-  <w:abstractNum w:abstractNumId="18" w15:restartNumberingAfterBreak="0">
+  <w:abstractNum w:abstractNumId="20" w15:restartNumberingAfterBreak="0">
     <w:nsid w:val="221377C0"/>
     <w:multiLevelType w:val="multilevel"/>
     <w:tmpl w:val="C7907358"/>
@@ -14067,7 +17171,7 @@
       </w:rPr>
     </w:lvl>
   </w:abstractNum>
-  <w:abstractNum w:abstractNumId="19" w15:restartNumberingAfterBreak="0">
+  <w:abstractNum w:abstractNumId="21" w15:restartNumberingAfterBreak="0">
     <w:nsid w:val="221C47B9"/>
     <w:multiLevelType w:val="multilevel"/>
     <w:tmpl w:val="85548FD4"/>
@@ -14216,7 +17320,7 @@
       </w:rPr>
     </w:lvl>
   </w:abstractNum>
-  <w:abstractNum w:abstractNumId="20" w15:restartNumberingAfterBreak="0">
+  <w:abstractNum w:abstractNumId="22" w15:restartNumberingAfterBreak="0">
     <w:nsid w:val="22DF0202"/>
     <w:multiLevelType w:val="multilevel"/>
     <w:tmpl w:val="66985BE4"/>
@@ -14365,7 +17469,7 @@
       </w:rPr>
     </w:lvl>
   </w:abstractNum>
-  <w:abstractNum w:abstractNumId="21" w15:restartNumberingAfterBreak="0">
+  <w:abstractNum w:abstractNumId="23" w15:restartNumberingAfterBreak="0">
     <w:nsid w:val="261A7C48"/>
     <w:multiLevelType w:val="multilevel"/>
     <w:tmpl w:val="6E40E5F2"/>
@@ -14514,7 +17618,7 @@
       </w:rPr>
     </w:lvl>
   </w:abstractNum>
-  <w:abstractNum w:abstractNumId="22" w15:restartNumberingAfterBreak="0">
+  <w:abstractNum w:abstractNumId="24" w15:restartNumberingAfterBreak="0">
     <w:nsid w:val="277B60B7"/>
     <w:multiLevelType w:val="multilevel"/>
     <w:tmpl w:val="476A0428"/>
@@ -14663,7 +17767,7 @@
       </w:rPr>
     </w:lvl>
   </w:abstractNum>
-  <w:abstractNum w:abstractNumId="23" w15:restartNumberingAfterBreak="0">
+  <w:abstractNum w:abstractNumId="25" w15:restartNumberingAfterBreak="0">
     <w:nsid w:val="278B4801"/>
     <w:multiLevelType w:val="multilevel"/>
     <w:tmpl w:val="213A3600"/>
@@ -14812,7 +17916,7 @@
       </w:rPr>
     </w:lvl>
   </w:abstractNum>
-  <w:abstractNum w:abstractNumId="24" w15:restartNumberingAfterBreak="0">
+  <w:abstractNum w:abstractNumId="26" w15:restartNumberingAfterBreak="0">
     <w:nsid w:val="29DD3781"/>
     <w:multiLevelType w:val="multilevel"/>
     <w:tmpl w:val="31D2B184"/>
@@ -14961,7 +18065,156 @@
       </w:rPr>
     </w:lvl>
   </w:abstractNum>
-  <w:abstractNum w:abstractNumId="25" w15:restartNumberingAfterBreak="0">
+  <w:abstractNum w:abstractNumId="27" w15:restartNumberingAfterBreak="0">
+    <w:nsid w:val="2BB04BF3"/>
+    <w:multiLevelType w:val="multilevel"/>
+    <w:tmpl w:val="C9264794"/>
+    <w:lvl w:ilvl="0">
+      <w:start w:val="1"/>
+      <w:numFmt w:val="bullet"/>
+      <w:lvlText w:val=""/>
+      <w:lvlJc w:val="left"/>
+      <w:pPr>
+        <w:tabs>
+          <w:tab w:val="num" w:pos="720"/>
+        </w:tabs>
+        <w:ind w:left="720" w:hanging="360"/>
+      </w:pPr>
+      <w:rPr>
+        <w:rFonts w:ascii="Symbol" w:hAnsi="Symbol" w:hint="default"/>
+        <w:sz w:val="20"/>
+      </w:rPr>
+    </w:lvl>
+    <w:lvl w:ilvl="1" w:tentative="1">
+      <w:start w:val="1"/>
+      <w:numFmt w:val="bullet"/>
+      <w:lvlText w:val="o"/>
+      <w:lvlJc w:val="left"/>
+      <w:pPr>
+        <w:tabs>
+          <w:tab w:val="num" w:pos="1440"/>
+        </w:tabs>
+        <w:ind w:left="1440" w:hanging="360"/>
+      </w:pPr>
+      <w:rPr>
+        <w:rFonts w:ascii="Courier New" w:hAnsi="Courier New" w:hint="default"/>
+        <w:sz w:val="20"/>
+      </w:rPr>
+    </w:lvl>
+    <w:lvl w:ilvl="2" w:tentative="1">
+      <w:start w:val="1"/>
+      <w:numFmt w:val="bullet"/>
+      <w:lvlText w:val=""/>
+      <w:lvlJc w:val="left"/>
+      <w:pPr>
+        <w:tabs>
+          <w:tab w:val="num" w:pos="2160"/>
+        </w:tabs>
+        <w:ind w:left="2160" w:hanging="360"/>
+      </w:pPr>
+      <w:rPr>
+        <w:rFonts w:ascii="Wingdings" w:hAnsi="Wingdings" w:hint="default"/>
+        <w:sz w:val="20"/>
+      </w:rPr>
+    </w:lvl>
+    <w:lvl w:ilvl="3" w:tentative="1">
+      <w:start w:val="1"/>
+      <w:numFmt w:val="bullet"/>
+      <w:lvlText w:val=""/>
+      <w:lvlJc w:val="left"/>
+      <w:pPr>
+        <w:tabs>
+          <w:tab w:val="num" w:pos="2880"/>
+        </w:tabs>
+        <w:ind w:left="2880" w:hanging="360"/>
+      </w:pPr>
+      <w:rPr>
+        <w:rFonts w:ascii="Wingdings" w:hAnsi="Wingdings" w:hint="default"/>
+        <w:sz w:val="20"/>
+      </w:rPr>
+    </w:lvl>
+    <w:lvl w:ilvl="4" w:tentative="1">
+      <w:start w:val="1"/>
+      <w:numFmt w:val="bullet"/>
+      <w:lvlText w:val=""/>
+      <w:lvlJc w:val="left"/>
+      <w:pPr>
+        <w:tabs>
+          <w:tab w:val="num" w:pos="3600"/>
+        </w:tabs>
+        <w:ind w:left="3600" w:hanging="360"/>
+      </w:pPr>
+      <w:rPr>
+        <w:rFonts w:ascii="Wingdings" w:hAnsi="Wingdings" w:hint="default"/>
+        <w:sz w:val="20"/>
+      </w:rPr>
+    </w:lvl>
+    <w:lvl w:ilvl="5" w:tentative="1">
+      <w:start w:val="1"/>
+      <w:numFmt w:val="bullet"/>
+      <w:lvlText w:val=""/>
+      <w:lvlJc w:val="left"/>
+      <w:pPr>
+        <w:tabs>
+          <w:tab w:val="num" w:pos="4320"/>
+        </w:tabs>
+        <w:ind w:left="4320" w:hanging="360"/>
+      </w:pPr>
+      <w:rPr>
+        <w:rFonts w:ascii="Wingdings" w:hAnsi="Wingdings" w:hint="default"/>
+        <w:sz w:val="20"/>
+      </w:rPr>
+    </w:lvl>
+    <w:lvl w:ilvl="6" w:tentative="1">
+      <w:start w:val="1"/>
+      <w:numFmt w:val="bullet"/>
+      <w:lvlText w:val=""/>
+      <w:lvlJc w:val="left"/>
+      <w:pPr>
+        <w:tabs>
+          <w:tab w:val="num" w:pos="5040"/>
+        </w:tabs>
+        <w:ind w:left="5040" w:hanging="360"/>
+      </w:pPr>
+      <w:rPr>
+        <w:rFonts w:ascii="Wingdings" w:hAnsi="Wingdings" w:hint="default"/>
+        <w:sz w:val="20"/>
+      </w:rPr>
+    </w:lvl>
+    <w:lvl w:ilvl="7" w:tentative="1">
+      <w:start w:val="1"/>
+      <w:numFmt w:val="bullet"/>
+      <w:lvlText w:val=""/>
+      <w:lvlJc w:val="left"/>
+      <w:pPr>
+        <w:tabs>
+          <w:tab w:val="num" w:pos="5760"/>
+        </w:tabs>
+        <w:ind w:left="5760" w:hanging="360"/>
+      </w:pPr>
+      <w:rPr>
+        <w:rFonts w:ascii="Wingdings" w:hAnsi="Wingdings" w:hint="default"/>
+        <w:sz w:val="20"/>
+      </w:rPr>
+    </w:lvl>
+    <w:lvl w:ilvl="8" w:tentative="1">
+      <w:start w:val="1"/>
+      <w:numFmt w:val="bullet"/>
+      <w:lvlText w:val=""/>
+      <w:lvlJc w:val="left"/>
+      <w:pPr>
+        <w:tabs>
+          <w:tab w:val="num" w:pos="6480"/>
+        </w:tabs>
+        <w:ind w:left="6480" w:hanging="360"/>
+      </w:pPr>
+      <w:rPr>
+        <w:rFonts w:ascii="Wingdings" w:hAnsi="Wingdings" w:hint="default"/>
+        <w:sz w:val="20"/>
+      </w:rPr>
+    </w:lvl>
+  </w:abstractNum>
+  <w:abstractNum w:abstractNumId="28" w15:restartNumberingAfterBreak="0">
     <w:nsid w:val="2C5B53B9"/>
     <w:multiLevelType w:val="multilevel"/>
     <w:tmpl w:val="4F54D6F6"/>
@@ -15110,7 +18363,7 @@
       </w:rPr>
     </w:lvl>
   </w:abstractNum>
-  <w:abstractNum w:abstractNumId="26" w15:restartNumberingAfterBreak="0">
+  <w:abstractNum w:abstractNumId="29" w15:restartNumberingAfterBreak="0">
     <w:nsid w:val="2D7F1A86"/>
     <w:multiLevelType w:val="hybridMultilevel"/>
     <w:tmpl w:val="66C4DBFE"/>
@@ -15223,7 +18476,7 @@
       </w:rPr>
     </w:lvl>
   </w:abstractNum>
-  <w:abstractNum w:abstractNumId="27" w15:restartNumberingAfterBreak="0">
+  <w:abstractNum w:abstractNumId="30" w15:restartNumberingAfterBreak="0">
     <w:nsid w:val="2F494D80"/>
     <w:multiLevelType w:val="hybridMultilevel"/>
     <w:tmpl w:val="F9EA25C6"/>
@@ -15313,7 +18566,7 @@
       </w:pPr>
     </w:lvl>
   </w:abstractNum>
-  <w:abstractNum w:abstractNumId="28" w15:restartNumberingAfterBreak="0">
+  <w:abstractNum w:abstractNumId="31" w15:restartNumberingAfterBreak="0">
     <w:nsid w:val="2F5C2AFE"/>
     <w:multiLevelType w:val="multilevel"/>
     <w:tmpl w:val="F886B272"/>
@@ -15426,7 +18679,7 @@
       </w:pPr>
     </w:lvl>
   </w:abstractNum>
-  <w:abstractNum w:abstractNumId="29" w15:restartNumberingAfterBreak="0">
+  <w:abstractNum w:abstractNumId="32" w15:restartNumberingAfterBreak="0">
     <w:nsid w:val="2F5D2F99"/>
     <w:multiLevelType w:val="multilevel"/>
     <w:tmpl w:val="9C0018A4"/>
@@ -15575,7 +18828,7 @@
       </w:rPr>
     </w:lvl>
   </w:abstractNum>
-  <w:abstractNum w:abstractNumId="30" w15:restartNumberingAfterBreak="0">
+  <w:abstractNum w:abstractNumId="33" w15:restartNumberingAfterBreak="0">
     <w:nsid w:val="30531E7C"/>
     <w:multiLevelType w:val="hybridMultilevel"/>
     <w:tmpl w:val="6B143B62"/>
@@ -15661,7 +18914,120 @@
       </w:pPr>
     </w:lvl>
   </w:abstractNum>
-  <w:abstractNum w:abstractNumId="31" w15:restartNumberingAfterBreak="0">
+  <w:abstractNum w:abstractNumId="34" w15:restartNumberingAfterBreak="0">
+    <w:nsid w:val="328A1061"/>
+    <w:multiLevelType w:val="hybridMultilevel"/>
+    <w:tmpl w:val="F620BD3E"/>
+    <w:lvl w:ilvl="0" w:tplc="40090001">
+      <w:start w:val="1"/>
+      <w:numFmt w:val="bullet"/>
+      <w:lvlText w:val=""/>
+      <w:lvlJc w:val="left"/>
+      <w:pPr>
+        <w:ind w:left="720" w:hanging="360"/>
+      </w:pPr>
+      <w:rPr>
+        <w:rFonts w:ascii="Symbol" w:hAnsi="Symbol" w:hint="default"/>
+      </w:rPr>
+    </w:lvl>
+    <w:lvl w:ilvl="1" w:tplc="40090003" w:tentative="1">
+      <w:start w:val="1"/>
+      <w:numFmt w:val="bullet"/>
+      <w:lvlText w:val="o"/>
+      <w:lvlJc w:val="left"/>
+      <w:pPr>
+        <w:ind w:left="1440" w:hanging="360"/>
+      </w:pPr>
+      <w:rPr>
+        <w:rFonts w:ascii="Courier New" w:hAnsi="Courier New" w:cs="Courier New" w:hint="default"/>
+      </w:rPr>
+    </w:lvl>
+    <w:lvl w:ilvl="2" w:tplc="40090005" w:tentative="1">
+      <w:start w:val="1"/>
+      <w:numFmt w:val="bullet"/>
+      <w:lvlText w:val=""/>
+      <w:lvlJc w:val="left"/>
+      <w:pPr>
+        <w:ind w:left="2160" w:hanging="360"/>
+      </w:pPr>
+      <w:rPr>
+        <w:rFonts w:ascii="Wingdings" w:hAnsi="Wingdings" w:hint="default"/>
+      </w:rPr>
+    </w:lvl>
+    <w:lvl w:ilvl="3" w:tplc="40090001" w:tentative="1">
+      <w:start w:val="1"/>
+      <w:numFmt w:val="bullet"/>
+      <w:lvlText w:val=""/>
+      <w:lvlJc w:val="left"/>
+      <w:pPr>
+        <w:ind w:left="2880" w:hanging="360"/>
+      </w:pPr>
+      <w:rPr>
+        <w:rFonts w:ascii="Symbol" w:hAnsi="Symbol" w:hint="default"/>
+      </w:rPr>
+    </w:lvl>
+    <w:lvl w:ilvl="4" w:tplc="40090003" w:tentative="1">
+      <w:start w:val="1"/>
+      <w:numFmt w:val="bullet"/>
+      <w:lvlText w:val="o"/>
+      <w:lvlJc w:val="left"/>
+      <w:pPr>
+        <w:ind w:left="3600" w:hanging="360"/>
+      </w:pPr>
+      <w:rPr>
+        <w:rFonts w:ascii="Courier New" w:hAnsi="Courier New" w:cs="Courier New" w:hint="default"/>
+      </w:rPr>
+    </w:lvl>
+    <w:lvl w:ilvl="5" w:tplc="40090005" w:tentative="1">
+      <w:start w:val="1"/>
+      <w:numFmt w:val="bullet"/>
+      <w:lvlText w:val=""/>
+      <w:lvlJc w:val="left"/>
+      <w:pPr>
+        <w:ind w:left="4320" w:hanging="360"/>
+      </w:pPr>
+      <w:rPr>
+        <w:rFonts w:ascii="Wingdings" w:hAnsi="Wingdings" w:hint="default"/>
+      </w:rPr>
+    </w:lvl>
+    <w:lvl w:ilvl="6" w:tplc="40090001" w:tentative="1">
+      <w:start w:val="1"/>
+      <w:numFmt w:val="bullet"/>
+      <w:lvlText w:val=""/>
+      <w:lvlJc w:val="left"/>
+      <w:pPr>
+        <w:ind w:left="5040" w:hanging="360"/>
+      </w:pPr>
+      <w:rPr>
+        <w:rFonts w:ascii="Symbol" w:hAnsi="Symbol" w:hint="default"/>
+      </w:rPr>
+    </w:lvl>
+    <w:lvl w:ilvl="7" w:tplc="40090003" w:tentative="1">
+      <w:start w:val="1"/>
+      <w:numFmt w:val="bullet"/>
+      <w:lvlText w:val="o"/>
+      <w:lvlJc w:val="left"/>
+      <w:pPr>
+        <w:ind w:left="5760" w:hanging="360"/>
+      </w:pPr>
+      <w:rPr>
+        <w:rFonts w:ascii="Courier New" w:hAnsi="Courier New" w:cs="Courier New" w:hint="default"/>
+      </w:rPr>
+    </w:lvl>
+    <w:lvl w:ilvl="8" w:tplc="40090005" w:tentative="1">
+      <w:start w:val="1"/>
+      <w:numFmt w:val="bullet"/>
+      <w:lvlText w:val=""/>
+      <w:lvlJc w:val="left"/>
+      <w:pPr>
+        <w:ind w:left="6480" w:hanging="360"/>
+      </w:pPr>
+      <w:rPr>
+        <w:rFonts w:ascii="Wingdings" w:hAnsi="Wingdings" w:hint="default"/>
+      </w:rPr>
+    </w:lvl>
+  </w:abstractNum>
+  <w:abstractNum w:abstractNumId="35" w15:restartNumberingAfterBreak="0">
     <w:nsid w:val="344A40FF"/>
     <w:multiLevelType w:val="multilevel"/>
     <w:tmpl w:val="6F70AA58"/>
@@ -15810,7 +19176,156 @@
       </w:rPr>
     </w:lvl>
   </w:abstractNum>
-  <w:abstractNum w:abstractNumId="32" w15:restartNumberingAfterBreak="0">
+  <w:abstractNum w:abstractNumId="36" w15:restartNumberingAfterBreak="0">
+    <w:nsid w:val="35CE6B68"/>
+    <w:multiLevelType w:val="multilevel"/>
+    <w:tmpl w:val="A1FE0410"/>
+    <w:lvl w:ilvl="0">
+      <w:start w:val="1"/>
+      <w:numFmt w:val="bullet"/>
+      <w:lvlText w:val=""/>
+      <w:lvlJc w:val="left"/>
+      <w:pPr>
+        <w:tabs>
+          <w:tab w:val="num" w:pos="720"/>
+        </w:tabs>
+        <w:ind w:left="720" w:hanging="360"/>
+      </w:pPr>
+      <w:rPr>
+        <w:rFonts w:ascii="Symbol" w:hAnsi="Symbol" w:hint="default"/>
+        <w:sz w:val="20"/>
+      </w:rPr>
+    </w:lvl>
+    <w:lvl w:ilvl="1" w:tentative="1">
+      <w:start w:val="1"/>
+      <w:numFmt w:val="bullet"/>
+      <w:lvlText w:val="o"/>
+      <w:lvlJc w:val="left"/>
+      <w:pPr>
+        <w:tabs>
+          <w:tab w:val="num" w:pos="1440"/>
+        </w:tabs>
+        <w:ind w:left="1440" w:hanging="360"/>
+      </w:pPr>
+      <w:rPr>
+        <w:rFonts w:ascii="Courier New" w:hAnsi="Courier New" w:hint="default"/>
+        <w:sz w:val="20"/>
+      </w:rPr>
+    </w:lvl>
+    <w:lvl w:ilvl="2" w:tentative="1">
+      <w:start w:val="1"/>
+      <w:numFmt w:val="bullet"/>
+      <w:lvlText w:val=""/>
+      <w:lvlJc w:val="left"/>
+      <w:pPr>
+        <w:tabs>
+          <w:tab w:val="num" w:pos="2160"/>
+        </w:tabs>
+        <w:ind w:left="2160" w:hanging="360"/>
+      </w:pPr>
+      <w:rPr>
+        <w:rFonts w:ascii="Wingdings" w:hAnsi="Wingdings" w:hint="default"/>
+        <w:sz w:val="20"/>
+      </w:rPr>
+    </w:lvl>
+    <w:lvl w:ilvl="3" w:tentative="1">
+      <w:start w:val="1"/>
+      <w:numFmt w:val="bullet"/>
+      <w:lvlText w:val=""/>
+      <w:lvlJc w:val="left"/>
+      <w:pPr>
+        <w:tabs>
+          <w:tab w:val="num" w:pos="2880"/>
+        </w:tabs>
+        <w:ind w:left="2880" w:hanging="360"/>
+      </w:pPr>
+      <w:rPr>
+        <w:rFonts w:ascii="Wingdings" w:hAnsi="Wingdings" w:hint="default"/>
+        <w:sz w:val="20"/>
+      </w:rPr>
+    </w:lvl>
+    <w:lvl w:ilvl="4" w:tentative="1">
+      <w:start w:val="1"/>
+      <w:numFmt w:val="bullet"/>
+      <w:lvlText w:val=""/>
+      <w:lvlJc w:val="left"/>
+      <w:pPr>
+        <w:tabs>
+          <w:tab w:val="num" w:pos="3600"/>
+        </w:tabs>
+        <w:ind w:left="3600" w:hanging="360"/>
+      </w:pPr>
+      <w:rPr>
+        <w:rFonts w:ascii="Wingdings" w:hAnsi="Wingdings" w:hint="default"/>
+        <w:sz w:val="20"/>
+      </w:rPr>
+    </w:lvl>
+    <w:lvl w:ilvl="5" w:tentative="1">
+      <w:start w:val="1"/>
+      <w:numFmt w:val="bullet"/>
+      <w:lvlText w:val=""/>
+      <w:lvlJc w:val="left"/>
+      <w:pPr>
+        <w:tabs>
+          <w:tab w:val="num" w:pos="4320"/>
+        </w:tabs>
+        <w:ind w:left="4320" w:hanging="360"/>
+      </w:pPr>
+      <w:rPr>
+        <w:rFonts w:ascii="Wingdings" w:hAnsi="Wingdings" w:hint="default"/>
+        <w:sz w:val="20"/>
+      </w:rPr>
+    </w:lvl>
+    <w:lvl w:ilvl="6" w:tentative="1">
+      <w:start w:val="1"/>
+      <w:numFmt w:val="bullet"/>
+      <w:lvlText w:val=""/>
+      <w:lvlJc w:val="left"/>
+      <w:pPr>
+        <w:tabs>
+          <w:tab w:val="num" w:pos="5040"/>
+        </w:tabs>
+        <w:ind w:left="5040" w:hanging="360"/>
+      </w:pPr>
+      <w:rPr>
+        <w:rFonts w:ascii="Wingdings" w:hAnsi="Wingdings" w:hint="default"/>
+        <w:sz w:val="20"/>
+      </w:rPr>
+    </w:lvl>
+    <w:lvl w:ilvl="7" w:tentative="1">
+      <w:start w:val="1"/>
+      <w:numFmt w:val="bullet"/>
+      <w:lvlText w:val=""/>
+      <w:lvlJc w:val="left"/>
+      <w:pPr>
+        <w:tabs>
+          <w:tab w:val="num" w:pos="5760"/>
+        </w:tabs>
+        <w:ind w:left="5760" w:hanging="360"/>
+      </w:pPr>
+      <w:rPr>
+        <w:rFonts w:ascii="Wingdings" w:hAnsi="Wingdings" w:hint="default"/>
+        <w:sz w:val="20"/>
+      </w:rPr>
+    </w:lvl>
+    <w:lvl w:ilvl="8" w:tentative="1">
+      <w:start w:val="1"/>
+      <w:numFmt w:val="bullet"/>
+      <w:lvlText w:val=""/>
+      <w:lvlJc w:val="left"/>
+      <w:pPr>
+        <w:tabs>
+          <w:tab w:val="num" w:pos="6480"/>
+        </w:tabs>
+        <w:ind w:left="6480" w:hanging="360"/>
+      </w:pPr>
+      <w:rPr>
+        <w:rFonts w:ascii="Wingdings" w:hAnsi="Wingdings" w:hint="default"/>
+        <w:sz w:val="20"/>
+      </w:rPr>
+    </w:lvl>
+  </w:abstractNum>
+  <w:abstractNum w:abstractNumId="37" w15:restartNumberingAfterBreak="0">
     <w:nsid w:val="374D54B8"/>
     <w:multiLevelType w:val="multilevel"/>
     <w:tmpl w:val="D5246682"/>
@@ -15923,7 +19438,7 @@
       </w:pPr>
     </w:lvl>
   </w:abstractNum>
-  <w:abstractNum w:abstractNumId="33" w15:restartNumberingAfterBreak="0">
+  <w:abstractNum w:abstractNumId="38" w15:restartNumberingAfterBreak="0">
     <w:nsid w:val="39995487"/>
     <w:multiLevelType w:val="multilevel"/>
     <w:tmpl w:val="2D1E1E06"/>
@@ -16072,7 +19587,156 @@
       </w:rPr>
     </w:lvl>
   </w:abstractNum>
-  <w:abstractNum w:abstractNumId="34" w15:restartNumberingAfterBreak="0">
+  <w:abstractNum w:abstractNumId="39" w15:restartNumberingAfterBreak="0">
+    <w:nsid w:val="3C3D38A3"/>
+    <w:multiLevelType w:val="multilevel"/>
+    <w:tmpl w:val="F4B2DA5E"/>
+    <w:lvl w:ilvl="0">
+      <w:start w:val="1"/>
+      <w:numFmt w:val="bullet"/>
+      <w:lvlText w:val=""/>
+      <w:lvlJc w:val="left"/>
+      <w:pPr>
+        <w:tabs>
+          <w:tab w:val="num" w:pos="720"/>
+        </w:tabs>
+        <w:ind w:left="720" w:hanging="360"/>
+      </w:pPr>
+      <w:rPr>
+        <w:rFonts w:ascii="Symbol" w:hAnsi="Symbol" w:hint="default"/>
+        <w:sz w:val="20"/>
+      </w:rPr>
+    </w:lvl>
+    <w:lvl w:ilvl="1" w:tentative="1">
+      <w:start w:val="1"/>
+      <w:numFmt w:val="bullet"/>
+      <w:lvlText w:val="o"/>
+      <w:lvlJc w:val="left"/>
+      <w:pPr>
+        <w:tabs>
+          <w:tab w:val="num" w:pos="1440"/>
+        </w:tabs>
+        <w:ind w:left="1440" w:hanging="360"/>
+      </w:pPr>
+      <w:rPr>
+        <w:rFonts w:ascii="Courier New" w:hAnsi="Courier New" w:hint="default"/>
+        <w:sz w:val="20"/>
+      </w:rPr>
+    </w:lvl>
+    <w:lvl w:ilvl="2" w:tentative="1">
+      <w:start w:val="1"/>
+      <w:numFmt w:val="bullet"/>
+      <w:lvlText w:val=""/>
+      <w:lvlJc w:val="left"/>
+      <w:pPr>
+        <w:tabs>
+          <w:tab w:val="num" w:pos="2160"/>
+        </w:tabs>
+        <w:ind w:left="2160" w:hanging="360"/>
+      </w:pPr>
+      <w:rPr>
+        <w:rFonts w:ascii="Wingdings" w:hAnsi="Wingdings" w:hint="default"/>
+        <w:sz w:val="20"/>
+      </w:rPr>
+    </w:lvl>
+    <w:lvl w:ilvl="3" w:tentative="1">
+      <w:start w:val="1"/>
+      <w:numFmt w:val="bullet"/>
+      <w:lvlText w:val=""/>
+      <w:lvlJc w:val="left"/>
+      <w:pPr>
+        <w:tabs>
+          <w:tab w:val="num" w:pos="2880"/>
+        </w:tabs>
+        <w:ind w:left="2880" w:hanging="360"/>
+      </w:pPr>
+      <w:rPr>
+        <w:rFonts w:ascii="Wingdings" w:hAnsi="Wingdings" w:hint="default"/>
+        <w:sz w:val="20"/>
+      </w:rPr>
+    </w:lvl>
+    <w:lvl w:ilvl="4" w:tentative="1">
+      <w:start w:val="1"/>
+      <w:numFmt w:val="bullet"/>
+      <w:lvlText w:val=""/>
+      <w:lvlJc w:val="left"/>
+      <w:pPr>
+        <w:tabs>
+          <w:tab w:val="num" w:pos="3600"/>
+        </w:tabs>
+        <w:ind w:left="3600" w:hanging="360"/>
+      </w:pPr>
+      <w:rPr>
+        <w:rFonts w:ascii="Wingdings" w:hAnsi="Wingdings" w:hint="default"/>
+        <w:sz w:val="20"/>
+      </w:rPr>
+    </w:lvl>
+    <w:lvl w:ilvl="5" w:tentative="1">
+      <w:start w:val="1"/>
+      <w:numFmt w:val="bullet"/>
+      <w:lvlText w:val=""/>
+      <w:lvlJc w:val="left"/>
+      <w:pPr>
+        <w:tabs>
+          <w:tab w:val="num" w:pos="4320"/>
+        </w:tabs>
+        <w:ind w:left="4320" w:hanging="360"/>
+      </w:pPr>
+      <w:rPr>
+        <w:rFonts w:ascii="Wingdings" w:hAnsi="Wingdings" w:hint="default"/>
+        <w:sz w:val="20"/>
+      </w:rPr>
+    </w:lvl>
+    <w:lvl w:ilvl="6" w:tentative="1">
+      <w:start w:val="1"/>
+      <w:numFmt w:val="bullet"/>
+      <w:lvlText w:val=""/>
+      <w:lvlJc w:val="left"/>
+      <w:pPr>
+        <w:tabs>
+          <w:tab w:val="num" w:pos="5040"/>
+        </w:tabs>
+        <w:ind w:left="5040" w:hanging="360"/>
+      </w:pPr>
+      <w:rPr>
+        <w:rFonts w:ascii="Wingdings" w:hAnsi="Wingdings" w:hint="default"/>
+        <w:sz w:val="20"/>
+      </w:rPr>
+    </w:lvl>
+    <w:lvl w:ilvl="7" w:tentative="1">
+      <w:start w:val="1"/>
+      <w:numFmt w:val="bullet"/>
+      <w:lvlText w:val=""/>
+      <w:lvlJc w:val="left"/>
+      <w:pPr>
+        <w:tabs>
+          <w:tab w:val="num" w:pos="5760"/>
+        </w:tabs>
+        <w:ind w:left="5760" w:hanging="360"/>
+      </w:pPr>
+      <w:rPr>
+        <w:rFonts w:ascii="Wingdings" w:hAnsi="Wingdings" w:hint="default"/>
+        <w:sz w:val="20"/>
+      </w:rPr>
+    </w:lvl>
+    <w:lvl w:ilvl="8" w:tentative="1">
+      <w:start w:val="1"/>
+      <w:numFmt w:val="bullet"/>
+      <w:lvlText w:val=""/>
+      <w:lvlJc w:val="left"/>
+      <w:pPr>
+        <w:tabs>
+          <w:tab w:val="num" w:pos="6480"/>
+        </w:tabs>
+        <w:ind w:left="6480" w:hanging="360"/>
+      </w:pPr>
+      <w:rPr>
+        <w:rFonts w:ascii="Wingdings" w:hAnsi="Wingdings" w:hint="default"/>
+        <w:sz w:val="20"/>
+      </w:rPr>
+    </w:lvl>
+  </w:abstractNum>
+  <w:abstractNum w:abstractNumId="40" w15:restartNumberingAfterBreak="0">
     <w:nsid w:val="3C5A01BC"/>
     <w:multiLevelType w:val="multilevel"/>
     <w:tmpl w:val="556A5866"/>
@@ -16221,7 +19885,7 @@
       </w:rPr>
     </w:lvl>
   </w:abstractNum>
-  <w:abstractNum w:abstractNumId="35" w15:restartNumberingAfterBreak="0">
+  <w:abstractNum w:abstractNumId="41" w15:restartNumberingAfterBreak="0">
     <w:nsid w:val="3C717F73"/>
     <w:multiLevelType w:val="hybridMultilevel"/>
     <w:tmpl w:val="811A639A"/>
@@ -16311,7 +19975,7 @@
       </w:pPr>
     </w:lvl>
   </w:abstractNum>
-  <w:abstractNum w:abstractNumId="36" w15:restartNumberingAfterBreak="0">
+  <w:abstractNum w:abstractNumId="42" w15:restartNumberingAfterBreak="0">
     <w:nsid w:val="3F5A14D9"/>
     <w:multiLevelType w:val="multilevel"/>
     <w:tmpl w:val="D96E02F0"/>
@@ -16460,7 +20124,7 @@
       </w:rPr>
     </w:lvl>
   </w:abstractNum>
-  <w:abstractNum w:abstractNumId="37" w15:restartNumberingAfterBreak="0">
+  <w:abstractNum w:abstractNumId="43" w15:restartNumberingAfterBreak="0">
     <w:nsid w:val="3F6E1587"/>
     <w:multiLevelType w:val="multilevel"/>
     <w:tmpl w:val="456CB8A6"/>
@@ -16609,7 +20273,7 @@
       </w:rPr>
     </w:lvl>
   </w:abstractNum>
-  <w:abstractNum w:abstractNumId="38" w15:restartNumberingAfterBreak="0">
+  <w:abstractNum w:abstractNumId="44" w15:restartNumberingAfterBreak="0">
     <w:nsid w:val="45226DB0"/>
     <w:multiLevelType w:val="multilevel"/>
     <w:tmpl w:val="AE686EC2"/>
@@ -16758,7 +20422,7 @@
       </w:rPr>
     </w:lvl>
   </w:abstractNum>
-  <w:abstractNum w:abstractNumId="39" w15:restartNumberingAfterBreak="0">
+  <w:abstractNum w:abstractNumId="45" w15:restartNumberingAfterBreak="0">
     <w:nsid w:val="48675A2C"/>
     <w:multiLevelType w:val="multilevel"/>
     <w:tmpl w:val="3670C5BA"/>
@@ -16907,7 +20571,7 @@
       </w:rPr>
     </w:lvl>
   </w:abstractNum>
-  <w:abstractNum w:abstractNumId="40" w15:restartNumberingAfterBreak="0">
+  <w:abstractNum w:abstractNumId="46" w15:restartNumberingAfterBreak="0">
     <w:nsid w:val="494E01D8"/>
     <w:multiLevelType w:val="multilevel"/>
     <w:tmpl w:val="B09263B6"/>
@@ -17020,7 +20684,7 @@
       </w:pPr>
     </w:lvl>
   </w:abstractNum>
-  <w:abstractNum w:abstractNumId="41" w15:restartNumberingAfterBreak="0">
+  <w:abstractNum w:abstractNumId="47" w15:restartNumberingAfterBreak="0">
     <w:nsid w:val="4B5956A3"/>
     <w:multiLevelType w:val="multilevel"/>
     <w:tmpl w:val="FBF0E0B8"/>
@@ -17165,7 +20829,156 @@
       </w:rPr>
     </w:lvl>
   </w:abstractNum>
-  <w:abstractNum w:abstractNumId="42" w15:restartNumberingAfterBreak="0">
+  <w:abstractNum w:abstractNumId="48" w15:restartNumberingAfterBreak="0">
+    <w:nsid w:val="4DF57F27"/>
+    <w:multiLevelType w:val="multilevel"/>
+    <w:tmpl w:val="7D06DEAC"/>
+    <w:lvl w:ilvl="0">
+      <w:start w:val="1"/>
+      <w:numFmt w:val="bullet"/>
+      <w:lvlText w:val=""/>
+      <w:lvlJc w:val="left"/>
+      <w:pPr>
+        <w:tabs>
+          <w:tab w:val="num" w:pos="720"/>
+        </w:tabs>
+        <w:ind w:left="720" w:hanging="360"/>
+      </w:pPr>
+      <w:rPr>
+        <w:rFonts w:ascii="Symbol" w:hAnsi="Symbol" w:hint="default"/>
+        <w:sz w:val="20"/>
+      </w:rPr>
+    </w:lvl>
+    <w:lvl w:ilvl="1" w:tentative="1">
+      <w:start w:val="1"/>
+      <w:numFmt w:val="bullet"/>
+      <w:lvlText w:val="o"/>
+      <w:lvlJc w:val="left"/>
+      <w:pPr>
+        <w:tabs>
+          <w:tab w:val="num" w:pos="1440"/>
+        </w:tabs>
+        <w:ind w:left="1440" w:hanging="360"/>
+      </w:pPr>
+      <w:rPr>
+        <w:rFonts w:ascii="Courier New" w:hAnsi="Courier New" w:hint="default"/>
+        <w:sz w:val="20"/>
+      </w:rPr>
+    </w:lvl>
+    <w:lvl w:ilvl="2" w:tentative="1">
+      <w:start w:val="1"/>
+      <w:numFmt w:val="bullet"/>
+      <w:lvlText w:val=""/>
+      <w:lvlJc w:val="left"/>
+      <w:pPr>
+        <w:tabs>
+          <w:tab w:val="num" w:pos="2160"/>
+        </w:tabs>
+        <w:ind w:left="2160" w:hanging="360"/>
+      </w:pPr>
+      <w:rPr>
+        <w:rFonts w:ascii="Wingdings" w:hAnsi="Wingdings" w:hint="default"/>
+        <w:sz w:val="20"/>
+      </w:rPr>
+    </w:lvl>
+    <w:lvl w:ilvl="3" w:tentative="1">
+      <w:start w:val="1"/>
+      <w:numFmt w:val="bullet"/>
+      <w:lvlText w:val=""/>
+      <w:lvlJc w:val="left"/>
+      <w:pPr>
+        <w:tabs>
+          <w:tab w:val="num" w:pos="2880"/>
+        </w:tabs>
+        <w:ind w:left="2880" w:hanging="360"/>
+      </w:pPr>
+      <w:rPr>
+        <w:rFonts w:ascii="Wingdings" w:hAnsi="Wingdings" w:hint="default"/>
+        <w:sz w:val="20"/>
+      </w:rPr>
+    </w:lvl>
+    <w:lvl w:ilvl="4" w:tentative="1">
+      <w:start w:val="1"/>
+      <w:numFmt w:val="bullet"/>
+      <w:lvlText w:val=""/>
+      <w:lvlJc w:val="left"/>
+      <w:pPr>
+        <w:tabs>
+          <w:tab w:val="num" w:pos="3600"/>
+        </w:tabs>
+        <w:ind w:left="3600" w:hanging="360"/>
+      </w:pPr>
+      <w:rPr>
+        <w:rFonts w:ascii="Wingdings" w:hAnsi="Wingdings" w:hint="default"/>
+        <w:sz w:val="20"/>
+      </w:rPr>
+    </w:lvl>
+    <w:lvl w:ilvl="5" w:tentative="1">
+      <w:start w:val="1"/>
+      <w:numFmt w:val="bullet"/>
+      <w:lvlText w:val=""/>
+      <w:lvlJc w:val="left"/>
+      <w:pPr>
+        <w:tabs>
+          <w:tab w:val="num" w:pos="4320"/>
+        </w:tabs>
+        <w:ind w:left="4320" w:hanging="360"/>
+      </w:pPr>
+      <w:rPr>
+        <w:rFonts w:ascii="Wingdings" w:hAnsi="Wingdings" w:hint="default"/>
+        <w:sz w:val="20"/>
+      </w:rPr>
+    </w:lvl>
+    <w:lvl w:ilvl="6" w:tentative="1">
+      <w:start w:val="1"/>
+      <w:numFmt w:val="bullet"/>
+      <w:lvlText w:val=""/>
+      <w:lvlJc w:val="left"/>
+      <w:pPr>
+        <w:tabs>
+          <w:tab w:val="num" w:pos="5040"/>
+        </w:tabs>
+        <w:ind w:left="5040" w:hanging="360"/>
+      </w:pPr>
+      <w:rPr>
+        <w:rFonts w:ascii="Wingdings" w:hAnsi="Wingdings" w:hint="default"/>
+        <w:sz w:val="20"/>
+      </w:rPr>
+    </w:lvl>
+    <w:lvl w:ilvl="7" w:tentative="1">
+      <w:start w:val="1"/>
+      <w:numFmt w:val="bullet"/>
+      <w:lvlText w:val=""/>
+      <w:lvlJc w:val="left"/>
+      <w:pPr>
+        <w:tabs>
+          <w:tab w:val="num" w:pos="5760"/>
+        </w:tabs>
+        <w:ind w:left="5760" w:hanging="360"/>
+      </w:pPr>
+      <w:rPr>
+        <w:rFonts w:ascii="Wingdings" w:hAnsi="Wingdings" w:hint="default"/>
+        <w:sz w:val="20"/>
+      </w:rPr>
+    </w:lvl>
+    <w:lvl w:ilvl="8" w:tentative="1">
+      <w:start w:val="1"/>
+      <w:numFmt w:val="bullet"/>
+      <w:lvlText w:val=""/>
+      <w:lvlJc w:val="left"/>
+      <w:pPr>
+        <w:tabs>
+          <w:tab w:val="num" w:pos="6480"/>
+        </w:tabs>
+        <w:ind w:left="6480" w:hanging="360"/>
+      </w:pPr>
+      <w:rPr>
+        <w:rFonts w:ascii="Wingdings" w:hAnsi="Wingdings" w:hint="default"/>
+        <w:sz w:val="20"/>
+      </w:rPr>
+    </w:lvl>
+  </w:abstractNum>
+  <w:abstractNum w:abstractNumId="49" w15:restartNumberingAfterBreak="0">
     <w:nsid w:val="518F1291"/>
     <w:multiLevelType w:val="multilevel"/>
     <w:tmpl w:val="139A623A"/>
@@ -17314,7 +21127,7 @@
       </w:rPr>
     </w:lvl>
   </w:abstractNum>
-  <w:abstractNum w:abstractNumId="43" w15:restartNumberingAfterBreak="0">
+  <w:abstractNum w:abstractNumId="50" w15:restartNumberingAfterBreak="0">
     <w:nsid w:val="53911BB2"/>
     <w:multiLevelType w:val="hybridMultilevel"/>
     <w:tmpl w:val="7A7A0542"/>
@@ -17400,7 +21213,7 @@
       </w:pPr>
     </w:lvl>
   </w:abstractNum>
-  <w:abstractNum w:abstractNumId="44" w15:restartNumberingAfterBreak="0">
+  <w:abstractNum w:abstractNumId="51" w15:restartNumberingAfterBreak="0">
     <w:nsid w:val="55B254BF"/>
     <w:multiLevelType w:val="multilevel"/>
     <w:tmpl w:val="B282A0E6"/>
@@ -17549,7 +21362,156 @@
       </w:rPr>
     </w:lvl>
   </w:abstractNum>
-  <w:abstractNum w:abstractNumId="45" w15:restartNumberingAfterBreak="0">
+  <w:abstractNum w:abstractNumId="52" w15:restartNumberingAfterBreak="0">
+    <w:nsid w:val="57330DD8"/>
+    <w:multiLevelType w:val="multilevel"/>
+    <w:tmpl w:val="7E225492"/>
+    <w:lvl w:ilvl="0">
+      <w:start w:val="1"/>
+      <w:numFmt w:val="bullet"/>
+      <w:lvlText w:val=""/>
+      <w:lvlJc w:val="left"/>
+      <w:pPr>
+        <w:tabs>
+          <w:tab w:val="num" w:pos="720"/>
+        </w:tabs>
+        <w:ind w:left="720" w:hanging="360"/>
+      </w:pPr>
+      <w:rPr>
+        <w:rFonts w:ascii="Symbol" w:hAnsi="Symbol" w:hint="default"/>
+        <w:sz w:val="20"/>
+      </w:rPr>
+    </w:lvl>
+    <w:lvl w:ilvl="1" w:tentative="1">
+      <w:start w:val="1"/>
+      <w:numFmt w:val="bullet"/>
+      <w:lvlText w:val="o"/>
+      <w:lvlJc w:val="left"/>
+      <w:pPr>
+        <w:tabs>
+          <w:tab w:val="num" w:pos="1440"/>
+        </w:tabs>
+        <w:ind w:left="1440" w:hanging="360"/>
+      </w:pPr>
+      <w:rPr>
+        <w:rFonts w:ascii="Courier New" w:hAnsi="Courier New" w:hint="default"/>
+        <w:sz w:val="20"/>
+      </w:rPr>
+    </w:lvl>
+    <w:lvl w:ilvl="2" w:tentative="1">
+      <w:start w:val="1"/>
+      <w:numFmt w:val="bullet"/>
+      <w:lvlText w:val=""/>
+      <w:lvlJc w:val="left"/>
+      <w:pPr>
+        <w:tabs>
+          <w:tab w:val="num" w:pos="2160"/>
+        </w:tabs>
+        <w:ind w:left="2160" w:hanging="360"/>
+      </w:pPr>
+      <w:rPr>
+        <w:rFonts w:ascii="Wingdings" w:hAnsi="Wingdings" w:hint="default"/>
+        <w:sz w:val="20"/>
+      </w:rPr>
+    </w:lvl>
+    <w:lvl w:ilvl="3" w:tentative="1">
+      <w:start w:val="1"/>
+      <w:numFmt w:val="bullet"/>
+      <w:lvlText w:val=""/>
+      <w:lvlJc w:val="left"/>
+      <w:pPr>
+        <w:tabs>
+          <w:tab w:val="num" w:pos="2880"/>
+        </w:tabs>
+        <w:ind w:left="2880" w:hanging="360"/>
+      </w:pPr>
+      <w:rPr>
+        <w:rFonts w:ascii="Wingdings" w:hAnsi="Wingdings" w:hint="default"/>
+        <w:sz w:val="20"/>
+      </w:rPr>
+    </w:lvl>
+    <w:lvl w:ilvl="4" w:tentative="1">
+      <w:start w:val="1"/>
+      <w:numFmt w:val="bullet"/>
+      <w:lvlText w:val=""/>
+      <w:lvlJc w:val="left"/>
+      <w:pPr>
+        <w:tabs>
+          <w:tab w:val="num" w:pos="3600"/>
+        </w:tabs>
+        <w:ind w:left="3600" w:hanging="360"/>
+      </w:pPr>
+      <w:rPr>
+        <w:rFonts w:ascii="Wingdings" w:hAnsi="Wingdings" w:hint="default"/>
+        <w:sz w:val="20"/>
+      </w:rPr>
+    </w:lvl>
+    <w:lvl w:ilvl="5" w:tentative="1">
+      <w:start w:val="1"/>
+      <w:numFmt w:val="bullet"/>
+      <w:lvlText w:val=""/>
+      <w:lvlJc w:val="left"/>
+      <w:pPr>
+        <w:tabs>
+          <w:tab w:val="num" w:pos="4320"/>
+        </w:tabs>
+        <w:ind w:left="4320" w:hanging="360"/>
+      </w:pPr>
+      <w:rPr>
+        <w:rFonts w:ascii="Wingdings" w:hAnsi="Wingdings" w:hint="default"/>
+        <w:sz w:val="20"/>
+      </w:rPr>
+    </w:lvl>
+    <w:lvl w:ilvl="6" w:tentative="1">
+      <w:start w:val="1"/>
+      <w:numFmt w:val="bullet"/>
+      <w:lvlText w:val=""/>
+      <w:lvlJc w:val="left"/>
+      <w:pPr>
+        <w:tabs>
+          <w:tab w:val="num" w:pos="5040"/>
+        </w:tabs>
+        <w:ind w:left="5040" w:hanging="360"/>
+      </w:pPr>
+      <w:rPr>
+        <w:rFonts w:ascii="Wingdings" w:hAnsi="Wingdings" w:hint="default"/>
+        <w:sz w:val="20"/>
+      </w:rPr>
+    </w:lvl>
+    <w:lvl w:ilvl="7" w:tentative="1">
+      <w:start w:val="1"/>
+      <w:numFmt w:val="bullet"/>
+      <w:lvlText w:val=""/>
+      <w:lvlJc w:val="left"/>
+      <w:pPr>
+        <w:tabs>
+          <w:tab w:val="num" w:pos="5760"/>
+        </w:tabs>
+        <w:ind w:left="5760" w:hanging="360"/>
+      </w:pPr>
+      <w:rPr>
+        <w:rFonts w:ascii="Wingdings" w:hAnsi="Wingdings" w:hint="default"/>
+        <w:sz w:val="20"/>
+      </w:rPr>
+    </w:lvl>
+    <w:lvl w:ilvl="8" w:tentative="1">
+      <w:start w:val="1"/>
+      <w:numFmt w:val="bullet"/>
+      <w:lvlText w:val=""/>
+      <w:lvlJc w:val="left"/>
+      <w:pPr>
+        <w:tabs>
+          <w:tab w:val="num" w:pos="6480"/>
+        </w:tabs>
+        <w:ind w:left="6480" w:hanging="360"/>
+      </w:pPr>
+      <w:rPr>
+        <w:rFonts w:ascii="Wingdings" w:hAnsi="Wingdings" w:hint="default"/>
+        <w:sz w:val="20"/>
+      </w:rPr>
+    </w:lvl>
+  </w:abstractNum>
+  <w:abstractNum w:abstractNumId="53" w15:restartNumberingAfterBreak="0">
     <w:nsid w:val="58B021F4"/>
     <w:multiLevelType w:val="multilevel"/>
     <w:tmpl w:val="AB729FD6"/>
@@ -17662,7 +21624,156 @@
       </w:pPr>
     </w:lvl>
   </w:abstractNum>
-  <w:abstractNum w:abstractNumId="46" w15:restartNumberingAfterBreak="0">
+  <w:abstractNum w:abstractNumId="54" w15:restartNumberingAfterBreak="0">
+    <w:nsid w:val="59346ECD"/>
+    <w:multiLevelType w:val="multilevel"/>
+    <w:tmpl w:val="09288E1E"/>
+    <w:lvl w:ilvl="0">
+      <w:start w:val="1"/>
+      <w:numFmt w:val="bullet"/>
+      <w:lvlText w:val=""/>
+      <w:lvlJc w:val="left"/>
+      <w:pPr>
+        <w:tabs>
+          <w:tab w:val="num" w:pos="720"/>
+        </w:tabs>
+        <w:ind w:left="720" w:hanging="360"/>
+      </w:pPr>
+      <w:rPr>
+        <w:rFonts w:ascii="Symbol" w:hAnsi="Symbol" w:hint="default"/>
+        <w:sz w:val="20"/>
+      </w:rPr>
+    </w:lvl>
+    <w:lvl w:ilvl="1" w:tentative="1">
+      <w:start w:val="1"/>
+      <w:numFmt w:val="bullet"/>
+      <w:lvlText w:val="o"/>
+      <w:lvlJc w:val="left"/>
+      <w:pPr>
+        <w:tabs>
+          <w:tab w:val="num" w:pos="1440"/>
+        </w:tabs>
+        <w:ind w:left="1440" w:hanging="360"/>
+      </w:pPr>
+      <w:rPr>
+        <w:rFonts w:ascii="Courier New" w:hAnsi="Courier New" w:hint="default"/>
+        <w:sz w:val="20"/>
+      </w:rPr>
+    </w:lvl>
+    <w:lvl w:ilvl="2" w:tentative="1">
+      <w:start w:val="1"/>
+      <w:numFmt w:val="bullet"/>
+      <w:lvlText w:val=""/>
+      <w:lvlJc w:val="left"/>
+      <w:pPr>
+        <w:tabs>
+          <w:tab w:val="num" w:pos="2160"/>
+        </w:tabs>
+        <w:ind w:left="2160" w:hanging="360"/>
+      </w:pPr>
+      <w:rPr>
+        <w:rFonts w:ascii="Wingdings" w:hAnsi="Wingdings" w:hint="default"/>
+        <w:sz w:val="20"/>
+      </w:rPr>
+    </w:lvl>
+    <w:lvl w:ilvl="3" w:tentative="1">
+      <w:start w:val="1"/>
+      <w:numFmt w:val="bullet"/>
+      <w:lvlText w:val=""/>
+      <w:lvlJc w:val="left"/>
+      <w:pPr>
+        <w:tabs>
+          <w:tab w:val="num" w:pos="2880"/>
+        </w:tabs>
+        <w:ind w:left="2880" w:hanging="360"/>
+      </w:pPr>
+      <w:rPr>
+        <w:rFonts w:ascii="Wingdings" w:hAnsi="Wingdings" w:hint="default"/>
+        <w:sz w:val="20"/>
+      </w:rPr>
+    </w:lvl>
+    <w:lvl w:ilvl="4" w:tentative="1">
+      <w:start w:val="1"/>
+      <w:numFmt w:val="bullet"/>
+      <w:lvlText w:val=""/>
+      <w:lvlJc w:val="left"/>
+      <w:pPr>
+        <w:tabs>
+          <w:tab w:val="num" w:pos="3600"/>
+        </w:tabs>
+        <w:ind w:left="3600" w:hanging="360"/>
+      </w:pPr>
+      <w:rPr>
+        <w:rFonts w:ascii="Wingdings" w:hAnsi="Wingdings" w:hint="default"/>
+        <w:sz w:val="20"/>
+      </w:rPr>
+    </w:lvl>
+    <w:lvl w:ilvl="5" w:tentative="1">
+      <w:start w:val="1"/>
+      <w:numFmt w:val="bullet"/>
+      <w:lvlText w:val=""/>
+      <w:lvlJc w:val="left"/>
+      <w:pPr>
+        <w:tabs>
+          <w:tab w:val="num" w:pos="4320"/>
+        </w:tabs>
+        <w:ind w:left="4320" w:hanging="360"/>
+      </w:pPr>
+      <w:rPr>
+        <w:rFonts w:ascii="Wingdings" w:hAnsi="Wingdings" w:hint="default"/>
+        <w:sz w:val="20"/>
+      </w:rPr>
+    </w:lvl>
+    <w:lvl w:ilvl="6" w:tentative="1">
+      <w:start w:val="1"/>
+      <w:numFmt w:val="bullet"/>
+      <w:lvlText w:val=""/>
+      <w:lvlJc w:val="left"/>
+      <w:pPr>
+        <w:tabs>
+          <w:tab w:val="num" w:pos="5040"/>
+        </w:tabs>
+        <w:ind w:left="5040" w:hanging="360"/>
+      </w:pPr>
+      <w:rPr>
+        <w:rFonts w:ascii="Wingdings" w:hAnsi="Wingdings" w:hint="default"/>
+        <w:sz w:val="20"/>
+      </w:rPr>
+    </w:lvl>
+    <w:lvl w:ilvl="7" w:tentative="1">
+      <w:start w:val="1"/>
+      <w:numFmt w:val="bullet"/>
+      <w:lvlText w:val=""/>
+      <w:lvlJc w:val="left"/>
+      <w:pPr>
+        <w:tabs>
+          <w:tab w:val="num" w:pos="5760"/>
+        </w:tabs>
+        <w:ind w:left="5760" w:hanging="360"/>
+      </w:pPr>
+      <w:rPr>
+        <w:rFonts w:ascii="Wingdings" w:hAnsi="Wingdings" w:hint="default"/>
+        <w:sz w:val="20"/>
+      </w:rPr>
+    </w:lvl>
+    <w:lvl w:ilvl="8" w:tentative="1">
+      <w:start w:val="1"/>
+      <w:numFmt w:val="bullet"/>
+      <w:lvlText w:val=""/>
+      <w:lvlJc w:val="left"/>
+      <w:pPr>
+        <w:tabs>
+          <w:tab w:val="num" w:pos="6480"/>
+        </w:tabs>
+        <w:ind w:left="6480" w:hanging="360"/>
+      </w:pPr>
+      <w:rPr>
+        <w:rFonts w:ascii="Wingdings" w:hAnsi="Wingdings" w:hint="default"/>
+        <w:sz w:val="20"/>
+      </w:rPr>
+    </w:lvl>
+  </w:abstractNum>
+  <w:abstractNum w:abstractNumId="55" w15:restartNumberingAfterBreak="0">
     <w:nsid w:val="59444DBE"/>
     <w:multiLevelType w:val="multilevel"/>
     <w:tmpl w:val="83E0CD6E"/>
@@ -17811,7 +21922,7 @@
       </w:rPr>
     </w:lvl>
   </w:abstractNum>
-  <w:abstractNum w:abstractNumId="47" w15:restartNumberingAfterBreak="0">
+  <w:abstractNum w:abstractNumId="56" w15:restartNumberingAfterBreak="0">
     <w:nsid w:val="59E14EFF"/>
     <w:multiLevelType w:val="multilevel"/>
     <w:tmpl w:val="8FB48A1C"/>
@@ -17960,7 +22071,156 @@
       </w:rPr>
     </w:lvl>
   </w:abstractNum>
-  <w:abstractNum w:abstractNumId="48" w15:restartNumberingAfterBreak="0">
+  <w:abstractNum w:abstractNumId="57" w15:restartNumberingAfterBreak="0">
+    <w:nsid w:val="59E91A2D"/>
+    <w:multiLevelType w:val="multilevel"/>
+    <w:tmpl w:val="ABF43176"/>
+    <w:lvl w:ilvl="0">
+      <w:start w:val="1"/>
+      <w:numFmt w:val="bullet"/>
+      <w:lvlText w:val=""/>
+      <w:lvlJc w:val="left"/>
+      <w:pPr>
+        <w:tabs>
+          <w:tab w:val="num" w:pos="720"/>
+        </w:tabs>
+        <w:ind w:left="720" w:hanging="360"/>
+      </w:pPr>
+      <w:rPr>
+        <w:rFonts w:ascii="Symbol" w:hAnsi="Symbol" w:hint="default"/>
+        <w:sz w:val="20"/>
+      </w:rPr>
+    </w:lvl>
+    <w:lvl w:ilvl="1" w:tentative="1">
+      <w:start w:val="1"/>
+      <w:numFmt w:val="bullet"/>
+      <w:lvlText w:val="o"/>
+      <w:lvlJc w:val="left"/>
+      <w:pPr>
+        <w:tabs>
+          <w:tab w:val="num" w:pos="1440"/>
+        </w:tabs>
+        <w:ind w:left="1440" w:hanging="360"/>
+      </w:pPr>
+      <w:rPr>
+        <w:rFonts w:ascii="Courier New" w:hAnsi="Courier New" w:hint="default"/>
+        <w:sz w:val="20"/>
+      </w:rPr>
+    </w:lvl>
+    <w:lvl w:ilvl="2" w:tentative="1">
+      <w:start w:val="1"/>
+      <w:numFmt w:val="bullet"/>
+      <w:lvlText w:val=""/>
+      <w:lvlJc w:val="left"/>
+      <w:pPr>
+        <w:tabs>
+          <w:tab w:val="num" w:pos="2160"/>
+        </w:tabs>
+        <w:ind w:left="2160" w:hanging="360"/>
+      </w:pPr>
+      <w:rPr>
+        <w:rFonts w:ascii="Wingdings" w:hAnsi="Wingdings" w:hint="default"/>
+        <w:sz w:val="20"/>
+      </w:rPr>
+    </w:lvl>
+    <w:lvl w:ilvl="3" w:tentative="1">
+      <w:start w:val="1"/>
+      <w:numFmt w:val="bullet"/>
+      <w:lvlText w:val=""/>
+      <w:lvlJc w:val="left"/>
+      <w:pPr>
+        <w:tabs>
+          <w:tab w:val="num" w:pos="2880"/>
+        </w:tabs>
+        <w:ind w:left="2880" w:hanging="360"/>
+      </w:pPr>
+      <w:rPr>
+        <w:rFonts w:ascii="Wingdings" w:hAnsi="Wingdings" w:hint="default"/>
+        <w:sz w:val="20"/>
+      </w:rPr>
+    </w:lvl>
+    <w:lvl w:ilvl="4" w:tentative="1">
+      <w:start w:val="1"/>
+      <w:numFmt w:val="bullet"/>
+      <w:lvlText w:val=""/>
+      <w:lvlJc w:val="left"/>
+      <w:pPr>
+        <w:tabs>
+          <w:tab w:val="num" w:pos="3600"/>
+        </w:tabs>
+        <w:ind w:left="3600" w:hanging="360"/>
+      </w:pPr>
+      <w:rPr>
+        <w:rFonts w:ascii="Wingdings" w:hAnsi="Wingdings" w:hint="default"/>
+        <w:sz w:val="20"/>
+      </w:rPr>
+    </w:lvl>
+    <w:lvl w:ilvl="5" w:tentative="1">
+      <w:start w:val="1"/>
+      <w:numFmt w:val="bullet"/>
+      <w:lvlText w:val=""/>
+      <w:lvlJc w:val="left"/>
+      <w:pPr>
+        <w:tabs>
+          <w:tab w:val="num" w:pos="4320"/>
+        </w:tabs>
+        <w:ind w:left="4320" w:hanging="360"/>
+      </w:pPr>
+      <w:rPr>
+        <w:rFonts w:ascii="Wingdings" w:hAnsi="Wingdings" w:hint="default"/>
+        <w:sz w:val="20"/>
+      </w:rPr>
+    </w:lvl>
+    <w:lvl w:ilvl="6" w:tentative="1">
+      <w:start w:val="1"/>
+      <w:numFmt w:val="bullet"/>
+      <w:lvlText w:val=""/>
+      <w:lvlJc w:val="left"/>
+      <w:pPr>
+        <w:tabs>
+          <w:tab w:val="num" w:pos="5040"/>
+        </w:tabs>
+        <w:ind w:left="5040" w:hanging="360"/>
+      </w:pPr>
+      <w:rPr>
+        <w:rFonts w:ascii="Wingdings" w:hAnsi="Wingdings" w:hint="default"/>
+        <w:sz w:val="20"/>
+      </w:rPr>
+    </w:lvl>
+    <w:lvl w:ilvl="7" w:tentative="1">
+      <w:start w:val="1"/>
+      <w:numFmt w:val="bullet"/>
+      <w:lvlText w:val=""/>
+      <w:lvlJc w:val="left"/>
+      <w:pPr>
+        <w:tabs>
+          <w:tab w:val="num" w:pos="5760"/>
+        </w:tabs>
+        <w:ind w:left="5760" w:hanging="360"/>
+      </w:pPr>
+      <w:rPr>
+        <w:rFonts w:ascii="Wingdings" w:hAnsi="Wingdings" w:hint="default"/>
+        <w:sz w:val="20"/>
+      </w:rPr>
+    </w:lvl>
+    <w:lvl w:ilvl="8" w:tentative="1">
+      <w:start w:val="1"/>
+      <w:numFmt w:val="bullet"/>
+      <w:lvlText w:val=""/>
+      <w:lvlJc w:val="left"/>
+      <w:pPr>
+        <w:tabs>
+          <w:tab w:val="num" w:pos="6480"/>
+        </w:tabs>
+        <w:ind w:left="6480" w:hanging="360"/>
+      </w:pPr>
+      <w:rPr>
+        <w:rFonts w:ascii="Wingdings" w:hAnsi="Wingdings" w:hint="default"/>
+        <w:sz w:val="20"/>
+      </w:rPr>
+    </w:lvl>
+  </w:abstractNum>
+  <w:abstractNum w:abstractNumId="58" w15:restartNumberingAfterBreak="0">
     <w:nsid w:val="5AC90C63"/>
     <w:multiLevelType w:val="multilevel"/>
     <w:tmpl w:val="DB7CAF00"/>
@@ -18073,7 +22333,7 @@
       </w:pPr>
     </w:lvl>
   </w:abstractNum>
-  <w:abstractNum w:abstractNumId="49" w15:restartNumberingAfterBreak="0">
+  <w:abstractNum w:abstractNumId="59" w15:restartNumberingAfterBreak="0">
     <w:nsid w:val="5CAA3993"/>
     <w:multiLevelType w:val="multilevel"/>
     <w:tmpl w:val="1CA2F42A"/>
@@ -18222,7 +22482,156 @@
       </w:rPr>
     </w:lvl>
   </w:abstractNum>
-  <w:abstractNum w:abstractNumId="50" w15:restartNumberingAfterBreak="0">
+  <w:abstractNum w:abstractNumId="60" w15:restartNumberingAfterBreak="0">
+    <w:nsid w:val="5DC3446D"/>
+    <w:multiLevelType w:val="multilevel"/>
+    <w:tmpl w:val="A514A2FE"/>
+    <w:lvl w:ilvl="0">
+      <w:start w:val="1"/>
+      <w:numFmt w:val="bullet"/>
+      <w:lvlText w:val=""/>
+      <w:lvlJc w:val="left"/>
+      <w:pPr>
+        <w:tabs>
+          <w:tab w:val="num" w:pos="720"/>
+        </w:tabs>
+        <w:ind w:left="720" w:hanging="360"/>
+      </w:pPr>
+      <w:rPr>
+        <w:rFonts w:ascii="Symbol" w:hAnsi="Symbol" w:hint="default"/>
+        <w:sz w:val="20"/>
+      </w:rPr>
+    </w:lvl>
+    <w:lvl w:ilvl="1" w:tentative="1">
+      <w:start w:val="1"/>
+      <w:numFmt w:val="bullet"/>
+      <w:lvlText w:val="o"/>
+      <w:lvlJc w:val="left"/>
+      <w:pPr>
+        <w:tabs>
+          <w:tab w:val="num" w:pos="1440"/>
+        </w:tabs>
+        <w:ind w:left="1440" w:hanging="360"/>
+      </w:pPr>
+      <w:rPr>
+        <w:rFonts w:ascii="Courier New" w:hAnsi="Courier New" w:hint="default"/>
+        <w:sz w:val="20"/>
+      </w:rPr>
+    </w:lvl>
+    <w:lvl w:ilvl="2" w:tentative="1">
+      <w:start w:val="1"/>
+      <w:numFmt w:val="bullet"/>
+      <w:lvlText w:val=""/>
+      <w:lvlJc w:val="left"/>
+      <w:pPr>
+        <w:tabs>
+          <w:tab w:val="num" w:pos="2160"/>
+        </w:tabs>
+        <w:ind w:left="2160" w:hanging="360"/>
+      </w:pPr>
+      <w:rPr>
+        <w:rFonts w:ascii="Wingdings" w:hAnsi="Wingdings" w:hint="default"/>
+        <w:sz w:val="20"/>
+      </w:rPr>
+    </w:lvl>
+    <w:lvl w:ilvl="3" w:tentative="1">
+      <w:start w:val="1"/>
+      <w:numFmt w:val="bullet"/>
+      <w:lvlText w:val=""/>
+      <w:lvlJc w:val="left"/>
+      <w:pPr>
+        <w:tabs>
+          <w:tab w:val="num" w:pos="2880"/>
+        </w:tabs>
+        <w:ind w:left="2880" w:hanging="360"/>
+      </w:pPr>
+      <w:rPr>
+        <w:rFonts w:ascii="Wingdings" w:hAnsi="Wingdings" w:hint="default"/>
+        <w:sz w:val="20"/>
+      </w:rPr>
+    </w:lvl>
+    <w:lvl w:ilvl="4" w:tentative="1">
+      <w:start w:val="1"/>
+      <w:numFmt w:val="bullet"/>
+      <w:lvlText w:val=""/>
+      <w:lvlJc w:val="left"/>
+      <w:pPr>
+        <w:tabs>
+          <w:tab w:val="num" w:pos="3600"/>
+        </w:tabs>
+        <w:ind w:left="3600" w:hanging="360"/>
+      </w:pPr>
+      <w:rPr>
+        <w:rFonts w:ascii="Wingdings" w:hAnsi="Wingdings" w:hint="default"/>
+        <w:sz w:val="20"/>
+      </w:rPr>
+    </w:lvl>
+    <w:lvl w:ilvl="5" w:tentative="1">
+      <w:start w:val="1"/>
+      <w:numFmt w:val="bullet"/>
+      <w:lvlText w:val=""/>
+      <w:lvlJc w:val="left"/>
+      <w:pPr>
+        <w:tabs>
+          <w:tab w:val="num" w:pos="4320"/>
+        </w:tabs>
+        <w:ind w:left="4320" w:hanging="360"/>
+      </w:pPr>
+      <w:rPr>
+        <w:rFonts w:ascii="Wingdings" w:hAnsi="Wingdings" w:hint="default"/>
+        <w:sz w:val="20"/>
+      </w:rPr>
+    </w:lvl>
+    <w:lvl w:ilvl="6" w:tentative="1">
+      <w:start w:val="1"/>
+      <w:numFmt w:val="bullet"/>
+      <w:lvlText w:val=""/>
+      <w:lvlJc w:val="left"/>
+      <w:pPr>
+        <w:tabs>
+          <w:tab w:val="num" w:pos="5040"/>
+        </w:tabs>
+        <w:ind w:left="5040" w:hanging="360"/>
+      </w:pPr>
+      <w:rPr>
+        <w:rFonts w:ascii="Wingdings" w:hAnsi="Wingdings" w:hint="default"/>
+        <w:sz w:val="20"/>
+      </w:rPr>
+    </w:lvl>
+    <w:lvl w:ilvl="7" w:tentative="1">
+      <w:start w:val="1"/>
+      <w:numFmt w:val="bullet"/>
+      <w:lvlText w:val=""/>
+      <w:lvlJc w:val="left"/>
+      <w:pPr>
+        <w:tabs>
+          <w:tab w:val="num" w:pos="5760"/>
+        </w:tabs>
+        <w:ind w:left="5760" w:hanging="360"/>
+      </w:pPr>
+      <w:rPr>
+        <w:rFonts w:ascii="Wingdings" w:hAnsi="Wingdings" w:hint="default"/>
+        <w:sz w:val="20"/>
+      </w:rPr>
+    </w:lvl>
+    <w:lvl w:ilvl="8" w:tentative="1">
+      <w:start w:val="1"/>
+      <w:numFmt w:val="bullet"/>
+      <w:lvlText w:val=""/>
+      <w:lvlJc w:val="left"/>
+      <w:pPr>
+        <w:tabs>
+          <w:tab w:val="num" w:pos="6480"/>
+        </w:tabs>
+        <w:ind w:left="6480" w:hanging="360"/>
+      </w:pPr>
+      <w:rPr>
+        <w:rFonts w:ascii="Wingdings" w:hAnsi="Wingdings" w:hint="default"/>
+        <w:sz w:val="20"/>
+      </w:rPr>
+    </w:lvl>
+  </w:abstractNum>
+  <w:abstractNum w:abstractNumId="61" w15:restartNumberingAfterBreak="0">
     <w:nsid w:val="5E5773B6"/>
     <w:multiLevelType w:val="multilevel"/>
     <w:tmpl w:val="DFC89580"/>
@@ -18371,7 +22780,7 @@
       </w:rPr>
     </w:lvl>
   </w:abstractNum>
-  <w:abstractNum w:abstractNumId="51" w15:restartNumberingAfterBreak="0">
+  <w:abstractNum w:abstractNumId="62" w15:restartNumberingAfterBreak="0">
     <w:nsid w:val="677A12C0"/>
     <w:multiLevelType w:val="multilevel"/>
     <w:tmpl w:val="051C4C26"/>
@@ -18520,7 +22929,7 @@
       </w:rPr>
     </w:lvl>
   </w:abstractNum>
-  <w:abstractNum w:abstractNumId="52" w15:restartNumberingAfterBreak="0">
+  <w:abstractNum w:abstractNumId="63" w15:restartNumberingAfterBreak="0">
     <w:nsid w:val="695A7408"/>
     <w:multiLevelType w:val="multilevel"/>
     <w:tmpl w:val="53B839AC"/>
@@ -18669,7 +23078,7 @@
       </w:rPr>
     </w:lvl>
   </w:abstractNum>
-  <w:abstractNum w:abstractNumId="53" w15:restartNumberingAfterBreak="0">
+  <w:abstractNum w:abstractNumId="64" w15:restartNumberingAfterBreak="0">
     <w:nsid w:val="69F5385A"/>
     <w:multiLevelType w:val="multilevel"/>
     <w:tmpl w:val="0EFE73E4"/>
@@ -18818,7 +23227,7 @@
       </w:rPr>
     </w:lvl>
   </w:abstractNum>
-  <w:abstractNum w:abstractNumId="54" w15:restartNumberingAfterBreak="0">
+  <w:abstractNum w:abstractNumId="65" w15:restartNumberingAfterBreak="0">
     <w:nsid w:val="6A6D3520"/>
     <w:multiLevelType w:val="multilevel"/>
     <w:tmpl w:val="B2C2537E"/>
@@ -18967,7 +23376,7 @@
       </w:rPr>
     </w:lvl>
   </w:abstractNum>
-  <w:abstractNum w:abstractNumId="55" w15:restartNumberingAfterBreak="0">
+  <w:abstractNum w:abstractNumId="66" w15:restartNumberingAfterBreak="0">
     <w:nsid w:val="6BDD4C5B"/>
     <w:multiLevelType w:val="hybridMultilevel"/>
     <w:tmpl w:val="FE720D50"/>
@@ -19080,7 +23489,7 @@
       </w:rPr>
     </w:lvl>
   </w:abstractNum>
-  <w:abstractNum w:abstractNumId="56" w15:restartNumberingAfterBreak="0">
+  <w:abstractNum w:abstractNumId="67" w15:restartNumberingAfterBreak="0">
     <w:nsid w:val="6D522266"/>
     <w:multiLevelType w:val="multilevel"/>
     <w:tmpl w:val="D05E5948"/>
@@ -19229,7 +23638,7 @@
       </w:rPr>
     </w:lvl>
   </w:abstractNum>
-  <w:abstractNum w:abstractNumId="57" w15:restartNumberingAfterBreak="0">
+  <w:abstractNum w:abstractNumId="68" w15:restartNumberingAfterBreak="0">
     <w:nsid w:val="6DBC1315"/>
     <w:multiLevelType w:val="multilevel"/>
     <w:tmpl w:val="85FA39F6"/>
@@ -19378,7 +23787,156 @@
       </w:rPr>
     </w:lvl>
   </w:abstractNum>
-  <w:abstractNum w:abstractNumId="58" w15:restartNumberingAfterBreak="0">
+  <w:abstractNum w:abstractNumId="69" w15:restartNumberingAfterBreak="0">
+    <w:nsid w:val="6FA61409"/>
+    <w:multiLevelType w:val="multilevel"/>
+    <w:tmpl w:val="8EF2401C"/>
+    <w:lvl w:ilvl="0">
+      <w:start w:val="1"/>
+      <w:numFmt w:val="bullet"/>
+      <w:lvlText w:val=""/>
+      <w:lvlJc w:val="left"/>
+      <w:pPr>
+        <w:tabs>
+          <w:tab w:val="num" w:pos="720"/>
+        </w:tabs>
+        <w:ind w:left="720" w:hanging="360"/>
+      </w:pPr>
+      <w:rPr>
+        <w:rFonts w:ascii="Symbol" w:hAnsi="Symbol" w:hint="default"/>
+        <w:sz w:val="20"/>
+      </w:rPr>
+    </w:lvl>
+    <w:lvl w:ilvl="1" w:tentative="1">
+      <w:start w:val="1"/>
+      <w:numFmt w:val="bullet"/>
+      <w:lvlText w:val="o"/>
+      <w:lvlJc w:val="left"/>
+      <w:pPr>
+        <w:tabs>
+          <w:tab w:val="num" w:pos="1440"/>
+        </w:tabs>
+        <w:ind w:left="1440" w:hanging="360"/>
+      </w:pPr>
+      <w:rPr>
+        <w:rFonts w:ascii="Courier New" w:hAnsi="Courier New" w:hint="default"/>
+        <w:sz w:val="20"/>
+      </w:rPr>
+    </w:lvl>
+    <w:lvl w:ilvl="2" w:tentative="1">
+      <w:start w:val="1"/>
+      <w:numFmt w:val="bullet"/>
+      <w:lvlText w:val=""/>
+      <w:lvlJc w:val="left"/>
+      <w:pPr>
+        <w:tabs>
+          <w:tab w:val="num" w:pos="2160"/>
+        </w:tabs>
+        <w:ind w:left="2160" w:hanging="360"/>
+      </w:pPr>
+      <w:rPr>
+        <w:rFonts w:ascii="Wingdings" w:hAnsi="Wingdings" w:hint="default"/>
+        <w:sz w:val="20"/>
+      </w:rPr>
+    </w:lvl>
+    <w:lvl w:ilvl="3" w:tentative="1">
+      <w:start w:val="1"/>
+      <w:numFmt w:val="bullet"/>
+      <w:lvlText w:val=""/>
+      <w:lvlJc w:val="left"/>
+      <w:pPr>
+        <w:tabs>
+          <w:tab w:val="num" w:pos="2880"/>
+        </w:tabs>
+        <w:ind w:left="2880" w:hanging="360"/>
+      </w:pPr>
+      <w:rPr>
+        <w:rFonts w:ascii="Wingdings" w:hAnsi="Wingdings" w:hint="default"/>
+        <w:sz w:val="20"/>
+      </w:rPr>
+    </w:lvl>
+    <w:lvl w:ilvl="4" w:tentative="1">
+      <w:start w:val="1"/>
+      <w:numFmt w:val="bullet"/>
+      <w:lvlText w:val=""/>
+      <w:lvlJc w:val="left"/>
+      <w:pPr>
+        <w:tabs>
+          <w:tab w:val="num" w:pos="3600"/>
+        </w:tabs>
+        <w:ind w:left="3600" w:hanging="360"/>
+      </w:pPr>
+      <w:rPr>
+        <w:rFonts w:ascii="Wingdings" w:hAnsi="Wingdings" w:hint="default"/>
+        <w:sz w:val="20"/>
+      </w:rPr>
+    </w:lvl>
+    <w:lvl w:ilvl="5" w:tentative="1">
+      <w:start w:val="1"/>
+      <w:numFmt w:val="bullet"/>
+      <w:lvlText w:val=""/>
+      <w:lvlJc w:val="left"/>
+      <w:pPr>
+        <w:tabs>
+          <w:tab w:val="num" w:pos="4320"/>
+        </w:tabs>
+        <w:ind w:left="4320" w:hanging="360"/>
+      </w:pPr>
+      <w:rPr>
+        <w:rFonts w:ascii="Wingdings" w:hAnsi="Wingdings" w:hint="default"/>
+        <w:sz w:val="20"/>
+      </w:rPr>
+    </w:lvl>
+    <w:lvl w:ilvl="6" w:tentative="1">
+      <w:start w:val="1"/>
+      <w:numFmt w:val="bullet"/>
+      <w:lvlText w:val=""/>
+      <w:lvlJc w:val="left"/>
+      <w:pPr>
+        <w:tabs>
+          <w:tab w:val="num" w:pos="5040"/>
+        </w:tabs>
+        <w:ind w:left="5040" w:hanging="360"/>
+      </w:pPr>
+      <w:rPr>
+        <w:rFonts w:ascii="Wingdings" w:hAnsi="Wingdings" w:hint="default"/>
+        <w:sz w:val="20"/>
+      </w:rPr>
+    </w:lvl>
+    <w:lvl w:ilvl="7" w:tentative="1">
+      <w:start w:val="1"/>
+      <w:numFmt w:val="bullet"/>
+      <w:lvlText w:val=""/>
+      <w:lvlJc w:val="left"/>
+      <w:pPr>
+        <w:tabs>
+          <w:tab w:val="num" w:pos="5760"/>
+        </w:tabs>
+        <w:ind w:left="5760" w:hanging="360"/>
+      </w:pPr>
+      <w:rPr>
+        <w:rFonts w:ascii="Wingdings" w:hAnsi="Wingdings" w:hint="default"/>
+        <w:sz w:val="20"/>
+      </w:rPr>
+    </w:lvl>
+    <w:lvl w:ilvl="8" w:tentative="1">
+      <w:start w:val="1"/>
+      <w:numFmt w:val="bullet"/>
+      <w:lvlText w:val=""/>
+      <w:lvlJc w:val="left"/>
+      <w:pPr>
+        <w:tabs>
+          <w:tab w:val="num" w:pos="6480"/>
+        </w:tabs>
+        <w:ind w:left="6480" w:hanging="360"/>
+      </w:pPr>
+      <w:rPr>
+        <w:rFonts w:ascii="Wingdings" w:hAnsi="Wingdings" w:hint="default"/>
+        <w:sz w:val="20"/>
+      </w:rPr>
+    </w:lvl>
+  </w:abstractNum>
+  <w:abstractNum w:abstractNumId="70" w15:restartNumberingAfterBreak="0">
     <w:nsid w:val="72F6080B"/>
     <w:multiLevelType w:val="multilevel"/>
     <w:tmpl w:val="740C519C"/>
@@ -19527,7 +24085,7 @@
       </w:rPr>
     </w:lvl>
   </w:abstractNum>
-  <w:abstractNum w:abstractNumId="59" w15:restartNumberingAfterBreak="0">
+  <w:abstractNum w:abstractNumId="71" w15:restartNumberingAfterBreak="0">
     <w:nsid w:val="76EA4C27"/>
     <w:multiLevelType w:val="multilevel"/>
     <w:tmpl w:val="81CCF4C6"/>
@@ -19676,7 +24234,7 @@
       </w:rPr>
     </w:lvl>
   </w:abstractNum>
-  <w:abstractNum w:abstractNumId="60" w15:restartNumberingAfterBreak="0">
+  <w:abstractNum w:abstractNumId="72" w15:restartNumberingAfterBreak="0">
     <w:nsid w:val="77C107AF"/>
     <w:multiLevelType w:val="multilevel"/>
     <w:tmpl w:val="BE5C4D4E"/>
@@ -19821,7 +24379,7 @@
       </w:rPr>
     </w:lvl>
   </w:abstractNum>
-  <w:abstractNum w:abstractNumId="61" w15:restartNumberingAfterBreak="0">
+  <w:abstractNum w:abstractNumId="73" w15:restartNumberingAfterBreak="0">
     <w:nsid w:val="7BF00445"/>
     <w:multiLevelType w:val="multilevel"/>
     <w:tmpl w:val="F28CAE60"/>
@@ -19970,7 +24528,7 @@
       </w:rPr>
     </w:lvl>
   </w:abstractNum>
-  <w:abstractNum w:abstractNumId="62" w15:restartNumberingAfterBreak="0">
+  <w:abstractNum w:abstractNumId="74" w15:restartNumberingAfterBreak="0">
     <w:nsid w:val="7DAE53B6"/>
     <w:multiLevelType w:val="hybridMultilevel"/>
     <w:tmpl w:val="6814476A"/>
@@ -20083,101 +24641,250 @@
       </w:rPr>
     </w:lvl>
   </w:abstractNum>
+  <w:abstractNum w:abstractNumId="75" w15:restartNumberingAfterBreak="0">
+    <w:nsid w:val="7FBC30B0"/>
+    <w:multiLevelType w:val="multilevel"/>
+    <w:tmpl w:val="F5685F48"/>
+    <w:lvl w:ilvl="0">
+      <w:start w:val="1"/>
+      <w:numFmt w:val="bullet"/>
+      <w:lvlText w:val=""/>
+      <w:lvlJc w:val="left"/>
+      <w:pPr>
+        <w:tabs>
+          <w:tab w:val="num" w:pos="720"/>
+        </w:tabs>
+        <w:ind w:left="720" w:hanging="360"/>
+      </w:pPr>
+      <w:rPr>
+        <w:rFonts w:ascii="Symbol" w:hAnsi="Symbol" w:hint="default"/>
+        <w:sz w:val="20"/>
+      </w:rPr>
+    </w:lvl>
+    <w:lvl w:ilvl="1" w:tentative="1">
+      <w:start w:val="1"/>
+      <w:numFmt w:val="bullet"/>
+      <w:lvlText w:val="o"/>
+      <w:lvlJc w:val="left"/>
+      <w:pPr>
+        <w:tabs>
+          <w:tab w:val="num" w:pos="1440"/>
+        </w:tabs>
+        <w:ind w:left="1440" w:hanging="360"/>
+      </w:pPr>
+      <w:rPr>
+        <w:rFonts w:ascii="Courier New" w:hAnsi="Courier New" w:hint="default"/>
+        <w:sz w:val="20"/>
+      </w:rPr>
+    </w:lvl>
+    <w:lvl w:ilvl="2" w:tentative="1">
+      <w:start w:val="1"/>
+      <w:numFmt w:val="bullet"/>
+      <w:lvlText w:val=""/>
+      <w:lvlJc w:val="left"/>
+      <w:pPr>
+        <w:tabs>
+          <w:tab w:val="num" w:pos="2160"/>
+        </w:tabs>
+        <w:ind w:left="2160" w:hanging="360"/>
+      </w:pPr>
+      <w:rPr>
+        <w:rFonts w:ascii="Wingdings" w:hAnsi="Wingdings" w:hint="default"/>
+        <w:sz w:val="20"/>
+      </w:rPr>
+    </w:lvl>
+    <w:lvl w:ilvl="3" w:tentative="1">
+      <w:start w:val="1"/>
+      <w:numFmt w:val="bullet"/>
+      <w:lvlText w:val=""/>
+      <w:lvlJc w:val="left"/>
+      <w:pPr>
+        <w:tabs>
+          <w:tab w:val="num" w:pos="2880"/>
+        </w:tabs>
+        <w:ind w:left="2880" w:hanging="360"/>
+      </w:pPr>
+      <w:rPr>
+        <w:rFonts w:ascii="Wingdings" w:hAnsi="Wingdings" w:hint="default"/>
+        <w:sz w:val="20"/>
+      </w:rPr>
+    </w:lvl>
+    <w:lvl w:ilvl="4" w:tentative="1">
+      <w:start w:val="1"/>
+      <w:numFmt w:val="bullet"/>
+      <w:lvlText w:val=""/>
+      <w:lvlJc w:val="left"/>
+      <w:pPr>
+        <w:tabs>
+          <w:tab w:val="num" w:pos="3600"/>
+        </w:tabs>
+        <w:ind w:left="3600" w:hanging="360"/>
+      </w:pPr>
+      <w:rPr>
+        <w:rFonts w:ascii="Wingdings" w:hAnsi="Wingdings" w:hint="default"/>
+        <w:sz w:val="20"/>
+      </w:rPr>
+    </w:lvl>
+    <w:lvl w:ilvl="5" w:tentative="1">
+      <w:start w:val="1"/>
+      <w:numFmt w:val="bullet"/>
+      <w:lvlText w:val=""/>
+      <w:lvlJc w:val="left"/>
+      <w:pPr>
+        <w:tabs>
+          <w:tab w:val="num" w:pos="4320"/>
+        </w:tabs>
+        <w:ind w:left="4320" w:hanging="360"/>
+      </w:pPr>
+      <w:rPr>
+        <w:rFonts w:ascii="Wingdings" w:hAnsi="Wingdings" w:hint="default"/>
+        <w:sz w:val="20"/>
+      </w:rPr>
+    </w:lvl>
+    <w:lvl w:ilvl="6" w:tentative="1">
+      <w:start w:val="1"/>
+      <w:numFmt w:val="bullet"/>
+      <w:lvlText w:val=""/>
+      <w:lvlJc w:val="left"/>
+      <w:pPr>
+        <w:tabs>
+          <w:tab w:val="num" w:pos="5040"/>
+        </w:tabs>
+        <w:ind w:left="5040" w:hanging="360"/>
+      </w:pPr>
+      <w:rPr>
+        <w:rFonts w:ascii="Wingdings" w:hAnsi="Wingdings" w:hint="default"/>
+        <w:sz w:val="20"/>
+      </w:rPr>
+    </w:lvl>
+    <w:lvl w:ilvl="7" w:tentative="1">
+      <w:start w:val="1"/>
+      <w:numFmt w:val="bullet"/>
+      <w:lvlText w:val=""/>
+      <w:lvlJc w:val="left"/>
+      <w:pPr>
+        <w:tabs>
+          <w:tab w:val="num" w:pos="5760"/>
+        </w:tabs>
+        <w:ind w:left="5760" w:hanging="360"/>
+      </w:pPr>
+      <w:rPr>
+        <w:rFonts w:ascii="Wingdings" w:hAnsi="Wingdings" w:hint="default"/>
+        <w:sz w:val="20"/>
+      </w:rPr>
+    </w:lvl>
+    <w:lvl w:ilvl="8" w:tentative="1">
+      <w:start w:val="1"/>
+      <w:numFmt w:val="bullet"/>
+      <w:lvlText w:val=""/>
+      <w:lvlJc w:val="left"/>
+      <w:pPr>
+        <w:tabs>
+          <w:tab w:val="num" w:pos="6480"/>
+        </w:tabs>
+        <w:ind w:left="6480" w:hanging="360"/>
+      </w:pPr>
+      <w:rPr>
+        <w:rFonts w:ascii="Wingdings" w:hAnsi="Wingdings" w:hint="default"/>
+        <w:sz w:val="20"/>
+      </w:rPr>
+    </w:lvl>
+  </w:abstractNum>
   <w:num w:numId="1" w16cid:durableId="1582135572">
-    <w:abstractNumId w:val="43"/>
+    <w:abstractNumId w:val="50"/>
   </w:num>
   <w:num w:numId="2" w16cid:durableId="2057468626">
-    <w:abstractNumId w:val="30"/>
+    <w:abstractNumId w:val="33"/>
   </w:num>
   <w:num w:numId="3" w16cid:durableId="1949392099">
     <w:abstractNumId w:val="0"/>
   </w:num>
   <w:num w:numId="4" w16cid:durableId="1842968671">
-    <w:abstractNumId w:val="47"/>
+    <w:abstractNumId w:val="56"/>
   </w:num>
   <w:num w:numId="5" w16cid:durableId="958874929">
-    <w:abstractNumId w:val="56"/>
+    <w:abstractNumId w:val="67"/>
   </w:num>
   <w:num w:numId="6" w16cid:durableId="1557617437">
-    <w:abstractNumId w:val="20"/>
+    <w:abstractNumId w:val="22"/>
   </w:num>
   <w:num w:numId="7" w16cid:durableId="98915985">
-    <w:abstractNumId w:val="36"/>
+    <w:abstractNumId w:val="42"/>
   </w:num>
   <w:num w:numId="8" w16cid:durableId="1984305904">
-    <w:abstractNumId w:val="39"/>
+    <w:abstractNumId w:val="45"/>
   </w:num>
   <w:num w:numId="9" w16cid:durableId="377632585">
-    <w:abstractNumId w:val="23"/>
+    <w:abstractNumId w:val="25"/>
   </w:num>
   <w:num w:numId="10" w16cid:durableId="596331401">
-    <w:abstractNumId w:val="25"/>
+    <w:abstractNumId w:val="28"/>
   </w:num>
   <w:num w:numId="11" w16cid:durableId="1519849405">
     <w:abstractNumId w:val="1"/>
   </w:num>
   <w:num w:numId="12" w16cid:durableId="1129470839">
-    <w:abstractNumId w:val="35"/>
+    <w:abstractNumId w:val="41"/>
   </w:num>
   <w:num w:numId="13" w16cid:durableId="1492258557">
-    <w:abstractNumId w:val="27"/>
+    <w:abstractNumId w:val="30"/>
   </w:num>
   <w:num w:numId="14" w16cid:durableId="76559357">
-    <w:abstractNumId w:val="17"/>
+    <w:abstractNumId w:val="19"/>
   </w:num>
   <w:num w:numId="15" w16cid:durableId="1291858245">
-    <w:abstractNumId w:val="40"/>
+    <w:abstractNumId w:val="46"/>
   </w:num>
   <w:num w:numId="16" w16cid:durableId="1320698242">
     <w:abstractNumId w:val="5"/>
   </w:num>
   <w:num w:numId="17" w16cid:durableId="2110347621">
+    <w:abstractNumId w:val="12"/>
+  </w:num>
+  <w:num w:numId="18" w16cid:durableId="1766268420">
+    <w:abstractNumId w:val="49"/>
+  </w:num>
+  <w:num w:numId="19" w16cid:durableId="409891156">
+    <w:abstractNumId w:val="23"/>
+  </w:num>
+  <w:num w:numId="20" w16cid:durableId="1294100946">
     <w:abstractNumId w:val="10"/>
   </w:num>
-  <w:num w:numId="18" w16cid:durableId="1766268420">
-    <w:abstractNumId w:val="42"/>
+  <w:num w:numId="21" w16cid:durableId="15860242">
+    <w:abstractNumId w:val="71"/>
   </w:num>
-  <w:num w:numId="19" w16cid:durableId="409891156">
-    <w:abstractNumId w:val="21"/>
+  <w:num w:numId="22" w16cid:durableId="1764297447">
+    <w:abstractNumId w:val="66"/>
   </w:num>
-  <w:num w:numId="20" w16cid:durableId="1294100946">
-    <w:abstractNumId w:val="9"/>
+  <w:num w:numId="23" w16cid:durableId="803620821">
+    <w:abstractNumId w:val="74"/>
   </w:num>
-  <w:num w:numId="21" w16cid:durableId="15860242">
+  <w:num w:numId="24" w16cid:durableId="1144350191">
+    <w:abstractNumId w:val="44"/>
+  </w:num>
+  <w:num w:numId="25" w16cid:durableId="1562903394">
     <w:abstractNumId w:val="59"/>
   </w:num>
-  <w:num w:numId="22" w16cid:durableId="1764297447">
-    <w:abstractNumId w:val="55"/>
-  </w:num>
-  <w:num w:numId="23" w16cid:durableId="803620821">
-    <w:abstractNumId w:val="62"/>
-  </w:num>
-  <w:num w:numId="24" w16cid:durableId="1144350191">
-    <w:abstractNumId w:val="38"/>
-  </w:num>
-  <w:num w:numId="25" w16cid:durableId="1562903394">
-    <w:abstractNumId w:val="49"/>
-  </w:num>
   <w:num w:numId="26" w16cid:durableId="81461666">
-    <w:abstractNumId w:val="61"/>
+    <w:abstractNumId w:val="73"/>
   </w:num>
   <w:num w:numId="27" w16cid:durableId="198670067">
-    <w:abstractNumId w:val="44"/>
+    <w:abstractNumId w:val="51"/>
   </w:num>
   <w:num w:numId="28" w16cid:durableId="1445346330">
-    <w:abstractNumId w:val="22"/>
+    <w:abstractNumId w:val="24"/>
   </w:num>
   <w:num w:numId="29" w16cid:durableId="1086222723">
-    <w:abstractNumId w:val="54"/>
+    <w:abstractNumId w:val="65"/>
   </w:num>
   <w:num w:numId="30" w16cid:durableId="1060901579">
-    <w:abstractNumId w:val="60"/>
+    <w:abstractNumId w:val="72"/>
   </w:num>
   <w:num w:numId="31" w16cid:durableId="1681738915">
-    <w:abstractNumId w:val="34"/>
+    <w:abstractNumId w:val="40"/>
   </w:num>
   <w:num w:numId="32" w16cid:durableId="1901551919">
-    <w:abstractNumId w:val="41"/>
+    <w:abstractNumId w:val="47"/>
   </w:num>
   <w:num w:numId="33" w16cid:durableId="315189892">
     <w:abstractNumId w:val="6"/>
@@ -20186,93 +24893,132 @@
     <w:abstractNumId w:val="4"/>
   </w:num>
   <w:num w:numId="35" w16cid:durableId="2063867665">
-    <w:abstractNumId w:val="14"/>
+    <w:abstractNumId w:val="16"/>
   </w:num>
   <w:num w:numId="36" w16cid:durableId="1352342914">
     <w:abstractNumId w:val="8"/>
   </w:num>
   <w:num w:numId="37" w16cid:durableId="708263049">
-    <w:abstractNumId w:val="33"/>
+    <w:abstractNumId w:val="38"/>
   </w:num>
   <w:num w:numId="38" w16cid:durableId="1893341343">
-    <w:abstractNumId w:val="57"/>
+    <w:abstractNumId w:val="68"/>
   </w:num>
   <w:num w:numId="39" w16cid:durableId="1031342869">
-    <w:abstractNumId w:val="31"/>
+    <w:abstractNumId w:val="35"/>
   </w:num>
   <w:num w:numId="40" w16cid:durableId="1641305641">
-    <w:abstractNumId w:val="52"/>
+    <w:abstractNumId w:val="63"/>
   </w:num>
   <w:num w:numId="41" w16cid:durableId="1156535538">
-    <w:abstractNumId w:val="18"/>
+    <w:abstractNumId w:val="20"/>
   </w:num>
   <w:num w:numId="42" w16cid:durableId="1845246164">
     <w:abstractNumId w:val="3"/>
   </w:num>
   <w:num w:numId="43" w16cid:durableId="1301420991">
+    <w:abstractNumId w:val="29"/>
+  </w:num>
+  <w:num w:numId="44" w16cid:durableId="1385986815">
     <w:abstractNumId w:val="26"/>
   </w:num>
-  <w:num w:numId="44" w16cid:durableId="1385986815">
-    <w:abstractNumId w:val="24"/>
+  <w:num w:numId="45" w16cid:durableId="331880418">
+    <w:abstractNumId w:val="70"/>
   </w:num>
-  <w:num w:numId="45" w16cid:durableId="331880418">
+  <w:num w:numId="46" w16cid:durableId="1519275683">
+    <w:abstractNumId w:val="61"/>
+  </w:num>
+  <w:num w:numId="47" w16cid:durableId="1993096307">
+    <w:abstractNumId w:val="13"/>
+  </w:num>
+  <w:num w:numId="48" w16cid:durableId="436368285">
+    <w:abstractNumId w:val="43"/>
+  </w:num>
+  <w:num w:numId="49" w16cid:durableId="870652983">
+    <w:abstractNumId w:val="31"/>
+  </w:num>
+  <w:num w:numId="50" w16cid:durableId="345517408">
+    <w:abstractNumId w:val="37"/>
+  </w:num>
+  <w:num w:numId="51" w16cid:durableId="1933854733">
+    <w:abstractNumId w:val="62"/>
+  </w:num>
+  <w:num w:numId="52" w16cid:durableId="546797754">
     <w:abstractNumId w:val="58"/>
   </w:num>
-  <w:num w:numId="46" w16cid:durableId="1519275683">
-    <w:abstractNumId w:val="50"/>
-  </w:num>
-  <w:num w:numId="47" w16cid:durableId="1993096307">
-    <w:abstractNumId w:val="11"/>
-  </w:num>
-  <w:num w:numId="48" w16cid:durableId="436368285">
-    <w:abstractNumId w:val="37"/>
-  </w:num>
-  <w:num w:numId="49" w16cid:durableId="870652983">
-    <w:abstractNumId w:val="28"/>
-  </w:num>
-  <w:num w:numId="50" w16cid:durableId="345517408">
-    <w:abstractNumId w:val="32"/>
-  </w:num>
-  <w:num w:numId="51" w16cid:durableId="1933854733">
-    <w:abstractNumId w:val="51"/>
-  </w:num>
-  <w:num w:numId="52" w16cid:durableId="546797754">
-    <w:abstractNumId w:val="48"/>
-  </w:num>
   <w:num w:numId="53" w16cid:durableId="1079711202">
-    <w:abstractNumId w:val="53"/>
+    <w:abstractNumId w:val="64"/>
   </w:num>
   <w:num w:numId="54" w16cid:durableId="491607792">
-    <w:abstractNumId w:val="19"/>
+    <w:abstractNumId w:val="21"/>
   </w:num>
   <w:num w:numId="55" w16cid:durableId="2040087665">
     <w:abstractNumId w:val="2"/>
   </w:num>
   <w:num w:numId="56" w16cid:durableId="1709572757">
-    <w:abstractNumId w:val="15"/>
+    <w:abstractNumId w:val="17"/>
   </w:num>
   <w:num w:numId="57" w16cid:durableId="1427187232">
-    <w:abstractNumId w:val="29"/>
+    <w:abstractNumId w:val="32"/>
   </w:num>
   <w:num w:numId="58" w16cid:durableId="1065488277">
-    <w:abstractNumId w:val="45"/>
+    <w:abstractNumId w:val="53"/>
   </w:num>
   <w:num w:numId="59" w16cid:durableId="118032451">
     <w:abstractNumId w:val="7"/>
   </w:num>
   <w:num w:numId="60" w16cid:durableId="1734809169">
-    <w:abstractNumId w:val="16"/>
+    <w:abstractNumId w:val="18"/>
   </w:num>
   <w:num w:numId="61" w16cid:durableId="1228223958">
-    <w:abstractNumId w:val="46"/>
+    <w:abstractNumId w:val="55"/>
   </w:num>
   <w:num w:numId="62" w16cid:durableId="1485781891">
-    <w:abstractNumId w:val="12"/>
+    <w:abstractNumId w:val="14"/>
   </w:num>
   <w:num w:numId="63" w16cid:durableId="1857495390">
-    <w:abstractNumId w:val="13"/>
+    <w:abstractNumId w:val="15"/>
   </w:num>
-  <w:numIdMacAtCleanup w:val="62"/>
+  <w:num w:numId="64" w16cid:durableId="548491370">
+    <w:abstractNumId w:val="34"/>
+  </w:num>
+  <w:num w:numId="65" w16cid:durableId="236940015">
+    <w:abstractNumId w:val="48"/>
+  </w:num>
+  <w:num w:numId="66" w16cid:durableId="783619038">
+    <w:abstractNumId w:val="27"/>
+  </w:num>
+  <w:num w:numId="67" w16cid:durableId="1718704956">
+    <w:abstractNumId w:val="52"/>
+  </w:num>
+  <w:num w:numId="68" w16cid:durableId="1839880053">
+    <w:abstractNumId w:val="57"/>
+  </w:num>
+  <w:num w:numId="69" w16cid:durableId="1469008975">
+    <w:abstractNumId w:val="54"/>
+  </w:num>
+  <w:num w:numId="70" w16cid:durableId="441614064">
+    <w:abstractNumId w:val="36"/>
+  </w:num>
+  <w:num w:numId="71" w16cid:durableId="1834909123">
+    <w:abstractNumId w:val="75"/>
+  </w:num>
+  <w:num w:numId="72" w16cid:durableId="1987582387">
+    <w:abstractNumId w:val="69"/>
+  </w:num>
+  <w:num w:numId="73" w16cid:durableId="1093866330">
+    <w:abstractNumId w:val="11"/>
+  </w:num>
+  <w:num w:numId="74" w16cid:durableId="319043301">
+    <w:abstractNumId w:val="9"/>
+  </w:num>
+  <w:num w:numId="75" w16cid:durableId="1790322509">
+    <w:abstractNumId w:val="39"/>
+  </w:num>
+  <w:num w:numId="76" w16cid:durableId="796948834">
+    <w:abstractNumId w:val="60"/>
+  </w:num>
+  <w:numIdMacAtCleanup w:val="76"/>
 </w:numbering>
 </file>
 
@@ -20880,7 +25626,6 @@
   <w:style w:type="character" w:default="1" w:styleId="DefaultParagraphFont">
     <w:name w:val="Default Paragraph Font"/>
     <w:uiPriority w:val="1"/>
-    <w:semiHidden/>
     <w:unhideWhenUsed/>
   </w:style>
   <w:style w:type="table" w:default="1" w:styleId="TableNormal">
